--- a/downloads/CHEM131_Syllabus_Fall2026.docx
+++ b/downloads/CHEM131_Syllabus_Fall2026.docx
@@ -69,321 +69,6 @@
       </w:pPr>
       <w:r>
         <w:t xml:space="preserve">If you read one part of this syllabus, read this one.</w:t>
-      </w:r>
-    </w:p>
-    <w:tbl>
-      <w:tblPr>
-        <w:tblStyle w:val="Table"/>
-        <w:tblW w:type="pct" w:w="5000"/>
-        <w:tblLook w:firstRow="0" w:lastRow="0" w:firstColumn="0" w:lastColumn="0" w:noHBand="0" w:noVBand="0" w:val="0000"/>
-        <w:jc w:val="start"/>
-      </w:tblPr>
-      <w:tblGrid>
-        <w:gridCol w:w="3960"/>
-        <w:gridCol w:w="3960"/>
-      </w:tblGrid>
-      <w:tr>
-        <w:tc>
-          <w:tcPr/>
-          <w:p>
-            <w:pPr>
-              <w:pStyle w:val="Compact"/>
-              <w:jc w:val="left"/>
-            </w:pPr>
-            <w:r>
-              <w:rPr>
-                <w:bCs/>
-                <w:b/>
-              </w:rPr>
-              <w:t xml:space="preserve">What it costs</w:t>
-            </w:r>
-          </w:p>
-        </w:tc>
-        <w:tc>
-          <w:tcPr/>
-          <w:p>
-            <w:pPr>
-              <w:pStyle w:val="Compact"/>
-              <w:jc w:val="left"/>
-            </w:pPr>
-            <w:r>
-              <w:rPr>
-                <w:bCs/>
-                <w:b/>
-              </w:rPr>
-              <w:t xml:space="preserve">Chemfolio</w:t>
-            </w:r>
-            <w:r>
-              <w:t xml:space="preserve"> </w:t>
-            </w:r>
-            <w:r>
-              <w:rPr>
-                <w:iCs/>
-                <w:i/>
-              </w:rPr>
-              <w:t xml:space="preserve">[price TBD]</w:t>
-            </w:r>
-            <w:r>
-              <w:t xml:space="preserve"> </w:t>
-            </w:r>
-            <w:r>
-              <w:t xml:space="preserve">+</w:t>
-            </w:r>
-            <w:r>
-              <w:t xml:space="preserve"> </w:t>
-            </w:r>
-            <w:r>
-              <w:rPr>
-                <w:bCs/>
-                <w:b/>
-              </w:rPr>
-              <w:t xml:space="preserve">CHEM&amp;131 Lab Manual</w:t>
-            </w:r>
-            <w:r>
-              <w:t xml:space="preserve"> </w:t>
-            </w:r>
-            <w:r>
-              <w:rPr>
-                <w:iCs/>
-                <w:i/>
-              </w:rPr>
-              <w:t xml:space="preserve">[price TBD]</w:t>
-            </w:r>
-            <w:r>
-              <w:t xml:space="preserve"> </w:t>
-            </w:r>
-            <w:r>
-              <w:t xml:space="preserve">(Clark Bookstore) + ALEKS (paid through your course registration).</w:t>
-            </w:r>
-          </w:p>
-        </w:tc>
-      </w:tr>
-      <w:tr>
-        <w:tc>
-          <w:tcPr/>
-          <w:p>
-            <w:pPr>
-              <w:pStyle w:val="Compact"/>
-              <w:jc w:val="left"/>
-            </w:pPr>
-            <w:r>
-              <w:rPr>
-                <w:bCs/>
-                <w:b/>
-              </w:rPr>
-              <w:t xml:space="preserve">When things are due</w:t>
-            </w:r>
-          </w:p>
-        </w:tc>
-        <w:tc>
-          <w:tcPr/>
-          <w:p>
-            <w:pPr>
-              <w:pStyle w:val="Compact"/>
-              <w:jc w:val="left"/>
-            </w:pPr>
-            <w:r>
-              <w:t xml:space="preserve">Tuesday through Sunday each carry something — see Weekly Flow below for the exact rhythm. Once you learn it, it repeats every module.</w:t>
-            </w:r>
-          </w:p>
-        </w:tc>
-      </w:tr>
-      <w:tr>
-        <w:tc>
-          <w:tcPr/>
-          <w:p>
-            <w:pPr>
-              <w:pStyle w:val="Compact"/>
-              <w:jc w:val="left"/>
-            </w:pPr>
-            <w:r>
-              <w:rPr>
-                <w:bCs/>
-                <w:b/>
-              </w:rPr>
-              <w:t xml:space="preserve">Time to budget</w:t>
-            </w:r>
-          </w:p>
-        </w:tc>
-        <w:tc>
-          <w:tcPr/>
-          <w:p>
-            <w:pPr>
-              <w:pStyle w:val="Compact"/>
-              <w:jc w:val="left"/>
-            </w:pPr>
-            <w:r>
-              <w:t xml:space="preserve">About 10–12 hours a week — most of it on Canvas, plus your 4-hour on-campus lab.</w:t>
-            </w:r>
-          </w:p>
-        </w:tc>
-      </w:tr>
-      <w:tr>
-        <w:tc>
-          <w:tcPr/>
-          <w:p>
-            <w:pPr>
-              <w:pStyle w:val="Compact"/>
-              <w:jc w:val="left"/>
-            </w:pPr>
-            <w:r>
-              <w:rPr>
-                <w:bCs/>
-                <w:b/>
-              </w:rPr>
-              <w:t xml:space="preserve">How to reach me</w:t>
-            </w:r>
-          </w:p>
-        </w:tc>
-        <w:tc>
-          <w:tcPr/>
-          <w:p>
-            <w:pPr>
-              <w:pStyle w:val="Compact"/>
-              <w:jc w:val="left"/>
-            </w:pPr>
-            <w:r>
-              <w:t xml:space="preserve">Canvas Inbox only — I don’t use email during the term. I reply within 24 hours on weekdays.</w:t>
-            </w:r>
-          </w:p>
-        </w:tc>
-      </w:tr>
-      <w:tr>
-        <w:tc>
-          <w:tcPr/>
-          <w:p>
-            <w:pPr>
-              <w:pStyle w:val="Compact"/>
-              <w:jc w:val="left"/>
-            </w:pPr>
-            <w:r>
-              <w:rPr>
-                <w:bCs/>
-                <w:b/>
-              </w:rPr>
-              <w:t xml:space="preserve">The two big ones</w:t>
-            </w:r>
-          </w:p>
-        </w:tc>
-        <w:tc>
-          <w:tcPr/>
-          <w:p>
-            <w:pPr>
-              <w:pStyle w:val="Compact"/>
-              <w:jc w:val="left"/>
-            </w:pPr>
-            <w:r>
-              <w:t xml:space="preserve">Weekly lab attendance (required every week, no exceptions) and the Final TYC (Teach Your Community) Project — 10% of your grade, in place of a final exam.</w:t>
-            </w:r>
-          </w:p>
-        </w:tc>
-      </w:tr>
-      <w:tr>
-        <w:tc>
-          <w:tcPr/>
-          <w:p>
-            <w:pPr>
-              <w:pStyle w:val="Compact"/>
-              <w:jc w:val="left"/>
-            </w:pPr>
-            <w:r>
-              <w:rPr>
-                <w:bCs/>
-                <w:b/>
-              </w:rPr>
-              <w:t xml:space="preserve">The AI rule</w:t>
-            </w:r>
-          </w:p>
-        </w:tc>
-        <w:tc>
-          <w:tcPr/>
-          <w:p>
-            <w:pPr>
-              <w:pStyle w:val="Compact"/>
-              <w:jc w:val="left"/>
-            </w:pPr>
-            <w:r>
-              <w:t xml:space="preserve">AI can support your learning — don’t let it do the learning for you. See the AI Agreement below for exactly where the lines are.</w:t>
-            </w:r>
-          </w:p>
-        </w:tc>
-      </w:tr>
-      <w:tr>
-        <w:tc>
-          <w:tcPr/>
-          <w:p>
-            <w:pPr>
-              <w:pStyle w:val="Compact"/>
-              <w:jc w:val="left"/>
-            </w:pPr>
-            <w:r>
-              <w:rPr>
-                <w:bCs/>
-                <w:b/>
-              </w:rPr>
-              <w:t xml:space="preserve">If you fall behind</w:t>
-            </w:r>
-          </w:p>
-        </w:tc>
-        <w:tc>
-          <w:tcPr/>
-          <w:p>
-            <w:pPr>
-              <w:pStyle w:val="Compact"/>
-              <w:jc w:val="left"/>
-            </w:pPr>
-            <w:r>
-              <w:t xml:space="preserve">No explanation needed. Late work loses 1% per hour after the due date, down to zero after about 5 days — then it can still be submitted for zero credit. See Late Work below for the full policy.</w:t>
-            </w:r>
-          </w:p>
-        </w:tc>
-      </w:tr>
-    </w:tbl>
-    <w:p>
-      <w:pPr>
-        <w:pStyle w:val="BodyText"/>
-      </w:pPr>
-      <w:r>
-        <w:rPr>
-          <w:bCs/>
-          <w:b/>
-        </w:rPr>
-        <w:t xml:space="preserve">Your grade in one line:</w:t>
-      </w:r>
-      <w:r>
-        <w:t xml:space="preserve"> </w:t>
-      </w:r>
-      <w:r>
-        <w:t xml:space="preserve">Discussions 30% · Labs 30% · Quizzes 20% · ALEKS Homework 10% · Final TYC Project 10%.</w:t>
-      </w:r>
-    </w:p>
-    <w:p>
-      <w:pPr>
-        <w:pStyle w:val="BodyText"/>
-      </w:pPr>
-      <w:r>
-        <w:rPr>
-          <w:iCs/>
-          <w:i/>
-        </w:rPr>
-        <w:t xml:space="preserve">(Working draft — the teaching team will confirm final category weights before the term begins.)</w:t>
-      </w:r>
-    </w:p>
-    <w:bookmarkStart w:id="21" w:name="course-terms-youll-see"/>
-    <w:p>
-      <w:pPr>
-        <w:pStyle w:val="Heading2"/>
-      </w:pPr>
-      <w:r>
-        <w:t xml:space="preserve">Course Terms You’ll See</w:t>
-      </w:r>
-    </w:p>
-    <w:p>
-      <w:pPr>
-        <w:pStyle w:val="FirstParagraph"/>
-      </w:pPr>
-      <w:r>
-        <w:t xml:space="preserve">A few abbreviations come up constantly in this course. Here’s what they mean, so you’re not guessing the first time you see them:</w:t>
       </w:r>
     </w:p>
     <w:tbl>
@@ -409,310 +94,23 @@
               <w:jc w:val="left"/>
             </w:pPr>
             <w:r>
-              <w:t xml:space="preserve">Term</w:t>
-            </w:r>
-          </w:p>
-        </w:tc>
-        <w:tc>
-          <w:tcPr/>
-          <w:p>
-            <w:pPr>
-              <w:pStyle w:val="Compact"/>
-              <w:jc w:val="left"/>
-            </w:pPr>
-            <w:r>
-              <w:t xml:space="preserve">What it means</w:t>
-            </w:r>
-          </w:p>
-        </w:tc>
-      </w:tr>
-      <w:tr>
-        <w:tc>
-          <w:tcPr/>
-          <w:p>
-            <w:pPr>
-              <w:pStyle w:val="Compact"/>
-              <w:jc w:val="left"/>
-            </w:pPr>
-            <w:r>
-              <w:t xml:space="preserve">3-2-1</w:t>
-            </w:r>
-          </w:p>
-        </w:tc>
-        <w:tc>
-          <w:tcPr/>
-          <w:p>
-            <w:pPr>
-              <w:pStyle w:val="Compact"/>
-              <w:jc w:val="left"/>
-            </w:pPr>
-            <w:r>
-              <w:t xml:space="preserve">Your weekly Team Discussion format — named for its posting structure (three problem areas, two areas of interest, one insight from the video key).</w:t>
-            </w:r>
-          </w:p>
-        </w:tc>
-      </w:tr>
-      <w:tr>
-        <w:tc>
-          <w:tcPr/>
-          <w:p>
-            <w:pPr>
-              <w:pStyle w:val="Compact"/>
-              <w:jc w:val="left"/>
-            </w:pPr>
-            <w:r>
-              <w:t xml:space="preserve">OOL</w:t>
-            </w:r>
-          </w:p>
-        </w:tc>
-        <w:tc>
-          <w:tcPr/>
-          <w:p>
-            <w:pPr>
-              <w:pStyle w:val="Compact"/>
-              <w:jc w:val="left"/>
-            </w:pPr>
-            <w:r>
-              <w:t xml:space="preserve">Outside Of Lecture — a separate weekly class discussion, not the 3-2-1.</w:t>
-            </w:r>
-          </w:p>
-        </w:tc>
-      </w:tr>
-      <w:tr>
-        <w:tc>
-          <w:tcPr/>
-          <w:p>
-            <w:pPr>
-              <w:pStyle w:val="Compact"/>
-              <w:jc w:val="left"/>
-            </w:pPr>
-            <w:r>
-              <w:t xml:space="preserve">TYC</w:t>
-            </w:r>
-          </w:p>
-        </w:tc>
-        <w:tc>
-          <w:tcPr/>
-          <w:p>
-            <w:pPr>
-              <w:pStyle w:val="Compact"/>
-              <w:jc w:val="left"/>
-            </w:pPr>
-            <w:r>
-              <w:t xml:space="preserve">Teach Your Community — your Final Project, replacing a final exam.</w:t>
-            </w:r>
-          </w:p>
-        </w:tc>
-      </w:tr>
-      <w:tr>
-        <w:tc>
-          <w:tcPr/>
-          <w:p>
-            <w:pPr>
-              <w:pStyle w:val="Compact"/>
-              <w:jc w:val="left"/>
-            </w:pPr>
-            <w:r>
-              <w:t xml:space="preserve">ALEKS</w:t>
-            </w:r>
-          </w:p>
-        </w:tc>
-        <w:tc>
-          <w:tcPr/>
-          <w:p>
-            <w:pPr>
-              <w:pStyle w:val="Compact"/>
-              <w:jc w:val="left"/>
-            </w:pPr>
-            <w:r>
-              <w:t xml:space="preserve">Your online adaptive homework and textbook-access platform.</w:t>
-            </w:r>
-          </w:p>
-        </w:tc>
-      </w:tr>
-      <w:tr>
-        <w:tc>
-          <w:tcPr/>
-          <w:p>
-            <w:pPr>
-              <w:pStyle w:val="Compact"/>
-              <w:jc w:val="left"/>
-            </w:pPr>
-            <w:r>
-              <w:t xml:space="preserve">DAC</w:t>
-            </w:r>
-          </w:p>
-        </w:tc>
-        <w:tc>
-          <w:tcPr/>
-          <w:p>
-            <w:pPr>
-              <w:pStyle w:val="Compact"/>
-              <w:jc w:val="left"/>
-            </w:pPr>
-            <w:r>
-              <w:t xml:space="preserve">Disability Access Center — Clark’s office for accommodations.</w:t>
-            </w:r>
-          </w:p>
-        </w:tc>
-      </w:tr>
-      <w:tr>
-        <w:tc>
-          <w:tcPr/>
-          <w:p>
-            <w:pPr>
-              <w:pStyle w:val="Compact"/>
-              <w:jc w:val="left"/>
-            </w:pPr>
-            <w:r>
-              <w:t xml:space="preserve">Chemfolio</w:t>
-            </w:r>
-          </w:p>
-        </w:tc>
-        <w:tc>
-          <w:tcPr/>
-          <w:p>
-            <w:pPr>
-              <w:pStyle w:val="Compact"/>
-              <w:jc w:val="left"/>
-            </w:pPr>
-            <w:r>
-              <w:t xml:space="preserve">Your required lecture/discussion workbook — you buy this!</w:t>
-            </w:r>
-          </w:p>
-        </w:tc>
-      </w:tr>
-      <w:tr>
-        <w:tc>
-          <w:tcPr/>
-          <w:p>
-            <w:pPr>
-              <w:pStyle w:val="Compact"/>
-              <w:jc w:val="left"/>
-            </w:pPr>
-            <w:r>
-              <w:t xml:space="preserve">TL;DR</w:t>
-            </w:r>
-          </w:p>
-        </w:tc>
-        <w:tc>
-          <w:tcPr/>
-          <w:p>
-            <w:pPr>
-              <w:pStyle w:val="Compact"/>
-              <w:jc w:val="left"/>
-            </w:pPr>
-            <w:r>
-              <w:t xml:space="preserve">“</w:t>
-            </w:r>
-            <w:r>
-              <w:t xml:space="preserve">Too long; didn’t read</w:t>
-            </w:r>
-            <w:r>
-              <w:t xml:space="preserve">”</w:t>
-            </w:r>
-            <w:r>
-              <w:t xml:space="preserve"> </w:t>
-            </w:r>
-            <w:r>
-              <w:t xml:space="preserve">— a quick plain-language summary. Wherever you see TL;DR, that line tells you the gist before the official/detailed text below it.</w:t>
-            </w:r>
-          </w:p>
-        </w:tc>
-      </w:tr>
-    </w:tbl>
-    <w:bookmarkEnd w:id="21"/>
-    <w:bookmarkStart w:id="22" w:name="your-first-week"/>
-    <w:p>
-      <w:pPr>
-        <w:pStyle w:val="Heading2"/>
-      </w:pPr>
-      <w:r>
-        <w:t xml:space="preserve">Your First Week</w:t>
-      </w:r>
-    </w:p>
-    <w:p>
-      <w:pPr>
-        <w:numPr>
-          <w:ilvl w:val="0"/>
-          <w:numId w:val="1001"/>
-        </w:numPr>
-        <w:pStyle w:val="Compact"/>
-      </w:pPr>
-      <w:r>
-        <w:t xml:space="preserve">Attend your scheduled lab session. Missing it means being dropped from the course.</w:t>
-      </w:r>
-    </w:p>
-    <w:p>
-      <w:pPr>
-        <w:numPr>
-          <w:ilvl w:val="0"/>
-          <w:numId w:val="1001"/>
-        </w:numPr>
-        <w:pStyle w:val="Compact"/>
-      </w:pPr>
-      <w:r>
-        <w:t xml:space="preserve">Log into Canvas and read the announcements at the top of the course.</w:t>
-      </w:r>
-    </w:p>
-    <w:p>
-      <w:pPr>
-        <w:numPr>
-          <w:ilvl w:val="0"/>
-          <w:numId w:val="1001"/>
-        </w:numPr>
-        <w:pStyle w:val="Compact"/>
-      </w:pPr>
-      <w:r>
-        <w:t xml:space="preserve">Work through Module 0, including the ALEKS/Office/OneDrive setup guide — both need to be done by the end of your first lab, so budget the time.</w:t>
-      </w:r>
-    </w:p>
-    <w:p>
-      <w:pPr>
-        <w:numPr>
-          <w:ilvl w:val="0"/>
-          <w:numId w:val="1001"/>
-        </w:numPr>
-        <w:pStyle w:val="Compact"/>
-      </w:pPr>
-      <w:r>
-        <w:t xml:space="preserve">Read this syllabus, especially the Start Here box and the Course Agreements section.</w:t>
-      </w:r>
-    </w:p>
-    <w:p>
-      <w:pPr>
-        <w:numPr>
-          <w:ilvl w:val="0"/>
-          <w:numId w:val="1001"/>
-        </w:numPr>
-        <w:pStyle w:val="Compact"/>
-      </w:pPr>
-      <w:r>
-        <w:t xml:space="preserve">Confirm you have both your Chemfolio and lab manual from the Clark Bookstore before class — your first 3-2-1 team post is due that Wednesday.</w:t>
-      </w:r>
-    </w:p>
-    <w:bookmarkEnd w:id="22"/>
-    <w:bookmarkEnd w:id="23"/>
-    <w:bookmarkStart w:id="24" w:name="course-information"/>
-    <w:p>
-      <w:pPr>
-        <w:pStyle w:val="Heading1"/>
-      </w:pPr>
-      <w:r>
-        <w:t xml:space="preserve">Course Information</w:t>
-      </w:r>
-    </w:p>
-    <w:tbl>
-      <w:tblPr>
-        <w:tblStyle w:val="Table"/>
-        <w:tblW w:type="pct" w:w="5000"/>
-        <w:tblLook w:firstRow="0" w:lastRow="0" w:firstColumn="0" w:lastColumn="0" w:noHBand="0" w:noVBand="0" w:val="0000"/>
-        <w:jc w:val="start"/>
-      </w:tblPr>
-      <w:tblGrid>
-        <w:gridCol w:w="3960"/>
-        <w:gridCol w:w="3960"/>
-      </w:tblGrid>
+              <w:t xml:space="preserve">Item</w:t>
+            </w:r>
+          </w:p>
+        </w:tc>
+        <w:tc>
+          <w:tcPr/>
+          <w:p>
+            <w:pPr>
+              <w:pStyle w:val="Compact"/>
+              <w:jc w:val="left"/>
+            </w:pPr>
+            <w:r>
+              <w:t xml:space="preserve">Details</w:t>
+            </w:r>
+          </w:p>
+        </w:tc>
+      </w:tr>
       <w:tr>
         <w:tc>
           <w:tcPr/>
@@ -726,24 +124,10 @@
                 <w:bCs/>
                 <w:b/>
               </w:rPr>
-              <w:t xml:space="preserve">Course Title</w:t>
-            </w:r>
-          </w:p>
-        </w:tc>
-        <w:tc>
-          <w:tcPr/>
-          <w:p>
-            <w:pPr>
-              <w:pStyle w:val="Compact"/>
-              <w:jc w:val="left"/>
-            </w:pPr>
-            <w:r>
-              <w:t xml:space="preserve">CHEM&amp;131: Introduction to Organic and Biochemistry</w:t>
-            </w:r>
-          </w:p>
-        </w:tc>
-      </w:tr>
-      <w:tr>
+              <w:t xml:space="preserve">What it costs</w:t>
+            </w:r>
+          </w:p>
+        </w:tc>
         <w:tc>
           <w:tcPr/>
           <w:p>
@@ -756,49 +140,49 @@
                 <w:bCs/>
                 <w:b/>
               </w:rPr>
-              <w:t xml:space="preserve">Course Nbr/Sec</w:t>
-            </w:r>
-          </w:p>
-        </w:tc>
-        <w:tc>
-          <w:tcPr/>
-          <w:p>
-            <w:pPr>
-              <w:pStyle w:val="Compact"/>
-              <w:jc w:val="left"/>
-            </w:pPr>
-            <w:r>
-              <w:t xml:space="preserve">18411/18412</w:t>
-            </w:r>
-          </w:p>
-        </w:tc>
-      </w:tr>
-      <w:tr>
-        <w:tc>
-          <w:tcPr/>
-          <w:p>
-            <w:pPr>
-              <w:pStyle w:val="Compact"/>
-              <w:jc w:val="left"/>
-            </w:pPr>
+              <w:t xml:space="preserve">Chemfolio</w:t>
+            </w:r>
+            <w:r>
+              <w:t xml:space="preserve"> </w:t>
+            </w:r>
+            <w:r>
+              <w:rPr>
+                <w:iCs/>
+                <w:i/>
+              </w:rPr>
+              <w:t xml:space="preserve">[price TBD]</w:t>
+            </w:r>
+            <w:r>
+              <w:t xml:space="preserve"> </w:t>
+            </w:r>
+            <w:r>
+              <w:t xml:space="preserve">+</w:t>
+            </w:r>
+            <w:r>
+              <w:t xml:space="preserve"> </w:t>
+            </w:r>
             <w:r>
               <w:rPr>
                 <w:bCs/>
                 <w:b/>
               </w:rPr>
-              <w:t xml:space="preserve">Quarter/Year</w:t>
-            </w:r>
-          </w:p>
-        </w:tc>
-        <w:tc>
-          <w:tcPr/>
-          <w:p>
-            <w:pPr>
-              <w:pStyle w:val="Compact"/>
-              <w:jc w:val="left"/>
-            </w:pPr>
-            <w:r>
-              <w:t xml:space="preserve">Fall 2026 (September 21 – December 10, 2026)</w:t>
+              <w:t xml:space="preserve">CHEM&amp;131 Lab Manual</w:t>
+            </w:r>
+            <w:r>
+              <w:t xml:space="preserve"> </w:t>
+            </w:r>
+            <w:r>
+              <w:rPr>
+                <w:iCs/>
+                <w:i/>
+              </w:rPr>
+              <w:t xml:space="preserve">[price TBD]</w:t>
+            </w:r>
+            <w:r>
+              <w:t xml:space="preserve"> </w:t>
+            </w:r>
+            <w:r>
+              <w:t xml:space="preserve">(Clark Bookstore) + ALEKS (paid through your course registration).</w:t>
             </w:r>
           </w:p>
         </w:tc>
@@ -816,19 +200,19 @@
                 <w:bCs/>
                 <w:b/>
               </w:rPr>
-              <w:t xml:space="preserve">Location/Time</w:t>
-            </w:r>
-          </w:p>
-        </w:tc>
-        <w:tc>
-          <w:tcPr/>
-          <w:p>
-            <w:pPr>
-              <w:pStyle w:val="Compact"/>
-              <w:jc w:val="left"/>
-            </w:pPr>
-            <w:r>
-              <w:t xml:space="preserve">Lab: STEM Building 209, Tu/Th 2:00–3:50 PM (18411). Lecture/discussion: online, asynchronous.</w:t>
+              <w:t xml:space="preserve">When things are due</w:t>
+            </w:r>
+          </w:p>
+        </w:tc>
+        <w:tc>
+          <w:tcPr/>
+          <w:p>
+            <w:pPr>
+              <w:pStyle w:val="Compact"/>
+              <w:jc w:val="left"/>
+            </w:pPr>
+            <w:r>
+              <w:t xml:space="preserve">Tuesday through Sunday each carry something — see Weekly Flow below for the exact rhythm. Once you learn it, it repeats every module.</w:t>
             </w:r>
           </w:p>
         </w:tc>
@@ -846,19 +230,19 @@
                 <w:bCs/>
                 <w:b/>
               </w:rPr>
-              <w:t xml:space="preserve">Course Site</w:t>
-            </w:r>
-          </w:p>
-        </w:tc>
-        <w:tc>
-          <w:tcPr/>
-          <w:p>
-            <w:pPr>
-              <w:pStyle w:val="Compact"/>
-              <w:jc w:val="left"/>
-            </w:pPr>
-            <w:r>
-              <w:t xml:space="preserve">Canvas Learning Management System (clarkcollege.instructure.com)</w:t>
+              <w:t xml:space="preserve">Time to budget</w:t>
+            </w:r>
+          </w:p>
+        </w:tc>
+        <w:tc>
+          <w:tcPr/>
+          <w:p>
+            <w:pPr>
+              <w:pStyle w:val="Compact"/>
+              <w:jc w:val="left"/>
+            </w:pPr>
+            <w:r>
+              <w:t xml:space="preserve">About 10–12 hours a week — most of it on Canvas, plus your 4-hour on-campus lab.</w:t>
             </w:r>
           </w:p>
         </w:tc>
@@ -876,19 +260,19 @@
                 <w:bCs/>
                 <w:b/>
               </w:rPr>
-              <w:t xml:space="preserve">Course Modality</w:t>
-            </w:r>
-          </w:p>
-        </w:tc>
-        <w:tc>
-          <w:tcPr/>
-          <w:p>
-            <w:pPr>
-              <w:pStyle w:val="Compact"/>
-              <w:jc w:val="left"/>
-            </w:pPr>
-            <w:r>
-              <w:t xml:space="preserve">Hybrid — asynchronous online lecture/discussion + biweekly on-campus lab</w:t>
+              <w:t xml:space="preserve">How to reach me</w:t>
+            </w:r>
+          </w:p>
+        </w:tc>
+        <w:tc>
+          <w:tcPr/>
+          <w:p>
+            <w:pPr>
+              <w:pStyle w:val="Compact"/>
+              <w:jc w:val="left"/>
+            </w:pPr>
+            <w:r>
+              <w:t xml:space="preserve">Canvas Inbox only — I don’t use email during the term. I reply within 24 hours on weekdays.</w:t>
             </w:r>
           </w:p>
         </w:tc>
@@ -906,19 +290,19 @@
                 <w:bCs/>
                 <w:b/>
               </w:rPr>
-              <w:t xml:space="preserve">Credit Hours</w:t>
-            </w:r>
-          </w:p>
-        </w:tc>
-        <w:tc>
-          <w:tcPr/>
-          <w:p>
-            <w:pPr>
-              <w:pStyle w:val="Compact"/>
-              <w:jc w:val="left"/>
-            </w:pPr>
-            <w:r>
-              <w:t xml:space="preserve">5 credits (3.0 hours lecture-equivalent / 4.0 hours lab)</w:t>
+              <w:t xml:space="preserve">The two big ones</w:t>
+            </w:r>
+          </w:p>
+        </w:tc>
+        <w:tc>
+          <w:tcPr/>
+          <w:p>
+            <w:pPr>
+              <w:pStyle w:val="Compact"/>
+              <w:jc w:val="left"/>
+            </w:pPr>
+            <w:r>
+              <w:t xml:space="preserve">Weekly lab attendance (required every week, no exceptions) and the Final TYC (Teach Your Community) Project — 10% of your grade, in place of a final exam.</w:t>
             </w:r>
           </w:p>
         </w:tc>
@@ -936,37 +320,19 @@
                 <w:bCs/>
                 <w:b/>
               </w:rPr>
-              <w:t xml:space="preserve">Prerequisites</w:t>
-            </w:r>
-          </w:p>
-        </w:tc>
-        <w:tc>
-          <w:tcPr/>
-          <w:p>
-            <w:pPr>
-              <w:pStyle w:val="Compact"/>
-              <w:jc w:val="left"/>
-            </w:pPr>
-            <w:r>
-              <w:t xml:space="preserve">CHEM&amp;121 (grade of</w:t>
-            </w:r>
-            <w:r>
-              <w:t xml:space="preserve"> </w:t>
-            </w:r>
-            <w:r>
-              <w:t xml:space="preserve">“</w:t>
-            </w:r>
-            <w:r>
-              <w:t xml:space="preserve">C</w:t>
-            </w:r>
-            <w:r>
-              <w:t xml:space="preserve">”</w:t>
-            </w:r>
-            <w:r>
-              <w:t xml:space="preserve"> </w:t>
-            </w:r>
-            <w:r>
-              <w:t xml:space="preserve">or higher).</w:t>
+              <w:t xml:space="preserve">The AI rule</w:t>
+            </w:r>
+          </w:p>
+        </w:tc>
+        <w:tc>
+          <w:tcPr/>
+          <w:p>
+            <w:pPr>
+              <w:pStyle w:val="Compact"/>
+              <w:jc w:val="left"/>
+            </w:pPr>
+            <w:r>
+              <w:t xml:space="preserve">AI can support your learning — don’t let it do the learning for you. See the AI Agreement below for exactly where the lines are.</w:t>
             </w:r>
           </w:p>
         </w:tc>
@@ -984,97 +350,61 @@
                 <w:bCs/>
                 <w:b/>
               </w:rPr>
-              <w:t xml:space="preserve">Course Description</w:t>
-            </w:r>
-          </w:p>
-        </w:tc>
-        <w:tc>
-          <w:tcPr/>
-          <w:p>
-            <w:pPr>
-              <w:pStyle w:val="Compact"/>
-              <w:jc w:val="left"/>
-            </w:pPr>
-            <w:r>
-              <w:rPr>
-                <w:bCs/>
-                <w:b/>
-              </w:rPr>
-              <w:t xml:space="preserve">What the catalog says:</w:t>
-            </w:r>
-            <w:r>
-              <w:t xml:space="preserve"> </w:t>
-            </w:r>
-            <w:r>
-              <w:t xml:space="preserve">Aspects of organic and biochemistry emphasizing how chemicals affect functioning of the human body. Applicable to students seeking a 2-year degree in the health-occupations fields. Topics covered include aliphatic and aromatic compounds, alcohols, ethers, amines, aldehydes, ketones, carboxylic acids and their derivatives, carbohydrates and carbohydrate metabolism, lipids and lipid metabolism, proteins and protein metabolism, enzymes and hormones, nucleic acids and the chemistry of heredity, body fluids and the human circulation system, and nutrition.</w:t>
-            </w:r>
-            <w:r>
-              <w:t xml:space="preserve"> </w:t>
-            </w:r>
-            <w:r>
-              <w:rPr>
-                <w:bCs/>
-                <w:b/>
-              </w:rPr>
-              <w:t xml:space="preserve">What that means in practice:</w:t>
-            </w:r>
-            <w:r>
-              <w:t xml:space="preserve"> </w:t>
-            </w:r>
-            <w:r>
-              <w:t xml:space="preserve">You’ll build directly on CHEM&amp;121, moving from general chemistry into the organic and biochemistry that explains how the human body actually works at a molecular level — the chemistry behind metabolism, drug action, and the major biomolecules you’ll encounter throughout a health career.</w:t>
+              <w:t xml:space="preserve">If you fall behind</w:t>
+            </w:r>
+          </w:p>
+        </w:tc>
+        <w:tc>
+          <w:tcPr/>
+          <w:p>
+            <w:pPr>
+              <w:pStyle w:val="Compact"/>
+              <w:jc w:val="left"/>
+            </w:pPr>
+            <w:r>
+              <w:t xml:space="preserve">No explanation needed. Late work loses 1% per hour after the due date, down to zero after about 5 days — then it can still be submitted for zero credit. See Late Work below for the full policy.</w:t>
             </w:r>
           </w:p>
         </w:tc>
       </w:tr>
     </w:tbl>
-    <w:bookmarkEnd w:id="24"/>
-    <w:bookmarkStart w:id="29" w:name="welcome-to-class"/>
-    <w:p>
-      <w:pPr>
-        <w:pStyle w:val="Heading1"/>
-      </w:pPr>
-      <w:r>
-        <w:t xml:space="preserve">Welcome to Class!</w:t>
-      </w:r>
-    </w:p>
-    <w:p>
-      <w:pPr>
-        <w:pStyle w:val="FirstParagraph"/>
-      </w:pPr>
-      <w:r>
-        <w:t xml:space="preserve">Welcome, welcome, welcome! I’m Dr. B (Dr. Karl Bailey, he/him), and I’m glad to have you in CHEM&amp;131. You’ve already proven you can handle the pace and the math — let’s get into how this course runs, week to week.</w:t>
-      </w:r>
-    </w:p>
-    <w:p>
-      <w:pPr>
-        <w:pStyle w:val="BlockText"/>
+    <w:p>
+      <w:pPr>
+        <w:pStyle w:val="BodyText"/>
       </w:pPr>
       <w:r>
         <w:rPr>
           <w:bCs/>
           <w:b/>
         </w:rPr>
-        <w:t xml:space="preserve">Dr. B’s Note:</w:t>
+        <w:t xml:space="preserve">Your grade in one line:</w:t>
       </w:r>
       <w:r>
         <w:t xml:space="preserve"> </w:t>
       </w:r>
+      <w:r>
+        <w:t xml:space="preserve">Discussions 30% · Labs 30% · Quizzes 20% · ALEKS Homework 10% · Final TYC Project 10%.</w:t>
+      </w:r>
+    </w:p>
+    <w:p>
+      <w:pPr>
+        <w:pStyle w:val="BodyText"/>
+      </w:pPr>
       <w:r>
         <w:rPr>
           <w:iCs/>
           <w:i/>
         </w:rPr>
-        <w:t xml:space="preserve">You already know the rhythm of this course from CHEM&amp;121. Trust the process, stay engaged weekly, and you’ll find your footing quickly.</w:t>
-      </w:r>
-    </w:p>
-    <w:bookmarkStart w:id="25" w:name="Xe66c6beb7eb2ec0e95c71e590f49bdb9df56704"/>
+        <w:t xml:space="preserve">(Working draft — the teaching team will confirm final category weights before the term begins.)</w:t>
+      </w:r>
+    </w:p>
+    <w:bookmarkStart w:id="21" w:name="course-terms-youll-see"/>
     <w:p>
       <w:pPr>
         <w:pStyle w:val="Heading2"/>
       </w:pPr>
       <w:r>
-        <w:t xml:space="preserve">What preparation/skills do I need for this class?</w:t>
+        <w:t xml:space="preserve">Course Terms You’ll See</w:t>
       </w:r>
     </w:p>
     <w:p>
@@ -1082,83 +412,7 @@
         <w:pStyle w:val="FirstParagraph"/>
       </w:pPr>
       <w:r>
-        <w:t xml:space="preserve">This course assumes the math and chemistry foundation you built in CHEM&amp;121. We move quickly into organic structures and biochemical pathways, so a comfort with unit conversions and basic chemical reasoning will serve you well from week one.</w:t>
-      </w:r>
-    </w:p>
-    <w:bookmarkEnd w:id="25"/>
-    <w:bookmarkStart w:id="26" w:name="what-can-i-expect-in-class"/>
-    <w:p>
-      <w:pPr>
-        <w:pStyle w:val="Heading2"/>
-      </w:pPr>
-      <w:r>
-        <w:t xml:space="preserve">What can I expect in class?</w:t>
-      </w:r>
-    </w:p>
-    <w:p>
-      <w:pPr>
-        <w:pStyle w:val="FirstParagraph"/>
-      </w:pPr>
-      <w:r>
-        <w:t xml:space="preserve">Like CHEM&amp;121, this course is entirely discussion-based online — no traditional lectures. You’ll work through weekly Activities from your Chemfolio in a 3-2-1 Team Discussion format and apply what you’re learning in your required weekly on-campus labs. Labs involve real data collection and analysis, not cookbook steps — more on exactly how in Weekly Flow and the Grading section below.</w:t>
-      </w:r>
-    </w:p>
-    <w:p>
-      <w:pPr>
-        <w:pStyle w:val="BlockText"/>
-      </w:pPr>
-      <w:r>
-        <w:rPr>
-          <w:bCs/>
-          <w:b/>
-        </w:rPr>
-        <w:t xml:space="preserve">Dr. B’s Note:</w:t>
-      </w:r>
-      <w:r>
-        <w:t xml:space="preserve"> </w:t>
-      </w:r>
-      <w:r>
-        <w:rPr>
-          <w:iCs/>
-          <w:i/>
-        </w:rPr>
-        <w:t xml:space="preserve">If you’ve taken a science course before, don’t assume this one works the same way: there are no traditional lectures, quizzes happen in person during lab, and labs are real science, not a recipe to follow. More on exactly how below.</w:t>
-      </w:r>
-    </w:p>
-    <w:bookmarkEnd w:id="26"/>
-    <w:bookmarkStart w:id="27" w:name="what-if-i-need-an-accommodation"/>
-    <w:p>
-      <w:pPr>
-        <w:pStyle w:val="Heading2"/>
-      </w:pPr>
-      <w:r>
-        <w:t xml:space="preserve">What if I need an accommodation?</w:t>
-      </w:r>
-    </w:p>
-    <w:p>
-      <w:pPr>
-        <w:pStyle w:val="FirstParagraph"/>
-      </w:pPr>
-      <w:r>
-        <w:t xml:space="preserve">Clark College and the Disability Access Center (DAC) office assist students with disabilities in pursuing their educational goals. DAC can provide classroom accommodations, as well as serve as a resource to the campus community in striving to make Clark College both an accessible and hospitable place for students with disabilities. Interested in getting accommodations? Begin with viewing the steps for requesting accommodations at clark.edu/dac.</w:t>
-      </w:r>
-    </w:p>
-    <w:bookmarkEnd w:id="27"/>
-    <w:bookmarkStart w:id="28" w:name="weekly-flow"/>
-    <w:p>
-      <w:pPr>
-        <w:pStyle w:val="Heading2"/>
-      </w:pPr>
-      <w:r>
-        <w:t xml:space="preserve">Weekly Flow</w:t>
-      </w:r>
-    </w:p>
-    <w:p>
-      <w:pPr>
-        <w:pStyle w:val="FirstParagraph"/>
-      </w:pPr>
-      <w:r>
-        <w:t xml:space="preserve">Canvas Modules are your home base. This rhythm repeats every module — once you know this table, you know the whole term.</w:t>
+        <w:t xml:space="preserve">A few abbreviations come up constantly in this course. Here’s what they mean, so you’re not guessing the first time you see them:</w:t>
       </w:r>
     </w:p>
     <w:tbl>
@@ -1184,234 +438,304 @@
               <w:jc w:val="left"/>
             </w:pPr>
             <w:r>
-              <w:t xml:space="preserve">Day</w:t>
-            </w:r>
-          </w:p>
-        </w:tc>
-        <w:tc>
-          <w:tcPr/>
-          <w:p>
-            <w:pPr>
-              <w:pStyle w:val="Compact"/>
-              <w:jc w:val="left"/>
-            </w:pPr>
-            <w:r>
-              <w:t xml:space="preserve">What’s due</w:t>
-            </w:r>
-          </w:p>
-        </w:tc>
-      </w:tr>
-      <w:tr>
-        <w:tc>
-          <w:tcPr/>
-          <w:p>
-            <w:pPr>
-              <w:pStyle w:val="Compact"/>
-              <w:jc w:val="left"/>
-            </w:pPr>
-            <w:r>
-              <w:t xml:space="preserve">Monday</w:t>
-            </w:r>
-          </w:p>
-        </w:tc>
-        <w:tc>
-          <w:tcPr/>
-          <w:p>
-            <w:pPr>
-              <w:pStyle w:val="Compact"/>
-              <w:jc w:val="left"/>
-            </w:pPr>
-            <w:r>
-              <w:t xml:space="preserve">New module opens</w:t>
-            </w:r>
-          </w:p>
-        </w:tc>
-      </w:tr>
-      <w:tr>
-        <w:tc>
-          <w:tcPr/>
-          <w:p>
-            <w:pPr>
-              <w:pStyle w:val="Compact"/>
-              <w:jc w:val="left"/>
-            </w:pPr>
-            <w:r>
-              <w:t xml:space="preserve">Tuesday</w:t>
-            </w:r>
-          </w:p>
-        </w:tc>
-        <w:tc>
-          <w:tcPr/>
-          <w:p>
-            <w:pPr>
-              <w:pStyle w:val="Compact"/>
-              <w:jc w:val="left"/>
-            </w:pPr>
-            <w:r>
-              <w:t xml:space="preserve">OOL (Outside Of Lecture) discussion post due</w:t>
-            </w:r>
-          </w:p>
-        </w:tc>
-      </w:tr>
-      <w:tr>
-        <w:tc>
-          <w:tcPr/>
-          <w:p>
-            <w:pPr>
-              <w:pStyle w:val="Compact"/>
-              <w:jc w:val="left"/>
-            </w:pPr>
-            <w:r>
-              <w:t xml:space="preserve">Wednesday</w:t>
-            </w:r>
-          </w:p>
-        </w:tc>
-        <w:tc>
-          <w:tcPr/>
-          <w:p>
-            <w:pPr>
-              <w:pStyle w:val="Compact"/>
-              <w:jc w:val="left"/>
-            </w:pPr>
-            <w:r>
-              <w:t xml:space="preserve">First 3-2-1 Team discussion post due</w:t>
-            </w:r>
-          </w:p>
-        </w:tc>
-      </w:tr>
-      <w:tr>
-        <w:tc>
-          <w:tcPr/>
-          <w:p>
-            <w:pPr>
-              <w:pStyle w:val="Compact"/>
-              <w:jc w:val="left"/>
-            </w:pPr>
-            <w:r>
-              <w:t xml:space="preserve">Thursday</w:t>
-            </w:r>
-          </w:p>
-        </w:tc>
-        <w:tc>
-          <w:tcPr/>
-          <w:p>
-            <w:pPr>
-              <w:pStyle w:val="Compact"/>
-              <w:jc w:val="left"/>
-            </w:pPr>
-            <w:r>
-              <w:t xml:space="preserve">OOL replies due</w:t>
-            </w:r>
-          </w:p>
-        </w:tc>
-      </w:tr>
-      <w:tr>
-        <w:tc>
-          <w:tcPr/>
-          <w:p>
-            <w:pPr>
-              <w:pStyle w:val="Compact"/>
-              <w:jc w:val="left"/>
-            </w:pPr>
-            <w:r>
-              <w:t xml:space="preserve">Friday</w:t>
-            </w:r>
-          </w:p>
-        </w:tc>
-        <w:tc>
-          <w:tcPr/>
-          <w:p>
-            <w:pPr>
-              <w:pStyle w:val="Compact"/>
-              <w:jc w:val="left"/>
-            </w:pPr>
-            <w:r>
-              <w:t xml:space="preserve">Lab Intro upload due</w:t>
-            </w:r>
-          </w:p>
-        </w:tc>
-      </w:tr>
-      <w:tr>
-        <w:tc>
-          <w:tcPr/>
-          <w:p>
-            <w:pPr>
-              <w:pStyle w:val="Compact"/>
-              <w:jc w:val="left"/>
-            </w:pPr>
-            <w:r>
-              <w:t xml:space="preserve">Sunday</w:t>
-            </w:r>
-          </w:p>
-        </w:tc>
-        <w:tc>
-          <w:tcPr/>
-          <w:p>
-            <w:pPr>
-              <w:pStyle w:val="Compact"/>
-              <w:jc w:val="left"/>
-            </w:pPr>
-            <w:r>
-              <w:t xml:space="preserve">Second 3-2-1 Team post + replies to all 3 teammates, ALEKS homework, OOL template upload, Lab Results &amp; Analysis, and Lab Discussion &amp; Conclusions template upload — all due</w:t>
+              <w:t xml:space="preserve">Term</w:t>
+            </w:r>
+          </w:p>
+        </w:tc>
+        <w:tc>
+          <w:tcPr/>
+          <w:p>
+            <w:pPr>
+              <w:pStyle w:val="Compact"/>
+              <w:jc w:val="left"/>
+            </w:pPr>
+            <w:r>
+              <w:t xml:space="preserve">What it means</w:t>
+            </w:r>
+          </w:p>
+        </w:tc>
+      </w:tr>
+      <w:tr>
+        <w:tc>
+          <w:tcPr/>
+          <w:p>
+            <w:pPr>
+              <w:pStyle w:val="Compact"/>
+              <w:jc w:val="left"/>
+            </w:pPr>
+            <w:r>
+              <w:t xml:space="preserve">3-2-1</w:t>
+            </w:r>
+          </w:p>
+        </w:tc>
+        <w:tc>
+          <w:tcPr/>
+          <w:p>
+            <w:pPr>
+              <w:pStyle w:val="Compact"/>
+              <w:jc w:val="left"/>
+            </w:pPr>
+            <w:r>
+              <w:t xml:space="preserve">Your weekly Team Discussion format — named for its posting structure (three problem areas, two areas of interest, one insight from the video key).</w:t>
+            </w:r>
+          </w:p>
+        </w:tc>
+      </w:tr>
+      <w:tr>
+        <w:tc>
+          <w:tcPr/>
+          <w:p>
+            <w:pPr>
+              <w:pStyle w:val="Compact"/>
+              <w:jc w:val="left"/>
+            </w:pPr>
+            <w:r>
+              <w:t xml:space="preserve">OOL</w:t>
+            </w:r>
+          </w:p>
+        </w:tc>
+        <w:tc>
+          <w:tcPr/>
+          <w:p>
+            <w:pPr>
+              <w:pStyle w:val="Compact"/>
+              <w:jc w:val="left"/>
+            </w:pPr>
+            <w:r>
+              <w:t xml:space="preserve">Outside Of Lecture — a separate weekly class discussion, not the 3-2-1.</w:t>
+            </w:r>
+          </w:p>
+        </w:tc>
+      </w:tr>
+      <w:tr>
+        <w:tc>
+          <w:tcPr/>
+          <w:p>
+            <w:pPr>
+              <w:pStyle w:val="Compact"/>
+              <w:jc w:val="left"/>
+            </w:pPr>
+            <w:r>
+              <w:t xml:space="preserve">TYC</w:t>
+            </w:r>
+          </w:p>
+        </w:tc>
+        <w:tc>
+          <w:tcPr/>
+          <w:p>
+            <w:pPr>
+              <w:pStyle w:val="Compact"/>
+              <w:jc w:val="left"/>
+            </w:pPr>
+            <w:r>
+              <w:t xml:space="preserve">Teach Your Community — your Final Project, replacing a final exam.</w:t>
+            </w:r>
+          </w:p>
+        </w:tc>
+      </w:tr>
+      <w:tr>
+        <w:tc>
+          <w:tcPr/>
+          <w:p>
+            <w:pPr>
+              <w:pStyle w:val="Compact"/>
+              <w:jc w:val="left"/>
+            </w:pPr>
+            <w:r>
+              <w:t xml:space="preserve">ALEKS</w:t>
+            </w:r>
+          </w:p>
+        </w:tc>
+        <w:tc>
+          <w:tcPr/>
+          <w:p>
+            <w:pPr>
+              <w:pStyle w:val="Compact"/>
+              <w:jc w:val="left"/>
+            </w:pPr>
+            <w:r>
+              <w:t xml:space="preserve">Your online adaptive homework and textbook-access platform.</w:t>
+            </w:r>
+          </w:p>
+        </w:tc>
+      </w:tr>
+      <w:tr>
+        <w:tc>
+          <w:tcPr/>
+          <w:p>
+            <w:pPr>
+              <w:pStyle w:val="Compact"/>
+              <w:jc w:val="left"/>
+            </w:pPr>
+            <w:r>
+              <w:t xml:space="preserve">DAC</w:t>
+            </w:r>
+          </w:p>
+        </w:tc>
+        <w:tc>
+          <w:tcPr/>
+          <w:p>
+            <w:pPr>
+              <w:pStyle w:val="Compact"/>
+              <w:jc w:val="left"/>
+            </w:pPr>
+            <w:r>
+              <w:t xml:space="preserve">Disability Access Center — Clark’s office for accommodations.</w:t>
+            </w:r>
+          </w:p>
+        </w:tc>
+      </w:tr>
+      <w:tr>
+        <w:tc>
+          <w:tcPr/>
+          <w:p>
+            <w:pPr>
+              <w:pStyle w:val="Compact"/>
+              <w:jc w:val="left"/>
+            </w:pPr>
+            <w:r>
+              <w:t xml:space="preserve">Chemfolio</w:t>
+            </w:r>
+          </w:p>
+        </w:tc>
+        <w:tc>
+          <w:tcPr/>
+          <w:p>
+            <w:pPr>
+              <w:pStyle w:val="Compact"/>
+              <w:jc w:val="left"/>
+            </w:pPr>
+            <w:r>
+              <w:t xml:space="preserve">Your required lecture/discussion workbook — you buy this!</w:t>
+            </w:r>
+          </w:p>
+        </w:tc>
+      </w:tr>
+      <w:tr>
+        <w:tc>
+          <w:tcPr/>
+          <w:p>
+            <w:pPr>
+              <w:pStyle w:val="Compact"/>
+              <w:jc w:val="left"/>
+            </w:pPr>
+            <w:r>
+              <w:t xml:space="preserve">TL;DR</w:t>
+            </w:r>
+          </w:p>
+        </w:tc>
+        <w:tc>
+          <w:tcPr/>
+          <w:p>
+            <w:pPr>
+              <w:pStyle w:val="Compact"/>
+              <w:jc w:val="left"/>
+            </w:pPr>
+            <w:r>
+              <w:t xml:space="preserve">“</w:t>
+            </w:r>
+            <w:r>
+              <w:t xml:space="preserve">Too long; didn’t read</w:t>
+            </w:r>
+            <w:r>
+              <w:t xml:space="preserve">”</w:t>
+            </w:r>
+            <w:r>
+              <w:t xml:space="preserve"> </w:t>
+            </w:r>
+            <w:r>
+              <w:t xml:space="preserve">— a quick plain-language summary. Wherever you see TL;DR, that line tells you the gist before the official/detailed text below it.</w:t>
             </w:r>
           </w:p>
         </w:tc>
       </w:tr>
     </w:tbl>
-    <w:p>
-      <w:pPr>
-        <w:pStyle w:val="BodyText"/>
-      </w:pPr>
-      <w:r>
-        <w:t xml:space="preserve">Attend lab both days assigned in your schedule.</w:t>
-      </w:r>
-    </w:p>
-    <w:p>
-      <w:pPr>
-        <w:pStyle w:val="BodyText"/>
-      </w:pPr>
-      <w:r>
-        <w:t xml:space="preserve">Quizzes are the one exception to this weekly pattern — they’re in-person during lab, tentatively Weeks 3, 5, 6, 9, and 11 only.</w:t>
-      </w:r>
-    </w:p>
-    <w:p>
-      <w:pPr>
-        <w:pStyle w:val="BlockText"/>
-      </w:pPr>
-      <w:r>
-        <w:rPr>
-          <w:bCs/>
-          <w:b/>
-        </w:rPr>
-        <w:t xml:space="preserve">Dr. B’s Note:</w:t>
-      </w:r>
-      <w:r>
-        <w:t xml:space="preserve"> </w:t>
-      </w:r>
-      <w:r>
-        <w:rPr>
-          <w:iCs/>
-          <w:i/>
-        </w:rPr>
-        <w:t xml:space="preserve">Prioritize content learning in your Chemfolio with your team first. Labs are based on the assigned content from the module.</w:t>
-      </w:r>
-    </w:p>
-    <w:bookmarkEnd w:id="28"/>
-    <w:bookmarkEnd w:id="29"/>
-    <w:bookmarkStart w:id="31" w:name="about-your-instructor"/>
+    <w:bookmarkEnd w:id="21"/>
+    <w:bookmarkStart w:id="22" w:name="your-first-week"/>
+    <w:p>
+      <w:pPr>
+        <w:pStyle w:val="Heading2"/>
+      </w:pPr>
+      <w:r>
+        <w:t xml:space="preserve">Your First Week</w:t>
+      </w:r>
+    </w:p>
+    <w:p>
+      <w:pPr>
+        <w:numPr>
+          <w:ilvl w:val="0"/>
+          <w:numId w:val="1001"/>
+        </w:numPr>
+        <w:pStyle w:val="Compact"/>
+      </w:pPr>
+      <w:r>
+        <w:t xml:space="preserve">Attend your scheduled lab session. Missing it means being dropped from the course.</w:t>
+      </w:r>
+    </w:p>
+    <w:p>
+      <w:pPr>
+        <w:numPr>
+          <w:ilvl w:val="0"/>
+          <w:numId w:val="1001"/>
+        </w:numPr>
+        <w:pStyle w:val="Compact"/>
+      </w:pPr>
+      <w:r>
+        <w:t xml:space="preserve">Log into Canvas and read the announcements at the top of the course.</w:t>
+      </w:r>
+    </w:p>
+    <w:p>
+      <w:pPr>
+        <w:numPr>
+          <w:ilvl w:val="0"/>
+          <w:numId w:val="1001"/>
+        </w:numPr>
+        <w:pStyle w:val="Compact"/>
+      </w:pPr>
+      <w:r>
+        <w:t xml:space="preserve">Work through Module 0, including the ALEKS/Office/OneDrive setup guide — both need to be done by the end of your first lab, so budget the time.</w:t>
+      </w:r>
+    </w:p>
+    <w:p>
+      <w:pPr>
+        <w:numPr>
+          <w:ilvl w:val="0"/>
+          <w:numId w:val="1001"/>
+        </w:numPr>
+        <w:pStyle w:val="Compact"/>
+      </w:pPr>
+      <w:r>
+        <w:t xml:space="preserve">Read this syllabus, especially the Start Here box and the Course Agreements section.</w:t>
+      </w:r>
+    </w:p>
+    <w:p>
+      <w:pPr>
+        <w:numPr>
+          <w:ilvl w:val="0"/>
+          <w:numId w:val="1001"/>
+        </w:numPr>
+        <w:pStyle w:val="Compact"/>
+      </w:pPr>
+      <w:r>
+        <w:t xml:space="preserve">Confirm you have both your Chemfolio and lab manual from the Clark Bookstore before class — your first 3-2-1 team post is due that Wednesday.</w:t>
+      </w:r>
+    </w:p>
+    <w:bookmarkEnd w:id="22"/>
+    <w:bookmarkEnd w:id="23"/>
+    <w:bookmarkStart w:id="24" w:name="course-information"/>
     <w:p>
       <w:pPr>
         <w:pStyle w:val="Heading1"/>
       </w:pPr>
       <w:r>
-        <w:t xml:space="preserve">About Your Instructor</w:t>
+        <w:t xml:space="preserve">Course Information</w:t>
       </w:r>
     </w:p>
     <w:tbl>
       <w:tblPr>
         <w:tblStyle w:val="Table"/>
         <w:tblW w:type="pct" w:w="5000"/>
-        <w:tblLook w:firstRow="0" w:lastRow="0" w:firstColumn="0" w:lastColumn="0" w:noHBand="0" w:noVBand="0" w:val="0000"/>
+        <w:tblLook w:firstRow="1" w:lastRow="0" w:firstColumn="0" w:lastColumn="0" w:noHBand="0" w:noVBand="0" w:val="0020"/>
         <w:jc w:val="start"/>
       </w:tblPr>
       <w:tblGrid>
@@ -1419,6 +743,35 @@
         <w:gridCol w:w="3960"/>
       </w:tblGrid>
       <w:tr>
+        <w:trPr>
+          <w:tblHeader w:val="true"/>
+        </w:trPr>
+        <w:tc>
+          <w:tcPr/>
+          <w:p>
+            <w:pPr>
+              <w:pStyle w:val="Compact"/>
+              <w:jc w:val="left"/>
+            </w:pPr>
+            <w:r>
+              <w:t xml:space="preserve">Item</w:t>
+            </w:r>
+          </w:p>
+        </w:tc>
+        <w:tc>
+          <w:tcPr/>
+          <w:p>
+            <w:pPr>
+              <w:pStyle w:val="Compact"/>
+              <w:jc w:val="left"/>
+            </w:pPr>
+            <w:r>
+              <w:t xml:space="preserve">Details</w:t>
+            </w:r>
+          </w:p>
+        </w:tc>
+      </w:tr>
+      <w:tr>
         <w:tc>
           <w:tcPr/>
           <w:p>
@@ -1431,19 +784,19 @@
                 <w:bCs/>
                 <w:b/>
               </w:rPr>
-              <w:t xml:space="preserve">Instructor Name and pronouns</w:t>
-            </w:r>
-          </w:p>
-        </w:tc>
-        <w:tc>
-          <w:tcPr/>
-          <w:p>
-            <w:pPr>
-              <w:pStyle w:val="Compact"/>
-              <w:jc w:val="left"/>
-            </w:pPr>
-            <w:r>
-              <w:t xml:space="preserve">Dr. Karl Bailey, Ph.D. (he/him)</w:t>
+              <w:t xml:space="preserve">Course Title</w:t>
+            </w:r>
+          </w:p>
+        </w:tc>
+        <w:tc>
+          <w:tcPr/>
+          <w:p>
+            <w:pPr>
+              <w:pStyle w:val="Compact"/>
+              <w:jc w:val="left"/>
+            </w:pPr>
+            <w:r>
+              <w:t xml:space="preserve">CHEM&amp;131: Introduction to Organic and Biochemistry</w:t>
             </w:r>
           </w:p>
         </w:tc>
@@ -1461,19 +814,19 @@
                 <w:bCs/>
                 <w:b/>
               </w:rPr>
-              <w:t xml:space="preserve">How I like to be addressed</w:t>
-            </w:r>
-          </w:p>
-        </w:tc>
-        <w:tc>
-          <w:tcPr/>
-          <w:p>
-            <w:pPr>
-              <w:pStyle w:val="Compact"/>
-              <w:jc w:val="left"/>
-            </w:pPr>
-            <w:r>
-              <w:t xml:space="preserve">Dr. B</w:t>
+              <w:t xml:space="preserve">Course Nbr/Sec</w:t>
+            </w:r>
+          </w:p>
+        </w:tc>
+        <w:tc>
+          <w:tcPr/>
+          <w:p>
+            <w:pPr>
+              <w:pStyle w:val="Compact"/>
+              <w:jc w:val="left"/>
+            </w:pPr>
+            <w:r>
+              <w:t xml:space="preserve">18411/18412</w:t>
             </w:r>
           </w:p>
         </w:tc>
@@ -1491,19 +844,19 @@
                 <w:bCs/>
                 <w:b/>
               </w:rPr>
-              <w:t xml:space="preserve">Communication</w:t>
-            </w:r>
-          </w:p>
-        </w:tc>
-        <w:tc>
-          <w:tcPr/>
-          <w:p>
-            <w:pPr>
-              <w:pStyle w:val="Compact"/>
-              <w:jc w:val="left"/>
-            </w:pPr>
-            <w:r>
-              <w:t xml:space="preserve">Canvas Inbox only — I do not use email during the term. Not a current student? Reach me at kbailey@clark.edu or 360-992-2313.</w:t>
+              <w:t xml:space="preserve">Quarter/Year</w:t>
+            </w:r>
+          </w:p>
+        </w:tc>
+        <w:tc>
+          <w:tcPr/>
+          <w:p>
+            <w:pPr>
+              <w:pStyle w:val="Compact"/>
+              <w:jc w:val="left"/>
+            </w:pPr>
+            <w:r>
+              <w:t xml:space="preserve">Fall 2026 (September 21 – December 10, 2026)</w:t>
             </w:r>
           </w:p>
         </w:tc>
@@ -1521,19 +874,19 @@
                 <w:bCs/>
                 <w:b/>
               </w:rPr>
-              <w:t xml:space="preserve">Student Hours</w:t>
-            </w:r>
-          </w:p>
-        </w:tc>
-        <w:tc>
-          <w:tcPr/>
-          <w:p>
-            <w:pPr>
-              <w:pStyle w:val="Compact"/>
-              <w:jc w:val="left"/>
-            </w:pPr>
-            <w:r>
-              <w:t xml:space="preserve">Tuesday &amp; Thursday, 12:00–2:00 PM (2 hours before the 2:00 PM lab section)</w:t>
+              <w:t xml:space="preserve">Location/Time</w:t>
+            </w:r>
+          </w:p>
+        </w:tc>
+        <w:tc>
+          <w:tcPr/>
+          <w:p>
+            <w:pPr>
+              <w:pStyle w:val="Compact"/>
+              <w:jc w:val="left"/>
+            </w:pPr>
+            <w:r>
+              <w:t xml:space="preserve">Lab: STEM Building 209, Tu/Th 2:00–3:50 PM (18411). Lecture/discussion: online, asynchronous.</w:t>
             </w:r>
           </w:p>
         </w:tc>
@@ -1551,31 +904,196 @@
                 <w:bCs/>
                 <w:b/>
               </w:rPr>
-              <w:t xml:space="preserve">Preferred Mode of Communication</w:t>
-            </w:r>
-          </w:p>
-        </w:tc>
-        <w:tc>
-          <w:tcPr/>
-          <w:p>
-            <w:pPr>
-              <w:pStyle w:val="Compact"/>
-              <w:jc w:val="left"/>
-            </w:pPr>
-            <w:r>
-              <w:t xml:space="preserve">Canvas Inbox — I reply within 24 hours on weekdays.</w:t>
+              <w:t xml:space="preserve">Course Site</w:t>
+            </w:r>
+          </w:p>
+        </w:tc>
+        <w:tc>
+          <w:tcPr/>
+          <w:p>
+            <w:pPr>
+              <w:pStyle w:val="Compact"/>
+              <w:jc w:val="left"/>
+            </w:pPr>
+            <w:r>
+              <w:t xml:space="preserve">Canvas Learning Management System (clarkcollege.instructure.com)</w:t>
+            </w:r>
+          </w:p>
+        </w:tc>
+      </w:tr>
+      <w:tr>
+        <w:tc>
+          <w:tcPr/>
+          <w:p>
+            <w:pPr>
+              <w:pStyle w:val="Compact"/>
+              <w:jc w:val="left"/>
+            </w:pPr>
+            <w:r>
+              <w:rPr>
+                <w:bCs/>
+                <w:b/>
+              </w:rPr>
+              <w:t xml:space="preserve">Course Modality</w:t>
+            </w:r>
+          </w:p>
+        </w:tc>
+        <w:tc>
+          <w:tcPr/>
+          <w:p>
+            <w:pPr>
+              <w:pStyle w:val="Compact"/>
+              <w:jc w:val="left"/>
+            </w:pPr>
+            <w:r>
+              <w:t xml:space="preserve">Hybrid — asynchronous online lecture/discussion + biweekly on-campus lab</w:t>
+            </w:r>
+          </w:p>
+        </w:tc>
+      </w:tr>
+      <w:tr>
+        <w:tc>
+          <w:tcPr/>
+          <w:p>
+            <w:pPr>
+              <w:pStyle w:val="Compact"/>
+              <w:jc w:val="left"/>
+            </w:pPr>
+            <w:r>
+              <w:rPr>
+                <w:bCs/>
+                <w:b/>
+              </w:rPr>
+              <w:t xml:space="preserve">Credit Hours</w:t>
+            </w:r>
+          </w:p>
+        </w:tc>
+        <w:tc>
+          <w:tcPr/>
+          <w:p>
+            <w:pPr>
+              <w:pStyle w:val="Compact"/>
+              <w:jc w:val="left"/>
+            </w:pPr>
+            <w:r>
+              <w:t xml:space="preserve">5 credits (3.0 hours lecture-equivalent / 4.0 hours lab)</w:t>
+            </w:r>
+          </w:p>
+        </w:tc>
+      </w:tr>
+      <w:tr>
+        <w:tc>
+          <w:tcPr/>
+          <w:p>
+            <w:pPr>
+              <w:pStyle w:val="Compact"/>
+              <w:jc w:val="left"/>
+            </w:pPr>
+            <w:r>
+              <w:rPr>
+                <w:bCs/>
+                <w:b/>
+              </w:rPr>
+              <w:t xml:space="preserve">Prerequisites</w:t>
+            </w:r>
+          </w:p>
+        </w:tc>
+        <w:tc>
+          <w:tcPr/>
+          <w:p>
+            <w:pPr>
+              <w:pStyle w:val="Compact"/>
+              <w:jc w:val="left"/>
+            </w:pPr>
+            <w:r>
+              <w:t xml:space="preserve">CHEM&amp;121 (grade of</w:t>
+            </w:r>
+            <w:r>
+              <w:t xml:space="preserve"> </w:t>
+            </w:r>
+            <w:r>
+              <w:t xml:space="preserve">“</w:t>
+            </w:r>
+            <w:r>
+              <w:t xml:space="preserve">C</w:t>
+            </w:r>
+            <w:r>
+              <w:t xml:space="preserve">”</w:t>
+            </w:r>
+            <w:r>
+              <w:t xml:space="preserve"> </w:t>
+            </w:r>
+            <w:r>
+              <w:t xml:space="preserve">or higher).</w:t>
+            </w:r>
+          </w:p>
+        </w:tc>
+      </w:tr>
+      <w:tr>
+        <w:tc>
+          <w:tcPr/>
+          <w:p>
+            <w:pPr>
+              <w:pStyle w:val="Compact"/>
+              <w:jc w:val="left"/>
+            </w:pPr>
+            <w:r>
+              <w:rPr>
+                <w:bCs/>
+                <w:b/>
+              </w:rPr>
+              <w:t xml:space="preserve">Course Description</w:t>
+            </w:r>
+          </w:p>
+        </w:tc>
+        <w:tc>
+          <w:tcPr/>
+          <w:p>
+            <w:pPr>
+              <w:pStyle w:val="Compact"/>
+              <w:jc w:val="left"/>
+            </w:pPr>
+            <w:r>
+              <w:rPr>
+                <w:bCs/>
+                <w:b/>
+              </w:rPr>
+              <w:t xml:space="preserve">What the catalog says:</w:t>
+            </w:r>
+            <w:r>
+              <w:t xml:space="preserve"> </w:t>
+            </w:r>
+            <w:r>
+              <w:t xml:space="preserve">Aspects of organic and biochemistry emphasizing how chemicals affect functioning of the human body. Applicable to students seeking a 2-year degree in the health-occupations fields. Topics covered include aliphatic and aromatic compounds, alcohols, ethers, amines, aldehydes, ketones, carboxylic acids and their derivatives, carbohydrates and carbohydrate metabolism, lipids and lipid metabolism, proteins and protein metabolism, enzymes and hormones, nucleic acids and the chemistry of heredity, body fluids and the human circulation system, and nutrition.</w:t>
+            </w:r>
+            <w:r>
+              <w:t xml:space="preserve"> </w:t>
+            </w:r>
+            <w:r>
+              <w:rPr>
+                <w:bCs/>
+                <w:b/>
+              </w:rPr>
+              <w:t xml:space="preserve">What that means in practice:</w:t>
+            </w:r>
+            <w:r>
+              <w:t xml:space="preserve"> </w:t>
+            </w:r>
+            <w:r>
+              <w:t xml:space="preserve">You’ll build directly on CHEM&amp;121, moving from general chemistry into the organic and biochemistry that explains how the human body actually works at a molecular level — the chemistry behind metabolism, drug action, and the major biomolecules you’ll encounter throughout a health career.</w:t>
             </w:r>
           </w:p>
         </w:tc>
       </w:tr>
     </w:tbl>
-    <w:bookmarkStart w:id="30" w:name="what-can-you-expect-from-me"/>
-    <w:p>
-      <w:pPr>
-        <w:pStyle w:val="Heading2"/>
-      </w:pPr>
-      <w:r>
-        <w:t xml:space="preserve">What can you expect from me?</w:t>
+    <w:bookmarkEnd w:id="24"/>
+    <w:bookmarkStart w:id="29" w:name="welcome-to-class"/>
+    <w:p>
+      <w:pPr>
+        <w:pStyle w:val="Heading1"/>
+      </w:pPr>
+      <w:r>
+        <w:t xml:space="preserve">Welcome to Class!</w:t>
       </w:r>
     </w:p>
     <w:p>
@@ -1583,63 +1101,661 @@
         <w:pStyle w:val="FirstParagraph"/>
       </w:pPr>
       <w:r>
-        <w:t xml:space="preserve">I’ve spent more than 25 years building and refining active-learning chemistry courses — including pioneering asynchronous online POGIL (Process Oriented Guided Inquiry Learning) before it was common practice. Struggling at first is normal; stick with it, ask questions, and you’ll find your footing. I’ve designed everything with you in mind, and I respond to Canvas messages within 24 hours on weekdays.</w:t>
-      </w:r>
-    </w:p>
-    <w:p>
-      <w:pPr>
-        <w:pStyle w:val="BodyText"/>
-      </w:pPr>
+        <w:t xml:space="preserve">Welcome, welcome, welcome! I’m Dr. B (Dr. Karl Bailey, he/him), and I’m glad to have you in CHEM&amp;131. You’ve already proven you can handle the pace and the math — let’s get into how this course runs, week to week.</w:t>
+      </w:r>
+    </w:p>
+    <w:p>
+      <w:pPr>
+        <w:pStyle w:val="BlockText"/>
+      </w:pPr>
+      <w:r>
+        <w:rPr>
+          <w:bCs/>
+          <w:b/>
+        </w:rPr>
+        <w:t xml:space="preserve">Dr. B’s Note:</w:t>
+      </w:r>
+      <w:r>
+        <w:t xml:space="preserve"> </w:t>
+      </w:r>
       <w:r>
         <w:rPr>
           <w:iCs/>
           <w:i/>
         </w:rPr>
-        <w:t xml:space="preserve">“</w:t>
+        <w:t xml:space="preserve">You already know the rhythm of this course from CHEM&amp;121. Trust the process, stay engaged weekly, and you’ll find your footing quickly.</w:t>
+      </w:r>
+    </w:p>
+    <w:bookmarkStart w:id="25" w:name="Xe66c6beb7eb2ec0e95c71e590f49bdb9df56704"/>
+    <w:p>
+      <w:pPr>
+        <w:pStyle w:val="Heading2"/>
+      </w:pPr>
+      <w:r>
+        <w:t xml:space="preserve">What preparation/skills do I need for this class?</w:t>
+      </w:r>
+    </w:p>
+    <w:p>
+      <w:pPr>
+        <w:pStyle w:val="FirstParagraph"/>
+      </w:pPr>
+      <w:r>
+        <w:t xml:space="preserve">This course assumes the math and chemistry foundation you built in CHEM&amp;121. We move quickly into organic structures and biochemical pathways, so a comfort with unit conversions and basic chemical reasoning will serve you well from week one.</w:t>
+      </w:r>
+    </w:p>
+    <w:bookmarkEnd w:id="25"/>
+    <w:bookmarkStart w:id="26" w:name="what-can-i-expect-in-class"/>
+    <w:p>
+      <w:pPr>
+        <w:pStyle w:val="Heading2"/>
+      </w:pPr>
+      <w:r>
+        <w:t xml:space="preserve">What can I expect in class?</w:t>
+      </w:r>
+    </w:p>
+    <w:p>
+      <w:pPr>
+        <w:pStyle w:val="FirstParagraph"/>
+      </w:pPr>
+      <w:r>
+        <w:t xml:space="preserve">Like CHEM&amp;121, this course is entirely discussion-based online — no traditional lectures. You’ll work through weekly Activities from your Chemfolio in a 3-2-1 Team Discussion format and apply what you’re learning in your required weekly on-campus labs. Labs involve real data collection and analysis, not cookbook steps — more on exactly how in Weekly Flow and the Grading section below.</w:t>
+      </w:r>
+    </w:p>
+    <w:p>
+      <w:pPr>
+        <w:pStyle w:val="BlockText"/>
+      </w:pPr>
+      <w:r>
+        <w:rPr>
+          <w:bCs/>
+          <w:b/>
+        </w:rPr>
+        <w:t xml:space="preserve">Dr. B’s Note:</w:t>
+      </w:r>
+      <w:r>
+        <w:t xml:space="preserve"> </w:t>
       </w:r>
       <w:r>
         <w:rPr>
           <w:iCs/>
           <w:i/>
         </w:rPr>
-        <w:t xml:space="preserve">Our job as educators is not to prepare you for the real world. You already live in the real world.</w:t>
-      </w:r>
-      <w:r>
-        <w:rPr>
-          <w:iCs/>
-          <w:i/>
-        </w:rPr>
-        <w:t xml:space="preserve">”</w:t>
-      </w:r>
-      <w:r>
-        <w:t xml:space="preserve"> </w:t>
-      </w:r>
-      <w:r>
-        <w:t xml:space="preserve">— Dr. B</w:t>
-      </w:r>
-    </w:p>
-    <w:bookmarkEnd w:id="30"/>
-    <w:bookmarkEnd w:id="31"/>
-    <w:bookmarkStart w:id="32" w:name="what-course-materials-will-i-need"/>
-    <w:p>
-      <w:pPr>
-        <w:pStyle w:val="Heading1"/>
-      </w:pPr>
-      <w:r>
-        <w:t xml:space="preserve">What Course Materials Will I Need?</w:t>
+        <w:t xml:space="preserve">If you’ve taken a science course before, don’t assume this one works the same way: there are no traditional lectures, quizzes happen in person during lab, and labs are real science, not a recipe to follow. More on exactly how below.</w:t>
+      </w:r>
+    </w:p>
+    <w:bookmarkEnd w:id="26"/>
+    <w:bookmarkStart w:id="27" w:name="what-if-i-need-an-accommodation"/>
+    <w:p>
+      <w:pPr>
+        <w:pStyle w:val="Heading2"/>
+      </w:pPr>
+      <w:r>
+        <w:t xml:space="preserve">What if I need an accommodation?</w:t>
+      </w:r>
+    </w:p>
+    <w:p>
+      <w:pPr>
+        <w:pStyle w:val="FirstParagraph"/>
+      </w:pPr>
+      <w:r>
+        <w:t xml:space="preserve">Clark College and the Disability Access Center (DAC) office assist students with disabilities in pursuing their educational goals. DAC can provide classroom accommodations, as well as serve as a resource to the campus community in striving to make Clark College both an accessible and hospitable place for students with disabilities. Interested in getting accommodations? Begin with viewing the steps for requesting accommodations at clark.edu/dac.</w:t>
+      </w:r>
+    </w:p>
+    <w:bookmarkEnd w:id="27"/>
+    <w:bookmarkStart w:id="28" w:name="weekly-flow"/>
+    <w:p>
+      <w:pPr>
+        <w:pStyle w:val="Heading2"/>
+      </w:pPr>
+      <w:r>
+        <w:t xml:space="preserve">Weekly Flow</w:t>
+      </w:r>
+    </w:p>
+    <w:p>
+      <w:pPr>
+        <w:pStyle w:val="FirstParagraph"/>
+      </w:pPr>
+      <w:r>
+        <w:t xml:space="preserve">Canvas Modules are your home base. This rhythm repeats every module — once you know this table, you know the whole term.</w:t>
       </w:r>
     </w:p>
     <w:tbl>
       <w:tblPr>
         <w:tblStyle w:val="Table"/>
         <w:tblW w:type="pct" w:w="5000"/>
-        <w:tblLook w:firstRow="0" w:lastRow="0" w:firstColumn="0" w:lastColumn="0" w:noHBand="0" w:noVBand="0" w:val="0000"/>
+        <w:tblLook w:firstRow="1" w:lastRow="0" w:firstColumn="0" w:lastColumn="0" w:noHBand="0" w:noVBand="0" w:val="0020"/>
         <w:jc w:val="start"/>
       </w:tblPr>
       <w:tblGrid>
         <w:gridCol w:w="3960"/>
         <w:gridCol w:w="3960"/>
       </w:tblGrid>
+      <w:tr>
+        <w:trPr>
+          <w:tblHeader w:val="true"/>
+        </w:trPr>
+        <w:tc>
+          <w:tcPr/>
+          <w:p>
+            <w:pPr>
+              <w:pStyle w:val="Compact"/>
+              <w:jc w:val="left"/>
+            </w:pPr>
+            <w:r>
+              <w:t xml:space="preserve">Day</w:t>
+            </w:r>
+          </w:p>
+        </w:tc>
+        <w:tc>
+          <w:tcPr/>
+          <w:p>
+            <w:pPr>
+              <w:pStyle w:val="Compact"/>
+              <w:jc w:val="left"/>
+            </w:pPr>
+            <w:r>
+              <w:t xml:space="preserve">What’s due</w:t>
+            </w:r>
+          </w:p>
+        </w:tc>
+      </w:tr>
+      <w:tr>
+        <w:tc>
+          <w:tcPr/>
+          <w:p>
+            <w:pPr>
+              <w:pStyle w:val="Compact"/>
+              <w:jc w:val="left"/>
+            </w:pPr>
+            <w:r>
+              <w:t xml:space="preserve">Monday</w:t>
+            </w:r>
+          </w:p>
+        </w:tc>
+        <w:tc>
+          <w:tcPr/>
+          <w:p>
+            <w:pPr>
+              <w:pStyle w:val="Compact"/>
+              <w:jc w:val="left"/>
+            </w:pPr>
+            <w:r>
+              <w:t xml:space="preserve">New module opens</w:t>
+            </w:r>
+          </w:p>
+        </w:tc>
+      </w:tr>
+      <w:tr>
+        <w:tc>
+          <w:tcPr/>
+          <w:p>
+            <w:pPr>
+              <w:pStyle w:val="Compact"/>
+              <w:jc w:val="left"/>
+            </w:pPr>
+            <w:r>
+              <w:t xml:space="preserve">Tuesday</w:t>
+            </w:r>
+          </w:p>
+        </w:tc>
+        <w:tc>
+          <w:tcPr/>
+          <w:p>
+            <w:pPr>
+              <w:pStyle w:val="Compact"/>
+              <w:jc w:val="left"/>
+            </w:pPr>
+            <w:r>
+              <w:t xml:space="preserve">OOL (Outside Of Lecture) discussion post due</w:t>
+            </w:r>
+          </w:p>
+        </w:tc>
+      </w:tr>
+      <w:tr>
+        <w:tc>
+          <w:tcPr/>
+          <w:p>
+            <w:pPr>
+              <w:pStyle w:val="Compact"/>
+              <w:jc w:val="left"/>
+            </w:pPr>
+            <w:r>
+              <w:t xml:space="preserve">Wednesday</w:t>
+            </w:r>
+          </w:p>
+        </w:tc>
+        <w:tc>
+          <w:tcPr/>
+          <w:p>
+            <w:pPr>
+              <w:pStyle w:val="Compact"/>
+              <w:jc w:val="left"/>
+            </w:pPr>
+            <w:r>
+              <w:t xml:space="preserve">First 3-2-1 Team discussion post due</w:t>
+            </w:r>
+          </w:p>
+        </w:tc>
+      </w:tr>
+      <w:tr>
+        <w:tc>
+          <w:tcPr/>
+          <w:p>
+            <w:pPr>
+              <w:pStyle w:val="Compact"/>
+              <w:jc w:val="left"/>
+            </w:pPr>
+            <w:r>
+              <w:t xml:space="preserve">Thursday</w:t>
+            </w:r>
+          </w:p>
+        </w:tc>
+        <w:tc>
+          <w:tcPr/>
+          <w:p>
+            <w:pPr>
+              <w:pStyle w:val="Compact"/>
+              <w:jc w:val="left"/>
+            </w:pPr>
+            <w:r>
+              <w:t xml:space="preserve">OOL replies due</w:t>
+            </w:r>
+          </w:p>
+        </w:tc>
+      </w:tr>
+      <w:tr>
+        <w:tc>
+          <w:tcPr/>
+          <w:p>
+            <w:pPr>
+              <w:pStyle w:val="Compact"/>
+              <w:jc w:val="left"/>
+            </w:pPr>
+            <w:r>
+              <w:t xml:space="preserve">Friday</w:t>
+            </w:r>
+          </w:p>
+        </w:tc>
+        <w:tc>
+          <w:tcPr/>
+          <w:p>
+            <w:pPr>
+              <w:pStyle w:val="Compact"/>
+              <w:jc w:val="left"/>
+            </w:pPr>
+            <w:r>
+              <w:t xml:space="preserve">Lab Intro upload due</w:t>
+            </w:r>
+          </w:p>
+        </w:tc>
+      </w:tr>
+      <w:tr>
+        <w:tc>
+          <w:tcPr/>
+          <w:p>
+            <w:pPr>
+              <w:pStyle w:val="Compact"/>
+              <w:jc w:val="left"/>
+            </w:pPr>
+            <w:r>
+              <w:t xml:space="preserve">Sunday</w:t>
+            </w:r>
+          </w:p>
+        </w:tc>
+        <w:tc>
+          <w:tcPr/>
+          <w:p>
+            <w:pPr>
+              <w:pStyle w:val="Compact"/>
+              <w:jc w:val="left"/>
+            </w:pPr>
+            <w:r>
+              <w:t xml:space="preserve">Second 3-2-1 Team post + replies to all 3 teammates, ALEKS homework, OOL template upload, Lab Results &amp; Analysis, and Lab Discussion &amp; Conclusions template upload — all due</w:t>
+            </w:r>
+          </w:p>
+        </w:tc>
+      </w:tr>
+    </w:tbl>
+    <w:p>
+      <w:pPr>
+        <w:pStyle w:val="BodyText"/>
+      </w:pPr>
+      <w:r>
+        <w:t xml:space="preserve">Attend lab both days assigned in your schedule.</w:t>
+      </w:r>
+    </w:p>
+    <w:p>
+      <w:pPr>
+        <w:pStyle w:val="BodyText"/>
+      </w:pPr>
+      <w:r>
+        <w:t xml:space="preserve">Quizzes are the one exception to this weekly pattern — they’re in-person during lab, tentatively Weeks 3, 5, 6, 9, and 11 only.</w:t>
+      </w:r>
+    </w:p>
+    <w:p>
+      <w:pPr>
+        <w:pStyle w:val="BlockText"/>
+      </w:pPr>
+      <w:r>
+        <w:rPr>
+          <w:bCs/>
+          <w:b/>
+        </w:rPr>
+        <w:t xml:space="preserve">Dr. B’s Note:</w:t>
+      </w:r>
+      <w:r>
+        <w:t xml:space="preserve"> </w:t>
+      </w:r>
+      <w:r>
+        <w:rPr>
+          <w:iCs/>
+          <w:i/>
+        </w:rPr>
+        <w:t xml:space="preserve">Prioritize content learning in your Chemfolio with your team first. Labs are based on the assigned content from the module.</w:t>
+      </w:r>
+    </w:p>
+    <w:bookmarkEnd w:id="28"/>
+    <w:bookmarkEnd w:id="29"/>
+    <w:bookmarkStart w:id="31" w:name="about-your-instructor"/>
+    <w:p>
+      <w:pPr>
+        <w:pStyle w:val="Heading1"/>
+      </w:pPr>
+      <w:r>
+        <w:t xml:space="preserve">About Your Instructor</w:t>
+      </w:r>
+    </w:p>
+    <w:tbl>
+      <w:tblPr>
+        <w:tblStyle w:val="Table"/>
+        <w:tblW w:type="pct" w:w="5000"/>
+        <w:tblLook w:firstRow="1" w:lastRow="0" w:firstColumn="0" w:lastColumn="0" w:noHBand="0" w:noVBand="0" w:val="0020"/>
+        <w:jc w:val="start"/>
+      </w:tblPr>
+      <w:tblGrid>
+        <w:gridCol w:w="3960"/>
+        <w:gridCol w:w="3960"/>
+      </w:tblGrid>
+      <w:tr>
+        <w:trPr>
+          <w:tblHeader w:val="true"/>
+        </w:trPr>
+        <w:tc>
+          <w:tcPr/>
+          <w:p>
+            <w:pPr>
+              <w:pStyle w:val="Compact"/>
+              <w:jc w:val="left"/>
+            </w:pPr>
+            <w:r>
+              <w:t xml:space="preserve">Item</w:t>
+            </w:r>
+          </w:p>
+        </w:tc>
+        <w:tc>
+          <w:tcPr/>
+          <w:p>
+            <w:pPr>
+              <w:pStyle w:val="Compact"/>
+              <w:jc w:val="left"/>
+            </w:pPr>
+            <w:r>
+              <w:t xml:space="preserve">Details</w:t>
+            </w:r>
+          </w:p>
+        </w:tc>
+      </w:tr>
+      <w:tr>
+        <w:tc>
+          <w:tcPr/>
+          <w:p>
+            <w:pPr>
+              <w:pStyle w:val="Compact"/>
+              <w:jc w:val="left"/>
+            </w:pPr>
+            <w:r>
+              <w:rPr>
+                <w:bCs/>
+                <w:b/>
+              </w:rPr>
+              <w:t xml:space="preserve">Instructor Name and pronouns</w:t>
+            </w:r>
+          </w:p>
+        </w:tc>
+        <w:tc>
+          <w:tcPr/>
+          <w:p>
+            <w:pPr>
+              <w:pStyle w:val="Compact"/>
+              <w:jc w:val="left"/>
+            </w:pPr>
+            <w:r>
+              <w:t xml:space="preserve">Dr. Karl Bailey, Ph.D. (he/him)</w:t>
+            </w:r>
+          </w:p>
+        </w:tc>
+      </w:tr>
+      <w:tr>
+        <w:tc>
+          <w:tcPr/>
+          <w:p>
+            <w:pPr>
+              <w:pStyle w:val="Compact"/>
+              <w:jc w:val="left"/>
+            </w:pPr>
+            <w:r>
+              <w:rPr>
+                <w:bCs/>
+                <w:b/>
+              </w:rPr>
+              <w:t xml:space="preserve">How I like to be addressed</w:t>
+            </w:r>
+          </w:p>
+        </w:tc>
+        <w:tc>
+          <w:tcPr/>
+          <w:p>
+            <w:pPr>
+              <w:pStyle w:val="Compact"/>
+              <w:jc w:val="left"/>
+            </w:pPr>
+            <w:r>
+              <w:t xml:space="preserve">Dr. B</w:t>
+            </w:r>
+          </w:p>
+        </w:tc>
+      </w:tr>
+      <w:tr>
+        <w:tc>
+          <w:tcPr/>
+          <w:p>
+            <w:pPr>
+              <w:pStyle w:val="Compact"/>
+              <w:jc w:val="left"/>
+            </w:pPr>
+            <w:r>
+              <w:rPr>
+                <w:bCs/>
+                <w:b/>
+              </w:rPr>
+              <w:t xml:space="preserve">Communication</w:t>
+            </w:r>
+          </w:p>
+        </w:tc>
+        <w:tc>
+          <w:tcPr/>
+          <w:p>
+            <w:pPr>
+              <w:pStyle w:val="Compact"/>
+              <w:jc w:val="left"/>
+            </w:pPr>
+            <w:r>
+              <w:t xml:space="preserve">Canvas Inbox only — I do not use email during the term. Not a current student? Reach me at kbailey@clark.edu or 360-992-2313.</w:t>
+            </w:r>
+          </w:p>
+        </w:tc>
+      </w:tr>
+      <w:tr>
+        <w:tc>
+          <w:tcPr/>
+          <w:p>
+            <w:pPr>
+              <w:pStyle w:val="Compact"/>
+              <w:jc w:val="left"/>
+            </w:pPr>
+            <w:r>
+              <w:rPr>
+                <w:bCs/>
+                <w:b/>
+              </w:rPr>
+              <w:t xml:space="preserve">Student Hours</w:t>
+            </w:r>
+          </w:p>
+        </w:tc>
+        <w:tc>
+          <w:tcPr/>
+          <w:p>
+            <w:pPr>
+              <w:pStyle w:val="Compact"/>
+              <w:jc w:val="left"/>
+            </w:pPr>
+            <w:r>
+              <w:t xml:space="preserve">Tuesday &amp; Thursday, 12:00–2:00 PM (2 hours before the 2:00 PM lab section)</w:t>
+            </w:r>
+          </w:p>
+        </w:tc>
+      </w:tr>
+      <w:tr>
+        <w:tc>
+          <w:tcPr/>
+          <w:p>
+            <w:pPr>
+              <w:pStyle w:val="Compact"/>
+              <w:jc w:val="left"/>
+            </w:pPr>
+            <w:r>
+              <w:rPr>
+                <w:bCs/>
+                <w:b/>
+              </w:rPr>
+              <w:t xml:space="preserve">Preferred Mode of Communication</w:t>
+            </w:r>
+          </w:p>
+        </w:tc>
+        <w:tc>
+          <w:tcPr/>
+          <w:p>
+            <w:pPr>
+              <w:pStyle w:val="Compact"/>
+              <w:jc w:val="left"/>
+            </w:pPr>
+            <w:r>
+              <w:t xml:space="preserve">Canvas Inbox — I reply within 24 hours on weekdays.</w:t>
+            </w:r>
+          </w:p>
+        </w:tc>
+      </w:tr>
+    </w:tbl>
+    <w:bookmarkStart w:id="30" w:name="what-can-you-expect-from-me"/>
+    <w:p>
+      <w:pPr>
+        <w:pStyle w:val="Heading2"/>
+      </w:pPr>
+      <w:r>
+        <w:t xml:space="preserve">What can you expect from me?</w:t>
+      </w:r>
+    </w:p>
+    <w:p>
+      <w:pPr>
+        <w:pStyle w:val="FirstParagraph"/>
+      </w:pPr>
+      <w:r>
+        <w:t xml:space="preserve">I’ve spent more than 25 years building and refining active-learning chemistry courses — including pioneering asynchronous online POGIL (Process Oriented Guided Inquiry Learning) before it was common practice. Struggling at first is normal; stick with it, ask questions, and you’ll find your footing. I’ve designed everything with you in mind, and I respond to Canvas messages within 24 hours on weekdays.</w:t>
+      </w:r>
+    </w:p>
+    <w:p>
+      <w:pPr>
+        <w:pStyle w:val="BodyText"/>
+      </w:pPr>
+      <w:r>
+        <w:rPr>
+          <w:iCs/>
+          <w:i/>
+        </w:rPr>
+        <w:t xml:space="preserve">“</w:t>
+      </w:r>
+      <w:r>
+        <w:rPr>
+          <w:iCs/>
+          <w:i/>
+        </w:rPr>
+        <w:t xml:space="preserve">Our job as educators is not to prepare you for the real world. You already live in the real world.</w:t>
+      </w:r>
+      <w:r>
+        <w:rPr>
+          <w:iCs/>
+          <w:i/>
+        </w:rPr>
+        <w:t xml:space="preserve">”</w:t>
+      </w:r>
+      <w:r>
+        <w:t xml:space="preserve"> </w:t>
+      </w:r>
+      <w:r>
+        <w:t xml:space="preserve">— Dr. B</w:t>
+      </w:r>
+    </w:p>
+    <w:bookmarkEnd w:id="30"/>
+    <w:bookmarkEnd w:id="31"/>
+    <w:bookmarkStart w:id="32" w:name="what-course-materials-will-i-need"/>
+    <w:p>
+      <w:pPr>
+        <w:pStyle w:val="Heading1"/>
+      </w:pPr>
+      <w:r>
+        <w:t xml:space="preserve">What Course Materials Will I Need?</w:t>
+      </w:r>
+    </w:p>
+    <w:tbl>
+      <w:tblPr>
+        <w:tblStyle w:val="Table"/>
+        <w:tblW w:type="pct" w:w="5000"/>
+        <w:tblLook w:firstRow="1" w:lastRow="0" w:firstColumn="0" w:lastColumn="0" w:noHBand="0" w:noVBand="0" w:val="0020"/>
+        <w:jc w:val="start"/>
+      </w:tblPr>
+      <w:tblGrid>
+        <w:gridCol w:w="3960"/>
+        <w:gridCol w:w="3960"/>
+      </w:tblGrid>
+      <w:tr>
+        <w:trPr>
+          <w:tblHeader w:val="true"/>
+        </w:trPr>
+        <w:tc>
+          <w:tcPr/>
+          <w:p>
+            <w:pPr>
+              <w:pStyle w:val="Compact"/>
+              <w:jc w:val="left"/>
+            </w:pPr>
+            <w:r>
+              <w:t xml:space="preserve">Item</w:t>
+            </w:r>
+          </w:p>
+        </w:tc>
+        <w:tc>
+          <w:tcPr/>
+          <w:p>
+            <w:pPr>
+              <w:pStyle w:val="Compact"/>
+              <w:jc w:val="left"/>
+            </w:pPr>
+            <w:r>
+              <w:t xml:space="preserve">Details</w:t>
+            </w:r>
+          </w:p>
+        </w:tc>
+      </w:tr>
       <w:tr>
         <w:tc>
           <w:tcPr/>
@@ -3332,7 +3448,7 @@
       <w:tblPr>
         <w:tblStyle w:val="Table"/>
         <w:tblW w:type="pct" w:w="5000"/>
-        <w:tblLook w:firstRow="0" w:lastRow="0" w:firstColumn="0" w:lastColumn="0" w:noHBand="0" w:noVBand="0" w:val="0000"/>
+        <w:tblLook w:firstRow="1" w:lastRow="0" w:firstColumn="0" w:lastColumn="0" w:noHBand="0" w:noVBand="0" w:val="0020"/>
         <w:jc w:val="start"/>
       </w:tblPr>
       <w:tblGrid>
@@ -3340,6 +3456,35 @@
         <w:gridCol w:w="3960"/>
       </w:tblGrid>
       <w:tr>
+        <w:trPr>
+          <w:tblHeader w:val="true"/>
+        </w:trPr>
+        <w:tc>
+          <w:tcPr/>
+          <w:p>
+            <w:pPr>
+              <w:pStyle w:val="Compact"/>
+              <w:jc w:val="left"/>
+            </w:pPr>
+            <w:r>
+              <w:t xml:space="preserve">Item</w:t>
+            </w:r>
+          </w:p>
+        </w:tc>
+        <w:tc>
+          <w:tcPr/>
+          <w:p>
+            <w:pPr>
+              <w:pStyle w:val="Compact"/>
+              <w:jc w:val="left"/>
+            </w:pPr>
+            <w:r>
+              <w:t xml:space="preserve">Details</w:t>
+            </w:r>
+          </w:p>
+        </w:tc>
+      </w:tr>
+      <w:tr>
         <w:tc>
           <w:tcPr/>
           <w:p>
@@ -3462,7 +3607,7 @@
       <w:tblPr>
         <w:tblStyle w:val="Table"/>
         <w:tblW w:type="pct" w:w="5000"/>
-        <w:tblLook w:firstRow="0" w:lastRow="0" w:firstColumn="0" w:lastColumn="0" w:noHBand="0" w:noVBand="0" w:val="0000"/>
+        <w:tblLook w:firstRow="1" w:lastRow="0" w:firstColumn="0" w:lastColumn="0" w:noHBand="0" w:noVBand="0" w:val="0020"/>
         <w:jc w:val="start"/>
       </w:tblPr>
       <w:tblGrid>
@@ -3470,6 +3615,35 @@
         <w:gridCol w:w="3960"/>
       </w:tblGrid>
       <w:tr>
+        <w:trPr>
+          <w:tblHeader w:val="true"/>
+        </w:trPr>
+        <w:tc>
+          <w:tcPr/>
+          <w:p>
+            <w:pPr>
+              <w:pStyle w:val="Compact"/>
+              <w:jc w:val="left"/>
+            </w:pPr>
+            <w:r>
+              <w:t xml:space="preserve">Item</w:t>
+            </w:r>
+          </w:p>
+        </w:tc>
+        <w:tc>
+          <w:tcPr/>
+          <w:p>
+            <w:pPr>
+              <w:pStyle w:val="Compact"/>
+              <w:jc w:val="left"/>
+            </w:pPr>
+            <w:r>
+              <w:t xml:space="preserve">Details</w:t>
+            </w:r>
+          </w:p>
+        </w:tc>
+      </w:tr>
+      <w:tr>
         <w:tc>
           <w:tcPr/>
           <w:p>
@@ -3574,13 +3748,42 @@
       <w:tblPr>
         <w:tblStyle w:val="Table"/>
         <w:tblW w:type="pct" w:w="5000"/>
-        <w:tblLook w:firstRow="0" w:lastRow="0" w:firstColumn="0" w:lastColumn="0" w:noHBand="0" w:noVBand="0" w:val="0000"/>
+        <w:tblLook w:firstRow="1" w:lastRow="0" w:firstColumn="0" w:lastColumn="0" w:noHBand="0" w:noVBand="0" w:val="0020"/>
         <w:jc w:val="start"/>
       </w:tblPr>
       <w:tblGrid>
         <w:gridCol w:w="3960"/>
         <w:gridCol w:w="3960"/>
       </w:tblGrid>
+      <w:tr>
+        <w:trPr>
+          <w:tblHeader w:val="true"/>
+        </w:trPr>
+        <w:tc>
+          <w:tcPr/>
+          <w:p>
+            <w:pPr>
+              <w:pStyle w:val="Compact"/>
+              <w:jc w:val="left"/>
+            </w:pPr>
+            <w:r>
+              <w:t xml:space="preserve">Item</w:t>
+            </w:r>
+          </w:p>
+        </w:tc>
+        <w:tc>
+          <w:tcPr/>
+          <w:p>
+            <w:pPr>
+              <w:pStyle w:val="Compact"/>
+              <w:jc w:val="left"/>
+            </w:pPr>
+            <w:r>
+              <w:t xml:space="preserve">Details</w:t>
+            </w:r>
+          </w:p>
+        </w:tc>
+      </w:tr>
       <w:tr>
         <w:tc>
           <w:tcPr/>

--- a/downloads/CHEM131_Syllabus_Fall2026.docx
+++ b/downloads/CHEM131_Syllabus_Fall2026.docx
@@ -1067,9 +1067,6 @@
               <w:t xml:space="preserve">Aspects of organic and biochemistry emphasizing how chemicals affect functioning of the human body. Applicable to students seeking a 2-year degree in the health-occupations fields. Topics covered include aliphatic and aromatic compounds, alcohols, ethers, amines, aldehydes, ketones, carboxylic acids and their derivatives, carbohydrates and carbohydrate metabolism, lipids and lipid metabolism, proteins and protein metabolism, enzymes and hormones, nucleic acids and the chemistry of heredity, body fluids and the human circulation system, and nutrition.</w:t>
             </w:r>
             <w:r>
-              <w:t xml:space="preserve"> </w:t>
-            </w:r>
-            <w:r>
               <w:rPr>
                 <w:bCs/>
                 <w:b/>
@@ -1101,6 +1098,24 @@
         <w:pStyle w:val="FirstParagraph"/>
       </w:pPr>
       <w:r>
+        <w:rPr>
+          <w:bCs/>
+          <w:b/>
+        </w:rPr>
+        <w:t xml:space="preserve">TL;DR:</w:t>
+      </w:r>
+      <w:r>
+        <w:t xml:space="preserve"> </w:t>
+      </w:r>
+      <w:r>
+        <w:t xml:space="preserve">No lectures — everything happens through weekly team discussions and hands-on labs. Show up, stay engaged, and ask for help before you’re stuck.</w:t>
+      </w:r>
+    </w:p>
+    <w:p>
+      <w:pPr>
+        <w:pStyle w:val="BodyText"/>
+      </w:pPr>
+      <w:r>
         <w:t xml:space="preserve">Welcome, welcome, welcome! I’m Dr. B (Dr. Karl Bailey, he/him), and I’m glad to have you in CHEM&amp;131. You’ve already proven you can handle the pace and the math — let’s get into how this course runs, week to week.</w:t>
       </w:r>
     </w:p>
@@ -1214,6 +1229,24 @@
     <w:p>
       <w:pPr>
         <w:pStyle w:val="FirstParagraph"/>
+      </w:pPr>
+      <w:r>
+        <w:rPr>
+          <w:bCs/>
+          <w:b/>
+        </w:rPr>
+        <w:t xml:space="preserve">TL;DR:</w:t>
+      </w:r>
+      <w:r>
+        <w:t xml:space="preserve"> </w:t>
+      </w:r>
+      <w:r>
+        <w:t xml:space="preserve">Something is due nearly every day, Tuesday through Sunday — same pattern every week once you learn it.</w:t>
+      </w:r>
+    </w:p>
+    <w:p>
+      <w:pPr>
+        <w:pStyle w:val="BodyText"/>
       </w:pPr>
       <w:r>
         <w:t xml:space="preserve">Canvas Modules are your home base. This rhythm repeats every module — once you know this table, you know the whole term.</w:t>
@@ -1465,6 +1498,24 @@
         <w:t xml:space="preserve">About Your Instructor</w:t>
       </w:r>
     </w:p>
+    <w:p>
+      <w:pPr>
+        <w:pStyle w:val="FirstParagraph"/>
+      </w:pPr>
+      <w:r>
+        <w:rPr>
+          <w:bCs/>
+          <w:b/>
+        </w:rPr>
+        <w:t xml:space="preserve">TL;DR:</w:t>
+      </w:r>
+      <w:r>
+        <w:t xml:space="preserve"> </w:t>
+      </w:r>
+      <w:r>
+        <w:t xml:space="preserve">Canvas Inbox only, no email — I reply within 24 hours on weekdays.</w:t>
+      </w:r>
+    </w:p>
     <w:tbl>
       <w:tblPr>
         <w:tblStyle w:val="Table"/>
@@ -1590,7 +1641,10 @@
               <w:jc w:val="left"/>
             </w:pPr>
             <w:r>
-              <w:t xml:space="preserve">Canvas Inbox only — I do not use email during the term. Not a current student? Reach me at kbailey@clark.edu or 360-992-2313.</w:t>
+              <w:t xml:space="preserve">Canvas Inbox only — I do not use email during the term.</w:t>
+            </w:r>
+            <w:r>
+              <w:t xml:space="preserve">Not a current student? Reach me at kbailey@clark.edu or 360-992-2313.</w:t>
             </w:r>
           </w:p>
         </w:tc>
@@ -1670,7 +1724,7 @@
         <w:pStyle w:val="FirstParagraph"/>
       </w:pPr>
       <w:r>
-        <w:t xml:space="preserve">I’ve spent more than 25 years building and refining active-learning chemistry courses — including pioneering asynchronous online POGIL (Process Oriented Guided Inquiry Learning) before it was common practice. Struggling at first is normal; stick with it, ask questions, and you’ll find your footing. I’ve designed everything with you in mind, and I respond to Canvas messages within 24 hours on weekdays.</w:t>
+        <w:t xml:space="preserve">I’ve spent more than 25 years building and refining active-learning chemistry courses putting students and their learning at the center of my teaching whether in person or online. I’ve designed everything in this course with you in mind based on what my students tell me works. The first big part of that is learning to struggle when learning anything new. It’s normal. So stick with it and you’ll find your footing and confidence with it. Reach out for help directly before things get away from you. I respond to Canvas messages within 24 hours on weekdays.</w:t>
       </w:r>
     </w:p>
     <w:p>
@@ -1689,7 +1743,7 @@
           <w:iCs/>
           <w:i/>
         </w:rPr>
-        <w:t xml:space="preserve">Our job as educators is not to prepare you for the real world. You already live in the real world.</w:t>
+        <w:t xml:space="preserve">Our job as educators is not to prepare you for the real world. You already live in the real world. Our job is to empower you to change it.</w:t>
       </w:r>
       <w:r>
         <w:rPr>
@@ -1714,6 +1768,24 @@
       </w:pPr>
       <w:r>
         <w:t xml:space="preserve">What Course Materials Will I Need?</w:t>
+      </w:r>
+    </w:p>
+    <w:p>
+      <w:pPr>
+        <w:pStyle w:val="FirstParagraph"/>
+      </w:pPr>
+      <w:r>
+        <w:rPr>
+          <w:bCs/>
+          <w:b/>
+        </w:rPr>
+        <w:t xml:space="preserve">TL;DR:</w:t>
+      </w:r>
+      <w:r>
+        <w:t xml:space="preserve"> </w:t>
+      </w:r>
+      <w:r>
+        <w:t xml:space="preserve">Chemfolio + your lab manual (Clark Bookstore) + ALEKS (set up automatically in Canvas).</w:t>
       </w:r>
     </w:p>
     <w:tbl>
@@ -1804,15 +1876,6 @@
               <w:t xml:space="preserve">[edition/ISBN/price TBD]</w:t>
             </w:r>
             <w:r>
-              <w:t xml:space="preserve"> </w:t>
-            </w:r>
-            <w:r>
-              <w:t xml:space="preserve">/</w:t>
-            </w:r>
-            <w:r>
-              <w:t xml:space="preserve"> </w:t>
-            </w:r>
-            <w:r>
               <w:rPr>
                 <w:bCs/>
                 <w:b/>
@@ -1836,15 +1899,6 @@
               <w:t xml:space="preserve">[edition/ISBN/price TBD]</w:t>
             </w:r>
             <w:r>
-              <w:t xml:space="preserve"> </w:t>
-            </w:r>
-            <w:r>
-              <w:t xml:space="preserve">/</w:t>
-            </w:r>
-            <w:r>
-              <w:t xml:space="preserve"> </w:t>
-            </w:r>
-            <w:r>
               <w:rPr>
                 <w:bCs/>
                 <w:b/>
@@ -1945,7 +1999,10 @@
               <w:jc w:val="left"/>
             </w:pPr>
             <w:r>
-              <w:t xml:space="preserve">Canvas Learning Management System, with Microsoft OneDrive linked directly through Canvas’s built-in Microsoft Education integration (no separate office.com setup needed). A heads up: this embedded Office/OneDrive connection tripped up a number of students last term. Module 0 has a step-by-step setup guide — work through it in week one, and if you hit an error, contact Tech Hub (techhub@clark.edu · 360-992-2010) rather than troubleshooting alone.</w:t>
+              <w:t xml:space="preserve">Canvas Learning Management System, with Microsoft OneDrive linked directly through Canvas’s built-in Microsoft Education integration (no separate office.com setup needed).</w:t>
+            </w:r>
+            <w:r>
+              <w:t xml:space="preserve">A heads up: this embedded Office/OneDrive connection tripped up a number of students last term. Module 0 has a step-by-step setup guide — work through it in week one, and if you hit an error, contact Tech Hub (techhub@clark.edu · 360-992-2010) rather than troubleshooting alone.</w:t>
             </w:r>
           </w:p>
         </w:tc>
@@ -2048,7 +2105,10 @@
               <w:t xml:space="preserve">[bookstore link pending]</w:t>
             </w:r>
             <w:r>
-              <w:t xml:space="preserve">. ALEKS: access is set up automatically in Canvas once your registration is processed.</w:t>
+              <w:t xml:space="preserve">.</w:t>
+            </w:r>
+            <w:r>
+              <w:t xml:space="preserve">ALEKS: access is set up automatically in Canvas once your registration is processed.</w:t>
             </w:r>
           </w:p>
         </w:tc>
@@ -2064,75 +2124,111 @@
         <w:t xml:space="preserve">What Are the Course Agreements?</w:t>
       </w:r>
     </w:p>
-    <w:bookmarkStart w:id="33" w:name="communication"/>
-    <w:p>
-      <w:pPr>
-        <w:pStyle w:val="Heading2"/>
-      </w:pPr>
-      <w:r>
-        <w:t xml:space="preserve">Communication</w:t>
-      </w:r>
-    </w:p>
     <w:p>
       <w:pPr>
         <w:pStyle w:val="FirstParagraph"/>
-      </w:pPr>
-      <w:r>
-        <w:t xml:space="preserve">Canvas Inbox is our channel — for everything. I don’t use email during the term, so if you send a Clark email, expect it to go unanswered; message me through Canvas Inbox instead. I respond within 24 hours on weekdays.</w:t>
-      </w:r>
-    </w:p>
-    <w:bookmarkEnd w:id="33"/>
-    <w:bookmarkStart w:id="34" w:name="citing-your-sources"/>
-    <w:p>
-      <w:pPr>
-        <w:pStyle w:val="Heading2"/>
-      </w:pPr>
-      <w:r>
-        <w:t xml:space="preserve">Citing Your Sources</w:t>
-      </w:r>
-    </w:p>
-    <w:p>
-      <w:pPr>
-        <w:pStyle w:val="FirstParagraph"/>
-      </w:pPr>
-      <w:r>
-        <w:t xml:space="preserve">A citation is when you give credit to another source of information that you are using in your work. This course has specific expectations about how you cite your sources when you are referring to work that is not your own. To avoid plagiarism (when you intentionally or unintentionally present someone else’s work as your own), you will need to signal that you are referencing outside material and give credit. Clark College Libraries’ plagiarism guide is a handy resource for learning about what plagiarism is and how to avoid it. I am here if you have questions about how to correctly cite outside information in your work.</w:t>
-      </w:r>
-    </w:p>
-    <w:bookmarkEnd w:id="34"/>
-    <w:bookmarkStart w:id="38" w:name="X557e592dac108a6d1044d97136f1b079f25201c"/>
-    <w:p>
-      <w:pPr>
-        <w:pStyle w:val="Heading2"/>
-      </w:pPr>
-      <w:r>
-        <w:t xml:space="preserve">AI (Artificial Intelligence) Guidelines — Community AI Agreement</w:t>
-      </w:r>
-    </w:p>
-    <w:p>
-      <w:pPr>
-        <w:pStyle w:val="FirstParagraph"/>
-      </w:pPr>
-      <w:r>
-        <w:t xml:space="preserve">This agreement is a community commitment built on honesty, growth, and professionalism. AI is a more powerful tool than simply an advanced Google search. Learn to leverage it wisely, use it responsibly, and declare it when submitting your work. By enrolling in this course you are agreeing to abide by this agreement.</w:t>
-      </w:r>
-    </w:p>
-    <w:p>
-      <w:pPr>
-        <w:pStyle w:val="BodyText"/>
       </w:pPr>
       <w:r>
         <w:rPr>
           <w:bCs/>
           <w:b/>
         </w:rPr>
-        <w:t xml:space="preserve">AI-generated discussion posts and replies do not demonstrate your learning and will not receive credit.</w:t>
+        <w:t xml:space="preserve">TL;DR:</w:t>
       </w:r>
       <w:r>
         <w:t xml:space="preserve"> </w:t>
       </w:r>
       <w:r>
-        <w:t xml:space="preserve">The 3-2-1 format requires your specific workbook attempts, your reasoning, and your questions — none of which AI can provide on your behalf.</w:t>
+        <w:t xml:space="preserve">Message me in Canvas Inbox, cite anything that isn’t yours, never let AI write your discussion posts, and show up ready to work.</w:t>
+      </w:r>
+    </w:p>
+    <w:bookmarkStart w:id="33" w:name="communication"/>
+    <w:p>
+      <w:pPr>
+        <w:pStyle w:val="Heading2"/>
+      </w:pPr>
+      <w:r>
+        <w:t xml:space="preserve">Communication</w:t>
+      </w:r>
+    </w:p>
+    <w:p>
+      <w:pPr>
+        <w:pStyle w:val="FirstParagraph"/>
+      </w:pPr>
+      <w:r>
+        <w:t xml:space="preserve">Canvas Inbox is our channel — for everything. I don’t use email during the term, so if you send a Clark email, expect it to go unanswered; message me through Canvas Inbox instead. I respond within 24 hours on weekdays.</w:t>
+      </w:r>
+    </w:p>
+    <w:bookmarkEnd w:id="33"/>
+    <w:bookmarkStart w:id="34" w:name="citing-your-sources"/>
+    <w:p>
+      <w:pPr>
+        <w:pStyle w:val="Heading2"/>
+      </w:pPr>
+      <w:r>
+        <w:t xml:space="preserve">Citing Your Sources</w:t>
+      </w:r>
+    </w:p>
+    <w:p>
+      <w:pPr>
+        <w:pStyle w:val="FirstParagraph"/>
+      </w:pPr>
+      <w:r>
+        <w:t xml:space="preserve">Use a citation to credit ANY source of information used in your work, be it a website, image, or content that YOU did not come up with. Yes, it’s a pain, but it helps when posting content for others who need to trust and rely on it. To avoid plagiarism (when you intentionally or unintentionally present someone else’s work as your own), you will need to signal that you are referencing outside material and give credit. Clark College Libraries’ plagiarism guide is a handy resource for learning about what plagiarism is and how to avoid it. I am here if you have questions about how to correctly cite outside information in your work.</w:t>
+      </w:r>
+    </w:p>
+    <w:bookmarkEnd w:id="34"/>
+    <w:bookmarkStart w:id="38" w:name="X557e592dac108a6d1044d97136f1b079f25201c"/>
+    <w:p>
+      <w:pPr>
+        <w:pStyle w:val="Heading2"/>
+      </w:pPr>
+      <w:r>
+        <w:t xml:space="preserve">AI (Artificial Intelligence) Guidelines — Community AI Agreement</w:t>
+      </w:r>
+    </w:p>
+    <w:p>
+      <w:pPr>
+        <w:pStyle w:val="FirstParagraph"/>
+      </w:pPr>
+      <w:r>
+        <w:rPr>
+          <w:bCs/>
+          <w:b/>
+        </w:rPr>
+        <w:t xml:space="preserve">TL;DR:</w:t>
+      </w:r>
+      <w:r>
+        <w:t xml:space="preserve"> </w:t>
+      </w:r>
+      <w:r>
+        <w:t xml:space="preserve">Never use AI to write anything you submit in discussions — no exceptions. AI can help you double-check your own lab/ALEKS work if you declare it. Quizzes and the Final Project: no AI, period.</w:t>
+      </w:r>
+    </w:p>
+    <w:p>
+      <w:pPr>
+        <w:pStyle w:val="BodyText"/>
+      </w:pPr>
+      <w:r>
+        <w:t xml:space="preserve">This agreement is a community commitment built on honesty, growth, and professionalism. AI is a more powerful tool than simply an advanced Google search. Learn to leverage it wisely, use it responsibly, and declare it when submitting your work. By enrolling in this course you are agreeing to abide by this agreement.</w:t>
+      </w:r>
+    </w:p>
+    <w:p>
+      <w:pPr>
+        <w:pStyle w:val="BodyText"/>
+      </w:pPr>
+      <w:r>
+        <w:rPr>
+          <w:bCs/>
+          <w:b/>
+        </w:rPr>
+        <w:t xml:space="preserve">For discussions specifically: no AI-generated content is ever allowed in anything you submit — no exceptions, and declaring it doesn’t change that.</w:t>
+      </w:r>
+      <w:r>
+        <w:t xml:space="preserve"> </w:t>
+      </w:r>
+      <w:r>
+        <w:t xml:space="preserve">The 3-2-1 format, OOL posts, and Team Lead summaries all require your own reasoning, in your own words. AI-generated discussion content will not receive credit, whether declared or not.</w:t>
       </w:r>
     </w:p>
     <w:bookmarkStart w:id="35" w:name="four-principles"/>
@@ -2247,7 +2343,7 @@
         <w:t xml:space="preserve"> </w:t>
       </w:r>
       <w:r>
-        <w:t xml:space="preserve">at the end of your post, reply, or lab answer.</w:t>
+        <w:t xml:space="preserve">at the end of your lab answer or ALEKS work.</w:t>
       </w:r>
     </w:p>
     <w:bookmarkEnd w:id="35"/>
@@ -2279,7 +2375,7 @@
         <w:t xml:space="preserve"> </w:t>
       </w:r>
       <w:r>
-        <w:t xml:space="preserve">— Declare any AI use in posts (context, clarification, or examples only). Your 3-2-1 post must reflect your own engagement with the assigned Activity and video keys. AI cannot watch a video for you, work through an Activity’s objectives for you, or learn for you. Team Leads may use AI to draft the AI Summary portion of the LEADER CHECK IN reply — the MY READ section must be written by the student, with AI use declared. AI is never permitted, declared or not, to generate your THREE/TWO/ONE content by feeding course materials into an AI tool.</w:t>
+        <w:t xml:space="preserve">— No AI-generated content anywhere in your posts, replies, and includes the LEADER CHECK IN reply. All posts and replies must be written by the student, with no exception. AI cannot watch a video for you, work through an activity’s objectives, or learn for you. AI cannot produce reflective thoughts for a human being.</w:t>
       </w:r>
     </w:p>
     <w:p>
@@ -2367,7 +2463,17 @@
         <w:pStyle w:val="Compact"/>
       </w:pPr>
       <w:r>
-        <w:t xml:space="preserve">First time in discussions — friendly reminder to declare. AI in replies without declaration = zero credit.</w:t>
+        <w:rPr>
+          <w:bCs/>
+          <w:b/>
+        </w:rPr>
+        <w:t xml:space="preserve">Discussions</w:t>
+      </w:r>
+      <w:r>
+        <w:t xml:space="preserve"> </w:t>
+      </w:r>
+      <w:r>
+        <w:t xml:space="preserve">— AI-generated content in any post, reply, or Team Lead summary = zero credit for that submission, regardless of declaration. Repeated instances = academic integrity referral.</w:t>
       </w:r>
     </w:p>
     <w:p>
@@ -2379,7 +2485,17 @@
         <w:pStyle w:val="Compact"/>
       </w:pPr>
       <w:r>
-        <w:t xml:space="preserve">Repeated or pattern-based — zero points on affected posts. Systematic AI-generated content across multiple submissions constitutes academic dishonesty and an academic integrity referral.</w:t>
+        <w:rPr>
+          <w:bCs/>
+          <w:b/>
+        </w:rPr>
+        <w:t xml:space="preserve">Labs</w:t>
+      </w:r>
+      <w:r>
+        <w:t xml:space="preserve"> </w:t>
+      </w:r>
+      <w:r>
+        <w:t xml:space="preserve">— fake data = zero for the lab. AI answer without declaration = zero for the question. No regrades.</w:t>
       </w:r>
     </w:p>
     <w:p>
@@ -2391,19 +2507,17 @@
         <w:pStyle w:val="Compact"/>
       </w:pPr>
       <w:r>
-        <w:t xml:space="preserve">Labs — fake data = zero for the lab. AI answer without declaration = zero for the question. No regrades.</w:t>
-      </w:r>
-    </w:p>
-    <w:p>
-      <w:pPr>
-        <w:numPr>
-          <w:ilvl w:val="0"/>
-          <w:numId w:val="1004"/>
-        </w:numPr>
-        <w:pStyle w:val="Compact"/>
-      </w:pPr>
-      <w:r>
-        <w:t xml:space="preserve">Quizzes/Final Project — suspected use = zero points and academic integrity referral.</w:t>
+        <w:rPr>
+          <w:bCs/>
+          <w:b/>
+        </w:rPr>
+        <w:t xml:space="preserve">Quizzes/Final Project</w:t>
+      </w:r>
+      <w:r>
+        <w:t xml:space="preserve"> </w:t>
+      </w:r>
+      <w:r>
+        <w:t xml:space="preserve">— suspected use = zero points and academic integrity referral.</w:t>
       </w:r>
     </w:p>
     <w:p>
@@ -2549,6 +2663,24 @@
         <w:pStyle w:val="FirstParagraph"/>
       </w:pPr>
       <w:r>
+        <w:rPr>
+          <w:bCs/>
+          <w:b/>
+        </w:rPr>
+        <w:t xml:space="preserve">TL;DR:</w:t>
+      </w:r>
+      <w:r>
+        <w:t xml:space="preserve"> </w:t>
+      </w:r>
+      <w:r>
+        <w:t xml:space="preserve">By the end, you can apply chemistry reasoning to real health-career problems — not just recall facts.</w:t>
+      </w:r>
+    </w:p>
+    <w:p>
+      <w:pPr>
+        <w:pStyle w:val="BodyText"/>
+      </w:pPr>
+      <w:r>
         <w:t xml:space="preserve">Student learning outcomes are the skills and abilities that you are working to acquire, practice, and apply in class. They represent the learning goals for the term.</w:t>
       </w:r>
     </w:p>
@@ -2653,7 +2785,37 @@
         <w:pStyle w:val="FirstParagraph"/>
       </w:pPr>
       <w:r>
-        <w:t xml:space="preserve">These weights aren’t arbitrary. Labs and Discussions carry the most weight because that’s where the real learning happens — applying what you know, not just recognizing it. ALEKS is weighted lightly because it’s practice, not proof of understanding. The Final TYC Project replaces a comprehensive exam because teaching a concept to someone else is a better test of whether you actually understand it than a timed exam is.</w:t>
+        <w:rPr>
+          <w:bCs/>
+          <w:b/>
+        </w:rPr>
+        <w:t xml:space="preserve">TL;DR:</w:t>
+      </w:r>
+      <w:r>
+        <w:t xml:space="preserve"> </w:t>
+      </w:r>
+      <w:r>
+        <w:t xml:space="preserve">Discussions 30% · Labs 30% · Quizzes 20% · ALEKS 10% · Final TYC Project 10%. Here’s why those weights, and the full breakdown.</w:t>
+      </w:r>
+    </w:p>
+    <w:p>
+      <w:pPr>
+        <w:pStyle w:val="BodyText"/>
+      </w:pPr>
+      <w:r>
+        <w:t xml:space="preserve">These weights aren’t arbitrary. Labs and Discussions carry the most weight because that’s where the real demonstration of your learning happens — applying what you know, not just recognizing it. ALEKS is weighted lightly because it’s practice, not proof of understanding. The Final TYC Project replaces a comprehensive exam because teaching a concept to someone else is a better test of whether you actually understand it than a timed exam is (e.g. </w:t>
+      </w:r>
+      <w:r>
+        <w:t xml:space="preserve">“</w:t>
+      </w:r>
+      <w:r>
+        <w:t xml:space="preserve">Learn on, do one, teach on.</w:t>
+      </w:r>
+      <w:r>
+        <w:t xml:space="preserve">”</w:t>
+      </w:r>
+      <w:r>
+        <w:t xml:space="preserve">)</w:t>
       </w:r>
     </w:p>
     <w:bookmarkStart w:id="42" w:name="Xdd0719f115f2bfe56e3e892841df085ef5ba506"/>
@@ -3230,7 +3392,7 @@
               <w:jc w:val="left"/>
             </w:pPr>
             <w:r>
-              <w:t xml:space="preserve">63 up to 70</w:t>
+              <w:t xml:space="preserve">63 up to 71</w:t>
             </w:r>
           </w:p>
         </w:tc>
@@ -3433,6 +3595,24 @@
       </w:pPr>
       <w:r>
         <w:t xml:space="preserve">What Resources and Support Services Are Available to Me?</w:t>
+      </w:r>
+    </w:p>
+    <w:p>
+      <w:pPr>
+        <w:pStyle w:val="FirstParagraph"/>
+      </w:pPr>
+      <w:r>
+        <w:rPr>
+          <w:bCs/>
+          <w:b/>
+        </w:rPr>
+        <w:t xml:space="preserve">TL;DR:</w:t>
+      </w:r>
+      <w:r>
+        <w:t xml:space="preserve"> </w:t>
+      </w:r>
+      <w:r>
+        <w:t xml:space="preserve">Tech Hub for Canvas/software problems, Tutoring or Librarians for coursework help, Basic Needs Hub if life is making this term hard.</w:t>
       </w:r>
     </w:p>
     <w:bookmarkStart w:id="49" w:name="technical-support"/>

--- a/downloads/CHEM131_Syllabus_Fall2026.docx
+++ b/downloads/CHEM131_Syllabus_Fall2026.docx
@@ -42,7 +42,7 @@
         <w:pStyle w:val="FirstParagraph"/>
       </w:pPr>
       <w:r>
-        <w:t xml:space="preserve">This course builds directly on CHEM&amp;121, moving from general chemistry into the organic and biochemistry that explains how the human body actually works at a molecular level. This is the chemistry behind metabolism, drug action, and the major biomolecules you’ll encounter constantly in a health career — the layer beneath the clinical knowledge you’ll build in your program.</w:t>
+        <w:t xml:space="preserve">This course builds directly on CHEM&amp;121, moving from general chemistry into the organic and biochemistry that explains how the human body actually works at a molecular level. This is the chemistry behind metabolism, drug action, and the major biomolecules you’ll encounter constantly in a health career — the layer beneath the clinical knowledge you’ll build in your program. Chemistry is also the foundation of the human body itself — the foods you eat and the environment around you determine physiological impacts and outcomes at a chemical level.</w:t>
       </w:r>
     </w:p>
     <w:p>
@@ -50,7 +50,7 @@
         <w:pStyle w:val="BodyText"/>
       </w:pPr>
       <w:r>
-        <w:t xml:space="preserve">Chemistry also puts a spotlight on how comfortable you are with learning itself. This isn’t easy for anyone, because it’s more than recalling facts and getting things right — it’s being comfortable in the space between what you know and what you don’t yet. Real understanding comes with time and repetition, and there are no shortcuts. Everything in this syllabus is built around getting you through that process, not around catching you out.</w:t>
+        <w:t xml:space="preserve">This term will ask more from you than the last. Organic chemistry is much more abstract, no math and no formulas. This term structure is function, so time on task and repetition is how we get more comfortable recognizing structures to better predict their function. This term more than the last, there are no shortcuts. It is the same for everyone, and everyone makes it through successfully. Use the first three modules to invest and build a solid foundation for the rest of the term. Everything in this syllabus is built around getting you through that process, not around catching you out.</w:t>
       </w:r>
     </w:p>
     <w:bookmarkEnd w:id="20"/>

--- a/downloads/CHEM131_Syllabus_Fall2026.docx
+++ b/downloads/CHEM131_Syllabus_Fall2026.docx
@@ -722,7 +722,7 @@
     </w:p>
     <w:bookmarkEnd w:id="22"/>
     <w:bookmarkEnd w:id="23"/>
-    <w:bookmarkStart w:id="24" w:name="course-information"/>
+    <w:bookmarkStart w:id="25" w:name="course-information"/>
     <w:p>
       <w:pPr>
         <w:pStyle w:val="Heading1"/>
@@ -915,9 +915,14 @@
               <w:pStyle w:val="Compact"/>
               <w:jc w:val="left"/>
             </w:pPr>
-            <w:r>
-              <w:t xml:space="preserve">Canvas Learning Management System (clarkcollege.instructure.com)</w:t>
-            </w:r>
+            <w:hyperlink r:id="rId24">
+              <w:r>
+                <w:rPr>
+                  <w:rStyle w:val="Hyperlink"/>
+                </w:rPr>
+                <w:t xml:space="preserve">Canvas Learning Management System</w:t>
+              </w:r>
+            </w:hyperlink>
           </w:p>
         </w:tc>
       </w:tr>
@@ -1083,8 +1088,8 @@
         </w:tc>
       </w:tr>
     </w:tbl>
-    <w:bookmarkEnd w:id="24"/>
-    <w:bookmarkStart w:id="29" w:name="welcome-to-class"/>
+    <w:bookmarkEnd w:id="25"/>
+    <w:bookmarkStart w:id="31" w:name="welcome-to-class"/>
     <w:p>
       <w:pPr>
         <w:pStyle w:val="Heading1"/>
@@ -1141,7 +1146,7 @@
         <w:t xml:space="preserve">You already know the rhythm of this course from CHEM&amp;121. Trust the process, stay engaged weekly, and you’ll find your footing quickly.</w:t>
       </w:r>
     </w:p>
-    <w:bookmarkStart w:id="25" w:name="Xe66c6beb7eb2ec0e95c71e590f49bdb9df56704"/>
+    <w:bookmarkStart w:id="26" w:name="Xe66c6beb7eb2ec0e95c71e590f49bdb9df56704"/>
     <w:p>
       <w:pPr>
         <w:pStyle w:val="Heading2"/>
@@ -1158,8 +1163,8 @@
         <w:t xml:space="preserve">This course assumes the math and chemistry foundation you built in CHEM&amp;121. We move quickly into organic structures and biochemical pathways, so a comfort with unit conversions and basic chemical reasoning will serve you well from week one.</w:t>
       </w:r>
     </w:p>
-    <w:bookmarkEnd w:id="25"/>
-    <w:bookmarkStart w:id="26" w:name="what-can-i-expect-in-class"/>
+    <w:bookmarkEnd w:id="26"/>
+    <w:bookmarkStart w:id="27" w:name="what-can-i-expect-in-class"/>
     <w:p>
       <w:pPr>
         <w:pStyle w:val="Heading2"/>
@@ -1198,8 +1203,8 @@
         <w:t xml:space="preserve">If you’ve taken a science course before, don’t assume this one works the same way: there are no traditional lectures, quizzes happen in person during lab, and labs are real science, not a recipe to follow. More on exactly how below.</w:t>
       </w:r>
     </w:p>
-    <w:bookmarkEnd w:id="26"/>
-    <w:bookmarkStart w:id="27" w:name="what-if-i-need-an-accommodation"/>
+    <w:bookmarkEnd w:id="27"/>
+    <w:bookmarkStart w:id="29" w:name="what-if-i-need-an-accommodation"/>
     <w:p>
       <w:pPr>
         <w:pStyle w:val="Heading2"/>
@@ -1213,11 +1218,25 @@
         <w:pStyle w:val="FirstParagraph"/>
       </w:pPr>
       <w:r>
-        <w:t xml:space="preserve">Clark College and the Disability Access Center (DAC) office assist students with disabilities in pursuing their educational goals. DAC can provide classroom accommodations, as well as serve as a resource to the campus community in striving to make Clark College both an accessible and hospitable place for students with disabilities. Interested in getting accommodations? Begin with viewing the steps for requesting accommodations at clark.edu/dac.</w:t>
-      </w:r>
-    </w:p>
-    <w:bookmarkEnd w:id="27"/>
-    <w:bookmarkStart w:id="28" w:name="weekly-flow"/>
+        <w:t xml:space="preserve">Clark College and the Disability Access Center (DAC) office assist students with disabilities in pursuing their educational goals. DAC can provide classroom accommodations, as well as serve as a resource to the campus community in striving to make Clark College both an accessible and hospitable place for students with disabilities. Interested in getting accommodations? Begin with</w:t>
+      </w:r>
+      <w:r>
+        <w:t xml:space="preserve"> </w:t>
+      </w:r>
+      <w:hyperlink r:id="rId28">
+        <w:r>
+          <w:rPr>
+            <w:rStyle w:val="Hyperlink"/>
+          </w:rPr>
+          <w:t xml:space="preserve">viewing the steps for requesting accommodations</w:t>
+        </w:r>
+      </w:hyperlink>
+      <w:r>
+        <w:t xml:space="preserve">.</w:t>
+      </w:r>
+    </w:p>
+    <w:bookmarkEnd w:id="29"/>
+    <w:bookmarkStart w:id="30" w:name="weekly-flow"/>
     <w:p>
       <w:pPr>
         <w:pStyle w:val="Heading2"/>
@@ -1487,9 +1506,9 @@
         <w:t xml:space="preserve">Prioritize content learning in your Chemfolio with your team first. Labs are based on the assigned content from the module.</w:t>
       </w:r>
     </w:p>
-    <w:bookmarkEnd w:id="28"/>
-    <w:bookmarkEnd w:id="29"/>
-    <w:bookmarkStart w:id="31" w:name="about-your-instructor"/>
+    <w:bookmarkEnd w:id="30"/>
+    <w:bookmarkEnd w:id="31"/>
+    <w:bookmarkStart w:id="33" w:name="about-your-instructor"/>
     <w:p>
       <w:pPr>
         <w:pStyle w:val="Heading1"/>
@@ -1710,7 +1729,7 @@
         </w:tc>
       </w:tr>
     </w:tbl>
-    <w:bookmarkStart w:id="30" w:name="what-can-you-expect-from-me"/>
+    <w:bookmarkStart w:id="32" w:name="what-can-you-expect-from-me"/>
     <w:p>
       <w:pPr>
         <w:pStyle w:val="Heading2"/>
@@ -1759,9 +1778,9 @@
         <w:t xml:space="preserve">— Dr. B</w:t>
       </w:r>
     </w:p>
-    <w:bookmarkEnd w:id="30"/>
-    <w:bookmarkEnd w:id="31"/>
-    <w:bookmarkStart w:id="32" w:name="what-course-materials-will-i-need"/>
+    <w:bookmarkEnd w:id="32"/>
+    <w:bookmarkEnd w:id="33"/>
+    <w:bookmarkStart w:id="36" w:name="what-course-materials-will-i-need"/>
     <w:p>
       <w:pPr>
         <w:pStyle w:val="Heading1"/>
@@ -2032,7 +2051,24 @@
               <w:jc w:val="left"/>
             </w:pPr>
             <w:r>
-              <w:t xml:space="preserve">See Clark’s eLearning accessibility and privacy policies page (clark.edu/academics/eLearning) for Canvas, ALEKS, and other tools used in this course.</w:t>
+              <w:t xml:space="preserve">See Clark’s</w:t>
+            </w:r>
+            <w:r>
+              <w:t xml:space="preserve"> </w:t>
+            </w:r>
+            <w:hyperlink r:id="rId34">
+              <w:r>
+                <w:rPr>
+                  <w:rStyle w:val="Hyperlink"/>
+                </w:rPr>
+                <w:t xml:space="preserve">eLearning accessibility and privacy policies page</w:t>
+              </w:r>
+            </w:hyperlink>
+            <w:r>
+              <w:t xml:space="preserve"> </w:t>
+            </w:r>
+            <w:r>
+              <w:t xml:space="preserve">for Canvas, ALEKS, and other tools used in this course.</w:t>
             </w:r>
           </w:p>
         </w:tc>
@@ -2062,7 +2098,24 @@
               <w:jc w:val="left"/>
             </w:pPr>
             <w:r>
-              <w:t xml:space="preserve">See Clark’s eLearning accessibility and privacy policies page (clark.edu/academics/eLearning) for accessibility statements on Canvas, ALEKS, and other course tools.</w:t>
+              <w:t xml:space="preserve">See Clark’s</w:t>
+            </w:r>
+            <w:r>
+              <w:t xml:space="preserve"> </w:t>
+            </w:r>
+            <w:hyperlink r:id="rId34">
+              <w:r>
+                <w:rPr>
+                  <w:rStyle w:val="Hyperlink"/>
+                </w:rPr>
+                <w:t xml:space="preserve">eLearning accessibility and privacy policies page</w:t>
+              </w:r>
+            </w:hyperlink>
+            <w:r>
+              <w:t xml:space="preserve"> </w:t>
+            </w:r>
+            <w:r>
+              <w:t xml:space="preserve">for accessibility statements on Canvas, ALEKS, and other course tools.</w:t>
             </w:r>
           </w:p>
         </w:tc>
@@ -2092,18 +2145,19 @@
               <w:jc w:val="left"/>
             </w:pPr>
             <w:r>
-              <w:t xml:space="preserve">Chemfolio and your lab manual: Clark College Bookstore,</w:t>
+              <w:t xml:space="preserve">Chemfolio and your lab manual:</w:t>
             </w:r>
             <w:r>
               <w:t xml:space="preserve"> </w:t>
             </w:r>
-            <w:r>
-              <w:rPr>
-                <w:iCs/>
-                <w:i/>
-              </w:rPr>
-              <w:t xml:space="preserve">[bookstore link pending]</w:t>
-            </w:r>
+            <w:hyperlink r:id="rId35">
+              <w:r>
+                <w:rPr>
+                  <w:rStyle w:val="Hyperlink"/>
+                </w:rPr>
+                <w:t xml:space="preserve">Clark College Bookstore</w:t>
+              </w:r>
+            </w:hyperlink>
             <w:r>
               <w:t xml:space="preserve">.</w:t>
             </w:r>
@@ -2114,8 +2168,8 @@
         </w:tc>
       </w:tr>
     </w:tbl>
-    <w:bookmarkEnd w:id="32"/>
-    <w:bookmarkStart w:id="40" w:name="what-are-the-course-agreements"/>
+    <w:bookmarkEnd w:id="36"/>
+    <w:bookmarkStart w:id="44" w:name="what-are-the-course-agreements"/>
     <w:p>
       <w:pPr>
         <w:pStyle w:val="Heading1"/>
@@ -2142,7 +2196,7 @@
         <w:t xml:space="preserve">Message me in Canvas Inbox, cite anything that isn’t yours, never let AI write your discussion posts, and show up ready to work.</w:t>
       </w:r>
     </w:p>
-    <w:bookmarkStart w:id="33" w:name="communication"/>
+    <w:bookmarkStart w:id="37" w:name="communication"/>
     <w:p>
       <w:pPr>
         <w:pStyle w:val="Heading2"/>
@@ -2159,8 +2213,8 @@
         <w:t xml:space="preserve">Canvas Inbox is our channel — for everything. I don’t use email during the term, so if you send a Clark email, expect it to go unanswered; message me through Canvas Inbox instead. I respond within 24 hours on weekdays.</w:t>
       </w:r>
     </w:p>
-    <w:bookmarkEnd w:id="33"/>
-    <w:bookmarkStart w:id="34" w:name="citing-your-sources"/>
+    <w:bookmarkEnd w:id="37"/>
+    <w:bookmarkStart w:id="38" w:name="citing-your-sources"/>
     <w:p>
       <w:pPr>
         <w:pStyle w:val="Heading2"/>
@@ -2177,8 +2231,8 @@
         <w:t xml:space="preserve">Use a citation to credit ANY source of information used in your work, be it a website, image, or content that YOU did not come up with. Yes, it’s a pain, but it helps when posting content for others who need to trust and rely on it. To avoid plagiarism (when you intentionally or unintentionally present someone else’s work as your own), you will need to signal that you are referencing outside material and give credit. Clark College Libraries’ plagiarism guide is a handy resource for learning about what plagiarism is and how to avoid it. I am here if you have questions about how to correctly cite outside information in your work.</w:t>
       </w:r>
     </w:p>
-    <w:bookmarkEnd w:id="34"/>
-    <w:bookmarkStart w:id="38" w:name="X557e592dac108a6d1044d97136f1b079f25201c"/>
+    <w:bookmarkEnd w:id="38"/>
+    <w:bookmarkStart w:id="42" w:name="X557e592dac108a6d1044d97136f1b079f25201c"/>
     <w:p>
       <w:pPr>
         <w:pStyle w:val="Heading2"/>
@@ -2231,7 +2285,7 @@
         <w:t xml:space="preserve">The 3-2-1 format, OOL posts, and Team Lead summaries all require your own reasoning, in your own words. AI-generated discussion content will not receive credit, whether declared or not.</w:t>
       </w:r>
     </w:p>
-    <w:bookmarkStart w:id="35" w:name="four-principles"/>
+    <w:bookmarkStart w:id="39" w:name="four-principles"/>
     <w:p>
       <w:pPr>
         <w:pStyle w:val="Heading3"/>
@@ -2346,8 +2400,8 @@
         <w:t xml:space="preserve">at the end of your lab answer or ALEKS work.</w:t>
       </w:r>
     </w:p>
-    <w:bookmarkEnd w:id="35"/>
-    <w:bookmarkStart w:id="36" w:name="by-assignment"/>
+    <w:bookmarkEnd w:id="39"/>
+    <w:bookmarkStart w:id="40" w:name="by-assignment"/>
     <w:p>
       <w:pPr>
         <w:pStyle w:val="Heading3"/>
@@ -2444,8 +2498,8 @@
         <w:t xml:space="preserve">— No AI allowed, at any level.</w:t>
       </w:r>
     </w:p>
-    <w:bookmarkEnd w:id="36"/>
-    <w:bookmarkStart w:id="37" w:name="follow-up"/>
+    <w:bookmarkEnd w:id="40"/>
+    <w:bookmarkStart w:id="41" w:name="follow-up"/>
     <w:p>
       <w:pPr>
         <w:pStyle w:val="Heading3"/>
@@ -2550,9 +2604,9 @@
         <w:t xml:space="preserve">You’re entering health careers where accuracy and integrity matter. AI is here to stay — but how you use it says everything about your professionalism. Own it, declare it, and use it to grow.</w:t>
       </w:r>
     </w:p>
-    <w:bookmarkEnd w:id="37"/>
-    <w:bookmarkEnd w:id="38"/>
-    <w:bookmarkStart w:id="39" w:name="classroom-norms"/>
+    <w:bookmarkEnd w:id="41"/>
+    <w:bookmarkEnd w:id="42"/>
+    <w:bookmarkStart w:id="43" w:name="classroom-norms"/>
     <w:p>
       <w:pPr>
         <w:pStyle w:val="Heading2"/>
@@ -2647,9 +2701,9 @@
         <w:t xml:space="preserve">”</w:t>
       </w:r>
     </w:p>
-    <w:bookmarkEnd w:id="39"/>
-    <w:bookmarkEnd w:id="40"/>
-    <w:bookmarkStart w:id="41" w:name="X762e0c562ca86535819c7c15adbe8dbe270c6b6"/>
+    <w:bookmarkEnd w:id="43"/>
+    <w:bookmarkEnd w:id="44"/>
+    <w:bookmarkStart w:id="45" w:name="X762e0c562ca86535819c7c15adbe8dbe270c6b6"/>
     <w:p>
       <w:pPr>
         <w:pStyle w:val="Heading1"/>
@@ -2770,8 +2824,8 @@
         <w:t xml:space="preserve">These outcomes are measured through your weekly 3-2-1 Team Discussions, lab reports (Results &amp; Analysis and Discussion &amp; Conclusions), in-lab quizzes, and the Final TYC Project. Rubrics for each are posted in the relevant Canvas module.</w:t>
       </w:r>
     </w:p>
-    <w:bookmarkEnd w:id="41"/>
-    <w:bookmarkStart w:id="48" w:name="how-will-i-be-graded-and-why"/>
+    <w:bookmarkEnd w:id="45"/>
+    <w:bookmarkStart w:id="52" w:name="how-will-i-be-graded-and-why"/>
     <w:p>
       <w:pPr>
         <w:pStyle w:val="Heading1"/>
@@ -2818,7 +2872,7 @@
         <w:t xml:space="preserve">)</w:t>
       </w:r>
     </w:p>
-    <w:bookmarkStart w:id="42" w:name="Xdd0719f115f2bfe56e3e892841df085ef5ba506"/>
+    <w:bookmarkStart w:id="46" w:name="Xdd0719f115f2bfe56e3e892841df085ef5ba506"/>
     <w:p>
       <w:pPr>
         <w:pStyle w:val="Heading2"/>
@@ -3079,8 +3133,8 @@
         </w:tc>
       </w:tr>
     </w:tbl>
-    <w:bookmarkEnd w:id="42"/>
-    <w:bookmarkStart w:id="43" w:name="about-the-lab-requirement"/>
+    <w:bookmarkEnd w:id="46"/>
+    <w:bookmarkStart w:id="47" w:name="about-the-lab-requirement"/>
     <w:p>
       <w:pPr>
         <w:pStyle w:val="Heading2"/>
@@ -3151,8 +3205,8 @@
         <w:t xml:space="preserve">toward your credit-hour requirement if you don’t attend/submit it, or if it scores below 60%. You cannot miss more than about two labs and still earn the lab credit for this course.</w:t>
       </w:r>
     </w:p>
-    <w:bookmarkEnd w:id="43"/>
-    <w:bookmarkStart w:id="44" w:name="grading-scale"/>
+    <w:bookmarkEnd w:id="47"/>
+    <w:bookmarkStart w:id="48" w:name="grading-scale"/>
     <w:p>
       <w:pPr>
         <w:pStyle w:val="Heading2"/>
@@ -3484,8 +3538,8 @@
         </w:tc>
       </w:tr>
     </w:tbl>
-    <w:bookmarkEnd w:id="44"/>
-    <w:bookmarkStart w:id="45" w:name="late-work"/>
+    <w:bookmarkEnd w:id="48"/>
+    <w:bookmarkStart w:id="49" w:name="late-work"/>
     <w:p>
       <w:pPr>
         <w:pStyle w:val="Heading2"/>
@@ -3550,8 +3604,8 @@
         <w:t xml:space="preserve">If something requiring a prolonged absence occurs, contact me via Canvas Inbox and let’s see what solutions are possible.</w:t>
       </w:r>
     </w:p>
-    <w:bookmarkEnd w:id="45"/>
-    <w:bookmarkStart w:id="46" w:name="feedback"/>
+    <w:bookmarkEnd w:id="49"/>
+    <w:bookmarkStart w:id="50" w:name="feedback"/>
     <w:p>
       <w:pPr>
         <w:pStyle w:val="Heading2"/>
@@ -3568,8 +3622,8 @@
         <w:t xml:space="preserve">Discussions and other work are graded within 48 hours of each due date.</w:t>
       </w:r>
     </w:p>
-    <w:bookmarkEnd w:id="46"/>
-    <w:bookmarkStart w:id="47" w:name="revision"/>
+    <w:bookmarkEnd w:id="50"/>
+    <w:bookmarkStart w:id="51" w:name="revision"/>
     <w:p>
       <w:pPr>
         <w:pStyle w:val="Heading2"/>
@@ -3586,9 +3640,9 @@
         <w:t xml:space="preserve">There is no separate revision or regrade policy at this time — the late-work window above functions as the built-in opportunity to catch up before work is scored.</w:t>
       </w:r>
     </w:p>
-    <w:bookmarkEnd w:id="47"/>
-    <w:bookmarkEnd w:id="48"/>
-    <w:bookmarkStart w:id="52" w:name="Xc43a7a922298ad0f9db64bde08ef36f42168a56"/>
+    <w:bookmarkEnd w:id="51"/>
+    <w:bookmarkEnd w:id="52"/>
+    <w:bookmarkStart w:id="80" w:name="Xc43a7a922298ad0f9db64bde08ef36f42168a56"/>
     <w:p>
       <w:pPr>
         <w:pStyle w:val="Heading1"/>
@@ -3615,7 +3669,7 @@
         <w:t xml:space="preserve">Tech Hub for Canvas/software problems, Tutoring or Librarians for coursework help, Basic Needs Hub if life is making this term hard.</w:t>
       </w:r>
     </w:p>
-    <w:bookmarkStart w:id="49" w:name="technical-support"/>
+    <w:bookmarkStart w:id="56" w:name="technical-support"/>
     <w:p>
       <w:pPr>
         <w:pStyle w:val="Heading2"/>
@@ -3672,24 +3726,44 @@
               <w:pStyle w:val="Compact"/>
               <w:jc w:val="left"/>
             </w:pPr>
-            <w:r>
-              <w:rPr>
-                <w:bCs/>
-                <w:b/>
-              </w:rPr>
-              <w:t xml:space="preserve">Tech Hub</w:t>
-            </w:r>
-          </w:p>
-        </w:tc>
-        <w:tc>
-          <w:tcPr/>
-          <w:p>
-            <w:pPr>
-              <w:pStyle w:val="Compact"/>
-              <w:jc w:val="left"/>
-            </w:pPr>
-            <w:r>
-              <w:t xml:space="preserve">Canvas, software, or account trouble — Scarpelli Hall 135 · techhub@clark.edu · 360-992-2010</w:t>
+            <w:hyperlink r:id="rId53">
+              <w:r>
+                <w:rPr>
+                  <w:rStyle w:val="Hyperlink"/>
+                  <w:bCs/>
+                  <w:b/>
+                </w:rPr>
+                <w:t xml:space="preserve">Tech Hub</w:t>
+              </w:r>
+            </w:hyperlink>
+          </w:p>
+        </w:tc>
+        <w:tc>
+          <w:tcPr/>
+          <w:p>
+            <w:pPr>
+              <w:pStyle w:val="Compact"/>
+              <w:jc w:val="left"/>
+            </w:pPr>
+            <w:r>
+              <w:t xml:space="preserve">Canvas, software, or account trouble — Scarpelli Hall 135 ·</w:t>
+            </w:r>
+            <w:r>
+              <w:t xml:space="preserve"> </w:t>
+            </w:r>
+            <w:hyperlink r:id="rId54">
+              <w:r>
+                <w:rPr>
+                  <w:rStyle w:val="Hyperlink"/>
+                </w:rPr>
+                <w:t xml:space="preserve">techhub@clark.edu</w:t>
+              </w:r>
+            </w:hyperlink>
+            <w:r>
+              <w:t xml:space="preserve"> </w:t>
+            </w:r>
+            <w:r>
+              <w:t xml:space="preserve">· 360-992-2010</w:t>
             </w:r>
           </w:p>
         </w:tc>
@@ -3737,8 +3811,19 @@
               <w:t xml:space="preserve"> </w:t>
             </w:r>
             <w:r>
-              <w:t xml:space="preserve">(replies come to your Clark Gmail)</w:t>
-            </w:r>
+              <w:t xml:space="preserve">(replies come to your Clark Gmail) ·</w:t>
+            </w:r>
+            <w:r>
+              <w:t xml:space="preserve"> </w:t>
+            </w:r>
+            <w:hyperlink r:id="rId55">
+              <w:r>
+                <w:rPr>
+                  <w:rStyle w:val="Hyperlink"/>
+                </w:rPr>
+                <w:t xml:space="preserve">Canvas Student Guide</w:t>
+              </w:r>
+            </w:hyperlink>
           </w:p>
         </w:tc>
       </w:tr>
@@ -3773,8 +3858,8 @@
         </w:tc>
       </w:tr>
     </w:tbl>
-    <w:bookmarkEnd w:id="49"/>
-    <w:bookmarkStart w:id="50" w:name="academic-support"/>
+    <w:bookmarkEnd w:id="56"/>
+    <w:bookmarkStart w:id="62" w:name="academic-support"/>
     <w:p>
       <w:pPr>
         <w:pStyle w:val="Heading2"/>
@@ -3831,13 +3916,16 @@
               <w:pStyle w:val="Compact"/>
               <w:jc w:val="left"/>
             </w:pPr>
-            <w:r>
-              <w:rPr>
-                <w:bCs/>
-                <w:b/>
-              </w:rPr>
-              <w:t xml:space="preserve">Student Success Coaches</w:t>
-            </w:r>
+            <w:hyperlink r:id="rId57">
+              <w:r>
+                <w:rPr>
+                  <w:rStyle w:val="Hyperlink"/>
+                  <w:bCs/>
+                  <w:b/>
+                </w:rPr>
+                <w:t xml:space="preserve">Student Success Coaches</w:t>
+              </w:r>
+            </w:hyperlink>
           </w:p>
         </w:tc>
         <w:tc>
@@ -3861,61 +3949,98 @@
               <w:pStyle w:val="Compact"/>
               <w:jc w:val="left"/>
             </w:pPr>
-            <w:r>
-              <w:rPr>
-                <w:bCs/>
-                <w:b/>
-              </w:rPr>
-              <w:t xml:space="preserve">Clark College Tutoring Services</w:t>
-            </w:r>
-          </w:p>
-        </w:tc>
-        <w:tc>
-          <w:tcPr/>
-          <w:p>
-            <w:pPr>
-              <w:pStyle w:val="Compact"/>
-              <w:jc w:val="left"/>
-            </w:pPr>
-            <w:r>
-              <w:t xml:space="preserve">In-person and virtual tutoring via Zoom; eTutoringOnline.org for additional online writing lab support.</w:t>
-            </w:r>
-          </w:p>
-        </w:tc>
-      </w:tr>
-      <w:tr>
-        <w:tc>
-          <w:tcPr/>
-          <w:p>
-            <w:pPr>
-              <w:pStyle w:val="Compact"/>
-              <w:jc w:val="left"/>
-            </w:pPr>
-            <w:r>
-              <w:rPr>
-                <w:bCs/>
-                <w:b/>
-              </w:rPr>
-              <w:t xml:space="preserve">Clark College Librarians</w:t>
-            </w:r>
-          </w:p>
-        </w:tc>
-        <w:tc>
-          <w:tcPr/>
-          <w:p>
-            <w:pPr>
-              <w:pStyle w:val="Compact"/>
-              <w:jc w:val="left"/>
-            </w:pPr>
-            <w:r>
-              <w:t xml:space="preserve">One-on-one help with research projects and source citations, in person or by chat.</w:t>
+            <w:hyperlink r:id="rId58">
+              <w:r>
+                <w:rPr>
+                  <w:rStyle w:val="Hyperlink"/>
+                  <w:bCs/>
+                  <w:b/>
+                </w:rPr>
+                <w:t xml:space="preserve">Clark College Tutoring Services</w:t>
+              </w:r>
+            </w:hyperlink>
+          </w:p>
+        </w:tc>
+        <w:tc>
+          <w:tcPr/>
+          <w:p>
+            <w:pPr>
+              <w:pStyle w:val="Compact"/>
+              <w:jc w:val="left"/>
+            </w:pPr>
+            <w:r>
+              <w:t xml:space="preserve">In-person and virtual tutoring via Zoom;</w:t>
+            </w:r>
+            <w:r>
+              <w:t xml:space="preserve"> </w:t>
+            </w:r>
+            <w:hyperlink r:id="rId59">
+              <w:r>
+                <w:rPr>
+                  <w:rStyle w:val="Hyperlink"/>
+                </w:rPr>
+                <w:t xml:space="preserve">eTutoringOnline.org</w:t>
+              </w:r>
+            </w:hyperlink>
+            <w:r>
+              <w:t xml:space="preserve"> </w:t>
+            </w:r>
+            <w:r>
+              <w:t xml:space="preserve">for additional online writing lab support.</w:t>
+            </w:r>
+          </w:p>
+        </w:tc>
+      </w:tr>
+      <w:tr>
+        <w:tc>
+          <w:tcPr/>
+          <w:p>
+            <w:pPr>
+              <w:pStyle w:val="Compact"/>
+              <w:jc w:val="left"/>
+            </w:pPr>
+            <w:hyperlink r:id="rId60">
+              <w:r>
+                <w:rPr>
+                  <w:rStyle w:val="Hyperlink"/>
+                  <w:bCs/>
+                  <w:b/>
+                </w:rPr>
+                <w:t xml:space="preserve">Clark College Librarians</w:t>
+              </w:r>
+            </w:hyperlink>
+          </w:p>
+        </w:tc>
+        <w:tc>
+          <w:tcPr/>
+          <w:p>
+            <w:pPr>
+              <w:pStyle w:val="Compact"/>
+              <w:jc w:val="left"/>
+            </w:pPr>
+            <w:r>
+              <w:t xml:space="preserve">One-on-one help with research projects and source citations, in person or by</w:t>
+            </w:r>
+            <w:r>
+              <w:t xml:space="preserve"> </w:t>
+            </w:r>
+            <w:hyperlink r:id="rId61">
+              <w:r>
+                <w:rPr>
+                  <w:rStyle w:val="Hyperlink"/>
+                </w:rPr>
+                <w:t xml:space="preserve">chat</w:t>
+              </w:r>
+            </w:hyperlink>
+            <w:r>
+              <w:t xml:space="preserve">.</w:t>
             </w:r>
           </w:p>
         </w:tc>
       </w:tr>
     </w:tbl>
-    <w:bookmarkEnd w:id="50"/>
-    <w:bookmarkStart w:id="51" w:name="student-support"/>
+    <w:bookmarkEnd w:id="62"/>
+    <w:bookmarkStart w:id="79" w:name="student-support"/>
     <w:p>
       <w:pPr>
         <w:pStyle w:val="Heading2"/>
@@ -3972,13 +4097,16 @@
               <w:pStyle w:val="Compact"/>
               <w:jc w:val="left"/>
             </w:pPr>
-            <w:r>
-              <w:rPr>
-                <w:bCs/>
-                <w:b/>
-              </w:rPr>
-              <w:t xml:space="preserve">Counseling and Health Center</w:t>
-            </w:r>
+            <w:hyperlink r:id="rId63">
+              <w:r>
+                <w:rPr>
+                  <w:rStyle w:val="Hyperlink"/>
+                  <w:bCs/>
+                  <w:b/>
+                </w:rPr>
+                <w:t xml:space="preserve">Counseling and Health Center</w:t>
+              </w:r>
+            </w:hyperlink>
           </w:p>
         </w:tc>
         <w:tc>
@@ -4002,175 +4130,271 @@
               <w:pStyle w:val="Compact"/>
               <w:jc w:val="left"/>
             </w:pPr>
-            <w:r>
-              <w:rPr>
-                <w:bCs/>
-                <w:b/>
-              </w:rPr>
-              <w:t xml:space="preserve">Office of People and Culture (OPC)</w:t>
-            </w:r>
-          </w:p>
-        </w:tc>
-        <w:tc>
-          <w:tcPr/>
-          <w:p>
-            <w:pPr>
-              <w:pStyle w:val="Compact"/>
-              <w:jc w:val="left"/>
-            </w:pPr>
-            <w:r>
-              <w:t xml:space="preserve">Supports systemically non-dominant groups navigating Clark College; the Diversity Center is a great place to visit between classes.</w:t>
-            </w:r>
-          </w:p>
-        </w:tc>
-      </w:tr>
-      <w:tr>
-        <w:tc>
-          <w:tcPr/>
-          <w:p>
-            <w:pPr>
-              <w:pStyle w:val="Compact"/>
-              <w:jc w:val="left"/>
-            </w:pPr>
-            <w:r>
-              <w:rPr>
-                <w:bCs/>
-                <w:b/>
-              </w:rPr>
-              <w:t xml:space="preserve">Penguin Pantry</w:t>
-            </w:r>
-          </w:p>
-        </w:tc>
-        <w:tc>
-          <w:tcPr/>
-          <w:p>
-            <w:pPr>
-              <w:pStyle w:val="Compact"/>
-              <w:jc w:val="left"/>
-            </w:pPr>
-            <w:r>
-              <w:t xml:space="preserve">Monthly pre-packaged food boxes. Contact Cath Busha, Dean of Student Engagement (cbusha@clark.edu).</w:t>
-            </w:r>
-          </w:p>
-        </w:tc>
-      </w:tr>
-      <w:tr>
-        <w:tc>
-          <w:tcPr/>
-          <w:p>
-            <w:pPr>
-              <w:pStyle w:val="Compact"/>
-              <w:jc w:val="left"/>
-            </w:pPr>
-            <w:r>
-              <w:rPr>
-                <w:bCs/>
-                <w:b/>
-              </w:rPr>
-              <w:t xml:space="preserve">Basic Needs Hub</w:t>
-            </w:r>
-          </w:p>
-        </w:tc>
-        <w:tc>
-          <w:tcPr/>
-          <w:p>
-            <w:pPr>
-              <w:pStyle w:val="Compact"/>
-              <w:jc w:val="left"/>
-            </w:pPr>
-            <w:r>
-              <w:t xml:space="preserve">Help with food, housing, and financial challenges. basicneeds@clark.edu · 360-992-2766 · Gaiser Hall (GHL) 216.</w:t>
-            </w:r>
-          </w:p>
-        </w:tc>
-      </w:tr>
-      <w:tr>
-        <w:tc>
-          <w:tcPr/>
-          <w:p>
-            <w:pPr>
-              <w:pStyle w:val="Compact"/>
-              <w:jc w:val="left"/>
-            </w:pPr>
-            <w:r>
-              <w:rPr>
-                <w:bCs/>
-                <w:b/>
-              </w:rPr>
-              <w:t xml:space="preserve">Advising Services</w:t>
-            </w:r>
-          </w:p>
-        </w:tc>
-        <w:tc>
-          <w:tcPr/>
-          <w:p>
-            <w:pPr>
-              <w:pStyle w:val="Compact"/>
-              <w:jc w:val="left"/>
-            </w:pPr>
-            <w:r>
-              <w:t xml:space="preserve">Co-create academic plans aligned with your career and personal goals.</w:t>
-            </w:r>
-          </w:p>
-        </w:tc>
-      </w:tr>
-      <w:tr>
-        <w:tc>
-          <w:tcPr/>
-          <w:p>
-            <w:pPr>
-              <w:pStyle w:val="Compact"/>
-              <w:jc w:val="left"/>
-            </w:pPr>
-            <w:r>
-              <w:rPr>
-                <w:bCs/>
-                <w:b/>
-              </w:rPr>
-              <w:t xml:space="preserve">Career Services</w:t>
-            </w:r>
-          </w:p>
-        </w:tc>
-        <w:tc>
-          <w:tcPr/>
-          <w:p>
-            <w:pPr>
-              <w:pStyle w:val="Compact"/>
-              <w:jc w:val="left"/>
-            </w:pPr>
-            <w:r>
-              <w:t xml:space="preserve">Resources and strategies for career and employment goals. 360-992-2902 · careerservices@clark.edu</w:t>
-            </w:r>
-          </w:p>
-        </w:tc>
-      </w:tr>
-      <w:tr>
-        <w:tc>
-          <w:tcPr/>
-          <w:p>
-            <w:pPr>
-              <w:pStyle w:val="Compact"/>
-              <w:jc w:val="left"/>
-            </w:pPr>
-            <w:r>
-              <w:rPr>
-                <w:bCs/>
-                <w:b/>
-              </w:rPr>
-              <w:t xml:space="preserve">Veterans Center of Excellence</w:t>
-            </w:r>
-          </w:p>
-        </w:tc>
-        <w:tc>
-          <w:tcPr/>
-          <w:p>
-            <w:pPr>
-              <w:pStyle w:val="Compact"/>
-              <w:jc w:val="left"/>
-            </w:pPr>
-            <w:r>
-              <w:t xml:space="preserve">Resources, community, and support for U.S. military service members. PUB 015 · 360-992-2073 · Vetresources@clark.edu</w:t>
-            </w:r>
+            <w:hyperlink r:id="rId64">
+              <w:r>
+                <w:rPr>
+                  <w:rStyle w:val="Hyperlink"/>
+                  <w:bCs/>
+                  <w:b/>
+                </w:rPr>
+                <w:t xml:space="preserve">Office of People and Culture (OPC)</w:t>
+              </w:r>
+            </w:hyperlink>
+          </w:p>
+        </w:tc>
+        <w:tc>
+          <w:tcPr/>
+          <w:p>
+            <w:pPr>
+              <w:pStyle w:val="Compact"/>
+              <w:jc w:val="left"/>
+            </w:pPr>
+            <w:r>
+              <w:t xml:space="preserve">Supports systemically non-dominant groups navigating Clark College; the</w:t>
+            </w:r>
+            <w:r>
+              <w:t xml:space="preserve"> </w:t>
+            </w:r>
+            <w:hyperlink r:id="rId65">
+              <w:r>
+                <w:rPr>
+                  <w:rStyle w:val="Hyperlink"/>
+                </w:rPr>
+                <w:t xml:space="preserve">Diversity Center</w:t>
+              </w:r>
+            </w:hyperlink>
+            <w:r>
+              <w:t xml:space="preserve"> </w:t>
+            </w:r>
+            <w:r>
+              <w:t xml:space="preserve">is a great place to visit between classes.</w:t>
+            </w:r>
+          </w:p>
+        </w:tc>
+      </w:tr>
+      <w:tr>
+        <w:tc>
+          <w:tcPr/>
+          <w:p>
+            <w:pPr>
+              <w:pStyle w:val="Compact"/>
+              <w:jc w:val="left"/>
+            </w:pPr>
+            <w:hyperlink r:id="rId66">
+              <w:r>
+                <w:rPr>
+                  <w:rStyle w:val="Hyperlink"/>
+                  <w:bCs/>
+                  <w:b/>
+                </w:rPr>
+                <w:t xml:space="preserve">Penguin Pantry</w:t>
+              </w:r>
+            </w:hyperlink>
+          </w:p>
+        </w:tc>
+        <w:tc>
+          <w:tcPr/>
+          <w:p>
+            <w:pPr>
+              <w:pStyle w:val="Compact"/>
+              <w:jc w:val="left"/>
+            </w:pPr>
+            <w:r>
+              <w:t xml:space="preserve">Monthly pre-packaged food boxes. Contact Cath Busha, Dean of Student Engagement (</w:t>
+            </w:r>
+            <w:hyperlink r:id="rId67">
+              <w:r>
+                <w:rPr>
+                  <w:rStyle w:val="Hyperlink"/>
+                </w:rPr>
+                <w:t xml:space="preserve">cbusha@clark.edu</w:t>
+              </w:r>
+            </w:hyperlink>
+            <w:r>
+              <w:t xml:space="preserve">).</w:t>
+            </w:r>
+          </w:p>
+        </w:tc>
+      </w:tr>
+      <w:tr>
+        <w:tc>
+          <w:tcPr/>
+          <w:p>
+            <w:pPr>
+              <w:pStyle w:val="Compact"/>
+              <w:jc w:val="left"/>
+            </w:pPr>
+            <w:hyperlink r:id="rId68">
+              <w:r>
+                <w:rPr>
+                  <w:rStyle w:val="Hyperlink"/>
+                  <w:bCs/>
+                  <w:b/>
+                </w:rPr>
+                <w:t xml:space="preserve">Basic Needs Hub</w:t>
+              </w:r>
+            </w:hyperlink>
+          </w:p>
+        </w:tc>
+        <w:tc>
+          <w:tcPr/>
+          <w:p>
+            <w:pPr>
+              <w:pStyle w:val="Compact"/>
+              <w:jc w:val="left"/>
+            </w:pPr>
+            <w:r>
+              <w:t xml:space="preserve">Help with food, housing, and financial challenges —</w:t>
+            </w:r>
+            <w:r>
+              <w:t xml:space="preserve"> </w:t>
+            </w:r>
+            <w:hyperlink r:id="rId69">
+              <w:r>
+                <w:rPr>
+                  <w:rStyle w:val="Hyperlink"/>
+                </w:rPr>
+                <w:t xml:space="preserve">intake form</w:t>
+              </w:r>
+            </w:hyperlink>
+            <w:r>
+              <w:t xml:space="preserve">. basicneeds@clark.edu · 360-992-2766 · Gaiser Hall (GHL) 216.</w:t>
+            </w:r>
+          </w:p>
+        </w:tc>
+      </w:tr>
+      <w:tr>
+        <w:tc>
+          <w:tcPr/>
+          <w:p>
+            <w:pPr>
+              <w:pStyle w:val="Compact"/>
+              <w:jc w:val="left"/>
+            </w:pPr>
+            <w:hyperlink r:id="rId70">
+              <w:r>
+                <w:rPr>
+                  <w:rStyle w:val="Hyperlink"/>
+                  <w:bCs/>
+                  <w:b/>
+                </w:rPr>
+                <w:t xml:space="preserve">Advising Services</w:t>
+              </w:r>
+            </w:hyperlink>
+          </w:p>
+        </w:tc>
+        <w:tc>
+          <w:tcPr/>
+          <w:p>
+            <w:pPr>
+              <w:pStyle w:val="Compact"/>
+              <w:jc w:val="left"/>
+            </w:pPr>
+            <w:r>
+              <w:t xml:space="preserve">Co-create academic plans aligned with your career and personal goals —</w:t>
+            </w:r>
+            <w:r>
+              <w:t xml:space="preserve"> </w:t>
+            </w:r>
+            <w:hyperlink r:id="rId71">
+              <w:r>
+                <w:rPr>
+                  <w:rStyle w:val="Hyperlink"/>
+                </w:rPr>
+                <w:t xml:space="preserve">schedule an appointment</w:t>
+              </w:r>
+            </w:hyperlink>
+            <w:r>
+              <w:t xml:space="preserve">.</w:t>
+            </w:r>
+          </w:p>
+        </w:tc>
+      </w:tr>
+      <w:tr>
+        <w:tc>
+          <w:tcPr/>
+          <w:p>
+            <w:pPr>
+              <w:pStyle w:val="Compact"/>
+              <w:jc w:val="left"/>
+            </w:pPr>
+            <w:hyperlink r:id="rId72">
+              <w:r>
+                <w:rPr>
+                  <w:rStyle w:val="Hyperlink"/>
+                  <w:bCs/>
+                  <w:b/>
+                </w:rPr>
+                <w:t xml:space="preserve">Career Services</w:t>
+              </w:r>
+            </w:hyperlink>
+          </w:p>
+        </w:tc>
+        <w:tc>
+          <w:tcPr/>
+          <w:p>
+            <w:pPr>
+              <w:pStyle w:val="Compact"/>
+              <w:jc w:val="left"/>
+            </w:pPr>
+            <w:r>
+              <w:t xml:space="preserve">Resources and strategies for career and employment goals. 360-992-2902 ·</w:t>
+            </w:r>
+            <w:r>
+              <w:t xml:space="preserve"> </w:t>
+            </w:r>
+            <w:hyperlink r:id="rId73">
+              <w:r>
+                <w:rPr>
+                  <w:rStyle w:val="Hyperlink"/>
+                </w:rPr>
+                <w:t xml:space="preserve">careerservices@clark.edu</w:t>
+              </w:r>
+            </w:hyperlink>
+          </w:p>
+        </w:tc>
+      </w:tr>
+      <w:tr>
+        <w:tc>
+          <w:tcPr/>
+          <w:p>
+            <w:pPr>
+              <w:pStyle w:val="Compact"/>
+              <w:jc w:val="left"/>
+            </w:pPr>
+            <w:hyperlink r:id="rId74">
+              <w:r>
+                <w:rPr>
+                  <w:rStyle w:val="Hyperlink"/>
+                  <w:bCs/>
+                  <w:b/>
+                </w:rPr>
+                <w:t xml:space="preserve">Veterans Center of Excellence</w:t>
+              </w:r>
+            </w:hyperlink>
+          </w:p>
+        </w:tc>
+        <w:tc>
+          <w:tcPr/>
+          <w:p>
+            <w:pPr>
+              <w:pStyle w:val="Compact"/>
+              <w:jc w:val="left"/>
+            </w:pPr>
+            <w:r>
+              <w:t xml:space="preserve">Resources, community, and support for U.S. military service members. PUB 015 · 360-992-2073 ·</w:t>
+            </w:r>
+            <w:r>
+              <w:t xml:space="preserve"> </w:t>
+            </w:r>
+            <w:hyperlink r:id="rId75">
+              <w:r>
+                <w:rPr>
+                  <w:rStyle w:val="Hyperlink"/>
+                </w:rPr>
+                <w:t xml:space="preserve">Vetresources@clark.edu</w:t>
+              </w:r>
+            </w:hyperlink>
           </w:p>
         </w:tc>
       </w:tr>
@@ -4180,12 +4404,68 @@
         <w:pStyle w:val="BodyText"/>
       </w:pPr>
       <w:r>
-        <w:t xml:space="preserve">You can find all these resources as well as links to the Clark bookstore, C-Tran, campus maps, and campus life and activities at the Clark Students website.</w:t>
-      </w:r>
-    </w:p>
-    <w:bookmarkEnd w:id="51"/>
-    <w:bookmarkEnd w:id="52"/>
-    <w:bookmarkStart w:id="53" w:name="how-should-i-get-started-in-class"/>
+        <w:t xml:space="preserve">You can find all these resources as well as links to the</w:t>
+      </w:r>
+      <w:r>
+        <w:t xml:space="preserve"> </w:t>
+      </w:r>
+      <w:hyperlink r:id="rId35">
+        <w:r>
+          <w:rPr>
+            <w:rStyle w:val="Hyperlink"/>
+          </w:rPr>
+          <w:t xml:space="preserve">Clark bookstore</w:t>
+        </w:r>
+      </w:hyperlink>
+      <w:r>
+        <w:t xml:space="preserve">,</w:t>
+      </w:r>
+      <w:r>
+        <w:t xml:space="preserve"> </w:t>
+      </w:r>
+      <w:hyperlink r:id="rId76">
+        <w:r>
+          <w:rPr>
+            <w:rStyle w:val="Hyperlink"/>
+          </w:rPr>
+          <w:t xml:space="preserve">C-Tran</w:t>
+        </w:r>
+      </w:hyperlink>
+      <w:r>
+        <w:t xml:space="preserve">,</w:t>
+      </w:r>
+      <w:r>
+        <w:t xml:space="preserve"> </w:t>
+      </w:r>
+      <w:hyperlink r:id="rId77">
+        <w:r>
+          <w:rPr>
+            <w:rStyle w:val="Hyperlink"/>
+          </w:rPr>
+          <w:t xml:space="preserve">campus maps</w:t>
+        </w:r>
+      </w:hyperlink>
+      <w:r>
+        <w:t xml:space="preserve">, and campus life and activities at the</w:t>
+      </w:r>
+      <w:r>
+        <w:t xml:space="preserve"> </w:t>
+      </w:r>
+      <w:hyperlink r:id="rId78">
+        <w:r>
+          <w:rPr>
+            <w:rStyle w:val="Hyperlink"/>
+          </w:rPr>
+          <w:t xml:space="preserve">Clark Students website</w:t>
+        </w:r>
+      </w:hyperlink>
+      <w:r>
+        <w:t xml:space="preserve">.</w:t>
+      </w:r>
+    </w:p>
+    <w:bookmarkEnd w:id="79"/>
+    <w:bookmarkEnd w:id="80"/>
+    <w:bookmarkStart w:id="81" w:name="how-should-i-get-started-in-class"/>
     <w:p>
       <w:pPr>
         <w:pStyle w:val="Heading1"/>
@@ -4202,8 +4482,8 @@
         <w:t xml:space="preserve">See Your First Week, near the top of this syllabus, for the exact five things to do before anything else.</w:t>
       </w:r>
     </w:p>
-    <w:bookmarkEnd w:id="53"/>
-    <w:bookmarkStart w:id="58" w:name="appendix-official-college-policies"/>
+    <w:bookmarkEnd w:id="81"/>
+    <w:bookmarkStart w:id="95" w:name="appendix-official-college-policies"/>
     <w:p>
       <w:pPr>
         <w:pStyle w:val="Heading1"/>
@@ -4220,7 +4500,7 @@
         <w:t xml:space="preserve">Everything below is required Clark College policy language, included in full because it has to be — not because it’s what this course is about. A TL;DR sits above each one so you can get the gist and move on, or dig into the full text if it applies to you.</w:t>
       </w:r>
     </w:p>
-    <w:bookmarkStart w:id="54" w:name="ada-accommodations"/>
+    <w:bookmarkStart w:id="85" w:name="ada-accommodations"/>
     <w:p>
       <w:pPr>
         <w:pStyle w:val="Heading2"/>
@@ -4252,7 +4532,21 @@
         <w:pStyle w:val="BodyText"/>
       </w:pPr>
       <w:r>
-        <w:t xml:space="preserve">Clark College and Disability Access Center (DAC) assist students with disabilities in pursuing their educational goals. Clark College is committed to assuring that its services are accessible to individuals with disabilities. Disability Access Center (DAC) coordinates accommodations for students with disabilities and/or temporary health conditions (could include a temporary injury or pregnancy). DAC approves and provides student disability accommodations for classes in partnership with faculty. Students with disabilities who believe that they may need accommodations in this class are encouraged to contact DAC as soon as possible to better ensure that accommodations are implemented in a timely manner. All accommodations must first be approved through Disability Access Center. Interested in getting accommodations? You can request accommodations by following steps on the DAC website www.clark.edu/dac. Or contact DAC one of these ways:</w:t>
+        <w:t xml:space="preserve">Clark College and Disability Access Center (DAC) assist students with disabilities in pursuing their educational goals. Clark College is committed to assuring that its services are accessible to individuals with disabilities. Disability Access Center (DAC) coordinates accommodations for students with disabilities and/or temporary health conditions (could include a temporary injury or pregnancy). DAC approves and provides student disability accommodations for classes in partnership with faculty. Students with disabilities who believe that they may need accommodations in this class are encouraged to contact DAC as soon as possible to better ensure that accommodations are implemented in a timely manner. All accommodations must first be approved through Disability Access Center. Interested in getting accommodations? You can request accommodations by following the</w:t>
+      </w:r>
+      <w:r>
+        <w:t xml:space="preserve"> </w:t>
+      </w:r>
+      <w:hyperlink r:id="rId28">
+        <w:r>
+          <w:rPr>
+            <w:rStyle w:val="Hyperlink"/>
+          </w:rPr>
+          <w:t xml:space="preserve">steps on the DAC website</w:t>
+        </w:r>
+      </w:hyperlink>
+      <w:r>
+        <w:t xml:space="preserve">. Or contact DAC one of these ways:</w:t>
       </w:r>
     </w:p>
     <w:p>
@@ -4276,7 +4570,21 @@
         <w:pStyle w:val="Compact"/>
       </w:pPr>
       <w:r>
-        <w:t xml:space="preserve">Email: dac@clark.edu. Fax: (360) 992-2879.</w:t>
+        <w:t xml:space="preserve">Email:</w:t>
+      </w:r>
+      <w:r>
+        <w:t xml:space="preserve"> </w:t>
+      </w:r>
+      <w:hyperlink r:id="rId82">
+        <w:r>
+          <w:rPr>
+            <w:rStyle w:val="Hyperlink"/>
+          </w:rPr>
+          <w:t xml:space="preserve">dac@clark.edu</w:t>
+        </w:r>
+      </w:hyperlink>
+      <w:r>
+        <w:t xml:space="preserve">. Fax: (360) 992-2879.</w:t>
       </w:r>
     </w:p>
     <w:p>
@@ -4296,7 +4604,55 @@
         <w:pStyle w:val="FirstParagraph"/>
       </w:pPr>
       <w:r>
-        <w:t xml:space="preserve">If you have already been approved for accommodations, don’t forget to request them every term in myAccess. Students who need to test at DAC also need to schedule their own exams in myAccess or by contacting DAC. Exams should be scheduled with DAC with at least 5 business days’ notice. Please reach out to DACtesting@clark.edu if you have any questions about your testing accommodations.</w:t>
+        <w:t xml:space="preserve">If you have already been approved for accommodations, don’t forget to</w:t>
+      </w:r>
+      <w:r>
+        <w:t xml:space="preserve"> </w:t>
+      </w:r>
+      <w:hyperlink r:id="rId83">
+        <w:r>
+          <w:rPr>
+            <w:rStyle w:val="Hyperlink"/>
+          </w:rPr>
+          <w:t xml:space="preserve">request them every term in myAccess</w:t>
+        </w:r>
+      </w:hyperlink>
+      <w:r>
+        <w:t xml:space="preserve">. Students who need to test at DAC also need to</w:t>
+      </w:r>
+      <w:r>
+        <w:t xml:space="preserve"> </w:t>
+      </w:r>
+      <w:hyperlink r:id="rId83">
+        <w:r>
+          <w:rPr>
+            <w:rStyle w:val="Hyperlink"/>
+          </w:rPr>
+          <w:t xml:space="preserve">schedule their own exams in myAccess</w:t>
+        </w:r>
+      </w:hyperlink>
+      <w:r>
+        <w:t xml:space="preserve"> </w:t>
+      </w:r>
+      <w:r>
+        <w:t xml:space="preserve">or by contacting DAC. Exams should be scheduled with DAC with at least 5 business days’ notice. Please reach out to</w:t>
+      </w:r>
+      <w:r>
+        <w:t xml:space="preserve"> </w:t>
+      </w:r>
+      <w:hyperlink r:id="rId84">
+        <w:r>
+          <w:rPr>
+            <w:rStyle w:val="Hyperlink"/>
+          </w:rPr>
+          <w:t xml:space="preserve">DACtesting@clark.edu</w:t>
+        </w:r>
+      </w:hyperlink>
+      <w:r>
+        <w:t xml:space="preserve"> </w:t>
+      </w:r>
+      <w:r>
+        <w:t xml:space="preserve">if you have any questions about your testing accommodations.</w:t>
       </w:r>
     </w:p>
     <w:p>
@@ -4307,8 +4663,8 @@
         <w:t xml:space="preserve">Once you have established accommodations with Disability Access Center, please contact me as your instructor to discuss your needs in this course.</w:t>
       </w:r>
     </w:p>
-    <w:bookmarkEnd w:id="54"/>
-    <w:bookmarkStart w:id="55" w:name="non-discrimination-policy"/>
+    <w:bookmarkEnd w:id="85"/>
+    <w:bookmarkStart w:id="87" w:name="non-discrimination-policy"/>
     <w:p>
       <w:pPr>
         <w:pStyle w:val="Heading2"/>
@@ -4348,11 +4704,22 @@
         <w:pStyle w:val="BodyText"/>
       </w:pPr>
       <w:r>
-        <w:t xml:space="preserve">Human Resources Department — 1933 Fort Vancouver Way, Baird Hall 133 — Phone: (360) 992-2105 — Email: hr@clark.edu</w:t>
-      </w:r>
-    </w:p>
-    <w:bookmarkEnd w:id="55"/>
-    <w:bookmarkStart w:id="56" w:name="title-ix-and-sexual-misconduct"/>
+        <w:t xml:space="preserve">Human Resources Department — 1933 Fort Vancouver Way, Baird Hall 133 — Phone: (360) 992-2105 — Email:</w:t>
+      </w:r>
+      <w:r>
+        <w:t xml:space="preserve"> </w:t>
+      </w:r>
+      <w:hyperlink r:id="rId86">
+        <w:r>
+          <w:rPr>
+            <w:rStyle w:val="Hyperlink"/>
+          </w:rPr>
+          <w:t xml:space="preserve">hr@clark.edu</w:t>
+        </w:r>
+      </w:hyperlink>
+    </w:p>
+    <w:bookmarkEnd w:id="87"/>
+    <w:bookmarkStart w:id="92" w:name="title-ix-and-sexual-misconduct"/>
     <w:p>
       <w:pPr>
         <w:pStyle w:val="Heading2"/>
@@ -4428,11 +4795,84 @@
         <w:t xml:space="preserve"> </w:t>
       </w:r>
       <w:r>
-        <w:t xml:space="preserve">to do. Learn more about campus and community resources, reporting options, Title IX, personal safety, and how to help a friend who may have experienced sexual misconduct at clark.edu/title-IX. You can also contact the Counseling and Health Center if you would like to pursue counseling.</w:t>
-      </w:r>
-    </w:p>
-    <w:bookmarkEnd w:id="56"/>
-    <w:bookmarkStart w:id="57" w:name="student-rights-and-responsibilities"/>
+        <w:t xml:space="preserve">to do. Learn more about</w:t>
+      </w:r>
+      <w:r>
+        <w:t xml:space="preserve"> </w:t>
+      </w:r>
+      <w:hyperlink r:id="rId88">
+        <w:r>
+          <w:rPr>
+            <w:rStyle w:val="Hyperlink"/>
+          </w:rPr>
+          <w:t xml:space="preserve">campus and community resources</w:t>
+        </w:r>
+      </w:hyperlink>
+      <w:r>
+        <w:t xml:space="preserve">,</w:t>
+      </w:r>
+      <w:r>
+        <w:t xml:space="preserve"> </w:t>
+      </w:r>
+      <w:hyperlink r:id="rId89">
+        <w:r>
+          <w:rPr>
+            <w:rStyle w:val="Hyperlink"/>
+          </w:rPr>
+          <w:t xml:space="preserve">reporting options</w:t>
+        </w:r>
+      </w:hyperlink>
+      <w:r>
+        <w:t xml:space="preserve">,</w:t>
+      </w:r>
+      <w:r>
+        <w:t xml:space="preserve"> </w:t>
+      </w:r>
+      <w:hyperlink r:id="rId90">
+        <w:r>
+          <w:rPr>
+            <w:rStyle w:val="Hyperlink"/>
+          </w:rPr>
+          <w:t xml:space="preserve">Title IX</w:t>
+        </w:r>
+      </w:hyperlink>
+      <w:r>
+        <w:t xml:space="preserve">,</w:t>
+      </w:r>
+      <w:r>
+        <w:t xml:space="preserve"> </w:t>
+      </w:r>
+      <w:hyperlink r:id="rId91">
+        <w:r>
+          <w:rPr>
+            <w:rStyle w:val="Hyperlink"/>
+          </w:rPr>
+          <w:t xml:space="preserve">personal safety</w:t>
+        </w:r>
+      </w:hyperlink>
+      <w:r>
+        <w:t xml:space="preserve">, and how to help a friend who may have experienced sexual misconduct. You can also contact the</w:t>
+      </w:r>
+      <w:r>
+        <w:t xml:space="preserve"> </w:t>
+      </w:r>
+      <w:hyperlink r:id="rId63">
+        <w:r>
+          <w:rPr>
+            <w:rStyle w:val="Hyperlink"/>
+          </w:rPr>
+          <w:t xml:space="preserve">Counseling and Health Center</w:t>
+        </w:r>
+      </w:hyperlink>
+      <w:r>
+        <w:t xml:space="preserve"> </w:t>
+      </w:r>
+      <w:r>
+        <w:t xml:space="preserve">if you would like to pursue counseling.</w:t>
+      </w:r>
+    </w:p>
+    <w:bookmarkEnd w:id="92"/>
+    <w:bookmarkStart w:id="94" w:name="student-rights-and-responsibilities"/>
     <w:p>
       <w:pPr>
         <w:pStyle w:val="Heading2"/>
@@ -4464,11 +4904,25 @@
         <w:pStyle w:val="BodyText"/>
       </w:pPr>
       <w:r>
-        <w:t xml:space="preserve">On Clark’s Student Rights and Responsibilities page, you can find information about freedom of access to education, student absence for reasons of faith or conscience, FERPA, emergency and health information, etc. Please get in touch if you would like to discuss absences for reasons of faith. I am here to support you.</w:t>
-      </w:r>
-    </w:p>
-    <w:bookmarkEnd w:id="57"/>
-    <w:bookmarkEnd w:id="58"/>
+        <w:t xml:space="preserve">On Clark’s</w:t>
+      </w:r>
+      <w:r>
+        <w:t xml:space="preserve"> </w:t>
+      </w:r>
+      <w:hyperlink r:id="rId93">
+        <w:r>
+          <w:rPr>
+            <w:rStyle w:val="Hyperlink"/>
+          </w:rPr>
+          <w:t xml:space="preserve">Student Rights and Responsibilities page</w:t>
+        </w:r>
+      </w:hyperlink>
+      <w:r>
+        <w:t xml:space="preserve">, you can find information about freedom of access to education, student absence for reasons of faith or conscience, FERPA, emergency and health information, etc. Please get in touch if you would like to discuss absences for reasons of faith. I am here to support you.</w:t>
+      </w:r>
+    </w:p>
+    <w:bookmarkEnd w:id="94"/>
+    <w:bookmarkEnd w:id="95"/>
     <w:sectPr/>
   </w:body>
 </w:document>

--- a/downloads/CHEM131_Syllabus_Fall2026.docx
+++ b/downloads/CHEM131_Syllabus_Fall2026.docx
@@ -722,7 +722,7 @@
     </w:p>
     <w:bookmarkEnd w:id="22"/>
     <w:bookmarkEnd w:id="23"/>
-    <w:bookmarkStart w:id="25" w:name="course-information"/>
+    <w:bookmarkStart w:id="26" w:name="course-information"/>
     <w:p>
       <w:pPr>
         <w:pStyle w:val="Heading1"/>
@@ -1063,7 +1063,38 @@
                 <w:bCs/>
                 <w:b/>
               </w:rPr>
-              <w:t xml:space="preserve">What the catalog says:</w:t>
+              <w:t xml:space="preserve">What</w:t>
+            </w:r>
+            <w:r>
+              <w:rPr>
+                <w:bCs/>
+                <w:b/>
+              </w:rPr>
+              <w:t xml:space="preserve"> </w:t>
+            </w:r>
+            <w:hyperlink r:id="rId25">
+              <w:r>
+                <w:rPr>
+                  <w:rStyle w:val="Hyperlink"/>
+                  <w:bCs/>
+                  <w:b/>
+                </w:rPr>
+                <w:t xml:space="preserve">Clark’s Course Catalog</w:t>
+              </w:r>
+            </w:hyperlink>
+            <w:r>
+              <w:rPr>
+                <w:bCs/>
+                <w:b/>
+              </w:rPr>
+              <w:t xml:space="preserve"> </w:t>
+            </w:r>
+            <w:r>
+              <w:rPr>
+                <w:bCs/>
+                <w:b/>
+              </w:rPr>
+              <w:t xml:space="preserve">says:</w:t>
             </w:r>
             <w:r>
               <w:t xml:space="preserve"> </w:t>
@@ -1088,8 +1119,8 @@
         </w:tc>
       </w:tr>
     </w:tbl>
-    <w:bookmarkEnd w:id="25"/>
-    <w:bookmarkStart w:id="31" w:name="welcome-to-class"/>
+    <w:bookmarkEnd w:id="26"/>
+    <w:bookmarkStart w:id="32" w:name="welcome-to-class"/>
     <w:p>
       <w:pPr>
         <w:pStyle w:val="Heading1"/>
@@ -1146,7 +1177,7 @@
         <w:t xml:space="preserve">You already know the rhythm of this course from CHEM&amp;121. Trust the process, stay engaged weekly, and you’ll find your footing quickly.</w:t>
       </w:r>
     </w:p>
-    <w:bookmarkStart w:id="26" w:name="Xe66c6beb7eb2ec0e95c71e590f49bdb9df56704"/>
+    <w:bookmarkStart w:id="27" w:name="Xe66c6beb7eb2ec0e95c71e590f49bdb9df56704"/>
     <w:p>
       <w:pPr>
         <w:pStyle w:val="Heading2"/>
@@ -1163,8 +1194,8 @@
         <w:t xml:space="preserve">This course assumes the math and chemistry foundation you built in CHEM&amp;121. We move quickly into organic structures and biochemical pathways, so a comfort with unit conversions and basic chemical reasoning will serve you well from week one.</w:t>
       </w:r>
     </w:p>
-    <w:bookmarkEnd w:id="26"/>
-    <w:bookmarkStart w:id="27" w:name="what-can-i-expect-in-class"/>
+    <w:bookmarkEnd w:id="27"/>
+    <w:bookmarkStart w:id="28" w:name="what-can-i-expect-in-class"/>
     <w:p>
       <w:pPr>
         <w:pStyle w:val="Heading2"/>
@@ -1203,8 +1234,8 @@
         <w:t xml:space="preserve">If you’ve taken a science course before, don’t assume this one works the same way: there are no traditional lectures, quizzes happen in person during lab, and labs are real science, not a recipe to follow. More on exactly how below.</w:t>
       </w:r>
     </w:p>
-    <w:bookmarkEnd w:id="27"/>
-    <w:bookmarkStart w:id="29" w:name="what-if-i-need-an-accommodation"/>
+    <w:bookmarkEnd w:id="28"/>
+    <w:bookmarkStart w:id="30" w:name="what-if-i-need-an-accommodation"/>
     <w:p>
       <w:pPr>
         <w:pStyle w:val="Heading2"/>
@@ -1223,7 +1254,7 @@
       <w:r>
         <w:t xml:space="preserve"> </w:t>
       </w:r>
-      <w:hyperlink r:id="rId28">
+      <w:hyperlink r:id="rId29">
         <w:r>
           <w:rPr>
             <w:rStyle w:val="Hyperlink"/>
@@ -1235,8 +1266,8 @@
         <w:t xml:space="preserve">.</w:t>
       </w:r>
     </w:p>
-    <w:bookmarkEnd w:id="29"/>
-    <w:bookmarkStart w:id="30" w:name="weekly-flow"/>
+    <w:bookmarkEnd w:id="30"/>
+    <w:bookmarkStart w:id="31" w:name="weekly-flow"/>
     <w:p>
       <w:pPr>
         <w:pStyle w:val="Heading2"/>
@@ -1506,9 +1537,9 @@
         <w:t xml:space="preserve">Prioritize content learning in your Chemfolio with your team first. Labs are based on the assigned content from the module.</w:t>
       </w:r>
     </w:p>
-    <w:bookmarkEnd w:id="30"/>
     <w:bookmarkEnd w:id="31"/>
-    <w:bookmarkStart w:id="33" w:name="about-your-instructor"/>
+    <w:bookmarkEnd w:id="32"/>
+    <w:bookmarkStart w:id="34" w:name="about-your-instructor"/>
     <w:p>
       <w:pPr>
         <w:pStyle w:val="Heading1"/>
@@ -1729,7 +1760,7 @@
         </w:tc>
       </w:tr>
     </w:tbl>
-    <w:bookmarkStart w:id="32" w:name="what-can-you-expect-from-me"/>
+    <w:bookmarkStart w:id="33" w:name="what-can-you-expect-from-me"/>
     <w:p>
       <w:pPr>
         <w:pStyle w:val="Heading2"/>
@@ -1778,9 +1809,9 @@
         <w:t xml:space="preserve">— Dr. B</w:t>
       </w:r>
     </w:p>
-    <w:bookmarkEnd w:id="32"/>
     <w:bookmarkEnd w:id="33"/>
-    <w:bookmarkStart w:id="36" w:name="what-course-materials-will-i-need"/>
+    <w:bookmarkEnd w:id="34"/>
+    <w:bookmarkStart w:id="37" w:name="what-course-materials-will-i-need"/>
     <w:p>
       <w:pPr>
         <w:pStyle w:val="Heading1"/>
@@ -2056,7 +2087,7 @@
             <w:r>
               <w:t xml:space="preserve"> </w:t>
             </w:r>
-            <w:hyperlink r:id="rId34">
+            <w:hyperlink r:id="rId35">
               <w:r>
                 <w:rPr>
                   <w:rStyle w:val="Hyperlink"/>
@@ -2103,7 +2134,7 @@
             <w:r>
               <w:t xml:space="preserve"> </w:t>
             </w:r>
-            <w:hyperlink r:id="rId34">
+            <w:hyperlink r:id="rId35">
               <w:r>
                 <w:rPr>
                   <w:rStyle w:val="Hyperlink"/>
@@ -2150,7 +2181,7 @@
             <w:r>
               <w:t xml:space="preserve"> </w:t>
             </w:r>
-            <w:hyperlink r:id="rId35">
+            <w:hyperlink r:id="rId36">
               <w:r>
                 <w:rPr>
                   <w:rStyle w:val="Hyperlink"/>
@@ -2168,8 +2199,8 @@
         </w:tc>
       </w:tr>
     </w:tbl>
-    <w:bookmarkEnd w:id="36"/>
-    <w:bookmarkStart w:id="44" w:name="what-are-the-course-agreements"/>
+    <w:bookmarkEnd w:id="37"/>
+    <w:bookmarkStart w:id="46" w:name="what-are-the-course-agreements"/>
     <w:p>
       <w:pPr>
         <w:pStyle w:val="Heading1"/>
@@ -2196,7 +2227,7 @@
         <w:t xml:space="preserve">Message me in Canvas Inbox, cite anything that isn’t yours, never let AI write your discussion posts, and show up ready to work.</w:t>
       </w:r>
     </w:p>
-    <w:bookmarkStart w:id="37" w:name="communication"/>
+    <w:bookmarkStart w:id="38" w:name="communication"/>
     <w:p>
       <w:pPr>
         <w:pStyle w:val="Heading2"/>
@@ -2213,8 +2244,8 @@
         <w:t xml:space="preserve">Canvas Inbox is our channel — for everything. I don’t use email during the term, so if you send a Clark email, expect it to go unanswered; message me through Canvas Inbox instead. I respond within 24 hours on weekdays.</w:t>
       </w:r>
     </w:p>
-    <w:bookmarkEnd w:id="37"/>
-    <w:bookmarkStart w:id="38" w:name="citing-your-sources"/>
+    <w:bookmarkEnd w:id="38"/>
+    <w:bookmarkStart w:id="40" w:name="citing-your-sources"/>
     <w:p>
       <w:pPr>
         <w:pStyle w:val="Heading2"/>
@@ -2228,11 +2259,28 @@
         <w:pStyle w:val="FirstParagraph"/>
       </w:pPr>
       <w:r>
-        <w:t xml:space="preserve">Use a citation to credit ANY source of information used in your work, be it a website, image, or content that YOU did not come up with. Yes, it’s a pain, but it helps when posting content for others who need to trust and rely on it. To avoid plagiarism (when you intentionally or unintentionally present someone else’s work as your own), you will need to signal that you are referencing outside material and give credit. Clark College Libraries’ plagiarism guide is a handy resource for learning about what plagiarism is and how to avoid it. I am here if you have questions about how to correctly cite outside information in your work.</w:t>
-      </w:r>
-    </w:p>
-    <w:bookmarkEnd w:id="38"/>
-    <w:bookmarkStart w:id="42" w:name="X557e592dac108a6d1044d97136f1b079f25201c"/>
+        <w:t xml:space="preserve">Use a citation to credit ANY source of information used in your work, be it a website, image, or content that YOU did not come up with. Yes, it’s a pain, but it helps when posting content for others who need to trust and rely on it. To avoid plagiarism (when you intentionally or unintentionally present someone else’s work as your own), you will need to signal that you are referencing outside material and give credit.</w:t>
+      </w:r>
+      <w:r>
+        <w:t xml:space="preserve"> </w:t>
+      </w:r>
+      <w:hyperlink r:id="rId39">
+        <w:r>
+          <w:rPr>
+            <w:rStyle w:val="Hyperlink"/>
+          </w:rPr>
+          <w:t xml:space="preserve">Clark College Libraries’ plagiarism guide</w:t>
+        </w:r>
+      </w:hyperlink>
+      <w:r>
+        <w:t xml:space="preserve"> </w:t>
+      </w:r>
+      <w:r>
+        <w:t xml:space="preserve">is a handy resource for learning about what plagiarism is and how to avoid it. I am here if you have questions about how to correctly cite outside information in your work.</w:t>
+      </w:r>
+    </w:p>
+    <w:bookmarkEnd w:id="40"/>
+    <w:bookmarkStart w:id="44" w:name="X557e592dac108a6d1044d97136f1b079f25201c"/>
     <w:p>
       <w:pPr>
         <w:pStyle w:val="Heading2"/>
@@ -2285,7 +2333,7 @@
         <w:t xml:space="preserve">The 3-2-1 format, OOL posts, and Team Lead summaries all require your own reasoning, in your own words. AI-generated discussion content will not receive credit, whether declared or not.</w:t>
       </w:r>
     </w:p>
-    <w:bookmarkStart w:id="39" w:name="four-principles"/>
+    <w:bookmarkStart w:id="41" w:name="four-principles"/>
     <w:p>
       <w:pPr>
         <w:pStyle w:val="Heading3"/>
@@ -2400,8 +2448,8 @@
         <w:t xml:space="preserve">at the end of your lab answer or ALEKS work.</w:t>
       </w:r>
     </w:p>
-    <w:bookmarkEnd w:id="39"/>
-    <w:bookmarkStart w:id="40" w:name="by-assignment"/>
+    <w:bookmarkEnd w:id="41"/>
+    <w:bookmarkStart w:id="42" w:name="by-assignment"/>
     <w:p>
       <w:pPr>
         <w:pStyle w:val="Heading3"/>
@@ -2498,8 +2546,8 @@
         <w:t xml:space="preserve">— No AI allowed, at any level.</w:t>
       </w:r>
     </w:p>
-    <w:bookmarkEnd w:id="40"/>
-    <w:bookmarkStart w:id="41" w:name="follow-up"/>
+    <w:bookmarkEnd w:id="42"/>
+    <w:bookmarkStart w:id="43" w:name="follow-up"/>
     <w:p>
       <w:pPr>
         <w:pStyle w:val="Heading3"/>
@@ -2604,9 +2652,9 @@
         <w:t xml:space="preserve">You’re entering health careers where accuracy and integrity matter. AI is here to stay — but how you use it says everything about your professionalism. Own it, declare it, and use it to grow.</w:t>
       </w:r>
     </w:p>
-    <w:bookmarkEnd w:id="41"/>
-    <w:bookmarkEnd w:id="42"/>
-    <w:bookmarkStart w:id="43" w:name="classroom-norms"/>
+    <w:bookmarkEnd w:id="43"/>
+    <w:bookmarkEnd w:id="44"/>
+    <w:bookmarkStart w:id="45" w:name="classroom-norms"/>
     <w:p>
       <w:pPr>
         <w:pStyle w:val="Heading2"/>
@@ -2701,9 +2749,9 @@
         <w:t xml:space="preserve">”</w:t>
       </w:r>
     </w:p>
-    <w:bookmarkEnd w:id="43"/>
-    <w:bookmarkEnd w:id="44"/>
-    <w:bookmarkStart w:id="45" w:name="X762e0c562ca86535819c7c15adbe8dbe270c6b6"/>
+    <w:bookmarkEnd w:id="45"/>
+    <w:bookmarkEnd w:id="46"/>
+    <w:bookmarkStart w:id="47" w:name="X762e0c562ca86535819c7c15adbe8dbe270c6b6"/>
     <w:p>
       <w:pPr>
         <w:pStyle w:val="Heading1"/>
@@ -2824,8 +2872,8 @@
         <w:t xml:space="preserve">These outcomes are measured through your weekly 3-2-1 Team Discussions, lab reports (Results &amp; Analysis and Discussion &amp; Conclusions), in-lab quizzes, and the Final TYC Project. Rubrics for each are posted in the relevant Canvas module.</w:t>
       </w:r>
     </w:p>
-    <w:bookmarkEnd w:id="45"/>
-    <w:bookmarkStart w:id="52" w:name="how-will-i-be-graded-and-why"/>
+    <w:bookmarkEnd w:id="47"/>
+    <w:bookmarkStart w:id="54" w:name="how-will-i-be-graded-and-why"/>
     <w:p>
       <w:pPr>
         <w:pStyle w:val="Heading1"/>
@@ -2872,7 +2920,7 @@
         <w:t xml:space="preserve">)</w:t>
       </w:r>
     </w:p>
-    <w:bookmarkStart w:id="46" w:name="Xdd0719f115f2bfe56e3e892841df085ef5ba506"/>
+    <w:bookmarkStart w:id="48" w:name="Xdd0719f115f2bfe56e3e892841df085ef5ba506"/>
     <w:p>
       <w:pPr>
         <w:pStyle w:val="Heading2"/>
@@ -3133,8 +3181,8 @@
         </w:tc>
       </w:tr>
     </w:tbl>
-    <w:bookmarkEnd w:id="46"/>
-    <w:bookmarkStart w:id="47" w:name="about-the-lab-requirement"/>
+    <w:bookmarkEnd w:id="48"/>
+    <w:bookmarkStart w:id="49" w:name="about-the-lab-requirement"/>
     <w:p>
       <w:pPr>
         <w:pStyle w:val="Heading2"/>
@@ -3205,8 +3253,8 @@
         <w:t xml:space="preserve">toward your credit-hour requirement if you don’t attend/submit it, or if it scores below 60%. You cannot miss more than about two labs and still earn the lab credit for this course.</w:t>
       </w:r>
     </w:p>
-    <w:bookmarkEnd w:id="47"/>
-    <w:bookmarkStart w:id="48" w:name="grading-scale"/>
+    <w:bookmarkEnd w:id="49"/>
+    <w:bookmarkStart w:id="50" w:name="grading-scale"/>
     <w:p>
       <w:pPr>
         <w:pStyle w:val="Heading2"/>
@@ -3538,8 +3586,8 @@
         </w:tc>
       </w:tr>
     </w:tbl>
-    <w:bookmarkEnd w:id="48"/>
-    <w:bookmarkStart w:id="49" w:name="late-work"/>
+    <w:bookmarkEnd w:id="50"/>
+    <w:bookmarkStart w:id="51" w:name="late-work"/>
     <w:p>
       <w:pPr>
         <w:pStyle w:val="Heading2"/>
@@ -3604,8 +3652,8 @@
         <w:t xml:space="preserve">If something requiring a prolonged absence occurs, contact me via Canvas Inbox and let’s see what solutions are possible.</w:t>
       </w:r>
     </w:p>
-    <w:bookmarkEnd w:id="49"/>
-    <w:bookmarkStart w:id="50" w:name="feedback"/>
+    <w:bookmarkEnd w:id="51"/>
+    <w:bookmarkStart w:id="52" w:name="feedback"/>
     <w:p>
       <w:pPr>
         <w:pStyle w:val="Heading2"/>
@@ -3622,8 +3670,8 @@
         <w:t xml:space="preserve">Discussions and other work are graded within 48 hours of each due date.</w:t>
       </w:r>
     </w:p>
-    <w:bookmarkEnd w:id="50"/>
-    <w:bookmarkStart w:id="51" w:name="revision"/>
+    <w:bookmarkEnd w:id="52"/>
+    <w:bookmarkStart w:id="53" w:name="revision"/>
     <w:p>
       <w:pPr>
         <w:pStyle w:val="Heading2"/>
@@ -3640,9 +3688,9 @@
         <w:t xml:space="preserve">There is no separate revision or regrade policy at this time — the late-work window above functions as the built-in opportunity to catch up before work is scored.</w:t>
       </w:r>
     </w:p>
-    <w:bookmarkEnd w:id="51"/>
-    <w:bookmarkEnd w:id="52"/>
-    <w:bookmarkStart w:id="80" w:name="Xc43a7a922298ad0f9db64bde08ef36f42168a56"/>
+    <w:bookmarkEnd w:id="53"/>
+    <w:bookmarkEnd w:id="54"/>
+    <w:bookmarkStart w:id="86" w:name="Xc43a7a922298ad0f9db64bde08ef36f42168a56"/>
     <w:p>
       <w:pPr>
         <w:pStyle w:val="Heading1"/>
@@ -3669,7 +3717,7 @@
         <w:t xml:space="preserve">Tech Hub for Canvas/software problems, Tutoring or Librarians for coursework help, Basic Needs Hub if life is making this term hard.</w:t>
       </w:r>
     </w:p>
-    <w:bookmarkStart w:id="56" w:name="technical-support"/>
+    <w:bookmarkStart w:id="60" w:name="technical-support"/>
     <w:p>
       <w:pPr>
         <w:pStyle w:val="Heading2"/>
@@ -3726,7 +3774,7 @@
               <w:pStyle w:val="Compact"/>
               <w:jc w:val="left"/>
             </w:pPr>
-            <w:hyperlink r:id="rId53">
+            <w:hyperlink r:id="rId55">
               <w:r>
                 <w:rPr>
                   <w:rStyle w:val="Hyperlink"/>
@@ -3746,12 +3794,29 @@
               <w:jc w:val="left"/>
             </w:pPr>
             <w:r>
-              <w:t xml:space="preserve">Canvas, software, or account trouble — Scarpelli Hall 135 ·</w:t>
+              <w:t xml:space="preserve">Canvas, software, or account trouble —</w:t>
             </w:r>
             <w:r>
               <w:t xml:space="preserve"> </w:t>
             </w:r>
-            <w:hyperlink r:id="rId54">
+            <w:hyperlink r:id="rId56">
+              <w:r>
+                <w:rPr>
+                  <w:rStyle w:val="Hyperlink"/>
+                </w:rPr>
+                <w:t xml:space="preserve">Scarpelli Hall 135</w:t>
+              </w:r>
+            </w:hyperlink>
+            <w:r>
+              <w:t xml:space="preserve"> </w:t>
+            </w:r>
+            <w:r>
+              <w:t xml:space="preserve">·</w:t>
+            </w:r>
+            <w:r>
+              <w:t xml:space="preserve"> </w:t>
+            </w:r>
+            <w:hyperlink r:id="rId57">
               <w:r>
                 <w:rPr>
                   <w:rStyle w:val="Hyperlink"/>
@@ -3816,12 +3881,29 @@
             <w:r>
               <w:t xml:space="preserve"> </w:t>
             </w:r>
-            <w:hyperlink r:id="rId55">
+            <w:hyperlink r:id="rId58">
               <w:r>
                 <w:rPr>
                   <w:rStyle w:val="Hyperlink"/>
                 </w:rPr>
-                <w:t xml:space="preserve">Canvas Student Guide</w:t>
+                <w:t xml:space="preserve">Canvas Guides</w:t>
+              </w:r>
+            </w:hyperlink>
+            <w:r>
+              <w:t xml:space="preserve"> </w:t>
+            </w:r>
+            <w:r>
+              <w:t xml:space="preserve">·</w:t>
+            </w:r>
+            <w:r>
+              <w:t xml:space="preserve"> </w:t>
+            </w:r>
+            <w:hyperlink r:id="rId59">
+              <w:r>
+                <w:rPr>
+                  <w:rStyle w:val="Hyperlink"/>
+                </w:rPr>
+                <w:t xml:space="preserve">Student Guide</w:t>
               </w:r>
             </w:hyperlink>
           </w:p>
@@ -3858,8 +3940,8 @@
         </w:tc>
       </w:tr>
     </w:tbl>
-    <w:bookmarkEnd w:id="56"/>
-    <w:bookmarkStart w:id="62" w:name="academic-support"/>
+    <w:bookmarkEnd w:id="60"/>
+    <w:bookmarkStart w:id="67" w:name="academic-support"/>
     <w:p>
       <w:pPr>
         <w:pStyle w:val="Heading2"/>
@@ -3916,7 +3998,7 @@
               <w:pStyle w:val="Compact"/>
               <w:jc w:val="left"/>
             </w:pPr>
-            <w:hyperlink r:id="rId57">
+            <w:hyperlink r:id="rId61">
               <w:r>
                 <w:rPr>
                   <w:rStyle w:val="Hyperlink"/>
@@ -3949,7 +4031,7 @@
               <w:pStyle w:val="Compact"/>
               <w:jc w:val="left"/>
             </w:pPr>
-            <w:hyperlink r:id="rId58">
+            <w:hyperlink r:id="rId62">
               <w:r>
                 <w:rPr>
                   <w:rStyle w:val="Hyperlink"/>
@@ -3969,12 +4051,29 @@
               <w:jc w:val="left"/>
             </w:pPr>
             <w:r>
-              <w:t xml:space="preserve">In-person and virtual tutoring via Zoom;</w:t>
+              <w:t xml:space="preserve">In-person and virtual tutoring via Zoom; see the</w:t>
             </w:r>
             <w:r>
               <w:t xml:space="preserve"> </w:t>
             </w:r>
-            <w:hyperlink r:id="rId59">
+            <w:hyperlink r:id="rId63">
+              <w:r>
+                <w:rPr>
+                  <w:rStyle w:val="Hyperlink"/>
+                </w:rPr>
+                <w:t xml:space="preserve">Virtual Tutoring Center</w:t>
+              </w:r>
+            </w:hyperlink>
+            <w:r>
+              <w:t xml:space="preserve"> </w:t>
+            </w:r>
+            <w:r>
+              <w:t xml:space="preserve">Canvas course;</w:t>
+            </w:r>
+            <w:r>
+              <w:t xml:space="preserve"> </w:t>
+            </w:r>
+            <w:hyperlink r:id="rId64">
               <w:r>
                 <w:rPr>
                   <w:rStyle w:val="Hyperlink"/>
@@ -3999,7 +4098,7 @@
               <w:pStyle w:val="Compact"/>
               <w:jc w:val="left"/>
             </w:pPr>
-            <w:hyperlink r:id="rId60">
+            <w:hyperlink r:id="rId65">
               <w:r>
                 <w:rPr>
                   <w:rStyle w:val="Hyperlink"/>
@@ -4024,7 +4123,7 @@
             <w:r>
               <w:t xml:space="preserve"> </w:t>
             </w:r>
-            <w:hyperlink r:id="rId61">
+            <w:hyperlink r:id="rId66">
               <w:r>
                 <w:rPr>
                   <w:rStyle w:val="Hyperlink"/>
@@ -4039,8 +4138,8 @@
         </w:tc>
       </w:tr>
     </w:tbl>
-    <w:bookmarkEnd w:id="62"/>
-    <w:bookmarkStart w:id="79" w:name="student-support"/>
+    <w:bookmarkEnd w:id="67"/>
+    <w:bookmarkStart w:id="85" w:name="student-support"/>
     <w:p>
       <w:pPr>
         <w:pStyle w:val="Heading2"/>
@@ -4097,7 +4196,7 @@
               <w:pStyle w:val="Compact"/>
               <w:jc w:val="left"/>
             </w:pPr>
-            <w:hyperlink r:id="rId63">
+            <w:hyperlink r:id="rId68">
               <w:r>
                 <w:rPr>
                   <w:rStyle w:val="Hyperlink"/>
@@ -4130,7 +4229,7 @@
               <w:pStyle w:val="Compact"/>
               <w:jc w:val="left"/>
             </w:pPr>
-            <w:hyperlink r:id="rId64">
+            <w:hyperlink r:id="rId69">
               <w:r>
                 <w:rPr>
                   <w:rStyle w:val="Hyperlink"/>
@@ -4155,7 +4254,7 @@
             <w:r>
               <w:t xml:space="preserve"> </w:t>
             </w:r>
-            <w:hyperlink r:id="rId65">
+            <w:hyperlink r:id="rId70">
               <w:r>
                 <w:rPr>
                   <w:rStyle w:val="Hyperlink"/>
@@ -4180,7 +4279,7 @@
               <w:pStyle w:val="Compact"/>
               <w:jc w:val="left"/>
             </w:pPr>
-            <w:hyperlink r:id="rId66">
+            <w:hyperlink r:id="rId71">
               <w:r>
                 <w:rPr>
                   <w:rStyle w:val="Hyperlink"/>
@@ -4202,7 +4301,7 @@
             <w:r>
               <w:t xml:space="preserve">Monthly pre-packaged food boxes. Contact Cath Busha, Dean of Student Engagement (</w:t>
             </w:r>
-            <w:hyperlink r:id="rId67">
+            <w:hyperlink r:id="rId72">
               <w:r>
                 <w:rPr>
                   <w:rStyle w:val="Hyperlink"/>
@@ -4224,7 +4323,7 @@
               <w:pStyle w:val="Compact"/>
               <w:jc w:val="left"/>
             </w:pPr>
-            <w:hyperlink r:id="rId68">
+            <w:hyperlink r:id="rId73">
               <w:r>
                 <w:rPr>
                   <w:rStyle w:val="Hyperlink"/>
@@ -4249,7 +4348,7 @@
             <w:r>
               <w:t xml:space="preserve"> </w:t>
             </w:r>
-            <w:hyperlink r:id="rId69">
+            <w:hyperlink r:id="rId74">
               <w:r>
                 <w:rPr>
                   <w:rStyle w:val="Hyperlink"/>
@@ -4271,7 +4370,7 @@
               <w:pStyle w:val="Compact"/>
               <w:jc w:val="left"/>
             </w:pPr>
-            <w:hyperlink r:id="rId70">
+            <w:hyperlink r:id="rId75">
               <w:r>
                 <w:rPr>
                   <w:rStyle w:val="Hyperlink"/>
@@ -4296,7 +4395,7 @@
             <w:r>
               <w:t xml:space="preserve"> </w:t>
             </w:r>
-            <w:hyperlink r:id="rId71">
+            <w:hyperlink r:id="rId76">
               <w:r>
                 <w:rPr>
                   <w:rStyle w:val="Hyperlink"/>
@@ -4318,7 +4417,7 @@
               <w:pStyle w:val="Compact"/>
               <w:jc w:val="left"/>
             </w:pPr>
-            <w:hyperlink r:id="rId72">
+            <w:hyperlink r:id="rId77">
               <w:r>
                 <w:rPr>
                   <w:rStyle w:val="Hyperlink"/>
@@ -4343,7 +4442,7 @@
             <w:r>
               <w:t xml:space="preserve"> </w:t>
             </w:r>
-            <w:hyperlink r:id="rId73">
+            <w:hyperlink r:id="rId78">
               <w:r>
                 <w:rPr>
                   <w:rStyle w:val="Hyperlink"/>
@@ -4362,7 +4461,7 @@
               <w:pStyle w:val="Compact"/>
               <w:jc w:val="left"/>
             </w:pPr>
-            <w:hyperlink r:id="rId74">
+            <w:hyperlink r:id="rId79">
               <w:r>
                 <w:rPr>
                   <w:rStyle w:val="Hyperlink"/>
@@ -4382,12 +4481,29 @@
               <w:jc w:val="left"/>
             </w:pPr>
             <w:r>
-              <w:t xml:space="preserve">Resources, community, and support for U.S. military service members. PUB 015 · 360-992-2073 ·</w:t>
+              <w:t xml:space="preserve">Resources, community, and support for U.S. military service members.</w:t>
             </w:r>
             <w:r>
               <w:t xml:space="preserve"> </w:t>
             </w:r>
-            <w:hyperlink r:id="rId75">
+            <w:hyperlink r:id="rId80">
+              <w:r>
+                <w:rPr>
+                  <w:rStyle w:val="Hyperlink"/>
+                </w:rPr>
+                <w:t xml:space="preserve">PUB 015</w:t>
+              </w:r>
+            </w:hyperlink>
+            <w:r>
+              <w:t xml:space="preserve"> </w:t>
+            </w:r>
+            <w:r>
+              <w:t xml:space="preserve">· 360-992-2073 ·</w:t>
+            </w:r>
+            <w:r>
+              <w:t xml:space="preserve"> </w:t>
+            </w:r>
+            <w:hyperlink r:id="rId81">
               <w:r>
                 <w:rPr>
                   <w:rStyle w:val="Hyperlink"/>
@@ -4409,7 +4525,7 @@
       <w:r>
         <w:t xml:space="preserve"> </w:t>
       </w:r>
-      <w:hyperlink r:id="rId35">
+      <w:hyperlink r:id="rId36">
         <w:r>
           <w:rPr>
             <w:rStyle w:val="Hyperlink"/>
@@ -4423,7 +4539,7 @@
       <w:r>
         <w:t xml:space="preserve"> </w:t>
       </w:r>
-      <w:hyperlink r:id="rId76">
+      <w:hyperlink r:id="rId82">
         <w:r>
           <w:rPr>
             <w:rStyle w:val="Hyperlink"/>
@@ -4437,7 +4553,7 @@
       <w:r>
         <w:t xml:space="preserve"> </w:t>
       </w:r>
-      <w:hyperlink r:id="rId77">
+      <w:hyperlink r:id="rId83">
         <w:r>
           <w:rPr>
             <w:rStyle w:val="Hyperlink"/>
@@ -4451,7 +4567,7 @@
       <w:r>
         <w:t xml:space="preserve"> </w:t>
       </w:r>
-      <w:hyperlink r:id="rId78">
+      <w:hyperlink r:id="rId84">
         <w:r>
           <w:rPr>
             <w:rStyle w:val="Hyperlink"/>
@@ -4463,9 +4579,9 @@
         <w:t xml:space="preserve">.</w:t>
       </w:r>
     </w:p>
-    <w:bookmarkEnd w:id="79"/>
-    <w:bookmarkEnd w:id="80"/>
-    <w:bookmarkStart w:id="81" w:name="how-should-i-get-started-in-class"/>
+    <w:bookmarkEnd w:id="85"/>
+    <w:bookmarkEnd w:id="86"/>
+    <w:bookmarkStart w:id="87" w:name="how-should-i-get-started-in-class"/>
     <w:p>
       <w:pPr>
         <w:pStyle w:val="Heading1"/>
@@ -4482,8 +4598,8 @@
         <w:t xml:space="preserve">See Your First Week, near the top of this syllabus, for the exact five things to do before anything else.</w:t>
       </w:r>
     </w:p>
-    <w:bookmarkEnd w:id="81"/>
-    <w:bookmarkStart w:id="95" w:name="appendix-official-college-policies"/>
+    <w:bookmarkEnd w:id="87"/>
+    <w:bookmarkStart w:id="101" w:name="appendix-official-college-policies"/>
     <w:p>
       <w:pPr>
         <w:pStyle w:val="Heading1"/>
@@ -4500,7 +4616,7 @@
         <w:t xml:space="preserve">Everything below is required Clark College policy language, included in full because it has to be — not because it’s what this course is about. A TL;DR sits above each one so you can get the gist and move on, or dig into the full text if it applies to you.</w:t>
       </w:r>
     </w:p>
-    <w:bookmarkStart w:id="85" w:name="ada-accommodations"/>
+    <w:bookmarkStart w:id="91" w:name="ada-accommodations"/>
     <w:p>
       <w:pPr>
         <w:pStyle w:val="Heading2"/>
@@ -4537,7 +4653,7 @@
       <w:r>
         <w:t xml:space="preserve"> </w:t>
       </w:r>
-      <w:hyperlink r:id="rId28">
+      <w:hyperlink r:id="rId29">
         <w:r>
           <w:rPr>
             <w:rStyle w:val="Hyperlink"/>
@@ -4575,7 +4691,7 @@
       <w:r>
         <w:t xml:space="preserve"> </w:t>
       </w:r>
-      <w:hyperlink r:id="rId82">
+      <w:hyperlink r:id="rId88">
         <w:r>
           <w:rPr>
             <w:rStyle w:val="Hyperlink"/>
@@ -4609,7 +4725,7 @@
       <w:r>
         <w:t xml:space="preserve"> </w:t>
       </w:r>
-      <w:hyperlink r:id="rId83">
+      <w:hyperlink r:id="rId89">
         <w:r>
           <w:rPr>
             <w:rStyle w:val="Hyperlink"/>
@@ -4623,7 +4739,7 @@
       <w:r>
         <w:t xml:space="preserve"> </w:t>
       </w:r>
-      <w:hyperlink r:id="rId83">
+      <w:hyperlink r:id="rId89">
         <w:r>
           <w:rPr>
             <w:rStyle w:val="Hyperlink"/>
@@ -4640,7 +4756,7 @@
       <w:r>
         <w:t xml:space="preserve"> </w:t>
       </w:r>
-      <w:hyperlink r:id="rId84">
+      <w:hyperlink r:id="rId90">
         <w:r>
           <w:rPr>
             <w:rStyle w:val="Hyperlink"/>
@@ -4663,8 +4779,8 @@
         <w:t xml:space="preserve">Once you have established accommodations with Disability Access Center, please contact me as your instructor to discuss your needs in this course.</w:t>
       </w:r>
     </w:p>
-    <w:bookmarkEnd w:id="85"/>
-    <w:bookmarkStart w:id="87" w:name="non-discrimination-policy"/>
+    <w:bookmarkEnd w:id="91"/>
+    <w:bookmarkStart w:id="93" w:name="non-discrimination-policy"/>
     <w:p>
       <w:pPr>
         <w:pStyle w:val="Heading2"/>
@@ -4709,7 +4825,7 @@
       <w:r>
         <w:t xml:space="preserve"> </w:t>
       </w:r>
-      <w:hyperlink r:id="rId86">
+      <w:hyperlink r:id="rId92">
         <w:r>
           <w:rPr>
             <w:rStyle w:val="Hyperlink"/>
@@ -4718,8 +4834,8 @@
         </w:r>
       </w:hyperlink>
     </w:p>
-    <w:bookmarkEnd w:id="87"/>
-    <w:bookmarkStart w:id="92" w:name="title-ix-and-sexual-misconduct"/>
+    <w:bookmarkEnd w:id="93"/>
+    <w:bookmarkStart w:id="98" w:name="title-ix-and-sexual-misconduct"/>
     <w:p>
       <w:pPr>
         <w:pStyle w:val="Heading2"/>
@@ -4800,7 +4916,7 @@
       <w:r>
         <w:t xml:space="preserve"> </w:t>
       </w:r>
-      <w:hyperlink r:id="rId88">
+      <w:hyperlink r:id="rId94">
         <w:r>
           <w:rPr>
             <w:rStyle w:val="Hyperlink"/>
@@ -4814,7 +4930,7 @@
       <w:r>
         <w:t xml:space="preserve"> </w:t>
       </w:r>
-      <w:hyperlink r:id="rId89">
+      <w:hyperlink r:id="rId95">
         <w:r>
           <w:rPr>
             <w:rStyle w:val="Hyperlink"/>
@@ -4828,7 +4944,7 @@
       <w:r>
         <w:t xml:space="preserve"> </w:t>
       </w:r>
-      <w:hyperlink r:id="rId90">
+      <w:hyperlink r:id="rId96">
         <w:r>
           <w:rPr>
             <w:rStyle w:val="Hyperlink"/>
@@ -4842,7 +4958,7 @@
       <w:r>
         <w:t xml:space="preserve"> </w:t>
       </w:r>
-      <w:hyperlink r:id="rId91">
+      <w:hyperlink r:id="rId97">
         <w:r>
           <w:rPr>
             <w:rStyle w:val="Hyperlink"/>
@@ -4856,7 +4972,7 @@
       <w:r>
         <w:t xml:space="preserve"> </w:t>
       </w:r>
-      <w:hyperlink r:id="rId63">
+      <w:hyperlink r:id="rId68">
         <w:r>
           <w:rPr>
             <w:rStyle w:val="Hyperlink"/>
@@ -4871,8 +4987,8 @@
         <w:t xml:space="preserve">if you would like to pursue counseling.</w:t>
       </w:r>
     </w:p>
-    <w:bookmarkEnd w:id="92"/>
-    <w:bookmarkStart w:id="94" w:name="student-rights-and-responsibilities"/>
+    <w:bookmarkEnd w:id="98"/>
+    <w:bookmarkStart w:id="100" w:name="student-rights-and-responsibilities"/>
     <w:p>
       <w:pPr>
         <w:pStyle w:val="Heading2"/>
@@ -4909,7 +5025,7 @@
       <w:r>
         <w:t xml:space="preserve"> </w:t>
       </w:r>
-      <w:hyperlink r:id="rId93">
+      <w:hyperlink r:id="rId99">
         <w:r>
           <w:rPr>
             <w:rStyle w:val="Hyperlink"/>
@@ -4921,8 +5037,8 @@
         <w:t xml:space="preserve">, you can find information about freedom of access to education, student absence for reasons of faith or conscience, FERPA, emergency and health information, etc. Please get in touch if you would like to discuss absences for reasons of faith. I am here to support you.</w:t>
       </w:r>
     </w:p>
-    <w:bookmarkEnd w:id="94"/>
-    <w:bookmarkEnd w:id="95"/>
+    <w:bookmarkEnd w:id="100"/>
+    <w:bookmarkEnd w:id="101"/>
     <w:sectPr/>
   </w:body>
 </w:document>

--- a/downloads/CHEM131_Syllabus_Fall2026.docx
+++ b/downloads/CHEM131_Syllabus_Fall2026.docx
@@ -7,28 +7,10 @@
         <w:pStyle w:val="Title"/>
       </w:pPr>
       <w:r>
-        <w:t xml:space="preserve">CHEM&amp;131:</w:t>
-      </w:r>
-      <w:r>
-        <w:t xml:space="preserve"> </w:t>
-      </w:r>
-      <w:r>
-        <w:t xml:space="preserve">Intro</w:t>
-      </w:r>
-      <w:r>
-        <w:t xml:space="preserve"> </w:t>
-      </w:r>
-      <w:r>
-        <w:t xml:space="preserve">to</w:t>
-      </w:r>
-      <w:r>
-        <w:t xml:space="preserve"> </w:t>
-      </w:r>
-      <w:r>
-        <w:t xml:space="preserve">Organic/Biochemistry</w:t>
-      </w:r>
-    </w:p>
-    <w:bookmarkStart w:id="20" w:name="why-this-course-why-you"/>
+        <w:t xml:space="preserve">CHEM&amp;131: Intro to Organic/Biochemistry</w:t>
+      </w:r>
+    </w:p>
+    <w:bookmarkStart w:id="9" w:name="why-this-course-why-you"/>
     <w:p>
       <w:pPr>
         <w:pStyle w:val="Heading1"/>
@@ -53,8 +35,8 @@
         <w:t xml:space="preserve">This term will ask more from you than the last. Organic chemistry is much more abstract, no math and no formulas. This term structure is function, so time on task and repetition is how we get more comfortable recognizing structures to better predict their function. This term more than the last, there are no shortcuts. It is the same for everyone, and everyone makes it through successfully. Use the first three modules to invest and build a solid foundation for the rest of the term. Everything in this syllabus is built around getting you through that process, not around catching you out.</w:t>
       </w:r>
     </w:p>
-    <w:bookmarkEnd w:id="20"/>
-    <w:bookmarkStart w:id="23" w:name="start-here"/>
+    <w:bookmarkEnd w:id="9"/>
+    <w:bookmarkStart w:id="12" w:name="start-here"/>
     <w:p>
       <w:pPr>
         <w:pStyle w:val="Heading1"/>
@@ -75,8 +57,8 @@
       <w:tblPr>
         <w:tblStyle w:val="Table"/>
         <w:tblW w:type="pct" w:w="5000"/>
+        <w:tblLayout w:type="fixed"/>
         <w:tblLook w:firstRow="1" w:lastRow="0" w:firstColumn="0" w:lastColumn="0" w:noHBand="0" w:noVBand="0" w:val="0020"/>
-        <w:jc w:val="start"/>
       </w:tblPr>
       <w:tblGrid>
         <w:gridCol w:w="3960"/>
@@ -84,14 +66,13 @@
       </w:tblGrid>
       <w:tr>
         <w:trPr>
-          <w:tblHeader w:val="true"/>
+          <w:tblHeader w:val="on"/>
         </w:trPr>
         <w:tc>
           <w:tcPr/>
           <w:p>
             <w:pPr>
               <w:pStyle w:val="Compact"/>
-              <w:jc w:val="left"/>
             </w:pPr>
             <w:r>
               <w:t xml:space="preserve">Item</w:t>
@@ -103,7 +84,6 @@
           <w:p>
             <w:pPr>
               <w:pStyle w:val="Compact"/>
-              <w:jc w:val="left"/>
             </w:pPr>
             <w:r>
               <w:t xml:space="preserve">Details</w:t>
@@ -117,12 +97,11 @@
           <w:p>
             <w:pPr>
               <w:pStyle w:val="Compact"/>
-              <w:jc w:val="left"/>
             </w:pPr>
             <w:r>
               <w:rPr>
+                <w:b/>
                 <w:bCs/>
-                <w:b/>
               </w:rPr>
               <w:t xml:space="preserve">What it costs</w:t>
             </w:r>
@@ -133,12 +112,11 @@
           <w:p>
             <w:pPr>
               <w:pStyle w:val="Compact"/>
-              <w:jc w:val="left"/>
             </w:pPr>
             <w:r>
               <w:rPr>
+                <w:b/>
                 <w:bCs/>
-                <w:b/>
               </w:rPr>
               <w:t xml:space="preserve">Chemfolio</w:t>
             </w:r>
@@ -147,8 +125,8 @@
             </w:r>
             <w:r>
               <w:rPr>
+                <w:i/>
                 <w:iCs/>
-                <w:i/>
               </w:rPr>
               <w:t xml:space="preserve">[price TBD]</w:t>
             </w:r>
@@ -163,8 +141,8 @@
             </w:r>
             <w:r>
               <w:rPr>
+                <w:b/>
                 <w:bCs/>
-                <w:b/>
               </w:rPr>
               <w:t xml:space="preserve">CHEM&amp;131 Lab Manual</w:t>
             </w:r>
@@ -173,8 +151,8 @@
             </w:r>
             <w:r>
               <w:rPr>
+                <w:i/>
                 <w:iCs/>
-                <w:i/>
               </w:rPr>
               <w:t xml:space="preserve">[price TBD]</w:t>
             </w:r>
@@ -193,12 +171,11 @@
           <w:p>
             <w:pPr>
               <w:pStyle w:val="Compact"/>
-              <w:jc w:val="left"/>
             </w:pPr>
             <w:r>
               <w:rPr>
+                <w:b/>
                 <w:bCs/>
-                <w:b/>
               </w:rPr>
               <w:t xml:space="preserve">When things are due</w:t>
             </w:r>
@@ -209,7 +186,6 @@
           <w:p>
             <w:pPr>
               <w:pStyle w:val="Compact"/>
-              <w:jc w:val="left"/>
             </w:pPr>
             <w:r>
               <w:t xml:space="preserve">Tuesday through Sunday each carry something — see Weekly Flow below for the exact rhythm. Once you learn it, it repeats every module.</w:t>
@@ -223,12 +199,11 @@
           <w:p>
             <w:pPr>
               <w:pStyle w:val="Compact"/>
-              <w:jc w:val="left"/>
             </w:pPr>
             <w:r>
               <w:rPr>
+                <w:b/>
                 <w:bCs/>
-                <w:b/>
               </w:rPr>
               <w:t xml:space="preserve">Time to budget</w:t>
             </w:r>
@@ -239,7 +214,6 @@
           <w:p>
             <w:pPr>
               <w:pStyle w:val="Compact"/>
-              <w:jc w:val="left"/>
             </w:pPr>
             <w:r>
               <w:t xml:space="preserve">About 10–12 hours a week — most of it on Canvas, plus your 4-hour on-campus lab.</w:t>
@@ -253,12 +227,11 @@
           <w:p>
             <w:pPr>
               <w:pStyle w:val="Compact"/>
-              <w:jc w:val="left"/>
             </w:pPr>
             <w:r>
               <w:rPr>
+                <w:b/>
                 <w:bCs/>
-                <w:b/>
               </w:rPr>
               <w:t xml:space="preserve">How to reach me</w:t>
             </w:r>
@@ -269,7 +242,6 @@
           <w:p>
             <w:pPr>
               <w:pStyle w:val="Compact"/>
-              <w:jc w:val="left"/>
             </w:pPr>
             <w:r>
               <w:t xml:space="preserve">Canvas Inbox only — I don’t use email during the term. I reply within 24 hours on weekdays.</w:t>
@@ -283,12 +255,11 @@
           <w:p>
             <w:pPr>
               <w:pStyle w:val="Compact"/>
-              <w:jc w:val="left"/>
             </w:pPr>
             <w:r>
               <w:rPr>
+                <w:b/>
                 <w:bCs/>
-                <w:b/>
               </w:rPr>
               <w:t xml:space="preserve">The two big ones</w:t>
             </w:r>
@@ -299,7 +270,6 @@
           <w:p>
             <w:pPr>
               <w:pStyle w:val="Compact"/>
-              <w:jc w:val="left"/>
             </w:pPr>
             <w:r>
               <w:t xml:space="preserve">Weekly lab attendance (required every week, no exceptions) and the Final TYC (Teach Your Community) Project — 10% of your grade, in place of a final exam.</w:t>
@@ -313,12 +283,11 @@
           <w:p>
             <w:pPr>
               <w:pStyle w:val="Compact"/>
-              <w:jc w:val="left"/>
             </w:pPr>
             <w:r>
               <w:rPr>
+                <w:b/>
                 <w:bCs/>
-                <w:b/>
               </w:rPr>
               <w:t xml:space="preserve">The AI rule</w:t>
             </w:r>
@@ -329,7 +298,6 @@
           <w:p>
             <w:pPr>
               <w:pStyle w:val="Compact"/>
-              <w:jc w:val="left"/>
             </w:pPr>
             <w:r>
               <w:t xml:space="preserve">AI can support your learning — don’t let it do the learning for you. See the AI Agreement below for exactly where the lines are.</w:t>
@@ -343,12 +311,11 @@
           <w:p>
             <w:pPr>
               <w:pStyle w:val="Compact"/>
-              <w:jc w:val="left"/>
             </w:pPr>
             <w:r>
               <w:rPr>
+                <w:b/>
                 <w:bCs/>
-                <w:b/>
               </w:rPr>
               <w:t xml:space="preserve">If you fall behind</w:t>
             </w:r>
@@ -359,7 +326,6 @@
           <w:p>
             <w:pPr>
               <w:pStyle w:val="Compact"/>
-              <w:jc w:val="left"/>
             </w:pPr>
             <w:r>
               <w:t xml:space="preserve">No explanation needed. Late work loses 1% per hour after the due date, down to zero after about 5 days — then it can still be submitted for zero credit. See Late Work below for the full policy.</w:t>
@@ -374,8 +340,8 @@
       </w:pPr>
       <w:r>
         <w:rPr>
+          <w:b/>
           <w:bCs/>
-          <w:b/>
         </w:rPr>
         <w:t xml:space="preserve">Your grade in one line:</w:t>
       </w:r>
@@ -392,13 +358,13 @@
       </w:pPr>
       <w:r>
         <w:rPr>
+          <w:i/>
           <w:iCs/>
-          <w:i/>
         </w:rPr>
         <w:t xml:space="preserve">(Working draft — the teaching team will confirm final category weights before the term begins.)</w:t>
       </w:r>
     </w:p>
-    <w:bookmarkStart w:id="21" w:name="course-terms-youll-see"/>
+    <w:bookmarkStart w:id="10" w:name="course-terms-youll-see"/>
     <w:p>
       <w:pPr>
         <w:pStyle w:val="Heading2"/>
@@ -419,8 +385,8 @@
       <w:tblPr>
         <w:tblStyle w:val="Table"/>
         <w:tblW w:type="pct" w:w="5000"/>
+        <w:tblLayout w:type="fixed"/>
         <w:tblLook w:firstRow="1" w:lastRow="0" w:firstColumn="0" w:lastColumn="0" w:noHBand="0" w:noVBand="0" w:val="0020"/>
-        <w:jc w:val="start"/>
       </w:tblPr>
       <w:tblGrid>
         <w:gridCol w:w="3960"/>
@@ -428,14 +394,13 @@
       </w:tblGrid>
       <w:tr>
         <w:trPr>
-          <w:tblHeader w:val="true"/>
+          <w:tblHeader w:val="on"/>
         </w:trPr>
         <w:tc>
           <w:tcPr/>
           <w:p>
             <w:pPr>
               <w:pStyle w:val="Compact"/>
-              <w:jc w:val="left"/>
             </w:pPr>
             <w:r>
               <w:t xml:space="preserve">Term</w:t>
@@ -447,7 +412,6 @@
           <w:p>
             <w:pPr>
               <w:pStyle w:val="Compact"/>
-              <w:jc w:val="left"/>
             </w:pPr>
             <w:r>
               <w:t xml:space="preserve">What it means</w:t>
@@ -461,7 +425,6 @@
           <w:p>
             <w:pPr>
               <w:pStyle w:val="Compact"/>
-              <w:jc w:val="left"/>
             </w:pPr>
             <w:r>
               <w:t xml:space="preserve">3-2-1</w:t>
@@ -473,7 +436,6 @@
           <w:p>
             <w:pPr>
               <w:pStyle w:val="Compact"/>
-              <w:jc w:val="left"/>
             </w:pPr>
             <w:r>
               <w:t xml:space="preserve">Your weekly Team Discussion format — named for its posting structure (three problem areas, two areas of interest, one insight from the video key).</w:t>
@@ -487,7 +449,6 @@
           <w:p>
             <w:pPr>
               <w:pStyle w:val="Compact"/>
-              <w:jc w:val="left"/>
             </w:pPr>
             <w:r>
               <w:t xml:space="preserve">OOL</w:t>
@@ -499,7 +460,6 @@
           <w:p>
             <w:pPr>
               <w:pStyle w:val="Compact"/>
-              <w:jc w:val="left"/>
             </w:pPr>
             <w:r>
               <w:t xml:space="preserve">Outside Of Lecture — a separate weekly class discussion, not the 3-2-1.</w:t>
@@ -513,7 +473,6 @@
           <w:p>
             <w:pPr>
               <w:pStyle w:val="Compact"/>
-              <w:jc w:val="left"/>
             </w:pPr>
             <w:r>
               <w:t xml:space="preserve">TYC</w:t>
@@ -525,7 +484,6 @@
           <w:p>
             <w:pPr>
               <w:pStyle w:val="Compact"/>
-              <w:jc w:val="left"/>
             </w:pPr>
             <w:r>
               <w:t xml:space="preserve">Teach Your Community — your Final Project, replacing a final exam.</w:t>
@@ -539,7 +497,6 @@
           <w:p>
             <w:pPr>
               <w:pStyle w:val="Compact"/>
-              <w:jc w:val="left"/>
             </w:pPr>
             <w:r>
               <w:t xml:space="preserve">ALEKS</w:t>
@@ -551,7 +508,6 @@
           <w:p>
             <w:pPr>
               <w:pStyle w:val="Compact"/>
-              <w:jc w:val="left"/>
             </w:pPr>
             <w:r>
               <w:t xml:space="preserve">Your online adaptive homework and textbook-access platform.</w:t>
@@ -565,7 +521,6 @@
           <w:p>
             <w:pPr>
               <w:pStyle w:val="Compact"/>
-              <w:jc w:val="left"/>
             </w:pPr>
             <w:r>
               <w:t xml:space="preserve">DAC</w:t>
@@ -577,7 +532,6 @@
           <w:p>
             <w:pPr>
               <w:pStyle w:val="Compact"/>
-              <w:jc w:val="left"/>
             </w:pPr>
             <w:r>
               <w:t xml:space="preserve">Disability Access Center — Clark’s office for accommodations.</w:t>
@@ -591,7 +545,6 @@
           <w:p>
             <w:pPr>
               <w:pStyle w:val="Compact"/>
-              <w:jc w:val="left"/>
             </w:pPr>
             <w:r>
               <w:t xml:space="preserve">Chemfolio</w:t>
@@ -603,7 +556,6 @@
           <w:p>
             <w:pPr>
               <w:pStyle w:val="Compact"/>
-              <w:jc w:val="left"/>
             </w:pPr>
             <w:r>
               <w:t xml:space="preserve">Your required lecture/discussion workbook — you buy this!</w:t>
@@ -617,7 +569,6 @@
           <w:p>
             <w:pPr>
               <w:pStyle w:val="Compact"/>
-              <w:jc w:val="left"/>
             </w:pPr>
             <w:r>
               <w:t xml:space="preserve">TL;DR</w:t>
@@ -629,16 +580,9 @@
           <w:p>
             <w:pPr>
               <w:pStyle w:val="Compact"/>
-              <w:jc w:val="left"/>
-            </w:pPr>
-            <w:r>
-              <w:t xml:space="preserve">“</w:t>
-            </w:r>
-            <w:r>
-              <w:t xml:space="preserve">Too long; didn’t read</w:t>
-            </w:r>
-            <w:r>
-              <w:t xml:space="preserve">”</w:t>
+            </w:pPr>
+            <w:r>
+              <w:t xml:space="preserve">“Too long; didn’t read”</w:t>
             </w:r>
             <w:r>
               <w:t xml:space="preserve"> </w:t>
@@ -650,8 +594,8 @@
         </w:tc>
       </w:tr>
     </w:tbl>
-    <w:bookmarkEnd w:id="21"/>
-    <w:bookmarkStart w:id="22" w:name="your-first-week"/>
+    <w:bookmarkEnd w:id="10"/>
+    <w:bookmarkStart w:id="11" w:name="your-first-week"/>
     <w:p>
       <w:pPr>
         <w:pStyle w:val="Heading2"/>
@@ -662,67 +606,67 @@
     </w:p>
     <w:p>
       <w:pPr>
+        <w:pStyle w:val="Compact"/>
         <w:numPr>
           <w:ilvl w:val="0"/>
           <w:numId w:val="1001"/>
         </w:numPr>
+      </w:pPr>
+      <w:r>
+        <w:t xml:space="preserve">Attend your scheduled lab session. Missing it means being dropped from the course.</w:t>
+      </w:r>
+    </w:p>
+    <w:p>
+      <w:pPr>
         <w:pStyle w:val="Compact"/>
-      </w:pPr>
-      <w:r>
-        <w:t xml:space="preserve">Attend your scheduled lab session. Missing it means being dropped from the course.</w:t>
-      </w:r>
-    </w:p>
-    <w:p>
-      <w:pPr>
         <w:numPr>
           <w:ilvl w:val="0"/>
           <w:numId w:val="1001"/>
         </w:numPr>
+      </w:pPr>
+      <w:r>
+        <w:t xml:space="preserve">Log into Canvas and read the announcements at the top of the course.</w:t>
+      </w:r>
+    </w:p>
+    <w:p>
+      <w:pPr>
         <w:pStyle w:val="Compact"/>
-      </w:pPr>
-      <w:r>
-        <w:t xml:space="preserve">Log into Canvas and read the announcements at the top of the course.</w:t>
-      </w:r>
-    </w:p>
-    <w:p>
-      <w:pPr>
         <w:numPr>
           <w:ilvl w:val="0"/>
           <w:numId w:val="1001"/>
         </w:numPr>
+      </w:pPr>
+      <w:r>
+        <w:t xml:space="preserve">Work through Module 0, including the ALEKS/Office/OneDrive setup guide — both need to be done by the end of your first lab, so budget the time.</w:t>
+      </w:r>
+    </w:p>
+    <w:p>
+      <w:pPr>
         <w:pStyle w:val="Compact"/>
-      </w:pPr>
-      <w:r>
-        <w:t xml:space="preserve">Work through Module 0, including the ALEKS/Office/OneDrive setup guide — both need to be done by the end of your first lab, so budget the time.</w:t>
-      </w:r>
-    </w:p>
-    <w:p>
-      <w:pPr>
         <w:numPr>
           <w:ilvl w:val="0"/>
           <w:numId w:val="1001"/>
         </w:numPr>
+      </w:pPr>
+      <w:r>
+        <w:t xml:space="preserve">Read this syllabus, especially the Start Here box and the Course Agreements section.</w:t>
+      </w:r>
+    </w:p>
+    <w:p>
+      <w:pPr>
         <w:pStyle w:val="Compact"/>
-      </w:pPr>
-      <w:r>
-        <w:t xml:space="preserve">Read this syllabus, especially the Start Here box and the Course Agreements section.</w:t>
-      </w:r>
-    </w:p>
-    <w:p>
-      <w:pPr>
         <w:numPr>
           <w:ilvl w:val="0"/>
           <w:numId w:val="1001"/>
         </w:numPr>
-        <w:pStyle w:val="Compact"/>
       </w:pPr>
       <w:r>
         <w:t xml:space="preserve">Confirm you have both your Chemfolio and lab manual from the Clark Bookstore before class — your first 3-2-1 team post is due that Wednesday.</w:t>
       </w:r>
     </w:p>
-    <w:bookmarkEnd w:id="22"/>
-    <w:bookmarkEnd w:id="23"/>
-    <w:bookmarkStart w:id="26" w:name="course-information"/>
+    <w:bookmarkEnd w:id="11"/>
+    <w:bookmarkEnd w:id="12"/>
+    <w:bookmarkStart w:id="15" w:name="course-information"/>
     <w:p>
       <w:pPr>
         <w:pStyle w:val="Heading1"/>
@@ -735,8 +679,8 @@
       <w:tblPr>
         <w:tblStyle w:val="Table"/>
         <w:tblW w:type="pct" w:w="5000"/>
+        <w:tblLayout w:type="fixed"/>
         <w:tblLook w:firstRow="1" w:lastRow="0" w:firstColumn="0" w:lastColumn="0" w:noHBand="0" w:noVBand="0" w:val="0020"/>
-        <w:jc w:val="start"/>
       </w:tblPr>
       <w:tblGrid>
         <w:gridCol w:w="3960"/>
@@ -744,14 +688,13 @@
       </w:tblGrid>
       <w:tr>
         <w:trPr>
-          <w:tblHeader w:val="true"/>
+          <w:tblHeader w:val="on"/>
         </w:trPr>
         <w:tc>
           <w:tcPr/>
           <w:p>
             <w:pPr>
               <w:pStyle w:val="Compact"/>
-              <w:jc w:val="left"/>
             </w:pPr>
             <w:r>
               <w:t xml:space="preserve">Item</w:t>
@@ -763,7 +706,6 @@
           <w:p>
             <w:pPr>
               <w:pStyle w:val="Compact"/>
-              <w:jc w:val="left"/>
             </w:pPr>
             <w:r>
               <w:t xml:space="preserve">Details</w:t>
@@ -777,12 +719,11 @@
           <w:p>
             <w:pPr>
               <w:pStyle w:val="Compact"/>
-              <w:jc w:val="left"/>
             </w:pPr>
             <w:r>
               <w:rPr>
+                <w:b/>
                 <w:bCs/>
-                <w:b/>
               </w:rPr>
               <w:t xml:space="preserve">Course Title</w:t>
             </w:r>
@@ -793,7 +734,6 @@
           <w:p>
             <w:pPr>
               <w:pStyle w:val="Compact"/>
-              <w:jc w:val="left"/>
             </w:pPr>
             <w:r>
               <w:t xml:space="preserve">CHEM&amp;131: Introduction to Organic and Biochemistry</w:t>
@@ -807,12 +747,11 @@
           <w:p>
             <w:pPr>
               <w:pStyle w:val="Compact"/>
-              <w:jc w:val="left"/>
             </w:pPr>
             <w:r>
               <w:rPr>
+                <w:b/>
                 <w:bCs/>
-                <w:b/>
               </w:rPr>
               <w:t xml:space="preserve">Course Nbr/Sec</w:t>
             </w:r>
@@ -823,7 +762,6 @@
           <w:p>
             <w:pPr>
               <w:pStyle w:val="Compact"/>
-              <w:jc w:val="left"/>
             </w:pPr>
             <w:r>
               <w:t xml:space="preserve">18411/18412</w:t>
@@ -837,12 +775,11 @@
           <w:p>
             <w:pPr>
               <w:pStyle w:val="Compact"/>
-              <w:jc w:val="left"/>
             </w:pPr>
             <w:r>
               <w:rPr>
+                <w:b/>
                 <w:bCs/>
-                <w:b/>
               </w:rPr>
               <w:t xml:space="preserve">Quarter/Year</w:t>
             </w:r>
@@ -853,7 +790,6 @@
           <w:p>
             <w:pPr>
               <w:pStyle w:val="Compact"/>
-              <w:jc w:val="left"/>
             </w:pPr>
             <w:r>
               <w:t xml:space="preserve">Fall 2026 (September 21 – December 10, 2026)</w:t>
@@ -867,12 +803,11 @@
           <w:p>
             <w:pPr>
               <w:pStyle w:val="Compact"/>
-              <w:jc w:val="left"/>
             </w:pPr>
             <w:r>
               <w:rPr>
+                <w:b/>
                 <w:bCs/>
-                <w:b/>
               </w:rPr>
               <w:t xml:space="preserve">Location/Time</w:t>
             </w:r>
@@ -883,7 +818,6 @@
           <w:p>
             <w:pPr>
               <w:pStyle w:val="Compact"/>
-              <w:jc w:val="left"/>
             </w:pPr>
             <w:r>
               <w:t xml:space="preserve">Lab: STEM Building 209, Tu/Th 2:00–3:50 PM (18411). Lecture/discussion: online, asynchronous.</w:t>
@@ -897,12 +831,11 @@
           <w:p>
             <w:pPr>
               <w:pStyle w:val="Compact"/>
-              <w:jc w:val="left"/>
             </w:pPr>
             <w:r>
               <w:rPr>
+                <w:b/>
                 <w:bCs/>
-                <w:b/>
               </w:rPr>
               <w:t xml:space="preserve">Course Site</w:t>
             </w:r>
@@ -913,9 +846,8 @@
           <w:p>
             <w:pPr>
               <w:pStyle w:val="Compact"/>
-              <w:jc w:val="left"/>
-            </w:pPr>
-            <w:hyperlink r:id="rId24">
+            </w:pPr>
+            <w:hyperlink r:id="rId13">
               <w:r>
                 <w:rPr>
                   <w:rStyle w:val="Hyperlink"/>
@@ -932,12 +864,11 @@
           <w:p>
             <w:pPr>
               <w:pStyle w:val="Compact"/>
-              <w:jc w:val="left"/>
             </w:pPr>
             <w:r>
               <w:rPr>
+                <w:b/>
                 <w:bCs/>
-                <w:b/>
               </w:rPr>
               <w:t xml:space="preserve">Course Modality</w:t>
             </w:r>
@@ -948,7 +879,6 @@
           <w:p>
             <w:pPr>
               <w:pStyle w:val="Compact"/>
-              <w:jc w:val="left"/>
             </w:pPr>
             <w:r>
               <w:t xml:space="preserve">Hybrid — asynchronous online lecture/discussion + biweekly on-campus lab</w:t>
@@ -962,12 +892,11 @@
           <w:p>
             <w:pPr>
               <w:pStyle w:val="Compact"/>
-              <w:jc w:val="left"/>
             </w:pPr>
             <w:r>
               <w:rPr>
+                <w:b/>
                 <w:bCs/>
-                <w:b/>
               </w:rPr>
               <w:t xml:space="preserve">Credit Hours</w:t>
             </w:r>
@@ -978,7 +907,6 @@
           <w:p>
             <w:pPr>
               <w:pStyle w:val="Compact"/>
-              <w:jc w:val="left"/>
             </w:pPr>
             <w:r>
               <w:t xml:space="preserve">5 credits (3.0 hours lecture-equivalent / 4.0 hours lab)</w:t>
@@ -992,12 +920,11 @@
           <w:p>
             <w:pPr>
               <w:pStyle w:val="Compact"/>
-              <w:jc w:val="left"/>
             </w:pPr>
             <w:r>
               <w:rPr>
+                <w:b/>
                 <w:bCs/>
-                <w:b/>
               </w:rPr>
               <w:t xml:space="preserve">Prerequisites</w:t>
             </w:r>
@@ -1008,7 +935,6 @@
           <w:p>
             <w:pPr>
               <w:pStyle w:val="Compact"/>
-              <w:jc w:val="left"/>
             </w:pPr>
             <w:r>
               <w:t xml:space="preserve">CHEM&amp;121 (grade of</w:t>
@@ -1017,13 +943,7 @@
               <w:t xml:space="preserve"> </w:t>
             </w:r>
             <w:r>
-              <w:t xml:space="preserve">“</w:t>
-            </w:r>
-            <w:r>
-              <w:t xml:space="preserve">C</w:t>
-            </w:r>
-            <w:r>
-              <w:t xml:space="preserve">”</w:t>
+              <w:t xml:space="preserve">“C”</w:t>
             </w:r>
             <w:r>
               <w:t xml:space="preserve"> </w:t>
@@ -1040,12 +960,11 @@
           <w:p>
             <w:pPr>
               <w:pStyle w:val="Compact"/>
-              <w:jc w:val="left"/>
             </w:pPr>
             <w:r>
               <w:rPr>
+                <w:b/>
                 <w:bCs/>
-                <w:b/>
               </w:rPr>
               <w:t xml:space="preserve">Course Description</w:t>
             </w:r>
@@ -1056,43 +975,42 @@
           <w:p>
             <w:pPr>
               <w:pStyle w:val="Compact"/>
-              <w:jc w:val="left"/>
             </w:pPr>
             <w:r>
               <w:rPr>
+                <w:b/>
                 <w:bCs/>
-                <w:b/>
               </w:rPr>
               <w:t xml:space="preserve">What</w:t>
             </w:r>
             <w:r>
               <w:rPr>
+                <w:b/>
                 <w:bCs/>
-                <w:b/>
               </w:rPr>
               <w:t xml:space="preserve"> </w:t>
             </w:r>
-            <w:hyperlink r:id="rId25">
+            <w:hyperlink r:id="rId14">
               <w:r>
                 <w:rPr>
                   <w:rStyle w:val="Hyperlink"/>
+                  <w:b/>
                   <w:bCs/>
-                  <w:b/>
                 </w:rPr>
                 <w:t xml:space="preserve">Clark’s Course Catalog</w:t>
               </w:r>
             </w:hyperlink>
             <w:r>
               <w:rPr>
+                <w:b/>
                 <w:bCs/>
-                <w:b/>
               </w:rPr>
               <w:t xml:space="preserve"> </w:t>
             </w:r>
             <w:r>
               <w:rPr>
+                <w:b/>
                 <w:bCs/>
-                <w:b/>
               </w:rPr>
               <w:t xml:space="preserve">says:</w:t>
             </w:r>
@@ -1104,8 +1022,8 @@
             </w:r>
             <w:r>
               <w:rPr>
+                <w:b/>
                 <w:bCs/>
-                <w:b/>
               </w:rPr>
               <w:t xml:space="preserve">What that means in practice:</w:t>
             </w:r>
@@ -1119,8 +1037,8 @@
         </w:tc>
       </w:tr>
     </w:tbl>
-    <w:bookmarkEnd w:id="26"/>
-    <w:bookmarkStart w:id="32" w:name="welcome-to-class"/>
+    <w:bookmarkEnd w:id="15"/>
+    <w:bookmarkStart w:id="21" w:name="welcome-to-class"/>
     <w:p>
       <w:pPr>
         <w:pStyle w:val="Heading1"/>
@@ -1135,8 +1053,8 @@
       </w:pPr>
       <w:r>
         <w:rPr>
+          <w:b/>
           <w:bCs/>
-          <w:b/>
         </w:rPr>
         <w:t xml:space="preserve">TL;DR:</w:t>
       </w:r>
@@ -1161,8 +1079,8 @@
       </w:pPr>
       <w:r>
         <w:rPr>
+          <w:b/>
           <w:bCs/>
-          <w:b/>
         </w:rPr>
         <w:t xml:space="preserve">Dr. B’s Note:</w:t>
       </w:r>
@@ -1171,13 +1089,13 @@
       </w:r>
       <w:r>
         <w:rPr>
+          <w:i/>
           <w:iCs/>
-          <w:i/>
         </w:rPr>
         <w:t xml:space="preserve">You already know the rhythm of this course from CHEM&amp;121. Trust the process, stay engaged weekly, and you’ll find your footing quickly.</w:t>
       </w:r>
     </w:p>
-    <w:bookmarkStart w:id="27" w:name="Xe66c6beb7eb2ec0e95c71e590f49bdb9df56704"/>
+    <w:bookmarkStart w:id="16" w:name="Xe66c6beb7eb2ec0e95c71e590f49bdb9df56704"/>
     <w:p>
       <w:pPr>
         <w:pStyle w:val="Heading2"/>
@@ -1194,8 +1112,8 @@
         <w:t xml:space="preserve">This course assumes the math and chemistry foundation you built in CHEM&amp;121. We move quickly into organic structures and biochemical pathways, so a comfort with unit conversions and basic chemical reasoning will serve you well from week one.</w:t>
       </w:r>
     </w:p>
-    <w:bookmarkEnd w:id="27"/>
-    <w:bookmarkStart w:id="28" w:name="what-can-i-expect-in-class"/>
+    <w:bookmarkEnd w:id="16"/>
+    <w:bookmarkStart w:id="17" w:name="what-can-i-expect-in-class"/>
     <w:p>
       <w:pPr>
         <w:pStyle w:val="Heading2"/>
@@ -1218,8 +1136,8 @@
       </w:pPr>
       <w:r>
         <w:rPr>
+          <w:b/>
           <w:bCs/>
-          <w:b/>
         </w:rPr>
         <w:t xml:space="preserve">Dr. B’s Note:</w:t>
       </w:r>
@@ -1228,14 +1146,14 @@
       </w:r>
       <w:r>
         <w:rPr>
+          <w:i/>
           <w:iCs/>
-          <w:i/>
         </w:rPr>
         <w:t xml:space="preserve">If you’ve taken a science course before, don’t assume this one works the same way: there are no traditional lectures, quizzes happen in person during lab, and labs are real science, not a recipe to follow. More on exactly how below.</w:t>
       </w:r>
     </w:p>
-    <w:bookmarkEnd w:id="28"/>
-    <w:bookmarkStart w:id="30" w:name="what-if-i-need-an-accommodation"/>
+    <w:bookmarkEnd w:id="17"/>
+    <w:bookmarkStart w:id="19" w:name="what-if-i-need-an-accommodation"/>
     <w:p>
       <w:pPr>
         <w:pStyle w:val="Heading2"/>
@@ -1254,7 +1172,7 @@
       <w:r>
         <w:t xml:space="preserve"> </w:t>
       </w:r>
-      <w:hyperlink r:id="rId29">
+      <w:hyperlink r:id="rId18">
         <w:r>
           <w:rPr>
             <w:rStyle w:val="Hyperlink"/>
@@ -1266,8 +1184,8 @@
         <w:t xml:space="preserve">.</w:t>
       </w:r>
     </w:p>
-    <w:bookmarkEnd w:id="30"/>
-    <w:bookmarkStart w:id="31" w:name="weekly-flow"/>
+    <w:bookmarkEnd w:id="19"/>
+    <w:bookmarkStart w:id="20" w:name="weekly-flow"/>
     <w:p>
       <w:pPr>
         <w:pStyle w:val="Heading2"/>
@@ -1282,8 +1200,8 @@
       </w:pPr>
       <w:r>
         <w:rPr>
+          <w:b/>
           <w:bCs/>
-          <w:b/>
         </w:rPr>
         <w:t xml:space="preserve">TL;DR:</w:t>
       </w:r>
@@ -1306,8 +1224,8 @@
       <w:tblPr>
         <w:tblStyle w:val="Table"/>
         <w:tblW w:type="pct" w:w="5000"/>
+        <w:tblLayout w:type="fixed"/>
         <w:tblLook w:firstRow="1" w:lastRow="0" w:firstColumn="0" w:lastColumn="0" w:noHBand="0" w:noVBand="0" w:val="0020"/>
-        <w:jc w:val="start"/>
       </w:tblPr>
       <w:tblGrid>
         <w:gridCol w:w="3960"/>
@@ -1315,14 +1233,13 @@
       </w:tblGrid>
       <w:tr>
         <w:trPr>
-          <w:tblHeader w:val="true"/>
+          <w:tblHeader w:val="on"/>
         </w:trPr>
         <w:tc>
           <w:tcPr/>
           <w:p>
             <w:pPr>
               <w:pStyle w:val="Compact"/>
-              <w:jc w:val="left"/>
             </w:pPr>
             <w:r>
               <w:t xml:space="preserve">Day</w:t>
@@ -1334,7 +1251,6 @@
           <w:p>
             <w:pPr>
               <w:pStyle w:val="Compact"/>
-              <w:jc w:val="left"/>
             </w:pPr>
             <w:r>
               <w:t xml:space="preserve">What’s due</w:t>
@@ -1348,7 +1264,6 @@
           <w:p>
             <w:pPr>
               <w:pStyle w:val="Compact"/>
-              <w:jc w:val="left"/>
             </w:pPr>
             <w:r>
               <w:t xml:space="preserve">Monday</w:t>
@@ -1360,7 +1275,6 @@
           <w:p>
             <w:pPr>
               <w:pStyle w:val="Compact"/>
-              <w:jc w:val="left"/>
             </w:pPr>
             <w:r>
               <w:t xml:space="preserve">New module opens</w:t>
@@ -1374,7 +1288,6 @@
           <w:p>
             <w:pPr>
               <w:pStyle w:val="Compact"/>
-              <w:jc w:val="left"/>
             </w:pPr>
             <w:r>
               <w:t xml:space="preserve">Tuesday</w:t>
@@ -1386,7 +1299,6 @@
           <w:p>
             <w:pPr>
               <w:pStyle w:val="Compact"/>
-              <w:jc w:val="left"/>
             </w:pPr>
             <w:r>
               <w:t xml:space="preserve">OOL (Outside Of Lecture) discussion post due</w:t>
@@ -1400,7 +1312,6 @@
           <w:p>
             <w:pPr>
               <w:pStyle w:val="Compact"/>
-              <w:jc w:val="left"/>
             </w:pPr>
             <w:r>
               <w:t xml:space="preserve">Wednesday</w:t>
@@ -1412,7 +1323,6 @@
           <w:p>
             <w:pPr>
               <w:pStyle w:val="Compact"/>
-              <w:jc w:val="left"/>
             </w:pPr>
             <w:r>
               <w:t xml:space="preserve">First 3-2-1 Team discussion post due</w:t>
@@ -1426,7 +1336,6 @@
           <w:p>
             <w:pPr>
               <w:pStyle w:val="Compact"/>
-              <w:jc w:val="left"/>
             </w:pPr>
             <w:r>
               <w:t xml:space="preserve">Thursday</w:t>
@@ -1438,7 +1347,6 @@
           <w:p>
             <w:pPr>
               <w:pStyle w:val="Compact"/>
-              <w:jc w:val="left"/>
             </w:pPr>
             <w:r>
               <w:t xml:space="preserve">OOL replies due</w:t>
@@ -1452,7 +1360,6 @@
           <w:p>
             <w:pPr>
               <w:pStyle w:val="Compact"/>
-              <w:jc w:val="left"/>
             </w:pPr>
             <w:r>
               <w:t xml:space="preserve">Friday</w:t>
@@ -1464,7 +1371,6 @@
           <w:p>
             <w:pPr>
               <w:pStyle w:val="Compact"/>
-              <w:jc w:val="left"/>
             </w:pPr>
             <w:r>
               <w:t xml:space="preserve">Lab Intro upload due</w:t>
@@ -1478,7 +1384,6 @@
           <w:p>
             <w:pPr>
               <w:pStyle w:val="Compact"/>
-              <w:jc w:val="left"/>
             </w:pPr>
             <w:r>
               <w:t xml:space="preserve">Sunday</w:t>
@@ -1490,7 +1395,6 @@
           <w:p>
             <w:pPr>
               <w:pStyle w:val="Compact"/>
-              <w:jc w:val="left"/>
             </w:pPr>
             <w:r>
               <w:t xml:space="preserve">Second 3-2-1 Team post + replies to all 3 teammates, ALEKS homework, OOL template upload, Lab Results &amp; Analysis, and Lab Discussion &amp; Conclusions template upload — all due</w:t>
@@ -1521,8 +1425,8 @@
       </w:pPr>
       <w:r>
         <w:rPr>
+          <w:b/>
           <w:bCs/>
-          <w:b/>
         </w:rPr>
         <w:t xml:space="preserve">Dr. B’s Note:</w:t>
       </w:r>
@@ -1531,15 +1435,15 @@
       </w:r>
       <w:r>
         <w:rPr>
+          <w:i/>
           <w:iCs/>
-          <w:i/>
         </w:rPr>
         <w:t xml:space="preserve">Prioritize content learning in your Chemfolio with your team first. Labs are based on the assigned content from the module.</w:t>
       </w:r>
     </w:p>
-    <w:bookmarkEnd w:id="31"/>
-    <w:bookmarkEnd w:id="32"/>
-    <w:bookmarkStart w:id="34" w:name="about-your-instructor"/>
+    <w:bookmarkEnd w:id="20"/>
+    <w:bookmarkEnd w:id="21"/>
+    <w:bookmarkStart w:id="23" w:name="about-your-instructor"/>
     <w:p>
       <w:pPr>
         <w:pStyle w:val="Heading1"/>
@@ -1554,8 +1458,8 @@
       </w:pPr>
       <w:r>
         <w:rPr>
+          <w:b/>
           <w:bCs/>
-          <w:b/>
         </w:rPr>
         <w:t xml:space="preserve">TL;DR:</w:t>
       </w:r>
@@ -1570,8 +1474,8 @@
       <w:tblPr>
         <w:tblStyle w:val="Table"/>
         <w:tblW w:type="pct" w:w="5000"/>
+        <w:tblLayout w:type="fixed"/>
         <w:tblLook w:firstRow="1" w:lastRow="0" w:firstColumn="0" w:lastColumn="0" w:noHBand="0" w:noVBand="0" w:val="0020"/>
-        <w:jc w:val="start"/>
       </w:tblPr>
       <w:tblGrid>
         <w:gridCol w:w="3960"/>
@@ -1579,14 +1483,13 @@
       </w:tblGrid>
       <w:tr>
         <w:trPr>
-          <w:tblHeader w:val="true"/>
+          <w:tblHeader w:val="on"/>
         </w:trPr>
         <w:tc>
           <w:tcPr/>
           <w:p>
             <w:pPr>
               <w:pStyle w:val="Compact"/>
-              <w:jc w:val="left"/>
             </w:pPr>
             <w:r>
               <w:t xml:space="preserve">Item</w:t>
@@ -1598,7 +1501,6 @@
           <w:p>
             <w:pPr>
               <w:pStyle w:val="Compact"/>
-              <w:jc w:val="left"/>
             </w:pPr>
             <w:r>
               <w:t xml:space="preserve">Details</w:t>
@@ -1612,12 +1514,11 @@
           <w:p>
             <w:pPr>
               <w:pStyle w:val="Compact"/>
-              <w:jc w:val="left"/>
             </w:pPr>
             <w:r>
               <w:rPr>
+                <w:b/>
                 <w:bCs/>
-                <w:b/>
               </w:rPr>
               <w:t xml:space="preserve">Instructor Name and pronouns</w:t>
             </w:r>
@@ -1628,7 +1529,6 @@
           <w:p>
             <w:pPr>
               <w:pStyle w:val="Compact"/>
-              <w:jc w:val="left"/>
             </w:pPr>
             <w:r>
               <w:t xml:space="preserve">Dr. Karl Bailey, Ph.D. (he/him)</w:t>
@@ -1642,12 +1542,11 @@
           <w:p>
             <w:pPr>
               <w:pStyle w:val="Compact"/>
-              <w:jc w:val="left"/>
             </w:pPr>
             <w:r>
               <w:rPr>
+                <w:b/>
                 <w:bCs/>
-                <w:b/>
               </w:rPr>
               <w:t xml:space="preserve">How I like to be addressed</w:t>
             </w:r>
@@ -1658,7 +1557,6 @@
           <w:p>
             <w:pPr>
               <w:pStyle w:val="Compact"/>
-              <w:jc w:val="left"/>
             </w:pPr>
             <w:r>
               <w:t xml:space="preserve">Dr. B</w:t>
@@ -1672,12 +1570,11 @@
           <w:p>
             <w:pPr>
               <w:pStyle w:val="Compact"/>
-              <w:jc w:val="left"/>
             </w:pPr>
             <w:r>
               <w:rPr>
+                <w:b/>
                 <w:bCs/>
-                <w:b/>
               </w:rPr>
               <w:t xml:space="preserve">Communication</w:t>
             </w:r>
@@ -1688,7 +1585,6 @@
           <w:p>
             <w:pPr>
               <w:pStyle w:val="Compact"/>
-              <w:jc w:val="left"/>
             </w:pPr>
             <w:r>
               <w:t xml:space="preserve">Canvas Inbox only — I do not use email during the term.</w:t>
@@ -1705,12 +1601,11 @@
           <w:p>
             <w:pPr>
               <w:pStyle w:val="Compact"/>
-              <w:jc w:val="left"/>
             </w:pPr>
             <w:r>
               <w:rPr>
+                <w:b/>
                 <w:bCs/>
-                <w:b/>
               </w:rPr>
               <w:t xml:space="preserve">Student Hours</w:t>
             </w:r>
@@ -1721,7 +1616,6 @@
           <w:p>
             <w:pPr>
               <w:pStyle w:val="Compact"/>
-              <w:jc w:val="left"/>
             </w:pPr>
             <w:r>
               <w:t xml:space="preserve">Tuesday &amp; Thursday, 12:00–2:00 PM (2 hours before the 2:00 PM lab section)</w:t>
@@ -1735,12 +1629,11 @@
           <w:p>
             <w:pPr>
               <w:pStyle w:val="Compact"/>
-              <w:jc w:val="left"/>
             </w:pPr>
             <w:r>
               <w:rPr>
+                <w:b/>
                 <w:bCs/>
-                <w:b/>
               </w:rPr>
               <w:t xml:space="preserve">Preferred Mode of Communication</w:t>
             </w:r>
@@ -1751,7 +1644,6 @@
           <w:p>
             <w:pPr>
               <w:pStyle w:val="Compact"/>
-              <w:jc w:val="left"/>
             </w:pPr>
             <w:r>
               <w:t xml:space="preserve">Canvas Inbox — I reply within 24 hours on weekdays.</w:t>
@@ -1760,7 +1652,7 @@
         </w:tc>
       </w:tr>
     </w:tbl>
-    <w:bookmarkStart w:id="33" w:name="what-can-you-expect-from-me"/>
+    <w:bookmarkStart w:id="22" w:name="what-can-you-expect-from-me"/>
     <w:p>
       <w:pPr>
         <w:pStyle w:val="Heading2"/>
@@ -1783,51 +1675,37 @@
       </w:pPr>
       <w:r>
         <w:rPr>
+          <w:i/>
           <w:iCs/>
-          <w:i/>
         </w:rPr>
-        <w:t xml:space="preserve">“</w:t>
-      </w:r>
+        <w:t xml:space="preserve">“Our job as educators is not to prepare you for the real world. You already live in the real world. Our job is to empower you to change it.”</w:t>
+      </w:r>
+      <w:r>
+        <w:t xml:space="preserve"> </w:t>
+      </w:r>
+      <w:r>
+        <w:t xml:space="preserve">— Dr. B</w:t>
+      </w:r>
+    </w:p>
+    <w:bookmarkEnd w:id="22"/>
+    <w:bookmarkEnd w:id="23"/>
+    <w:bookmarkStart w:id="26" w:name="what-course-materials-will-i-need"/>
+    <w:p>
+      <w:pPr>
+        <w:pStyle w:val="Heading1"/>
+      </w:pPr>
+      <w:r>
+        <w:t xml:space="preserve">What Course Materials Will I Need?</w:t>
+      </w:r>
+    </w:p>
+    <w:p>
+      <w:pPr>
+        <w:pStyle w:val="FirstParagraph"/>
+      </w:pPr>
       <w:r>
         <w:rPr>
-          <w:iCs/>
-          <w:i/>
-        </w:rPr>
-        <w:t xml:space="preserve">Our job as educators is not to prepare you for the real world. You already live in the real world. Our job is to empower you to change it.</w:t>
-      </w:r>
-      <w:r>
-        <w:rPr>
-          <w:iCs/>
-          <w:i/>
-        </w:rPr>
-        <w:t xml:space="preserve">”</w:t>
-      </w:r>
-      <w:r>
-        <w:t xml:space="preserve"> </w:t>
-      </w:r>
-      <w:r>
-        <w:t xml:space="preserve">— Dr. B</w:t>
-      </w:r>
-    </w:p>
-    <w:bookmarkEnd w:id="33"/>
-    <w:bookmarkEnd w:id="34"/>
-    <w:bookmarkStart w:id="37" w:name="what-course-materials-will-i-need"/>
-    <w:p>
-      <w:pPr>
-        <w:pStyle w:val="Heading1"/>
-      </w:pPr>
-      <w:r>
-        <w:t xml:space="preserve">What Course Materials Will I Need?</w:t>
-      </w:r>
-    </w:p>
-    <w:p>
-      <w:pPr>
-        <w:pStyle w:val="FirstParagraph"/>
-      </w:pPr>
-      <w:r>
-        <w:rPr>
+          <w:b/>
           <w:bCs/>
-          <w:b/>
         </w:rPr>
         <w:t xml:space="preserve">TL;DR:</w:t>
       </w:r>
@@ -1842,8 +1720,8 @@
       <w:tblPr>
         <w:tblStyle w:val="Table"/>
         <w:tblW w:type="pct" w:w="5000"/>
+        <w:tblLayout w:type="fixed"/>
         <w:tblLook w:firstRow="1" w:lastRow="0" w:firstColumn="0" w:lastColumn="0" w:noHBand="0" w:noVBand="0" w:val="0020"/>
-        <w:jc w:val="start"/>
       </w:tblPr>
       <w:tblGrid>
         <w:gridCol w:w="3960"/>
@@ -1851,14 +1729,13 @@
       </w:tblGrid>
       <w:tr>
         <w:trPr>
-          <w:tblHeader w:val="true"/>
+          <w:tblHeader w:val="on"/>
         </w:trPr>
         <w:tc>
           <w:tcPr/>
           <w:p>
             <w:pPr>
               <w:pStyle w:val="Compact"/>
-              <w:jc w:val="left"/>
             </w:pPr>
             <w:r>
               <w:t xml:space="preserve">Item</w:t>
@@ -1870,7 +1747,6 @@
           <w:p>
             <w:pPr>
               <w:pStyle w:val="Compact"/>
-              <w:jc w:val="left"/>
             </w:pPr>
             <w:r>
               <w:t xml:space="preserve">Details</w:t>
@@ -1884,12 +1760,11 @@
           <w:p>
             <w:pPr>
               <w:pStyle w:val="Compact"/>
-              <w:jc w:val="left"/>
             </w:pPr>
             <w:r>
               <w:rPr>
+                <w:b/>
                 <w:bCs/>
-                <w:b/>
               </w:rPr>
               <w:t xml:space="preserve">Texts/Other learning materials</w:t>
             </w:r>
@@ -1900,12 +1775,11 @@
           <w:p>
             <w:pPr>
               <w:pStyle w:val="Compact"/>
-              <w:jc w:val="left"/>
             </w:pPr>
             <w:r>
               <w:rPr>
+                <w:b/>
                 <w:bCs/>
-                <w:b/>
               </w:rPr>
               <w:t xml:space="preserve">Chemfolio</w:t>
             </w:r>
@@ -1920,15 +1794,15 @@
             </w:r>
             <w:r>
               <w:rPr>
+                <w:i/>
                 <w:iCs/>
-                <w:i/>
               </w:rPr>
               <w:t xml:space="preserve">[edition/ISBN/price TBD]</w:t>
             </w:r>
             <w:r>
               <w:rPr>
+                <w:b/>
                 <w:bCs/>
-                <w:b/>
               </w:rPr>
               <w:t xml:space="preserve">CHEM&amp;131 Lab Manual</w:t>
             </w:r>
@@ -1943,15 +1817,15 @@
             </w:r>
             <w:r>
               <w:rPr>
+                <w:i/>
                 <w:iCs/>
-                <w:i/>
               </w:rPr>
               <w:t xml:space="preserve">[edition/ISBN/price TBD]</w:t>
             </w:r>
             <w:r>
               <w:rPr>
+                <w:b/>
                 <w:bCs/>
-                <w:b/>
               </w:rPr>
               <w:t xml:space="preserve">ALEKS</w:t>
             </w:r>
@@ -1970,12 +1844,11 @@
           <w:p>
             <w:pPr>
               <w:pStyle w:val="Compact"/>
-              <w:jc w:val="left"/>
             </w:pPr>
             <w:r>
               <w:rPr>
+                <w:b/>
                 <w:bCs/>
-                <w:b/>
               </w:rPr>
               <w:t xml:space="preserve">Companion Web Site</w:t>
             </w:r>
@@ -1986,7 +1859,6 @@
           <w:p>
             <w:pPr>
               <w:pStyle w:val="Compact"/>
-              <w:jc w:val="left"/>
             </w:pPr>
             <w:r>
               <w:t xml:space="preserve">ALEKS (aleks.com), accessed through Canvas</w:t>
@@ -2000,12 +1872,11 @@
           <w:p>
             <w:pPr>
               <w:pStyle w:val="Compact"/>
-              <w:jc w:val="left"/>
             </w:pPr>
             <w:r>
               <w:rPr>
+                <w:b/>
                 <w:bCs/>
-                <w:b/>
               </w:rPr>
               <w:t xml:space="preserve">Software</w:t>
             </w:r>
@@ -2016,7 +1887,6 @@
           <w:p>
             <w:pPr>
               <w:pStyle w:val="Compact"/>
-              <w:jc w:val="left"/>
             </w:pPr>
             <w:r>
               <w:t xml:space="preserve">Microsoft Office (primarily Word and Excel) — accessible right inside Canvas through the Microsoft Education integration, using your free Clark student Office 365 account.</w:t>
@@ -2030,12 +1900,11 @@
           <w:p>
             <w:pPr>
               <w:pStyle w:val="Compact"/>
-              <w:jc w:val="left"/>
             </w:pPr>
             <w:r>
               <w:rPr>
+                <w:b/>
                 <w:bCs/>
-                <w:b/>
               </w:rPr>
               <w:t xml:space="preserve">Electronic Resources</w:t>
             </w:r>
@@ -2046,7 +1915,6 @@
           <w:p>
             <w:pPr>
               <w:pStyle w:val="Compact"/>
-              <w:jc w:val="left"/>
             </w:pPr>
             <w:r>
               <w:t xml:space="preserve">Canvas Learning Management System, with Microsoft OneDrive linked directly through Canvas’s built-in Microsoft Education integration (no separate office.com setup needed).</w:t>
@@ -2063,12 +1931,11 @@
           <w:p>
             <w:pPr>
               <w:pStyle w:val="Compact"/>
-              <w:jc w:val="left"/>
             </w:pPr>
             <w:r>
               <w:rPr>
+                <w:b/>
                 <w:bCs/>
-                <w:b/>
               </w:rPr>
               <w:t xml:space="preserve">Privacy related to course tools and materials</w:t>
             </w:r>
@@ -2079,7 +1946,6 @@
           <w:p>
             <w:pPr>
               <w:pStyle w:val="Compact"/>
-              <w:jc w:val="left"/>
             </w:pPr>
             <w:r>
               <w:t xml:space="preserve">See Clark’s</w:t>
@@ -2087,7 +1953,7 @@
             <w:r>
               <w:t xml:space="preserve"> </w:t>
             </w:r>
-            <w:hyperlink r:id="rId35">
+            <w:hyperlink r:id="rId24">
               <w:r>
                 <w:rPr>
                   <w:rStyle w:val="Hyperlink"/>
@@ -2110,12 +1976,11 @@
           <w:p>
             <w:pPr>
               <w:pStyle w:val="Compact"/>
-              <w:jc w:val="left"/>
             </w:pPr>
             <w:r>
               <w:rPr>
+                <w:b/>
                 <w:bCs/>
-                <w:b/>
               </w:rPr>
               <w:t xml:space="preserve">Accessibility related to course tools and materials</w:t>
             </w:r>
@@ -2126,7 +1991,6 @@
           <w:p>
             <w:pPr>
               <w:pStyle w:val="Compact"/>
-              <w:jc w:val="left"/>
             </w:pPr>
             <w:r>
               <w:t xml:space="preserve">See Clark’s</w:t>
@@ -2134,7 +1998,7 @@
             <w:r>
               <w:t xml:space="preserve"> </w:t>
             </w:r>
-            <w:hyperlink r:id="rId35">
+            <w:hyperlink r:id="rId24">
               <w:r>
                 <w:rPr>
                   <w:rStyle w:val="Hyperlink"/>
@@ -2157,12 +2021,11 @@
           <w:p>
             <w:pPr>
               <w:pStyle w:val="Compact"/>
-              <w:jc w:val="left"/>
             </w:pPr>
             <w:r>
               <w:rPr>
+                <w:b/>
                 <w:bCs/>
-                <w:b/>
               </w:rPr>
               <w:t xml:space="preserve">Where to find necessary materials</w:t>
             </w:r>
@@ -2173,7 +2036,6 @@
           <w:p>
             <w:pPr>
               <w:pStyle w:val="Compact"/>
-              <w:jc w:val="left"/>
             </w:pPr>
             <w:r>
               <w:t xml:space="preserve">Chemfolio and your lab manual:</w:t>
@@ -2181,7 +2043,7 @@
             <w:r>
               <w:t xml:space="preserve"> </w:t>
             </w:r>
-            <w:hyperlink r:id="rId36">
+            <w:hyperlink r:id="rId25">
               <w:r>
                 <w:rPr>
                   <w:rStyle w:val="Hyperlink"/>
@@ -2199,8 +2061,8 @@
         </w:tc>
       </w:tr>
     </w:tbl>
-    <w:bookmarkEnd w:id="37"/>
-    <w:bookmarkStart w:id="46" w:name="what-are-the-course-agreements"/>
+    <w:bookmarkEnd w:id="26"/>
+    <w:bookmarkStart w:id="35" w:name="what-are-the-course-agreements"/>
     <w:p>
       <w:pPr>
         <w:pStyle w:val="Heading1"/>
@@ -2215,8 +2077,8 @@
       </w:pPr>
       <w:r>
         <w:rPr>
+          <w:b/>
           <w:bCs/>
-          <w:b/>
         </w:rPr>
         <w:t xml:space="preserve">TL;DR:</w:t>
       </w:r>
@@ -2227,7 +2089,7 @@
         <w:t xml:space="preserve">Message me in Canvas Inbox, cite anything that isn’t yours, never let AI write your discussion posts, and show up ready to work.</w:t>
       </w:r>
     </w:p>
-    <w:bookmarkStart w:id="38" w:name="communication"/>
+    <w:bookmarkStart w:id="27" w:name="communication"/>
     <w:p>
       <w:pPr>
         <w:pStyle w:val="Heading2"/>
@@ -2244,8 +2106,8 @@
         <w:t xml:space="preserve">Canvas Inbox is our channel — for everything. I don’t use email during the term, so if you send a Clark email, expect it to go unanswered; message me through Canvas Inbox instead. I respond within 24 hours on weekdays.</w:t>
       </w:r>
     </w:p>
-    <w:bookmarkEnd w:id="38"/>
-    <w:bookmarkStart w:id="40" w:name="citing-your-sources"/>
+    <w:bookmarkEnd w:id="27"/>
+    <w:bookmarkStart w:id="29" w:name="citing-your-sources"/>
     <w:p>
       <w:pPr>
         <w:pStyle w:val="Heading2"/>
@@ -2264,7 +2126,7 @@
       <w:r>
         <w:t xml:space="preserve"> </w:t>
       </w:r>
-      <w:hyperlink r:id="rId39">
+      <w:hyperlink r:id="rId28">
         <w:r>
           <w:rPr>
             <w:rStyle w:val="Hyperlink"/>
@@ -2279,8 +2141,8 @@
         <w:t xml:space="preserve">is a handy resource for learning about what plagiarism is and how to avoid it. I am here if you have questions about how to correctly cite outside information in your work.</w:t>
       </w:r>
     </w:p>
-    <w:bookmarkEnd w:id="40"/>
-    <w:bookmarkStart w:id="44" w:name="X557e592dac108a6d1044d97136f1b079f25201c"/>
+    <w:bookmarkEnd w:id="29"/>
+    <w:bookmarkStart w:id="33" w:name="X557e592dac108a6d1044d97136f1b079f25201c"/>
     <w:p>
       <w:pPr>
         <w:pStyle w:val="Heading2"/>
@@ -2295,8 +2157,8 @@
       </w:pPr>
       <w:r>
         <w:rPr>
+          <w:b/>
           <w:bCs/>
-          <w:b/>
         </w:rPr>
         <w:t xml:space="preserve">TL;DR:</w:t>
       </w:r>
@@ -2321,8 +2183,8 @@
       </w:pPr>
       <w:r>
         <w:rPr>
+          <w:b/>
           <w:bCs/>
-          <w:b/>
         </w:rPr>
         <w:t xml:space="preserve">For discussions specifically: no AI-generated content is ever allowed in anything you submit — no exceptions, and declaring it doesn’t change that.</w:t>
       </w:r>
@@ -2333,7 +2195,7 @@
         <w:t xml:space="preserve">The 3-2-1 format, OOL posts, and Team Lead summaries all require your own reasoning, in your own words. AI-generated discussion content will not receive credit, whether declared or not.</w:t>
       </w:r>
     </w:p>
-    <w:bookmarkStart w:id="41" w:name="four-principles"/>
+    <w:bookmarkStart w:id="30" w:name="four-principles"/>
     <w:p>
       <w:pPr>
         <w:pStyle w:val="Heading3"/>
@@ -2344,16 +2206,16 @@
     </w:p>
     <w:p>
       <w:pPr>
+        <w:pStyle w:val="Compact"/>
         <w:numPr>
           <w:ilvl w:val="0"/>
           <w:numId w:val="1002"/>
         </w:numPr>
-        <w:pStyle w:val="Compact"/>
       </w:pPr>
       <w:r>
         <w:rPr>
+          <w:b/>
           <w:bCs/>
-          <w:b/>
         </w:rPr>
         <w:t xml:space="preserve">Caution</w:t>
       </w:r>
@@ -2366,16 +2228,16 @@
     </w:p>
     <w:p>
       <w:pPr>
+        <w:pStyle w:val="Compact"/>
         <w:numPr>
           <w:ilvl w:val="0"/>
           <w:numId w:val="1002"/>
         </w:numPr>
-        <w:pStyle w:val="Compact"/>
       </w:pPr>
       <w:r>
         <w:rPr>
+          <w:b/>
           <w:bCs/>
-          <w:b/>
         </w:rPr>
         <w:t xml:space="preserve">Trust</w:t>
       </w:r>
@@ -2388,16 +2250,16 @@
     </w:p>
     <w:p>
       <w:pPr>
+        <w:pStyle w:val="Compact"/>
         <w:numPr>
           <w:ilvl w:val="0"/>
           <w:numId w:val="1002"/>
         </w:numPr>
-        <w:pStyle w:val="Compact"/>
       </w:pPr>
       <w:r>
         <w:rPr>
+          <w:b/>
           <w:bCs/>
-          <w:b/>
         </w:rPr>
         <w:t xml:space="preserve">Relevance</w:t>
       </w:r>
@@ -2410,16 +2272,16 @@
     </w:p>
     <w:p>
       <w:pPr>
+        <w:pStyle w:val="Compact"/>
         <w:numPr>
           <w:ilvl w:val="0"/>
           <w:numId w:val="1002"/>
         </w:numPr>
-        <w:pStyle w:val="Compact"/>
       </w:pPr>
       <w:r>
         <w:rPr>
+          <w:b/>
           <w:bCs/>
-          <w:b/>
         </w:rPr>
         <w:t xml:space="preserve">Transparency</w:t>
       </w:r>
@@ -2433,13 +2295,7 @@
         <w:t xml:space="preserve"> </w:t>
       </w:r>
       <w:r>
-        <w:t xml:space="preserve">“</w:t>
-      </w:r>
-      <w:r>
-        <w:t xml:space="preserve">This submission used AI.</w:t>
-      </w:r>
-      <w:r>
-        <w:t xml:space="preserve">”</w:t>
+        <w:t xml:space="preserve">“This submission used AI.”</w:t>
       </w:r>
       <w:r>
         <w:t xml:space="preserve"> </w:t>
@@ -2448,8 +2304,8 @@
         <w:t xml:space="preserve">at the end of your lab answer or ALEKS work.</w:t>
       </w:r>
     </w:p>
-    <w:bookmarkEnd w:id="41"/>
-    <w:bookmarkStart w:id="42" w:name="by-assignment"/>
+    <w:bookmarkEnd w:id="30"/>
+    <w:bookmarkStart w:id="31" w:name="by-assignment"/>
     <w:p>
       <w:pPr>
         <w:pStyle w:val="Heading3"/>
@@ -2460,16 +2316,16 @@
     </w:p>
     <w:p>
       <w:pPr>
+        <w:pStyle w:val="Compact"/>
         <w:numPr>
           <w:ilvl w:val="0"/>
           <w:numId w:val="1003"/>
         </w:numPr>
-        <w:pStyle w:val="Compact"/>
       </w:pPr>
       <w:r>
         <w:rPr>
+          <w:b/>
           <w:bCs/>
-          <w:b/>
         </w:rPr>
         <w:t xml:space="preserve">Discussions</w:t>
       </w:r>
@@ -2482,16 +2338,16 @@
     </w:p>
     <w:p>
       <w:pPr>
+        <w:pStyle w:val="Compact"/>
         <w:numPr>
           <w:ilvl w:val="0"/>
           <w:numId w:val="1003"/>
         </w:numPr>
-        <w:pStyle w:val="Compact"/>
       </w:pPr>
       <w:r>
         <w:rPr>
+          <w:b/>
           <w:bCs/>
-          <w:b/>
         </w:rPr>
         <w:t xml:space="preserve">Labs</w:t>
       </w:r>
@@ -2504,16 +2360,16 @@
     </w:p>
     <w:p>
       <w:pPr>
+        <w:pStyle w:val="Compact"/>
         <w:numPr>
           <w:ilvl w:val="0"/>
           <w:numId w:val="1003"/>
         </w:numPr>
-        <w:pStyle w:val="Compact"/>
       </w:pPr>
       <w:r>
         <w:rPr>
+          <w:b/>
           <w:bCs/>
-          <w:b/>
         </w:rPr>
         <w:t xml:space="preserve">ALEKS Homework</w:t>
       </w:r>
@@ -2526,16 +2382,16 @@
     </w:p>
     <w:p>
       <w:pPr>
+        <w:pStyle w:val="Compact"/>
         <w:numPr>
           <w:ilvl w:val="0"/>
           <w:numId w:val="1003"/>
         </w:numPr>
-        <w:pStyle w:val="Compact"/>
       </w:pPr>
       <w:r>
         <w:rPr>
+          <w:b/>
           <w:bCs/>
-          <w:b/>
         </w:rPr>
         <w:t xml:space="preserve">Quizzes &amp; Final TYC Project</w:t>
       </w:r>
@@ -2546,8 +2402,8 @@
         <w:t xml:space="preserve">— No AI allowed, at any level.</w:t>
       </w:r>
     </w:p>
-    <w:bookmarkEnd w:id="42"/>
-    <w:bookmarkStart w:id="43" w:name="follow-up"/>
+    <w:bookmarkEnd w:id="31"/>
+    <w:bookmarkStart w:id="32" w:name="follow-up"/>
     <w:p>
       <w:pPr>
         <w:pStyle w:val="Heading3"/>
@@ -2558,16 +2414,16 @@
     </w:p>
     <w:p>
       <w:pPr>
+        <w:pStyle w:val="Compact"/>
         <w:numPr>
           <w:ilvl w:val="0"/>
           <w:numId w:val="1004"/>
         </w:numPr>
-        <w:pStyle w:val="Compact"/>
       </w:pPr>
       <w:r>
         <w:rPr>
+          <w:b/>
           <w:bCs/>
-          <w:b/>
         </w:rPr>
         <w:t xml:space="preserve">Discussions</w:t>
       </w:r>
@@ -2580,16 +2436,16 @@
     </w:p>
     <w:p>
       <w:pPr>
+        <w:pStyle w:val="Compact"/>
         <w:numPr>
           <w:ilvl w:val="0"/>
           <w:numId w:val="1004"/>
         </w:numPr>
-        <w:pStyle w:val="Compact"/>
       </w:pPr>
       <w:r>
         <w:rPr>
+          <w:b/>
           <w:bCs/>
-          <w:b/>
         </w:rPr>
         <w:t xml:space="preserve">Labs</w:t>
       </w:r>
@@ -2602,16 +2458,16 @@
     </w:p>
     <w:p>
       <w:pPr>
+        <w:pStyle w:val="Compact"/>
         <w:numPr>
           <w:ilvl w:val="0"/>
           <w:numId w:val="1004"/>
         </w:numPr>
-        <w:pStyle w:val="Compact"/>
       </w:pPr>
       <w:r>
         <w:rPr>
+          <w:b/>
           <w:bCs/>
-          <w:b/>
         </w:rPr>
         <w:t xml:space="preserve">Quizzes/Final Project</w:t>
       </w:r>
@@ -2636,8 +2492,8 @@
       </w:pPr>
       <w:r>
         <w:rPr>
+          <w:b/>
           <w:bCs/>
-          <w:b/>
         </w:rPr>
         <w:t xml:space="preserve">Dr. B’s Note:</w:t>
       </w:r>
@@ -2646,15 +2502,15 @@
       </w:r>
       <w:r>
         <w:rPr>
+          <w:i/>
           <w:iCs/>
-          <w:i/>
         </w:rPr>
         <w:t xml:space="preserve">You’re entering health careers where accuracy and integrity matter. AI is here to stay — but how you use it says everything about your professionalism. Own it, declare it, and use it to grow.</w:t>
       </w:r>
     </w:p>
-    <w:bookmarkEnd w:id="43"/>
-    <w:bookmarkEnd w:id="44"/>
-    <w:bookmarkStart w:id="45" w:name="classroom-norms"/>
+    <w:bookmarkEnd w:id="32"/>
+    <w:bookmarkEnd w:id="33"/>
+    <w:bookmarkStart w:id="34" w:name="classroom-norms"/>
     <w:p>
       <w:pPr>
         <w:pStyle w:val="Heading2"/>
@@ -2665,59 +2521,59 @@
     </w:p>
     <w:p>
       <w:pPr>
+        <w:pStyle w:val="Compact"/>
         <w:numPr>
           <w:ilvl w:val="0"/>
           <w:numId w:val="1005"/>
         </w:numPr>
+      </w:pPr>
+      <w:r>
+        <w:t xml:space="preserve">Complete each week’s assignments — discussions, labs, ALEKS — by the posted due date.</w:t>
+      </w:r>
+    </w:p>
+    <w:p>
+      <w:pPr>
         <w:pStyle w:val="Compact"/>
-      </w:pPr>
-      <w:r>
-        <w:t xml:space="preserve">Complete each week’s assignments — discussions, labs, ALEKS — by the posted due date.</w:t>
-      </w:r>
-    </w:p>
-    <w:p>
-      <w:pPr>
         <w:numPr>
           <w:ilvl w:val="0"/>
           <w:numId w:val="1005"/>
         </w:numPr>
+      </w:pPr>
+      <w:r>
+        <w:t xml:space="preserve">Attend your scheduled labs (both) every week; all lab hours are required to pass the course (all labs with combined score &gt;60%).</w:t>
+      </w:r>
+    </w:p>
+    <w:p>
+      <w:pPr>
         <w:pStyle w:val="Compact"/>
-      </w:pPr>
-      <w:r>
-        <w:t xml:space="preserve">Attend your scheduled labs (both) every week; all lab hours are required to pass the course (all labs with combined score &gt;60%).</w:t>
-      </w:r>
-    </w:p>
-    <w:p>
-      <w:pPr>
         <w:numPr>
           <w:ilvl w:val="0"/>
           <w:numId w:val="1005"/>
         </w:numPr>
+      </w:pPr>
+      <w:r>
+        <w:t xml:space="preserve">Be a courteous member of the team and don’t get in the way of anyone else’s learning: post and reply before the due dates, not hours or minutes before.</w:t>
+      </w:r>
+    </w:p>
+    <w:p>
+      <w:pPr>
         <w:pStyle w:val="Compact"/>
-      </w:pPr>
-      <w:r>
-        <w:t xml:space="preserve">Be a courteous member of the team and don’t get in the way of anyone else’s learning: post and reply before the due dates, not hours or minutes before.</w:t>
-      </w:r>
-    </w:p>
-    <w:p>
-      <w:pPr>
         <w:numPr>
           <w:ilvl w:val="0"/>
           <w:numId w:val="1005"/>
         </w:numPr>
+      </w:pPr>
+      <w:r>
+        <w:t xml:space="preserve">Academic and intellectual honesty are expected at all times (act professionally now, not when you get the job).</w:t>
+      </w:r>
+    </w:p>
+    <w:p>
+      <w:pPr>
         <w:pStyle w:val="Compact"/>
-      </w:pPr>
-      <w:r>
-        <w:t xml:space="preserve">Academic and intellectual honesty are expected at all times (act professionally now, not when you get the job).</w:t>
-      </w:r>
-    </w:p>
-    <w:p>
-      <w:pPr>
         <w:numPr>
           <w:ilvl w:val="0"/>
           <w:numId w:val="1005"/>
         </w:numPr>
-        <w:pStyle w:val="Compact"/>
       </w:pPr>
       <w:r>
         <w:t xml:space="preserve">Tell me as early as you can about anything affecting your ability to take part fully.</w:t>
@@ -2729,45 +2585,31 @@
       </w:pPr>
       <w:r>
         <w:rPr>
+          <w:i/>
           <w:iCs/>
-          <w:i/>
         </w:rPr>
-        <w:t xml:space="preserve">“</w:t>
-      </w:r>
+        <w:t xml:space="preserve">“How you do anything is how you do everything.”</w:t>
+      </w:r>
+    </w:p>
+    <w:bookmarkEnd w:id="34"/>
+    <w:bookmarkEnd w:id="35"/>
+    <w:bookmarkStart w:id="36" w:name="X762e0c562ca86535819c7c15adbe8dbe270c6b6"/>
+    <w:p>
+      <w:pPr>
+        <w:pStyle w:val="Heading1"/>
+      </w:pPr>
+      <w:r>
+        <w:t xml:space="preserve">What Are the Learning Goals in This Course?</w:t>
+      </w:r>
+    </w:p>
+    <w:p>
+      <w:pPr>
+        <w:pStyle w:val="FirstParagraph"/>
+      </w:pPr>
       <w:r>
         <w:rPr>
-          <w:iCs/>
-          <w:i/>
-        </w:rPr>
-        <w:t xml:space="preserve">How you do anything is how you do everything.</w:t>
-      </w:r>
-      <w:r>
-        <w:rPr>
-          <w:iCs/>
-          <w:i/>
-        </w:rPr>
-        <w:t xml:space="preserve">”</w:t>
-      </w:r>
-    </w:p>
-    <w:bookmarkEnd w:id="45"/>
-    <w:bookmarkEnd w:id="46"/>
-    <w:bookmarkStart w:id="47" w:name="X762e0c562ca86535819c7c15adbe8dbe270c6b6"/>
-    <w:p>
-      <w:pPr>
-        <w:pStyle w:val="Heading1"/>
-      </w:pPr>
-      <w:r>
-        <w:t xml:space="preserve">What Are the Learning Goals in This Course?</w:t>
-      </w:r>
-    </w:p>
-    <w:p>
-      <w:pPr>
-        <w:pStyle w:val="FirstParagraph"/>
-      </w:pPr>
-      <w:r>
-        <w:rPr>
+          <w:b/>
           <w:bCs/>
-          <w:b/>
         </w:rPr>
         <w:t xml:space="preserve">TL;DR:</w:t>
       </w:r>
@@ -2792,24 +2634,24 @@
       </w:pPr>
       <w:r>
         <w:rPr>
+          <w:b/>
           <w:bCs/>
-          <w:b/>
         </w:rPr>
         <w:t xml:space="preserve">Upon successful completion of this course, students will be able to:</w:t>
       </w:r>
     </w:p>
     <w:p>
       <w:pPr>
+        <w:pStyle w:val="Compact"/>
         <w:numPr>
           <w:ilvl w:val="0"/>
           <w:numId w:val="1006"/>
         </w:numPr>
-        <w:pStyle w:val="Compact"/>
       </w:pPr>
       <w:r>
         <w:rPr>
+          <w:b/>
           <w:bCs/>
-          <w:b/>
         </w:rPr>
         <w:t xml:space="preserve">CLO1:</w:t>
       </w:r>
@@ -2822,16 +2664,16 @@
     </w:p>
     <w:p>
       <w:pPr>
+        <w:pStyle w:val="Compact"/>
         <w:numPr>
           <w:ilvl w:val="0"/>
           <w:numId w:val="1006"/>
         </w:numPr>
-        <w:pStyle w:val="Compact"/>
       </w:pPr>
       <w:r>
         <w:rPr>
+          <w:b/>
           <w:bCs/>
-          <w:b/>
         </w:rPr>
         <w:t xml:space="preserve">CLO2:</w:t>
       </w:r>
@@ -2844,16 +2686,16 @@
     </w:p>
     <w:p>
       <w:pPr>
+        <w:pStyle w:val="Compact"/>
         <w:numPr>
           <w:ilvl w:val="0"/>
           <w:numId w:val="1006"/>
         </w:numPr>
-        <w:pStyle w:val="Compact"/>
       </w:pPr>
       <w:r>
         <w:rPr>
+          <w:b/>
           <w:bCs/>
-          <w:b/>
         </w:rPr>
         <w:t xml:space="preserve">CLO3:</w:t>
       </w:r>
@@ -2872,8 +2714,8 @@
         <w:t xml:space="preserve">These outcomes are measured through your weekly 3-2-1 Team Discussions, lab reports (Results &amp; Analysis and Discussion &amp; Conclusions), in-lab quizzes, and the Final TYC Project. Rubrics for each are posted in the relevant Canvas module.</w:t>
       </w:r>
     </w:p>
-    <w:bookmarkEnd w:id="47"/>
-    <w:bookmarkStart w:id="54" w:name="how-will-i-be-graded-and-why"/>
+    <w:bookmarkEnd w:id="36"/>
+    <w:bookmarkStart w:id="43" w:name="how-will-i-be-graded-and-why"/>
     <w:p>
       <w:pPr>
         <w:pStyle w:val="Heading1"/>
@@ -2888,8 +2730,8 @@
       </w:pPr>
       <w:r>
         <w:rPr>
+          <w:b/>
           <w:bCs/>
-          <w:b/>
         </w:rPr>
         <w:t xml:space="preserve">TL;DR:</w:t>
       </w:r>
@@ -2905,22 +2747,10 @@
         <w:pStyle w:val="BodyText"/>
       </w:pPr>
       <w:r>
-        <w:t xml:space="preserve">These weights aren’t arbitrary. Labs and Discussions carry the most weight because that’s where the real demonstration of your learning happens — applying what you know, not just recognizing it. ALEKS is weighted lightly because it’s practice, not proof of understanding. The Final TYC Project replaces a comprehensive exam because teaching a concept to someone else is a better test of whether you actually understand it than a timed exam is (e.g. </w:t>
-      </w:r>
-      <w:r>
-        <w:t xml:space="preserve">“</w:t>
-      </w:r>
-      <w:r>
-        <w:t xml:space="preserve">Learn on, do one, teach on.</w:t>
-      </w:r>
-      <w:r>
-        <w:t xml:space="preserve">”</w:t>
-      </w:r>
-      <w:r>
-        <w:t xml:space="preserve">)</w:t>
-      </w:r>
-    </w:p>
-    <w:bookmarkStart w:id="48" w:name="Xdd0719f115f2bfe56e3e892841df085ef5ba506"/>
+        <w:t xml:space="preserve">These weights aren’t arbitrary. Labs and Discussions carry the most weight because that’s where the real demonstration of your learning happens — applying what you know, not just recognizing it. ALEKS is weighted lightly because it’s practice, not proof of understanding. The Final TYC Project replaces a comprehensive exam because teaching a concept to someone else is a better test of whether you actually understand it than a timed exam is (e.g. “Learn on, do one, teach on.”)</w:t>
+      </w:r>
+    </w:p>
+    <w:bookmarkStart w:id="37" w:name="Xdd0719f115f2bfe56e3e892841df085ef5ba506"/>
     <w:p>
       <w:pPr>
         <w:pStyle w:val="Heading2"/>
@@ -2941,8 +2771,8 @@
       <w:tblPr>
         <w:tblStyle w:val="Table"/>
         <w:tblW w:type="pct" w:w="5000"/>
+        <w:tblLayout w:type="fixed"/>
         <w:tblLook w:firstRow="1" w:lastRow="0" w:firstColumn="0" w:lastColumn="0" w:noHBand="0" w:noVBand="0" w:val="0020"/>
-        <w:jc w:val="start"/>
       </w:tblPr>
       <w:tblGrid>
         <w:gridCol w:w="2640"/>
@@ -2951,14 +2781,13 @@
       </w:tblGrid>
       <w:tr>
         <w:trPr>
-          <w:tblHeader w:val="true"/>
+          <w:tblHeader w:val="on"/>
         </w:trPr>
         <w:tc>
           <w:tcPr/>
           <w:p>
             <w:pPr>
               <w:pStyle w:val="Compact"/>
-              <w:jc w:val="left"/>
             </w:pPr>
             <w:r>
               <w:t xml:space="preserve">Category</w:t>
@@ -2970,7 +2799,6 @@
           <w:p>
             <w:pPr>
               <w:pStyle w:val="Compact"/>
-              <w:jc w:val="left"/>
             </w:pPr>
             <w:r>
               <w:t xml:space="preserve">Weight</w:t>
@@ -2982,7 +2810,6 @@
           <w:p>
             <w:pPr>
               <w:pStyle w:val="Compact"/>
-              <w:jc w:val="left"/>
             </w:pPr>
             <w:r>
               <w:t xml:space="preserve">What it is</w:t>
@@ -2996,7 +2823,6 @@
           <w:p>
             <w:pPr>
               <w:pStyle w:val="Compact"/>
-              <w:jc w:val="left"/>
             </w:pPr>
             <w:r>
               <w:t xml:space="preserve">Discussions</w:t>
@@ -3008,7 +2834,6 @@
           <w:p>
             <w:pPr>
               <w:pStyle w:val="Compact"/>
-              <w:jc w:val="left"/>
             </w:pPr>
             <w:r>
               <w:t xml:space="preserve">30%</w:t>
@@ -3020,7 +2845,6 @@
           <w:p>
             <w:pPr>
               <w:pStyle w:val="Compact"/>
-              <w:jc w:val="left"/>
             </w:pPr>
             <w:r>
               <w:t xml:space="preserve">Weekly 3-2-1 Team Discussions + OOL post and replies</w:t>
@@ -3034,7 +2858,6 @@
           <w:p>
             <w:pPr>
               <w:pStyle w:val="Compact"/>
-              <w:jc w:val="left"/>
             </w:pPr>
             <w:r>
               <w:t xml:space="preserve">Labs</w:t>
@@ -3046,7 +2869,6 @@
           <w:p>
             <w:pPr>
               <w:pStyle w:val="Compact"/>
-              <w:jc w:val="left"/>
             </w:pPr>
             <w:r>
               <w:t xml:space="preserve">30%</w:t>
@@ -3058,7 +2880,6 @@
           <w:p>
             <w:pPr>
               <w:pStyle w:val="Compact"/>
-              <w:jc w:val="left"/>
             </w:pPr>
             <w:r>
               <w:t xml:space="preserve">Weekly on-campus labs, including INTRO data collection, the RESULTS+ANALYSIS and DISCUSSION+CONCLUSION Canvas assignments</w:t>
@@ -3072,7 +2893,6 @@
           <w:p>
             <w:pPr>
               <w:pStyle w:val="Compact"/>
-              <w:jc w:val="left"/>
             </w:pPr>
             <w:r>
               <w:t xml:space="preserve">Quizzes</w:t>
@@ -3084,7 +2904,6 @@
           <w:p>
             <w:pPr>
               <w:pStyle w:val="Compact"/>
-              <w:jc w:val="left"/>
             </w:pPr>
             <w:r>
               <w:t xml:space="preserve">20%</w:t>
@@ -3096,7 +2915,6 @@
           <w:p>
             <w:pPr>
               <w:pStyle w:val="Compact"/>
-              <w:jc w:val="left"/>
             </w:pPr>
             <w:r>
               <w:t xml:space="preserve">In-person, given during lab (tentatively Weeks 3, 5, 6, 9, and 11)</w:t>
@@ -3110,7 +2928,6 @@
           <w:p>
             <w:pPr>
               <w:pStyle w:val="Compact"/>
-              <w:jc w:val="left"/>
             </w:pPr>
             <w:r>
               <w:t xml:space="preserve">ALEKS Homework</w:t>
@@ -3122,7 +2939,6 @@
           <w:p>
             <w:pPr>
               <w:pStyle w:val="Compact"/>
-              <w:jc w:val="left"/>
             </w:pPr>
             <w:r>
               <w:t xml:space="preserve">10%</w:t>
@@ -3134,7 +2950,6 @@
           <w:p>
             <w:pPr>
               <w:pStyle w:val="Compact"/>
-              <w:jc w:val="left"/>
             </w:pPr>
             <w:r>
               <w:t xml:space="preserve">Online adaptive homework for content practice</w:t>
@@ -3148,7 +2963,6 @@
           <w:p>
             <w:pPr>
               <w:pStyle w:val="Compact"/>
-              <w:jc w:val="left"/>
             </w:pPr>
             <w:r>
               <w:t xml:space="preserve">Final TYC Project</w:t>
@@ -3160,7 +2974,6 @@
           <w:p>
             <w:pPr>
               <w:pStyle w:val="Compact"/>
-              <w:jc w:val="left"/>
             </w:pPr>
             <w:r>
               <w:t xml:space="preserve">10%</w:t>
@@ -3172,7 +2985,6 @@
           <w:p>
             <w:pPr>
               <w:pStyle w:val="Compact"/>
-              <w:jc w:val="left"/>
             </w:pPr>
             <w:r>
               <w:t xml:space="preserve">Teach Your Community project — no final exam – details in the TYC Canvas module</w:t>
@@ -3181,8 +2993,8 @@
         </w:tc>
       </w:tr>
     </w:tbl>
-    <w:bookmarkEnd w:id="48"/>
-    <w:bookmarkStart w:id="49" w:name="about-the-lab-requirement"/>
+    <w:bookmarkEnd w:id="37"/>
+    <w:bookmarkStart w:id="38" w:name="about-the-lab-requirement"/>
     <w:p>
       <w:pPr>
         <w:pStyle w:val="Heading2"/>
@@ -3201,35 +3013,35 @@
     </w:p>
     <w:p>
       <w:pPr>
+        <w:pStyle w:val="Compact"/>
         <w:numPr>
           <w:ilvl w:val="0"/>
           <w:numId w:val="1007"/>
         </w:numPr>
+      </w:pPr>
+      <w:r>
+        <w:t xml:space="preserve">Each lab has three parts: INTRO (your uploaded lab notebook pages), Results &amp; Analysis (a Canvas quiz-type assignment, including Excel graphing), and Discussion &amp; Conclusions (a Word template where you replace the provided language with your own analysis, submitted to Canvas and TurnItIn).</w:t>
+      </w:r>
+    </w:p>
+    <w:p>
+      <w:pPr>
         <w:pStyle w:val="Compact"/>
-      </w:pPr>
-      <w:r>
-        <w:t xml:space="preserve">Each lab has three parts: INTRO (your uploaded lab notebook pages), Results &amp; Analysis (a Canvas quiz-type assignment, including Excel graphing), and Discussion &amp; Conclusions (a Word template where you replace the provided language with your own analysis, submitted to Canvas and TurnItIn).</w:t>
-      </w:r>
-    </w:p>
-    <w:p>
-      <w:pPr>
         <w:numPr>
           <w:ilvl w:val="0"/>
           <w:numId w:val="1007"/>
         </w:numPr>
+      </w:pPr>
+      <w:r>
+        <w:t xml:space="preserve">Each individual lab must score above 60% combined across its three parts — this is not an average across all labs, it’s per lab.</w:t>
+      </w:r>
+    </w:p>
+    <w:p>
+      <w:pPr>
         <w:pStyle w:val="Compact"/>
-      </w:pPr>
-      <w:r>
-        <w:t xml:space="preserve">Each individual lab must score above 60% combined across its three parts — this is not an average across all labs, it’s per lab.</w:t>
-      </w:r>
-    </w:p>
-    <w:p>
-      <w:pPr>
         <w:numPr>
           <w:ilvl w:val="0"/>
           <w:numId w:val="1007"/>
         </w:numPr>
-        <w:pStyle w:val="Compact"/>
       </w:pPr>
       <w:r>
         <w:t xml:space="preserve">A lab counts as</w:t>
@@ -3238,13 +3050,7 @@
         <w:t xml:space="preserve"> </w:t>
       </w:r>
       <w:r>
-        <w:t xml:space="preserve">“</w:t>
-      </w:r>
-      <w:r>
-        <w:t xml:space="preserve">missed</w:t>
-      </w:r>
-      <w:r>
-        <w:t xml:space="preserve">”</w:t>
+        <w:t xml:space="preserve">“missed”</w:t>
       </w:r>
       <w:r>
         <w:t xml:space="preserve"> </w:t>
@@ -3253,8 +3059,8 @@
         <w:t xml:space="preserve">toward your credit-hour requirement if you don’t attend/submit it, or if it scores below 60%. You cannot miss more than about two labs and still earn the lab credit for this course.</w:t>
       </w:r>
     </w:p>
-    <w:bookmarkEnd w:id="49"/>
-    <w:bookmarkStart w:id="50" w:name="grading-scale"/>
+    <w:bookmarkEnd w:id="38"/>
+    <w:bookmarkStart w:id="39" w:name="grading-scale"/>
     <w:p>
       <w:pPr>
         <w:pStyle w:val="Heading2"/>
@@ -3276,7 +3082,6 @@
         <w:tblStyle w:val="Table"/>
         <w:tblW w:type="auto" w:w="0"/>
         <w:tblLook w:firstRow="1" w:lastRow="0" w:firstColumn="0" w:lastColumn="0" w:noHBand="0" w:noVBand="0" w:val="0020"/>
-        <w:jc w:val="start"/>
       </w:tblPr>
       <w:tblGrid>
         <w:gridCol w:w="1320"/>
@@ -3288,14 +3093,13 @@
       </w:tblGrid>
       <w:tr>
         <w:trPr>
-          <w:tblHeader w:val="true"/>
+          <w:tblHeader w:val="on"/>
         </w:trPr>
         <w:tc>
           <w:tcPr/>
           <w:p>
             <w:pPr>
               <w:pStyle w:val="Compact"/>
-              <w:jc w:val="left"/>
             </w:pPr>
             <w:r>
               <w:t xml:space="preserve">Percent</w:t>
@@ -3307,7 +3111,6 @@
           <w:p>
             <w:pPr>
               <w:pStyle w:val="Compact"/>
-              <w:jc w:val="left"/>
             </w:pPr>
             <w:r>
               <w:t xml:space="preserve">Grade</w:t>
@@ -3319,7 +3122,6 @@
           <w:p>
             <w:pPr>
               <w:pStyle w:val="Compact"/>
-              <w:jc w:val="left"/>
             </w:pPr>
             <w:r>
               <w:t xml:space="preserve">Percent</w:t>
@@ -3331,7 +3133,6 @@
           <w:p>
             <w:pPr>
               <w:pStyle w:val="Compact"/>
-              <w:jc w:val="left"/>
             </w:pPr>
             <w:r>
               <w:t xml:space="preserve">Grade</w:t>
@@ -3343,7 +3144,6 @@
           <w:p>
             <w:pPr>
               <w:pStyle w:val="Compact"/>
-              <w:jc w:val="left"/>
             </w:pPr>
             <w:r>
               <w:t xml:space="preserve">Percent</w:t>
@@ -3355,7 +3155,6 @@
           <w:p>
             <w:pPr>
               <w:pStyle w:val="Compact"/>
-              <w:jc w:val="left"/>
             </w:pPr>
             <w:r>
               <w:t xml:space="preserve">Grade</w:t>
@@ -3369,7 +3168,6 @@
           <w:p>
             <w:pPr>
               <w:pStyle w:val="Compact"/>
-              <w:jc w:val="left"/>
             </w:pPr>
             <w:r>
               <w:t xml:space="preserve">93 up to 100</w:t>
@@ -3381,7 +3179,6 @@
           <w:p>
             <w:pPr>
               <w:pStyle w:val="Compact"/>
-              <w:jc w:val="left"/>
             </w:pPr>
             <w:r>
               <w:t xml:space="preserve">A</w:t>
@@ -3393,7 +3190,6 @@
           <w:p>
             <w:pPr>
               <w:pStyle w:val="Compact"/>
-              <w:jc w:val="left"/>
             </w:pPr>
             <w:r>
               <w:t xml:space="preserve">83 up to 86</w:t>
@@ -3405,7 +3201,6 @@
           <w:p>
             <w:pPr>
               <w:pStyle w:val="Compact"/>
-              <w:jc w:val="left"/>
             </w:pPr>
             <w:r>
               <w:t xml:space="preserve">B</w:t>
@@ -3417,7 +3212,6 @@
           <w:p>
             <w:pPr>
               <w:pStyle w:val="Compact"/>
-              <w:jc w:val="left"/>
             </w:pPr>
             <w:r>
               <w:t xml:space="preserve">72 up to 76</w:t>
@@ -3429,7 +3223,6 @@
           <w:p>
             <w:pPr>
               <w:pStyle w:val="Compact"/>
-              <w:jc w:val="left"/>
             </w:pPr>
             <w:r>
               <w:t xml:space="preserve">C</w:t>
@@ -3443,7 +3236,6 @@
           <w:p>
             <w:pPr>
               <w:pStyle w:val="Compact"/>
-              <w:jc w:val="left"/>
             </w:pPr>
             <w:r>
               <w:t xml:space="preserve">90 up to 92</w:t>
@@ -3455,7 +3247,6 @@
           <w:p>
             <w:pPr>
               <w:pStyle w:val="Compact"/>
-              <w:jc w:val="left"/>
             </w:pPr>
             <w:r>
               <w:t xml:space="preserve">A-</w:t>
@@ -3467,7 +3258,6 @@
           <w:p>
             <w:pPr>
               <w:pStyle w:val="Compact"/>
-              <w:jc w:val="left"/>
             </w:pPr>
             <w:r>
               <w:t xml:space="preserve">80 up to 82</w:t>
@@ -3479,7 +3269,6 @@
           <w:p>
             <w:pPr>
               <w:pStyle w:val="Compact"/>
-              <w:jc w:val="left"/>
             </w:pPr>
             <w:r>
               <w:t xml:space="preserve">B-</w:t>
@@ -3491,7 +3280,6 @@
           <w:p>
             <w:pPr>
               <w:pStyle w:val="Compact"/>
-              <w:jc w:val="left"/>
             </w:pPr>
             <w:r>
               <w:t xml:space="preserve">63 up to 71</w:t>
@@ -3503,7 +3291,6 @@
           <w:p>
             <w:pPr>
               <w:pStyle w:val="Compact"/>
-              <w:jc w:val="left"/>
             </w:pPr>
             <w:r>
               <w:t xml:space="preserve">D</w:t>
@@ -3517,7 +3304,6 @@
           <w:p>
             <w:pPr>
               <w:pStyle w:val="Compact"/>
-              <w:jc w:val="left"/>
             </w:pPr>
             <w:r>
               <w:t xml:space="preserve">87 up to 89</w:t>
@@ -3529,7 +3315,6 @@
           <w:p>
             <w:pPr>
               <w:pStyle w:val="Compact"/>
-              <w:jc w:val="left"/>
             </w:pPr>
             <w:r>
               <w:t xml:space="preserve">B+</w:t>
@@ -3541,7 +3326,6 @@
           <w:p>
             <w:pPr>
               <w:pStyle w:val="Compact"/>
-              <w:jc w:val="left"/>
             </w:pPr>
             <w:r>
               <w:t xml:space="preserve">77 up to 79</w:t>
@@ -3553,7 +3337,6 @@
           <w:p>
             <w:pPr>
               <w:pStyle w:val="Compact"/>
-              <w:jc w:val="left"/>
             </w:pPr>
             <w:r>
               <w:t xml:space="preserve">C+</w:t>
@@ -3565,7 +3348,6 @@
           <w:p>
             <w:pPr>
               <w:pStyle w:val="Compact"/>
-              <w:jc w:val="left"/>
             </w:pPr>
             <w:r>
               <w:t xml:space="preserve">0 up to 62</w:t>
@@ -3577,7 +3359,6 @@
           <w:p>
             <w:pPr>
               <w:pStyle w:val="Compact"/>
-              <w:jc w:val="left"/>
             </w:pPr>
             <w:r>
               <w:t xml:space="preserve">F</w:t>
@@ -3586,8 +3367,8 @@
         </w:tc>
       </w:tr>
     </w:tbl>
-    <w:bookmarkEnd w:id="50"/>
-    <w:bookmarkStart w:id="51" w:name="late-work"/>
+    <w:bookmarkEnd w:id="39"/>
+    <w:bookmarkStart w:id="40" w:name="late-work"/>
     <w:p>
       <w:pPr>
         <w:pStyle w:val="Heading2"/>
@@ -3606,54 +3387,54 @@
     </w:p>
     <w:p>
       <w:pPr>
+        <w:pStyle w:val="Compact"/>
         <w:numPr>
           <w:ilvl w:val="0"/>
           <w:numId w:val="1008"/>
         </w:numPr>
+      </w:pPr>
+      <w:r>
+        <w:t xml:space="preserve">All assignments remain open after the due date, losing 1% per hour until worth zero points (approximately 5 days). Assignments can still be submitted after this, but the score will be zero.</w:t>
+      </w:r>
+    </w:p>
+    <w:p>
+      <w:pPr>
         <w:pStyle w:val="Compact"/>
-      </w:pPr>
-      <w:r>
-        <w:t xml:space="preserve">All assignments remain open after the due date, losing 1% per hour until worth zero points (approximately 5 days). Assignments can still be submitted after this, but the score will be zero.</w:t>
-      </w:r>
-    </w:p>
-    <w:p>
-      <w:pPr>
         <w:numPr>
           <w:ilvl w:val="0"/>
           <w:numId w:val="1008"/>
         </w:numPr>
+      </w:pPr>
+      <w:r>
+        <w:t xml:space="preserve">In-person lab attendance and the Final TYC Project have no grace period.</w:t>
+      </w:r>
+    </w:p>
+    <w:p>
+      <w:pPr>
         <w:pStyle w:val="Compact"/>
-      </w:pPr>
-      <w:r>
-        <w:t xml:space="preserve">In-person lab attendance and the Final TYC Project have no grace period.</w:t>
-      </w:r>
-    </w:p>
-    <w:p>
-      <w:pPr>
         <w:numPr>
           <w:ilvl w:val="0"/>
           <w:numId w:val="1008"/>
         </w:numPr>
+      </w:pPr>
+      <w:r>
+        <w:t xml:space="preserve">No due dates extend beyond the course end date.</w:t>
+      </w:r>
+    </w:p>
+    <w:p>
+      <w:pPr>
         <w:pStyle w:val="Compact"/>
-      </w:pPr>
-      <w:r>
-        <w:t xml:space="preserve">No due dates extend beyond the course end date.</w:t>
-      </w:r>
-    </w:p>
-    <w:p>
-      <w:pPr>
         <w:numPr>
           <w:ilvl w:val="0"/>
           <w:numId w:val="1008"/>
         </w:numPr>
-        <w:pStyle w:val="Compact"/>
       </w:pPr>
       <w:r>
         <w:t xml:space="preserve">If something requiring a prolonged absence occurs, contact me via Canvas Inbox and let’s see what solutions are possible.</w:t>
       </w:r>
     </w:p>
-    <w:bookmarkEnd w:id="51"/>
-    <w:bookmarkStart w:id="52" w:name="feedback"/>
+    <w:bookmarkEnd w:id="40"/>
+    <w:bookmarkStart w:id="41" w:name="feedback"/>
     <w:p>
       <w:pPr>
         <w:pStyle w:val="Heading2"/>
@@ -3670,8 +3451,8 @@
         <w:t xml:space="preserve">Discussions and other work are graded within 48 hours of each due date.</w:t>
       </w:r>
     </w:p>
-    <w:bookmarkEnd w:id="52"/>
-    <w:bookmarkStart w:id="53" w:name="revision"/>
+    <w:bookmarkEnd w:id="41"/>
+    <w:bookmarkStart w:id="42" w:name="revision"/>
     <w:p>
       <w:pPr>
         <w:pStyle w:val="Heading2"/>
@@ -3688,9 +3469,9 @@
         <w:t xml:space="preserve">There is no separate revision or regrade policy at this time — the late-work window above functions as the built-in opportunity to catch up before work is scored.</w:t>
       </w:r>
     </w:p>
-    <w:bookmarkEnd w:id="53"/>
-    <w:bookmarkEnd w:id="54"/>
-    <w:bookmarkStart w:id="86" w:name="Xc43a7a922298ad0f9db64bde08ef36f42168a56"/>
+    <w:bookmarkEnd w:id="42"/>
+    <w:bookmarkEnd w:id="43"/>
+    <w:bookmarkStart w:id="75" w:name="Xc43a7a922298ad0f9db64bde08ef36f42168a56"/>
     <w:p>
       <w:pPr>
         <w:pStyle w:val="Heading1"/>
@@ -3705,8 +3486,8 @@
       </w:pPr>
       <w:r>
         <w:rPr>
+          <w:b/>
           <w:bCs/>
-          <w:b/>
         </w:rPr>
         <w:t xml:space="preserve">TL;DR:</w:t>
       </w:r>
@@ -3717,7 +3498,7 @@
         <w:t xml:space="preserve">Tech Hub for Canvas/software problems, Tutoring or Librarians for coursework help, Basic Needs Hub if life is making this term hard.</w:t>
       </w:r>
     </w:p>
-    <w:bookmarkStart w:id="60" w:name="technical-support"/>
+    <w:bookmarkStart w:id="49" w:name="technical-support"/>
     <w:p>
       <w:pPr>
         <w:pStyle w:val="Heading2"/>
@@ -3730,8 +3511,8 @@
       <w:tblPr>
         <w:tblStyle w:val="Table"/>
         <w:tblW w:type="pct" w:w="5000"/>
+        <w:tblLayout w:type="fixed"/>
         <w:tblLook w:firstRow="1" w:lastRow="0" w:firstColumn="0" w:lastColumn="0" w:noHBand="0" w:noVBand="0" w:val="0020"/>
-        <w:jc w:val="start"/>
       </w:tblPr>
       <w:tblGrid>
         <w:gridCol w:w="3960"/>
@@ -3739,14 +3520,13 @@
       </w:tblGrid>
       <w:tr>
         <w:trPr>
-          <w:tblHeader w:val="true"/>
+          <w:tblHeader w:val="on"/>
         </w:trPr>
         <w:tc>
           <w:tcPr/>
           <w:p>
             <w:pPr>
               <w:pStyle w:val="Compact"/>
-              <w:jc w:val="left"/>
             </w:pPr>
             <w:r>
               <w:t xml:space="preserve">Item</w:t>
@@ -3758,7 +3538,6 @@
           <w:p>
             <w:pPr>
               <w:pStyle w:val="Compact"/>
-              <w:jc w:val="left"/>
             </w:pPr>
             <w:r>
               <w:t xml:space="preserve">Details</w:t>
@@ -3772,14 +3551,13 @@
           <w:p>
             <w:pPr>
               <w:pStyle w:val="Compact"/>
-              <w:jc w:val="left"/>
-            </w:pPr>
-            <w:hyperlink r:id="rId55">
+            </w:pPr>
+            <w:hyperlink r:id="rId44">
               <w:r>
                 <w:rPr>
                   <w:rStyle w:val="Hyperlink"/>
+                  <w:b/>
                   <w:bCs/>
-                  <w:b/>
                 </w:rPr>
                 <w:t xml:space="preserve">Tech Hub</w:t>
               </w:r>
@@ -3791,7 +3569,6 @@
           <w:p>
             <w:pPr>
               <w:pStyle w:val="Compact"/>
-              <w:jc w:val="left"/>
             </w:pPr>
             <w:r>
               <w:t xml:space="preserve">Canvas, software, or account trouble —</w:t>
@@ -3799,7 +3576,7 @@
             <w:r>
               <w:t xml:space="preserve"> </w:t>
             </w:r>
-            <w:hyperlink r:id="rId56">
+            <w:hyperlink r:id="rId45">
               <w:r>
                 <w:rPr>
                   <w:rStyle w:val="Hyperlink"/>
@@ -3816,7 +3593,7 @@
             <w:r>
               <w:t xml:space="preserve"> </w:t>
             </w:r>
-            <w:hyperlink r:id="rId57">
+            <w:hyperlink r:id="rId46">
               <w:r>
                 <w:rPr>
                   <w:rStyle w:val="Hyperlink"/>
@@ -3839,12 +3616,11 @@
           <w:p>
             <w:pPr>
               <w:pStyle w:val="Compact"/>
-              <w:jc w:val="left"/>
             </w:pPr>
             <w:r>
               <w:rPr>
+                <w:b/>
                 <w:bCs/>
-                <w:b/>
               </w:rPr>
               <w:t xml:space="preserve">To report a Canvas problem</w:t>
             </w:r>
@@ -3855,7 +3631,6 @@
           <w:p>
             <w:pPr>
               <w:pStyle w:val="Compact"/>
-              <w:jc w:val="left"/>
             </w:pPr>
             <w:r>
               <w:t xml:space="preserve">The Help button in Canvas →</w:t>
@@ -3864,13 +3639,7 @@
               <w:t xml:space="preserve"> </w:t>
             </w:r>
             <w:r>
-              <w:t xml:space="preserve">“</w:t>
-            </w:r>
-            <w:r>
-              <w:t xml:space="preserve">Report a Problem</w:t>
-            </w:r>
-            <w:r>
-              <w:t xml:space="preserve">”</w:t>
+              <w:t xml:space="preserve">“Report a Problem”</w:t>
             </w:r>
             <w:r>
               <w:t xml:space="preserve"> </w:t>
@@ -3881,7 +3650,7 @@
             <w:r>
               <w:t xml:space="preserve"> </w:t>
             </w:r>
-            <w:hyperlink r:id="rId58">
+            <w:hyperlink r:id="rId47">
               <w:r>
                 <w:rPr>
                   <w:rStyle w:val="Hyperlink"/>
@@ -3898,7 +3667,7 @@
             <w:r>
               <w:t xml:space="preserve"> </w:t>
             </w:r>
-            <w:hyperlink r:id="rId59">
+            <w:hyperlink r:id="rId48">
               <w:r>
                 <w:rPr>
                   <w:rStyle w:val="Hyperlink"/>
@@ -3915,12 +3684,11 @@
           <w:p>
             <w:pPr>
               <w:pStyle w:val="Compact"/>
-              <w:jc w:val="left"/>
             </w:pPr>
             <w:r>
               <w:rPr>
+                <w:b/>
                 <w:bCs/>
-                <w:b/>
               </w:rPr>
               <w:t xml:space="preserve">Setup help</w:t>
             </w:r>
@@ -3931,7 +3699,6 @@
           <w:p>
             <w:pPr>
               <w:pStyle w:val="Compact"/>
-              <w:jc w:val="left"/>
             </w:pPr>
             <w:r>
               <w:t xml:space="preserve">Module 0 has the Office/OneDrive setup guide — this step trips people up, so budget real time and reach out to Tech Hub if you hit an error</w:t>
@@ -3940,8 +3707,8 @@
         </w:tc>
       </w:tr>
     </w:tbl>
-    <w:bookmarkEnd w:id="60"/>
-    <w:bookmarkStart w:id="67" w:name="academic-support"/>
+    <w:bookmarkEnd w:id="49"/>
+    <w:bookmarkStart w:id="56" w:name="academic-support"/>
     <w:p>
       <w:pPr>
         <w:pStyle w:val="Heading2"/>
@@ -3954,8 +3721,8 @@
       <w:tblPr>
         <w:tblStyle w:val="Table"/>
         <w:tblW w:type="pct" w:w="5000"/>
+        <w:tblLayout w:type="fixed"/>
         <w:tblLook w:firstRow="1" w:lastRow="0" w:firstColumn="0" w:lastColumn="0" w:noHBand="0" w:noVBand="0" w:val="0020"/>
-        <w:jc w:val="start"/>
       </w:tblPr>
       <w:tblGrid>
         <w:gridCol w:w="3960"/>
@@ -3963,14 +3730,13 @@
       </w:tblGrid>
       <w:tr>
         <w:trPr>
-          <w:tblHeader w:val="true"/>
+          <w:tblHeader w:val="on"/>
         </w:trPr>
         <w:tc>
           <w:tcPr/>
           <w:p>
             <w:pPr>
               <w:pStyle w:val="Compact"/>
-              <w:jc w:val="left"/>
             </w:pPr>
             <w:r>
               <w:t xml:space="preserve">Item</w:t>
@@ -3982,7 +3748,6 @@
           <w:p>
             <w:pPr>
               <w:pStyle w:val="Compact"/>
-              <w:jc w:val="left"/>
             </w:pPr>
             <w:r>
               <w:t xml:space="preserve">Details</w:t>
@@ -3996,14 +3761,13 @@
           <w:p>
             <w:pPr>
               <w:pStyle w:val="Compact"/>
-              <w:jc w:val="left"/>
-            </w:pPr>
-            <w:hyperlink r:id="rId61">
+            </w:pPr>
+            <w:hyperlink r:id="rId50">
               <w:r>
                 <w:rPr>
                   <w:rStyle w:val="Hyperlink"/>
+                  <w:b/>
                   <w:bCs/>
-                  <w:b/>
                 </w:rPr>
                 <w:t xml:space="preserve">Student Success Coaches</w:t>
               </w:r>
@@ -4015,7 +3779,6 @@
           <w:p>
             <w:pPr>
               <w:pStyle w:val="Compact"/>
-              <w:jc w:val="left"/>
             </w:pPr>
             <w:r>
               <w:t xml:space="preserve">One-on-one coaching for study/organization skills, emotional and personal support, and connections to college resources. PUB 002 or Zoom.</w:t>
@@ -4029,14 +3792,13 @@
           <w:p>
             <w:pPr>
               <w:pStyle w:val="Compact"/>
-              <w:jc w:val="left"/>
-            </w:pPr>
-            <w:hyperlink r:id="rId62">
+            </w:pPr>
+            <w:hyperlink r:id="rId51">
               <w:r>
                 <w:rPr>
                   <w:rStyle w:val="Hyperlink"/>
+                  <w:b/>
                   <w:bCs/>
-                  <w:b/>
                 </w:rPr>
                 <w:t xml:space="preserve">Clark College Tutoring Services</w:t>
               </w:r>
@@ -4048,7 +3810,6 @@
           <w:p>
             <w:pPr>
               <w:pStyle w:val="Compact"/>
-              <w:jc w:val="left"/>
             </w:pPr>
             <w:r>
               <w:t xml:space="preserve">In-person and virtual tutoring via Zoom; see the</w:t>
@@ -4056,7 +3817,7 @@
             <w:r>
               <w:t xml:space="preserve"> </w:t>
             </w:r>
-            <w:hyperlink r:id="rId63">
+            <w:hyperlink r:id="rId52">
               <w:r>
                 <w:rPr>
                   <w:rStyle w:val="Hyperlink"/>
@@ -4073,7 +3834,7 @@
             <w:r>
               <w:t xml:space="preserve"> </w:t>
             </w:r>
-            <w:hyperlink r:id="rId64">
+            <w:hyperlink r:id="rId53">
               <w:r>
                 <w:rPr>
                   <w:rStyle w:val="Hyperlink"/>
@@ -4096,14 +3857,13 @@
           <w:p>
             <w:pPr>
               <w:pStyle w:val="Compact"/>
-              <w:jc w:val="left"/>
-            </w:pPr>
-            <w:hyperlink r:id="rId65">
+            </w:pPr>
+            <w:hyperlink r:id="rId54">
               <w:r>
                 <w:rPr>
                   <w:rStyle w:val="Hyperlink"/>
+                  <w:b/>
                   <w:bCs/>
-                  <w:b/>
                 </w:rPr>
                 <w:t xml:space="preserve">Clark College Librarians</w:t>
               </w:r>
@@ -4115,7 +3875,6 @@
           <w:p>
             <w:pPr>
               <w:pStyle w:val="Compact"/>
-              <w:jc w:val="left"/>
             </w:pPr>
             <w:r>
               <w:t xml:space="preserve">One-on-one help with research projects and source citations, in person or by</w:t>
@@ -4123,7 +3882,7 @@
             <w:r>
               <w:t xml:space="preserve"> </w:t>
             </w:r>
-            <w:hyperlink r:id="rId66">
+            <w:hyperlink r:id="rId55">
               <w:r>
                 <w:rPr>
                   <w:rStyle w:val="Hyperlink"/>
@@ -4138,8 +3897,8 @@
         </w:tc>
       </w:tr>
     </w:tbl>
-    <w:bookmarkEnd w:id="67"/>
-    <w:bookmarkStart w:id="85" w:name="student-support"/>
+    <w:bookmarkEnd w:id="56"/>
+    <w:bookmarkStart w:id="74" w:name="student-support"/>
     <w:p>
       <w:pPr>
         <w:pStyle w:val="Heading2"/>
@@ -4152,8 +3911,8 @@
       <w:tblPr>
         <w:tblStyle w:val="Table"/>
         <w:tblW w:type="pct" w:w="5000"/>
+        <w:tblLayout w:type="fixed"/>
         <w:tblLook w:firstRow="1" w:lastRow="0" w:firstColumn="0" w:lastColumn="0" w:noHBand="0" w:noVBand="0" w:val="0020"/>
-        <w:jc w:val="start"/>
       </w:tblPr>
       <w:tblGrid>
         <w:gridCol w:w="3960"/>
@@ -4161,14 +3920,13 @@
       </w:tblGrid>
       <w:tr>
         <w:trPr>
-          <w:tblHeader w:val="true"/>
+          <w:tblHeader w:val="on"/>
         </w:trPr>
         <w:tc>
           <w:tcPr/>
           <w:p>
             <w:pPr>
               <w:pStyle w:val="Compact"/>
-              <w:jc w:val="left"/>
             </w:pPr>
             <w:r>
               <w:t xml:space="preserve">Item</w:t>
@@ -4180,7 +3938,6 @@
           <w:p>
             <w:pPr>
               <w:pStyle w:val="Compact"/>
-              <w:jc w:val="left"/>
             </w:pPr>
             <w:r>
               <w:t xml:space="preserve">Details</w:t>
@@ -4194,14 +3951,13 @@
           <w:p>
             <w:pPr>
               <w:pStyle w:val="Compact"/>
-              <w:jc w:val="left"/>
-            </w:pPr>
-            <w:hyperlink r:id="rId68">
+            </w:pPr>
+            <w:hyperlink r:id="rId57">
               <w:r>
                 <w:rPr>
                   <w:rStyle w:val="Hyperlink"/>
+                  <w:b/>
                   <w:bCs/>
-                  <w:b/>
                 </w:rPr>
                 <w:t xml:space="preserve">Counseling and Health Center</w:t>
               </w:r>
@@ -4213,7 +3969,6 @@
           <w:p>
             <w:pPr>
               <w:pStyle w:val="Compact"/>
-              <w:jc w:val="left"/>
             </w:pPr>
             <w:r>
               <w:t xml:space="preserve">Physical and mental health services to support student wellness and academic success.</w:t>
@@ -4227,14 +3982,13 @@
           <w:p>
             <w:pPr>
               <w:pStyle w:val="Compact"/>
-              <w:jc w:val="left"/>
-            </w:pPr>
-            <w:hyperlink r:id="rId69">
+            </w:pPr>
+            <w:hyperlink r:id="rId58">
               <w:r>
                 <w:rPr>
                   <w:rStyle w:val="Hyperlink"/>
+                  <w:b/>
                   <w:bCs/>
-                  <w:b/>
                 </w:rPr>
                 <w:t xml:space="preserve">Office of People and Culture (OPC)</w:t>
               </w:r>
@@ -4246,7 +4000,6 @@
           <w:p>
             <w:pPr>
               <w:pStyle w:val="Compact"/>
-              <w:jc w:val="left"/>
             </w:pPr>
             <w:r>
               <w:t xml:space="preserve">Supports systemically non-dominant groups navigating Clark College; the</w:t>
@@ -4254,7 +4007,7 @@
             <w:r>
               <w:t xml:space="preserve"> </w:t>
             </w:r>
-            <w:hyperlink r:id="rId70">
+            <w:hyperlink r:id="rId59">
               <w:r>
                 <w:rPr>
                   <w:rStyle w:val="Hyperlink"/>
@@ -4277,14 +4030,13 @@
           <w:p>
             <w:pPr>
               <w:pStyle w:val="Compact"/>
-              <w:jc w:val="left"/>
-            </w:pPr>
-            <w:hyperlink r:id="rId71">
+            </w:pPr>
+            <w:hyperlink r:id="rId60">
               <w:r>
                 <w:rPr>
                   <w:rStyle w:val="Hyperlink"/>
+                  <w:b/>
                   <w:bCs/>
-                  <w:b/>
                 </w:rPr>
                 <w:t xml:space="preserve">Penguin Pantry</w:t>
               </w:r>
@@ -4296,12 +4048,11 @@
           <w:p>
             <w:pPr>
               <w:pStyle w:val="Compact"/>
-              <w:jc w:val="left"/>
             </w:pPr>
             <w:r>
               <w:t xml:space="preserve">Monthly pre-packaged food boxes. Contact Cath Busha, Dean of Student Engagement (</w:t>
             </w:r>
-            <w:hyperlink r:id="rId72">
+            <w:hyperlink r:id="rId61">
               <w:r>
                 <w:rPr>
                   <w:rStyle w:val="Hyperlink"/>
@@ -4321,14 +4072,13 @@
           <w:p>
             <w:pPr>
               <w:pStyle w:val="Compact"/>
-              <w:jc w:val="left"/>
-            </w:pPr>
-            <w:hyperlink r:id="rId73">
+            </w:pPr>
+            <w:hyperlink r:id="rId62">
               <w:r>
                 <w:rPr>
                   <w:rStyle w:val="Hyperlink"/>
+                  <w:b/>
                   <w:bCs/>
-                  <w:b/>
                 </w:rPr>
                 <w:t xml:space="preserve">Basic Needs Hub</w:t>
               </w:r>
@@ -4340,7 +4090,6 @@
           <w:p>
             <w:pPr>
               <w:pStyle w:val="Compact"/>
-              <w:jc w:val="left"/>
             </w:pPr>
             <w:r>
               <w:t xml:space="preserve">Help with food, housing, and financial challenges —</w:t>
@@ -4348,7 +4097,7 @@
             <w:r>
               <w:t xml:space="preserve"> </w:t>
             </w:r>
-            <w:hyperlink r:id="rId74">
+            <w:hyperlink r:id="rId63">
               <w:r>
                 <w:rPr>
                   <w:rStyle w:val="Hyperlink"/>
@@ -4368,14 +4117,13 @@
           <w:p>
             <w:pPr>
               <w:pStyle w:val="Compact"/>
-              <w:jc w:val="left"/>
-            </w:pPr>
-            <w:hyperlink r:id="rId75">
+            </w:pPr>
+            <w:hyperlink r:id="rId64">
               <w:r>
                 <w:rPr>
                   <w:rStyle w:val="Hyperlink"/>
+                  <w:b/>
                   <w:bCs/>
-                  <w:b/>
                 </w:rPr>
                 <w:t xml:space="preserve">Advising Services</w:t>
               </w:r>
@@ -4387,7 +4135,6 @@
           <w:p>
             <w:pPr>
               <w:pStyle w:val="Compact"/>
-              <w:jc w:val="left"/>
             </w:pPr>
             <w:r>
               <w:t xml:space="preserve">Co-create academic plans aligned with your career and personal goals —</w:t>
@@ -4395,7 +4142,7 @@
             <w:r>
               <w:t xml:space="preserve"> </w:t>
             </w:r>
-            <w:hyperlink r:id="rId76">
+            <w:hyperlink r:id="rId65">
               <w:r>
                 <w:rPr>
                   <w:rStyle w:val="Hyperlink"/>
@@ -4415,14 +4162,13 @@
           <w:p>
             <w:pPr>
               <w:pStyle w:val="Compact"/>
-              <w:jc w:val="left"/>
-            </w:pPr>
-            <w:hyperlink r:id="rId77">
+            </w:pPr>
+            <w:hyperlink r:id="rId66">
               <w:r>
                 <w:rPr>
                   <w:rStyle w:val="Hyperlink"/>
+                  <w:b/>
                   <w:bCs/>
-                  <w:b/>
                 </w:rPr>
                 <w:t xml:space="preserve">Career Services</w:t>
               </w:r>
@@ -4434,7 +4180,6 @@
           <w:p>
             <w:pPr>
               <w:pStyle w:val="Compact"/>
-              <w:jc w:val="left"/>
             </w:pPr>
             <w:r>
               <w:t xml:space="preserve">Resources and strategies for career and employment goals. 360-992-2902 ·</w:t>
@@ -4442,7 +4187,7 @@
             <w:r>
               <w:t xml:space="preserve"> </w:t>
             </w:r>
-            <w:hyperlink r:id="rId78">
+            <w:hyperlink r:id="rId67">
               <w:r>
                 <w:rPr>
                   <w:rStyle w:val="Hyperlink"/>
@@ -4459,14 +4204,13 @@
           <w:p>
             <w:pPr>
               <w:pStyle w:val="Compact"/>
-              <w:jc w:val="left"/>
-            </w:pPr>
-            <w:hyperlink r:id="rId79">
+            </w:pPr>
+            <w:hyperlink r:id="rId68">
               <w:r>
                 <w:rPr>
                   <w:rStyle w:val="Hyperlink"/>
+                  <w:b/>
                   <w:bCs/>
-                  <w:b/>
                 </w:rPr>
                 <w:t xml:space="preserve">Veterans Center of Excellence</w:t>
               </w:r>
@@ -4478,7 +4222,6 @@
           <w:p>
             <w:pPr>
               <w:pStyle w:val="Compact"/>
-              <w:jc w:val="left"/>
             </w:pPr>
             <w:r>
               <w:t xml:space="preserve">Resources, community, and support for U.S. military service members.</w:t>
@@ -4486,7 +4229,7 @@
             <w:r>
               <w:t xml:space="preserve"> </w:t>
             </w:r>
-            <w:hyperlink r:id="rId80">
+            <w:hyperlink r:id="rId69">
               <w:r>
                 <w:rPr>
                   <w:rStyle w:val="Hyperlink"/>
@@ -4503,7 +4246,7 @@
             <w:r>
               <w:t xml:space="preserve"> </w:t>
             </w:r>
-            <w:hyperlink r:id="rId81">
+            <w:hyperlink r:id="rId70">
               <w:r>
                 <w:rPr>
                   <w:rStyle w:val="Hyperlink"/>
@@ -4525,7 +4268,7 @@
       <w:r>
         <w:t xml:space="preserve"> </w:t>
       </w:r>
-      <w:hyperlink r:id="rId36">
+      <w:hyperlink r:id="rId25">
         <w:r>
           <w:rPr>
             <w:rStyle w:val="Hyperlink"/>
@@ -4539,7 +4282,7 @@
       <w:r>
         <w:t xml:space="preserve"> </w:t>
       </w:r>
-      <w:hyperlink r:id="rId82">
+      <w:hyperlink r:id="rId71">
         <w:r>
           <w:rPr>
             <w:rStyle w:val="Hyperlink"/>
@@ -4553,7 +4296,7 @@
       <w:r>
         <w:t xml:space="preserve"> </w:t>
       </w:r>
-      <w:hyperlink r:id="rId83">
+      <w:hyperlink r:id="rId72">
         <w:r>
           <w:rPr>
             <w:rStyle w:val="Hyperlink"/>
@@ -4567,7 +4310,7 @@
       <w:r>
         <w:t xml:space="preserve"> </w:t>
       </w:r>
-      <w:hyperlink r:id="rId84">
+      <w:hyperlink r:id="rId73">
         <w:r>
           <w:rPr>
             <w:rStyle w:val="Hyperlink"/>
@@ -4579,9 +4322,9 @@
         <w:t xml:space="preserve">.</w:t>
       </w:r>
     </w:p>
-    <w:bookmarkEnd w:id="85"/>
-    <w:bookmarkEnd w:id="86"/>
-    <w:bookmarkStart w:id="87" w:name="how-should-i-get-started-in-class"/>
+    <w:bookmarkEnd w:id="74"/>
+    <w:bookmarkEnd w:id="75"/>
+    <w:bookmarkStart w:id="76" w:name="how-should-i-get-started-in-class"/>
     <w:p>
       <w:pPr>
         <w:pStyle w:val="Heading1"/>
@@ -4598,8 +4341,8 @@
         <w:t xml:space="preserve">See Your First Week, near the top of this syllabus, for the exact five things to do before anything else.</w:t>
       </w:r>
     </w:p>
-    <w:bookmarkEnd w:id="87"/>
-    <w:bookmarkStart w:id="101" w:name="appendix-official-college-policies"/>
+    <w:bookmarkEnd w:id="76"/>
+    <w:bookmarkStart w:id="90" w:name="appendix-official-college-policies"/>
     <w:p>
       <w:pPr>
         <w:pStyle w:val="Heading1"/>
@@ -4616,7 +4359,7 @@
         <w:t xml:space="preserve">Everything below is required Clark College policy language, included in full because it has to be — not because it’s what this course is about. A TL;DR sits above each one so you can get the gist and move on, or dig into the full text if it applies to you.</w:t>
       </w:r>
     </w:p>
-    <w:bookmarkStart w:id="91" w:name="ada-accommodations"/>
+    <w:bookmarkStart w:id="80" w:name="ada-accommodations"/>
     <w:p>
       <w:pPr>
         <w:pStyle w:val="Heading2"/>
@@ -4631,8 +4374,8 @@
       </w:pPr>
       <w:r>
         <w:rPr>
+          <w:b/>
           <w:bCs/>
-          <w:b/>
         </w:rPr>
         <w:t xml:space="preserve">TL;DR:</w:t>
       </w:r>
@@ -4653,7 +4396,7 @@
       <w:r>
         <w:t xml:space="preserve"> </w:t>
       </w:r>
-      <w:hyperlink r:id="rId29">
+      <w:hyperlink r:id="rId18">
         <w:r>
           <w:rPr>
             <w:rStyle w:val="Hyperlink"/>
@@ -4667,23 +4410,23 @@
     </w:p>
     <w:p>
       <w:pPr>
+        <w:pStyle w:val="Compact"/>
         <w:numPr>
           <w:ilvl w:val="0"/>
           <w:numId w:val="1009"/>
         </w:numPr>
+      </w:pPr>
+      <w:r>
+        <w:t xml:space="preserve">DAC Main Phone: 360-992-2314. Video Phone for ASL: 360-991-0901.</w:t>
+      </w:r>
+    </w:p>
+    <w:p>
+      <w:pPr>
         <w:pStyle w:val="Compact"/>
-      </w:pPr>
-      <w:r>
-        <w:t xml:space="preserve">DAC Main Phone: 360-992-2314. Video Phone for ASL: 360-991-0901.</w:t>
-      </w:r>
-    </w:p>
-    <w:p>
-      <w:pPr>
         <w:numPr>
           <w:ilvl w:val="0"/>
           <w:numId w:val="1009"/>
         </w:numPr>
-        <w:pStyle w:val="Compact"/>
       </w:pPr>
       <w:r>
         <w:t xml:space="preserve">Email:</w:t>
@@ -4691,7 +4434,7 @@
       <w:r>
         <w:t xml:space="preserve"> </w:t>
       </w:r>
-      <w:hyperlink r:id="rId88">
+      <w:hyperlink r:id="rId77">
         <w:r>
           <w:rPr>
             <w:rStyle w:val="Hyperlink"/>
@@ -4705,11 +4448,11 @@
     </w:p>
     <w:p>
       <w:pPr>
+        <w:pStyle w:val="Compact"/>
         <w:numPr>
           <w:ilvl w:val="0"/>
           <w:numId w:val="1009"/>
         </w:numPr>
-        <w:pStyle w:val="Compact"/>
       </w:pPr>
       <w:r>
         <w:t xml:space="preserve">Physical Location: Penguin Union Building (PUB) 002.</w:t>
@@ -4725,7 +4468,7 @@
       <w:r>
         <w:t xml:space="preserve"> </w:t>
       </w:r>
-      <w:hyperlink r:id="rId89">
+      <w:hyperlink r:id="rId78">
         <w:r>
           <w:rPr>
             <w:rStyle w:val="Hyperlink"/>
@@ -4739,7 +4482,7 @@
       <w:r>
         <w:t xml:space="preserve"> </w:t>
       </w:r>
-      <w:hyperlink r:id="rId89">
+      <w:hyperlink r:id="rId78">
         <w:r>
           <w:rPr>
             <w:rStyle w:val="Hyperlink"/>
@@ -4756,7 +4499,7 @@
       <w:r>
         <w:t xml:space="preserve"> </w:t>
       </w:r>
-      <w:hyperlink r:id="rId90">
+      <w:hyperlink r:id="rId79">
         <w:r>
           <w:rPr>
             <w:rStyle w:val="Hyperlink"/>
@@ -4779,8 +4522,8 @@
         <w:t xml:space="preserve">Once you have established accommodations with Disability Access Center, please contact me as your instructor to discuss your needs in this course.</w:t>
       </w:r>
     </w:p>
-    <w:bookmarkEnd w:id="91"/>
-    <w:bookmarkStart w:id="93" w:name="non-discrimination-policy"/>
+    <w:bookmarkEnd w:id="80"/>
+    <w:bookmarkStart w:id="82" w:name="non-discrimination-policy"/>
     <w:p>
       <w:pPr>
         <w:pStyle w:val="Heading2"/>
@@ -4795,8 +4538,8 @@
       </w:pPr>
       <w:r>
         <w:rPr>
+          <w:b/>
           <w:bCs/>
-          <w:b/>
         </w:rPr>
         <w:t xml:space="preserve">TL;DR:</w:t>
       </w:r>
@@ -4825,7 +4568,7 @@
       <w:r>
         <w:t xml:space="preserve"> </w:t>
       </w:r>
-      <w:hyperlink r:id="rId92">
+      <w:hyperlink r:id="rId81">
         <w:r>
           <w:rPr>
             <w:rStyle w:val="Hyperlink"/>
@@ -4834,8 +4577,8 @@
         </w:r>
       </w:hyperlink>
     </w:p>
-    <w:bookmarkEnd w:id="93"/>
-    <w:bookmarkStart w:id="98" w:name="title-ix-and-sexual-misconduct"/>
+    <w:bookmarkEnd w:id="82"/>
+    <w:bookmarkStart w:id="87" w:name="title-ix-and-sexual-misconduct"/>
     <w:p>
       <w:pPr>
         <w:pStyle w:val="Heading2"/>
@@ -4850,8 +4593,8 @@
       </w:pPr>
       <w:r>
         <w:rPr>
+          <w:b/>
           <w:bCs/>
-          <w:b/>
         </w:rPr>
         <w:t xml:space="preserve">TL;DR:</w:t>
       </w:r>
@@ -4881,13 +4624,7 @@
         <w:t xml:space="preserve"> </w:t>
       </w:r>
       <w:r>
-        <w:t xml:space="preserve">‘</w:t>
-      </w:r>
-      <w:r>
-        <w:t xml:space="preserve">right way</w:t>
-      </w:r>
-      <w:r>
-        <w:t xml:space="preserve">’</w:t>
+        <w:t xml:space="preserve">‘right way’</w:t>
       </w:r>
       <w:r>
         <w:t xml:space="preserve"> </w:t>
@@ -4899,13 +4636,7 @@
         <w:t xml:space="preserve"> </w:t>
       </w:r>
       <w:r>
-        <w:t xml:space="preserve">‘</w:t>
-      </w:r>
-      <w:r>
-        <w:t xml:space="preserve">right thing</w:t>
-      </w:r>
-      <w:r>
-        <w:t xml:space="preserve">’</w:t>
+        <w:t xml:space="preserve">‘right thing’</w:t>
       </w:r>
       <w:r>
         <w:t xml:space="preserve"> </w:t>
@@ -4916,7 +4647,7 @@
       <w:r>
         <w:t xml:space="preserve"> </w:t>
       </w:r>
-      <w:hyperlink r:id="rId94">
+      <w:hyperlink r:id="rId83">
         <w:r>
           <w:rPr>
             <w:rStyle w:val="Hyperlink"/>
@@ -4930,7 +4661,7 @@
       <w:r>
         <w:t xml:space="preserve"> </w:t>
       </w:r>
-      <w:hyperlink r:id="rId95">
+      <w:hyperlink r:id="rId84">
         <w:r>
           <w:rPr>
             <w:rStyle w:val="Hyperlink"/>
@@ -4944,7 +4675,7 @@
       <w:r>
         <w:t xml:space="preserve"> </w:t>
       </w:r>
-      <w:hyperlink r:id="rId96">
+      <w:hyperlink r:id="rId85">
         <w:r>
           <w:rPr>
             <w:rStyle w:val="Hyperlink"/>
@@ -4958,7 +4689,7 @@
       <w:r>
         <w:t xml:space="preserve"> </w:t>
       </w:r>
-      <w:hyperlink r:id="rId97">
+      <w:hyperlink r:id="rId86">
         <w:r>
           <w:rPr>
             <w:rStyle w:val="Hyperlink"/>
@@ -4972,7 +4703,7 @@
       <w:r>
         <w:t xml:space="preserve"> </w:t>
       </w:r>
-      <w:hyperlink r:id="rId68">
+      <w:hyperlink r:id="rId57">
         <w:r>
           <w:rPr>
             <w:rStyle w:val="Hyperlink"/>
@@ -4987,8 +4718,8 @@
         <w:t xml:space="preserve">if you would like to pursue counseling.</w:t>
       </w:r>
     </w:p>
-    <w:bookmarkEnd w:id="98"/>
-    <w:bookmarkStart w:id="100" w:name="student-rights-and-responsibilities"/>
+    <w:bookmarkEnd w:id="87"/>
+    <w:bookmarkStart w:id="89" w:name="student-rights-and-responsibilities"/>
     <w:p>
       <w:pPr>
         <w:pStyle w:val="Heading2"/>
@@ -5003,8 +4734,8 @@
       </w:pPr>
       <w:r>
         <w:rPr>
+          <w:b/>
           <w:bCs/>
-          <w:b/>
         </w:rPr>
         <w:t xml:space="preserve">TL;DR:</w:t>
       </w:r>
@@ -5025,7 +4756,7 @@
       <w:r>
         <w:t xml:space="preserve"> </w:t>
       </w:r>
-      <w:hyperlink r:id="rId99">
+      <w:hyperlink r:id="rId88">
         <w:r>
           <w:rPr>
             <w:rStyle w:val="Hyperlink"/>
@@ -5037,9 +4768,13 @@
         <w:t xml:space="preserve">, you can find information about freedom of access to education, student absence for reasons of faith or conscience, FERPA, emergency and health information, etc. Please get in touch if you would like to discuss absences for reasons of faith. I am here to support you.</w:t>
       </w:r>
     </w:p>
-    <w:bookmarkEnd w:id="100"/>
-    <w:bookmarkEnd w:id="101"/>
-    <w:sectPr/>
+    <w:bookmarkEnd w:id="89"/>
+    <w:bookmarkEnd w:id="90"/>
+    <w:sectPr>
+      <w:footnotePr>
+        <w:numRestart w:val="eachSect"/>
+      </w:footnotePr>
+    </w:sectPr>
   </w:body>
 </w:document>
 </file>
@@ -5070,14 +4805,14 @@
 <file path=word/numbering.xml><?xml version="1.0" encoding="utf-8"?>
 <w:numbering xmlns:w="http://schemas.openxmlformats.org/wordprocessingml/2006/main">
   <w:abstractNum w:abstractNumId="990">
-    <w:nsid w:val="A990"/>
+    <w:nsid w:val="0000A990"/>
     <w:multiLevelType w:val="multilevel"/>
     <w:lvl w:ilvl="0">
       <w:numFmt w:val="bullet"/>
       <w:lvlText w:val=" "/>
       <w:lvlJc w:val="left"/>
       <w:pPr>
-        <w:ind w:left="720" w:hanging="480"/>
+        <w:ind w:left="720" w:hanging="360"/>
       </w:pPr>
     </w:lvl>
     <w:lvl w:ilvl="1">
@@ -5085,7 +4820,7 @@
       <w:lvlText w:val=" "/>
       <w:lvlJc w:val="left"/>
       <w:pPr>
-        <w:ind w:left="1440" w:hanging="480"/>
+        <w:ind w:left="1440" w:hanging="360"/>
       </w:pPr>
     </w:lvl>
     <w:lvl w:ilvl="2">
@@ -5093,7 +4828,7 @@
       <w:lvlText w:val=" "/>
       <w:lvlJc w:val="left"/>
       <w:pPr>
-        <w:ind w:left="2160" w:hanging="480"/>
+        <w:ind w:left="2160" w:hanging="360"/>
       </w:pPr>
     </w:lvl>
     <w:lvl w:ilvl="3">
@@ -5101,7 +4836,7 @@
       <w:lvlText w:val=" "/>
       <w:lvlJc w:val="left"/>
       <w:pPr>
-        <w:ind w:left="2880" w:hanging="480"/>
+        <w:ind w:left="2880" w:hanging="360"/>
       </w:pPr>
     </w:lvl>
     <w:lvl w:ilvl="4">
@@ -5109,7 +4844,7 @@
       <w:lvlText w:val=" "/>
       <w:lvlJc w:val="left"/>
       <w:pPr>
-        <w:ind w:left="3600" w:hanging="480"/>
+        <w:ind w:left="3600" w:hanging="360"/>
       </w:pPr>
     </w:lvl>
     <w:lvl w:ilvl="5">
@@ -5117,7 +4852,7 @@
       <w:lvlText w:val=" "/>
       <w:lvlJc w:val="left"/>
       <w:pPr>
-        <w:ind w:left="4320" w:hanging="480"/>
+        <w:ind w:left="4320" w:hanging="360"/>
       </w:pPr>
     </w:lvl>
     <w:lvl w:ilvl="6">
@@ -5125,7 +4860,7 @@
       <w:lvlText w:val=" "/>
       <w:lvlJc w:val="left"/>
       <w:pPr>
-        <w:ind w:left="5040" w:hanging="480"/>
+        <w:ind w:left="5040" w:hanging="360"/>
       </w:pPr>
     </w:lvl>
     <w:lvl w:ilvl="7">
@@ -5133,7 +4868,7 @@
       <w:lvlText w:val=" "/>
       <w:lvlJc w:val="left"/>
       <w:pPr>
-        <w:ind w:left="5760" w:hanging="480"/>
+        <w:ind w:left="5760" w:hanging="360"/>
       </w:pPr>
     </w:lvl>
     <w:lvl w:ilvl="8">
@@ -5141,12 +4876,12 @@
       <w:lvlText w:val=" "/>
       <w:lvlJc w:val="left"/>
       <w:pPr>
-        <w:ind w:left="6480" w:hanging="480"/>
+        <w:ind w:left="6480" w:hanging="360"/>
       </w:pPr>
     </w:lvl>
   </w:abstractNum>
   <w:abstractNum w:abstractNumId="99411">
-    <w:nsid w:val="A99411"/>
+    <w:nsid w:val="00A99411"/>
     <w:multiLevelType w:val="multilevel"/>
     <w:lvl w:ilvl="0">
       <w:start w:val="1"/>
@@ -5154,7 +4889,7 @@
       <w:lvlText w:val="%1."/>
       <w:lvlJc w:val="left"/>
       <w:pPr>
-        <w:ind w:left="720" w:hanging="480"/>
+        <w:ind w:left="720" w:hanging="360"/>
       </w:pPr>
     </w:lvl>
     <w:lvl w:ilvl="1">
@@ -5163,7 +4898,7 @@
       <w:lvlText w:val="%2."/>
       <w:lvlJc w:val="left"/>
       <w:pPr>
-        <w:ind w:left="1440" w:hanging="480"/>
+        <w:ind w:left="1440" w:hanging="360"/>
       </w:pPr>
     </w:lvl>
     <w:lvl w:ilvl="2">
@@ -5172,7 +4907,7 @@
       <w:lvlText w:val="%3."/>
       <w:lvlJc w:val="left"/>
       <w:pPr>
-        <w:ind w:left="2160" w:hanging="480"/>
+        <w:ind w:left="2160" w:hanging="360"/>
       </w:pPr>
     </w:lvl>
     <w:lvl w:ilvl="3">
@@ -5181,7 +4916,7 @@
       <w:lvlText w:val="%4."/>
       <w:lvlJc w:val="left"/>
       <w:pPr>
-        <w:ind w:left="2880" w:hanging="480"/>
+        <w:ind w:left="2880" w:hanging="360"/>
       </w:pPr>
     </w:lvl>
     <w:lvl w:ilvl="4">
@@ -5190,7 +4925,7 @@
       <w:lvlText w:val="%5."/>
       <w:lvlJc w:val="left"/>
       <w:pPr>
-        <w:ind w:left="3600" w:hanging="480"/>
+        <w:ind w:left="3600" w:hanging="360"/>
       </w:pPr>
     </w:lvl>
     <w:lvl w:ilvl="5">
@@ -5199,7 +4934,7 @@
       <w:lvlText w:val="%6."/>
       <w:lvlJc w:val="left"/>
       <w:pPr>
-        <w:ind w:left="4320" w:hanging="480"/>
+        <w:ind w:left="4320" w:hanging="360"/>
       </w:pPr>
     </w:lvl>
     <w:lvl w:ilvl="6">
@@ -5208,7 +4943,7 @@
       <w:lvlText w:val="%7."/>
       <w:lvlJc w:val="left"/>
       <w:pPr>
-        <w:ind w:left="5040" w:hanging="480"/>
+        <w:ind w:left="5040" w:hanging="360"/>
       </w:pPr>
     </w:lvl>
     <w:lvl w:ilvl="7">
@@ -5217,7 +4952,7 @@
       <w:lvlText w:val="%8."/>
       <w:lvlJc w:val="left"/>
       <w:pPr>
-        <w:ind w:left="5760" w:hanging="480"/>
+        <w:ind w:left="5760" w:hanging="360"/>
       </w:pPr>
     </w:lvl>
     <w:lvl w:ilvl="8">
@@ -5226,84 +4961,111 @@
       <w:lvlText w:val="%9."/>
       <w:lvlJc w:val="left"/>
       <w:pPr>
-        <w:ind w:left="6480" w:hanging="480"/>
+        <w:ind w:left="6480" w:hanging="360"/>
       </w:pPr>
     </w:lvl>
   </w:abstractNum>
   <w:abstractNum w:abstractNumId="991">
-    <w:nsid w:val="A991"/>
+    <w:nsid w:val="0000A991"/>
     <w:multiLevelType w:val="multilevel"/>
     <w:lvl w:ilvl="0">
       <w:numFmt w:val="bullet"/>
-      <w:lvlText w:val="•"/>
+      <w:lvlText w:val=""/>
       <w:lvlJc w:val="left"/>
       <w:pPr>
-        <w:ind w:left="720" w:hanging="480"/>
-      </w:pPr>
+        <w:ind w:left="720" w:hanging="360"/>
+      </w:pPr>
+      <w:rPr>
+        <w:rFonts w:ascii="Symbol" w:hAnsi="Symbol" w:cs="Symbol" w:hint="default"/>
+      </w:rPr>
     </w:lvl>
     <w:lvl w:ilvl="1">
       <w:numFmt w:val="bullet"/>
-      <w:lvlText w:val="–"/>
+      <w:lvlText w:val="o"/>
       <w:lvlJc w:val="left"/>
       <w:pPr>
-        <w:ind w:left="1440" w:hanging="480"/>
-      </w:pPr>
+        <w:ind w:left="1440" w:hanging="360"/>
+      </w:pPr>
+      <w:rPr>
+        <w:rFonts w:ascii="Courier New" w:hAnsi="Courier New" w:cs="Courier New" w:hint="default"/>
+      </w:rPr>
     </w:lvl>
     <w:lvl w:ilvl="2">
       <w:numFmt w:val="bullet"/>
-      <w:lvlText w:val="•"/>
+      <w:lvlText w:val=""/>
       <w:lvlJc w:val="left"/>
       <w:pPr>
-        <w:ind w:left="2160" w:hanging="480"/>
-      </w:pPr>
+        <w:ind w:left="2160" w:hanging="360"/>
+      </w:pPr>
+      <w:rPr>
+        <w:rFonts w:ascii="Wingdings" w:hAnsi="Wingdings" w:cs="Wingdings" w:hint="default"/>
+      </w:rPr>
     </w:lvl>
     <w:lvl w:ilvl="3">
       <w:numFmt w:val="bullet"/>
-      <w:lvlText w:val="–"/>
+      <w:lvlText w:val=""/>
       <w:lvlJc w:val="left"/>
       <w:pPr>
-        <w:ind w:left="2880" w:hanging="480"/>
-      </w:pPr>
+        <w:ind w:left="2880" w:hanging="360"/>
+      </w:pPr>
+      <w:rPr>
+        <w:rFonts w:ascii="Symbol" w:hAnsi="Symbol" w:cs="Symbol" w:hint="default"/>
+      </w:rPr>
     </w:lvl>
     <w:lvl w:ilvl="4">
       <w:numFmt w:val="bullet"/>
-      <w:lvlText w:val="•"/>
+      <w:lvlText w:val="o"/>
       <w:lvlJc w:val="left"/>
       <w:pPr>
-        <w:ind w:left="3600" w:hanging="480"/>
-      </w:pPr>
+        <w:ind w:left="3600" w:hanging="360"/>
+      </w:pPr>
+      <w:rPr>
+        <w:rFonts w:ascii="Courier New" w:hAnsi="Courier New" w:cs="Courier New" w:hint="default"/>
+      </w:rPr>
     </w:lvl>
     <w:lvl w:ilvl="5">
       <w:numFmt w:val="bullet"/>
-      <w:lvlText w:val="–"/>
+      <w:lvlText w:val=""/>
       <w:lvlJc w:val="left"/>
       <w:pPr>
-        <w:ind w:left="4320" w:hanging="480"/>
-      </w:pPr>
+        <w:ind w:left="4320" w:hanging="360"/>
+      </w:pPr>
+      <w:rPr>
+        <w:rFonts w:ascii="Wingdings" w:hAnsi="Wingdings" w:cs="Wingdings" w:hint="default"/>
+      </w:rPr>
     </w:lvl>
     <w:lvl w:ilvl="6">
       <w:numFmt w:val="bullet"/>
-      <w:lvlText w:val="•"/>
+      <w:lvlText w:val=""/>
       <w:lvlJc w:val="left"/>
       <w:pPr>
-        <w:ind w:left="5040" w:hanging="480"/>
-      </w:pPr>
+        <w:ind w:left="5040" w:hanging="360"/>
+      </w:pPr>
+      <w:rPr>
+        <w:rFonts w:ascii="Symbol" w:hAnsi="Symbol" w:cs="Symbol" w:hint="default"/>
+      </w:rPr>
     </w:lvl>
     <w:lvl w:ilvl="7">
       <w:numFmt w:val="bullet"/>
-      <w:lvlText w:val="–"/>
+      <w:lvlText w:val="o"/>
       <w:lvlJc w:val="left"/>
       <w:pPr>
-        <w:ind w:left="5760" w:hanging="480"/>
-      </w:pPr>
+        <w:ind w:left="5760" w:hanging="360"/>
+      </w:pPr>
+      <w:rPr>
+        <w:rFonts w:ascii="Courier New" w:hAnsi="Courier New" w:cs="Courier New" w:hint="default"/>
+      </w:rPr>
     </w:lvl>
     <w:lvl w:ilvl="8">
       <w:numFmt w:val="bullet"/>
-      <w:lvlText w:val="•"/>
+      <w:lvlText w:val=""/>
       <w:lvlJc w:val="left"/>
       <w:pPr>
-        <w:ind w:left="6480" w:hanging="480"/>
-      </w:pPr>
+        <w:ind w:left="6480" w:hanging="360"/>
+      </w:pPr>
+      <w:rPr>
+        <w:rFonts w:ascii="Wingdings" w:hAnsi="Wingdings" w:cs="Wingdings" w:hint="default"/>
+      </w:rPr>
     </w:lvl>
   </w:abstractNum>
   <w:num w:numId="1000">
@@ -5371,10 +5133,10 @@
   <w:docDefaults>
     <w:rPrDefault>
       <w:rPr>
-        <w:rFonts w:asciiTheme="minorHAnsi" w:cstheme="minorBidi" w:eastAsiaTheme="minorHAnsi" w:hAnsiTheme="minorHAnsi"/>
+        <w:rFonts w:asciiTheme="minorHAnsi" w:cstheme="minorBidi" w:eastAsiaTheme="minorEastAsia" w:hAnsiTheme="minorHAnsi"/>
         <w:sz w:val="24"/>
         <w:szCs w:val="24"/>
-        <w:lang w:bidi="ar-SA" w:eastAsia="en-US" w:val="en-US"/>
+        <w:lang w:bidi="ar-SA" w:eastAsia="zh-CN" w:val="en-US"/>
       </w:rPr>
     </w:rPrDefault>
     <w:pPrDefault>
@@ -5392,10 +5154,10 @@
     <w:name w:val="Body Text"/>
     <w:basedOn w:val="Normal"/>
     <w:link w:val="BodyTextChar"/>
+    <w:qFormat/>
     <w:pPr>
       <w:spacing w:after="180" w:before="180"/>
     </w:pPr>
-    <w:qFormat/>
   </w:style>
   <w:style w:customStyle="1" w:styleId="FirstParagraph" w:type="paragraph">
     <w:name w:val="First Paragraph"/>
@@ -5415,57 +5177,94 @@
     <w:name w:val="Title"/>
     <w:basedOn w:val="Normal"/>
     <w:next w:val="BodyText"/>
+    <w:link w:val="TitleChar"/>
+    <w:uiPriority w:val="10"/>
     <w:qFormat/>
+    <w:rsid w:val="00A10FD9"/>
     <w:pPr>
-      <w:keepNext/>
-      <w:keepLines/>
-      <w:spacing w:after="240" w:before="480"/>
+      <w:spacing w:after="80" w:line="240" w:lineRule="auto"/>
+      <w:contextualSpacing/>
       <w:jc w:val="center"/>
     </w:pPr>
     <w:rPr>
       <w:rFonts w:asciiTheme="majorHAnsi" w:cstheme="majorBidi" w:eastAsiaTheme="majorEastAsia" w:hAnsiTheme="majorHAnsi"/>
-      <w:b/>
-      <w:bCs/>
-      <w:color w:themeColor="accent1" w:themeShade="B5" w:val="345A8A"/>
-      <w:sz w:val="36"/>
-      <w:szCs w:val="36"/>
+      <w:sz w:val="56"/>
+      <w:szCs w:val="56"/>
+    </w:rPr>
+  </w:style>
+  <w:style w:customStyle="1" w:styleId="TitleChar" w:type="character">
+    <w:name w:val="Title Char"/>
+    <w:basedOn w:val="DefaultParagraphFont"/>
+    <w:link w:val="Title"/>
+    <w:uiPriority w:val="10"/>
+    <w:rsid w:val="00A10FD9"/>
+    <w:rPr>
+      <w:rFonts w:asciiTheme="majorHAnsi" w:cstheme="majorBidi" w:eastAsiaTheme="majorEastAsia" w:hAnsiTheme="majorHAnsi"/>
+      <w:sz w:val="56"/>
+      <w:szCs w:val="56"/>
     </w:rPr>
   </w:style>
   <w:style w:styleId="Subtitle" w:type="paragraph">
     <w:name w:val="Subtitle"/>
+    <w:basedOn w:val="Title"/>
+    <w:next w:val="BodyText"/>
+    <w:link w:val="SubtitleChar"/>
+    <w:uiPriority w:val="11"/>
+    <w:qFormat/>
+    <w:rsid w:val="00A10FD9"/>
+    <w:pPr>
+      <w:numPr>
+        <w:ilvl w:val="1"/>
+      </w:numPr>
+    </w:pPr>
+    <w:rPr>
+      <w:rFonts w:cstheme="majorBidi" w:eastAsiaTheme="majorEastAsia"/>
+      <w:spacing w:val="15"/>
+      <w:sz w:val="28"/>
+      <w:szCs w:val="28"/>
+    </w:rPr>
+  </w:style>
+  <w:style w:customStyle="1" w:styleId="SubtitleChar" w:type="character">
+    <w:name w:val="Subtitle Char"/>
+    <w:basedOn w:val="DefaultParagraphFont"/>
+    <w:link w:val="Subtitle"/>
+    <w:uiPriority w:val="11"/>
+    <w:rsid w:val="00A10FD9"/>
+    <w:rPr>
+      <w:rFonts w:cstheme="majorBidi" w:eastAsiaTheme="majorEastAsia"/>
+      <w:color w:themeColor="text1" w:themeTint="A6" w:val="595959"/>
+      <w:spacing w:val="15"/>
+      <w:sz w:val="28"/>
+      <w:szCs w:val="28"/>
+    </w:rPr>
+  </w:style>
+  <w:style w:customStyle="1" w:styleId="Author" w:type="paragraph">
+    <w:name w:val="Author"/>
     <w:basedOn w:val="Title"/>
     <w:next w:val="BodyText"/>
     <w:qFormat/>
     <w:pPr>
       <w:keepNext/>
       <w:keepLines/>
-      <w:spacing w:after="240" w:before="240"/>
-      <w:jc w:val="center"/>
     </w:pPr>
     <w:rPr>
-      <w:sz w:val="30"/>
-      <w:szCs w:val="30"/>
+      <w:sz w:val="24"/>
+      <w:szCs w:val="24"/>
     </w:rPr>
   </w:style>
-  <w:style w:customStyle="1" w:styleId="Author" w:type="paragraph">
-    <w:name w:val="Author"/>
+  <w:style w:styleId="Date" w:type="paragraph">
+    <w:name w:val="Date"/>
+    <w:basedOn w:val="Title"/>
     <w:next w:val="BodyText"/>
     <w:qFormat/>
     <w:pPr>
       <w:keepNext/>
       <w:keepLines/>
-      <w:jc w:val="center"/>
     </w:pPr>
-  </w:style>
-  <w:style w:styleId="Date" w:type="paragraph">
-    <w:name w:val="Date"/>
-    <w:next w:val="BodyText"/>
-    <w:qFormat/>
-    <w:pPr>
-      <w:keepNext/>
-      <w:keepLines/>
-      <w:jc w:val="center"/>
-    </w:pPr>
+    <w:rPr>
+      <w:sz w:val="24"/>
+      <w:szCs w:val="24"/>
+    </w:rPr>
   </w:style>
   <w:style w:customStyle="1" w:styleId="AbstractTitle" w:type="paragraph">
     <w:name w:val="Abstract Title"/>
@@ -5475,15 +5274,13 @@
     <w:pPr>
       <w:keepNext/>
       <w:keepLines/>
+      <w:spacing w:after="0" w:before="300"/>
       <w:jc w:val="center"/>
-      <w:spacing w:after="0" w:before="300"/>
     </w:pPr>
     <w:rPr>
+      <w:b/>
       <w:sz w:val="20"/>
       <w:szCs w:val="20"/>
-      <w:b/>
-      <w:color w:val="345A8A"/>
-      &gt;
     </w:rPr>
   </w:style>
   <w:style w:customStyle="1" w:styleId="Abstract" w:type="paragraph">
@@ -5510,191 +5307,321 @@
     <w:rPr/>
   </w:style>
   <w:style w:styleId="Heading1" w:type="paragraph">
-    <w:name w:val="Heading 1"/>
+    <w:name w:val="heading 1"/>
     <w:basedOn w:val="Normal"/>
     <w:next w:val="BodyText"/>
+    <w:link w:val="Heading1Char"/>
     <w:uiPriority w:val="9"/>
     <w:qFormat/>
+    <w:rsid w:val="00A10FD9"/>
     <w:pPr>
       <w:keepNext/>
       <w:keepLines/>
-      <w:spacing w:after="0" w:before="480"/>
+      <w:spacing w:after="80" w:before="360"/>
       <w:outlineLvl w:val="0"/>
     </w:pPr>
     <w:rPr>
       <w:rFonts w:asciiTheme="majorHAnsi" w:cstheme="majorBidi" w:eastAsiaTheme="majorEastAsia" w:hAnsiTheme="majorHAnsi"/>
-      <w:b/>
-      <w:bCs/>
-      <w:color w:themeColor="accent1" w:val="4F81BD"/>
-      <w:sz w:val="32"/>
-      <w:szCs w:val="32"/>
+      <w:color w:themeColor="accent1" w:themeShade="BF" w:val="0F4761"/>
+      <w:sz w:val="40"/>
+      <w:szCs w:val="40"/>
     </w:rPr>
   </w:style>
   <w:style w:styleId="Heading2" w:type="paragraph">
-    <w:name w:val="Heading 2"/>
+    <w:name w:val="heading 2"/>
     <w:basedOn w:val="Normal"/>
     <w:next w:val="BodyText"/>
+    <w:link w:val="Heading2Char"/>
     <w:uiPriority w:val="9"/>
+    <w:semiHidden/>
     <w:unhideWhenUsed/>
     <w:qFormat/>
+    <w:rsid w:val="00A10FD9"/>
     <w:pPr>
       <w:keepNext/>
       <w:keepLines/>
-      <w:spacing w:after="0" w:before="200"/>
+      <w:spacing w:after="80" w:before="160"/>
       <w:outlineLvl w:val="1"/>
     </w:pPr>
     <w:rPr>
       <w:rFonts w:asciiTheme="majorHAnsi" w:cstheme="majorBidi" w:eastAsiaTheme="majorEastAsia" w:hAnsiTheme="majorHAnsi"/>
-      <w:b/>
-      <w:bCs/>
-      <w:color w:themeColor="accent1" w:val="4F81BD"/>
+      <w:color w:themeColor="accent1" w:themeShade="BF" w:val="0F4761"/>
+      <w:sz w:val="32"/>
+      <w:szCs w:val="32"/>
+    </w:rPr>
+  </w:style>
+  <w:style w:styleId="Heading3" w:type="paragraph">
+    <w:name w:val="heading 3"/>
+    <w:basedOn w:val="Normal"/>
+    <w:next w:val="BodyText"/>
+    <w:link w:val="Heading3Char"/>
+    <w:uiPriority w:val="9"/>
+    <w:semiHidden/>
+    <w:unhideWhenUsed/>
+    <w:qFormat/>
+    <w:rsid w:val="00A10FD9"/>
+    <w:pPr>
+      <w:keepNext/>
+      <w:keepLines/>
+      <w:spacing w:after="80" w:before="160"/>
+      <w:outlineLvl w:val="2"/>
+    </w:pPr>
+    <w:rPr>
+      <w:rFonts w:cstheme="majorBidi" w:eastAsiaTheme="majorEastAsia"/>
+      <w:color w:themeColor="accent1" w:themeShade="BF" w:val="0F4761"/>
       <w:sz w:val="28"/>
       <w:szCs w:val="28"/>
     </w:rPr>
   </w:style>
-  <w:style w:styleId="Heading3" w:type="paragraph">
-    <w:name w:val="Heading 3"/>
+  <w:style w:styleId="Heading4" w:type="paragraph">
+    <w:name w:val="heading 4"/>
     <w:basedOn w:val="Normal"/>
     <w:next w:val="BodyText"/>
+    <w:link w:val="Heading4Char"/>
     <w:uiPriority w:val="9"/>
+    <w:semiHidden/>
     <w:unhideWhenUsed/>
     <w:qFormat/>
+    <w:rsid w:val="00A10FD9"/>
     <w:pPr>
       <w:keepNext/>
       <w:keepLines/>
-      <w:spacing w:after="0" w:before="200"/>
-      <w:outlineLvl w:val="2"/>
+      <w:spacing w:after="40" w:before="80"/>
+      <w:outlineLvl w:val="3"/>
     </w:pPr>
     <w:rPr>
-      <w:rFonts w:asciiTheme="majorHAnsi" w:cstheme="majorBidi" w:eastAsiaTheme="majorEastAsia" w:hAnsiTheme="majorHAnsi"/>
-      <w:b/>
-      <w:bCs/>
-      <w:color w:themeColor="accent1" w:val="4F81BD"/>
-      <w:sz w:val="24"/>
-      <w:szCs w:val="24"/>
+      <w:rFonts w:cstheme="majorBidi" w:eastAsiaTheme="majorEastAsia"/>
+      <w:i/>
+      <w:iCs/>
+      <w:color w:themeColor="accent1" w:themeShade="BF" w:val="0F4761"/>
     </w:rPr>
   </w:style>
-  <w:style w:styleId="Heading4" w:type="paragraph">
-    <w:name w:val="Heading 4"/>
+  <w:style w:styleId="Heading5" w:type="paragraph">
+    <w:name w:val="heading 5"/>
     <w:basedOn w:val="Normal"/>
     <w:next w:val="BodyText"/>
+    <w:link w:val="Heading5Char"/>
     <w:uiPriority w:val="9"/>
+    <w:semiHidden/>
     <w:unhideWhenUsed/>
     <w:qFormat/>
+    <w:rsid w:val="00A10FD9"/>
     <w:pPr>
       <w:keepNext/>
       <w:keepLines/>
-      <w:spacing w:after="0" w:before="200"/>
-      <w:outlineLvl w:val="3"/>
+      <w:spacing w:after="40" w:before="80"/>
+      <w:outlineLvl w:val="4"/>
     </w:pPr>
     <w:rPr>
-      <w:rFonts w:asciiTheme="majorHAnsi" w:cstheme="majorBidi" w:eastAsiaTheme="majorEastAsia" w:hAnsiTheme="majorHAnsi"/>
-      <w:i/>
-      <w:bCs/>
-      <w:color w:themeColor="accent1" w:val="4F81BD"/>
-      <w:sz w:val="24"/>
-      <w:szCs w:val="24"/>
+      <w:rFonts w:cstheme="majorBidi" w:eastAsiaTheme="majorEastAsia"/>
+      <w:color w:themeColor="accent1" w:themeShade="BF" w:val="0F4761"/>
     </w:rPr>
   </w:style>
-  <w:style w:styleId="Heading5" w:type="paragraph">
-    <w:name w:val="Heading 5"/>
+  <w:style w:styleId="Heading6" w:type="paragraph">
+    <w:name w:val="heading 6"/>
     <w:basedOn w:val="Normal"/>
     <w:next w:val="BodyText"/>
+    <w:link w:val="Heading6Char"/>
     <w:uiPriority w:val="9"/>
+    <w:semiHidden/>
     <w:unhideWhenUsed/>
     <w:qFormat/>
+    <w:rsid w:val="00A10FD9"/>
     <w:pPr>
       <w:keepNext/>
       <w:keepLines/>
-      <w:spacing w:after="0" w:before="200"/>
-      <w:outlineLvl w:val="4"/>
+      <w:spacing w:after="0" w:before="40"/>
+      <w:outlineLvl w:val="5"/>
     </w:pPr>
     <w:rPr>
-      <w:rFonts w:asciiTheme="majorHAnsi" w:cstheme="majorBidi" w:eastAsiaTheme="majorEastAsia" w:hAnsiTheme="majorHAnsi"/>
+      <w:rFonts w:cstheme="majorBidi" w:eastAsiaTheme="majorEastAsia"/>
+      <w:i/>
       <w:iCs/>
-      <w:color w:themeColor="accent1" w:val="4F81BD"/>
-      <w:sz w:val="24"/>
-      <w:szCs w:val="24"/>
+      <w:color w:themeColor="text1" w:themeTint="A6" w:val="595959"/>
     </w:rPr>
   </w:style>
-  <w:style w:styleId="Heading6" w:type="paragraph">
-    <w:name w:val="Heading 6"/>
+  <w:style w:styleId="Heading7" w:type="paragraph">
+    <w:name w:val="heading 7"/>
     <w:basedOn w:val="Normal"/>
     <w:next w:val="BodyText"/>
+    <w:link w:val="Heading7Char"/>
     <w:uiPriority w:val="9"/>
+    <w:semiHidden/>
     <w:unhideWhenUsed/>
     <w:qFormat/>
+    <w:rsid w:val="00A10FD9"/>
     <w:pPr>
       <w:keepNext/>
       <w:keepLines/>
-      <w:spacing w:after="0" w:before="200"/>
-      <w:outlineLvl w:val="5"/>
+      <w:spacing w:after="0" w:before="40"/>
+      <w:outlineLvl w:val="6"/>
     </w:pPr>
     <w:rPr>
-      <w:rFonts w:asciiTheme="majorHAnsi" w:cstheme="majorBidi" w:eastAsiaTheme="majorEastAsia" w:hAnsiTheme="majorHAnsi"/>
-      <w:color w:themeColor="accent1" w:val="4F81BD"/>
-      <w:sz w:val="24"/>
-      <w:szCs w:val="24"/>
+      <w:rFonts w:cstheme="majorBidi" w:eastAsiaTheme="majorEastAsia"/>
+      <w:color w:themeColor="text1" w:themeTint="A6" w:val="595959"/>
     </w:rPr>
   </w:style>
-  <w:style w:styleId="Heading7" w:type="paragraph">
-    <w:name w:val="Heading 7"/>
+  <w:style w:styleId="Heading8" w:type="paragraph">
+    <w:name w:val="heading 8"/>
     <w:basedOn w:val="Normal"/>
     <w:next w:val="BodyText"/>
+    <w:link w:val="Heading8Char"/>
     <w:uiPriority w:val="9"/>
+    <w:semiHidden/>
     <w:unhideWhenUsed/>
     <w:qFormat/>
+    <w:rsid w:val="00A10FD9"/>
     <w:pPr>
       <w:keepNext/>
       <w:keepLines/>
-      <w:spacing w:after="0" w:before="200"/>
-      <w:outlineLvl w:val="6"/>
+      <w:spacing w:after="0"/>
+      <w:outlineLvl w:val="7"/>
     </w:pPr>
     <w:rPr>
-      <w:rFonts w:asciiTheme="majorHAnsi" w:cstheme="majorBidi" w:eastAsiaTheme="majorEastAsia" w:hAnsiTheme="majorHAnsi"/>
-      <w:color w:themeColor="accent1" w:val="4F81BD"/>
-      <w:sz w:val="24"/>
-      <w:szCs w:val="24"/>
+      <w:rFonts w:cstheme="majorBidi" w:eastAsiaTheme="majorEastAsia"/>
+      <w:i/>
+      <w:iCs/>
+      <w:color w:themeColor="text1" w:themeTint="D8" w:val="272727"/>
     </w:rPr>
   </w:style>
-  <w:style w:styleId="Heading8" w:type="paragraph">
-    <w:name w:val="Heading 8"/>
+  <w:style w:styleId="Heading9" w:type="paragraph">
+    <w:name w:val="heading 9"/>
     <w:basedOn w:val="Normal"/>
     <w:next w:val="BodyText"/>
+    <w:link w:val="Heading9Char"/>
     <w:uiPriority w:val="9"/>
+    <w:semiHidden/>
     <w:unhideWhenUsed/>
     <w:qFormat/>
+    <w:rsid w:val="00A10FD9"/>
     <w:pPr>
       <w:keepNext/>
       <w:keepLines/>
-      <w:spacing w:after="0" w:before="200"/>
-      <w:outlineLvl w:val="7"/>
-    </w:pPr>
-    <w:rPr>
-      <w:rFonts w:asciiTheme="majorHAnsi" w:cstheme="majorBidi" w:eastAsiaTheme="majorEastAsia" w:hAnsiTheme="majorHAnsi"/>
-      <w:color w:themeColor="accent1" w:val="4F81BD"/>
-      <w:sz w:val="24"/>
-      <w:szCs w:val="24"/>
-    </w:rPr>
-  </w:style>
-  <w:style w:styleId="Heading9" w:type="paragraph">
-    <w:name w:val="Heading 9"/>
-    <w:basedOn w:val="Normal"/>
-    <w:next w:val="BodyText"/>
-    <w:uiPriority w:val="9"/>
-    <w:unhideWhenUsed/>
-    <w:qFormat/>
-    <w:pPr>
-      <w:keepNext/>
-      <w:keepLines/>
-      <w:spacing w:after="0" w:before="200"/>
+      <w:spacing w:after="0"/>
       <w:outlineLvl w:val="8"/>
     </w:pPr>
     <w:rPr>
+      <w:rFonts w:cstheme="majorBidi" w:eastAsiaTheme="majorEastAsia"/>
+      <w:color w:themeColor="text1" w:themeTint="D8" w:val="272727"/>
+    </w:rPr>
+  </w:style>
+  <w:style w:customStyle="1" w:styleId="Heading1Char" w:type="character">
+    <w:name w:val="Heading 1 Char"/>
+    <w:basedOn w:val="DefaultParagraphFont"/>
+    <w:link w:val="Heading1"/>
+    <w:uiPriority w:val="9"/>
+    <w:rsid w:val="00A10FD9"/>
+    <w:rPr>
       <w:rFonts w:asciiTheme="majorHAnsi" w:cstheme="majorBidi" w:eastAsiaTheme="majorEastAsia" w:hAnsiTheme="majorHAnsi"/>
-      <w:color w:themeColor="accent1" w:val="4F81BD"/>
-      <w:sz w:val="24"/>
-      <w:szCs w:val="24"/>
+      <w:color w:themeColor="accent1" w:themeShade="BF" w:val="0F4761"/>
+      <w:sz w:val="40"/>
+      <w:szCs w:val="40"/>
+    </w:rPr>
+  </w:style>
+  <w:style w:customStyle="1" w:styleId="Heading2Char" w:type="character">
+    <w:name w:val="Heading 2 Char"/>
+    <w:basedOn w:val="DefaultParagraphFont"/>
+    <w:link w:val="Heading2"/>
+    <w:uiPriority w:val="9"/>
+    <w:semiHidden/>
+    <w:rsid w:val="00A10FD9"/>
+    <w:rPr>
+      <w:rFonts w:asciiTheme="majorHAnsi" w:cstheme="majorBidi" w:eastAsiaTheme="majorEastAsia" w:hAnsiTheme="majorHAnsi"/>
+      <w:color w:themeColor="accent1" w:themeShade="BF" w:val="0F4761"/>
+      <w:sz w:val="32"/>
+      <w:szCs w:val="32"/>
+    </w:rPr>
+  </w:style>
+  <w:style w:customStyle="1" w:styleId="Heading3Char" w:type="character">
+    <w:name w:val="Heading 3 Char"/>
+    <w:basedOn w:val="DefaultParagraphFont"/>
+    <w:link w:val="Heading3"/>
+    <w:uiPriority w:val="9"/>
+    <w:semiHidden/>
+    <w:rsid w:val="00A10FD9"/>
+    <w:rPr>
+      <w:rFonts w:cstheme="majorBidi" w:eastAsiaTheme="majorEastAsia"/>
+      <w:color w:themeColor="accent1" w:themeShade="BF" w:val="0F4761"/>
+      <w:sz w:val="28"/>
+      <w:szCs w:val="28"/>
+    </w:rPr>
+  </w:style>
+  <w:style w:customStyle="1" w:styleId="Heading4Char" w:type="character">
+    <w:name w:val="Heading 4 Char"/>
+    <w:basedOn w:val="DefaultParagraphFont"/>
+    <w:link w:val="Heading4"/>
+    <w:uiPriority w:val="9"/>
+    <w:semiHidden/>
+    <w:rsid w:val="00A10FD9"/>
+    <w:rPr>
+      <w:rFonts w:cstheme="majorBidi" w:eastAsiaTheme="majorEastAsia"/>
+      <w:i/>
+      <w:iCs/>
+      <w:color w:themeColor="accent1" w:themeShade="BF" w:val="0F4761"/>
+    </w:rPr>
+  </w:style>
+  <w:style w:customStyle="1" w:styleId="Heading5Char" w:type="character">
+    <w:name w:val="Heading 5 Char"/>
+    <w:basedOn w:val="DefaultParagraphFont"/>
+    <w:link w:val="Heading5"/>
+    <w:uiPriority w:val="9"/>
+    <w:semiHidden/>
+    <w:rsid w:val="00A10FD9"/>
+    <w:rPr>
+      <w:rFonts w:cstheme="majorBidi" w:eastAsiaTheme="majorEastAsia"/>
+      <w:color w:themeColor="accent1" w:themeShade="BF" w:val="0F4761"/>
+    </w:rPr>
+  </w:style>
+  <w:style w:customStyle="1" w:styleId="Heading6Char" w:type="character">
+    <w:name w:val="Heading 6 Char"/>
+    <w:basedOn w:val="DefaultParagraphFont"/>
+    <w:link w:val="Heading6"/>
+    <w:uiPriority w:val="9"/>
+    <w:semiHidden/>
+    <w:rsid w:val="00A10FD9"/>
+    <w:rPr>
+      <w:rFonts w:cstheme="majorBidi" w:eastAsiaTheme="majorEastAsia"/>
+      <w:i/>
+      <w:iCs/>
+      <w:color w:themeColor="text1" w:themeTint="A6" w:val="595959"/>
+    </w:rPr>
+  </w:style>
+  <w:style w:customStyle="1" w:styleId="Heading7Char" w:type="character">
+    <w:name w:val="Heading 7 Char"/>
+    <w:basedOn w:val="DefaultParagraphFont"/>
+    <w:link w:val="Heading7"/>
+    <w:uiPriority w:val="9"/>
+    <w:semiHidden/>
+    <w:rsid w:val="00A10FD9"/>
+    <w:rPr>
+      <w:rFonts w:cstheme="majorBidi" w:eastAsiaTheme="majorEastAsia"/>
+      <w:color w:themeColor="text1" w:themeTint="A6" w:val="595959"/>
+    </w:rPr>
+  </w:style>
+  <w:style w:customStyle="1" w:styleId="Heading8Char" w:type="character">
+    <w:name w:val="Heading 8 Char"/>
+    <w:basedOn w:val="DefaultParagraphFont"/>
+    <w:link w:val="Heading8"/>
+    <w:uiPriority w:val="9"/>
+    <w:semiHidden/>
+    <w:rsid w:val="00A10FD9"/>
+    <w:rPr>
+      <w:rFonts w:cstheme="majorBidi" w:eastAsiaTheme="majorEastAsia"/>
+      <w:i/>
+      <w:iCs/>
+      <w:color w:themeColor="text1" w:themeTint="D8" w:val="272727"/>
+    </w:rPr>
+  </w:style>
+  <w:style w:customStyle="1" w:styleId="Heading9Char" w:type="character">
+    <w:name w:val="Heading 9 Char"/>
+    <w:basedOn w:val="DefaultParagraphFont"/>
+    <w:link w:val="Heading9"/>
+    <w:uiPriority w:val="9"/>
+    <w:semiHidden/>
+    <w:rsid w:val="00A10FD9"/>
+    <w:rPr>
+      <w:rFonts w:cstheme="majorBidi" w:eastAsiaTheme="majorEastAsia"/>
+      <w:color w:themeColor="text1" w:themeTint="D8" w:val="272727"/>
     </w:rPr>
   </w:style>
   <w:style w:styleId="BlockText" w:type="paragraph">
@@ -5716,6 +5643,18 @@
     <w:uiPriority w:val="9"/>
     <w:unhideWhenUsed/>
     <w:qFormat/>
+  </w:style>
+  <w:style w:styleId="FootnoteBlockText" w:type="paragraph">
+    <w:name w:val="Footnote Block Text"/>
+    <w:basedOn w:val="FootnoteText"/>
+    <w:next w:val="FootnoteText"/>
+    <w:uiPriority w:val="9"/>
+    <w:unhideWhenUsed/>
+    <w:qFormat/>
+    <w:pPr>
+      <w:spacing w:after="100" w:before="100"/>
+      <w:ind w:firstLine="0" w:left="480" w:right="480"/>
+    </w:pPr>
   </w:style>
   <w:style w:default="1" w:styleId="DefaultParagraphFont" w:type="character">
     <w:name w:val="Default Paragraph Font"/>
@@ -5738,18 +5677,11 @@
       </w:tblCellMar>
     </w:tblPr>
     <w:tblStylePr w:type="firstRow">
-      <w:tblPr>
-        <w:jc w:val="left"/>
-        <w:tblInd w:type="dxa" w:w="0"/>
-      </w:tblPr>
-      <w:trPr>
-        <w:jc w:val="left"/>
-      </w:trPr>
       <w:tcPr>
-        <w:vAlign w:val="bottom"/>
         <w:tcBorders>
           <w:bottom w:val="single"/>
         </w:tcBorders>
+        <w:vAlign w:val="bottom"/>
       </w:tcPr>
     </w:tblStylePr>
   </w:style>
@@ -5864,8 +5796,8 @@
     <w:name w:val="KeywordTok"/>
     <w:basedOn w:val="VerbatimChar"/>
     <w:rPr>
+      <w:b/>
       <w:color w:val="007020"/>
-      <w:b/>
     </w:rPr>
   </w:style>
   <w:style w:type="character" w:customStyle="1" w:styleId="DataTypeTok">
@@ -5942,42 +5874,42 @@
     <w:name w:val="ImportTok"/>
     <w:basedOn w:val="VerbatimChar"/>
     <w:rPr>
+      <w:b/>
       <w:color w:val="008000"/>
-      <w:b/>
     </w:rPr>
   </w:style>
   <w:style w:type="character" w:customStyle="1" w:styleId="CommentTok">
     <w:name w:val="CommentTok"/>
     <w:basedOn w:val="VerbatimChar"/>
     <w:rPr>
+      <w:i/>
       <w:color w:val="60a0b0"/>
-      <w:i/>
     </w:rPr>
   </w:style>
   <w:style w:type="character" w:customStyle="1" w:styleId="DocumentationTok">
     <w:name w:val="DocumentationTok"/>
     <w:basedOn w:val="VerbatimChar"/>
     <w:rPr>
+      <w:i/>
       <w:color w:val="ba2121"/>
-      <w:i/>
     </w:rPr>
   </w:style>
   <w:style w:type="character" w:customStyle="1" w:styleId="AnnotationTok">
     <w:name w:val="AnnotationTok"/>
     <w:basedOn w:val="VerbatimChar"/>
     <w:rPr>
-      <w:color w:val="60a0b0"/>
       <w:b/>
       <w:i/>
+      <w:color w:val="60a0b0"/>
     </w:rPr>
   </w:style>
   <w:style w:type="character" w:customStyle="1" w:styleId="CommentVarTok">
     <w:name w:val="CommentVarTok"/>
     <w:basedOn w:val="VerbatimChar"/>
     <w:rPr>
-      <w:color w:val="60a0b0"/>
       <w:b/>
       <w:i/>
+      <w:color w:val="60a0b0"/>
     </w:rPr>
   </w:style>
   <w:style w:type="character" w:customStyle="1" w:styleId="OtherTok">
@@ -6005,8 +5937,8 @@
     <w:name w:val="ControlFlowTok"/>
     <w:basedOn w:val="VerbatimChar"/>
     <w:rPr>
+      <w:b/>
       <w:color w:val="007020"/>
-      <w:b/>
     </w:rPr>
   </w:style>
   <w:style w:type="character" w:customStyle="1" w:styleId="OperatorTok">
@@ -6051,34 +5983,34 @@
     <w:name w:val="InformationTok"/>
     <w:basedOn w:val="VerbatimChar"/>
     <w:rPr>
-      <w:color w:val="60a0b0"/>
       <w:b/>
       <w:i/>
+      <w:color w:val="60a0b0"/>
     </w:rPr>
   </w:style>
   <w:style w:type="character" w:customStyle="1" w:styleId="WarningTok">
     <w:name w:val="WarningTok"/>
     <w:basedOn w:val="VerbatimChar"/>
     <w:rPr>
-      <w:color w:val="60a0b0"/>
       <w:b/>
       <w:i/>
+      <w:color w:val="60a0b0"/>
     </w:rPr>
   </w:style>
   <w:style w:type="character" w:customStyle="1" w:styleId="AlertTok">
     <w:name w:val="AlertTok"/>
     <w:basedOn w:val="VerbatimChar"/>
     <w:rPr>
+      <w:b/>
       <w:color w:val="ff0000"/>
-      <w:b/>
     </w:rPr>
   </w:style>
   <w:style w:type="character" w:customStyle="1" w:styleId="ErrorTok">
     <w:name w:val="ErrorTok"/>
     <w:basedOn w:val="VerbatimChar"/>
     <w:rPr>
+      <w:b/>
       <w:color w:val="ff0000"/>
-      <w:b/>
     </w:rPr>
   </w:style>
   <w:style w:type="character" w:customStyle="1" w:styleId="NormalTok">
@@ -6100,44 +6032,44 @@
         <a:sysClr val="window" lastClr="FFFFFF"/>
       </a:lt1>
       <a:dk2>
-        <a:srgbClr val="1F497D"/>
+        <a:srgbClr val="0E2841"/>
       </a:dk2>
       <a:lt2>
-        <a:srgbClr val="EEECE1"/>
+        <a:srgbClr val="E8E8E8"/>
       </a:lt2>
       <a:accent1>
-        <a:srgbClr val="4F81BD"/>
+        <a:srgbClr val="156082"/>
       </a:accent1>
       <a:accent2>
-        <a:srgbClr val="C0504D"/>
+        <a:srgbClr val="E97132"/>
       </a:accent2>
       <a:accent3>
-        <a:srgbClr val="9BBB59"/>
+        <a:srgbClr val="196B24"/>
       </a:accent3>
       <a:accent4>
-        <a:srgbClr val="8064A2"/>
+        <a:srgbClr val="0F9ED5"/>
       </a:accent4>
       <a:accent5>
-        <a:srgbClr val="4BACC6"/>
+        <a:srgbClr val="A02B93"/>
       </a:accent5>
       <a:accent6>
-        <a:srgbClr val="F79646"/>
+        <a:srgbClr val="4EA72E"/>
       </a:accent6>
       <a:hlink>
-        <a:srgbClr val="0000FF"/>
+        <a:srgbClr val="467886"/>
       </a:hlink>
       <a:folHlink>
-        <a:srgbClr val="800080"/>
+        <a:srgbClr val="96607D"/>
       </a:folHlink>
     </a:clrScheme>
     <a:fontScheme name="Office">
       <a:majorFont>
-        <a:latin typeface="Calibri"/>
+        <a:latin typeface="Aptos Display" panose="02110004020202020204"/>
         <a:ea typeface=""/>
         <a:cs typeface=""/>
-        <a:font script="Jpan" typeface="ＭＳ ゴシック"/>
+        <a:font script="Jpan" typeface="游ゴシック Light"/>
         <a:font script="Hang" typeface="맑은 고딕"/>
-        <a:font script="Hans" typeface="宋体"/>
+        <a:font script="Hans" typeface="等线 Light"/>
         <a:font script="Hant" typeface="新細明體"/>
         <a:font script="Arab" typeface="Times New Roman"/>
         <a:font script="Hebr" typeface="Times New Roman"/>
@@ -6164,14 +6096,32 @@
         <a:font script="Mong" typeface="Mongolian Baiti"/>
         <a:font script="Viet" typeface="Times New Roman"/>
         <a:font script="Uigh" typeface="Microsoft Uighur"/>
+        <a:font script="Geor" typeface="Sylfaen"/>
+        <a:font script="Armn" typeface="Arial"/>
+        <a:font script="Bugi" typeface="Leelawadee UI"/>
+        <a:font script="Bopo" typeface="Microsoft JhengHei"/>
+        <a:font script="Java" typeface="Javanese Text"/>
+        <a:font script="Lisu" typeface="Segoe UI"/>
+        <a:font script="Mymr" typeface="Myanmar Text"/>
+        <a:font script="Nkoo" typeface="Ebrima"/>
+        <a:font script="Olck" typeface="Nirmala UI"/>
+        <a:font script="Osma" typeface="Ebrima"/>
+        <a:font script="Phag" typeface="Phagspa"/>
+        <a:font script="Syrn" typeface="Estrangelo Edessa"/>
+        <a:font script="Syrj" typeface="Estrangelo Edessa"/>
+        <a:font script="Syre" typeface="Estrangelo Edessa"/>
+        <a:font script="Sora" typeface="Nirmala UI"/>
+        <a:font script="Tale" typeface="Microsoft Tai Le"/>
+        <a:font script="Talu" typeface="Microsoft New Tai Lue"/>
+        <a:font script="Tfng" typeface="Ebrima"/>
       </a:majorFont>
       <a:minorFont>
-        <a:latin typeface="Cambria"/>
+        <a:latin typeface="Aptos" panose="02110004020202020204"/>
         <a:ea typeface=""/>
         <a:cs typeface=""/>
-        <a:font script="Jpan" typeface="ＭＳ 明朝"/>
+        <a:font script="Jpan" typeface="游明朝"/>
         <a:font script="Hang" typeface="맑은 고딕"/>
-        <a:font script="Hans" typeface="宋体"/>
+        <a:font script="Hans" typeface="等线"/>
         <a:font script="Hant" typeface="新細明體"/>
         <a:font script="Arab" typeface="Arial"/>
         <a:font script="Hebr" typeface="Arial"/>
@@ -6198,6 +6148,24 @@
         <a:font script="Mong" typeface="Mongolian Baiti"/>
         <a:font script="Viet" typeface="Arial"/>
         <a:font script="Uigh" typeface="Microsoft Uighur"/>
+        <a:font script="Geor" typeface="Sylfaen"/>
+        <a:font script="Armn" typeface="Arial"/>
+        <a:font script="Bugi" typeface="Leelawadee UI"/>
+        <a:font script="Bopo" typeface="Microsoft JhengHei"/>
+        <a:font script="Java" typeface="Javanese Text"/>
+        <a:font script="Lisu" typeface="Segoe UI"/>
+        <a:font script="Mymr" typeface="Myanmar Text"/>
+        <a:font script="Nkoo" typeface="Ebrima"/>
+        <a:font script="Olck" typeface="Nirmala UI"/>
+        <a:font script="Osma" typeface="Ebrima"/>
+        <a:font script="Phag" typeface="Phagspa"/>
+        <a:font script="Syrn" typeface="Estrangelo Edessa"/>
+        <a:font script="Syrj" typeface="Estrangelo Edessa"/>
+        <a:font script="Syre" typeface="Estrangelo Edessa"/>
+        <a:font script="Sora" typeface="Nirmala UI"/>
+        <a:font script="Tale" typeface="Microsoft Tai Le"/>
+        <a:font script="Talu" typeface="Microsoft New Tai Lue"/>
+        <a:font script="Tfng" typeface="Ebrima"/>
       </a:minorFont>
     </a:fontScheme>
     <a:fmtScheme name="Office">
@@ -6209,200 +6177,141 @@
           <a:gsLst>
             <a:gs pos="0">
               <a:schemeClr val="phClr">
-                <a:tint val="50000"/>
-                <a:satMod val="300000"/>
+                <a:lumMod val="110000"/>
+                <a:satMod val="105000"/>
+                <a:tint val="67000"/>
               </a:schemeClr>
             </a:gs>
-            <a:gs pos="35000">
+            <a:gs pos="50000">
               <a:schemeClr val="phClr">
-                <a:tint val="37000"/>
-                <a:satMod val="300000"/>
+                <a:lumMod val="105000"/>
+                <a:satMod val="103000"/>
+                <a:tint val="73000"/>
               </a:schemeClr>
             </a:gs>
             <a:gs pos="100000">
               <a:schemeClr val="phClr">
-                <a:tint val="15000"/>
-                <a:satMod val="350000"/>
+                <a:lumMod val="105000"/>
+                <a:satMod val="109000"/>
+                <a:tint val="81000"/>
               </a:schemeClr>
             </a:gs>
           </a:gsLst>
-          <a:lin ang="16200000" scaled="1"/>
+          <a:lin ang="5400000" scaled="0"/>
         </a:gradFill>
         <a:gradFill rotWithShape="1">
           <a:gsLst>
             <a:gs pos="0">
               <a:schemeClr val="phClr">
-                <a:tint val="100000"/>
+                <a:satMod val="103000"/>
+                <a:lumMod val="102000"/>
+                <a:tint val="94000"/>
+              </a:schemeClr>
+            </a:gs>
+            <a:gs pos="50000">
+              <a:schemeClr val="phClr">
+                <a:satMod val="110000"/>
+                <a:lumMod val="100000"/>
                 <a:shade val="100000"/>
-                <a:satMod val="130000"/>
               </a:schemeClr>
             </a:gs>
             <a:gs pos="100000">
               <a:schemeClr val="phClr">
-                <a:tint val="50000"/>
-                <a:shade val="100000"/>
-                <a:satMod val="350000"/>
+                <a:lumMod val="99000"/>
+                <a:satMod val="120000"/>
+                <a:shade val="78000"/>
               </a:schemeClr>
             </a:gs>
           </a:gsLst>
-          <a:lin ang="16200000" scaled="0"/>
+          <a:lin ang="5400000" scaled="0"/>
         </a:gradFill>
       </a:fillStyleLst>
       <a:lnStyleLst>
-        <a:ln w="9525" cap="flat" cmpd="sng" algn="ctr">
-          <a:solidFill>
-            <a:schemeClr val="phClr">
-              <a:shade val="95000"/>
-              <a:satMod val="105000"/>
-            </a:schemeClr>
-          </a:solidFill>
-          <a:prstDash val="solid"/>
-        </a:ln>
-        <a:ln w="25400" cap="flat" cmpd="sng" algn="ctr">
+        <a:ln w="6350" cap="flat" cmpd="sng" algn="ctr">
           <a:solidFill>
             <a:schemeClr val="phClr"/>
           </a:solidFill>
           <a:prstDash val="solid"/>
+          <a:miter lim="800000"/>
         </a:ln>
-        <a:ln w="38100" cap="flat" cmpd="sng" algn="ctr">
+        <a:ln w="12700" cap="flat" cmpd="sng" algn="ctr">
           <a:solidFill>
             <a:schemeClr val="phClr"/>
           </a:solidFill>
           <a:prstDash val="solid"/>
+          <a:miter lim="800000"/>
+        </a:ln>
+        <a:ln w="19050" cap="flat" cmpd="sng" algn="ctr">
+          <a:solidFill>
+            <a:schemeClr val="phClr"/>
+          </a:solidFill>
+          <a:prstDash val="solid"/>
+          <a:miter lim="800000"/>
         </a:ln>
       </a:lnStyleLst>
       <a:effectStyleLst>
         <a:effectStyle>
+          <a:effectLst/>
+        </a:effectStyle>
+        <a:effectStyle>
+          <a:effectLst/>
+        </a:effectStyle>
+        <a:effectStyle>
           <a:effectLst>
-            <a:outerShdw blurRad="40000" dist="20000" dir="5400000" rotWithShape="0">
+            <a:outerShdw blurRad="57150" dist="19050" dir="5400000" algn="ctr" rotWithShape="0">
               <a:srgbClr val="000000">
-                <a:alpha val="38000"/>
+                <a:alpha val="63000"/>
               </a:srgbClr>
             </a:outerShdw>
           </a:effectLst>
-        </a:effectStyle>
-        <a:effectStyle>
-          <a:effectLst>
-            <a:outerShdw blurRad="40000" dist="23000" dir="5400000" rotWithShape="0">
-              <a:srgbClr val="000000">
-                <a:alpha val="35000"/>
-              </a:srgbClr>
-            </a:outerShdw>
-          </a:effectLst>
-        </a:effectStyle>
-        <a:effectStyle>
-          <a:effectLst>
-            <a:outerShdw blurRad="40000" dist="23000" dir="5400000" rotWithShape="0">
-              <a:srgbClr val="000000">
-                <a:alpha val="35000"/>
-              </a:srgbClr>
-            </a:outerShdw>
-          </a:effectLst>
-          <a:scene3d>
-            <a:camera prst="orthographicFront">
-              <a:rot lat="0" lon="0" rev="0"/>
-            </a:camera>
-            <a:lightRig rig="threePt" dir="t">
-              <a:rot lat="0" lon="0" rev="1200000"/>
-            </a:lightRig>
-          </a:scene3d>
-          <a:sp3d>
-            <a:bevelT w="63500" h="25400"/>
-          </a:sp3d>
         </a:effectStyle>
       </a:effectStyleLst>
       <a:bgFillStyleLst>
         <a:solidFill>
           <a:schemeClr val="phClr"/>
         </a:solidFill>
+        <a:solidFill>
+          <a:schemeClr val="phClr">
+            <a:tint val="95000"/>
+            <a:satMod val="170000"/>
+          </a:schemeClr>
+        </a:solidFill>
         <a:gradFill rotWithShape="1">
           <a:gsLst>
             <a:gs pos="0">
               <a:schemeClr val="phClr">
-                <a:tint val="40000"/>
-                <a:satMod val="350000"/>
+                <a:tint val="93000"/>
+                <a:satMod val="150000"/>
+                <a:shade val="98000"/>
+                <a:lumMod val="102000"/>
               </a:schemeClr>
             </a:gs>
-            <a:gs pos="40000">
+            <a:gs pos="50000">
               <a:schemeClr val="phClr">
-                <a:tint val="45000"/>
-                <a:shade val="99000"/>
-                <a:satMod val="350000"/>
+                <a:tint val="98000"/>
+                <a:satMod val="130000"/>
+                <a:shade val="90000"/>
+                <a:lumMod val="103000"/>
               </a:schemeClr>
             </a:gs>
             <a:gs pos="100000">
               <a:schemeClr val="phClr">
-                <a:shade val="20000"/>
-                <a:satMod val="255000"/>
+                <a:shade val="63000"/>
+                <a:satMod val="120000"/>
               </a:schemeClr>
             </a:gs>
           </a:gsLst>
-          <a:path path="circle">
-            <a:fillToRect l="50000" t="-80000" r="50000" b="180000"/>
-          </a:path>
-        </a:gradFill>
-        <a:gradFill rotWithShape="1">
-          <a:gsLst>
-            <a:gs pos="0">
-              <a:schemeClr val="phClr">
-                <a:tint val="80000"/>
-                <a:satMod val="300000"/>
-              </a:schemeClr>
-            </a:gs>
-            <a:gs pos="100000">
-              <a:schemeClr val="phClr">
-                <a:shade val="30000"/>
-                <a:satMod val="200000"/>
-              </a:schemeClr>
-            </a:gs>
-          </a:gsLst>
-          <a:path path="circle">
-            <a:fillToRect l="50000" t="50000" r="50000" b="50000"/>
-          </a:path>
+          <a:lin ang="5400000" scaled="0"/>
         </a:gradFill>
       </a:bgFillStyleLst>
     </a:fmtScheme>
   </a:themeElements>
-  <a:objectDefaults>
-    <a:spDef>
-      <a:spPr/>
-      <a:bodyPr/>
-      <a:lstStyle/>
-      <a:style>
-        <a:lnRef idx="1">
-          <a:schemeClr val="accent1"/>
-        </a:lnRef>
-        <a:fillRef idx="3">
-          <a:schemeClr val="accent1"/>
-        </a:fillRef>
-        <a:effectRef idx="2">
-          <a:schemeClr val="accent1"/>
-        </a:effectRef>
-        <a:fontRef idx="minor">
-          <a:schemeClr val="lt1"/>
-        </a:fontRef>
-      </a:style>
-    </a:spDef>
-    <a:lnDef>
-      <a:spPr/>
-      <a:bodyPr/>
-      <a:lstStyle/>
-      <a:style>
-        <a:lnRef idx="2">
-          <a:schemeClr val="accent1"/>
-        </a:lnRef>
-        <a:fillRef idx="0">
-          <a:schemeClr val="accent1"/>
-        </a:fillRef>
-        <a:effectRef idx="1">
-          <a:schemeClr val="accent1"/>
-        </a:effectRef>
-        <a:fontRef idx="minor">
-          <a:schemeClr val="tx1"/>
-        </a:fontRef>
-      </a:style>
-    </a:lnDef>
-  </a:objectDefaults>
+  <a:objectDefaults/>
   <a:extraClrSchemeLst/>
+  <a:extLst>
+    <a:ext uri="{05A4C25C-085E-4340-85A3-A5531E510DB2}">
+      <thm15:themeFamily xmlns:thm15="http://schemas.microsoft.com/office/thememl/2012/main" name="Office Theme" id="{2E142A2C-CD16-42D6-873A-C26D2A0506FA}" vid="{1BDDFF52-6CD6-40A5-AB3C-68EB2F1E4D0A}"/>
+    </a:ext>
+  </a:extLst>
 </a:theme>
 </file>
--- a/downloads/CHEM131_Syllabus_Fall2026.docx
+++ b/downloads/CHEM131_Syllabus_Fall2026.docx
@@ -1062,7 +1062,7 @@
         <w:t xml:space="preserve"> </w:t>
       </w:r>
       <w:r>
-        <w:t xml:space="preserve">No lectures — everything happens through weekly team discussions and hands-on labs. Show up, stay engaged, and ask for help before you’re stuck.</w:t>
+        <w:t xml:space="preserve">Hybrid means lectures online, labs on campus. Weekly TEAM discussions and lab two days per week. Show up, stay engaged, and ask for help before you’re stuck.</w:t>
       </w:r>
     </w:p>
     <w:p>
@@ -1070,7 +1070,7 @@
         <w:pStyle w:val="BodyText"/>
       </w:pPr>
       <w:r>
-        <w:t xml:space="preserve">Welcome, welcome, welcome! I’m Dr. B (Dr. Karl Bailey, he/him), and I’m glad to have you in CHEM&amp;131. You’ve already proven you can handle the pace and the math — let’s get into how this course runs, week to week.</w:t>
+        <w:t xml:space="preserve">Welcome, welcome, welcome! I’m Dr. B (Dr. Karl Bailey, he/him), and I’m glad to have you in CHEM&amp;131 this term. Wherever your last CHEM class was, I’m glad you’re here. Let’s get into how this class will work for you!</w:t>
       </w:r>
     </w:p>
     <w:p>
@@ -1092,7 +1092,7 @@
           <w:i/>
           <w:iCs/>
         </w:rPr>
-        <w:t xml:space="preserve">You already know the rhythm of this course from CHEM&amp;121. Trust the process, stay engaged weekly, and you’ll find your footing quickly.</w:t>
+        <w:t xml:space="preserve">Most students who stick with the weekly rhythm and stay engaged do well. The difference this term specifically is showing up consistently every day. This is level two CHEM – it will ask more from you than last time.</w:t>
       </w:r>
     </w:p>
     <w:bookmarkStart w:id="16" w:name="Xe66c6beb7eb2ec0e95c71e590f49bdb9df56704"/>
@@ -1109,7 +1109,7 @@
         <w:pStyle w:val="FirstParagraph"/>
       </w:pPr>
       <w:r>
-        <w:t xml:space="preserve">This course assumes the math and chemistry foundation you built in CHEM&amp;121. We move quickly into organic structures and biochemical pathways, so a comfort with unit conversions and basic chemical reasoning will serve you well from week one.</w:t>
+        <w:t xml:space="preserve">This course moves beyond the math and chemistry foundation you built in CHEM&amp;121. We move quickly into organic molecules and biochemical pathways, (structure = function). So while it will be all new right away, your basic chemical reasoning skills from CHEM&amp;121 will serve you well.</w:t>
       </w:r>
     </w:p>
     <w:bookmarkEnd w:id="16"/>
@@ -1937,7 +1937,7 @@
                 <w:b/>
                 <w:bCs/>
               </w:rPr>
-              <w:t xml:space="preserve">Privacy related to course tools and materials</w:t>
+              <w:t xml:space="preserve">Privacy &amp; accessibility for course tools and materials</w:t>
             </w:r>
           </w:p>
         </w:tc>
@@ -1966,51 +1966,6 @@
             </w:r>
             <w:r>
               <w:t xml:space="preserve">for Canvas, ALEKS, and other tools used in this course.</w:t>
-            </w:r>
-          </w:p>
-        </w:tc>
-      </w:tr>
-      <w:tr>
-        <w:tc>
-          <w:tcPr/>
-          <w:p>
-            <w:pPr>
-              <w:pStyle w:val="Compact"/>
-            </w:pPr>
-            <w:r>
-              <w:rPr>
-                <w:b/>
-                <w:bCs/>
-              </w:rPr>
-              <w:t xml:space="preserve">Accessibility related to course tools and materials</w:t>
-            </w:r>
-          </w:p>
-        </w:tc>
-        <w:tc>
-          <w:tcPr/>
-          <w:p>
-            <w:pPr>
-              <w:pStyle w:val="Compact"/>
-            </w:pPr>
-            <w:r>
-              <w:t xml:space="preserve">See Clark’s</w:t>
-            </w:r>
-            <w:r>
-              <w:t xml:space="preserve"> </w:t>
-            </w:r>
-            <w:hyperlink r:id="rId24">
-              <w:r>
-                <w:rPr>
-                  <w:rStyle w:val="Hyperlink"/>
-                </w:rPr>
-                <w:t xml:space="preserve">eLearning accessibility and privacy policies page</w:t>
-              </w:r>
-            </w:hyperlink>
-            <w:r>
-              <w:t xml:space="preserve"> </w:t>
-            </w:r>
-            <w:r>
-              <w:t xml:space="preserve">for accessibility statements on Canvas, ALEKS, and other course tools.</w:t>
             </w:r>
           </w:p>
         </w:tc>
@@ -4473,28 +4428,14 @@
           <w:rPr>
             <w:rStyle w:val="Hyperlink"/>
           </w:rPr>
-          <w:t xml:space="preserve">request them every term in myAccess</w:t>
+          <w:t xml:space="preserve">request them every term and schedule your own exams in myAccess</w:t>
         </w:r>
       </w:hyperlink>
       <w:r>
-        <w:t xml:space="preserve">. Students who need to test at DAC also need to</w:t>
-      </w:r>
-      <w:r>
         <w:t xml:space="preserve"> </w:t>
       </w:r>
-      <w:hyperlink r:id="rId78">
-        <w:r>
-          <w:rPr>
-            <w:rStyle w:val="Hyperlink"/>
-          </w:rPr>
-          <w:t xml:space="preserve">schedule their own exams in myAccess</w:t>
-        </w:r>
-      </w:hyperlink>
-      <w:r>
-        <w:t xml:space="preserve"> </w:t>
-      </w:r>
-      <w:r>
-        <w:t xml:space="preserve">or by contacting DAC. Exams should be scheduled with DAC with at least 5 business days’ notice. Please reach out to</w:t>
+      <w:r>
+        <w:t xml:space="preserve">— or by contacting DAC. Exams should be scheduled with DAC with at least 5 business days’ notice. Please reach out to</w:t>
       </w:r>
       <w:r>
         <w:t xml:space="preserve"> </w:t>

--- a/downloads/CHEM131_Syllabus_Fall2026.docx
+++ b/downloads/CHEM131_Syllabus_Fall2026.docx
@@ -1209,7 +1209,7 @@
         <w:t xml:space="preserve"> </w:t>
       </w:r>
       <w:r>
-        <w:t xml:space="preserve">Something is due nearly every day, Tuesday through Sunday — same pattern every week once you learn it.</w:t>
+        <w:t xml:space="preserve">Something is due nearly every day, Wednesday through Sunday — same pattern every week once you learn it.</w:t>
       </w:r>
     </w:p>
     <w:p>
@@ -1290,30 +1290,6 @@
               <w:pStyle w:val="Compact"/>
             </w:pPr>
             <w:r>
-              <w:t xml:space="preserve">Tuesday</w:t>
-            </w:r>
-          </w:p>
-        </w:tc>
-        <w:tc>
-          <w:tcPr/>
-          <w:p>
-            <w:pPr>
-              <w:pStyle w:val="Compact"/>
-            </w:pPr>
-            <w:r>
-              <w:t xml:space="preserve">OOL (Outside Of Lecture) discussion post due</w:t>
-            </w:r>
-          </w:p>
-        </w:tc>
-      </w:tr>
-      <w:tr>
-        <w:tc>
-          <w:tcPr/>
-          <w:p>
-            <w:pPr>
-              <w:pStyle w:val="Compact"/>
-            </w:pPr>
-            <w:r>
               <w:t xml:space="preserve">Wednesday</w:t>
             </w:r>
           </w:p>
@@ -1325,7 +1301,7 @@
               <w:pStyle w:val="Compact"/>
             </w:pPr>
             <w:r>
-              <w:t xml:space="preserve">First 3-2-1 Team discussion post due</w:t>
+              <w:t xml:space="preserve">3-2-1 Team post + upload due; OOL discussion post due</w:t>
             </w:r>
           </w:p>
         </w:tc>
@@ -1349,7 +1325,7 @@
               <w:pStyle w:val="Compact"/>
             </w:pPr>
             <w:r>
-              <w:t xml:space="preserve">OOL replies due</w:t>
+              <w:t xml:space="preserve">3-2-1 Team Lead post due</w:t>
             </w:r>
           </w:p>
         </w:tc>
@@ -1373,7 +1349,7 @@
               <w:pStyle w:val="Compact"/>
             </w:pPr>
             <w:r>
-              <w:t xml:space="preserve">Lab Intro upload due</w:t>
+              <w:t xml:space="preserve">OOL replies due; Lab Results (20 pts), Findings (10 pts), and Conclusions (20 pts) due</w:t>
             </w:r>
           </w:p>
         </w:tc>
@@ -1397,7 +1373,7 @@
               <w:pStyle w:val="Compact"/>
             </w:pPr>
             <w:r>
-              <w:t xml:space="preserve">Second 3-2-1 Team post + replies to all 3 teammates, ALEKS homework, OOL template upload, Lab Results &amp; Analysis, and Lab Discussion &amp; Conclusions template upload — all due</w:t>
+              <w:t xml:space="preserve">3-2-1 Team post + replies to all 3 teammates + upload due; ALEKS homework due; Lab Background (10 pts) and Methods (40 pts) due</w:t>
             </w:r>
           </w:p>
         </w:tc>
@@ -1416,7 +1392,7 @@
         <w:pStyle w:val="BodyText"/>
       </w:pPr>
       <w:r>
-        <w:t xml:space="preserve">Quizzes are the one exception to this weekly pattern — they’re in-person during lab, tentatively Weeks 3, 5, 6, 9, and 11 only.</w:t>
+        <w:t xml:space="preserve">Quizzes are the one exception to this weekly pattern — they’re in-person during lab, in Weeks 4, 6, 8, and 10 (Week 10 carries both Quiz 4 and Quiz 5, since it’s the merged final content week).</w:t>
       </w:r>
     </w:p>
     <w:p>

--- a/downloads/CHEM131_Syllabus_Fall2026.docx
+++ b/downloads/CHEM131_Syllabus_Fall2026.docx
@@ -24,7 +24,7 @@
         <w:pStyle w:val="FirstParagraph"/>
       </w:pPr>
       <w:r>
-        <w:t xml:space="preserve">This course builds directly on CHEM&amp;121, moving from general chemistry into the organic and biochemistry that explains how the human body actually works at a molecular level. This is the chemistry behind metabolism, drug action, and the major biomolecules you’ll encounter constantly in a health career — the layer beneath the clinical knowledge you’ll build in your program. Chemistry is also the foundation of the human body itself — the foods you eat and the environment around you determine physiological impacts and outcomes at a chemical level.</w:t>
+        <w:t xml:space="preserve">This course builds directly on CHEM&amp;121, moving from gases and solutions into organic and biochemistry — how the human body actually works at a molecular level. This is the science behind metabolism, enzyme and drug action, and the major biomolecules (like ATP) you’ll encounter constantly in a health career, all connected back to how the foods you eat and the world around you shape your body at a biochemical level.</w:t>
       </w:r>
     </w:p>
     <w:p>
@@ -32,7 +32,7 @@
         <w:pStyle w:val="BodyText"/>
       </w:pPr>
       <w:r>
-        <w:t xml:space="preserve">This term will ask more from you than the last. Organic chemistry is much more abstract, no math and no formulas. This term structure is function, so time on task and repetition is how we get more comfortable recognizing structures to better predict their function. This term more than the last, there are no shortcuts. It is the same for everyone, and everyone makes it through successfully. Use the first three modules to invest and build a solid foundation for the rest of the term. Everything in this syllabus is built around getting you through that process, not around catching you out.</w:t>
+        <w:t xml:space="preserve">This course will ask more of you than your last chemistry class. Organic chemistry is about structure and function — abstract, with no math or formulas — so recognizing chemical structures is your first big task. Like in A&amp;P, repetition is how you get comfortable enough with molecules to predict what they’ll do. There are no shortcuts, and everyone starts in the same place. Use the first three modules to build that foundation — this term is about putting in the time, not walking in already knowing it. You’ve got this.</w:t>
       </w:r>
     </w:p>
     <w:bookmarkEnd w:id="9"/>
@@ -128,7 +128,7 @@
                 <w:i/>
                 <w:iCs/>
               </w:rPr>
-              <w:t xml:space="preserve">[price TBD]</w:t>
+              <w:t xml:space="preserve">($19.50)</w:t>
             </w:r>
             <w:r>
               <w:t xml:space="preserve"> </w:t>
@@ -154,7 +154,7 @@
                 <w:i/>
                 <w:iCs/>
               </w:rPr>
-              <w:t xml:space="preserve">[price TBD]</w:t>
+              <w:t xml:space="preserve">(~$16.70)</w:t>
             </w:r>
             <w:r>
               <w:t xml:space="preserve"> </w:t>
@@ -188,7 +188,7 @@
               <w:pStyle w:val="Compact"/>
             </w:pPr>
             <w:r>
-              <w:t xml:space="preserve">Tuesday through Sunday each carry something — see Weekly Flow below for the exact rhythm. Once you learn it, it repeats every module.</w:t>
+              <w:t xml:space="preserve">Wednesday through Sunday each carry something — see Weekly Flow below for the exact rhythm. Once you learn it, it repeats every module.</w:t>
             </w:r>
           </w:p>
         </w:tc>
@@ -300,7 +300,7 @@
               <w:pStyle w:val="Compact"/>
             </w:pPr>
             <w:r>
-              <w:t xml:space="preserve">AI can support your learning — don’t let it do the learning for you. See the AI Agreement below for exactly where the lines are.</w:t>
+              <w:t xml:space="preserve">No AI-generated content in anything you submit — ever, no exceptions. See the AI Agreement below for the full policy.</w:t>
             </w:r>
           </w:p>
         </w:tc>
@@ -349,19 +349,7 @@
         <w:t xml:space="preserve"> </w:t>
       </w:r>
       <w:r>
-        <w:t xml:space="preserve">Discussions 30% · Labs 30% · Quizzes 20% · ALEKS Homework 10% · Final TYC Project 10%.</w:t>
-      </w:r>
-    </w:p>
-    <w:p>
-      <w:pPr>
-        <w:pStyle w:val="BodyText"/>
-      </w:pPr>
-      <w:r>
-        <w:rPr>
-          <w:i/>
-          <w:iCs/>
-        </w:rPr>
-        <w:t xml:space="preserve">(Working draft — the teaching team will confirm final category weights before the term begins.)</w:t>
+        <w:t xml:space="preserve">3-2-1 Team Posts 15% · OOL Discussions 15% · Lab Experiments 25% · Quizzes 20% · ALEKS Problem Sets 15% · Final TYC Project 10%.</w:t>
       </w:r>
     </w:p>
     <w:bookmarkStart w:id="10" w:name="course-terms-youll-see"/>
@@ -1053,16 +1041,10 @@
       </w:pPr>
       <w:r>
         <w:rPr>
-          <w:b/>
-          <w:bCs/>
+          <w:i/>
+          <w:iCs/>
         </w:rPr>
-        <w:t xml:space="preserve">TL;DR:</w:t>
-      </w:r>
-      <w:r>
-        <w:t xml:space="preserve"> </w:t>
-      </w:r>
-      <w:r>
-        <w:t xml:space="preserve">Hybrid means lectures online, labs on campus. Weekly TEAM discussions and lab two days per week. Show up, stay engaged, and ask for help before you’re stuck.</w:t>
+        <w:t xml:space="preserve">TL;DR: Hybrid means lectures online, labs on campus. Weekly TEAM discussions and lab two days per week. Show up, stay engaged, and ask for help before you’re stuck.</w:t>
       </w:r>
     </w:p>
     <w:p>
@@ -1200,16 +1182,10 @@
       </w:pPr>
       <w:r>
         <w:rPr>
-          <w:b/>
-          <w:bCs/>
+          <w:i/>
+          <w:iCs/>
         </w:rPr>
-        <w:t xml:space="preserve">TL;DR:</w:t>
-      </w:r>
-      <w:r>
-        <w:t xml:space="preserve"> </w:t>
-      </w:r>
-      <w:r>
-        <w:t xml:space="preserve">Something is due nearly every day, Wednesday through Sunday — same pattern every week once you learn it.</w:t>
+        <w:t xml:space="preserve">TL;DR: Something is due nearly every day, Wednesday through Sunday — same pattern every week once you learn it.</w:t>
       </w:r>
     </w:p>
     <w:p>
@@ -1301,7 +1277,7 @@
               <w:pStyle w:val="Compact"/>
             </w:pPr>
             <w:r>
-              <w:t xml:space="preserve">3-2-1 Team post + upload due; OOL discussion post due</w:t>
+              <w:t xml:space="preserve">3-2-1 Team post + upload due; OOL discussion post due; Lab Results (20 pts) due</w:t>
             </w:r>
           </w:p>
         </w:tc>
@@ -1325,7 +1301,7 @@
               <w:pStyle w:val="Compact"/>
             </w:pPr>
             <w:r>
-              <w:t xml:space="preserve">3-2-1 Team Lead post due</w:t>
+              <w:t xml:space="preserve">3-2-1 Team Lead Summary post due (Team Lead only, that week)</w:t>
             </w:r>
           </w:p>
         </w:tc>
@@ -1349,7 +1325,7 @@
               <w:pStyle w:val="Compact"/>
             </w:pPr>
             <w:r>
-              <w:t xml:space="preserve">OOL replies due; Lab Results (20 pts), Findings (10 pts), and Conclusions (20 pts) due</w:t>
+              <w:t xml:space="preserve">OOL replies due; Lab Findings (10 pts) and Conclusions (20 pts) due</w:t>
             </w:r>
           </w:p>
         </w:tc>
@@ -1434,16 +1410,10 @@
       </w:pPr>
       <w:r>
         <w:rPr>
-          <w:b/>
-          <w:bCs/>
+          <w:i/>
+          <w:iCs/>
         </w:rPr>
-        <w:t xml:space="preserve">TL;DR:</w:t>
-      </w:r>
-      <w:r>
-        <w:t xml:space="preserve"> </w:t>
-      </w:r>
-      <w:r>
-        <w:t xml:space="preserve">Canvas Inbox only, no email — I reply within 24 hours on weekdays.</w:t>
+        <w:t xml:space="preserve">TL;DR: Canvas Inbox only, no email — I reply within 24 hours on weekdays.</w:t>
       </w:r>
     </w:p>
     <w:tbl>
@@ -1583,7 +1553,7 @@
                 <w:b/>
                 <w:bCs/>
               </w:rPr>
-              <w:t xml:space="preserve">Student Hours</w:t>
+              <w:t xml:space="preserve">Help Hours</w:t>
             </w:r>
           </w:p>
         </w:tc>
@@ -1680,16 +1650,10 @@
       </w:pPr>
       <w:r>
         <w:rPr>
-          <w:b/>
-          <w:bCs/>
+          <w:i/>
+          <w:iCs/>
         </w:rPr>
-        <w:t xml:space="preserve">TL;DR:</w:t>
-      </w:r>
-      <w:r>
-        <w:t xml:space="preserve"> </w:t>
-      </w:r>
-      <w:r>
-        <w:t xml:space="preserve">Chemfolio + your lab manual (Clark Bookstore) + ALEKS (set up automatically in Canvas).</w:t>
+        <w:t xml:space="preserve">TL;DR: Chemfolio + your lab manual (Clark Bookstore) + ALEKS (set up automatically in Canvas).</w:t>
       </w:r>
     </w:p>
     <w:tbl>
@@ -1773,7 +1737,7 @@
                 <w:i/>
                 <w:iCs/>
               </w:rPr>
-              <w:t xml:space="preserve">[edition/ISBN/price TBD]</w:t>
+              <w:t xml:space="preserve">($19.50, edition/ISBN TBD)</w:t>
             </w:r>
             <w:r>
               <w:rPr>
@@ -1796,7 +1760,30 @@
                 <w:i/>
                 <w:iCs/>
               </w:rPr>
-              <w:t xml:space="preserve">[edition/ISBN/price TBD]</w:t>
+              <w:t xml:space="preserve">(~$16.70, edition/ISBN TBD)</w:t>
+            </w:r>
+            <w:r>
+              <w:rPr>
+                <w:b/>
+                <w:bCs/>
+              </w:rPr>
+              <w:t xml:space="preserve">Composition Notebook</w:t>
+            </w:r>
+            <w:r>
+              <w:t xml:space="preserve">, college ruled, 7.5 x 10 in — required.</w:t>
+            </w:r>
+            <w:r>
+              <w:rPr>
+                <w:b/>
+                <w:bCs/>
+              </w:rPr>
+              <w:t xml:space="preserve">Scientific or Graphing Calculator</w:t>
+            </w:r>
+            <w:r>
+              <w:t xml:space="preserve"> </w:t>
+            </w:r>
+            <w:r>
+              <w:t xml:space="preserve">— required physical calculator, no alternative electronic devices. If you’ll be taking Math 146 Statistics, we recommend a graphing calculator (Ti-84 or Ti-Nspire); otherwise any scientific calculator (Ti-34 Multiview, Ti-36 Pro, or Ti-30Xs Multiview) works. Available for purchase at the Clark Bookstore or rent at the Library.</w:t>
             </w:r>
             <w:r>
               <w:rPr>
@@ -1893,10 +1880,10 @@
               <w:pStyle w:val="Compact"/>
             </w:pPr>
             <w:r>
-              <w:t xml:space="preserve">Canvas Learning Management System, with Microsoft OneDrive linked directly through Canvas’s built-in Microsoft Education integration (no separate office.com setup needed).</w:t>
-            </w:r>
-            <w:r>
-              <w:t xml:space="preserve">A heads up: this embedded Office/OneDrive connection tripped up a number of students last term. Module 0 has a step-by-step setup guide — work through it in week one, and if you hit an error, contact Tech Hub (techhub@clark.edu · 360-992-2010) rather than troubleshooting alone.</w:t>
+              <w:t xml:space="preserve">Canvas Learning Management System. You’ll need to scan and upload multi-page PDF files to Canvas — Microsoft OneDrive or Adobe Scan are recommended.</w:t>
+            </w:r>
+            <w:r>
+              <w:t xml:space="preserve">Follow the directions in the Module 0 Getting Started guide, which include enabling your Clark student email and Clark Labs account to activate your free Microsoft Office 365 account.</w:t>
             </w:r>
           </w:p>
         </w:tc>
@@ -1993,7 +1980,7 @@
       </w:tr>
     </w:tbl>
     <w:bookmarkEnd w:id="26"/>
-    <w:bookmarkStart w:id="35" w:name="what-are-the-course-agreements"/>
+    <w:bookmarkStart w:id="32" w:name="what-are-the-course-agreements"/>
     <w:p>
       <w:pPr>
         <w:pStyle w:val="Heading1"/>
@@ -2008,16 +1995,10 @@
       </w:pPr>
       <w:r>
         <w:rPr>
-          <w:b/>
-          <w:bCs/>
+          <w:i/>
+          <w:iCs/>
         </w:rPr>
-        <w:t xml:space="preserve">TL;DR:</w:t>
-      </w:r>
-      <w:r>
-        <w:t xml:space="preserve"> </w:t>
-      </w:r>
-      <w:r>
-        <w:t xml:space="preserve">Message me in Canvas Inbox, cite anything that isn’t yours, never let AI write your discussion posts, and show up ready to work.</w:t>
+        <w:t xml:space="preserve">TL;DR: Message me in Canvas Inbox, cite anything that isn’t yours, never let AI write your discussion posts, and show up ready to work.</w:t>
       </w:r>
     </w:p>
     <w:bookmarkStart w:id="27" w:name="communication"/>
@@ -2052,7 +2033,23 @@
         <w:pStyle w:val="FirstParagraph"/>
       </w:pPr>
       <w:r>
-        <w:t xml:space="preserve">Use a citation to credit ANY source of information used in your work, be it a website, image, or content that YOU did not come up with. Yes, it’s a pain, but it helps when posting content for others who need to trust and rely on it. To avoid plagiarism (when you intentionally or unintentionally present someone else’s work as your own), you will need to signal that you are referencing outside material and give credit.</w:t>
+        <w:t xml:space="preserve">It is expected that you are submitting your own work regardless of format. Citations in this class can be in APA 7, ACS, CSE, or if you must MLA Style. Written assignments in this course serve as tools to facilitate your growth as well as assessments to demonstrate achievement of course competencies. Your ideas and knowledge are important and cannot be replicated by others or by artificial intelligence (AI). There are resources available to support you including your professors, Clark College Librarians, and writing tutors. They want to help!</w:t>
+      </w:r>
+    </w:p>
+    <w:p>
+      <w:pPr>
+        <w:pStyle w:val="BodyText"/>
+      </w:pPr>
+      <w:r>
+        <w:t xml:space="preserve">Academic dishonesty often happens when students are stressed and feeling under pressure or when cultural differences lead to miscommunication around local customs. There are two main types of academic dishonesty. Plagiarism is when a student doesn’t credit or properly cite the sources for their academic work. Cheating refers to a student getting or giving help on assignments that isn’t allowed by the professor. Use of AI tools submitted as your own work will be considered both plagiarism and cheating.</w:t>
+      </w:r>
+    </w:p>
+    <w:p>
+      <w:pPr>
+        <w:pStyle w:val="BodyText"/>
+      </w:pPr>
+      <w:r>
+        <w:t xml:space="preserve">A citation is when you give credit to another source of information that you are using in your work. This course has specific expectations about how you cite sources when you are referring to work that is not your own (for example, if you use an outside quote in a discussion post, etc.). To avoid plagiarism (when you intentionally or unintentionally present someone else’s work as your own), you will need to signal that you are referencing outside material and give credit. Read the</w:t>
       </w:r>
       <w:r>
         <w:t xml:space="preserve"> </w:t>
@@ -2062,18 +2059,18 @@
           <w:rPr>
             <w:rStyle w:val="Hyperlink"/>
           </w:rPr>
-          <w:t xml:space="preserve">Clark College Libraries’ plagiarism guide</w:t>
+          <w:t xml:space="preserve">plagiarism information from Clark College Libraries</w:t>
         </w:r>
       </w:hyperlink>
       <w:r>
         <w:t xml:space="preserve"> </w:t>
       </w:r>
       <w:r>
-        <w:t xml:space="preserve">is a handy resource for learning about what plagiarism is and how to avoid it. I am here if you have questions about how to correctly cite outside information in your work.</w:t>
+        <w:t xml:space="preserve">to learn about what plagiarism is and how to avoid it. It has a tutorial, tips, and style guides for citations. Ask us for help on this - it’s freely given!</w:t>
       </w:r>
     </w:p>
     <w:bookmarkEnd w:id="29"/>
-    <w:bookmarkStart w:id="33" w:name="X557e592dac108a6d1044d97136f1b079f25201c"/>
+    <w:bookmarkStart w:id="30" w:name="X557e592dac108a6d1044d97136f1b079f25201c"/>
     <w:p>
       <w:pPr>
         <w:pStyle w:val="Heading2"/>
@@ -2085,54 +2082,73 @@
     <w:p>
       <w:pPr>
         <w:pStyle w:val="FirstParagraph"/>
+      </w:pPr>
+      <w:r>
+        <w:rPr>
+          <w:i/>
+          <w:iCs/>
+        </w:rPr>
+        <w:t xml:space="preserve">TL;DR: No AI-generated content anywhere, in anything you submit — discussions, labs, ALEKS, quizzes, the Final Project. No exceptions, no declaring your way around it. Any AI use in a submission gets an F on that assignment.</w:t>
+      </w:r>
+    </w:p>
+    <w:p>
+      <w:pPr>
+        <w:pStyle w:val="BodyText"/>
       </w:pPr>
       <w:r>
         <w:rPr>
           <w:b/>
           <w:bCs/>
         </w:rPr>
-        <w:t xml:space="preserve">TL;DR:</w:t>
+        <w:t xml:space="preserve">Writing is integral to thinking. It is also hard.</w:t>
       </w:r>
       <w:r>
         <w:t xml:space="preserve"> </w:t>
       </w:r>
       <w:r>
-        <w:t xml:space="preserve">Never use AI to write anything you submit in discussions — no exceptions. AI can help you double-check your own lab/ALEKS work if you declare it. Quizzes and the Final Project: no AI, period.</w:t>
-      </w:r>
-    </w:p>
-    <w:p>
-      <w:pPr>
-        <w:pStyle w:val="BodyText"/>
-      </w:pPr>
-      <w:r>
-        <w:t xml:space="preserve">This agreement is a community commitment built on honesty, growth, and professionalism. AI is a more powerful tool than simply an advanced Google search. Learn to leverage it wisely, use it responsibly, and declare it when submitting your work. By enrolling in this course you are agreeing to abide by this agreement.</w:t>
-      </w:r>
-    </w:p>
-    <w:p>
-      <w:pPr>
-        <w:pStyle w:val="BodyText"/>
-      </w:pPr>
+        <w:t xml:space="preserve">In this class, I look forward to and am excited to see your original work and perspectives written in your own voice. You are not graded on grammar. Natural language processing (NLP) applications like ChatGPT, OpenAI, xAI, LLMs like DeepSeek, should be used with caution and only if you are documenting your work in Microsoft Word or Google Docs. You should note that the material generated by these programs may be inaccurate, incomplete, biased, or otherwise really crappy. Beware that use WILL stifle your own independent thinking and creativity. You cannot submit any work or even one sentence generated by an AI tool as your own. Even</w:t>
+      </w:r>
+      <w:r>
+        <w:t xml:space="preserve"> </w:t>
+      </w:r>
+      <w:r>
+        <w:t xml:space="preserve">“brainstormed”</w:t>
+      </w:r>
+      <w:r>
+        <w:t xml:space="preserve"> </w:t>
+      </w:r>
+      <w:r>
+        <w:t xml:space="preserve">material or ideas generated by AI should be credited instead of you, just like any other reference material.</w:t>
+      </w:r>
+      <w:r>
+        <w:t xml:space="preserve"> </w:t>
+      </w:r>
       <w:r>
         <w:rPr>
           <w:b/>
           <w:bCs/>
         </w:rPr>
-        <w:t xml:space="preserve">For discussions specifically: no AI-generated content is ever allowed in anything you submit — no exceptions, and declaring it doesn’t change that.</w:t>
-      </w:r>
-      <w:r>
-        <w:t xml:space="preserve"> </w:t>
-      </w:r>
-      <w:r>
-        <w:t xml:space="preserve">The 3-2-1 format, OOL posts, and Team Lead summaries all require your own reasoning, in your own words. AI-generated discussion content will not receive credit, whether declared or not.</w:t>
-      </w:r>
-    </w:p>
-    <w:bookmarkStart w:id="30" w:name="four-principles"/>
-    <w:p>
-      <w:pPr>
-        <w:pStyle w:val="Heading3"/>
-      </w:pPr>
-      <w:r>
-        <w:t xml:space="preserve">Four Principles</w:t>
+        <w:t xml:space="preserve">Assignments with AI will get an F.</w:t>
+      </w:r>
+    </w:p>
+    <w:p>
+      <w:pPr>
+        <w:pStyle w:val="BodyText"/>
+      </w:pPr>
+      <w:r>
+        <w:t xml:space="preserve">Think of the help you get from NLP apps as a much less sophisticated version of the assistance you can receive (for free!) from the Clark College Librarians or Writing Center tutors. A librarian or tutor might legitimately ask you a question to jump-start your imagination, or identify a poorly organized paragraph, but should never do the writing for you. A major difference here is that an NLP app is not a person. It’s a machine which is adept at recognizing patterns and reflecting those patterns back at us. It cannot think for itself. It cannot think for you. It is getting worse at writing for you.</w:t>
+      </w:r>
+    </w:p>
+    <w:p>
+      <w:pPr>
+        <w:pStyle w:val="BodyText"/>
+      </w:pPr>
+      <w:r>
+        <w:rPr>
+          <w:b/>
+          <w:bCs/>
+        </w:rPr>
+        <w:t xml:space="preserve">We need honest folks in healthcare occupations. Here’s how to avoid cheating:</w:t>
       </w:r>
     </w:p>
     <w:p>
@@ -2148,13 +2164,7 @@
           <w:b/>
           <w:bCs/>
         </w:rPr>
-        <w:t xml:space="preserve">Caution</w:t>
-      </w:r>
-      <w:r>
-        <w:t xml:space="preserve"> </w:t>
-      </w:r>
-      <w:r>
-        <w:t xml:space="preserve">— AI can be wrong. Double-check with class notes, labs, and trusted sources.</w:t>
+        <w:t xml:space="preserve">Document ALL your work offline in Microsoft Word in your OneDrive (see Canvas).</w:t>
       </w:r>
     </w:p>
     <w:p>
@@ -2170,13 +2180,43 @@
           <w:b/>
           <w:bCs/>
         </w:rPr>
-        <w:t xml:space="preserve">Trust</w:t>
-      </w:r>
-      <w:r>
-        <w:t xml:space="preserve"> </w:t>
-      </w:r>
-      <w:r>
-        <w:t xml:space="preserve">— Honesty builds our learning community. Declaring AI use has no penalty. Hiding it does.</w:t>
+        <w:t xml:space="preserve">Appropriate use of AI for any assignment in this class:</w:t>
+      </w:r>
+    </w:p>
+    <w:p>
+      <w:pPr>
+        <w:pStyle w:val="Compact"/>
+        <w:numPr>
+          <w:ilvl w:val="1"/>
+          <w:numId w:val="1003"/>
+        </w:numPr>
+      </w:pPr>
+      <w:r>
+        <w:t xml:space="preserve">You are free to use spell check, grammar check, and synonym identification tools in applications (e.g., those in Microsoft Word, Google Docs, Pages, or Canvas).</w:t>
+      </w:r>
+    </w:p>
+    <w:p>
+      <w:pPr>
+        <w:pStyle w:val="Compact"/>
+        <w:numPr>
+          <w:ilvl w:val="1"/>
+          <w:numId w:val="1003"/>
+        </w:numPr>
+      </w:pPr>
+      <w:r>
+        <w:t xml:space="preserve">You are free to use in-app recommendations when it comes to spelling and grammar of only sentences you have written entirely yourself first.</w:t>
+      </w:r>
+    </w:p>
+    <w:p>
+      <w:pPr>
+        <w:pStyle w:val="Compact"/>
+        <w:numPr>
+          <w:ilvl w:val="1"/>
+          <w:numId w:val="1003"/>
+        </w:numPr>
+      </w:pPr>
+      <w:r>
+        <w:t xml:space="preserve">You are free to use in-app recommendations when it comes to tweaking outlines you have written entirely yourself first.</w:t>
       </w:r>
     </w:p>
     <w:p>
@@ -2192,13 +2232,87 @@
           <w:b/>
           <w:bCs/>
         </w:rPr>
-        <w:t xml:space="preserve">Relevance</w:t>
+        <w:t xml:space="preserve">Inappropriate use of AI for any assignment in this class:</w:t>
+      </w:r>
+    </w:p>
+    <w:p>
+      <w:pPr>
+        <w:pStyle w:val="Compact"/>
+        <w:numPr>
+          <w:ilvl w:val="1"/>
+          <w:numId w:val="1004"/>
+        </w:numPr>
+      </w:pPr>
+      <w:r>
+        <w:t xml:space="preserve">You cannot have an app write a draft (either rough or final) or brainstorm any assignment.</w:t>
+      </w:r>
+    </w:p>
+    <w:p>
+      <w:pPr>
+        <w:pStyle w:val="Compact"/>
+        <w:numPr>
+          <w:ilvl w:val="1"/>
+          <w:numId w:val="1004"/>
+        </w:numPr>
+      </w:pPr>
+      <w:r>
+        <w:t xml:space="preserve">You cannot use any content generated from prompts given to you in assignments.</w:t>
+      </w:r>
+    </w:p>
+    <w:p>
+      <w:pPr>
+        <w:pStyle w:val="Compact"/>
+        <w:numPr>
+          <w:ilvl w:val="1"/>
+          <w:numId w:val="1004"/>
+        </w:numPr>
+      </w:pPr>
+      <w:r>
+        <w:t xml:space="preserve">You cannot use entire sentences or paragraphs suggested by an app without providing quotation marks and a citation, just as you would any other source (see Citing Your Sources above).</w:t>
+      </w:r>
+    </w:p>
+    <w:p>
+      <w:pPr>
+        <w:pStyle w:val="Compact"/>
+        <w:numPr>
+          <w:ilvl w:val="1"/>
+          <w:numId w:val="1004"/>
+        </w:numPr>
+      </w:pPr>
+      <w:r>
+        <w:t xml:space="preserve">You cannot have an app reply to your classmates or provide their words to an AI tool.</w:t>
       </w:r>
       <w:r>
         <w:t xml:space="preserve"> </w:t>
       </w:r>
       <w:r>
-        <w:t xml:space="preserve">— Use AI to support learning, not to skip actually doing the work.</w:t>
+        <w:rPr>
+          <w:b/>
+          <w:bCs/>
+        </w:rPr>
+        <w:t xml:space="preserve">This is a violation of your classmates’ privacy as a student at Clark.</w:t>
+      </w:r>
+    </w:p>
+    <w:p>
+      <w:pPr>
+        <w:pStyle w:val="Compact"/>
+        <w:numPr>
+          <w:ilvl w:val="1"/>
+          <w:numId w:val="1004"/>
+        </w:numPr>
+      </w:pPr>
+      <w:r>
+        <w:t xml:space="preserve">You cannot give any AI tool the learning materials and assignments from this class.</w:t>
+      </w:r>
+      <w:r>
+        <w:t xml:space="preserve"> </w:t>
+      </w:r>
+      <w:r>
+        <w:rPr>
+          <w:b/>
+          <w:bCs/>
+        </w:rPr>
+        <w:t xml:space="preserve">This is a violation of my privacy, as these materials were made by us.</w:t>
       </w:r>
     </w:p>
     <w:p>
@@ -2214,207 +2328,7 @@
           <w:b/>
           <w:bCs/>
         </w:rPr>
-        <w:t xml:space="preserve">Transparency</w:t>
-      </w:r>
-      <w:r>
-        <w:t xml:space="preserve"> </w:t>
-      </w:r>
-      <w:r>
-        <w:t xml:space="preserve">— Just declare it. Add</w:t>
-      </w:r>
-      <w:r>
-        <w:t xml:space="preserve"> </w:t>
-      </w:r>
-      <w:r>
-        <w:t xml:space="preserve">“This submission used AI.”</w:t>
-      </w:r>
-      <w:r>
-        <w:t xml:space="preserve"> </w:t>
-      </w:r>
-      <w:r>
-        <w:t xml:space="preserve">at the end of your lab answer or ALEKS work.</w:t>
-      </w:r>
-    </w:p>
-    <w:bookmarkEnd w:id="30"/>
-    <w:bookmarkStart w:id="31" w:name="by-assignment"/>
-    <w:p>
-      <w:pPr>
-        <w:pStyle w:val="Heading3"/>
-      </w:pPr>
-      <w:r>
-        <w:t xml:space="preserve">By Assignment</w:t>
-      </w:r>
-    </w:p>
-    <w:p>
-      <w:pPr>
-        <w:pStyle w:val="Compact"/>
-        <w:numPr>
-          <w:ilvl w:val="0"/>
-          <w:numId w:val="1003"/>
-        </w:numPr>
-      </w:pPr>
-      <w:r>
-        <w:rPr>
-          <w:b/>
-          <w:bCs/>
-        </w:rPr>
-        <w:t xml:space="preserve">Discussions</w:t>
-      </w:r>
-      <w:r>
-        <w:t xml:space="preserve"> </w:t>
-      </w:r>
-      <w:r>
-        <w:t xml:space="preserve">— No AI-generated content anywhere in your posts, replies, and includes the LEADER CHECK IN reply. All posts and replies must be written by the student, with no exception. AI cannot watch a video for you, work through an activity’s objectives, or learn for you. AI cannot produce reflective thoughts for a human being.</w:t>
-      </w:r>
-    </w:p>
-    <w:p>
-      <w:pPr>
-        <w:pStyle w:val="Compact"/>
-        <w:numPr>
-          <w:ilvl w:val="0"/>
-          <w:numId w:val="1003"/>
-        </w:numPr>
-      </w:pPr>
-      <w:r>
-        <w:rPr>
-          <w:b/>
-          <w:bCs/>
-        </w:rPr>
-        <w:t xml:space="preserve">Labs</w:t>
-      </w:r>
-      <w:r>
-        <w:t xml:space="preserve"> </w:t>
-      </w:r>
-      <w:r>
-        <w:t xml:space="preserve">— OK to help interpret or reflect on your own data and results. Never make up, falsify, or use data that is not your own. Attribute AI use in all lab submissions.</w:t>
-      </w:r>
-    </w:p>
-    <w:p>
-      <w:pPr>
-        <w:pStyle w:val="Compact"/>
-        <w:numPr>
-          <w:ilvl w:val="0"/>
-          <w:numId w:val="1003"/>
-        </w:numPr>
-      </w:pPr>
-      <w:r>
-        <w:rPr>
-          <w:b/>
-          <w:bCs/>
-        </w:rPr>
-        <w:t xml:space="preserve">ALEKS Homework</w:t>
-      </w:r>
-      <w:r>
-        <w:t xml:space="preserve"> </w:t>
-      </w:r>
-      <w:r>
-        <w:t xml:space="preserve">— OK to support learning. Don’t just grab answers — this is exactly the category where leaning on AI defeats the purpose, which is why it’s weighted lowest in your grade.</w:t>
-      </w:r>
-    </w:p>
-    <w:p>
-      <w:pPr>
-        <w:pStyle w:val="Compact"/>
-        <w:numPr>
-          <w:ilvl w:val="0"/>
-          <w:numId w:val="1003"/>
-        </w:numPr>
-      </w:pPr>
-      <w:r>
-        <w:rPr>
-          <w:b/>
-          <w:bCs/>
-        </w:rPr>
-        <w:t xml:space="preserve">Quizzes &amp; Final TYC Project</w:t>
-      </w:r>
-      <w:r>
-        <w:t xml:space="preserve"> </w:t>
-      </w:r>
-      <w:r>
-        <w:t xml:space="preserve">— No AI allowed, at any level.</w:t>
-      </w:r>
-    </w:p>
-    <w:bookmarkEnd w:id="31"/>
-    <w:bookmarkStart w:id="32" w:name="follow-up"/>
-    <w:p>
-      <w:pPr>
-        <w:pStyle w:val="Heading3"/>
-      </w:pPr>
-      <w:r>
-        <w:t xml:space="preserve">Follow-Up</w:t>
-      </w:r>
-    </w:p>
-    <w:p>
-      <w:pPr>
-        <w:pStyle w:val="Compact"/>
-        <w:numPr>
-          <w:ilvl w:val="0"/>
-          <w:numId w:val="1004"/>
-        </w:numPr>
-      </w:pPr>
-      <w:r>
-        <w:rPr>
-          <w:b/>
-          <w:bCs/>
-        </w:rPr>
-        <w:t xml:space="preserve">Discussions</w:t>
-      </w:r>
-      <w:r>
-        <w:t xml:space="preserve"> </w:t>
-      </w:r>
-      <w:r>
-        <w:t xml:space="preserve">— AI-generated content in any post, reply, or Team Lead summary = zero credit for that submission, regardless of declaration. Repeated instances = academic integrity referral.</w:t>
-      </w:r>
-    </w:p>
-    <w:p>
-      <w:pPr>
-        <w:pStyle w:val="Compact"/>
-        <w:numPr>
-          <w:ilvl w:val="0"/>
-          <w:numId w:val="1004"/>
-        </w:numPr>
-      </w:pPr>
-      <w:r>
-        <w:rPr>
-          <w:b/>
-          <w:bCs/>
-        </w:rPr>
-        <w:t xml:space="preserve">Labs</w:t>
-      </w:r>
-      <w:r>
-        <w:t xml:space="preserve"> </w:t>
-      </w:r>
-      <w:r>
-        <w:t xml:space="preserve">— fake data = zero for the lab. AI answer without declaration = zero for the question. No regrades.</w:t>
-      </w:r>
-    </w:p>
-    <w:p>
-      <w:pPr>
-        <w:pStyle w:val="Compact"/>
-        <w:numPr>
-          <w:ilvl w:val="0"/>
-          <w:numId w:val="1004"/>
-        </w:numPr>
-      </w:pPr>
-      <w:r>
-        <w:rPr>
-          <w:b/>
-          <w:bCs/>
-        </w:rPr>
-        <w:t xml:space="preserve">Quizzes/Final Project</w:t>
-      </w:r>
-      <w:r>
-        <w:t xml:space="preserve"> </w:t>
-      </w:r>
-      <w:r>
-        <w:t xml:space="preserve">— suspected use = zero points and academic integrity referral.</w:t>
-      </w:r>
-    </w:p>
-    <w:p>
-      <w:pPr>
-        <w:pStyle w:val="FirstParagraph"/>
-      </w:pPr>
-      <w:r>
-        <w:t xml:space="preserve">REMINDER: Posting course materials online anywhere — including uploading Canvas pages, Activity content, or video keys to AI tools — is academic dishonesty under the Clark College student code of conduct. Course materials are provided for your learning, not to train or prompt AI on your behalf.</w:t>
+        <w:t xml:space="preserve">Evidence of inappropriate AI use will be grounds for submission of an Academic Dishonesty report to the College, along with course sanctions at my discretion.</w:t>
       </w:r>
     </w:p>
     <w:p>
@@ -2436,18 +2350,25 @@
           <w:i/>
           <w:iCs/>
         </w:rPr>
-        <w:t xml:space="preserve">You’re entering health careers where accuracy and integrity matter. AI is here to stay — but how you use it says everything about your professionalism. Own it, declare it, and use it to grow.</w:t>
-      </w:r>
-    </w:p>
-    <w:bookmarkEnd w:id="32"/>
-    <w:bookmarkEnd w:id="33"/>
-    <w:bookmarkStart w:id="34" w:name="classroom-norms"/>
+        <w:t xml:space="preserve">You’re entering health careers where accuracy and integrity matter. This policy isn’t about distrust — it’s about protecting your own growth as a thinker, which is the actual skill you’re here to build.</w:t>
+      </w:r>
+    </w:p>
+    <w:bookmarkEnd w:id="30"/>
+    <w:bookmarkStart w:id="31" w:name="classroom-norms"/>
     <w:p>
       <w:pPr>
         <w:pStyle w:val="Heading2"/>
       </w:pPr>
       <w:r>
         <w:t xml:space="preserve">Classroom Norms</w:t>
+      </w:r>
+    </w:p>
+    <w:p>
+      <w:pPr>
+        <w:pStyle w:val="FirstParagraph"/>
+      </w:pPr>
+      <w:r>
+        <w:t xml:space="preserve">As your professor, I want to make clear my commitment to creating a welcoming and compassionate classroom culture in-person and online that supports a variety of thoughts, perspectives, and lived experiences. Healthcare occupations are founded on ethical and professional standards that are improved through the inclusion of diverse voices and perspectives. To honor these commitments, I expect that everyone — including me — will:</w:t>
       </w:r>
     </w:p>
     <w:p>
@@ -2459,7 +2380,7 @@
         </w:numPr>
       </w:pPr>
       <w:r>
-        <w:t xml:space="preserve">Complete each week’s assignments — discussions, labs, ALEKS — by the posted due date.</w:t>
+        <w:t xml:space="preserve">Be Kind, Patient, Understanding</w:t>
       </w:r>
     </w:p>
     <w:p>
@@ -2471,7 +2392,7 @@
         </w:numPr>
       </w:pPr>
       <w:r>
-        <w:t xml:space="preserve">Attend your scheduled labs (both) every week; all lab hours are required to pass the course (all labs with combined score &gt;60%).</w:t>
+        <w:t xml:space="preserve">Create a brave learning space</w:t>
       </w:r>
     </w:p>
     <w:p>
@@ -2483,7 +2404,7 @@
         </w:numPr>
       </w:pPr>
       <w:r>
-        <w:t xml:space="preserve">Be a courteous member of the team and don’t get in the way of anyone else’s learning: post and reply before the due dates, not hours or minutes before.</w:t>
+        <w:t xml:space="preserve">Learning can be tough, discomfort is welcome</w:t>
       </w:r>
     </w:p>
     <w:p>
@@ -2495,7 +2416,7 @@
         </w:numPr>
       </w:pPr>
       <w:r>
-        <w:t xml:space="preserve">Academic and intellectual honesty are expected at all times (act professionally now, not when you get the job).</w:t>
+        <w:t xml:space="preserve">Practice graceful learning</w:t>
       </w:r>
     </w:p>
     <w:p>
@@ -2507,6 +2428,158 @@
         </w:numPr>
       </w:pPr>
       <w:r>
+        <w:t xml:space="preserve">Respect each other’s perspectives</w:t>
+      </w:r>
+    </w:p>
+    <w:p>
+      <w:pPr>
+        <w:pStyle w:val="Compact"/>
+        <w:numPr>
+          <w:ilvl w:val="0"/>
+          <w:numId w:val="1005"/>
+        </w:numPr>
+      </w:pPr>
+      <w:r>
+        <w:t xml:space="preserve">Make space, take space</w:t>
+      </w:r>
+    </w:p>
+    <w:p>
+      <w:pPr>
+        <w:pStyle w:val="Compact"/>
+        <w:numPr>
+          <w:ilvl w:val="0"/>
+          <w:numId w:val="1005"/>
+        </w:numPr>
+      </w:pPr>
+      <w:r>
+        <w:t xml:space="preserve">Include others in the conversation</w:t>
+      </w:r>
+    </w:p>
+    <w:p>
+      <w:pPr>
+        <w:pStyle w:val="Compact"/>
+        <w:numPr>
+          <w:ilvl w:val="0"/>
+          <w:numId w:val="1005"/>
+        </w:numPr>
+      </w:pPr>
+      <w:r>
+        <w:t xml:space="preserve">Stay present, but take breaks when you need them</w:t>
+      </w:r>
+    </w:p>
+    <w:p>
+      <w:pPr>
+        <w:pStyle w:val="Compact"/>
+        <w:numPr>
+          <w:ilvl w:val="0"/>
+          <w:numId w:val="1005"/>
+        </w:numPr>
+      </w:pPr>
+      <w:r>
+        <w:t xml:space="preserve">Listen to understand, not speak next</w:t>
+      </w:r>
+    </w:p>
+    <w:p>
+      <w:pPr>
+        <w:pStyle w:val="Compact"/>
+        <w:numPr>
+          <w:ilvl w:val="0"/>
+          <w:numId w:val="1005"/>
+        </w:numPr>
+      </w:pPr>
+      <w:r>
+        <w:t xml:space="preserve">Stories told here stay here, knowledge leaves</w:t>
+      </w:r>
+    </w:p>
+    <w:p>
+      <w:pPr>
+        <w:pStyle w:val="Compact"/>
+        <w:numPr>
+          <w:ilvl w:val="0"/>
+          <w:numId w:val="1005"/>
+        </w:numPr>
+      </w:pPr>
+      <w:r>
+        <w:t xml:space="preserve">Accept reasonable boundaries and non-closure</w:t>
+      </w:r>
+    </w:p>
+    <w:p>
+      <w:pPr>
+        <w:pStyle w:val="Compact"/>
+        <w:numPr>
+          <w:ilvl w:val="0"/>
+          <w:numId w:val="1005"/>
+        </w:numPr>
+      </w:pPr>
+      <w:r>
+        <w:t xml:space="preserve">If someone is struggling, offer to help</w:t>
+      </w:r>
+    </w:p>
+    <w:p>
+      <w:pPr>
+        <w:pStyle w:val="Compact"/>
+        <w:numPr>
+          <w:ilvl w:val="0"/>
+          <w:numId w:val="1005"/>
+        </w:numPr>
+      </w:pPr>
+      <w:r>
+        <w:t xml:space="preserve">If you are struggling, seek help</w:t>
+      </w:r>
+    </w:p>
+    <w:p>
+      <w:pPr>
+        <w:pStyle w:val="FirstParagraph"/>
+      </w:pPr>
+      <w:r>
+        <w:t xml:space="preserve">Alongside that spirit, a few practical expectations:</w:t>
+      </w:r>
+    </w:p>
+    <w:p>
+      <w:pPr>
+        <w:pStyle w:val="Compact"/>
+        <w:numPr>
+          <w:ilvl w:val="0"/>
+          <w:numId w:val="1006"/>
+        </w:numPr>
+      </w:pPr>
+      <w:r>
+        <w:t xml:space="preserve">Complete each week’s assignments — discussions, labs, ALEKS — by the posted due date.</w:t>
+      </w:r>
+    </w:p>
+    <w:p>
+      <w:pPr>
+        <w:pStyle w:val="Compact"/>
+        <w:numPr>
+          <w:ilvl w:val="0"/>
+          <w:numId w:val="1006"/>
+        </w:numPr>
+      </w:pPr>
+      <w:r>
+        <w:t xml:space="preserve">Attend your scheduled labs (both) every week; all lab hours are required to pass the course — see the Lab Requirement section below for exactly what that means.</w:t>
+      </w:r>
+    </w:p>
+    <w:p>
+      <w:pPr>
+        <w:pStyle w:val="Compact"/>
+        <w:numPr>
+          <w:ilvl w:val="0"/>
+          <w:numId w:val="1006"/>
+        </w:numPr>
+      </w:pPr>
+      <w:r>
+        <w:t xml:space="preserve">Be a courteous member of the team and don’t get in the way of anyone else’s learning: post and reply before the due dates, not hours or minutes before.</w:t>
+      </w:r>
+    </w:p>
+    <w:p>
+      <w:pPr>
+        <w:pStyle w:val="Compact"/>
+        <w:numPr>
+          <w:ilvl w:val="0"/>
+          <w:numId w:val="1006"/>
+        </w:numPr>
+      </w:pPr>
+      <w:r>
         <w:t xml:space="preserve">Tell me as early as you can about anything affecting your ability to take part fully.</w:t>
       </w:r>
     </w:p>
@@ -2522,9 +2595,9 @@
         <w:t xml:space="preserve">“How you do anything is how you do everything.”</w:t>
       </w:r>
     </w:p>
-    <w:bookmarkEnd w:id="34"/>
-    <w:bookmarkEnd w:id="35"/>
-    <w:bookmarkStart w:id="36" w:name="X762e0c562ca86535819c7c15adbe8dbe270c6b6"/>
+    <w:bookmarkEnd w:id="31"/>
+    <w:bookmarkEnd w:id="32"/>
+    <w:bookmarkStart w:id="33" w:name="X762e0c562ca86535819c7c15adbe8dbe270c6b6"/>
     <w:p>
       <w:pPr>
         <w:pStyle w:val="Heading1"/>
@@ -2539,16 +2612,10 @@
       </w:pPr>
       <w:r>
         <w:rPr>
-          <w:b/>
-          <w:bCs/>
+          <w:i/>
+          <w:iCs/>
         </w:rPr>
-        <w:t xml:space="preserve">TL;DR:</w:t>
-      </w:r>
-      <w:r>
-        <w:t xml:space="preserve"> </w:t>
-      </w:r>
-      <w:r>
-        <w:t xml:space="preserve">By the end, you can apply chemistry reasoning to real health-career problems — not just recall facts.</w:t>
+        <w:t xml:space="preserve">TL;DR: By the end, you can apply chemistry reasoning to real health-career problems — not just recall facts.</w:t>
       </w:r>
     </w:p>
     <w:p>
@@ -2576,7 +2643,7 @@
         <w:pStyle w:val="Compact"/>
         <w:numPr>
           <w:ilvl w:val="0"/>
-          <w:numId w:val="1006"/>
+          <w:numId w:val="1007"/>
         </w:numPr>
       </w:pPr>
       <w:r>
@@ -2598,7 +2665,7 @@
         <w:pStyle w:val="Compact"/>
         <w:numPr>
           <w:ilvl w:val="0"/>
-          <w:numId w:val="1006"/>
+          <w:numId w:val="1007"/>
         </w:numPr>
       </w:pPr>
       <w:r>
@@ -2620,7 +2687,7 @@
         <w:pStyle w:val="Compact"/>
         <w:numPr>
           <w:ilvl w:val="0"/>
-          <w:numId w:val="1006"/>
+          <w:numId w:val="1007"/>
         </w:numPr>
       </w:pPr>
       <w:r>
@@ -2645,8 +2712,8 @@
         <w:t xml:space="preserve">These outcomes are measured through your weekly 3-2-1 Team Discussions, lab reports (Results &amp; Analysis and Discussion &amp; Conclusions), in-lab quizzes, and the Final TYC Project. Rubrics for each are posted in the relevant Canvas module.</w:t>
       </w:r>
     </w:p>
-    <w:bookmarkEnd w:id="36"/>
-    <w:bookmarkStart w:id="43" w:name="how-will-i-be-graded-and-why"/>
+    <w:bookmarkEnd w:id="33"/>
+    <w:bookmarkStart w:id="40" w:name="how-will-i-be-graded-and-why"/>
     <w:p>
       <w:pPr>
         <w:pStyle w:val="Heading1"/>
@@ -2661,16 +2728,10 @@
       </w:pPr>
       <w:r>
         <w:rPr>
-          <w:b/>
-          <w:bCs/>
+          <w:i/>
+          <w:iCs/>
         </w:rPr>
-        <w:t xml:space="preserve">TL;DR:</w:t>
-      </w:r>
-      <w:r>
-        <w:t xml:space="preserve"> </w:t>
-      </w:r>
-      <w:r>
-        <w:t xml:space="preserve">Discussions 30% · Labs 30% · Quizzes 20% · ALEKS 10% · Final TYC Project 10%. Here’s why those weights, and the full breakdown.</w:t>
+        <w:t xml:space="preserve">TL;DR: 3-2-1 Team Posts 15% · OOL Discussions 15% · Lab Experiments 25% · Quizzes 20% · ALEKS Problem Sets 15% · Final TYC Project 10%. Here’s why those weights, and the full breakdown.</w:t>
       </w:r>
     </w:p>
     <w:p>
@@ -2678,24 +2739,16 @@
         <w:pStyle w:val="BodyText"/>
       </w:pPr>
       <w:r>
-        <w:t xml:space="preserve">These weights aren’t arbitrary. Labs and Discussions carry the most weight because that’s where the real demonstration of your learning happens — applying what you know, not just recognizing it. ALEKS is weighted lightly because it’s practice, not proof of understanding. The Final TYC Project replaces a comprehensive exam because teaching a concept to someone else is a better test of whether you actually understand it than a timed exam is (e.g. “Learn on, do one, teach on.”)</w:t>
-      </w:r>
-    </w:p>
-    <w:bookmarkStart w:id="37" w:name="Xdd0719f115f2bfe56e3e892841df085ef5ba506"/>
+        <w:t xml:space="preserve">These weights aren’t arbitrary. Lab Experiments carry the most weight because that’s where the real demonstration of your learning happens — applying what you know, not just recognizing it. Quizzes are the next-largest individual measure of your understanding. 3-2-1 Team Posts and OOL Discussions are lighter individually, but combined (30%) they carry as much weight as Labs. ALEKS Problem Sets support your learning but aren’t proof of understanding on their own, which is why they’re weighted below Labs and Quizzes. The Final TYC Project replaces a comprehensive exam because teaching a concept to someone else is a better test of whether you actually understand it than a timed exam is (e.g. “Learn one, do one, teach one.”)</w:t>
+      </w:r>
+    </w:p>
+    <w:bookmarkStart w:id="34" w:name="Xdd0719f115f2bfe56e3e892841df085ef5ba506"/>
     <w:p>
       <w:pPr>
         <w:pStyle w:val="Heading2"/>
       </w:pPr>
       <w:r>
         <w:t xml:space="preserve">Assignment Categories and Their Percentage of the Final Grade</w:t>
-      </w:r>
-    </w:p>
-    <w:p>
-      <w:pPr>
-        <w:pStyle w:val="FirstParagraph"/>
-      </w:pPr>
-      <w:r>
-        <w:t xml:space="preserve">This is a working draft for Fall 2026 — the teaching team will confirm final weights before the term begins.</w:t>
       </w:r>
     </w:p>
     <w:tbl>
@@ -2756,64 +2809,99 @@
               <w:pStyle w:val="Compact"/>
             </w:pPr>
             <w:r>
-              <w:t xml:space="preserve">Discussions</w:t>
-            </w:r>
-          </w:p>
-        </w:tc>
-        <w:tc>
-          <w:tcPr/>
-          <w:p>
-            <w:pPr>
-              <w:pStyle w:val="Compact"/>
-            </w:pPr>
-            <w:r>
-              <w:t xml:space="preserve">30%</w:t>
-            </w:r>
-          </w:p>
-        </w:tc>
-        <w:tc>
-          <w:tcPr/>
-          <w:p>
-            <w:pPr>
-              <w:pStyle w:val="Compact"/>
-            </w:pPr>
-            <w:r>
-              <w:t xml:space="preserve">Weekly 3-2-1 Team Discussions + OOL post and replies</w:t>
-            </w:r>
-          </w:p>
-        </w:tc>
-      </w:tr>
-      <w:tr>
-        <w:tc>
-          <w:tcPr/>
-          <w:p>
-            <w:pPr>
-              <w:pStyle w:val="Compact"/>
-            </w:pPr>
-            <w:r>
-              <w:t xml:space="preserve">Labs</w:t>
-            </w:r>
-          </w:p>
-        </w:tc>
-        <w:tc>
-          <w:tcPr/>
-          <w:p>
-            <w:pPr>
-              <w:pStyle w:val="Compact"/>
-            </w:pPr>
-            <w:r>
-              <w:t xml:space="preserve">30%</w:t>
-            </w:r>
-          </w:p>
-        </w:tc>
-        <w:tc>
-          <w:tcPr/>
-          <w:p>
-            <w:pPr>
-              <w:pStyle w:val="Compact"/>
-            </w:pPr>
-            <w:r>
-              <w:t xml:space="preserve">Weekly on-campus labs, including INTRO data collection, the RESULTS+ANALYSIS and DISCUSSION+CONCLUSION Canvas assignments</w:t>
+              <w:t xml:space="preserve">3-2-1 Team Posts</w:t>
+            </w:r>
+          </w:p>
+        </w:tc>
+        <w:tc>
+          <w:tcPr/>
+          <w:p>
+            <w:pPr>
+              <w:pStyle w:val="Compact"/>
+            </w:pPr>
+            <w:r>
+              <w:t xml:space="preserve">15%</w:t>
+            </w:r>
+          </w:p>
+        </w:tc>
+        <w:tc>
+          <w:tcPr/>
+          <w:p>
+            <w:pPr>
+              <w:pStyle w:val="Compact"/>
+            </w:pPr>
+            <w:r>
+              <w:t xml:space="preserve">Weekly 3-2-1 Team Discussions — lecture Activities completed and uploaded, plus your engagement with your team</w:t>
+            </w:r>
+          </w:p>
+        </w:tc>
+      </w:tr>
+      <w:tr>
+        <w:tc>
+          <w:tcPr/>
+          <w:p>
+            <w:pPr>
+              <w:pStyle w:val="Compact"/>
+            </w:pPr>
+            <w:r>
+              <w:t xml:space="preserve">OOL Discussions</w:t>
+            </w:r>
+          </w:p>
+        </w:tc>
+        <w:tc>
+          <w:tcPr/>
+          <w:p>
+            <w:pPr>
+              <w:pStyle w:val="Compact"/>
+            </w:pPr>
+            <w:r>
+              <w:t xml:space="preserve">15%</w:t>
+            </w:r>
+          </w:p>
+        </w:tc>
+        <w:tc>
+          <w:tcPr/>
+          <w:p>
+            <w:pPr>
+              <w:pStyle w:val="Compact"/>
+            </w:pPr>
+            <w:r>
+              <w:t xml:space="preserve">Weekly Outside-of-Lecture discussion post and replies</w:t>
+            </w:r>
+          </w:p>
+        </w:tc>
+      </w:tr>
+      <w:tr>
+        <w:tc>
+          <w:tcPr/>
+          <w:p>
+            <w:pPr>
+              <w:pStyle w:val="Compact"/>
+            </w:pPr>
+            <w:r>
+              <w:t xml:space="preserve">Lab Experiments</w:t>
+            </w:r>
+          </w:p>
+        </w:tc>
+        <w:tc>
+          <w:tcPr/>
+          <w:p>
+            <w:pPr>
+              <w:pStyle w:val="Compact"/>
+            </w:pPr>
+            <w:r>
+              <w:t xml:space="preserve">25%</w:t>
+            </w:r>
+          </w:p>
+        </w:tc>
+        <w:tc>
+          <w:tcPr/>
+          <w:p>
+            <w:pPr>
+              <w:pStyle w:val="Compact"/>
+            </w:pPr>
+            <w:r>
+              <w:t xml:space="preserve">Weekly on-campus labs — Background, Methods, Results, Findings, and Conclusions (100 points per lab)</w:t>
             </w:r>
           </w:p>
         </w:tc>
@@ -2848,20 +2936,55 @@
               <w:pStyle w:val="Compact"/>
             </w:pPr>
             <w:r>
-              <w:t xml:space="preserve">In-person, given during lab (tentatively Weeks 3, 5, 6, 9, and 11)</w:t>
-            </w:r>
-          </w:p>
-        </w:tc>
-      </w:tr>
-      <w:tr>
-        <w:tc>
-          <w:tcPr/>
-          <w:p>
-            <w:pPr>
-              <w:pStyle w:val="Compact"/>
-            </w:pPr>
-            <w:r>
-              <w:t xml:space="preserve">ALEKS Homework</w:t>
+              <w:t xml:space="preserve">In-person, given during lab (Weeks 4, 6, 8, and 10 — Week 10 carries both Quiz 4 and Quiz 5)</w:t>
+            </w:r>
+          </w:p>
+        </w:tc>
+      </w:tr>
+      <w:tr>
+        <w:tc>
+          <w:tcPr/>
+          <w:p>
+            <w:pPr>
+              <w:pStyle w:val="Compact"/>
+            </w:pPr>
+            <w:r>
+              <w:t xml:space="preserve">ALEKS Problem Sets</w:t>
+            </w:r>
+          </w:p>
+        </w:tc>
+        <w:tc>
+          <w:tcPr/>
+          <w:p>
+            <w:pPr>
+              <w:pStyle w:val="Compact"/>
+            </w:pPr>
+            <w:r>
+              <w:t xml:space="preserve">15%</w:t>
+            </w:r>
+          </w:p>
+        </w:tc>
+        <w:tc>
+          <w:tcPr/>
+          <w:p>
+            <w:pPr>
+              <w:pStyle w:val="Compact"/>
+            </w:pPr>
+            <w:r>
+              <w:t xml:space="preserve">Online adaptive homework for content practice</w:t>
+            </w:r>
+          </w:p>
+        </w:tc>
+      </w:tr>
+      <w:tr>
+        <w:tc>
+          <w:tcPr/>
+          <w:p>
+            <w:pPr>
+              <w:pStyle w:val="Compact"/>
+            </w:pPr>
+            <w:r>
+              <w:t xml:space="preserve">Final TYC Project</w:t>
             </w:r>
           </w:p>
         </w:tc>
@@ -2883,49 +3006,14 @@
               <w:pStyle w:val="Compact"/>
             </w:pPr>
             <w:r>
-              <w:t xml:space="preserve">Online adaptive homework for content practice</w:t>
-            </w:r>
-          </w:p>
-        </w:tc>
-      </w:tr>
-      <w:tr>
-        <w:tc>
-          <w:tcPr/>
-          <w:p>
-            <w:pPr>
-              <w:pStyle w:val="Compact"/>
-            </w:pPr>
-            <w:r>
-              <w:t xml:space="preserve">Final TYC Project</w:t>
-            </w:r>
-          </w:p>
-        </w:tc>
-        <w:tc>
-          <w:tcPr/>
-          <w:p>
-            <w:pPr>
-              <w:pStyle w:val="Compact"/>
-            </w:pPr>
-            <w:r>
-              <w:t xml:space="preserve">10%</w:t>
-            </w:r>
-          </w:p>
-        </w:tc>
-        <w:tc>
-          <w:tcPr/>
-          <w:p>
-            <w:pPr>
-              <w:pStyle w:val="Compact"/>
-            </w:pPr>
-            <w:r>
               <w:t xml:space="preserve">Teach Your Community project — no final exam – details in the TYC Canvas module</w:t>
             </w:r>
           </w:p>
         </w:tc>
       </w:tr>
     </w:tbl>
-    <w:bookmarkEnd w:id="37"/>
-    <w:bookmarkStart w:id="38" w:name="about-the-lab-requirement"/>
+    <w:bookmarkEnd w:id="34"/>
+    <w:bookmarkStart w:id="35" w:name="about-the-lab-requirement"/>
     <w:p>
       <w:pPr>
         <w:pStyle w:val="Heading2"/>
@@ -2947,11 +3035,11 @@
         <w:pStyle w:val="Compact"/>
         <w:numPr>
           <w:ilvl w:val="0"/>
-          <w:numId w:val="1007"/>
+          <w:numId w:val="1008"/>
         </w:numPr>
       </w:pPr>
       <w:r>
-        <w:t xml:space="preserve">Each lab has three parts: INTRO (your uploaded lab notebook pages), Results &amp; Analysis (a Canvas quiz-type assignment, including Excel graphing), and Discussion &amp; Conclusions (a Word template where you replace the provided language with your own analysis, submitted to Canvas and TurnItIn).</w:t>
+        <w:t xml:space="preserve">Each lab has five parts, totaling 100 points: Background (10 pts) and Methods (40 pts), Results (20 pts), and Findings (10 pts) and Conclusions (20 pts) — see Weekly Flow above for exactly when each is due.</w:t>
       </w:r>
     </w:p>
     <w:p>
@@ -2959,11 +3047,11 @@
         <w:pStyle w:val="Compact"/>
         <w:numPr>
           <w:ilvl w:val="0"/>
-          <w:numId w:val="1007"/>
+          <w:numId w:val="1008"/>
         </w:numPr>
       </w:pPr>
       <w:r>
-        <w:t xml:space="preserve">Each individual lab must score above 60% combined across its three parts — this is not an average across all labs, it’s per lab.</w:t>
+        <w:t xml:space="preserve">Makeup labs are typically not possible. If you miss one experiment, notify me beforehand to be eligible for make-up data — you’ll take an 11-point deduction for not collecting the data yourself, but can still complete the rest of the lab assignments for up to 89 of the 100 possible points.</w:t>
       </w:r>
     </w:p>
     <w:p>
@@ -2971,27 +3059,39 @@
         <w:pStyle w:val="Compact"/>
         <w:numPr>
           <w:ilvl w:val="0"/>
-          <w:numId w:val="1007"/>
+          <w:numId w:val="1008"/>
         </w:numPr>
       </w:pPr>
       <w:r>
-        <w:t xml:space="preserve">A lab counts as</w:t>
-      </w:r>
-      <w:r>
-        <w:t xml:space="preserve"> </w:t>
-      </w:r>
-      <w:r>
-        <w:t xml:space="preserve">“missed”</w:t>
-      </w:r>
-      <w:r>
-        <w:t xml:space="preserve"> </w:t>
-      </w:r>
-      <w:r>
-        <w:t xml:space="preserve">toward your credit-hour requirement if you don’t attend/submit it, or if it scores below 60%. You cannot miss more than about two labs and still earn the lab credit for this course.</w:t>
-      </w:r>
-    </w:p>
-    <w:bookmarkEnd w:id="38"/>
-    <w:bookmarkStart w:id="39" w:name="grading-scale"/>
+        <w:t xml:space="preserve">If you miss two experiments, the second missed lab is scored zero.</w:t>
+      </w:r>
+    </w:p>
+    <w:p>
+      <w:pPr>
+        <w:pStyle w:val="Compact"/>
+        <w:numPr>
+          <w:ilvl w:val="0"/>
+          <w:numId w:val="1008"/>
+        </w:numPr>
+      </w:pPr>
+      <w:r>
+        <w:t xml:space="preserve">Missing three weeks of lab, or having two incomplete labs, means you cannot pass the course.</w:t>
+      </w:r>
+    </w:p>
+    <w:p>
+      <w:pPr>
+        <w:pStyle w:val="Compact"/>
+        <w:numPr>
+          <w:ilvl w:val="0"/>
+          <w:numId w:val="1008"/>
+        </w:numPr>
+      </w:pPr>
+      <w:r>
+        <w:t xml:space="preserve">You must earn 65% or greater in the Lab Experiments category to pass this course.</w:t>
+      </w:r>
+    </w:p>
+    <w:bookmarkEnd w:id="35"/>
+    <w:bookmarkStart w:id="36" w:name="grading-scale"/>
     <w:p>
       <w:pPr>
         <w:pStyle w:val="Heading2"/>
@@ -3123,7 +3223,7 @@
               <w:pStyle w:val="Compact"/>
             </w:pPr>
             <w:r>
-              <w:t xml:space="preserve">83 up to 86</w:t>
+              <w:t xml:space="preserve">83 up to 87</w:t>
             </w:r>
           </w:p>
         </w:tc>
@@ -3145,7 +3245,7 @@
               <w:pStyle w:val="Compact"/>
             </w:pPr>
             <w:r>
-              <w:t xml:space="preserve">72 up to 76</w:t>
+              <w:t xml:space="preserve">73 up to 76</w:t>
             </w:r>
           </w:p>
         </w:tc>
@@ -3169,7 +3269,7 @@
               <w:pStyle w:val="Compact"/>
             </w:pPr>
             <w:r>
-              <w:t xml:space="preserve">90 up to 92</w:t>
+              <w:t xml:space="preserve">90 up to 93</w:t>
             </w:r>
           </w:p>
         </w:tc>
@@ -3191,7 +3291,7 @@
               <w:pStyle w:val="Compact"/>
             </w:pPr>
             <w:r>
-              <w:t xml:space="preserve">80 up to 82</w:t>
+              <w:t xml:space="preserve">80 up to 83</w:t>
             </w:r>
           </w:p>
         </w:tc>
@@ -3213,7 +3313,7 @@
               <w:pStyle w:val="Compact"/>
             </w:pPr>
             <w:r>
-              <w:t xml:space="preserve">63 up to 71</w:t>
+              <w:t xml:space="preserve">60 up to 73</w:t>
             </w:r>
           </w:p>
         </w:tc>
@@ -3237,7 +3337,7 @@
               <w:pStyle w:val="Compact"/>
             </w:pPr>
             <w:r>
-              <w:t xml:space="preserve">87 up to 89</w:t>
+              <w:t xml:space="preserve">87 up to 90</w:t>
             </w:r>
           </w:p>
         </w:tc>
@@ -3281,7 +3381,7 @@
               <w:pStyle w:val="Compact"/>
             </w:pPr>
             <w:r>
-              <w:t xml:space="preserve">0 up to 62</w:t>
+              <w:t xml:space="preserve">0 up to 60</w:t>
             </w:r>
           </w:p>
         </w:tc>
@@ -3298,8 +3398,8 @@
         </w:tc>
       </w:tr>
     </w:tbl>
-    <w:bookmarkEnd w:id="39"/>
-    <w:bookmarkStart w:id="40" w:name="late-work"/>
+    <w:bookmarkEnd w:id="36"/>
+    <w:bookmarkStart w:id="37" w:name="late-work"/>
     <w:p>
       <w:pPr>
         <w:pStyle w:val="Heading2"/>
@@ -3321,7 +3421,7 @@
         <w:pStyle w:val="Compact"/>
         <w:numPr>
           <w:ilvl w:val="0"/>
-          <w:numId w:val="1008"/>
+          <w:numId w:val="1009"/>
         </w:numPr>
       </w:pPr>
       <w:r>
@@ -3333,7 +3433,7 @@
         <w:pStyle w:val="Compact"/>
         <w:numPr>
           <w:ilvl w:val="0"/>
-          <w:numId w:val="1008"/>
+          <w:numId w:val="1009"/>
         </w:numPr>
       </w:pPr>
       <w:r>
@@ -3345,7 +3445,7 @@
         <w:pStyle w:val="Compact"/>
         <w:numPr>
           <w:ilvl w:val="0"/>
-          <w:numId w:val="1008"/>
+          <w:numId w:val="1009"/>
         </w:numPr>
       </w:pPr>
       <w:r>
@@ -3357,21 +3457,58 @@
         <w:pStyle w:val="Compact"/>
         <w:numPr>
           <w:ilvl w:val="0"/>
-          <w:numId w:val="1008"/>
+          <w:numId w:val="1009"/>
         </w:numPr>
       </w:pPr>
       <w:r>
         <w:t xml:space="preserve">If something requiring a prolonged absence occurs, contact me via Canvas Inbox and let’s see what solutions are possible.</w:t>
       </w:r>
     </w:p>
+    <w:bookmarkEnd w:id="37"/>
+    <w:bookmarkStart w:id="38" w:name="feedback"/>
+    <w:p>
+      <w:pPr>
+        <w:pStyle w:val="Heading2"/>
+      </w:pPr>
+      <w:r>
+        <w:t xml:space="preserve">Feedback</w:t>
+      </w:r>
+    </w:p>
+    <w:p>
+      <w:pPr>
+        <w:pStyle w:val="FirstParagraph"/>
+      </w:pPr>
+      <w:r>
+        <w:t xml:space="preserve">Discussions and other work are graded within 48 hours of each due date.</w:t>
+      </w:r>
+    </w:p>
+    <w:bookmarkEnd w:id="38"/>
+    <w:bookmarkStart w:id="39" w:name="revision"/>
+    <w:p>
+      <w:pPr>
+        <w:pStyle w:val="Heading2"/>
+      </w:pPr>
+      <w:r>
+        <w:t xml:space="preserve">Revision</w:t>
+      </w:r>
+    </w:p>
+    <w:p>
+      <w:pPr>
+        <w:pStyle w:val="FirstParagraph"/>
+      </w:pPr>
+      <w:r>
+        <w:t xml:space="preserve">There is no separate revision or regrade policy at this time — the late-work window above functions as the built-in opportunity to catch up before work is scored.</w:t>
+      </w:r>
+    </w:p>
+    <w:bookmarkEnd w:id="39"/>
     <w:bookmarkEnd w:id="40"/>
-    <w:bookmarkStart w:id="41" w:name="feedback"/>
-    <w:p>
-      <w:pPr>
-        <w:pStyle w:val="Heading2"/>
-      </w:pPr>
-      <w:r>
-        <w:t xml:space="preserve">Feedback</w:t>
+    <w:bookmarkStart w:id="72" w:name="Xc43a7a922298ad0f9db64bde08ef36f42168a56"/>
+    <w:p>
+      <w:pPr>
+        <w:pStyle w:val="Heading1"/>
+      </w:pPr>
+      <w:r>
+        <w:t xml:space="preserve">What Resources and Support Services Are Available to Me?</w:t>
       </w:r>
     </w:p>
     <w:p>
@@ -3379,57 +3516,14 @@
         <w:pStyle w:val="FirstParagraph"/>
       </w:pPr>
       <w:r>
-        <w:t xml:space="preserve">Discussions and other work are graded within 48 hours of each due date.</w:t>
-      </w:r>
-    </w:p>
-    <w:bookmarkEnd w:id="41"/>
-    <w:bookmarkStart w:id="42" w:name="revision"/>
-    <w:p>
-      <w:pPr>
-        <w:pStyle w:val="Heading2"/>
-      </w:pPr>
-      <w:r>
-        <w:t xml:space="preserve">Revision</w:t>
-      </w:r>
-    </w:p>
-    <w:p>
-      <w:pPr>
-        <w:pStyle w:val="FirstParagraph"/>
-      </w:pPr>
-      <w:r>
-        <w:t xml:space="preserve">There is no separate revision or regrade policy at this time — the late-work window above functions as the built-in opportunity to catch up before work is scored.</w:t>
-      </w:r>
-    </w:p>
-    <w:bookmarkEnd w:id="42"/>
-    <w:bookmarkEnd w:id="43"/>
-    <w:bookmarkStart w:id="75" w:name="Xc43a7a922298ad0f9db64bde08ef36f42168a56"/>
-    <w:p>
-      <w:pPr>
-        <w:pStyle w:val="Heading1"/>
-      </w:pPr>
-      <w:r>
-        <w:t xml:space="preserve">What Resources and Support Services Are Available to Me?</w:t>
-      </w:r>
-    </w:p>
-    <w:p>
-      <w:pPr>
-        <w:pStyle w:val="FirstParagraph"/>
-      </w:pPr>
-      <w:r>
         <w:rPr>
-          <w:b/>
-          <w:bCs/>
+          <w:i/>
+          <w:iCs/>
         </w:rPr>
-        <w:t xml:space="preserve">TL;DR:</w:t>
-      </w:r>
-      <w:r>
-        <w:t xml:space="preserve"> </w:t>
-      </w:r>
-      <w:r>
-        <w:t xml:space="preserve">Tech Hub for Canvas/software problems, Tutoring or Librarians for coursework help, Basic Needs Hub if life is making this term hard.</w:t>
-      </w:r>
-    </w:p>
-    <w:bookmarkStart w:id="49" w:name="technical-support"/>
+        <w:t xml:space="preserve">TL;DR: Tech Hub for Canvas/software problems, Tutoring or Librarians for coursework help, Basic Needs Hub if life is making this term hard.</w:t>
+      </w:r>
+    </w:p>
+    <w:bookmarkStart w:id="46" w:name="technical-support"/>
     <w:p>
       <w:pPr>
         <w:pStyle w:val="Heading2"/>
@@ -3483,7 +3577,7 @@
             <w:pPr>
               <w:pStyle w:val="Compact"/>
             </w:pPr>
-            <w:hyperlink r:id="rId44">
+            <w:hyperlink r:id="rId41">
               <w:r>
                 <w:rPr>
                   <w:rStyle w:val="Hyperlink"/>
@@ -3507,7 +3601,7 @@
             <w:r>
               <w:t xml:space="preserve"> </w:t>
             </w:r>
-            <w:hyperlink r:id="rId45">
+            <w:hyperlink r:id="rId42">
               <w:r>
                 <w:rPr>
                   <w:rStyle w:val="Hyperlink"/>
@@ -3524,7 +3618,7 @@
             <w:r>
               <w:t xml:space="preserve"> </w:t>
             </w:r>
-            <w:hyperlink r:id="rId46">
+            <w:hyperlink r:id="rId43">
               <w:r>
                 <w:rPr>
                   <w:rStyle w:val="Hyperlink"/>
@@ -3581,7 +3675,7 @@
             <w:r>
               <w:t xml:space="preserve"> </w:t>
             </w:r>
-            <w:hyperlink r:id="rId47">
+            <w:hyperlink r:id="rId44">
               <w:r>
                 <w:rPr>
                   <w:rStyle w:val="Hyperlink"/>
@@ -3598,7 +3692,7 @@
             <w:r>
               <w:t xml:space="preserve"> </w:t>
             </w:r>
-            <w:hyperlink r:id="rId48">
+            <w:hyperlink r:id="rId45">
               <w:r>
                 <w:rPr>
                   <w:rStyle w:val="Hyperlink"/>
@@ -3638,8 +3732,8 @@
         </w:tc>
       </w:tr>
     </w:tbl>
-    <w:bookmarkEnd w:id="49"/>
-    <w:bookmarkStart w:id="56" w:name="academic-support"/>
+    <w:bookmarkEnd w:id="46"/>
+    <w:bookmarkStart w:id="53" w:name="academic-support"/>
     <w:p>
       <w:pPr>
         <w:pStyle w:val="Heading2"/>
@@ -3693,7 +3787,7 @@
             <w:pPr>
               <w:pStyle w:val="Compact"/>
             </w:pPr>
-            <w:hyperlink r:id="rId50">
+            <w:hyperlink r:id="rId47">
               <w:r>
                 <w:rPr>
                   <w:rStyle w:val="Hyperlink"/>
@@ -3724,7 +3818,7 @@
             <w:pPr>
               <w:pStyle w:val="Compact"/>
             </w:pPr>
-            <w:hyperlink r:id="rId51">
+            <w:hyperlink r:id="rId48">
               <w:r>
                 <w:rPr>
                   <w:rStyle w:val="Hyperlink"/>
@@ -3748,7 +3842,7 @@
             <w:r>
               <w:t xml:space="preserve"> </w:t>
             </w:r>
-            <w:hyperlink r:id="rId52">
+            <w:hyperlink r:id="rId49">
               <w:r>
                 <w:rPr>
                   <w:rStyle w:val="Hyperlink"/>
@@ -3765,7 +3859,7 @@
             <w:r>
               <w:t xml:space="preserve"> </w:t>
             </w:r>
-            <w:hyperlink r:id="rId53">
+            <w:hyperlink r:id="rId50">
               <w:r>
                 <w:rPr>
                   <w:rStyle w:val="Hyperlink"/>
@@ -3789,7 +3883,7 @@
             <w:pPr>
               <w:pStyle w:val="Compact"/>
             </w:pPr>
-            <w:hyperlink r:id="rId54">
+            <w:hyperlink r:id="rId51">
               <w:r>
                 <w:rPr>
                   <w:rStyle w:val="Hyperlink"/>
@@ -3813,7 +3907,7 @@
             <w:r>
               <w:t xml:space="preserve"> </w:t>
             </w:r>
-            <w:hyperlink r:id="rId55">
+            <w:hyperlink r:id="rId52">
               <w:r>
                 <w:rPr>
                   <w:rStyle w:val="Hyperlink"/>
@@ -3828,8 +3922,8 @@
         </w:tc>
       </w:tr>
     </w:tbl>
-    <w:bookmarkEnd w:id="56"/>
-    <w:bookmarkStart w:id="74" w:name="student-support"/>
+    <w:bookmarkEnd w:id="53"/>
+    <w:bookmarkStart w:id="71" w:name="student-support"/>
     <w:p>
       <w:pPr>
         <w:pStyle w:val="Heading2"/>
@@ -3883,7 +3977,7 @@
             <w:pPr>
               <w:pStyle w:val="Compact"/>
             </w:pPr>
-            <w:hyperlink r:id="rId57">
+            <w:hyperlink r:id="rId54">
               <w:r>
                 <w:rPr>
                   <w:rStyle w:val="Hyperlink"/>
@@ -3914,7 +4008,7 @@
             <w:pPr>
               <w:pStyle w:val="Compact"/>
             </w:pPr>
-            <w:hyperlink r:id="rId58">
+            <w:hyperlink r:id="rId55">
               <w:r>
                 <w:rPr>
                   <w:rStyle w:val="Hyperlink"/>
@@ -3938,7 +4032,7 @@
             <w:r>
               <w:t xml:space="preserve"> </w:t>
             </w:r>
-            <w:hyperlink r:id="rId59">
+            <w:hyperlink r:id="rId56">
               <w:r>
                 <w:rPr>
                   <w:rStyle w:val="Hyperlink"/>
@@ -3962,7 +4056,7 @@
             <w:pPr>
               <w:pStyle w:val="Compact"/>
             </w:pPr>
-            <w:hyperlink r:id="rId60">
+            <w:hyperlink r:id="rId57">
               <w:r>
                 <w:rPr>
                   <w:rStyle w:val="Hyperlink"/>
@@ -3983,7 +4077,7 @@
             <w:r>
               <w:t xml:space="preserve">Monthly pre-packaged food boxes. Contact Cath Busha, Dean of Student Engagement (</w:t>
             </w:r>
-            <w:hyperlink r:id="rId61">
+            <w:hyperlink r:id="rId58">
               <w:r>
                 <w:rPr>
                   <w:rStyle w:val="Hyperlink"/>
@@ -4004,7 +4098,7 @@
             <w:pPr>
               <w:pStyle w:val="Compact"/>
             </w:pPr>
-            <w:hyperlink r:id="rId62">
+            <w:hyperlink r:id="rId59">
               <w:r>
                 <w:rPr>
                   <w:rStyle w:val="Hyperlink"/>
@@ -4028,7 +4122,7 @@
             <w:r>
               <w:t xml:space="preserve"> </w:t>
             </w:r>
-            <w:hyperlink r:id="rId63">
+            <w:hyperlink r:id="rId60">
               <w:r>
                 <w:rPr>
                   <w:rStyle w:val="Hyperlink"/>
@@ -4049,7 +4143,7 @@
             <w:pPr>
               <w:pStyle w:val="Compact"/>
             </w:pPr>
-            <w:hyperlink r:id="rId64">
+            <w:hyperlink r:id="rId61">
               <w:r>
                 <w:rPr>
                   <w:rStyle w:val="Hyperlink"/>
@@ -4073,7 +4167,7 @@
             <w:r>
               <w:t xml:space="preserve"> </w:t>
             </w:r>
-            <w:hyperlink r:id="rId65">
+            <w:hyperlink r:id="rId62">
               <w:r>
                 <w:rPr>
                   <w:rStyle w:val="Hyperlink"/>
@@ -4094,7 +4188,7 @@
             <w:pPr>
               <w:pStyle w:val="Compact"/>
             </w:pPr>
-            <w:hyperlink r:id="rId66">
+            <w:hyperlink r:id="rId63">
               <w:r>
                 <w:rPr>
                   <w:rStyle w:val="Hyperlink"/>
@@ -4118,7 +4212,7 @@
             <w:r>
               <w:t xml:space="preserve"> </w:t>
             </w:r>
-            <w:hyperlink r:id="rId67">
+            <w:hyperlink r:id="rId64">
               <w:r>
                 <w:rPr>
                   <w:rStyle w:val="Hyperlink"/>
@@ -4136,7 +4230,7 @@
             <w:pPr>
               <w:pStyle w:val="Compact"/>
             </w:pPr>
-            <w:hyperlink r:id="rId68">
+            <w:hyperlink r:id="rId65">
               <w:r>
                 <w:rPr>
                   <w:rStyle w:val="Hyperlink"/>
@@ -4160,7 +4254,7 @@
             <w:r>
               <w:t xml:space="preserve"> </w:t>
             </w:r>
-            <w:hyperlink r:id="rId69">
+            <w:hyperlink r:id="rId66">
               <w:r>
                 <w:rPr>
                   <w:rStyle w:val="Hyperlink"/>
@@ -4177,7 +4271,7 @@
             <w:r>
               <w:t xml:space="preserve"> </w:t>
             </w:r>
-            <w:hyperlink r:id="rId70">
+            <w:hyperlink r:id="rId67">
               <w:r>
                 <w:rPr>
                   <w:rStyle w:val="Hyperlink"/>
@@ -4213,7 +4307,7 @@
       <w:r>
         <w:t xml:space="preserve"> </w:t>
       </w:r>
-      <w:hyperlink r:id="rId71">
+      <w:hyperlink r:id="rId68">
         <w:r>
           <w:rPr>
             <w:rStyle w:val="Hyperlink"/>
@@ -4227,7 +4321,7 @@
       <w:r>
         <w:t xml:space="preserve"> </w:t>
       </w:r>
-      <w:hyperlink r:id="rId72">
+      <w:hyperlink r:id="rId69">
         <w:r>
           <w:rPr>
             <w:rStyle w:val="Hyperlink"/>
@@ -4241,7 +4335,7 @@
       <w:r>
         <w:t xml:space="preserve"> </w:t>
       </w:r>
-      <w:hyperlink r:id="rId73">
+      <w:hyperlink r:id="rId70">
         <w:r>
           <w:rPr>
             <w:rStyle w:val="Hyperlink"/>
@@ -4253,9 +4347,9 @@
         <w:t xml:space="preserve">.</w:t>
       </w:r>
     </w:p>
-    <w:bookmarkEnd w:id="74"/>
-    <w:bookmarkEnd w:id="75"/>
-    <w:bookmarkStart w:id="76" w:name="how-should-i-get-started-in-class"/>
+    <w:bookmarkEnd w:id="71"/>
+    <w:bookmarkEnd w:id="72"/>
+    <w:bookmarkStart w:id="73" w:name="how-should-i-get-started-in-class"/>
     <w:p>
       <w:pPr>
         <w:pStyle w:val="Heading1"/>
@@ -4272,8 +4366,8 @@
         <w:t xml:space="preserve">See Your First Week, near the top of this syllabus, for the exact five things to do before anything else.</w:t>
       </w:r>
     </w:p>
-    <w:bookmarkEnd w:id="76"/>
-    <w:bookmarkStart w:id="90" w:name="appendix-official-college-policies"/>
+    <w:bookmarkEnd w:id="73"/>
+    <w:bookmarkStart w:id="75" w:name="appendix-official-college-policies"/>
     <w:p>
       <w:pPr>
         <w:pStyle w:val="Heading1"/>
@@ -4287,42 +4381,33 @@
         <w:pStyle w:val="FirstParagraph"/>
       </w:pPr>
       <w:r>
-        <w:t xml:space="preserve">Everything below is required Clark College policy language, included in full because it has to be — not because it’s what this course is about. A TL;DR sits above each one so you can get the gist and move on, or dig into the full text if it applies to you.</w:t>
-      </w:r>
-    </w:p>
-    <w:bookmarkStart w:id="80" w:name="ada-accommodations"/>
-    <w:p>
-      <w:pPr>
-        <w:pStyle w:val="Heading2"/>
-      </w:pPr>
-      <w:r>
-        <w:t xml:space="preserve">ADA Accommodations</w:t>
-      </w:r>
-    </w:p>
-    <w:p>
-      <w:pPr>
-        <w:pStyle w:val="FirstParagraph"/>
+        <w:rPr>
+          <w:i/>
+          <w:iCs/>
+        </w:rPr>
+        <w:t xml:space="preserve">TL;DR: The full text of Clark’s required policy language lives in one centrally-maintained Canvas course, so it can’t drift out of date here. Quick summaries below; contact me if any of these apply to you.</w:t>
+      </w:r>
+    </w:p>
+    <w:p>
+      <w:pPr>
+        <w:pStyle w:val="Compact"/>
+        <w:numPr>
+          <w:ilvl w:val="0"/>
+          <w:numId w:val="1010"/>
+        </w:numPr>
       </w:pPr>
       <w:r>
         <w:rPr>
           <w:b/>
           <w:bCs/>
         </w:rPr>
-        <w:t xml:space="preserve">TL;DR:</w:t>
+        <w:t xml:space="preserve">ADA Accommodations</w:t>
       </w:r>
       <w:r>
         <w:t xml:space="preserve"> </w:t>
       </w:r>
       <w:r>
-        <w:t xml:space="preserve">If a disability or temporary health condition affects your coursework, DAC can set up accommodations for this class — contact them as early as you can.</w:t>
-      </w:r>
-    </w:p>
-    <w:p>
-      <w:pPr>
-        <w:pStyle w:val="BodyText"/>
-      </w:pPr>
-      <w:r>
-        <w:t xml:space="preserve">Clark College and Disability Access Center (DAC) assist students with disabilities in pursuing their educational goals. Clark College is committed to assuring that its services are accessible to individuals with disabilities. Disability Access Center (DAC) coordinates accommodations for students with disabilities and/or temporary health conditions (could include a temporary injury or pregnancy). DAC approves and provides student disability accommodations for classes in partnership with faculty. Students with disabilities who believe that they may need accommodations in this class are encouraged to contact DAC as soon as possible to better ensure that accommodations are implemented in a timely manner. All accommodations must first be approved through Disability Access Center. Interested in getting accommodations? You can request accommodations by following the</w:t>
+        <w:t xml:space="preserve">— If a disability or temporary health condition affects your coursework, the</w:t>
       </w:r>
       <w:r>
         <w:t xml:space="preserve"> </w:t>
@@ -4332,11 +4417,14 @@
           <w:rPr>
             <w:rStyle w:val="Hyperlink"/>
           </w:rPr>
-          <w:t xml:space="preserve">steps on the DAC website</w:t>
+          <w:t xml:space="preserve">Disability Access Center</w:t>
         </w:r>
       </w:hyperlink>
       <w:r>
-        <w:t xml:space="preserve">. Or contact DAC one of these ways:</w:t>
+        <w:t xml:space="preserve"> </w:t>
+      </w:r>
+      <w:r>
+        <w:t xml:space="preserve">can set up accommodations — contact them as early as you can, then let me know within 24 hours so we can plan for this course.</w:t>
       </w:r>
     </w:p>
     <w:p>
@@ -4344,11 +4432,21 @@
         <w:pStyle w:val="Compact"/>
         <w:numPr>
           <w:ilvl w:val="0"/>
-          <w:numId w:val="1009"/>
+          <w:numId w:val="1010"/>
         </w:numPr>
       </w:pPr>
       <w:r>
-        <w:t xml:space="preserve">DAC Main Phone: 360-992-2314. Video Phone for ASL: 360-991-0901.</w:t>
+        <w:rPr>
+          <w:b/>
+          <w:bCs/>
+        </w:rPr>
+        <w:t xml:space="preserve">Non-discrimination Policy</w:t>
+      </w:r>
+      <w:r>
+        <w:t xml:space="preserve"> </w:t>
+      </w:r>
+      <w:r>
+        <w:t xml:space="preserve">— Clark prohibits discrimination and harassment against any member of the college community; there’s a formal grievance process through Human Resources if you experience it.</w:t>
       </w:r>
     </w:p>
     <w:p>
@@ -4356,337 +4454,68 @@
         <w:pStyle w:val="Compact"/>
         <w:numPr>
           <w:ilvl w:val="0"/>
-          <w:numId w:val="1009"/>
+          <w:numId w:val="1010"/>
         </w:numPr>
       </w:pPr>
       <w:r>
-        <w:t xml:space="preserve">Email:</w:t>
+        <w:rPr>
+          <w:b/>
+          <w:bCs/>
+        </w:rPr>
+        <w:t xml:space="preserve">Title IX and Sexual Misconduct</w:t>
       </w:r>
       <w:r>
         <w:t xml:space="preserve"> </w:t>
       </w:r>
-      <w:hyperlink r:id="rId77">
+      <w:r>
+        <w:t xml:space="preserve">— If you or someone you know has experienced sexual misconduct, you’re not alone — support, reporting options, and campus resources are available.</w:t>
+      </w:r>
+    </w:p>
+    <w:p>
+      <w:pPr>
+        <w:pStyle w:val="Compact"/>
+        <w:numPr>
+          <w:ilvl w:val="0"/>
+          <w:numId w:val="1010"/>
+        </w:numPr>
+      </w:pPr>
+      <w:r>
+        <w:rPr>
+          <w:b/>
+          <w:bCs/>
+        </w:rPr>
+        <w:t xml:space="preserve">Student Rights and Responsibilities</w:t>
+      </w:r>
+      <w:r>
+        <w:t xml:space="preserve"> </w:t>
+      </w:r>
+      <w:r>
+        <w:t xml:space="preserve">— Covers FERPA, absences for reasons of faith or conscience, and your general rights as a student.</w:t>
+      </w:r>
+    </w:p>
+    <w:p>
+      <w:pPr>
+        <w:pStyle w:val="FirstParagraph"/>
+      </w:pPr>
+      <w:r>
+        <w:t xml:space="preserve">Full policy text for all of the above:</w:t>
+      </w:r>
+      <w:r>
+        <w:t xml:space="preserve"> </w:t>
+      </w:r>
+      <w:hyperlink r:id="rId74">
         <w:r>
           <w:rPr>
             <w:rStyle w:val="Hyperlink"/>
           </w:rPr>
-          <w:t xml:space="preserve">dac@clark.edu</w:t>
+          <w:t xml:space="preserve">Clark College Policies Canvas course</w:t>
         </w:r>
       </w:hyperlink>
       <w:r>
-        <w:t xml:space="preserve">. Fax: (360) 992-2879.</w:t>
-      </w:r>
-    </w:p>
-    <w:p>
-      <w:pPr>
-        <w:pStyle w:val="Compact"/>
-        <w:numPr>
-          <w:ilvl w:val="0"/>
-          <w:numId w:val="1009"/>
-        </w:numPr>
-      </w:pPr>
-      <w:r>
-        <w:t xml:space="preserve">Physical Location: Penguin Union Building (PUB) 002.</w:t>
-      </w:r>
-    </w:p>
-    <w:p>
-      <w:pPr>
-        <w:pStyle w:val="FirstParagraph"/>
-      </w:pPr>
-      <w:r>
-        <w:t xml:space="preserve">If you have already been approved for accommodations, don’t forget to</w:t>
-      </w:r>
-      <w:r>
-        <w:t xml:space="preserve"> </w:t>
-      </w:r>
-      <w:hyperlink r:id="rId78">
-        <w:r>
-          <w:rPr>
-            <w:rStyle w:val="Hyperlink"/>
-          </w:rPr>
-          <w:t xml:space="preserve">request them every term and schedule your own exams in myAccess</w:t>
-        </w:r>
-      </w:hyperlink>
-      <w:r>
-        <w:t xml:space="preserve"> </w:t>
-      </w:r>
-      <w:r>
-        <w:t xml:space="preserve">— or by contacting DAC. Exams should be scheduled with DAC with at least 5 business days’ notice. Please reach out to</w:t>
-      </w:r>
-      <w:r>
-        <w:t xml:space="preserve"> </w:t>
-      </w:r>
-      <w:hyperlink r:id="rId79">
-        <w:r>
-          <w:rPr>
-            <w:rStyle w:val="Hyperlink"/>
-          </w:rPr>
-          <w:t xml:space="preserve">DACtesting@clark.edu</w:t>
-        </w:r>
-      </w:hyperlink>
-      <w:r>
-        <w:t xml:space="preserve"> </w:t>
-      </w:r>
-      <w:r>
-        <w:t xml:space="preserve">if you have any questions about your testing accommodations.</w:t>
-      </w:r>
-    </w:p>
-    <w:p>
-      <w:pPr>
-        <w:pStyle w:val="BodyText"/>
-      </w:pPr>
-      <w:r>
-        <w:t xml:space="preserve">Once you have established accommodations with Disability Access Center, please contact me as your instructor to discuss your needs in this course.</w:t>
-      </w:r>
-    </w:p>
-    <w:bookmarkEnd w:id="80"/>
-    <w:bookmarkStart w:id="82" w:name="non-discrimination-policy"/>
-    <w:p>
-      <w:pPr>
-        <w:pStyle w:val="Heading2"/>
-      </w:pPr>
-      <w:r>
-        <w:t xml:space="preserve">Non-discrimination Policy</w:t>
-      </w:r>
-    </w:p>
-    <w:p>
-      <w:pPr>
-        <w:pStyle w:val="FirstParagraph"/>
-      </w:pPr>
-      <w:r>
-        <w:rPr>
-          <w:b/>
-          <w:bCs/>
-        </w:rPr>
-        <w:t xml:space="preserve">TL;DR:</w:t>
-      </w:r>
-      <w:r>
-        <w:t xml:space="preserve"> </w:t>
-      </w:r>
-      <w:r>
-        <w:t xml:space="preserve">Clark prohibits discrimination and harassment, and there’s a formal process if you experience it.</w:t>
-      </w:r>
-    </w:p>
-    <w:p>
-      <w:pPr>
-        <w:pStyle w:val="BodyText"/>
-      </w:pPr>
-      <w:r>
-        <w:t xml:space="preserve">The college affirms a commitment to freedom from discrimination for all members of the college community. The responsibility for, and the protection of, this commitment extends to students, faculty, administration, staff, contractors, and those who develop or participate in college programs. It encompasses every aspect of employment and every student and community activity. The college expressly prohibits discrimination on the basis of race, color, national origin, age, perceived or actual physical or mental disability, pregnancy, genetic information, sex, sexual orientation, gender identity, marital status, creed, religion, honorably discharged veteran or military status, citizenship, immigration status, or use of a trained guide dog or service animal. Harassment is a form of discrimination. Any person who believes they have been discriminated against or harassed by Clark College or its employees may file a formal grievance to:</w:t>
-      </w:r>
-    </w:p>
-    <w:p>
-      <w:pPr>
-        <w:pStyle w:val="BodyText"/>
-      </w:pPr>
-      <w:r>
-        <w:t xml:space="preserve">Human Resources Department — 1933 Fort Vancouver Way, Baird Hall 133 — Phone: (360) 992-2105 — Email:</w:t>
-      </w:r>
-      <w:r>
-        <w:t xml:space="preserve"> </w:t>
-      </w:r>
-      <w:hyperlink r:id="rId81">
-        <w:r>
-          <w:rPr>
-            <w:rStyle w:val="Hyperlink"/>
-          </w:rPr>
-          <w:t xml:space="preserve">hr@clark.edu</w:t>
-        </w:r>
-      </w:hyperlink>
-    </w:p>
-    <w:bookmarkEnd w:id="82"/>
-    <w:bookmarkStart w:id="87" w:name="title-ix-and-sexual-misconduct"/>
-    <w:p>
-      <w:pPr>
-        <w:pStyle w:val="Heading2"/>
-      </w:pPr>
-      <w:r>
-        <w:t xml:space="preserve">Title IX and Sexual Misconduct</w:t>
-      </w:r>
-    </w:p>
-    <w:p>
-      <w:pPr>
-        <w:pStyle w:val="FirstParagraph"/>
-      </w:pPr>
-      <w:r>
-        <w:rPr>
-          <w:b/>
-          <w:bCs/>
-        </w:rPr>
-        <w:t xml:space="preserve">TL;DR:</w:t>
-      </w:r>
-      <w:r>
-        <w:t xml:space="preserve"> </w:t>
-      </w:r>
-      <w:r>
-        <w:t xml:space="preserve">If you or someone you know has experienced sexual misconduct, there are people and resources here to help — you’re not alone.</w:t>
-      </w:r>
-    </w:p>
-    <w:p>
-      <w:pPr>
-        <w:pStyle w:val="BodyText"/>
-      </w:pPr>
-      <w:r>
-        <w:t xml:space="preserve">Clark College is committed to helping individuals achieve their educational and professional goals and to providing a community that is supportive of students who may have experienced sexual misconduct. The Clark community wants survivors of sexual misconduct, in any form, to know that they are not alone — we are here to help.</w:t>
-      </w:r>
-    </w:p>
-    <w:p>
-      <w:pPr>
-        <w:pStyle w:val="BodyText"/>
-      </w:pPr>
-      <w:r>
-        <w:t xml:space="preserve">If you, or someone you care about, have been impacted by sexual misconduct, the most important thing to know is that you are not alone — there are people who can and want to help. People are available to listen, offer support, provide options, and take actions to help ensure that you and our community are safe. Survivors of sexual misconduct respond to their experiences in different ways. There is no</w:t>
-      </w:r>
-      <w:r>
-        <w:t xml:space="preserve"> </w:t>
-      </w:r>
-      <w:r>
-        <w:t xml:space="preserve">‘right way’</w:t>
-      </w:r>
-      <w:r>
-        <w:t xml:space="preserve"> </w:t>
-      </w:r>
-      <w:r>
-        <w:t xml:space="preserve">to feel or</w:t>
-      </w:r>
-      <w:r>
-        <w:t xml:space="preserve"> </w:t>
-      </w:r>
-      <w:r>
-        <w:t xml:space="preserve">‘right thing’</w:t>
-      </w:r>
-      <w:r>
-        <w:t xml:space="preserve"> </w:t>
-      </w:r>
-      <w:r>
-        <w:t xml:space="preserve">to do. Learn more about</w:t>
-      </w:r>
-      <w:r>
-        <w:t xml:space="preserve"> </w:t>
-      </w:r>
-      <w:hyperlink r:id="rId83">
-        <w:r>
-          <w:rPr>
-            <w:rStyle w:val="Hyperlink"/>
-          </w:rPr>
-          <w:t xml:space="preserve">campus and community resources</w:t>
-        </w:r>
-      </w:hyperlink>
-      <w:r>
-        <w:t xml:space="preserve">,</w:t>
-      </w:r>
-      <w:r>
-        <w:t xml:space="preserve"> </w:t>
-      </w:r>
-      <w:hyperlink r:id="rId84">
-        <w:r>
-          <w:rPr>
-            <w:rStyle w:val="Hyperlink"/>
-          </w:rPr>
-          <w:t xml:space="preserve">reporting options</w:t>
-        </w:r>
-      </w:hyperlink>
-      <w:r>
-        <w:t xml:space="preserve">,</w:t>
-      </w:r>
-      <w:r>
-        <w:t xml:space="preserve"> </w:t>
-      </w:r>
-      <w:hyperlink r:id="rId85">
-        <w:r>
-          <w:rPr>
-            <w:rStyle w:val="Hyperlink"/>
-          </w:rPr>
-          <w:t xml:space="preserve">Title IX</w:t>
-        </w:r>
-      </w:hyperlink>
-      <w:r>
-        <w:t xml:space="preserve">,</w:t>
-      </w:r>
-      <w:r>
-        <w:t xml:space="preserve"> </w:t>
-      </w:r>
-      <w:hyperlink r:id="rId86">
-        <w:r>
-          <w:rPr>
-            <w:rStyle w:val="Hyperlink"/>
-          </w:rPr>
-          <w:t xml:space="preserve">personal safety</w:t>
-        </w:r>
-      </w:hyperlink>
-      <w:r>
-        <w:t xml:space="preserve">, and how to help a friend who may have experienced sexual misconduct. You can also contact the</w:t>
-      </w:r>
-      <w:r>
-        <w:t xml:space="preserve"> </w:t>
-      </w:r>
-      <w:hyperlink r:id="rId57">
-        <w:r>
-          <w:rPr>
-            <w:rStyle w:val="Hyperlink"/>
-          </w:rPr>
-          <w:t xml:space="preserve">Counseling and Health Center</w:t>
-        </w:r>
-      </w:hyperlink>
-      <w:r>
-        <w:t xml:space="preserve"> </w:t>
-      </w:r>
-      <w:r>
-        <w:t xml:space="preserve">if you would like to pursue counseling.</w:t>
-      </w:r>
-    </w:p>
-    <w:bookmarkEnd w:id="87"/>
-    <w:bookmarkStart w:id="89" w:name="student-rights-and-responsibilities"/>
-    <w:p>
-      <w:pPr>
-        <w:pStyle w:val="Heading2"/>
-      </w:pPr>
-      <w:r>
-        <w:t xml:space="preserve">Student Rights and Responsibilities</w:t>
-      </w:r>
-    </w:p>
-    <w:p>
-      <w:pPr>
-        <w:pStyle w:val="FirstParagraph"/>
-      </w:pPr>
-      <w:r>
-        <w:rPr>
-          <w:b/>
-          <w:bCs/>
-        </w:rPr>
-        <w:t xml:space="preserve">TL;DR:</w:t>
-      </w:r>
-      <w:r>
-        <w:t xml:space="preserve"> </w:t>
-      </w:r>
-      <w:r>
-        <w:t xml:space="preserve">This covers things like FERPA, absences for reasons of faith, and your general rights as a student — reach out if any of it applies to you.</w:t>
-      </w:r>
-    </w:p>
-    <w:p>
-      <w:pPr>
-        <w:pStyle w:val="BodyText"/>
-      </w:pPr>
-      <w:r>
-        <w:t xml:space="preserve">On Clark’s</w:t>
-      </w:r>
-      <w:r>
-        <w:t xml:space="preserve"> </w:t>
-      </w:r>
-      <w:hyperlink r:id="rId88">
-        <w:r>
-          <w:rPr>
-            <w:rStyle w:val="Hyperlink"/>
-          </w:rPr>
-          <w:t xml:space="preserve">Student Rights and Responsibilities page</w:t>
-        </w:r>
-      </w:hyperlink>
-      <w:r>
-        <w:t xml:space="preserve">, you can find information about freedom of access to education, student absence for reasons of faith or conscience, FERPA, emergency and health information, etc. Please get in touch if you would like to discuss absences for reasons of faith. I am here to support you.</w:t>
-      </w:r>
-    </w:p>
-    <w:bookmarkEnd w:id="89"/>
-    <w:bookmarkEnd w:id="90"/>
+        <w:t xml:space="preserve">.</w:t>
+      </w:r>
+    </w:p>
+    <w:bookmarkEnd w:id="75"/>
     <w:sectPr>
       <w:footnotePr>
         <w:numRestart w:val="eachSect"/>
@@ -5040,6 +4869,9 @@
     <w:abstractNumId w:val="991"/>
   </w:num>
   <w:num w:numId="1009">
+    <w:abstractNumId w:val="991"/>
+  </w:num>
+  <w:num w:numId="1010">
     <w:abstractNumId w:val="991"/>
   </w:num>
 </w:numbering>

--- a/downloads/CHEM131_Syllabus_Fall2026.docx
+++ b/downloads/CHEM131_Syllabus_Fall2026.docx
@@ -3012,6 +3012,14 @@
         </w:tc>
       </w:tr>
     </w:tbl>
+    <w:p>
+      <w:pPr>
+        <w:pStyle w:val="BodyText"/>
+      </w:pPr>
+      <w:r>
+        <w:t xml:space="preserve">You must earn at least 65% in every one of the six grading categories above to pass this course — not just an overall passing average. Falling below 65% in any single category, even with a passing overall grade, means you cannot pass.</w:t>
+      </w:r>
+    </w:p>
     <w:bookmarkEnd w:id="34"/>
     <w:bookmarkStart w:id="35" w:name="about-the-lab-requirement"/>
     <w:p>
@@ -3076,18 +3084,6 @@
       </w:pPr>
       <w:r>
         <w:t xml:space="preserve">Missing three weeks of lab, or having two incomplete labs, means you cannot pass the course.</w:t>
-      </w:r>
-    </w:p>
-    <w:p>
-      <w:pPr>
-        <w:pStyle w:val="Compact"/>
-        <w:numPr>
-          <w:ilvl w:val="0"/>
-          <w:numId w:val="1008"/>
-        </w:numPr>
-      </w:pPr>
-      <w:r>
-        <w:t xml:space="preserve">You must earn 65% or greater in the Lab Experiments category to pass this course.</w:t>
       </w:r>
     </w:p>
     <w:bookmarkEnd w:id="35"/>

--- a/downloads/CHEM131_Syllabus_Fall2026.docx
+++ b/downloads/CHEM131_Syllabus_Fall2026.docx
@@ -625,7 +625,7 @@
         </w:numPr>
       </w:pPr>
       <w:r>
-        <w:t xml:space="preserve">Work through Module 0, including the ALEKS/Office/OneDrive setup guide — both need to be done by the end of your first lab, so budget the time.</w:t>
+        <w:t xml:space="preserve">Work through Getting Started: Course Orientation, including the ALEKS/Office/OneDrive setup guide — both need to be done by the end of your first lab, so budget the time.</w:t>
       </w:r>
     </w:p>
     <w:p>
@@ -1883,7 +1883,7 @@
               <w:t xml:space="preserve">Canvas Learning Management System. You’ll need to scan and upload multi-page PDF files to Canvas — Microsoft OneDrive or Adobe Scan are recommended.</w:t>
             </w:r>
             <w:r>
-              <w:t xml:space="preserve">Follow the directions in the Module 0 Getting Started guide, which include enabling your Clark student email and Clark Labs account to activate your free Microsoft Office 365 account.</w:t>
+              <w:t xml:space="preserve">Follow the directions in the Getting Started: Course Orientation guide, which include enabling your Clark student email and Clark Labs account to activate your free Microsoft Office 365 account.</w:t>
             </w:r>
           </w:p>
         </w:tc>
@@ -2088,7 +2088,7 @@
           <w:i/>
           <w:iCs/>
         </w:rPr>
-        <w:t xml:space="preserve">TL;DR: No AI-generated content anywhere, in anything you submit — discussions, labs, ALEKS, quizzes, the Final Project. No exceptions, no declaring your way around it. Any AI use in a submission gets an F on that assignment.</w:t>
+        <w:t xml:space="preserve">TL;DR: No AI-generated content anywhere, in anything you submit — discussions, labs, ALEKS, quizzes, the Final Project. No exceptions, no declaring your way around it. Any AI use in a submission earns 20% on that assignment — a failing score — with repeated or more serious violations dropping to zero.</w:t>
       </w:r>
     </w:p>
     <w:p>
@@ -2128,7 +2128,7 @@
           <w:b/>
           <w:bCs/>
         </w:rPr>
-        <w:t xml:space="preserve">Assignments with AI will get an F.</w:t>
+        <w:t xml:space="preserve">Assignments with AI-generated or AI-edited content earn 20% — a failing score. Repeated or more serious violations may result in a zero on that assignment.</w:t>
       </w:r>
     </w:p>
     <w:p>
@@ -2368,7 +2368,15 @@
         <w:pStyle w:val="FirstParagraph"/>
       </w:pPr>
       <w:r>
-        <w:t xml:space="preserve">As your professor, I want to make clear my commitment to creating a welcoming and compassionate classroom culture in-person and online that supports a variety of thoughts, perspectives, and lived experiences. Healthcare occupations are founded on ethical and professional standards that are improved through the inclusion of diverse voices and perspectives. To honor these commitments, I expect that everyone — including me — will:</w:t>
+        <w:t xml:space="preserve">As your professor, I want to make clear my commitment to creating a welcoming and compassionate classroom culture in-person and online that supports a variety of thoughts, perspectives, and lived experiences. Healthcare occupations are founded on ethical and professional standards that are improved through the inclusion of diverse voices and perspectives. We value an inclusive environment, and harassment, bias, hate, and discrimination directed at a peer or professor will not be tolerated.</w:t>
+      </w:r>
+    </w:p>
+    <w:p>
+      <w:pPr>
+        <w:pStyle w:val="BodyText"/>
+      </w:pPr>
+      <w:r>
+        <w:t xml:space="preserve">To honor these commitments, I expect that everyone — including me — will:</w:t>
       </w:r>
     </w:p>
     <w:p>
@@ -3017,7 +3025,17 @@
         <w:pStyle w:val="BodyText"/>
       </w:pPr>
       <w:r>
-        <w:t xml:space="preserve">You must earn at least 65% in every one of the six grading categories above to pass this course — not just an overall passing average. Falling below 65% in any single category, even with a passing overall grade, means you cannot pass.</w:t>
+        <w:rPr>
+          <w:b/>
+          <w:bCs/>
+        </w:rPr>
+        <w:t xml:space="preserve">You must earn at least 65% in every one of the six grading categories above to pass this course — not just an overall passing average.</w:t>
+      </w:r>
+      <w:r>
+        <w:t xml:space="preserve"> </w:t>
+      </w:r>
+      <w:r>
+        <w:t xml:space="preserve">Falling below 65% in any single category, even with a passing overall grade, means you cannot pass.</w:t>
       </w:r>
     </w:p>
     <w:bookmarkEnd w:id="34"/>
@@ -3722,7 +3740,7 @@
               <w:pStyle w:val="Compact"/>
             </w:pPr>
             <w:r>
-              <w:t xml:space="preserve">Module 0 has the Office/OneDrive setup guide — this step trips people up, so budget real time and reach out to Tech Hub if you hit an error</w:t>
+              <w:t xml:space="preserve">Getting Started: Course Orientation has the Office/OneDrive setup guide — this step trips people up, so budget real time and reach out to Tech Hub if you hit an error</w:t>
             </w:r>
           </w:p>
         </w:tc>

--- a/downloads/CHEM131_Syllabus_Fall2026.docx
+++ b/downloads/CHEM131_Syllabus_Fall2026.docx
@@ -2623,12 +2623,152 @@
           <w:i/>
           <w:iCs/>
         </w:rPr>
-        <w:t xml:space="preserve">TL;DR: By the end, you can apply chemistry reasoning to real health-career problems — not just recall facts.</w:t>
+        <w:t xml:space="preserve">TL;DR: By the end, you can apply organic and biochemistry reasoning to real health-career problems — and these skills tie directly to Clark’s General Education Competencies.</w:t>
       </w:r>
     </w:p>
     <w:p>
       <w:pPr>
         <w:pStyle w:val="BodyText"/>
+      </w:pPr>
+      <w:r>
+        <w:t xml:space="preserve">General Education at Clark College empowers students to become informed, adaptable, and engaged community members who are prepared to contribute to a more just and equitable society. Through the competencies below, students in this class build a foundation of skills and knowledge to achieve their personal and professional goals:</w:t>
+      </w:r>
+    </w:p>
+    <w:p>
+      <w:pPr>
+        <w:pStyle w:val="Compact"/>
+        <w:numPr>
+          <w:ilvl w:val="0"/>
+          <w:numId w:val="1007"/>
+        </w:numPr>
+      </w:pPr>
+      <w:r>
+        <w:rPr>
+          <w:b/>
+          <w:bCs/>
+        </w:rPr>
+        <w:t xml:space="preserve">Critical Thinking 3</w:t>
+      </w:r>
+      <w:r>
+        <w:t xml:space="preserve"> </w:t>
+      </w:r>
+      <w:r>
+        <w:t xml:space="preserve">— Formulate well-reasoned arguments supported by evidence</w:t>
+      </w:r>
+    </w:p>
+    <w:p>
+      <w:pPr>
+        <w:pStyle w:val="Compact"/>
+        <w:numPr>
+          <w:ilvl w:val="0"/>
+          <w:numId w:val="1007"/>
+        </w:numPr>
+      </w:pPr>
+      <w:r>
+        <w:rPr>
+          <w:b/>
+          <w:bCs/>
+        </w:rPr>
+        <w:t xml:space="preserve">Critical Thinking 4</w:t>
+      </w:r>
+      <w:r>
+        <w:t xml:space="preserve"> </w:t>
+      </w:r>
+      <w:r>
+        <w:t xml:space="preserve">— Apply creative thinking skills to generate new ideas and solve problems</w:t>
+      </w:r>
+    </w:p>
+    <w:p>
+      <w:pPr>
+        <w:pStyle w:val="Compact"/>
+        <w:numPr>
+          <w:ilvl w:val="0"/>
+          <w:numId w:val="1007"/>
+        </w:numPr>
+      </w:pPr>
+      <w:r>
+        <w:rPr>
+          <w:b/>
+          <w:bCs/>
+        </w:rPr>
+        <w:t xml:space="preserve">Problem-Solving 1</w:t>
+      </w:r>
+      <w:r>
+        <w:t xml:space="preserve"> </w:t>
+      </w:r>
+      <w:r>
+        <w:t xml:space="preserve">— Accurately define a problem</w:t>
+      </w:r>
+    </w:p>
+    <w:p>
+      <w:pPr>
+        <w:pStyle w:val="Compact"/>
+        <w:numPr>
+          <w:ilvl w:val="0"/>
+          <w:numId w:val="1007"/>
+        </w:numPr>
+      </w:pPr>
+      <w:r>
+        <w:rPr>
+          <w:b/>
+          <w:bCs/>
+        </w:rPr>
+        <w:t xml:space="preserve">Communication 3</w:t>
+      </w:r>
+      <w:r>
+        <w:t xml:space="preserve"> </w:t>
+      </w:r>
+      <w:r>
+        <w:t xml:space="preserve">— Apply communication skills and concepts to real-world situations</w:t>
+      </w:r>
+    </w:p>
+    <w:p>
+      <w:pPr>
+        <w:pStyle w:val="Compact"/>
+        <w:numPr>
+          <w:ilvl w:val="0"/>
+          <w:numId w:val="1007"/>
+        </w:numPr>
+      </w:pPr>
+      <w:r>
+        <w:rPr>
+          <w:b/>
+          <w:bCs/>
+        </w:rPr>
+        <w:t xml:space="preserve">Civic &amp; Global Consciousness 1</w:t>
+      </w:r>
+      <w:r>
+        <w:t xml:space="preserve"> </w:t>
+      </w:r>
+      <w:r>
+        <w:t xml:space="preserve">— Explain global issues, considering various perspectives</w:t>
+      </w:r>
+    </w:p>
+    <w:p>
+      <w:pPr>
+        <w:pStyle w:val="Compact"/>
+        <w:numPr>
+          <w:ilvl w:val="0"/>
+          <w:numId w:val="1007"/>
+        </w:numPr>
+      </w:pPr>
+      <w:r>
+        <w:rPr>
+          <w:b/>
+          <w:bCs/>
+        </w:rPr>
+        <w:t xml:space="preserve">Civic &amp; Global Consciousness 3</w:t>
+      </w:r>
+      <w:r>
+        <w:t xml:space="preserve"> </w:t>
+      </w:r>
+      <w:r>
+        <w:t xml:space="preserve">— Identify the requirements of responsible civic engagement</w:t>
+      </w:r>
+    </w:p>
+    <w:p>
+      <w:pPr>
+        <w:pStyle w:val="FirstParagraph"/>
       </w:pPr>
       <w:r>
         <w:t xml:space="preserve">Student learning outcomes are the skills and abilities that you are working to acquire, practice, and apply in class. They represent the learning goals for the term.</w:t>
@@ -2651,7 +2791,7 @@
         <w:pStyle w:val="Compact"/>
         <w:numPr>
           <w:ilvl w:val="0"/>
-          <w:numId w:val="1007"/>
+          <w:numId w:val="1008"/>
         </w:numPr>
       </w:pPr>
       <w:r>
@@ -2665,7 +2805,7 @@
         <w:t xml:space="preserve"> </w:t>
       </w:r>
       <w:r>
-        <w:t xml:space="preserve">Applies the fundamental rules behind functional group reactivity and metabolic processes, including molecule acidity and isomerism, with context to physiology and pharmacology.</w:t>
+        <w:t xml:space="preserve">Apply fundamental rules of functional group reactivity, including acidity, oxidation and isomerism, to analyze chemical processes and assess their relevance to ecosystem and metabolic health.</w:t>
       </w:r>
     </w:p>
     <w:p>
@@ -2673,7 +2813,7 @@
         <w:pStyle w:val="Compact"/>
         <w:numPr>
           <w:ilvl w:val="0"/>
-          <w:numId w:val="1007"/>
+          <w:numId w:val="1008"/>
         </w:numPr>
       </w:pPr>
       <w:r>
@@ -2687,7 +2827,7 @@
         <w:t xml:space="preserve"> </w:t>
       </w:r>
       <w:r>
-        <w:t xml:space="preserve">Demonstrates a clinical-based level of understanding of the forces between and within molecules that affect the shape and function of carbohydrates, lipids, proteins, and nucleic acids.</w:t>
+        <w:t xml:space="preserve">Compare and contrast the intermolecular and intramolecular forces that influence the shape and function of carbohydrates, lipids, proteins, and nucleic acids, and evaluate their implications for human health and disease.</w:t>
       </w:r>
     </w:p>
     <w:p>
@@ -2695,7 +2835,7 @@
         <w:pStyle w:val="Compact"/>
         <w:numPr>
           <w:ilvl w:val="0"/>
-          <w:numId w:val="1007"/>
+          <w:numId w:val="1008"/>
         </w:numPr>
       </w:pPr>
       <w:r>
@@ -2709,7 +2849,29 @@
         <w:t xml:space="preserve"> </w:t>
       </w:r>
       <w:r>
-        <w:t xml:space="preserve">Displays critical thinking and analytical skill to solve contextual problems necessary in the treatment of patients as a health care professional.</w:t>
+        <w:t xml:space="preserve">Analyze and evaluate contextual problems related to organic and biological molecules by applying critical thinking skills to propose effective solutions that address climate and public health challenges.</w:t>
+      </w:r>
+    </w:p>
+    <w:p>
+      <w:pPr>
+        <w:pStyle w:val="Compact"/>
+        <w:numPr>
+          <w:ilvl w:val="0"/>
+          <w:numId w:val="1008"/>
+        </w:numPr>
+      </w:pPr>
+      <w:r>
+        <w:rPr>
+          <w:b/>
+          <w:bCs/>
+        </w:rPr>
+        <w:t xml:space="preserve">CLO4:</w:t>
+      </w:r>
+      <w:r>
+        <w:t xml:space="preserve"> </w:t>
+      </w:r>
+      <w:r>
+        <w:t xml:space="preserve">Compose opinions, interpretations, and solid evidence regarding chemical systems and determine their impact on society in everyday life.</w:t>
       </w:r>
     </w:p>
     <w:p>
@@ -2717,9 +2879,144 @@
         <w:pStyle w:val="FirstParagraph"/>
       </w:pPr>
       <w:r>
-        <w:t xml:space="preserve">These outcomes are measured through your weekly 3-2-1 Team Discussions, lab reports (Results &amp; Analysis and Discussion &amp; Conclusions), in-lab quizzes, and the Final TYC Project. Rubrics for each are posted in the relevant Canvas module.</w:t>
-      </w:r>
-    </w:p>
+        <w:t xml:space="preserve">The table below lists the learning outcomes for this course with the corresponding assessments, to support Clark’s General Education Competencies:</w:t>
+      </w:r>
+    </w:p>
+    <w:tbl>
+      <w:tblPr>
+        <w:tblStyle w:val="Table"/>
+        <w:tblW w:type="pct" w:w="5000"/>
+        <w:tblLayout w:type="fixed"/>
+        <w:tblLook w:firstRow="1" w:lastRow="0" w:firstColumn="0" w:lastColumn="0" w:noHBand="0" w:noVBand="0" w:val="0020"/>
+      </w:tblPr>
+      <w:tblGrid>
+        <w:gridCol w:w="3960"/>
+        <w:gridCol w:w="3960"/>
+      </w:tblGrid>
+      <w:tr>
+        <w:trPr>
+          <w:tblHeader w:val="on"/>
+        </w:trPr>
+        <w:tc>
+          <w:tcPr/>
+          <w:p>
+            <w:pPr>
+              <w:pStyle w:val="Compact"/>
+            </w:pPr>
+            <w:r>
+              <w:t xml:space="preserve">Course Outcomes</w:t>
+            </w:r>
+          </w:p>
+        </w:tc>
+        <w:tc>
+          <w:tcPr/>
+          <w:p>
+            <w:pPr>
+              <w:pStyle w:val="Compact"/>
+            </w:pPr>
+            <w:r>
+              <w:t xml:space="preserve">Assessment of Course Outcomes</w:t>
+            </w:r>
+          </w:p>
+        </w:tc>
+      </w:tr>
+      <w:tr>
+        <w:tc>
+          <w:tcPr/>
+          <w:p>
+            <w:pPr>
+              <w:pStyle w:val="Compact"/>
+            </w:pPr>
+            <w:r>
+              <w:t xml:space="preserve">CLO1</w:t>
+            </w:r>
+          </w:p>
+        </w:tc>
+        <w:tc>
+          <w:tcPr/>
+          <w:p>
+            <w:pPr>
+              <w:pStyle w:val="Compact"/>
+            </w:pPr>
+            <w:r>
+              <w:t xml:space="preserve">ALEKS Problem Sets, 3-2-1 Team Posts, Lab Experiments, OOL Discussions, Final TYC Project</w:t>
+            </w:r>
+          </w:p>
+        </w:tc>
+      </w:tr>
+      <w:tr>
+        <w:tc>
+          <w:tcPr/>
+          <w:p>
+            <w:pPr>
+              <w:pStyle w:val="Compact"/>
+            </w:pPr>
+            <w:r>
+              <w:t xml:space="preserve">CLO2</w:t>
+            </w:r>
+          </w:p>
+        </w:tc>
+        <w:tc>
+          <w:tcPr/>
+          <w:p>
+            <w:pPr>
+              <w:pStyle w:val="Compact"/>
+            </w:pPr>
+            <w:r>
+              <w:t xml:space="preserve">Quizzes, ALEKS Problem Sets, 3-2-1 Team Posts, Lab Experiments, Final TYC Project</w:t>
+            </w:r>
+          </w:p>
+        </w:tc>
+      </w:tr>
+      <w:tr>
+        <w:tc>
+          <w:tcPr/>
+          <w:p>
+            <w:pPr>
+              <w:pStyle w:val="Compact"/>
+            </w:pPr>
+            <w:r>
+              <w:t xml:space="preserve">CLO3</w:t>
+            </w:r>
+          </w:p>
+        </w:tc>
+        <w:tc>
+          <w:tcPr/>
+          <w:p>
+            <w:pPr>
+              <w:pStyle w:val="Compact"/>
+            </w:pPr>
+            <w:r>
+              <w:t xml:space="preserve">Quizzes, ALEKS Problem Sets, 3-2-1 Team Posts, Lab Experiments, Final TYC Project</w:t>
+            </w:r>
+          </w:p>
+        </w:tc>
+      </w:tr>
+      <w:tr>
+        <w:tc>
+          <w:tcPr/>
+          <w:p>
+            <w:pPr>
+              <w:pStyle w:val="Compact"/>
+            </w:pPr>
+            <w:r>
+              <w:t xml:space="preserve">CLO4</w:t>
+            </w:r>
+          </w:p>
+        </w:tc>
+        <w:tc>
+          <w:tcPr/>
+          <w:p>
+            <w:pPr>
+              <w:pStyle w:val="Compact"/>
+            </w:pPr>
+            <w:r>
+              <w:t xml:space="preserve">OOL Discussions, Lab Experiments, Final TYC Project</w:t>
+            </w:r>
+          </w:p>
+        </w:tc>
+      </w:tr>
+    </w:tbl>
     <w:bookmarkEnd w:id="33"/>
     <w:bookmarkStart w:id="40" w:name="how-will-i-be-graded-and-why"/>
     <w:p>
@@ -3061,7 +3358,7 @@
         <w:pStyle w:val="Compact"/>
         <w:numPr>
           <w:ilvl w:val="0"/>
-          <w:numId w:val="1008"/>
+          <w:numId w:val="1009"/>
         </w:numPr>
       </w:pPr>
       <w:r>
@@ -3073,7 +3370,7 @@
         <w:pStyle w:val="Compact"/>
         <w:numPr>
           <w:ilvl w:val="0"/>
-          <w:numId w:val="1008"/>
+          <w:numId w:val="1009"/>
         </w:numPr>
       </w:pPr>
       <w:r>
@@ -3085,7 +3382,7 @@
         <w:pStyle w:val="Compact"/>
         <w:numPr>
           <w:ilvl w:val="0"/>
-          <w:numId w:val="1008"/>
+          <w:numId w:val="1009"/>
         </w:numPr>
       </w:pPr>
       <w:r>
@@ -3097,7 +3394,7 @@
         <w:pStyle w:val="Compact"/>
         <w:numPr>
           <w:ilvl w:val="0"/>
-          <w:numId w:val="1008"/>
+          <w:numId w:val="1009"/>
         </w:numPr>
       </w:pPr>
       <w:r>
@@ -3435,7 +3732,7 @@
         <w:pStyle w:val="Compact"/>
         <w:numPr>
           <w:ilvl w:val="0"/>
-          <w:numId w:val="1009"/>
+          <w:numId w:val="1010"/>
         </w:numPr>
       </w:pPr>
       <w:r>
@@ -3447,7 +3744,7 @@
         <w:pStyle w:val="Compact"/>
         <w:numPr>
           <w:ilvl w:val="0"/>
-          <w:numId w:val="1009"/>
+          <w:numId w:val="1010"/>
         </w:numPr>
       </w:pPr>
       <w:r>
@@ -3459,7 +3756,7 @@
         <w:pStyle w:val="Compact"/>
         <w:numPr>
           <w:ilvl w:val="0"/>
-          <w:numId w:val="1009"/>
+          <w:numId w:val="1010"/>
         </w:numPr>
       </w:pPr>
       <w:r>
@@ -3471,7 +3768,7 @@
         <w:pStyle w:val="Compact"/>
         <w:numPr>
           <w:ilvl w:val="0"/>
-          <w:numId w:val="1009"/>
+          <w:numId w:val="1010"/>
         </w:numPr>
       </w:pPr>
       <w:r>
@@ -4407,7 +4704,7 @@
         <w:pStyle w:val="Compact"/>
         <w:numPr>
           <w:ilvl w:val="0"/>
-          <w:numId w:val="1010"/>
+          <w:numId w:val="1011"/>
         </w:numPr>
       </w:pPr>
       <w:r>
@@ -4446,7 +4743,7 @@
         <w:pStyle w:val="Compact"/>
         <w:numPr>
           <w:ilvl w:val="0"/>
-          <w:numId w:val="1010"/>
+          <w:numId w:val="1011"/>
         </w:numPr>
       </w:pPr>
       <w:r>
@@ -4468,7 +4765,7 @@
         <w:pStyle w:val="Compact"/>
         <w:numPr>
           <w:ilvl w:val="0"/>
-          <w:numId w:val="1010"/>
+          <w:numId w:val="1011"/>
         </w:numPr>
       </w:pPr>
       <w:r>
@@ -4490,7 +4787,7 @@
         <w:pStyle w:val="Compact"/>
         <w:numPr>
           <w:ilvl w:val="0"/>
-          <w:numId w:val="1010"/>
+          <w:numId w:val="1011"/>
         </w:numPr>
       </w:pPr>
       <w:r>
@@ -4886,6 +5183,9 @@
     <w:abstractNumId w:val="991"/>
   </w:num>
   <w:num w:numId="1010">
+    <w:abstractNumId w:val="991"/>
+  </w:num>
+  <w:num w:numId="1011">
     <w:abstractNumId w:val="991"/>
   </w:num>
 </w:numbering>

--- a/downloads/CHEM131_Syllabus_Fall2026.docx
+++ b/downloads/CHEM131_Syllabus_Fall2026.docx
@@ -272,7 +272,7 @@
               <w:pStyle w:val="Compact"/>
             </w:pPr>
             <w:r>
-              <w:t xml:space="preserve">Weekly lab attendance (required every week, no exceptions) and the Final TYC (Teach Your Community) Project — 10% of your grade, in place of a final exam.</w:t>
+              <w:t xml:space="preserve">Weekly lab attendance (required every week — see About the Lab Requirement for how a missed lab is handled) and the Final TYC (Teach Your Community) Project — 10% of your grade, in place of a final exam.</w:t>
             </w:r>
           </w:p>
         </w:tc>
@@ -869,7 +869,7 @@
               <w:pStyle w:val="Compact"/>
             </w:pPr>
             <w:r>
-              <w:t xml:space="preserve">Hybrid — asynchronous online lecture/discussion + biweekly on-campus lab</w:t>
+              <w:t xml:space="preserve">Hybrid — asynchronous online lecture/discussion + twice-weekly on-campus lab</w:t>
             </w:r>
           </w:p>
         </w:tc>
@@ -1998,7 +1998,7 @@
           <w:i/>
           <w:iCs/>
         </w:rPr>
-        <w:t xml:space="preserve">TL;DR: Message me in Canvas Inbox, cite anything that isn’t yours, never let AI write your discussion posts, and show up ready to work.</w:t>
+        <w:t xml:space="preserve">TL;DR: Message me in Canvas Inbox, cite anything that isn’t yours, never use AI to create anything you submit, and show up ready to work.</w:t>
       </w:r>
     </w:p>
     <w:bookmarkStart w:id="27" w:name="communication"/>
@@ -2106,7 +2106,7 @@
         <w:t xml:space="preserve"> </w:t>
       </w:r>
       <w:r>
-        <w:t xml:space="preserve">In this class, I look forward to and am excited to see your original work and perspectives written in your own voice. You are not graded on grammar. Natural language processing (NLP) applications like ChatGPT, OpenAI, xAI, LLMs like DeepSeek, should be used with caution and only if you are documenting your work in Microsoft Word or Google Docs. You should note that the material generated by these programs may be inaccurate, incomplete, biased, or otherwise really crappy. Beware that use WILL stifle your own independent thinking and creativity. You cannot submit any work or even one sentence generated by an AI tool as your own. Even</w:t>
+        <w:t xml:space="preserve">In this class, I look forward to and am excited to see your original work and perspectives written in your own voice. You are not graded on grammar. Natural language processing (NLP) applications like ChatGPT, OpenAI, xAI, and LLMs like DeepSeek may not be used to create any part of the work you submit in this course. You should note that the material generated by these programs may be inaccurate, incomplete, biased, or otherwise really crappy. Beware that use WILL stifle your own independent thinking and creativity. You cannot submit any work or even one sentence generated by an AI tool as your own. That includes</w:t>
       </w:r>
       <w:r>
         <w:t xml:space="preserve"> </w:t>
@@ -2118,7 +2118,7 @@
         <w:t xml:space="preserve"> </w:t>
       </w:r>
       <w:r>
-        <w:t xml:space="preserve">material or ideas generated by AI should be credited instead of you, just like any other reference material.</w:t>
+        <w:t xml:space="preserve">material or ideas — AI cannot brainstorm for you, even if you credit it.</w:t>
       </w:r>
       <w:r>
         <w:t xml:space="preserve"> </w:t>
@@ -2268,7 +2268,7 @@
         </w:numPr>
       </w:pPr>
       <w:r>
-        <w:t xml:space="preserve">You cannot use entire sentences or paragraphs suggested by an app without providing quotation marks and a citation, just as you would any other source (see Citing Your Sources above).</w:t>
+        <w:t xml:space="preserve">You cannot use sentences or paragraphs suggested by an app — not even with quotation marks and a citation.</w:t>
       </w:r>
     </w:p>
     <w:p>
@@ -3556,7 +3556,7 @@
               <w:pStyle w:val="Compact"/>
             </w:pPr>
             <w:r>
-              <w:t xml:space="preserve">73 up to 76</w:t>
+              <w:t xml:space="preserve">73 up to 77</w:t>
             </w:r>
           </w:p>
         </w:tc>
@@ -3670,7 +3670,7 @@
               <w:pStyle w:val="Compact"/>
             </w:pPr>
             <w:r>
-              <w:t xml:space="preserve">77 up to 79</w:t>
+              <w:t xml:space="preserve">77 up to 80</w:t>
             </w:r>
           </w:p>
         </w:tc>

--- a/downloads/CHEM131_Syllabus_Fall2026.docx
+++ b/downloads/CHEM131_Syllabus_Fall2026.docx
@@ -7,10 +7,28 @@
         <w:pStyle w:val="Title"/>
       </w:pPr>
       <w:r>
-        <w:t xml:space="preserve">CHEM&amp;131: Intro to Organic/Biochemistry</w:t>
-      </w:r>
-    </w:p>
-    <w:bookmarkStart w:id="9" w:name="why-this-course-why-you"/>
+        <w:t xml:space="preserve">CHEM&amp;131:</w:t>
+      </w:r>
+      <w:r>
+        <w:t xml:space="preserve"> </w:t>
+      </w:r>
+      <w:r>
+        <w:t xml:space="preserve">Intro</w:t>
+      </w:r>
+      <w:r>
+        <w:t xml:space="preserve"> </w:t>
+      </w:r>
+      <w:r>
+        <w:t xml:space="preserve">to</w:t>
+      </w:r>
+      <w:r>
+        <w:t xml:space="preserve"> </w:t>
+      </w:r>
+      <w:r>
+        <w:t xml:space="preserve">Organic/Biochemistry</w:t>
+      </w:r>
+    </w:p>
+    <w:bookmarkStart w:id="20" w:name="why-this-course-why-you"/>
     <w:p>
       <w:pPr>
         <w:pStyle w:val="Heading1"/>
@@ -35,8 +53,8 @@
         <w:t xml:space="preserve">This course will ask more of you than your last chemistry class. Organic chemistry is about structure and function — abstract, with no math or formulas — so recognizing chemical structures is your first big task. Like in A&amp;P, repetition is how you get comfortable enough with molecules to predict what they’ll do. There are no shortcuts, and everyone starts in the same place. Use the first three modules to build that foundation — this term is about putting in the time, not walking in already knowing it. You’ve got this.</w:t>
       </w:r>
     </w:p>
-    <w:bookmarkEnd w:id="9"/>
-    <w:bookmarkStart w:id="12" w:name="start-here"/>
+    <w:bookmarkEnd w:id="20"/>
+    <w:bookmarkStart w:id="23" w:name="start-here"/>
     <w:p>
       <w:pPr>
         <w:pStyle w:val="Heading1"/>
@@ -57,8 +75,8 @@
       <w:tblPr>
         <w:tblStyle w:val="Table"/>
         <w:tblW w:type="pct" w:w="5000"/>
-        <w:tblLayout w:type="fixed"/>
         <w:tblLook w:firstRow="1" w:lastRow="0" w:firstColumn="0" w:lastColumn="0" w:noHBand="0" w:noVBand="0" w:val="0020"/>
+        <w:jc w:val="start"/>
       </w:tblPr>
       <w:tblGrid>
         <w:gridCol w:w="3960"/>
@@ -66,13 +84,14 @@
       </w:tblGrid>
       <w:tr>
         <w:trPr>
-          <w:tblHeader w:val="on"/>
+          <w:tblHeader w:val="true"/>
         </w:trPr>
         <w:tc>
           <w:tcPr/>
           <w:p>
             <w:pPr>
               <w:pStyle w:val="Compact"/>
+              <w:jc w:val="left"/>
             </w:pPr>
             <w:r>
               <w:t xml:space="preserve">Item</w:t>
@@ -84,6 +103,7 @@
           <w:p>
             <w:pPr>
               <w:pStyle w:val="Compact"/>
+              <w:jc w:val="left"/>
             </w:pPr>
             <w:r>
               <w:t xml:space="preserve">Details</w:t>
@@ -97,11 +117,12 @@
           <w:p>
             <w:pPr>
               <w:pStyle w:val="Compact"/>
+              <w:jc w:val="left"/>
             </w:pPr>
             <w:r>
               <w:rPr>
+                <w:bCs/>
                 <w:b/>
-                <w:bCs/>
               </w:rPr>
               <w:t xml:space="preserve">What it costs</w:t>
             </w:r>
@@ -112,11 +133,12 @@
           <w:p>
             <w:pPr>
               <w:pStyle w:val="Compact"/>
+              <w:jc w:val="left"/>
             </w:pPr>
             <w:r>
               <w:rPr>
+                <w:bCs/>
                 <w:b/>
-                <w:bCs/>
               </w:rPr>
               <w:t xml:space="preserve">Chemfolio</w:t>
             </w:r>
@@ -125,8 +147,8 @@
             </w:r>
             <w:r>
               <w:rPr>
+                <w:iCs/>
                 <w:i/>
-                <w:iCs/>
               </w:rPr>
               <w:t xml:space="preserve">($19.50)</w:t>
             </w:r>
@@ -141,8 +163,8 @@
             </w:r>
             <w:r>
               <w:rPr>
+                <w:bCs/>
                 <w:b/>
-                <w:bCs/>
               </w:rPr>
               <w:t xml:space="preserve">CHEM&amp;131 Lab Manual</w:t>
             </w:r>
@@ -151,8 +173,8 @@
             </w:r>
             <w:r>
               <w:rPr>
+                <w:iCs/>
                 <w:i/>
-                <w:iCs/>
               </w:rPr>
               <w:t xml:space="preserve">(~$16.70)</w:t>
             </w:r>
@@ -171,11 +193,12 @@
           <w:p>
             <w:pPr>
               <w:pStyle w:val="Compact"/>
+              <w:jc w:val="left"/>
             </w:pPr>
             <w:r>
               <w:rPr>
+                <w:bCs/>
                 <w:b/>
-                <w:bCs/>
               </w:rPr>
               <w:t xml:space="preserve">When things are due</w:t>
             </w:r>
@@ -186,6 +209,7 @@
           <w:p>
             <w:pPr>
               <w:pStyle w:val="Compact"/>
+              <w:jc w:val="left"/>
             </w:pPr>
             <w:r>
               <w:t xml:space="preserve">Wednesday through Sunday each carry something — see Weekly Flow below for the exact rhythm. Once you learn it, it repeats every module.</w:t>
@@ -199,11 +223,12 @@
           <w:p>
             <w:pPr>
               <w:pStyle w:val="Compact"/>
+              <w:jc w:val="left"/>
             </w:pPr>
             <w:r>
               <w:rPr>
+                <w:bCs/>
                 <w:b/>
-                <w:bCs/>
               </w:rPr>
               <w:t xml:space="preserve">Time to budget</w:t>
             </w:r>
@@ -214,6 +239,7 @@
           <w:p>
             <w:pPr>
               <w:pStyle w:val="Compact"/>
+              <w:jc w:val="left"/>
             </w:pPr>
             <w:r>
               <w:t xml:space="preserve">About 10–12 hours a week — most of it on Canvas, plus your 4-hour on-campus lab.</w:t>
@@ -227,11 +253,12 @@
           <w:p>
             <w:pPr>
               <w:pStyle w:val="Compact"/>
+              <w:jc w:val="left"/>
             </w:pPr>
             <w:r>
               <w:rPr>
+                <w:bCs/>
                 <w:b/>
-                <w:bCs/>
               </w:rPr>
               <w:t xml:space="preserve">How to reach me</w:t>
             </w:r>
@@ -242,6 +269,7 @@
           <w:p>
             <w:pPr>
               <w:pStyle w:val="Compact"/>
+              <w:jc w:val="left"/>
             </w:pPr>
             <w:r>
               <w:t xml:space="preserve">Canvas Inbox only — I don’t use email during the term. I reply within 24 hours on weekdays.</w:t>
@@ -255,11 +283,12 @@
           <w:p>
             <w:pPr>
               <w:pStyle w:val="Compact"/>
+              <w:jc w:val="left"/>
             </w:pPr>
             <w:r>
               <w:rPr>
+                <w:bCs/>
                 <w:b/>
-                <w:bCs/>
               </w:rPr>
               <w:t xml:space="preserve">The two big ones</w:t>
             </w:r>
@@ -270,6 +299,7 @@
           <w:p>
             <w:pPr>
               <w:pStyle w:val="Compact"/>
+              <w:jc w:val="left"/>
             </w:pPr>
             <w:r>
               <w:t xml:space="preserve">Weekly lab attendance (required every week — see About the Lab Requirement for how a missed lab is handled) and the Final TYC (Teach Your Community) Project — 10% of your grade, in place of a final exam.</w:t>
@@ -283,11 +313,12 @@
           <w:p>
             <w:pPr>
               <w:pStyle w:val="Compact"/>
+              <w:jc w:val="left"/>
             </w:pPr>
             <w:r>
               <w:rPr>
+                <w:bCs/>
                 <w:b/>
-                <w:bCs/>
               </w:rPr>
               <w:t xml:space="preserve">The AI rule</w:t>
             </w:r>
@@ -298,6 +329,7 @@
           <w:p>
             <w:pPr>
               <w:pStyle w:val="Compact"/>
+              <w:jc w:val="left"/>
             </w:pPr>
             <w:r>
               <w:t xml:space="preserve">No AI-generated content in anything you submit — ever, no exceptions. See the AI Agreement below for the full policy.</w:t>
@@ -311,11 +343,12 @@
           <w:p>
             <w:pPr>
               <w:pStyle w:val="Compact"/>
+              <w:jc w:val="left"/>
             </w:pPr>
             <w:r>
               <w:rPr>
+                <w:bCs/>
                 <w:b/>
-                <w:bCs/>
               </w:rPr>
               <w:t xml:space="preserve">If you fall behind</w:t>
             </w:r>
@@ -326,6 +359,7 @@
           <w:p>
             <w:pPr>
               <w:pStyle w:val="Compact"/>
+              <w:jc w:val="left"/>
             </w:pPr>
             <w:r>
               <w:t xml:space="preserve">No explanation needed. Late work loses 1% per hour after the due date, down to zero after about 5 days — then it can still be submitted for zero credit. See Late Work below for the full policy.</w:t>
@@ -340,8 +374,8 @@
       </w:pPr>
       <w:r>
         <w:rPr>
+          <w:bCs/>
           <w:b/>
-          <w:bCs/>
         </w:rPr>
         <w:t xml:space="preserve">Your grade in one line:</w:t>
       </w:r>
@@ -352,7 +386,7 @@
         <w:t xml:space="preserve">3-2-1 Team Posts 15% · OOL Discussions 15% · Lab Experiments 25% · Quizzes 20% · ALEKS Problem Sets 15% · Final TYC Project 10%.</w:t>
       </w:r>
     </w:p>
-    <w:bookmarkStart w:id="10" w:name="course-terms-youll-see"/>
+    <w:bookmarkStart w:id="21" w:name="course-terms-youll-see"/>
     <w:p>
       <w:pPr>
         <w:pStyle w:val="Heading2"/>
@@ -373,8 +407,8 @@
       <w:tblPr>
         <w:tblStyle w:val="Table"/>
         <w:tblW w:type="pct" w:w="5000"/>
-        <w:tblLayout w:type="fixed"/>
         <w:tblLook w:firstRow="1" w:lastRow="0" w:firstColumn="0" w:lastColumn="0" w:noHBand="0" w:noVBand="0" w:val="0020"/>
+        <w:jc w:val="start"/>
       </w:tblPr>
       <w:tblGrid>
         <w:gridCol w:w="3960"/>
@@ -382,13 +416,14 @@
       </w:tblGrid>
       <w:tr>
         <w:trPr>
-          <w:tblHeader w:val="on"/>
+          <w:tblHeader w:val="true"/>
         </w:trPr>
         <w:tc>
           <w:tcPr/>
           <w:p>
             <w:pPr>
               <w:pStyle w:val="Compact"/>
+              <w:jc w:val="left"/>
             </w:pPr>
             <w:r>
               <w:t xml:space="preserve">Term</w:t>
@@ -400,6 +435,7 @@
           <w:p>
             <w:pPr>
               <w:pStyle w:val="Compact"/>
+              <w:jc w:val="left"/>
             </w:pPr>
             <w:r>
               <w:t xml:space="preserve">What it means</w:t>
@@ -413,6 +449,7 @@
           <w:p>
             <w:pPr>
               <w:pStyle w:val="Compact"/>
+              <w:jc w:val="left"/>
             </w:pPr>
             <w:r>
               <w:t xml:space="preserve">3-2-1</w:t>
@@ -424,6 +461,7 @@
           <w:p>
             <w:pPr>
               <w:pStyle w:val="Compact"/>
+              <w:jc w:val="left"/>
             </w:pPr>
             <w:r>
               <w:t xml:space="preserve">Your weekly Team Discussion format — named for its posting structure (three problem areas, two areas of interest, one insight from the video key).</w:t>
@@ -437,6 +475,7 @@
           <w:p>
             <w:pPr>
               <w:pStyle w:val="Compact"/>
+              <w:jc w:val="left"/>
             </w:pPr>
             <w:r>
               <w:t xml:space="preserve">OOL</w:t>
@@ -448,6 +487,7 @@
           <w:p>
             <w:pPr>
               <w:pStyle w:val="Compact"/>
+              <w:jc w:val="left"/>
             </w:pPr>
             <w:r>
               <w:t xml:space="preserve">Outside Of Lecture — a separate weekly class discussion, not the 3-2-1.</w:t>
@@ -461,6 +501,7 @@
           <w:p>
             <w:pPr>
               <w:pStyle w:val="Compact"/>
+              <w:jc w:val="left"/>
             </w:pPr>
             <w:r>
               <w:t xml:space="preserve">TYC</w:t>
@@ -472,6 +513,7 @@
           <w:p>
             <w:pPr>
               <w:pStyle w:val="Compact"/>
+              <w:jc w:val="left"/>
             </w:pPr>
             <w:r>
               <w:t xml:space="preserve">Teach Your Community — your Final Project, replacing a final exam.</w:t>
@@ -485,6 +527,7 @@
           <w:p>
             <w:pPr>
               <w:pStyle w:val="Compact"/>
+              <w:jc w:val="left"/>
             </w:pPr>
             <w:r>
               <w:t xml:space="preserve">ALEKS</w:t>
@@ -496,6 +539,7 @@
           <w:p>
             <w:pPr>
               <w:pStyle w:val="Compact"/>
+              <w:jc w:val="left"/>
             </w:pPr>
             <w:r>
               <w:t xml:space="preserve">Your online adaptive homework and textbook-access platform.</w:t>
@@ -509,6 +553,7 @@
           <w:p>
             <w:pPr>
               <w:pStyle w:val="Compact"/>
+              <w:jc w:val="left"/>
             </w:pPr>
             <w:r>
               <w:t xml:space="preserve">DAC</w:t>
@@ -520,6 +565,7 @@
           <w:p>
             <w:pPr>
               <w:pStyle w:val="Compact"/>
+              <w:jc w:val="left"/>
             </w:pPr>
             <w:r>
               <w:t xml:space="preserve">Disability Access Center — Clark’s office for accommodations.</w:t>
@@ -533,6 +579,7 @@
           <w:p>
             <w:pPr>
               <w:pStyle w:val="Compact"/>
+              <w:jc w:val="left"/>
             </w:pPr>
             <w:r>
               <w:t xml:space="preserve">Chemfolio</w:t>
@@ -544,6 +591,7 @@
           <w:p>
             <w:pPr>
               <w:pStyle w:val="Compact"/>
+              <w:jc w:val="left"/>
             </w:pPr>
             <w:r>
               <w:t xml:space="preserve">Your required lecture/discussion workbook — you buy this!</w:t>
@@ -557,6 +605,7 @@
           <w:p>
             <w:pPr>
               <w:pStyle w:val="Compact"/>
+              <w:jc w:val="left"/>
             </w:pPr>
             <w:r>
               <w:t xml:space="preserve">TL;DR</w:t>
@@ -568,9 +617,16 @@
           <w:p>
             <w:pPr>
               <w:pStyle w:val="Compact"/>
-            </w:pPr>
-            <w:r>
-              <w:t xml:space="preserve">“Too long; didn’t read”</w:t>
+              <w:jc w:val="left"/>
+            </w:pPr>
+            <w:r>
+              <w:t xml:space="preserve">“</w:t>
+            </w:r>
+            <w:r>
+              <w:t xml:space="preserve">Too long; didn’t read</w:t>
+            </w:r>
+            <w:r>
+              <w:t xml:space="preserve">”</w:t>
             </w:r>
             <w:r>
               <w:t xml:space="preserve"> </w:t>
@@ -582,8 +638,8 @@
         </w:tc>
       </w:tr>
     </w:tbl>
-    <w:bookmarkEnd w:id="10"/>
-    <w:bookmarkStart w:id="11" w:name="your-first-week"/>
+    <w:bookmarkEnd w:id="21"/>
+    <w:bookmarkStart w:id="22" w:name="your-first-week"/>
     <w:p>
       <w:pPr>
         <w:pStyle w:val="Heading2"/>
@@ -594,11 +650,11 @@
     </w:p>
     <w:p>
       <w:pPr>
-        <w:pStyle w:val="Compact"/>
         <w:numPr>
           <w:ilvl w:val="0"/>
           <w:numId w:val="1001"/>
         </w:numPr>
+        <w:pStyle w:val="Compact"/>
       </w:pPr>
       <w:r>
         <w:t xml:space="preserve">Attend your scheduled lab session. Missing it means being dropped from the course.</w:t>
@@ -606,11 +662,11 @@
     </w:p>
     <w:p>
       <w:pPr>
-        <w:pStyle w:val="Compact"/>
         <w:numPr>
           <w:ilvl w:val="0"/>
           <w:numId w:val="1001"/>
         </w:numPr>
+        <w:pStyle w:val="Compact"/>
       </w:pPr>
       <w:r>
         <w:t xml:space="preserve">Log into Canvas and read the announcements at the top of the course.</w:t>
@@ -618,11 +674,11 @@
     </w:p>
     <w:p>
       <w:pPr>
-        <w:pStyle w:val="Compact"/>
         <w:numPr>
           <w:ilvl w:val="0"/>
           <w:numId w:val="1001"/>
         </w:numPr>
+        <w:pStyle w:val="Compact"/>
       </w:pPr>
       <w:r>
         <w:t xml:space="preserve">Work through Getting Started: Course Orientation, including the ALEKS/Office/OneDrive setup guide — both need to be done by the end of your first lab, so budget the time.</w:t>
@@ -630,11 +686,11 @@
     </w:p>
     <w:p>
       <w:pPr>
-        <w:pStyle w:val="Compact"/>
         <w:numPr>
           <w:ilvl w:val="0"/>
           <w:numId w:val="1001"/>
         </w:numPr>
+        <w:pStyle w:val="Compact"/>
       </w:pPr>
       <w:r>
         <w:t xml:space="preserve">Read this syllabus, especially the Start Here box and the Course Agreements section.</w:t>
@@ -642,19 +698,19 @@
     </w:p>
     <w:p>
       <w:pPr>
-        <w:pStyle w:val="Compact"/>
         <w:numPr>
           <w:ilvl w:val="0"/>
           <w:numId w:val="1001"/>
         </w:numPr>
+        <w:pStyle w:val="Compact"/>
       </w:pPr>
       <w:r>
         <w:t xml:space="preserve">Confirm you have both your Chemfolio and lab manual from the Clark Bookstore before class — your first 3-2-1 team post is due that Wednesday.</w:t>
       </w:r>
     </w:p>
-    <w:bookmarkEnd w:id="11"/>
-    <w:bookmarkEnd w:id="12"/>
-    <w:bookmarkStart w:id="15" w:name="course-information"/>
+    <w:bookmarkEnd w:id="22"/>
+    <w:bookmarkEnd w:id="23"/>
+    <w:bookmarkStart w:id="26" w:name="course-information"/>
     <w:p>
       <w:pPr>
         <w:pStyle w:val="Heading1"/>
@@ -667,8 +723,8 @@
       <w:tblPr>
         <w:tblStyle w:val="Table"/>
         <w:tblW w:type="pct" w:w="5000"/>
-        <w:tblLayout w:type="fixed"/>
         <w:tblLook w:firstRow="1" w:lastRow="0" w:firstColumn="0" w:lastColumn="0" w:noHBand="0" w:noVBand="0" w:val="0020"/>
+        <w:jc w:val="start"/>
       </w:tblPr>
       <w:tblGrid>
         <w:gridCol w:w="3960"/>
@@ -676,13 +732,14 @@
       </w:tblGrid>
       <w:tr>
         <w:trPr>
-          <w:tblHeader w:val="on"/>
+          <w:tblHeader w:val="true"/>
         </w:trPr>
         <w:tc>
           <w:tcPr/>
           <w:p>
             <w:pPr>
               <w:pStyle w:val="Compact"/>
+              <w:jc w:val="left"/>
             </w:pPr>
             <w:r>
               <w:t xml:space="preserve">Item</w:t>
@@ -694,6 +751,7 @@
           <w:p>
             <w:pPr>
               <w:pStyle w:val="Compact"/>
+              <w:jc w:val="left"/>
             </w:pPr>
             <w:r>
               <w:t xml:space="preserve">Details</w:t>
@@ -707,11 +765,12 @@
           <w:p>
             <w:pPr>
               <w:pStyle w:val="Compact"/>
+              <w:jc w:val="left"/>
             </w:pPr>
             <w:r>
               <w:rPr>
+                <w:bCs/>
                 <w:b/>
-                <w:bCs/>
               </w:rPr>
               <w:t xml:space="preserve">Course Title</w:t>
             </w:r>
@@ -722,6 +781,7 @@
           <w:p>
             <w:pPr>
               <w:pStyle w:val="Compact"/>
+              <w:jc w:val="left"/>
             </w:pPr>
             <w:r>
               <w:t xml:space="preserve">CHEM&amp;131: Introduction to Organic and Biochemistry</w:t>
@@ -735,11 +795,12 @@
           <w:p>
             <w:pPr>
               <w:pStyle w:val="Compact"/>
+              <w:jc w:val="left"/>
             </w:pPr>
             <w:r>
               <w:rPr>
+                <w:bCs/>
                 <w:b/>
-                <w:bCs/>
               </w:rPr>
               <w:t xml:space="preserve">Course Nbr/Sec</w:t>
             </w:r>
@@ -750,6 +811,7 @@
           <w:p>
             <w:pPr>
               <w:pStyle w:val="Compact"/>
+              <w:jc w:val="left"/>
             </w:pPr>
             <w:r>
               <w:t xml:space="preserve">18411/18412</w:t>
@@ -763,11 +825,12 @@
           <w:p>
             <w:pPr>
               <w:pStyle w:val="Compact"/>
+              <w:jc w:val="left"/>
             </w:pPr>
             <w:r>
               <w:rPr>
+                <w:bCs/>
                 <w:b/>
-                <w:bCs/>
               </w:rPr>
               <w:t xml:space="preserve">Quarter/Year</w:t>
             </w:r>
@@ -778,6 +841,7 @@
           <w:p>
             <w:pPr>
               <w:pStyle w:val="Compact"/>
+              <w:jc w:val="left"/>
             </w:pPr>
             <w:r>
               <w:t xml:space="preserve">Fall 2026 (September 21 – December 10, 2026)</w:t>
@@ -791,11 +855,12 @@
           <w:p>
             <w:pPr>
               <w:pStyle w:val="Compact"/>
+              <w:jc w:val="left"/>
             </w:pPr>
             <w:r>
               <w:rPr>
+                <w:bCs/>
                 <w:b/>
-                <w:bCs/>
               </w:rPr>
               <w:t xml:space="preserve">Location/Time</w:t>
             </w:r>
@@ -806,6 +871,7 @@
           <w:p>
             <w:pPr>
               <w:pStyle w:val="Compact"/>
+              <w:jc w:val="left"/>
             </w:pPr>
             <w:r>
               <w:t xml:space="preserve">Lab: STEM Building 209, Tu/Th 2:00–3:50 PM (18411). Lecture/discussion: online, asynchronous.</w:t>
@@ -819,11 +885,12 @@
           <w:p>
             <w:pPr>
               <w:pStyle w:val="Compact"/>
+              <w:jc w:val="left"/>
             </w:pPr>
             <w:r>
               <w:rPr>
+                <w:bCs/>
                 <w:b/>
-                <w:bCs/>
               </w:rPr>
               <w:t xml:space="preserve">Course Site</w:t>
             </w:r>
@@ -834,8 +901,9 @@
           <w:p>
             <w:pPr>
               <w:pStyle w:val="Compact"/>
-            </w:pPr>
-            <w:hyperlink r:id="rId13">
+              <w:jc w:val="left"/>
+            </w:pPr>
+            <w:hyperlink r:id="rId24">
               <w:r>
                 <w:rPr>
                   <w:rStyle w:val="Hyperlink"/>
@@ -852,11 +920,12 @@
           <w:p>
             <w:pPr>
               <w:pStyle w:val="Compact"/>
+              <w:jc w:val="left"/>
             </w:pPr>
             <w:r>
               <w:rPr>
+                <w:bCs/>
                 <w:b/>
-                <w:bCs/>
               </w:rPr>
               <w:t xml:space="preserve">Course Modality</w:t>
             </w:r>
@@ -867,6 +936,7 @@
           <w:p>
             <w:pPr>
               <w:pStyle w:val="Compact"/>
+              <w:jc w:val="left"/>
             </w:pPr>
             <w:r>
               <w:t xml:space="preserve">Hybrid — asynchronous online lecture/discussion + twice-weekly on-campus lab</w:t>
@@ -880,11 +950,12 @@
           <w:p>
             <w:pPr>
               <w:pStyle w:val="Compact"/>
+              <w:jc w:val="left"/>
             </w:pPr>
             <w:r>
               <w:rPr>
+                <w:bCs/>
                 <w:b/>
-                <w:bCs/>
               </w:rPr>
               <w:t xml:space="preserve">Credit Hours</w:t>
             </w:r>
@@ -895,6 +966,7 @@
           <w:p>
             <w:pPr>
               <w:pStyle w:val="Compact"/>
+              <w:jc w:val="left"/>
             </w:pPr>
             <w:r>
               <w:t xml:space="preserve">5 credits (3.0 hours lecture-equivalent / 4.0 hours lab)</w:t>
@@ -908,11 +980,12 @@
           <w:p>
             <w:pPr>
               <w:pStyle w:val="Compact"/>
+              <w:jc w:val="left"/>
             </w:pPr>
             <w:r>
               <w:rPr>
+                <w:bCs/>
                 <w:b/>
-                <w:bCs/>
               </w:rPr>
               <w:t xml:space="preserve">Prerequisites</w:t>
             </w:r>
@@ -923,6 +996,7 @@
           <w:p>
             <w:pPr>
               <w:pStyle w:val="Compact"/>
+              <w:jc w:val="left"/>
             </w:pPr>
             <w:r>
               <w:t xml:space="preserve">CHEM&amp;121 (grade of</w:t>
@@ -931,7 +1005,13 @@
               <w:t xml:space="preserve"> </w:t>
             </w:r>
             <w:r>
-              <w:t xml:space="preserve">“C”</w:t>
+              <w:t xml:space="preserve">“</w:t>
+            </w:r>
+            <w:r>
+              <w:t xml:space="preserve">C</w:t>
+            </w:r>
+            <w:r>
+              <w:t xml:space="preserve">”</w:t>
             </w:r>
             <w:r>
               <w:t xml:space="preserve"> </w:t>
@@ -948,11 +1028,12 @@
           <w:p>
             <w:pPr>
               <w:pStyle w:val="Compact"/>
+              <w:jc w:val="left"/>
             </w:pPr>
             <w:r>
               <w:rPr>
+                <w:bCs/>
                 <w:b/>
-                <w:bCs/>
               </w:rPr>
               <w:t xml:space="preserve">Course Description</w:t>
             </w:r>
@@ -963,42 +1044,43 @@
           <w:p>
             <w:pPr>
               <w:pStyle w:val="Compact"/>
+              <w:jc w:val="left"/>
             </w:pPr>
             <w:r>
               <w:rPr>
+                <w:bCs/>
                 <w:b/>
-                <w:bCs/>
               </w:rPr>
               <w:t xml:space="preserve">What</w:t>
             </w:r>
             <w:r>
               <w:rPr>
+                <w:bCs/>
                 <w:b/>
-                <w:bCs/>
               </w:rPr>
               <w:t xml:space="preserve"> </w:t>
             </w:r>
-            <w:hyperlink r:id="rId14">
+            <w:hyperlink r:id="rId25">
               <w:r>
                 <w:rPr>
                   <w:rStyle w:val="Hyperlink"/>
+                  <w:bCs/>
                   <w:b/>
-                  <w:bCs/>
                 </w:rPr>
                 <w:t xml:space="preserve">Clark’s Course Catalog</w:t>
               </w:r>
             </w:hyperlink>
             <w:r>
               <w:rPr>
+                <w:bCs/>
                 <w:b/>
-                <w:bCs/>
               </w:rPr>
               <w:t xml:space="preserve"> </w:t>
             </w:r>
             <w:r>
               <w:rPr>
+                <w:bCs/>
                 <w:b/>
-                <w:bCs/>
               </w:rPr>
               <w:t xml:space="preserve">says:</w:t>
             </w:r>
@@ -1010,8 +1092,8 @@
             </w:r>
             <w:r>
               <w:rPr>
+                <w:bCs/>
                 <w:b/>
-                <w:bCs/>
               </w:rPr>
               <w:t xml:space="preserve">What that means in practice:</w:t>
             </w:r>
@@ -1025,8 +1107,8 @@
         </w:tc>
       </w:tr>
     </w:tbl>
-    <w:bookmarkEnd w:id="15"/>
-    <w:bookmarkStart w:id="21" w:name="welcome-to-class"/>
+    <w:bookmarkEnd w:id="26"/>
+    <w:bookmarkStart w:id="32" w:name="welcome-to-class"/>
     <w:p>
       <w:pPr>
         <w:pStyle w:val="Heading1"/>
@@ -1041,8 +1123,8 @@
       </w:pPr>
       <w:r>
         <w:rPr>
+          <w:iCs/>
           <w:i/>
-          <w:iCs/>
         </w:rPr>
         <w:t xml:space="preserve">TL;DR: Hybrid means lectures online, labs on campus. Weekly TEAM discussions and lab two days per week. Show up, stay engaged, and ask for help before you’re stuck.</w:t>
       </w:r>
@@ -1061,8 +1143,8 @@
       </w:pPr>
       <w:r>
         <w:rPr>
+          <w:bCs/>
           <w:b/>
-          <w:bCs/>
         </w:rPr>
         <w:t xml:space="preserve">Dr. B’s Note:</w:t>
       </w:r>
@@ -1071,13 +1153,13 @@
       </w:r>
       <w:r>
         <w:rPr>
+          <w:iCs/>
           <w:i/>
-          <w:iCs/>
         </w:rPr>
         <w:t xml:space="preserve">Most students who stick with the weekly rhythm and stay engaged do well. The difference this term specifically is showing up consistently every day. This is level two CHEM – it will ask more from you than last time.</w:t>
       </w:r>
     </w:p>
-    <w:bookmarkStart w:id="16" w:name="Xe66c6beb7eb2ec0e95c71e590f49bdb9df56704"/>
+    <w:bookmarkStart w:id="27" w:name="Xe66c6beb7eb2ec0e95c71e590f49bdb9df56704"/>
     <w:p>
       <w:pPr>
         <w:pStyle w:val="Heading2"/>
@@ -1094,8 +1176,8 @@
         <w:t xml:space="preserve">This course moves beyond the math and chemistry foundation you built in CHEM&amp;121. We move quickly into organic molecules and biochemical pathways, (structure = function). So while it will be all new right away, your basic chemical reasoning skills from CHEM&amp;121 will serve you well.</w:t>
       </w:r>
     </w:p>
-    <w:bookmarkEnd w:id="16"/>
-    <w:bookmarkStart w:id="17" w:name="what-can-i-expect-in-class"/>
+    <w:bookmarkEnd w:id="27"/>
+    <w:bookmarkStart w:id="28" w:name="what-can-i-expect-in-class"/>
     <w:p>
       <w:pPr>
         <w:pStyle w:val="Heading2"/>
@@ -1118,8 +1200,8 @@
       </w:pPr>
       <w:r>
         <w:rPr>
+          <w:bCs/>
           <w:b/>
-          <w:bCs/>
         </w:rPr>
         <w:t xml:space="preserve">Dr. B’s Note:</w:t>
       </w:r>
@@ -1128,14 +1210,14 @@
       </w:r>
       <w:r>
         <w:rPr>
+          <w:iCs/>
           <w:i/>
-          <w:iCs/>
         </w:rPr>
         <w:t xml:space="preserve">If you’ve taken a science course before, don’t assume this one works the same way: there are no traditional lectures, quizzes happen in person during lab, and labs are real science, not a recipe to follow. More on exactly how below.</w:t>
       </w:r>
     </w:p>
-    <w:bookmarkEnd w:id="17"/>
-    <w:bookmarkStart w:id="19" w:name="what-if-i-need-an-accommodation"/>
+    <w:bookmarkEnd w:id="28"/>
+    <w:bookmarkStart w:id="30" w:name="what-if-i-need-an-accommodation"/>
     <w:p>
       <w:pPr>
         <w:pStyle w:val="Heading2"/>
@@ -1154,7 +1236,7 @@
       <w:r>
         <w:t xml:space="preserve"> </w:t>
       </w:r>
-      <w:hyperlink r:id="rId18">
+      <w:hyperlink r:id="rId29">
         <w:r>
           <w:rPr>
             <w:rStyle w:val="Hyperlink"/>
@@ -1166,8 +1248,8 @@
         <w:t xml:space="preserve">.</w:t>
       </w:r>
     </w:p>
-    <w:bookmarkEnd w:id="19"/>
-    <w:bookmarkStart w:id="20" w:name="weekly-flow"/>
+    <w:bookmarkEnd w:id="30"/>
+    <w:bookmarkStart w:id="31" w:name="weekly-flow"/>
     <w:p>
       <w:pPr>
         <w:pStyle w:val="Heading2"/>
@@ -1182,8 +1264,8 @@
       </w:pPr>
       <w:r>
         <w:rPr>
+          <w:iCs/>
           <w:i/>
-          <w:iCs/>
         </w:rPr>
         <w:t xml:space="preserve">TL;DR: Something is due nearly every day, Wednesday through Sunday — same pattern every week once you learn it.</w:t>
       </w:r>
@@ -1200,8 +1282,8 @@
       <w:tblPr>
         <w:tblStyle w:val="Table"/>
         <w:tblW w:type="pct" w:w="5000"/>
-        <w:tblLayout w:type="fixed"/>
         <w:tblLook w:firstRow="1" w:lastRow="0" w:firstColumn="0" w:lastColumn="0" w:noHBand="0" w:noVBand="0" w:val="0020"/>
+        <w:jc w:val="start"/>
       </w:tblPr>
       <w:tblGrid>
         <w:gridCol w:w="3960"/>
@@ -1209,13 +1291,14 @@
       </w:tblGrid>
       <w:tr>
         <w:trPr>
-          <w:tblHeader w:val="on"/>
+          <w:tblHeader w:val="true"/>
         </w:trPr>
         <w:tc>
           <w:tcPr/>
           <w:p>
             <w:pPr>
               <w:pStyle w:val="Compact"/>
+              <w:jc w:val="left"/>
             </w:pPr>
             <w:r>
               <w:t xml:space="preserve">Day</w:t>
@@ -1227,6 +1310,7 @@
           <w:p>
             <w:pPr>
               <w:pStyle w:val="Compact"/>
+              <w:jc w:val="left"/>
             </w:pPr>
             <w:r>
               <w:t xml:space="preserve">What’s due</w:t>
@@ -1240,6 +1324,7 @@
           <w:p>
             <w:pPr>
               <w:pStyle w:val="Compact"/>
+              <w:jc w:val="left"/>
             </w:pPr>
             <w:r>
               <w:t xml:space="preserve">Monday</w:t>
@@ -1251,6 +1336,7 @@
           <w:p>
             <w:pPr>
               <w:pStyle w:val="Compact"/>
+              <w:jc w:val="left"/>
             </w:pPr>
             <w:r>
               <w:t xml:space="preserve">New module opens</w:t>
@@ -1264,6 +1350,7 @@
           <w:p>
             <w:pPr>
               <w:pStyle w:val="Compact"/>
+              <w:jc w:val="left"/>
             </w:pPr>
             <w:r>
               <w:t xml:space="preserve">Wednesday</w:t>
@@ -1275,6 +1362,7 @@
           <w:p>
             <w:pPr>
               <w:pStyle w:val="Compact"/>
+              <w:jc w:val="left"/>
             </w:pPr>
             <w:r>
               <w:t xml:space="preserve">3-2-1 Team post + upload due; OOL discussion post due; Lab Results (20 pts) due</w:t>
@@ -1288,6 +1376,7 @@
           <w:p>
             <w:pPr>
               <w:pStyle w:val="Compact"/>
+              <w:jc w:val="left"/>
             </w:pPr>
             <w:r>
               <w:t xml:space="preserve">Thursday</w:t>
@@ -1299,6 +1388,7 @@
           <w:p>
             <w:pPr>
               <w:pStyle w:val="Compact"/>
+              <w:jc w:val="left"/>
             </w:pPr>
             <w:r>
               <w:t xml:space="preserve">3-2-1 Team Lead Summary post due (Team Lead only, that week)</w:t>
@@ -1312,6 +1402,7 @@
           <w:p>
             <w:pPr>
               <w:pStyle w:val="Compact"/>
+              <w:jc w:val="left"/>
             </w:pPr>
             <w:r>
               <w:t xml:space="preserve">Friday</w:t>
@@ -1323,6 +1414,7 @@
           <w:p>
             <w:pPr>
               <w:pStyle w:val="Compact"/>
+              <w:jc w:val="left"/>
             </w:pPr>
             <w:r>
               <w:t xml:space="preserve">OOL replies due; Lab Findings (10 pts) and Conclusions (20 pts) due</w:t>
@@ -1336,6 +1428,7 @@
           <w:p>
             <w:pPr>
               <w:pStyle w:val="Compact"/>
+              <w:jc w:val="left"/>
             </w:pPr>
             <w:r>
               <w:t xml:space="preserve">Sunday</w:t>
@@ -1347,6 +1440,7 @@
           <w:p>
             <w:pPr>
               <w:pStyle w:val="Compact"/>
+              <w:jc w:val="left"/>
             </w:pPr>
             <w:r>
               <w:t xml:space="preserve">3-2-1 Team post + replies to all 3 teammates + upload due; ALEKS homework due; Lab Background (10 pts) and Methods (40 pts) due</w:t>
@@ -1377,8 +1471,8 @@
       </w:pPr>
       <w:r>
         <w:rPr>
+          <w:bCs/>
           <w:b/>
-          <w:bCs/>
         </w:rPr>
         <w:t xml:space="preserve">Dr. B’s Note:</w:t>
       </w:r>
@@ -1387,15 +1481,15 @@
       </w:r>
       <w:r>
         <w:rPr>
+          <w:iCs/>
           <w:i/>
-          <w:iCs/>
         </w:rPr>
         <w:t xml:space="preserve">Prioritize content learning in your Chemfolio with your team first. Labs are based on the assigned content from the module.</w:t>
       </w:r>
     </w:p>
-    <w:bookmarkEnd w:id="20"/>
-    <w:bookmarkEnd w:id="21"/>
-    <w:bookmarkStart w:id="23" w:name="about-your-instructor"/>
+    <w:bookmarkEnd w:id="31"/>
+    <w:bookmarkEnd w:id="32"/>
+    <w:bookmarkStart w:id="34" w:name="about-your-instructor"/>
     <w:p>
       <w:pPr>
         <w:pStyle w:val="Heading1"/>
@@ -1410,8 +1504,8 @@
       </w:pPr>
       <w:r>
         <w:rPr>
+          <w:iCs/>
           <w:i/>
-          <w:iCs/>
         </w:rPr>
         <w:t xml:space="preserve">TL;DR: Canvas Inbox only, no email — I reply within 24 hours on weekdays.</w:t>
       </w:r>
@@ -1420,8 +1514,8 @@
       <w:tblPr>
         <w:tblStyle w:val="Table"/>
         <w:tblW w:type="pct" w:w="5000"/>
-        <w:tblLayout w:type="fixed"/>
         <w:tblLook w:firstRow="1" w:lastRow="0" w:firstColumn="0" w:lastColumn="0" w:noHBand="0" w:noVBand="0" w:val="0020"/>
+        <w:jc w:val="start"/>
       </w:tblPr>
       <w:tblGrid>
         <w:gridCol w:w="3960"/>
@@ -1429,13 +1523,14 @@
       </w:tblGrid>
       <w:tr>
         <w:trPr>
-          <w:tblHeader w:val="on"/>
+          <w:tblHeader w:val="true"/>
         </w:trPr>
         <w:tc>
           <w:tcPr/>
           <w:p>
             <w:pPr>
               <w:pStyle w:val="Compact"/>
+              <w:jc w:val="left"/>
             </w:pPr>
             <w:r>
               <w:t xml:space="preserve">Item</w:t>
@@ -1447,6 +1542,7 @@
           <w:p>
             <w:pPr>
               <w:pStyle w:val="Compact"/>
+              <w:jc w:val="left"/>
             </w:pPr>
             <w:r>
               <w:t xml:space="preserve">Details</w:t>
@@ -1460,11 +1556,12 @@
           <w:p>
             <w:pPr>
               <w:pStyle w:val="Compact"/>
+              <w:jc w:val="left"/>
             </w:pPr>
             <w:r>
               <w:rPr>
+                <w:bCs/>
                 <w:b/>
-                <w:bCs/>
               </w:rPr>
               <w:t xml:space="preserve">Instructor Name and pronouns</w:t>
             </w:r>
@@ -1475,6 +1572,7 @@
           <w:p>
             <w:pPr>
               <w:pStyle w:val="Compact"/>
+              <w:jc w:val="left"/>
             </w:pPr>
             <w:r>
               <w:t xml:space="preserve">Dr. Karl Bailey, Ph.D. (he/him)</w:t>
@@ -1488,11 +1586,12 @@
           <w:p>
             <w:pPr>
               <w:pStyle w:val="Compact"/>
+              <w:jc w:val="left"/>
             </w:pPr>
             <w:r>
               <w:rPr>
+                <w:bCs/>
                 <w:b/>
-                <w:bCs/>
               </w:rPr>
               <w:t xml:space="preserve">How I like to be addressed</w:t>
             </w:r>
@@ -1503,6 +1602,7 @@
           <w:p>
             <w:pPr>
               <w:pStyle w:val="Compact"/>
+              <w:jc w:val="left"/>
             </w:pPr>
             <w:r>
               <w:t xml:space="preserve">Dr. B</w:t>
@@ -1516,11 +1616,12 @@
           <w:p>
             <w:pPr>
               <w:pStyle w:val="Compact"/>
+              <w:jc w:val="left"/>
             </w:pPr>
             <w:r>
               <w:rPr>
+                <w:bCs/>
                 <w:b/>
-                <w:bCs/>
               </w:rPr>
               <w:t xml:space="preserve">Communication</w:t>
             </w:r>
@@ -1531,6 +1632,7 @@
           <w:p>
             <w:pPr>
               <w:pStyle w:val="Compact"/>
+              <w:jc w:val="left"/>
             </w:pPr>
             <w:r>
               <w:t xml:space="preserve">Canvas Inbox only — I do not use email during the term.</w:t>
@@ -1547,11 +1649,12 @@
           <w:p>
             <w:pPr>
               <w:pStyle w:val="Compact"/>
+              <w:jc w:val="left"/>
             </w:pPr>
             <w:r>
               <w:rPr>
+                <w:bCs/>
                 <w:b/>
-                <w:bCs/>
               </w:rPr>
               <w:t xml:space="preserve">Help Hours</w:t>
             </w:r>
@@ -1562,6 +1665,7 @@
           <w:p>
             <w:pPr>
               <w:pStyle w:val="Compact"/>
+              <w:jc w:val="left"/>
             </w:pPr>
             <w:r>
               <w:t xml:space="preserve">Tuesday &amp; Thursday, 12:00–2:00 PM (2 hours before the 2:00 PM lab section)</w:t>
@@ -1575,11 +1679,12 @@
           <w:p>
             <w:pPr>
               <w:pStyle w:val="Compact"/>
+              <w:jc w:val="left"/>
             </w:pPr>
             <w:r>
               <w:rPr>
+                <w:bCs/>
                 <w:b/>
-                <w:bCs/>
               </w:rPr>
               <w:t xml:space="preserve">Preferred Mode of Communication</w:t>
             </w:r>
@@ -1590,6 +1695,7 @@
           <w:p>
             <w:pPr>
               <w:pStyle w:val="Compact"/>
+              <w:jc w:val="left"/>
             </w:pPr>
             <w:r>
               <w:t xml:space="preserve">Canvas Inbox — I reply within 24 hours on weekdays.</w:t>
@@ -1598,7 +1704,7 @@
         </w:tc>
       </w:tr>
     </w:tbl>
-    <w:bookmarkStart w:id="22" w:name="what-can-you-expect-from-me"/>
+    <w:bookmarkStart w:id="33" w:name="what-can-you-expect-from-me"/>
     <w:p>
       <w:pPr>
         <w:pStyle w:val="Heading2"/>
@@ -1621,10 +1727,24 @@
       </w:pPr>
       <w:r>
         <w:rPr>
+          <w:iCs/>
           <w:i/>
+        </w:rPr>
+        <w:t xml:space="preserve">“</w:t>
+      </w:r>
+      <w:r>
+        <w:rPr>
           <w:iCs/>
+          <w:i/>
         </w:rPr>
-        <w:t xml:space="preserve">“Our job as educators is not to prepare you for the real world. You already live in the real world. Our job is to empower you to change it.”</w:t>
+        <w:t xml:space="preserve">Our job as educators is not to prepare you for the real world. You already live in the real world. Our job is to empower you to change it.</w:t>
+      </w:r>
+      <w:r>
+        <w:rPr>
+          <w:iCs/>
+          <w:i/>
+        </w:rPr>
+        <w:t xml:space="preserve">”</w:t>
       </w:r>
       <w:r>
         <w:t xml:space="preserve"> </w:t>
@@ -1633,9 +1753,9 @@
         <w:t xml:space="preserve">— Dr. B</w:t>
       </w:r>
     </w:p>
-    <w:bookmarkEnd w:id="22"/>
-    <w:bookmarkEnd w:id="23"/>
-    <w:bookmarkStart w:id="26" w:name="what-course-materials-will-i-need"/>
+    <w:bookmarkEnd w:id="33"/>
+    <w:bookmarkEnd w:id="34"/>
+    <w:bookmarkStart w:id="37" w:name="what-course-materials-will-i-need"/>
     <w:p>
       <w:pPr>
         <w:pStyle w:val="Heading1"/>
@@ -1650,8 +1770,8 @@
       </w:pPr>
       <w:r>
         <w:rPr>
+          <w:iCs/>
           <w:i/>
-          <w:iCs/>
         </w:rPr>
         <w:t xml:space="preserve">TL;DR: Chemfolio + your lab manual (Clark Bookstore) + ALEKS (set up automatically in Canvas).</w:t>
       </w:r>
@@ -1660,8 +1780,8 @@
       <w:tblPr>
         <w:tblStyle w:val="Table"/>
         <w:tblW w:type="pct" w:w="5000"/>
-        <w:tblLayout w:type="fixed"/>
         <w:tblLook w:firstRow="1" w:lastRow="0" w:firstColumn="0" w:lastColumn="0" w:noHBand="0" w:noVBand="0" w:val="0020"/>
+        <w:jc w:val="start"/>
       </w:tblPr>
       <w:tblGrid>
         <w:gridCol w:w="3960"/>
@@ -1669,13 +1789,14 @@
       </w:tblGrid>
       <w:tr>
         <w:trPr>
-          <w:tblHeader w:val="on"/>
+          <w:tblHeader w:val="true"/>
         </w:trPr>
         <w:tc>
           <w:tcPr/>
           <w:p>
             <w:pPr>
               <w:pStyle w:val="Compact"/>
+              <w:jc w:val="left"/>
             </w:pPr>
             <w:r>
               <w:t xml:space="preserve">Item</w:t>
@@ -1687,6 +1808,7 @@
           <w:p>
             <w:pPr>
               <w:pStyle w:val="Compact"/>
+              <w:jc w:val="left"/>
             </w:pPr>
             <w:r>
               <w:t xml:space="preserve">Details</w:t>
@@ -1700,11 +1822,12 @@
           <w:p>
             <w:pPr>
               <w:pStyle w:val="Compact"/>
+              <w:jc w:val="left"/>
             </w:pPr>
             <w:r>
               <w:rPr>
+                <w:bCs/>
                 <w:b/>
-                <w:bCs/>
               </w:rPr>
               <w:t xml:space="preserve">Texts/Other learning materials</w:t>
             </w:r>
@@ -1715,11 +1838,12 @@
           <w:p>
             <w:pPr>
               <w:pStyle w:val="Compact"/>
+              <w:jc w:val="left"/>
             </w:pPr>
             <w:r>
               <w:rPr>
+                <w:bCs/>
                 <w:b/>
-                <w:bCs/>
               </w:rPr>
               <w:t xml:space="preserve">Chemfolio</w:t>
             </w:r>
@@ -1734,15 +1858,15 @@
             </w:r>
             <w:r>
               <w:rPr>
+                <w:iCs/>
                 <w:i/>
-                <w:iCs/>
               </w:rPr>
               <w:t xml:space="preserve">($19.50, edition/ISBN TBD)</w:t>
             </w:r>
             <w:r>
               <w:rPr>
+                <w:bCs/>
                 <w:b/>
-                <w:bCs/>
               </w:rPr>
               <w:t xml:space="preserve">CHEM&amp;131 Lab Manual</w:t>
             </w:r>
@@ -1757,15 +1881,15 @@
             </w:r>
             <w:r>
               <w:rPr>
+                <w:iCs/>
                 <w:i/>
-                <w:iCs/>
               </w:rPr>
               <w:t xml:space="preserve">(~$16.70, edition/ISBN TBD)</w:t>
             </w:r>
             <w:r>
               <w:rPr>
+                <w:bCs/>
                 <w:b/>
-                <w:bCs/>
               </w:rPr>
               <w:t xml:space="preserve">Composition Notebook</w:t>
             </w:r>
@@ -1774,8 +1898,8 @@
             </w:r>
             <w:r>
               <w:rPr>
+                <w:bCs/>
                 <w:b/>
-                <w:bCs/>
               </w:rPr>
               <w:t xml:space="preserve">Scientific or Graphing Calculator</w:t>
             </w:r>
@@ -1787,8 +1911,8 @@
             </w:r>
             <w:r>
               <w:rPr>
+                <w:bCs/>
                 <w:b/>
-                <w:bCs/>
               </w:rPr>
               <w:t xml:space="preserve">ALEKS</w:t>
             </w:r>
@@ -1807,11 +1931,12 @@
           <w:p>
             <w:pPr>
               <w:pStyle w:val="Compact"/>
+              <w:jc w:val="left"/>
             </w:pPr>
             <w:r>
               <w:rPr>
+                <w:bCs/>
                 <w:b/>
-                <w:bCs/>
               </w:rPr>
               <w:t xml:space="preserve">Companion Web Site</w:t>
             </w:r>
@@ -1822,6 +1947,7 @@
           <w:p>
             <w:pPr>
               <w:pStyle w:val="Compact"/>
+              <w:jc w:val="left"/>
             </w:pPr>
             <w:r>
               <w:t xml:space="preserve">ALEKS (aleks.com), accessed through Canvas</w:t>
@@ -1835,11 +1961,12 @@
           <w:p>
             <w:pPr>
               <w:pStyle w:val="Compact"/>
+              <w:jc w:val="left"/>
             </w:pPr>
             <w:r>
               <w:rPr>
+                <w:bCs/>
                 <w:b/>
-                <w:bCs/>
               </w:rPr>
               <w:t xml:space="preserve">Software</w:t>
             </w:r>
@@ -1850,6 +1977,7 @@
           <w:p>
             <w:pPr>
               <w:pStyle w:val="Compact"/>
+              <w:jc w:val="left"/>
             </w:pPr>
             <w:r>
               <w:t xml:space="preserve">Microsoft Office (primarily Word and Excel) — accessible right inside Canvas through the Microsoft Education integration, using your free Clark student Office 365 account.</w:t>
@@ -1863,11 +1991,12 @@
           <w:p>
             <w:pPr>
               <w:pStyle w:val="Compact"/>
+              <w:jc w:val="left"/>
             </w:pPr>
             <w:r>
               <w:rPr>
+                <w:bCs/>
                 <w:b/>
-                <w:bCs/>
               </w:rPr>
               <w:t xml:space="preserve">Electronic Resources</w:t>
             </w:r>
@@ -1878,6 +2007,7 @@
           <w:p>
             <w:pPr>
               <w:pStyle w:val="Compact"/>
+              <w:jc w:val="left"/>
             </w:pPr>
             <w:r>
               <w:t xml:space="preserve">Canvas Learning Management System. You’ll need to scan and upload multi-page PDF files to Canvas — Microsoft OneDrive or Adobe Scan are recommended.</w:t>
@@ -1894,11 +2024,12 @@
           <w:p>
             <w:pPr>
               <w:pStyle w:val="Compact"/>
+              <w:jc w:val="left"/>
             </w:pPr>
             <w:r>
               <w:rPr>
+                <w:bCs/>
                 <w:b/>
-                <w:bCs/>
               </w:rPr>
               <w:t xml:space="preserve">Privacy &amp; accessibility for course tools and materials</w:t>
             </w:r>
@@ -1909,6 +2040,7 @@
           <w:p>
             <w:pPr>
               <w:pStyle w:val="Compact"/>
+              <w:jc w:val="left"/>
             </w:pPr>
             <w:r>
               <w:t xml:space="preserve">See Clark’s</w:t>
@@ -1916,7 +2048,7 @@
             <w:r>
               <w:t xml:space="preserve"> </w:t>
             </w:r>
-            <w:hyperlink r:id="rId24">
+            <w:hyperlink r:id="rId35">
               <w:r>
                 <w:rPr>
                   <w:rStyle w:val="Hyperlink"/>
@@ -1939,11 +2071,12 @@
           <w:p>
             <w:pPr>
               <w:pStyle w:val="Compact"/>
+              <w:jc w:val="left"/>
             </w:pPr>
             <w:r>
               <w:rPr>
+                <w:bCs/>
                 <w:b/>
-                <w:bCs/>
               </w:rPr>
               <w:t xml:space="preserve">Where to find necessary materials</w:t>
             </w:r>
@@ -1954,6 +2087,7 @@
           <w:p>
             <w:pPr>
               <w:pStyle w:val="Compact"/>
+              <w:jc w:val="left"/>
             </w:pPr>
             <w:r>
               <w:t xml:space="preserve">Chemfolio and your lab manual:</w:t>
@@ -1961,7 +2095,7 @@
             <w:r>
               <w:t xml:space="preserve"> </w:t>
             </w:r>
-            <w:hyperlink r:id="rId25">
+            <w:hyperlink r:id="rId36">
               <w:r>
                 <w:rPr>
                   <w:rStyle w:val="Hyperlink"/>
@@ -1979,8 +2113,8 @@
         </w:tc>
       </w:tr>
     </w:tbl>
-    <w:bookmarkEnd w:id="26"/>
-    <w:bookmarkStart w:id="32" w:name="what-are-the-course-agreements"/>
+    <w:bookmarkEnd w:id="37"/>
+    <w:bookmarkStart w:id="43" w:name="what-are-the-course-agreements"/>
     <w:p>
       <w:pPr>
         <w:pStyle w:val="Heading1"/>
@@ -1995,13 +2129,13 @@
       </w:pPr>
       <w:r>
         <w:rPr>
+          <w:iCs/>
           <w:i/>
-          <w:iCs/>
         </w:rPr>
         <w:t xml:space="preserve">TL;DR: Message me in Canvas Inbox, cite anything that isn’t yours, never use AI to create anything you submit, and show up ready to work.</w:t>
       </w:r>
     </w:p>
-    <w:bookmarkStart w:id="27" w:name="communication"/>
+    <w:bookmarkStart w:id="38" w:name="communication"/>
     <w:p>
       <w:pPr>
         <w:pStyle w:val="Heading2"/>
@@ -2018,8 +2152,8 @@
         <w:t xml:space="preserve">Canvas Inbox is our channel — for everything. I don’t use email during the term, so if you send a Clark email, expect it to go unanswered; message me through Canvas Inbox instead. I respond within 24 hours on weekdays.</w:t>
       </w:r>
     </w:p>
-    <w:bookmarkEnd w:id="27"/>
-    <w:bookmarkStart w:id="29" w:name="citing-your-sources"/>
+    <w:bookmarkEnd w:id="38"/>
+    <w:bookmarkStart w:id="40" w:name="citing-your-sources"/>
     <w:p>
       <w:pPr>
         <w:pStyle w:val="Heading2"/>
@@ -2054,7 +2188,7 @@
       <w:r>
         <w:t xml:space="preserve"> </w:t>
       </w:r>
-      <w:hyperlink r:id="rId28">
+      <w:hyperlink r:id="rId39">
         <w:r>
           <w:rPr>
             <w:rStyle w:val="Hyperlink"/>
@@ -2069,8 +2203,8 @@
         <w:t xml:space="preserve">to learn about what plagiarism is and how to avoid it. It has a tutorial, tips, and style guides for citations. Ask us for help on this - it’s freely given!</w:t>
       </w:r>
     </w:p>
-    <w:bookmarkEnd w:id="29"/>
-    <w:bookmarkStart w:id="30" w:name="X557e592dac108a6d1044d97136f1b079f25201c"/>
+    <w:bookmarkEnd w:id="40"/>
+    <w:bookmarkStart w:id="41" w:name="X557e592dac108a6d1044d97136f1b079f25201c"/>
     <w:p>
       <w:pPr>
         <w:pStyle w:val="Heading2"/>
@@ -2085,8 +2219,8 @@
       </w:pPr>
       <w:r>
         <w:rPr>
+          <w:iCs/>
           <w:i/>
-          <w:iCs/>
         </w:rPr>
         <w:t xml:space="preserve">TL;DR: No AI-generated content anywhere, in anything you submit — discussions, labs, ALEKS, quizzes, the Final Project. No exceptions, no declaring your way around it. Any AI use in a submission earns 20% on that assignment — a failing score — with repeated or more serious violations dropping to zero.</w:t>
       </w:r>
@@ -2097,8 +2231,8 @@
       </w:pPr>
       <w:r>
         <w:rPr>
+          <w:bCs/>
           <w:b/>
-          <w:bCs/>
         </w:rPr>
         <w:t xml:space="preserve">Writing is integral to thinking. It is also hard.</w:t>
       </w:r>
@@ -2112,7 +2246,13 @@
         <w:t xml:space="preserve"> </w:t>
       </w:r>
       <w:r>
-        <w:t xml:space="preserve">“brainstormed”</w:t>
+        <w:t xml:space="preserve">“</w:t>
+      </w:r>
+      <w:r>
+        <w:t xml:space="preserve">brainstormed</w:t>
+      </w:r>
+      <w:r>
+        <w:t xml:space="preserve">”</w:t>
       </w:r>
       <w:r>
         <w:t xml:space="preserve"> </w:t>
@@ -2125,8 +2265,8 @@
       </w:r>
       <w:r>
         <w:rPr>
+          <w:bCs/>
           <w:b/>
-          <w:bCs/>
         </w:rPr>
         <w:t xml:space="preserve">Assignments with AI-generated or AI-edited content earn 20% — a failing score. Repeated or more serious violations may result in a zero on that assignment.</w:t>
       </w:r>
@@ -2145,51 +2285,51 @@
       </w:pPr>
       <w:r>
         <w:rPr>
+          <w:bCs/>
           <w:b/>
-          <w:bCs/>
         </w:rPr>
         <w:t xml:space="preserve">We need honest folks in healthcare occupations. Here’s how to avoid cheating:</w:t>
       </w:r>
     </w:p>
     <w:p>
       <w:pPr>
-        <w:pStyle w:val="Compact"/>
         <w:numPr>
           <w:ilvl w:val="0"/>
           <w:numId w:val="1002"/>
         </w:numPr>
+        <w:pStyle w:val="Compact"/>
       </w:pPr>
       <w:r>
         <w:rPr>
+          <w:bCs/>
           <w:b/>
-          <w:bCs/>
         </w:rPr>
         <w:t xml:space="preserve">Document ALL your work offline in Microsoft Word in your OneDrive (see Canvas).</w:t>
       </w:r>
     </w:p>
     <w:p>
       <w:pPr>
-        <w:pStyle w:val="Compact"/>
         <w:numPr>
           <w:ilvl w:val="0"/>
           <w:numId w:val="1002"/>
         </w:numPr>
+        <w:pStyle w:val="Compact"/>
       </w:pPr>
       <w:r>
         <w:rPr>
+          <w:bCs/>
           <w:b/>
-          <w:bCs/>
         </w:rPr>
         <w:t xml:space="preserve">Appropriate use of AI for any assignment in this class:</w:t>
       </w:r>
     </w:p>
     <w:p>
       <w:pPr>
-        <w:pStyle w:val="Compact"/>
         <w:numPr>
           <w:ilvl w:val="1"/>
           <w:numId w:val="1003"/>
         </w:numPr>
+        <w:pStyle w:val="Compact"/>
       </w:pPr>
       <w:r>
         <w:t xml:space="preserve">You are free to use spell check, grammar check, and synonym identification tools in applications (e.g., those in Microsoft Word, Google Docs, Pages, or Canvas).</w:t>
@@ -2197,11 +2337,11 @@
     </w:p>
     <w:p>
       <w:pPr>
-        <w:pStyle w:val="Compact"/>
         <w:numPr>
           <w:ilvl w:val="1"/>
           <w:numId w:val="1003"/>
         </w:numPr>
+        <w:pStyle w:val="Compact"/>
       </w:pPr>
       <w:r>
         <w:t xml:space="preserve">You are free to use in-app recommendations when it comes to spelling and grammar of only sentences you have written entirely yourself first.</w:t>
@@ -2209,11 +2349,11 @@
     </w:p>
     <w:p>
       <w:pPr>
-        <w:pStyle w:val="Compact"/>
         <w:numPr>
           <w:ilvl w:val="1"/>
           <w:numId w:val="1003"/>
         </w:numPr>
+        <w:pStyle w:val="Compact"/>
       </w:pPr>
       <w:r>
         <w:t xml:space="preserve">You are free to use in-app recommendations when it comes to tweaking outlines you have written entirely yourself first.</w:t>
@@ -2221,27 +2361,27 @@
     </w:p>
     <w:p>
       <w:pPr>
-        <w:pStyle w:val="Compact"/>
         <w:numPr>
           <w:ilvl w:val="0"/>
           <w:numId w:val="1002"/>
         </w:numPr>
+        <w:pStyle w:val="Compact"/>
       </w:pPr>
       <w:r>
         <w:rPr>
+          <w:bCs/>
           <w:b/>
-          <w:bCs/>
         </w:rPr>
         <w:t xml:space="preserve">Inappropriate use of AI for any assignment in this class:</w:t>
       </w:r>
     </w:p>
     <w:p>
       <w:pPr>
-        <w:pStyle w:val="Compact"/>
         <w:numPr>
           <w:ilvl w:val="1"/>
           <w:numId w:val="1004"/>
         </w:numPr>
+        <w:pStyle w:val="Compact"/>
       </w:pPr>
       <w:r>
         <w:t xml:space="preserve">You cannot have an app write a draft (either rough or final) or brainstorm any assignment.</w:t>
@@ -2249,11 +2389,11 @@
     </w:p>
     <w:p>
       <w:pPr>
-        <w:pStyle w:val="Compact"/>
         <w:numPr>
           <w:ilvl w:val="1"/>
           <w:numId w:val="1004"/>
         </w:numPr>
+        <w:pStyle w:val="Compact"/>
       </w:pPr>
       <w:r>
         <w:t xml:space="preserve">You cannot use any content generated from prompts given to you in assignments.</w:t>
@@ -2261,11 +2401,11 @@
     </w:p>
     <w:p>
       <w:pPr>
-        <w:pStyle w:val="Compact"/>
         <w:numPr>
           <w:ilvl w:val="1"/>
           <w:numId w:val="1004"/>
         </w:numPr>
+        <w:pStyle w:val="Compact"/>
       </w:pPr>
       <w:r>
         <w:t xml:space="preserve">You cannot use sentences or paragraphs suggested by an app — not even with quotation marks and a citation.</w:t>
@@ -2273,11 +2413,11 @@
     </w:p>
     <w:p>
       <w:pPr>
-        <w:pStyle w:val="Compact"/>
         <w:numPr>
           <w:ilvl w:val="1"/>
           <w:numId w:val="1004"/>
         </w:numPr>
+        <w:pStyle w:val="Compact"/>
       </w:pPr>
       <w:r>
         <w:t xml:space="preserve">You cannot have an app reply to your classmates or provide their words to an AI tool.</w:t>
@@ -2287,19 +2427,19 @@
       </w:r>
       <w:r>
         <w:rPr>
+          <w:bCs/>
           <w:b/>
-          <w:bCs/>
         </w:rPr>
         <w:t xml:space="preserve">This is a violation of your classmates’ privacy as a student at Clark.</w:t>
       </w:r>
     </w:p>
     <w:p>
       <w:pPr>
-        <w:pStyle w:val="Compact"/>
         <w:numPr>
           <w:ilvl w:val="1"/>
           <w:numId w:val="1004"/>
         </w:numPr>
+        <w:pStyle w:val="Compact"/>
       </w:pPr>
       <w:r>
         <w:t xml:space="preserve">You cannot give any AI tool the learning materials and assignments from this class.</w:t>
@@ -2309,24 +2449,24 @@
       </w:r>
       <w:r>
         <w:rPr>
+          <w:bCs/>
           <w:b/>
-          <w:bCs/>
         </w:rPr>
         <w:t xml:space="preserve">This is a violation of my privacy, as these materials were made by us.</w:t>
       </w:r>
     </w:p>
     <w:p>
       <w:pPr>
-        <w:pStyle w:val="Compact"/>
         <w:numPr>
           <w:ilvl w:val="0"/>
           <w:numId w:val="1002"/>
         </w:numPr>
+        <w:pStyle w:val="Compact"/>
       </w:pPr>
       <w:r>
         <w:rPr>
+          <w:bCs/>
           <w:b/>
-          <w:bCs/>
         </w:rPr>
         <w:t xml:space="preserve">Evidence of inappropriate AI use will be grounds for submission of an Academic Dishonesty report to the College, along with course sanctions at my discretion.</w:t>
       </w:r>
@@ -2337,8 +2477,8 @@
       </w:pPr>
       <w:r>
         <w:rPr>
+          <w:bCs/>
           <w:b/>
-          <w:bCs/>
         </w:rPr>
         <w:t xml:space="preserve">Dr. B’s Note:</w:t>
       </w:r>
@@ -2347,14 +2487,14 @@
       </w:r>
       <w:r>
         <w:rPr>
+          <w:iCs/>
           <w:i/>
-          <w:iCs/>
         </w:rPr>
         <w:t xml:space="preserve">You’re entering health careers where accuracy and integrity matter. This policy isn’t about distrust — it’s about protecting your own growth as a thinker, which is the actual skill you’re here to build.</w:t>
       </w:r>
     </w:p>
-    <w:bookmarkEnd w:id="30"/>
-    <w:bookmarkStart w:id="31" w:name="classroom-norms"/>
+    <w:bookmarkEnd w:id="41"/>
+    <w:bookmarkStart w:id="42" w:name="classroom-norms"/>
     <w:p>
       <w:pPr>
         <w:pStyle w:val="Heading2"/>
@@ -2381,11 +2521,11 @@
     </w:p>
     <w:p>
       <w:pPr>
-        <w:pStyle w:val="Compact"/>
         <w:numPr>
           <w:ilvl w:val="0"/>
           <w:numId w:val="1005"/>
         </w:numPr>
+        <w:pStyle w:val="Compact"/>
       </w:pPr>
       <w:r>
         <w:t xml:space="preserve">Be Kind, Patient, Understanding</w:t>
@@ -2393,11 +2533,11 @@
     </w:p>
     <w:p>
       <w:pPr>
-        <w:pStyle w:val="Compact"/>
         <w:numPr>
           <w:ilvl w:val="0"/>
           <w:numId w:val="1005"/>
         </w:numPr>
+        <w:pStyle w:val="Compact"/>
       </w:pPr>
       <w:r>
         <w:t xml:space="preserve">Create a brave learning space</w:t>
@@ -2405,11 +2545,11 @@
     </w:p>
     <w:p>
       <w:pPr>
-        <w:pStyle w:val="Compact"/>
         <w:numPr>
           <w:ilvl w:val="0"/>
           <w:numId w:val="1005"/>
         </w:numPr>
+        <w:pStyle w:val="Compact"/>
       </w:pPr>
       <w:r>
         <w:t xml:space="preserve">Learning can be tough, discomfort is welcome</w:t>
@@ -2417,11 +2557,11 @@
     </w:p>
     <w:p>
       <w:pPr>
-        <w:pStyle w:val="Compact"/>
         <w:numPr>
           <w:ilvl w:val="0"/>
           <w:numId w:val="1005"/>
         </w:numPr>
+        <w:pStyle w:val="Compact"/>
       </w:pPr>
       <w:r>
         <w:t xml:space="preserve">Practice graceful learning</w:t>
@@ -2429,11 +2569,11 @@
     </w:p>
     <w:p>
       <w:pPr>
-        <w:pStyle w:val="Compact"/>
         <w:numPr>
           <w:ilvl w:val="0"/>
           <w:numId w:val="1005"/>
         </w:numPr>
+        <w:pStyle w:val="Compact"/>
       </w:pPr>
       <w:r>
         <w:t xml:space="preserve">Respect each other’s perspectives</w:t>
@@ -2441,11 +2581,11 @@
     </w:p>
     <w:p>
       <w:pPr>
-        <w:pStyle w:val="Compact"/>
         <w:numPr>
           <w:ilvl w:val="0"/>
           <w:numId w:val="1005"/>
         </w:numPr>
+        <w:pStyle w:val="Compact"/>
       </w:pPr>
       <w:r>
         <w:t xml:space="preserve">Make space, take space</w:t>
@@ -2453,11 +2593,11 @@
     </w:p>
     <w:p>
       <w:pPr>
-        <w:pStyle w:val="Compact"/>
         <w:numPr>
           <w:ilvl w:val="0"/>
           <w:numId w:val="1005"/>
         </w:numPr>
+        <w:pStyle w:val="Compact"/>
       </w:pPr>
       <w:r>
         <w:t xml:space="preserve">Include others in the conversation</w:t>
@@ -2465,11 +2605,11 @@
     </w:p>
     <w:p>
       <w:pPr>
-        <w:pStyle w:val="Compact"/>
         <w:numPr>
           <w:ilvl w:val="0"/>
           <w:numId w:val="1005"/>
         </w:numPr>
+        <w:pStyle w:val="Compact"/>
       </w:pPr>
       <w:r>
         <w:t xml:space="preserve">Stay present, but take breaks when you need them</w:t>
@@ -2477,11 +2617,11 @@
     </w:p>
     <w:p>
       <w:pPr>
-        <w:pStyle w:val="Compact"/>
         <w:numPr>
           <w:ilvl w:val="0"/>
           <w:numId w:val="1005"/>
         </w:numPr>
+        <w:pStyle w:val="Compact"/>
       </w:pPr>
       <w:r>
         <w:t xml:space="preserve">Listen to understand, not speak next</w:t>
@@ -2489,11 +2629,11 @@
     </w:p>
     <w:p>
       <w:pPr>
-        <w:pStyle w:val="Compact"/>
         <w:numPr>
           <w:ilvl w:val="0"/>
           <w:numId w:val="1005"/>
         </w:numPr>
+        <w:pStyle w:val="Compact"/>
       </w:pPr>
       <w:r>
         <w:t xml:space="preserve">Stories told here stay here, knowledge leaves</w:t>
@@ -2501,11 +2641,11 @@
     </w:p>
     <w:p>
       <w:pPr>
-        <w:pStyle w:val="Compact"/>
         <w:numPr>
           <w:ilvl w:val="0"/>
           <w:numId w:val="1005"/>
         </w:numPr>
+        <w:pStyle w:val="Compact"/>
       </w:pPr>
       <w:r>
         <w:t xml:space="preserve">Accept reasonable boundaries and non-closure</w:t>
@@ -2513,11 +2653,11 @@
     </w:p>
     <w:p>
       <w:pPr>
-        <w:pStyle w:val="Compact"/>
         <w:numPr>
           <w:ilvl w:val="0"/>
           <w:numId w:val="1005"/>
         </w:numPr>
+        <w:pStyle w:val="Compact"/>
       </w:pPr>
       <w:r>
         <w:t xml:space="preserve">If someone is struggling, offer to help</w:t>
@@ -2525,11 +2665,11 @@
     </w:p>
     <w:p>
       <w:pPr>
-        <w:pStyle w:val="Compact"/>
         <w:numPr>
           <w:ilvl w:val="0"/>
           <w:numId w:val="1005"/>
         </w:numPr>
+        <w:pStyle w:val="Compact"/>
       </w:pPr>
       <w:r>
         <w:t xml:space="preserve">If you are struggling, seek help</w:t>
@@ -2545,11 +2685,11 @@
     </w:p>
     <w:p>
       <w:pPr>
-        <w:pStyle w:val="Compact"/>
         <w:numPr>
           <w:ilvl w:val="0"/>
           <w:numId w:val="1006"/>
         </w:numPr>
+        <w:pStyle w:val="Compact"/>
       </w:pPr>
       <w:r>
         <w:t xml:space="preserve">Complete each week’s assignments — discussions, labs, ALEKS — by the posted due date.</w:t>
@@ -2557,11 +2697,11 @@
     </w:p>
     <w:p>
       <w:pPr>
-        <w:pStyle w:val="Compact"/>
         <w:numPr>
           <w:ilvl w:val="0"/>
           <w:numId w:val="1006"/>
         </w:numPr>
+        <w:pStyle w:val="Compact"/>
       </w:pPr>
       <w:r>
         <w:t xml:space="preserve">Attend your scheduled labs (both) every week; all lab hours are required to pass the course — see the Lab Requirement section below for exactly what that means.</w:t>
@@ -2569,11 +2709,11 @@
     </w:p>
     <w:p>
       <w:pPr>
-        <w:pStyle w:val="Compact"/>
         <w:numPr>
           <w:ilvl w:val="0"/>
           <w:numId w:val="1006"/>
         </w:numPr>
+        <w:pStyle w:val="Compact"/>
       </w:pPr>
       <w:r>
         <w:t xml:space="preserve">Be a courteous member of the team and don’t get in the way of anyone else’s learning: post and reply before the due dates, not hours or minutes before.</w:t>
@@ -2581,11 +2721,11 @@
     </w:p>
     <w:p>
       <w:pPr>
-        <w:pStyle w:val="Compact"/>
         <w:numPr>
           <w:ilvl w:val="0"/>
           <w:numId w:val="1006"/>
         </w:numPr>
+        <w:pStyle w:val="Compact"/>
       </w:pPr>
       <w:r>
         <w:t xml:space="preserve">Tell me as early as you can about anything affecting your ability to take part fully.</w:t>
@@ -2597,15 +2737,29 @@
       </w:pPr>
       <w:r>
         <w:rPr>
+          <w:iCs/>
           <w:i/>
+        </w:rPr>
+        <w:t xml:space="preserve">“</w:t>
+      </w:r>
+      <w:r>
+        <w:rPr>
           <w:iCs/>
+          <w:i/>
         </w:rPr>
-        <w:t xml:space="preserve">“How you do anything is how you do everything.”</w:t>
-      </w:r>
-    </w:p>
-    <w:bookmarkEnd w:id="31"/>
-    <w:bookmarkEnd w:id="32"/>
-    <w:bookmarkStart w:id="33" w:name="X762e0c562ca86535819c7c15adbe8dbe270c6b6"/>
+        <w:t xml:space="preserve">How you do anything is how you do everything.</w:t>
+      </w:r>
+      <w:r>
+        <w:rPr>
+          <w:iCs/>
+          <w:i/>
+        </w:rPr>
+        <w:t xml:space="preserve">”</w:t>
+      </w:r>
+    </w:p>
+    <w:bookmarkEnd w:id="42"/>
+    <w:bookmarkEnd w:id="43"/>
+    <w:bookmarkStart w:id="44" w:name="X762e0c562ca86535819c7c15adbe8dbe270c6b6"/>
     <w:p>
       <w:pPr>
         <w:pStyle w:val="Heading1"/>
@@ -2620,8 +2774,8 @@
       </w:pPr>
       <w:r>
         <w:rPr>
+          <w:iCs/>
           <w:i/>
-          <w:iCs/>
         </w:rPr>
         <w:t xml:space="preserve">TL;DR: By the end, you can apply organic and biochemistry reasoning to real health-career problems — and these skills tie directly to Clark’s General Education Competencies.</w:t>
       </w:r>
@@ -2636,16 +2790,16 @@
     </w:p>
     <w:p>
       <w:pPr>
-        <w:pStyle w:val="Compact"/>
         <w:numPr>
           <w:ilvl w:val="0"/>
           <w:numId w:val="1007"/>
         </w:numPr>
+        <w:pStyle w:val="Compact"/>
       </w:pPr>
       <w:r>
         <w:rPr>
+          <w:bCs/>
           <w:b/>
-          <w:bCs/>
         </w:rPr>
         <w:t xml:space="preserve">Critical Thinking 3</w:t>
       </w:r>
@@ -2658,16 +2812,16 @@
     </w:p>
     <w:p>
       <w:pPr>
-        <w:pStyle w:val="Compact"/>
         <w:numPr>
           <w:ilvl w:val="0"/>
           <w:numId w:val="1007"/>
         </w:numPr>
+        <w:pStyle w:val="Compact"/>
       </w:pPr>
       <w:r>
         <w:rPr>
+          <w:bCs/>
           <w:b/>
-          <w:bCs/>
         </w:rPr>
         <w:t xml:space="preserve">Critical Thinking 4</w:t>
       </w:r>
@@ -2680,16 +2834,16 @@
     </w:p>
     <w:p>
       <w:pPr>
-        <w:pStyle w:val="Compact"/>
         <w:numPr>
           <w:ilvl w:val="0"/>
           <w:numId w:val="1007"/>
         </w:numPr>
+        <w:pStyle w:val="Compact"/>
       </w:pPr>
       <w:r>
         <w:rPr>
+          <w:bCs/>
           <w:b/>
-          <w:bCs/>
         </w:rPr>
         <w:t xml:space="preserve">Problem-Solving 1</w:t>
       </w:r>
@@ -2702,16 +2856,16 @@
     </w:p>
     <w:p>
       <w:pPr>
-        <w:pStyle w:val="Compact"/>
         <w:numPr>
           <w:ilvl w:val="0"/>
           <w:numId w:val="1007"/>
         </w:numPr>
+        <w:pStyle w:val="Compact"/>
       </w:pPr>
       <w:r>
         <w:rPr>
+          <w:bCs/>
           <w:b/>
-          <w:bCs/>
         </w:rPr>
         <w:t xml:space="preserve">Communication 3</w:t>
       </w:r>
@@ -2724,16 +2878,16 @@
     </w:p>
     <w:p>
       <w:pPr>
-        <w:pStyle w:val="Compact"/>
         <w:numPr>
           <w:ilvl w:val="0"/>
           <w:numId w:val="1007"/>
         </w:numPr>
+        <w:pStyle w:val="Compact"/>
       </w:pPr>
       <w:r>
         <w:rPr>
+          <w:bCs/>
           <w:b/>
-          <w:bCs/>
         </w:rPr>
         <w:t xml:space="preserve">Civic &amp; Global Consciousness 1</w:t>
       </w:r>
@@ -2746,16 +2900,16 @@
     </w:p>
     <w:p>
       <w:pPr>
-        <w:pStyle w:val="Compact"/>
         <w:numPr>
           <w:ilvl w:val="0"/>
           <w:numId w:val="1007"/>
         </w:numPr>
+        <w:pStyle w:val="Compact"/>
       </w:pPr>
       <w:r>
         <w:rPr>
+          <w:bCs/>
           <w:b/>
-          <w:bCs/>
         </w:rPr>
         <w:t xml:space="preserve">Civic &amp; Global Consciousness 3</w:t>
       </w:r>
@@ -2780,24 +2934,24 @@
       </w:pPr>
       <w:r>
         <w:rPr>
+          <w:bCs/>
           <w:b/>
-          <w:bCs/>
         </w:rPr>
         <w:t xml:space="preserve">Upon successful completion of this course, students will be able to:</w:t>
       </w:r>
     </w:p>
     <w:p>
       <w:pPr>
-        <w:pStyle w:val="Compact"/>
         <w:numPr>
           <w:ilvl w:val="0"/>
           <w:numId w:val="1008"/>
         </w:numPr>
+        <w:pStyle w:val="Compact"/>
       </w:pPr>
       <w:r>
         <w:rPr>
+          <w:bCs/>
           <w:b/>
-          <w:bCs/>
         </w:rPr>
         <w:t xml:space="preserve">CLO1:</w:t>
       </w:r>
@@ -2810,16 +2964,16 @@
     </w:p>
     <w:p>
       <w:pPr>
-        <w:pStyle w:val="Compact"/>
         <w:numPr>
           <w:ilvl w:val="0"/>
           <w:numId w:val="1008"/>
         </w:numPr>
+        <w:pStyle w:val="Compact"/>
       </w:pPr>
       <w:r>
         <w:rPr>
+          <w:bCs/>
           <w:b/>
-          <w:bCs/>
         </w:rPr>
         <w:t xml:space="preserve">CLO2:</w:t>
       </w:r>
@@ -2832,16 +2986,16 @@
     </w:p>
     <w:p>
       <w:pPr>
-        <w:pStyle w:val="Compact"/>
         <w:numPr>
           <w:ilvl w:val="0"/>
           <w:numId w:val="1008"/>
         </w:numPr>
+        <w:pStyle w:val="Compact"/>
       </w:pPr>
       <w:r>
         <w:rPr>
+          <w:bCs/>
           <w:b/>
-          <w:bCs/>
         </w:rPr>
         <w:t xml:space="preserve">CLO3:</w:t>
       </w:r>
@@ -2854,16 +3008,16 @@
     </w:p>
     <w:p>
       <w:pPr>
-        <w:pStyle w:val="Compact"/>
         <w:numPr>
           <w:ilvl w:val="0"/>
           <w:numId w:val="1008"/>
         </w:numPr>
+        <w:pStyle w:val="Compact"/>
       </w:pPr>
       <w:r>
         <w:rPr>
+          <w:bCs/>
           <w:b/>
-          <w:bCs/>
         </w:rPr>
         <w:t xml:space="preserve">CLO4:</w:t>
       </w:r>
@@ -2886,8 +3040,8 @@
       <w:tblPr>
         <w:tblStyle w:val="Table"/>
         <w:tblW w:type="pct" w:w="5000"/>
-        <w:tblLayout w:type="fixed"/>
         <w:tblLook w:firstRow="1" w:lastRow="0" w:firstColumn="0" w:lastColumn="0" w:noHBand="0" w:noVBand="0" w:val="0020"/>
+        <w:jc w:val="start"/>
       </w:tblPr>
       <w:tblGrid>
         <w:gridCol w:w="3960"/>
@@ -2895,13 +3049,14 @@
       </w:tblGrid>
       <w:tr>
         <w:trPr>
-          <w:tblHeader w:val="on"/>
+          <w:tblHeader w:val="true"/>
         </w:trPr>
         <w:tc>
           <w:tcPr/>
           <w:p>
             <w:pPr>
               <w:pStyle w:val="Compact"/>
+              <w:jc w:val="left"/>
             </w:pPr>
             <w:r>
               <w:t xml:space="preserve">Course Outcomes</w:t>
@@ -2913,6 +3068,7 @@
           <w:p>
             <w:pPr>
               <w:pStyle w:val="Compact"/>
+              <w:jc w:val="left"/>
             </w:pPr>
             <w:r>
               <w:t xml:space="preserve">Assessment of Course Outcomes</w:t>
@@ -2926,6 +3082,7 @@
           <w:p>
             <w:pPr>
               <w:pStyle w:val="Compact"/>
+              <w:jc w:val="left"/>
             </w:pPr>
             <w:r>
               <w:t xml:space="preserve">CLO1</w:t>
@@ -2937,6 +3094,7 @@
           <w:p>
             <w:pPr>
               <w:pStyle w:val="Compact"/>
+              <w:jc w:val="left"/>
             </w:pPr>
             <w:r>
               <w:t xml:space="preserve">ALEKS Problem Sets, 3-2-1 Team Posts, Lab Experiments, OOL Discussions, Final TYC Project</w:t>
@@ -2950,6 +3108,7 @@
           <w:p>
             <w:pPr>
               <w:pStyle w:val="Compact"/>
+              <w:jc w:val="left"/>
             </w:pPr>
             <w:r>
               <w:t xml:space="preserve">CLO2</w:t>
@@ -2961,6 +3120,7 @@
           <w:p>
             <w:pPr>
               <w:pStyle w:val="Compact"/>
+              <w:jc w:val="left"/>
             </w:pPr>
             <w:r>
               <w:t xml:space="preserve">Quizzes, ALEKS Problem Sets, 3-2-1 Team Posts, Lab Experiments, Final TYC Project</w:t>
@@ -2974,6 +3134,7 @@
           <w:p>
             <w:pPr>
               <w:pStyle w:val="Compact"/>
+              <w:jc w:val="left"/>
             </w:pPr>
             <w:r>
               <w:t xml:space="preserve">CLO3</w:t>
@@ -2985,6 +3146,7 @@
           <w:p>
             <w:pPr>
               <w:pStyle w:val="Compact"/>
+              <w:jc w:val="left"/>
             </w:pPr>
             <w:r>
               <w:t xml:space="preserve">Quizzes, ALEKS Problem Sets, 3-2-1 Team Posts, Lab Experiments, Final TYC Project</w:t>
@@ -2998,6 +3160,7 @@
           <w:p>
             <w:pPr>
               <w:pStyle w:val="Compact"/>
+              <w:jc w:val="left"/>
             </w:pPr>
             <w:r>
               <w:t xml:space="preserve">CLO4</w:t>
@@ -3009,6 +3172,7 @@
           <w:p>
             <w:pPr>
               <w:pStyle w:val="Compact"/>
+              <w:jc w:val="left"/>
             </w:pPr>
             <w:r>
               <w:t xml:space="preserve">OOL Discussions, Lab Experiments, Final TYC Project</w:t>
@@ -3017,8 +3181,8 @@
         </w:tc>
       </w:tr>
     </w:tbl>
-    <w:bookmarkEnd w:id="33"/>
-    <w:bookmarkStart w:id="40" w:name="how-will-i-be-graded-and-why"/>
+    <w:bookmarkEnd w:id="44"/>
+    <w:bookmarkStart w:id="51" w:name="how-will-i-be-graded-and-why"/>
     <w:p>
       <w:pPr>
         <w:pStyle w:val="Heading1"/>
@@ -3033,8 +3197,8 @@
       </w:pPr>
       <w:r>
         <w:rPr>
+          <w:iCs/>
           <w:i/>
-          <w:iCs/>
         </w:rPr>
         <w:t xml:space="preserve">TL;DR: 3-2-1 Team Posts 15% · OOL Discussions 15% · Lab Experiments 25% · Quizzes 20% · ALEKS Problem Sets 15% · Final TYC Project 10%. Here’s why those weights, and the full breakdown.</w:t>
       </w:r>
@@ -3044,10 +3208,22 @@
         <w:pStyle w:val="BodyText"/>
       </w:pPr>
       <w:r>
-        <w:t xml:space="preserve">These weights aren’t arbitrary. Lab Experiments carry the most weight because that’s where the real demonstration of your learning happens — applying what you know, not just recognizing it. Quizzes are the next-largest individual measure of your understanding. 3-2-1 Team Posts and OOL Discussions are lighter individually, but combined (30%) they carry as much weight as Labs. ALEKS Problem Sets support your learning but aren’t proof of understanding on their own, which is why they’re weighted below Labs and Quizzes. The Final TYC Project replaces a comprehensive exam because teaching a concept to someone else is a better test of whether you actually understand it than a timed exam is (e.g. “Learn one, do one, teach one.”)</w:t>
-      </w:r>
-    </w:p>
-    <w:bookmarkStart w:id="34" w:name="Xdd0719f115f2bfe56e3e892841df085ef5ba506"/>
+        <w:t xml:space="preserve">These weights aren’t arbitrary. Lab Experiments carry the most weight because that’s where the real demonstration of your learning happens — applying what you know, not just recognizing it. Quizzes are the next-largest individual measure of your understanding. 3-2-1 Team Posts and OOL Discussions are lighter individually, but combined (30%) they carry as much weight as Labs. ALEKS Problem Sets support your learning but aren’t proof of understanding on their own, which is why they’re weighted below Labs and Quizzes. The Final TYC Project replaces a comprehensive exam because teaching a concept to someone else is a better test of whether you actually understand it than a timed exam is (e.g. </w:t>
+      </w:r>
+      <w:r>
+        <w:t xml:space="preserve">“</w:t>
+      </w:r>
+      <w:r>
+        <w:t xml:space="preserve">Learn one, do one, teach one.</w:t>
+      </w:r>
+      <w:r>
+        <w:t xml:space="preserve">”</w:t>
+      </w:r>
+      <w:r>
+        <w:t xml:space="preserve">)</w:t>
+      </w:r>
+    </w:p>
+    <w:bookmarkStart w:id="45" w:name="Xdd0719f115f2bfe56e3e892841df085ef5ba506"/>
     <w:p>
       <w:pPr>
         <w:pStyle w:val="Heading2"/>
@@ -3060,8 +3236,8 @@
       <w:tblPr>
         <w:tblStyle w:val="Table"/>
         <w:tblW w:type="pct" w:w="5000"/>
-        <w:tblLayout w:type="fixed"/>
         <w:tblLook w:firstRow="1" w:lastRow="0" w:firstColumn="0" w:lastColumn="0" w:noHBand="0" w:noVBand="0" w:val="0020"/>
+        <w:jc w:val="start"/>
       </w:tblPr>
       <w:tblGrid>
         <w:gridCol w:w="2640"/>
@@ -3070,13 +3246,14 @@
       </w:tblGrid>
       <w:tr>
         <w:trPr>
-          <w:tblHeader w:val="on"/>
+          <w:tblHeader w:val="true"/>
         </w:trPr>
         <w:tc>
           <w:tcPr/>
           <w:p>
             <w:pPr>
               <w:pStyle w:val="Compact"/>
+              <w:jc w:val="left"/>
             </w:pPr>
             <w:r>
               <w:t xml:space="preserve">Category</w:t>
@@ -3088,6 +3265,7 @@
           <w:p>
             <w:pPr>
               <w:pStyle w:val="Compact"/>
+              <w:jc w:val="left"/>
             </w:pPr>
             <w:r>
               <w:t xml:space="preserve">Weight</w:t>
@@ -3099,6 +3277,7 @@
           <w:p>
             <w:pPr>
               <w:pStyle w:val="Compact"/>
+              <w:jc w:val="left"/>
             </w:pPr>
             <w:r>
               <w:t xml:space="preserve">What it is</w:t>
@@ -3112,6 +3291,7 @@
           <w:p>
             <w:pPr>
               <w:pStyle w:val="Compact"/>
+              <w:jc w:val="left"/>
             </w:pPr>
             <w:r>
               <w:t xml:space="preserve">3-2-1 Team Posts</w:t>
@@ -3123,6 +3303,7 @@
           <w:p>
             <w:pPr>
               <w:pStyle w:val="Compact"/>
+              <w:jc w:val="left"/>
             </w:pPr>
             <w:r>
               <w:t xml:space="preserve">15%</w:t>
@@ -3134,6 +3315,7 @@
           <w:p>
             <w:pPr>
               <w:pStyle w:val="Compact"/>
+              <w:jc w:val="left"/>
             </w:pPr>
             <w:r>
               <w:t xml:space="preserve">Weekly 3-2-1 Team Discussions — lecture Activities completed and uploaded, plus your engagement with your team</w:t>
@@ -3147,6 +3329,7 @@
           <w:p>
             <w:pPr>
               <w:pStyle w:val="Compact"/>
+              <w:jc w:val="left"/>
             </w:pPr>
             <w:r>
               <w:t xml:space="preserve">OOL Discussions</w:t>
@@ -3158,6 +3341,7 @@
           <w:p>
             <w:pPr>
               <w:pStyle w:val="Compact"/>
+              <w:jc w:val="left"/>
             </w:pPr>
             <w:r>
               <w:t xml:space="preserve">15%</w:t>
@@ -3169,6 +3353,7 @@
           <w:p>
             <w:pPr>
               <w:pStyle w:val="Compact"/>
+              <w:jc w:val="left"/>
             </w:pPr>
             <w:r>
               <w:t xml:space="preserve">Weekly Outside-of-Lecture discussion post and replies</w:t>
@@ -3182,6 +3367,7 @@
           <w:p>
             <w:pPr>
               <w:pStyle w:val="Compact"/>
+              <w:jc w:val="left"/>
             </w:pPr>
             <w:r>
               <w:t xml:space="preserve">Lab Experiments</w:t>
@@ -3193,6 +3379,7 @@
           <w:p>
             <w:pPr>
               <w:pStyle w:val="Compact"/>
+              <w:jc w:val="left"/>
             </w:pPr>
             <w:r>
               <w:t xml:space="preserve">25%</w:t>
@@ -3204,6 +3391,7 @@
           <w:p>
             <w:pPr>
               <w:pStyle w:val="Compact"/>
+              <w:jc w:val="left"/>
             </w:pPr>
             <w:r>
               <w:t xml:space="preserve">Weekly on-campus labs — Background, Methods, Results, Findings, and Conclusions (100 points per lab)</w:t>
@@ -3217,6 +3405,7 @@
           <w:p>
             <w:pPr>
               <w:pStyle w:val="Compact"/>
+              <w:jc w:val="left"/>
             </w:pPr>
             <w:r>
               <w:t xml:space="preserve">Quizzes</w:t>
@@ -3228,6 +3417,7 @@
           <w:p>
             <w:pPr>
               <w:pStyle w:val="Compact"/>
+              <w:jc w:val="left"/>
             </w:pPr>
             <w:r>
               <w:t xml:space="preserve">20%</w:t>
@@ -3239,6 +3429,7 @@
           <w:p>
             <w:pPr>
               <w:pStyle w:val="Compact"/>
+              <w:jc w:val="left"/>
             </w:pPr>
             <w:r>
               <w:t xml:space="preserve">In-person, given during lab (Weeks 4, 6, 8, and 10 — Week 10 carries both Quiz 4 and Quiz 5)</w:t>
@@ -3252,6 +3443,7 @@
           <w:p>
             <w:pPr>
               <w:pStyle w:val="Compact"/>
+              <w:jc w:val="left"/>
             </w:pPr>
             <w:r>
               <w:t xml:space="preserve">ALEKS Problem Sets</w:t>
@@ -3263,6 +3455,7 @@
           <w:p>
             <w:pPr>
               <w:pStyle w:val="Compact"/>
+              <w:jc w:val="left"/>
             </w:pPr>
             <w:r>
               <w:t xml:space="preserve">15%</w:t>
@@ -3274,6 +3467,7 @@
           <w:p>
             <w:pPr>
               <w:pStyle w:val="Compact"/>
+              <w:jc w:val="left"/>
             </w:pPr>
             <w:r>
               <w:t xml:space="preserve">Online adaptive homework for content practice</w:t>
@@ -3287,6 +3481,7 @@
           <w:p>
             <w:pPr>
               <w:pStyle w:val="Compact"/>
+              <w:jc w:val="left"/>
             </w:pPr>
             <w:r>
               <w:t xml:space="preserve">Final TYC Project</w:t>
@@ -3298,6 +3493,7 @@
           <w:p>
             <w:pPr>
               <w:pStyle w:val="Compact"/>
+              <w:jc w:val="left"/>
             </w:pPr>
             <w:r>
               <w:t xml:space="preserve">10%</w:t>
@@ -3309,6 +3505,7 @@
           <w:p>
             <w:pPr>
               <w:pStyle w:val="Compact"/>
+              <w:jc w:val="left"/>
             </w:pPr>
             <w:r>
               <w:t xml:space="preserve">Teach Your Community project — no final exam – details in the TYC Canvas module</w:t>
@@ -3323,8 +3520,8 @@
       </w:pPr>
       <w:r>
         <w:rPr>
+          <w:bCs/>
           <w:b/>
-          <w:bCs/>
         </w:rPr>
         <w:t xml:space="preserve">You must earn at least 65% in every one of the six grading categories above to pass this course — not just an overall passing average.</w:t>
       </w:r>
@@ -3335,8 +3532,8 @@
         <w:t xml:space="preserve">Falling below 65% in any single category, even with a passing overall grade, means you cannot pass.</w:t>
       </w:r>
     </w:p>
-    <w:bookmarkEnd w:id="34"/>
-    <w:bookmarkStart w:id="35" w:name="about-the-lab-requirement"/>
+    <w:bookmarkEnd w:id="45"/>
+    <w:bookmarkStart w:id="46" w:name="about-the-lab-requirement"/>
     <w:p>
       <w:pPr>
         <w:pStyle w:val="Heading2"/>
@@ -3355,11 +3552,11 @@
     </w:p>
     <w:p>
       <w:pPr>
-        <w:pStyle w:val="Compact"/>
         <w:numPr>
           <w:ilvl w:val="0"/>
           <w:numId w:val="1009"/>
         </w:numPr>
+        <w:pStyle w:val="Compact"/>
       </w:pPr>
       <w:r>
         <w:t xml:space="preserve">Each lab has five parts, totaling 100 points: Background (10 pts) and Methods (40 pts), Results (20 pts), and Findings (10 pts) and Conclusions (20 pts) — see Weekly Flow above for exactly when each is due.</w:t>
@@ -3367,11 +3564,11 @@
     </w:p>
     <w:p>
       <w:pPr>
-        <w:pStyle w:val="Compact"/>
         <w:numPr>
           <w:ilvl w:val="0"/>
           <w:numId w:val="1009"/>
         </w:numPr>
+        <w:pStyle w:val="Compact"/>
       </w:pPr>
       <w:r>
         <w:t xml:space="preserve">Makeup labs are typically not possible. If you miss one experiment, notify me beforehand to be eligible for make-up data — you’ll take an 11-point deduction for not collecting the data yourself, but can still complete the rest of the lab assignments for up to 89 of the 100 possible points.</w:t>
@@ -3379,11 +3576,11 @@
     </w:p>
     <w:p>
       <w:pPr>
-        <w:pStyle w:val="Compact"/>
         <w:numPr>
           <w:ilvl w:val="0"/>
           <w:numId w:val="1009"/>
         </w:numPr>
+        <w:pStyle w:val="Compact"/>
       </w:pPr>
       <w:r>
         <w:t xml:space="preserve">If you miss two experiments, the second missed lab is scored zero.</w:t>
@@ -3391,18 +3588,18 @@
     </w:p>
     <w:p>
       <w:pPr>
-        <w:pStyle w:val="Compact"/>
         <w:numPr>
           <w:ilvl w:val="0"/>
           <w:numId w:val="1009"/>
         </w:numPr>
+        <w:pStyle w:val="Compact"/>
       </w:pPr>
       <w:r>
         <w:t xml:space="preserve">Missing three weeks of lab, or having two incomplete labs, means you cannot pass the course.</w:t>
       </w:r>
     </w:p>
-    <w:bookmarkEnd w:id="35"/>
-    <w:bookmarkStart w:id="36" w:name="grading-scale"/>
+    <w:bookmarkEnd w:id="46"/>
+    <w:bookmarkStart w:id="47" w:name="grading-scale"/>
     <w:p>
       <w:pPr>
         <w:pStyle w:val="Heading2"/>
@@ -3424,6 +3621,7 @@
         <w:tblStyle w:val="Table"/>
         <w:tblW w:type="auto" w:w="0"/>
         <w:tblLook w:firstRow="1" w:lastRow="0" w:firstColumn="0" w:lastColumn="0" w:noHBand="0" w:noVBand="0" w:val="0020"/>
+        <w:jc w:val="start"/>
       </w:tblPr>
       <w:tblGrid>
         <w:gridCol w:w="1320"/>
@@ -3435,13 +3633,14 @@
       </w:tblGrid>
       <w:tr>
         <w:trPr>
-          <w:tblHeader w:val="on"/>
+          <w:tblHeader w:val="true"/>
         </w:trPr>
         <w:tc>
           <w:tcPr/>
           <w:p>
             <w:pPr>
               <w:pStyle w:val="Compact"/>
+              <w:jc w:val="left"/>
             </w:pPr>
             <w:r>
               <w:t xml:space="preserve">Percent</w:t>
@@ -3453,6 +3652,7 @@
           <w:p>
             <w:pPr>
               <w:pStyle w:val="Compact"/>
+              <w:jc w:val="left"/>
             </w:pPr>
             <w:r>
               <w:t xml:space="preserve">Grade</w:t>
@@ -3464,6 +3664,7 @@
           <w:p>
             <w:pPr>
               <w:pStyle w:val="Compact"/>
+              <w:jc w:val="left"/>
             </w:pPr>
             <w:r>
               <w:t xml:space="preserve">Percent</w:t>
@@ -3475,6 +3676,7 @@
           <w:p>
             <w:pPr>
               <w:pStyle w:val="Compact"/>
+              <w:jc w:val="left"/>
             </w:pPr>
             <w:r>
               <w:t xml:space="preserve">Grade</w:t>
@@ -3486,6 +3688,7 @@
           <w:p>
             <w:pPr>
               <w:pStyle w:val="Compact"/>
+              <w:jc w:val="left"/>
             </w:pPr>
             <w:r>
               <w:t xml:space="preserve">Percent</w:t>
@@ -3497,6 +3700,7 @@
           <w:p>
             <w:pPr>
               <w:pStyle w:val="Compact"/>
+              <w:jc w:val="left"/>
             </w:pPr>
             <w:r>
               <w:t xml:space="preserve">Grade</w:t>
@@ -3510,6 +3714,7 @@
           <w:p>
             <w:pPr>
               <w:pStyle w:val="Compact"/>
+              <w:jc w:val="left"/>
             </w:pPr>
             <w:r>
               <w:t xml:space="preserve">93 up to 100</w:t>
@@ -3521,6 +3726,7 @@
           <w:p>
             <w:pPr>
               <w:pStyle w:val="Compact"/>
+              <w:jc w:val="left"/>
             </w:pPr>
             <w:r>
               <w:t xml:space="preserve">A</w:t>
@@ -3532,6 +3738,7 @@
           <w:p>
             <w:pPr>
               <w:pStyle w:val="Compact"/>
+              <w:jc w:val="left"/>
             </w:pPr>
             <w:r>
               <w:t xml:space="preserve">83 up to 87</w:t>
@@ -3543,6 +3750,7 @@
           <w:p>
             <w:pPr>
               <w:pStyle w:val="Compact"/>
+              <w:jc w:val="left"/>
             </w:pPr>
             <w:r>
               <w:t xml:space="preserve">B</w:t>
@@ -3554,6 +3762,7 @@
           <w:p>
             <w:pPr>
               <w:pStyle w:val="Compact"/>
+              <w:jc w:val="left"/>
             </w:pPr>
             <w:r>
               <w:t xml:space="preserve">73 up to 77</w:t>
@@ -3565,6 +3774,7 @@
           <w:p>
             <w:pPr>
               <w:pStyle w:val="Compact"/>
+              <w:jc w:val="left"/>
             </w:pPr>
             <w:r>
               <w:t xml:space="preserve">C</w:t>
@@ -3578,6 +3788,7 @@
           <w:p>
             <w:pPr>
               <w:pStyle w:val="Compact"/>
+              <w:jc w:val="left"/>
             </w:pPr>
             <w:r>
               <w:t xml:space="preserve">90 up to 93</w:t>
@@ -3589,6 +3800,7 @@
           <w:p>
             <w:pPr>
               <w:pStyle w:val="Compact"/>
+              <w:jc w:val="left"/>
             </w:pPr>
             <w:r>
               <w:t xml:space="preserve">A-</w:t>
@@ -3600,6 +3812,7 @@
           <w:p>
             <w:pPr>
               <w:pStyle w:val="Compact"/>
+              <w:jc w:val="left"/>
             </w:pPr>
             <w:r>
               <w:t xml:space="preserve">80 up to 83</w:t>
@@ -3611,6 +3824,7 @@
           <w:p>
             <w:pPr>
               <w:pStyle w:val="Compact"/>
+              <w:jc w:val="left"/>
             </w:pPr>
             <w:r>
               <w:t xml:space="preserve">B-</w:t>
@@ -3622,6 +3836,7 @@
           <w:p>
             <w:pPr>
               <w:pStyle w:val="Compact"/>
+              <w:jc w:val="left"/>
             </w:pPr>
             <w:r>
               <w:t xml:space="preserve">60 up to 73</w:t>
@@ -3633,6 +3848,7 @@
           <w:p>
             <w:pPr>
               <w:pStyle w:val="Compact"/>
+              <w:jc w:val="left"/>
             </w:pPr>
             <w:r>
               <w:t xml:space="preserve">D</w:t>
@@ -3646,6 +3862,7 @@
           <w:p>
             <w:pPr>
               <w:pStyle w:val="Compact"/>
+              <w:jc w:val="left"/>
             </w:pPr>
             <w:r>
               <w:t xml:space="preserve">87 up to 90</w:t>
@@ -3657,6 +3874,7 @@
           <w:p>
             <w:pPr>
               <w:pStyle w:val="Compact"/>
+              <w:jc w:val="left"/>
             </w:pPr>
             <w:r>
               <w:t xml:space="preserve">B+</w:t>
@@ -3668,6 +3886,7 @@
           <w:p>
             <w:pPr>
               <w:pStyle w:val="Compact"/>
+              <w:jc w:val="left"/>
             </w:pPr>
             <w:r>
               <w:t xml:space="preserve">77 up to 80</w:t>
@@ -3679,6 +3898,7 @@
           <w:p>
             <w:pPr>
               <w:pStyle w:val="Compact"/>
+              <w:jc w:val="left"/>
             </w:pPr>
             <w:r>
               <w:t xml:space="preserve">C+</w:t>
@@ -3690,6 +3910,7 @@
           <w:p>
             <w:pPr>
               <w:pStyle w:val="Compact"/>
+              <w:jc w:val="left"/>
             </w:pPr>
             <w:r>
               <w:t xml:space="preserve">0 up to 60</w:t>
@@ -3701,6 +3922,7 @@
           <w:p>
             <w:pPr>
               <w:pStyle w:val="Compact"/>
+              <w:jc w:val="left"/>
             </w:pPr>
             <w:r>
               <w:t xml:space="preserve">F</w:t>
@@ -3709,8 +3931,8 @@
         </w:tc>
       </w:tr>
     </w:tbl>
-    <w:bookmarkEnd w:id="36"/>
-    <w:bookmarkStart w:id="37" w:name="late-work"/>
+    <w:bookmarkEnd w:id="47"/>
+    <w:bookmarkStart w:id="48" w:name="late-work"/>
     <w:p>
       <w:pPr>
         <w:pStyle w:val="Heading2"/>
@@ -3729,11 +3951,11 @@
     </w:p>
     <w:p>
       <w:pPr>
-        <w:pStyle w:val="Compact"/>
         <w:numPr>
           <w:ilvl w:val="0"/>
           <w:numId w:val="1010"/>
         </w:numPr>
+        <w:pStyle w:val="Compact"/>
       </w:pPr>
       <w:r>
         <w:t xml:space="preserve">All assignments remain open after the due date, losing 1% per hour until worth zero points (approximately 5 days). Assignments can still be submitted after this, but the score will be zero.</w:t>
@@ -3741,11 +3963,11 @@
     </w:p>
     <w:p>
       <w:pPr>
-        <w:pStyle w:val="Compact"/>
         <w:numPr>
           <w:ilvl w:val="0"/>
           <w:numId w:val="1010"/>
         </w:numPr>
+        <w:pStyle w:val="Compact"/>
       </w:pPr>
       <w:r>
         <w:t xml:space="preserve">In-person lab attendance and the Final TYC Project have no grace period.</w:t>
@@ -3753,11 +3975,11 @@
     </w:p>
     <w:p>
       <w:pPr>
-        <w:pStyle w:val="Compact"/>
         <w:numPr>
           <w:ilvl w:val="0"/>
           <w:numId w:val="1010"/>
         </w:numPr>
+        <w:pStyle w:val="Compact"/>
       </w:pPr>
       <w:r>
         <w:t xml:space="preserve">No due dates extend beyond the course end date.</w:t>
@@ -3765,18 +3987,18 @@
     </w:p>
     <w:p>
       <w:pPr>
-        <w:pStyle w:val="Compact"/>
         <w:numPr>
           <w:ilvl w:val="0"/>
           <w:numId w:val="1010"/>
         </w:numPr>
+        <w:pStyle w:val="Compact"/>
       </w:pPr>
       <w:r>
         <w:t xml:space="preserve">If something requiring a prolonged absence occurs, contact me via Canvas Inbox and let’s see what solutions are possible.</w:t>
       </w:r>
     </w:p>
-    <w:bookmarkEnd w:id="37"/>
-    <w:bookmarkStart w:id="38" w:name="feedback"/>
+    <w:bookmarkEnd w:id="48"/>
+    <w:bookmarkStart w:id="49" w:name="feedback"/>
     <w:p>
       <w:pPr>
         <w:pStyle w:val="Heading2"/>
@@ -3793,8 +4015,8 @@
         <w:t xml:space="preserve">Discussions and other work are graded within 48 hours of each due date.</w:t>
       </w:r>
     </w:p>
-    <w:bookmarkEnd w:id="38"/>
-    <w:bookmarkStart w:id="39" w:name="revision"/>
+    <w:bookmarkEnd w:id="49"/>
+    <w:bookmarkStart w:id="50" w:name="revision"/>
     <w:p>
       <w:pPr>
         <w:pStyle w:val="Heading2"/>
@@ -3811,9 +4033,9 @@
         <w:t xml:space="preserve">There is no separate revision or regrade policy at this time — the late-work window above functions as the built-in opportunity to catch up before work is scored.</w:t>
       </w:r>
     </w:p>
-    <w:bookmarkEnd w:id="39"/>
-    <w:bookmarkEnd w:id="40"/>
-    <w:bookmarkStart w:id="72" w:name="Xc43a7a922298ad0f9db64bde08ef36f42168a56"/>
+    <w:bookmarkEnd w:id="50"/>
+    <w:bookmarkEnd w:id="51"/>
+    <w:bookmarkStart w:id="83" w:name="Xc43a7a922298ad0f9db64bde08ef36f42168a56"/>
     <w:p>
       <w:pPr>
         <w:pStyle w:val="Heading1"/>
@@ -3828,13 +4050,13 @@
       </w:pPr>
       <w:r>
         <w:rPr>
+          <w:iCs/>
           <w:i/>
-          <w:iCs/>
         </w:rPr>
         <w:t xml:space="preserve">TL;DR: Tech Hub for Canvas/software problems, Tutoring or Librarians for coursework help, Basic Needs Hub if life is making this term hard.</w:t>
       </w:r>
     </w:p>
-    <w:bookmarkStart w:id="46" w:name="technical-support"/>
+    <w:bookmarkStart w:id="57" w:name="technical-support"/>
     <w:p>
       <w:pPr>
         <w:pStyle w:val="Heading2"/>
@@ -3847,8 +4069,8 @@
       <w:tblPr>
         <w:tblStyle w:val="Table"/>
         <w:tblW w:type="pct" w:w="5000"/>
-        <w:tblLayout w:type="fixed"/>
         <w:tblLook w:firstRow="1" w:lastRow="0" w:firstColumn="0" w:lastColumn="0" w:noHBand="0" w:noVBand="0" w:val="0020"/>
+        <w:jc w:val="start"/>
       </w:tblPr>
       <w:tblGrid>
         <w:gridCol w:w="3960"/>
@@ -3856,13 +4078,14 @@
       </w:tblGrid>
       <w:tr>
         <w:trPr>
-          <w:tblHeader w:val="on"/>
+          <w:tblHeader w:val="true"/>
         </w:trPr>
         <w:tc>
           <w:tcPr/>
           <w:p>
             <w:pPr>
               <w:pStyle w:val="Compact"/>
+              <w:jc w:val="left"/>
             </w:pPr>
             <w:r>
               <w:t xml:space="preserve">Item</w:t>
@@ -3874,6 +4097,7 @@
           <w:p>
             <w:pPr>
               <w:pStyle w:val="Compact"/>
+              <w:jc w:val="left"/>
             </w:pPr>
             <w:r>
               <w:t xml:space="preserve">Details</w:t>
@@ -3887,13 +4111,14 @@
           <w:p>
             <w:pPr>
               <w:pStyle w:val="Compact"/>
-            </w:pPr>
-            <w:hyperlink r:id="rId41">
+              <w:jc w:val="left"/>
+            </w:pPr>
+            <w:hyperlink r:id="rId52">
               <w:r>
                 <w:rPr>
                   <w:rStyle w:val="Hyperlink"/>
+                  <w:bCs/>
                   <w:b/>
-                  <w:bCs/>
                 </w:rPr>
                 <w:t xml:space="preserve">Tech Hub</w:t>
               </w:r>
@@ -3905,6 +4130,7 @@
           <w:p>
             <w:pPr>
               <w:pStyle w:val="Compact"/>
+              <w:jc w:val="left"/>
             </w:pPr>
             <w:r>
               <w:t xml:space="preserve">Canvas, software, or account trouble —</w:t>
@@ -3912,7 +4138,7 @@
             <w:r>
               <w:t xml:space="preserve"> </w:t>
             </w:r>
-            <w:hyperlink r:id="rId42">
+            <w:hyperlink r:id="rId53">
               <w:r>
                 <w:rPr>
                   <w:rStyle w:val="Hyperlink"/>
@@ -3929,7 +4155,7 @@
             <w:r>
               <w:t xml:space="preserve"> </w:t>
             </w:r>
-            <w:hyperlink r:id="rId43">
+            <w:hyperlink r:id="rId54">
               <w:r>
                 <w:rPr>
                   <w:rStyle w:val="Hyperlink"/>
@@ -3952,11 +4178,12 @@
           <w:p>
             <w:pPr>
               <w:pStyle w:val="Compact"/>
+              <w:jc w:val="left"/>
             </w:pPr>
             <w:r>
               <w:rPr>
+                <w:bCs/>
                 <w:b/>
-                <w:bCs/>
               </w:rPr>
               <w:t xml:space="preserve">To report a Canvas problem</w:t>
             </w:r>
@@ -3967,6 +4194,7 @@
           <w:p>
             <w:pPr>
               <w:pStyle w:val="Compact"/>
+              <w:jc w:val="left"/>
             </w:pPr>
             <w:r>
               <w:t xml:space="preserve">The Help button in Canvas →</w:t>
@@ -3975,7 +4203,13 @@
               <w:t xml:space="preserve"> </w:t>
             </w:r>
             <w:r>
-              <w:t xml:space="preserve">“Report a Problem”</w:t>
+              <w:t xml:space="preserve">“</w:t>
+            </w:r>
+            <w:r>
+              <w:t xml:space="preserve">Report a Problem</w:t>
+            </w:r>
+            <w:r>
+              <w:t xml:space="preserve">”</w:t>
             </w:r>
             <w:r>
               <w:t xml:space="preserve"> </w:t>
@@ -3986,7 +4220,7 @@
             <w:r>
               <w:t xml:space="preserve"> </w:t>
             </w:r>
-            <w:hyperlink r:id="rId44">
+            <w:hyperlink r:id="rId55">
               <w:r>
                 <w:rPr>
                   <w:rStyle w:val="Hyperlink"/>
@@ -4003,7 +4237,7 @@
             <w:r>
               <w:t xml:space="preserve"> </w:t>
             </w:r>
-            <w:hyperlink r:id="rId45">
+            <w:hyperlink r:id="rId56">
               <w:r>
                 <w:rPr>
                   <w:rStyle w:val="Hyperlink"/>
@@ -4020,11 +4254,12 @@
           <w:p>
             <w:pPr>
               <w:pStyle w:val="Compact"/>
+              <w:jc w:val="left"/>
             </w:pPr>
             <w:r>
               <w:rPr>
+                <w:bCs/>
                 <w:b/>
-                <w:bCs/>
               </w:rPr>
               <w:t xml:space="preserve">Setup help</w:t>
             </w:r>
@@ -4035,6 +4270,7 @@
           <w:p>
             <w:pPr>
               <w:pStyle w:val="Compact"/>
+              <w:jc w:val="left"/>
             </w:pPr>
             <w:r>
               <w:t xml:space="preserve">Getting Started: Course Orientation has the Office/OneDrive setup guide — this step trips people up, so budget real time and reach out to Tech Hub if you hit an error</w:t>
@@ -4043,8 +4279,8 @@
         </w:tc>
       </w:tr>
     </w:tbl>
-    <w:bookmarkEnd w:id="46"/>
-    <w:bookmarkStart w:id="53" w:name="academic-support"/>
+    <w:bookmarkEnd w:id="57"/>
+    <w:bookmarkStart w:id="64" w:name="academic-support"/>
     <w:p>
       <w:pPr>
         <w:pStyle w:val="Heading2"/>
@@ -4057,8 +4293,8 @@
       <w:tblPr>
         <w:tblStyle w:val="Table"/>
         <w:tblW w:type="pct" w:w="5000"/>
-        <w:tblLayout w:type="fixed"/>
         <w:tblLook w:firstRow="1" w:lastRow="0" w:firstColumn="0" w:lastColumn="0" w:noHBand="0" w:noVBand="0" w:val="0020"/>
+        <w:jc w:val="start"/>
       </w:tblPr>
       <w:tblGrid>
         <w:gridCol w:w="3960"/>
@@ -4066,13 +4302,14 @@
       </w:tblGrid>
       <w:tr>
         <w:trPr>
-          <w:tblHeader w:val="on"/>
+          <w:tblHeader w:val="true"/>
         </w:trPr>
         <w:tc>
           <w:tcPr/>
           <w:p>
             <w:pPr>
               <w:pStyle w:val="Compact"/>
+              <w:jc w:val="left"/>
             </w:pPr>
             <w:r>
               <w:t xml:space="preserve">Item</w:t>
@@ -4084,6 +4321,7 @@
           <w:p>
             <w:pPr>
               <w:pStyle w:val="Compact"/>
+              <w:jc w:val="left"/>
             </w:pPr>
             <w:r>
               <w:t xml:space="preserve">Details</w:t>
@@ -4097,13 +4335,14 @@
           <w:p>
             <w:pPr>
               <w:pStyle w:val="Compact"/>
-            </w:pPr>
-            <w:hyperlink r:id="rId47">
+              <w:jc w:val="left"/>
+            </w:pPr>
+            <w:hyperlink r:id="rId58">
               <w:r>
                 <w:rPr>
                   <w:rStyle w:val="Hyperlink"/>
+                  <w:bCs/>
                   <w:b/>
-                  <w:bCs/>
                 </w:rPr>
                 <w:t xml:space="preserve">Student Success Coaches</w:t>
               </w:r>
@@ -4115,6 +4354,7 @@
           <w:p>
             <w:pPr>
               <w:pStyle w:val="Compact"/>
+              <w:jc w:val="left"/>
             </w:pPr>
             <w:r>
               <w:t xml:space="preserve">One-on-one coaching for study/organization skills, emotional and personal support, and connections to college resources. PUB 002 or Zoom.</w:t>
@@ -4128,13 +4368,14 @@
           <w:p>
             <w:pPr>
               <w:pStyle w:val="Compact"/>
-            </w:pPr>
-            <w:hyperlink r:id="rId48">
+              <w:jc w:val="left"/>
+            </w:pPr>
+            <w:hyperlink r:id="rId59">
               <w:r>
                 <w:rPr>
                   <w:rStyle w:val="Hyperlink"/>
+                  <w:bCs/>
                   <w:b/>
-                  <w:bCs/>
                 </w:rPr>
                 <w:t xml:space="preserve">Clark College Tutoring Services</w:t>
               </w:r>
@@ -4146,6 +4387,7 @@
           <w:p>
             <w:pPr>
               <w:pStyle w:val="Compact"/>
+              <w:jc w:val="left"/>
             </w:pPr>
             <w:r>
               <w:t xml:space="preserve">In-person and virtual tutoring via Zoom; see the</w:t>
@@ -4153,7 +4395,7 @@
             <w:r>
               <w:t xml:space="preserve"> </w:t>
             </w:r>
-            <w:hyperlink r:id="rId49">
+            <w:hyperlink r:id="rId60">
               <w:r>
                 <w:rPr>
                   <w:rStyle w:val="Hyperlink"/>
@@ -4170,7 +4412,7 @@
             <w:r>
               <w:t xml:space="preserve"> </w:t>
             </w:r>
-            <w:hyperlink r:id="rId50">
+            <w:hyperlink r:id="rId61">
               <w:r>
                 <w:rPr>
                   <w:rStyle w:val="Hyperlink"/>
@@ -4193,13 +4435,14 @@
           <w:p>
             <w:pPr>
               <w:pStyle w:val="Compact"/>
-            </w:pPr>
-            <w:hyperlink r:id="rId51">
+              <w:jc w:val="left"/>
+            </w:pPr>
+            <w:hyperlink r:id="rId62">
               <w:r>
                 <w:rPr>
                   <w:rStyle w:val="Hyperlink"/>
+                  <w:bCs/>
                   <w:b/>
-                  <w:bCs/>
                 </w:rPr>
                 <w:t xml:space="preserve">Clark College Librarians</w:t>
               </w:r>
@@ -4211,6 +4454,7 @@
           <w:p>
             <w:pPr>
               <w:pStyle w:val="Compact"/>
+              <w:jc w:val="left"/>
             </w:pPr>
             <w:r>
               <w:t xml:space="preserve">One-on-one help with research projects and source citations, in person or by</w:t>
@@ -4218,7 +4462,7 @@
             <w:r>
               <w:t xml:space="preserve"> </w:t>
             </w:r>
-            <w:hyperlink r:id="rId52">
+            <w:hyperlink r:id="rId63">
               <w:r>
                 <w:rPr>
                   <w:rStyle w:val="Hyperlink"/>
@@ -4233,8 +4477,8 @@
         </w:tc>
       </w:tr>
     </w:tbl>
-    <w:bookmarkEnd w:id="53"/>
-    <w:bookmarkStart w:id="71" w:name="student-support"/>
+    <w:bookmarkEnd w:id="64"/>
+    <w:bookmarkStart w:id="82" w:name="student-support"/>
     <w:p>
       <w:pPr>
         <w:pStyle w:val="Heading2"/>
@@ -4247,8 +4491,8 @@
       <w:tblPr>
         <w:tblStyle w:val="Table"/>
         <w:tblW w:type="pct" w:w="5000"/>
-        <w:tblLayout w:type="fixed"/>
         <w:tblLook w:firstRow="1" w:lastRow="0" w:firstColumn="0" w:lastColumn="0" w:noHBand="0" w:noVBand="0" w:val="0020"/>
+        <w:jc w:val="start"/>
       </w:tblPr>
       <w:tblGrid>
         <w:gridCol w:w="3960"/>
@@ -4256,13 +4500,14 @@
       </w:tblGrid>
       <w:tr>
         <w:trPr>
-          <w:tblHeader w:val="on"/>
+          <w:tblHeader w:val="true"/>
         </w:trPr>
         <w:tc>
           <w:tcPr/>
           <w:p>
             <w:pPr>
               <w:pStyle w:val="Compact"/>
+              <w:jc w:val="left"/>
             </w:pPr>
             <w:r>
               <w:t xml:space="preserve">Item</w:t>
@@ -4274,6 +4519,7 @@
           <w:p>
             <w:pPr>
               <w:pStyle w:val="Compact"/>
+              <w:jc w:val="left"/>
             </w:pPr>
             <w:r>
               <w:t xml:space="preserve">Details</w:t>
@@ -4287,13 +4533,14 @@
           <w:p>
             <w:pPr>
               <w:pStyle w:val="Compact"/>
-            </w:pPr>
-            <w:hyperlink r:id="rId54">
+              <w:jc w:val="left"/>
+            </w:pPr>
+            <w:hyperlink r:id="rId65">
               <w:r>
                 <w:rPr>
                   <w:rStyle w:val="Hyperlink"/>
+                  <w:bCs/>
                   <w:b/>
-                  <w:bCs/>
                 </w:rPr>
                 <w:t xml:space="preserve">Counseling and Health Center</w:t>
               </w:r>
@@ -4305,6 +4552,7 @@
           <w:p>
             <w:pPr>
               <w:pStyle w:val="Compact"/>
+              <w:jc w:val="left"/>
             </w:pPr>
             <w:r>
               <w:t xml:space="preserve">Physical and mental health services to support student wellness and academic success.</w:t>
@@ -4318,13 +4566,14 @@
           <w:p>
             <w:pPr>
               <w:pStyle w:val="Compact"/>
-            </w:pPr>
-            <w:hyperlink r:id="rId55">
+              <w:jc w:val="left"/>
+            </w:pPr>
+            <w:hyperlink r:id="rId66">
               <w:r>
                 <w:rPr>
                   <w:rStyle w:val="Hyperlink"/>
+                  <w:bCs/>
                   <w:b/>
-                  <w:bCs/>
                 </w:rPr>
                 <w:t xml:space="preserve">Office of People and Culture (OPC)</w:t>
               </w:r>
@@ -4336,6 +4585,7 @@
           <w:p>
             <w:pPr>
               <w:pStyle w:val="Compact"/>
+              <w:jc w:val="left"/>
             </w:pPr>
             <w:r>
               <w:t xml:space="preserve">Supports systemically non-dominant groups navigating Clark College; the</w:t>
@@ -4343,7 +4593,7 @@
             <w:r>
               <w:t xml:space="preserve"> </w:t>
             </w:r>
-            <w:hyperlink r:id="rId56">
+            <w:hyperlink r:id="rId67">
               <w:r>
                 <w:rPr>
                   <w:rStyle w:val="Hyperlink"/>
@@ -4366,13 +4616,14 @@
           <w:p>
             <w:pPr>
               <w:pStyle w:val="Compact"/>
-            </w:pPr>
-            <w:hyperlink r:id="rId57">
+              <w:jc w:val="left"/>
+            </w:pPr>
+            <w:hyperlink r:id="rId68">
               <w:r>
                 <w:rPr>
                   <w:rStyle w:val="Hyperlink"/>
+                  <w:bCs/>
                   <w:b/>
-                  <w:bCs/>
                 </w:rPr>
                 <w:t xml:space="preserve">Penguin Pantry</w:t>
               </w:r>
@@ -4384,11 +4635,12 @@
           <w:p>
             <w:pPr>
               <w:pStyle w:val="Compact"/>
+              <w:jc w:val="left"/>
             </w:pPr>
             <w:r>
               <w:t xml:space="preserve">Monthly pre-packaged food boxes. Contact Cath Busha, Dean of Student Engagement (</w:t>
             </w:r>
-            <w:hyperlink r:id="rId58">
+            <w:hyperlink r:id="rId69">
               <w:r>
                 <w:rPr>
                   <w:rStyle w:val="Hyperlink"/>
@@ -4408,13 +4660,14 @@
           <w:p>
             <w:pPr>
               <w:pStyle w:val="Compact"/>
-            </w:pPr>
-            <w:hyperlink r:id="rId59">
+              <w:jc w:val="left"/>
+            </w:pPr>
+            <w:hyperlink r:id="rId70">
               <w:r>
                 <w:rPr>
                   <w:rStyle w:val="Hyperlink"/>
+                  <w:bCs/>
                   <w:b/>
-                  <w:bCs/>
                 </w:rPr>
                 <w:t xml:space="preserve">Basic Needs Hub</w:t>
               </w:r>
@@ -4426,6 +4679,7 @@
           <w:p>
             <w:pPr>
               <w:pStyle w:val="Compact"/>
+              <w:jc w:val="left"/>
             </w:pPr>
             <w:r>
               <w:t xml:space="preserve">Help with food, housing, and financial challenges —</w:t>
@@ -4433,7 +4687,7 @@
             <w:r>
               <w:t xml:space="preserve"> </w:t>
             </w:r>
-            <w:hyperlink r:id="rId60">
+            <w:hyperlink r:id="rId71">
               <w:r>
                 <w:rPr>
                   <w:rStyle w:val="Hyperlink"/>
@@ -4453,13 +4707,14 @@
           <w:p>
             <w:pPr>
               <w:pStyle w:val="Compact"/>
-            </w:pPr>
-            <w:hyperlink r:id="rId61">
+              <w:jc w:val="left"/>
+            </w:pPr>
+            <w:hyperlink r:id="rId72">
               <w:r>
                 <w:rPr>
                   <w:rStyle w:val="Hyperlink"/>
+                  <w:bCs/>
                   <w:b/>
-                  <w:bCs/>
                 </w:rPr>
                 <w:t xml:space="preserve">Advising Services</w:t>
               </w:r>
@@ -4471,6 +4726,7 @@
           <w:p>
             <w:pPr>
               <w:pStyle w:val="Compact"/>
+              <w:jc w:val="left"/>
             </w:pPr>
             <w:r>
               <w:t xml:space="preserve">Co-create academic plans aligned with your career and personal goals —</w:t>
@@ -4478,7 +4734,7 @@
             <w:r>
               <w:t xml:space="preserve"> </w:t>
             </w:r>
-            <w:hyperlink r:id="rId62">
+            <w:hyperlink r:id="rId73">
               <w:r>
                 <w:rPr>
                   <w:rStyle w:val="Hyperlink"/>
@@ -4498,13 +4754,14 @@
           <w:p>
             <w:pPr>
               <w:pStyle w:val="Compact"/>
-            </w:pPr>
-            <w:hyperlink r:id="rId63">
+              <w:jc w:val="left"/>
+            </w:pPr>
+            <w:hyperlink r:id="rId74">
               <w:r>
                 <w:rPr>
                   <w:rStyle w:val="Hyperlink"/>
+                  <w:bCs/>
                   <w:b/>
-                  <w:bCs/>
                 </w:rPr>
                 <w:t xml:space="preserve">Career Services</w:t>
               </w:r>
@@ -4516,6 +4773,7 @@
           <w:p>
             <w:pPr>
               <w:pStyle w:val="Compact"/>
+              <w:jc w:val="left"/>
             </w:pPr>
             <w:r>
               <w:t xml:space="preserve">Resources and strategies for career and employment goals. 360-992-2902 ·</w:t>
@@ -4523,7 +4781,7 @@
             <w:r>
               <w:t xml:space="preserve"> </w:t>
             </w:r>
-            <w:hyperlink r:id="rId64">
+            <w:hyperlink r:id="rId75">
               <w:r>
                 <w:rPr>
                   <w:rStyle w:val="Hyperlink"/>
@@ -4540,13 +4798,14 @@
           <w:p>
             <w:pPr>
               <w:pStyle w:val="Compact"/>
-            </w:pPr>
-            <w:hyperlink r:id="rId65">
+              <w:jc w:val="left"/>
+            </w:pPr>
+            <w:hyperlink r:id="rId76">
               <w:r>
                 <w:rPr>
                   <w:rStyle w:val="Hyperlink"/>
+                  <w:bCs/>
                   <w:b/>
-                  <w:bCs/>
                 </w:rPr>
                 <w:t xml:space="preserve">Veterans Center of Excellence</w:t>
               </w:r>
@@ -4558,6 +4817,7 @@
           <w:p>
             <w:pPr>
               <w:pStyle w:val="Compact"/>
+              <w:jc w:val="left"/>
             </w:pPr>
             <w:r>
               <w:t xml:space="preserve">Resources, community, and support for U.S. military service members.</w:t>
@@ -4565,7 +4825,7 @@
             <w:r>
               <w:t xml:space="preserve"> </w:t>
             </w:r>
-            <w:hyperlink r:id="rId66">
+            <w:hyperlink r:id="rId77">
               <w:r>
                 <w:rPr>
                   <w:rStyle w:val="Hyperlink"/>
@@ -4582,7 +4842,7 @@
             <w:r>
               <w:t xml:space="preserve"> </w:t>
             </w:r>
-            <w:hyperlink r:id="rId67">
+            <w:hyperlink r:id="rId78">
               <w:r>
                 <w:rPr>
                   <w:rStyle w:val="Hyperlink"/>
@@ -4604,7 +4864,7 @@
       <w:r>
         <w:t xml:space="preserve"> </w:t>
       </w:r>
-      <w:hyperlink r:id="rId25">
+      <w:hyperlink r:id="rId36">
         <w:r>
           <w:rPr>
             <w:rStyle w:val="Hyperlink"/>
@@ -4618,7 +4878,7 @@
       <w:r>
         <w:t xml:space="preserve"> </w:t>
       </w:r>
-      <w:hyperlink r:id="rId68">
+      <w:hyperlink r:id="rId79">
         <w:r>
           <w:rPr>
             <w:rStyle w:val="Hyperlink"/>
@@ -4632,7 +4892,7 @@
       <w:r>
         <w:t xml:space="preserve"> </w:t>
       </w:r>
-      <w:hyperlink r:id="rId69">
+      <w:hyperlink r:id="rId80">
         <w:r>
           <w:rPr>
             <w:rStyle w:val="Hyperlink"/>
@@ -4646,7 +4906,7 @@
       <w:r>
         <w:t xml:space="preserve"> </w:t>
       </w:r>
-      <w:hyperlink r:id="rId70">
+      <w:hyperlink r:id="rId81">
         <w:r>
           <w:rPr>
             <w:rStyle w:val="Hyperlink"/>
@@ -4658,9 +4918,9 @@
         <w:t xml:space="preserve">.</w:t>
       </w:r>
     </w:p>
-    <w:bookmarkEnd w:id="71"/>
-    <w:bookmarkEnd w:id="72"/>
-    <w:bookmarkStart w:id="73" w:name="how-should-i-get-started-in-class"/>
+    <w:bookmarkEnd w:id="82"/>
+    <w:bookmarkEnd w:id="83"/>
+    <w:bookmarkStart w:id="84" w:name="how-should-i-get-started-in-class"/>
     <w:p>
       <w:pPr>
         <w:pStyle w:val="Heading1"/>
@@ -4677,8 +4937,8 @@
         <w:t xml:space="preserve">See Your First Week, near the top of this syllabus, for the exact five things to do before anything else.</w:t>
       </w:r>
     </w:p>
-    <w:bookmarkEnd w:id="73"/>
-    <w:bookmarkStart w:id="75" w:name="appendix-official-college-policies"/>
+    <w:bookmarkEnd w:id="84"/>
+    <w:bookmarkStart w:id="86" w:name="appendix-official-college-policies"/>
     <w:p>
       <w:pPr>
         <w:pStyle w:val="Heading1"/>
@@ -4693,24 +4953,24 @@
       </w:pPr>
       <w:r>
         <w:rPr>
+          <w:iCs/>
           <w:i/>
-          <w:iCs/>
         </w:rPr>
         <w:t xml:space="preserve">TL;DR: The full text of Clark’s required policy language lives in one centrally-maintained Canvas course, so it can’t drift out of date here. Quick summaries below; contact me if any of these apply to you.</w:t>
       </w:r>
     </w:p>
     <w:p>
       <w:pPr>
-        <w:pStyle w:val="Compact"/>
         <w:numPr>
           <w:ilvl w:val="0"/>
           <w:numId w:val="1011"/>
         </w:numPr>
+        <w:pStyle w:val="Compact"/>
       </w:pPr>
       <w:r>
         <w:rPr>
+          <w:bCs/>
           <w:b/>
-          <w:bCs/>
         </w:rPr>
         <w:t xml:space="preserve">ADA Accommodations</w:t>
       </w:r>
@@ -4723,7 +4983,7 @@
       <w:r>
         <w:t xml:space="preserve"> </w:t>
       </w:r>
-      <w:hyperlink r:id="rId18">
+      <w:hyperlink r:id="rId29">
         <w:r>
           <w:rPr>
             <w:rStyle w:val="Hyperlink"/>
@@ -4740,16 +5000,16 @@
     </w:p>
     <w:p>
       <w:pPr>
-        <w:pStyle w:val="Compact"/>
         <w:numPr>
           <w:ilvl w:val="0"/>
           <w:numId w:val="1011"/>
         </w:numPr>
+        <w:pStyle w:val="Compact"/>
       </w:pPr>
       <w:r>
         <w:rPr>
+          <w:bCs/>
           <w:b/>
-          <w:bCs/>
         </w:rPr>
         <w:t xml:space="preserve">Non-discrimination Policy</w:t>
       </w:r>
@@ -4762,16 +5022,16 @@
     </w:p>
     <w:p>
       <w:pPr>
-        <w:pStyle w:val="Compact"/>
         <w:numPr>
           <w:ilvl w:val="0"/>
           <w:numId w:val="1011"/>
         </w:numPr>
+        <w:pStyle w:val="Compact"/>
       </w:pPr>
       <w:r>
         <w:rPr>
+          <w:bCs/>
           <w:b/>
-          <w:bCs/>
         </w:rPr>
         <w:t xml:space="preserve">Title IX and Sexual Misconduct</w:t>
       </w:r>
@@ -4784,16 +5044,16 @@
     </w:p>
     <w:p>
       <w:pPr>
-        <w:pStyle w:val="Compact"/>
         <w:numPr>
           <w:ilvl w:val="0"/>
           <w:numId w:val="1011"/>
         </w:numPr>
+        <w:pStyle w:val="Compact"/>
       </w:pPr>
       <w:r>
         <w:rPr>
+          <w:bCs/>
           <w:b/>
-          <w:bCs/>
         </w:rPr>
         <w:t xml:space="preserve">Student Rights and Responsibilities</w:t>
       </w:r>
@@ -4814,7 +5074,7 @@
       <w:r>
         <w:t xml:space="preserve"> </w:t>
       </w:r>
-      <w:hyperlink r:id="rId74">
+      <w:hyperlink r:id="rId85">
         <w:r>
           <w:rPr>
             <w:rStyle w:val="Hyperlink"/>
@@ -4826,12 +5086,8 @@
         <w:t xml:space="preserve">.</w:t>
       </w:r>
     </w:p>
-    <w:bookmarkEnd w:id="75"/>
-    <w:sectPr>
-      <w:footnotePr>
-        <w:numRestart w:val="eachSect"/>
-      </w:footnotePr>
-    </w:sectPr>
+    <w:bookmarkEnd w:id="86"/>
+    <w:sectPr/>
   </w:body>
 </w:document>
 </file>
@@ -4862,14 +5118,14 @@
 <file path=word/numbering.xml><?xml version="1.0" encoding="utf-8"?>
 <w:numbering xmlns:w="http://schemas.openxmlformats.org/wordprocessingml/2006/main">
   <w:abstractNum w:abstractNumId="990">
-    <w:nsid w:val="0000A990"/>
+    <w:nsid w:val="A990"/>
     <w:multiLevelType w:val="multilevel"/>
     <w:lvl w:ilvl="0">
       <w:numFmt w:val="bullet"/>
       <w:lvlText w:val=" "/>
       <w:lvlJc w:val="left"/>
       <w:pPr>
-        <w:ind w:left="720" w:hanging="360"/>
+        <w:ind w:left="720" w:hanging="480"/>
       </w:pPr>
     </w:lvl>
     <w:lvl w:ilvl="1">
@@ -4877,7 +5133,7 @@
       <w:lvlText w:val=" "/>
       <w:lvlJc w:val="left"/>
       <w:pPr>
-        <w:ind w:left="1440" w:hanging="360"/>
+        <w:ind w:left="1440" w:hanging="480"/>
       </w:pPr>
     </w:lvl>
     <w:lvl w:ilvl="2">
@@ -4885,7 +5141,7 @@
       <w:lvlText w:val=" "/>
       <w:lvlJc w:val="left"/>
       <w:pPr>
-        <w:ind w:left="2160" w:hanging="360"/>
+        <w:ind w:left="2160" w:hanging="480"/>
       </w:pPr>
     </w:lvl>
     <w:lvl w:ilvl="3">
@@ -4893,7 +5149,7 @@
       <w:lvlText w:val=" "/>
       <w:lvlJc w:val="left"/>
       <w:pPr>
-        <w:ind w:left="2880" w:hanging="360"/>
+        <w:ind w:left="2880" w:hanging="480"/>
       </w:pPr>
     </w:lvl>
     <w:lvl w:ilvl="4">
@@ -4901,7 +5157,7 @@
       <w:lvlText w:val=" "/>
       <w:lvlJc w:val="left"/>
       <w:pPr>
-        <w:ind w:left="3600" w:hanging="360"/>
+        <w:ind w:left="3600" w:hanging="480"/>
       </w:pPr>
     </w:lvl>
     <w:lvl w:ilvl="5">
@@ -4909,7 +5165,7 @@
       <w:lvlText w:val=" "/>
       <w:lvlJc w:val="left"/>
       <w:pPr>
-        <w:ind w:left="4320" w:hanging="360"/>
+        <w:ind w:left="4320" w:hanging="480"/>
       </w:pPr>
     </w:lvl>
     <w:lvl w:ilvl="6">
@@ -4917,7 +5173,7 @@
       <w:lvlText w:val=" "/>
       <w:lvlJc w:val="left"/>
       <w:pPr>
-        <w:ind w:left="5040" w:hanging="360"/>
+        <w:ind w:left="5040" w:hanging="480"/>
       </w:pPr>
     </w:lvl>
     <w:lvl w:ilvl="7">
@@ -4925,7 +5181,7 @@
       <w:lvlText w:val=" "/>
       <w:lvlJc w:val="left"/>
       <w:pPr>
-        <w:ind w:left="5760" w:hanging="360"/>
+        <w:ind w:left="5760" w:hanging="480"/>
       </w:pPr>
     </w:lvl>
     <w:lvl w:ilvl="8">
@@ -4933,12 +5189,12 @@
       <w:lvlText w:val=" "/>
       <w:lvlJc w:val="left"/>
       <w:pPr>
-        <w:ind w:left="6480" w:hanging="360"/>
+        <w:ind w:left="6480" w:hanging="480"/>
       </w:pPr>
     </w:lvl>
   </w:abstractNum>
   <w:abstractNum w:abstractNumId="99411">
-    <w:nsid w:val="00A99411"/>
+    <w:nsid w:val="A99411"/>
     <w:multiLevelType w:val="multilevel"/>
     <w:lvl w:ilvl="0">
       <w:start w:val="1"/>
@@ -4946,7 +5202,7 @@
       <w:lvlText w:val="%1."/>
       <w:lvlJc w:val="left"/>
       <w:pPr>
-        <w:ind w:left="720" w:hanging="360"/>
+        <w:ind w:left="720" w:hanging="480"/>
       </w:pPr>
     </w:lvl>
     <w:lvl w:ilvl="1">
@@ -4955,7 +5211,7 @@
       <w:lvlText w:val="%2."/>
       <w:lvlJc w:val="left"/>
       <w:pPr>
-        <w:ind w:left="1440" w:hanging="360"/>
+        <w:ind w:left="1440" w:hanging="480"/>
       </w:pPr>
     </w:lvl>
     <w:lvl w:ilvl="2">
@@ -4964,7 +5220,7 @@
       <w:lvlText w:val="%3."/>
       <w:lvlJc w:val="left"/>
       <w:pPr>
-        <w:ind w:left="2160" w:hanging="360"/>
+        <w:ind w:left="2160" w:hanging="480"/>
       </w:pPr>
     </w:lvl>
     <w:lvl w:ilvl="3">
@@ -4973,7 +5229,7 @@
       <w:lvlText w:val="%4."/>
       <w:lvlJc w:val="left"/>
       <w:pPr>
-        <w:ind w:left="2880" w:hanging="360"/>
+        <w:ind w:left="2880" w:hanging="480"/>
       </w:pPr>
     </w:lvl>
     <w:lvl w:ilvl="4">
@@ -4982,7 +5238,7 @@
       <w:lvlText w:val="%5."/>
       <w:lvlJc w:val="left"/>
       <w:pPr>
-        <w:ind w:left="3600" w:hanging="360"/>
+        <w:ind w:left="3600" w:hanging="480"/>
       </w:pPr>
     </w:lvl>
     <w:lvl w:ilvl="5">
@@ -4991,7 +5247,7 @@
       <w:lvlText w:val="%6."/>
       <w:lvlJc w:val="left"/>
       <w:pPr>
-        <w:ind w:left="4320" w:hanging="360"/>
+        <w:ind w:left="4320" w:hanging="480"/>
       </w:pPr>
     </w:lvl>
     <w:lvl w:ilvl="6">
@@ -5000,7 +5256,7 @@
       <w:lvlText w:val="%7."/>
       <w:lvlJc w:val="left"/>
       <w:pPr>
-        <w:ind w:left="5040" w:hanging="360"/>
+        <w:ind w:left="5040" w:hanging="480"/>
       </w:pPr>
     </w:lvl>
     <w:lvl w:ilvl="7">
@@ -5009,7 +5265,7 @@
       <w:lvlText w:val="%8."/>
       <w:lvlJc w:val="left"/>
       <w:pPr>
-        <w:ind w:left="5760" w:hanging="360"/>
+        <w:ind w:left="5760" w:hanging="480"/>
       </w:pPr>
     </w:lvl>
     <w:lvl w:ilvl="8">
@@ -5018,111 +5274,84 @@
       <w:lvlText w:val="%9."/>
       <w:lvlJc w:val="left"/>
       <w:pPr>
-        <w:ind w:left="6480" w:hanging="360"/>
+        <w:ind w:left="6480" w:hanging="480"/>
       </w:pPr>
     </w:lvl>
   </w:abstractNum>
   <w:abstractNum w:abstractNumId="991">
-    <w:nsid w:val="0000A991"/>
+    <w:nsid w:val="A991"/>
     <w:multiLevelType w:val="multilevel"/>
     <w:lvl w:ilvl="0">
       <w:numFmt w:val="bullet"/>
-      <w:lvlText w:val=""/>
+      <w:lvlText w:val="•"/>
       <w:lvlJc w:val="left"/>
       <w:pPr>
-        <w:ind w:left="720" w:hanging="360"/>
-      </w:pPr>
-      <w:rPr>
-        <w:rFonts w:ascii="Symbol" w:hAnsi="Symbol" w:cs="Symbol" w:hint="default"/>
-      </w:rPr>
+        <w:ind w:left="720" w:hanging="480"/>
+      </w:pPr>
     </w:lvl>
     <w:lvl w:ilvl="1">
       <w:numFmt w:val="bullet"/>
-      <w:lvlText w:val="o"/>
+      <w:lvlText w:val="–"/>
       <w:lvlJc w:val="left"/>
       <w:pPr>
-        <w:ind w:left="1440" w:hanging="360"/>
-      </w:pPr>
-      <w:rPr>
-        <w:rFonts w:ascii="Courier New" w:hAnsi="Courier New" w:cs="Courier New" w:hint="default"/>
-      </w:rPr>
+        <w:ind w:left="1440" w:hanging="480"/>
+      </w:pPr>
     </w:lvl>
     <w:lvl w:ilvl="2">
       <w:numFmt w:val="bullet"/>
-      <w:lvlText w:val=""/>
+      <w:lvlText w:val="•"/>
       <w:lvlJc w:val="left"/>
       <w:pPr>
-        <w:ind w:left="2160" w:hanging="360"/>
-      </w:pPr>
-      <w:rPr>
-        <w:rFonts w:ascii="Wingdings" w:hAnsi="Wingdings" w:cs="Wingdings" w:hint="default"/>
-      </w:rPr>
+        <w:ind w:left="2160" w:hanging="480"/>
+      </w:pPr>
     </w:lvl>
     <w:lvl w:ilvl="3">
       <w:numFmt w:val="bullet"/>
-      <w:lvlText w:val=""/>
+      <w:lvlText w:val="–"/>
       <w:lvlJc w:val="left"/>
       <w:pPr>
-        <w:ind w:left="2880" w:hanging="360"/>
-      </w:pPr>
-      <w:rPr>
-        <w:rFonts w:ascii="Symbol" w:hAnsi="Symbol" w:cs="Symbol" w:hint="default"/>
-      </w:rPr>
+        <w:ind w:left="2880" w:hanging="480"/>
+      </w:pPr>
     </w:lvl>
     <w:lvl w:ilvl="4">
       <w:numFmt w:val="bullet"/>
-      <w:lvlText w:val="o"/>
+      <w:lvlText w:val="•"/>
       <w:lvlJc w:val="left"/>
       <w:pPr>
-        <w:ind w:left="3600" w:hanging="360"/>
-      </w:pPr>
-      <w:rPr>
-        <w:rFonts w:ascii="Courier New" w:hAnsi="Courier New" w:cs="Courier New" w:hint="default"/>
-      </w:rPr>
+        <w:ind w:left="3600" w:hanging="480"/>
+      </w:pPr>
     </w:lvl>
     <w:lvl w:ilvl="5">
       <w:numFmt w:val="bullet"/>
-      <w:lvlText w:val=""/>
+      <w:lvlText w:val="–"/>
       <w:lvlJc w:val="left"/>
       <w:pPr>
-        <w:ind w:left="4320" w:hanging="360"/>
-      </w:pPr>
-      <w:rPr>
-        <w:rFonts w:ascii="Wingdings" w:hAnsi="Wingdings" w:cs="Wingdings" w:hint="default"/>
-      </w:rPr>
+        <w:ind w:left="4320" w:hanging="480"/>
+      </w:pPr>
     </w:lvl>
     <w:lvl w:ilvl="6">
       <w:numFmt w:val="bullet"/>
-      <w:lvlText w:val=""/>
+      <w:lvlText w:val="•"/>
       <w:lvlJc w:val="left"/>
       <w:pPr>
-        <w:ind w:left="5040" w:hanging="360"/>
-      </w:pPr>
-      <w:rPr>
-        <w:rFonts w:ascii="Symbol" w:hAnsi="Symbol" w:cs="Symbol" w:hint="default"/>
-      </w:rPr>
+        <w:ind w:left="5040" w:hanging="480"/>
+      </w:pPr>
     </w:lvl>
     <w:lvl w:ilvl="7">
       <w:numFmt w:val="bullet"/>
-      <w:lvlText w:val="o"/>
+      <w:lvlText w:val="–"/>
       <w:lvlJc w:val="left"/>
       <w:pPr>
-        <w:ind w:left="5760" w:hanging="360"/>
-      </w:pPr>
-      <w:rPr>
-        <w:rFonts w:ascii="Courier New" w:hAnsi="Courier New" w:cs="Courier New" w:hint="default"/>
-      </w:rPr>
+        <w:ind w:left="5760" w:hanging="480"/>
+      </w:pPr>
     </w:lvl>
     <w:lvl w:ilvl="8">
       <w:numFmt w:val="bullet"/>
-      <w:lvlText w:val=""/>
+      <w:lvlText w:val="•"/>
       <w:lvlJc w:val="left"/>
       <w:pPr>
-        <w:ind w:left="6480" w:hanging="360"/>
-      </w:pPr>
-      <w:rPr>
-        <w:rFonts w:ascii="Wingdings" w:hAnsi="Wingdings" w:cs="Wingdings" w:hint="default"/>
-      </w:rPr>
+        <w:ind w:left="6480" w:hanging="480"/>
+      </w:pPr>
     </w:lvl>
   </w:abstractNum>
   <w:num w:numId="1000">
@@ -5196,10 +5425,10 @@
   <w:docDefaults>
     <w:rPrDefault>
       <w:rPr>
-        <w:rFonts w:asciiTheme="minorHAnsi" w:cstheme="minorBidi" w:eastAsiaTheme="minorEastAsia" w:hAnsiTheme="minorHAnsi"/>
+        <w:rFonts w:asciiTheme="minorHAnsi" w:cstheme="minorBidi" w:eastAsiaTheme="minorHAnsi" w:hAnsiTheme="minorHAnsi"/>
         <w:sz w:val="24"/>
         <w:szCs w:val="24"/>
-        <w:lang w:bidi="ar-SA" w:eastAsia="zh-CN" w:val="en-US"/>
+        <w:lang w:bidi="ar-SA" w:eastAsia="en-US" w:val="en-US"/>
       </w:rPr>
     </w:rPrDefault>
     <w:pPrDefault>
@@ -5217,10 +5446,10 @@
     <w:name w:val="Body Text"/>
     <w:basedOn w:val="Normal"/>
     <w:link w:val="BodyTextChar"/>
-    <w:qFormat/>
     <w:pPr>
       <w:spacing w:after="180" w:before="180"/>
     </w:pPr>
+    <w:qFormat/>
   </w:style>
   <w:style w:customStyle="1" w:styleId="FirstParagraph" w:type="paragraph">
     <w:name w:val="First Paragraph"/>
@@ -5240,94 +5469,57 @@
     <w:name w:val="Title"/>
     <w:basedOn w:val="Normal"/>
     <w:next w:val="BodyText"/>
-    <w:link w:val="TitleChar"/>
-    <w:uiPriority w:val="10"/>
     <w:qFormat/>
-    <w:rsid w:val="00A10FD9"/>
     <w:pPr>
-      <w:spacing w:after="80" w:line="240" w:lineRule="auto"/>
-      <w:contextualSpacing/>
+      <w:keepNext/>
+      <w:keepLines/>
+      <w:spacing w:after="240" w:before="480"/>
       <w:jc w:val="center"/>
     </w:pPr>
     <w:rPr>
       <w:rFonts w:asciiTheme="majorHAnsi" w:cstheme="majorBidi" w:eastAsiaTheme="majorEastAsia" w:hAnsiTheme="majorHAnsi"/>
-      <w:sz w:val="56"/>
-      <w:szCs w:val="56"/>
-    </w:rPr>
-  </w:style>
-  <w:style w:customStyle="1" w:styleId="TitleChar" w:type="character">
-    <w:name w:val="Title Char"/>
-    <w:basedOn w:val="DefaultParagraphFont"/>
-    <w:link w:val="Title"/>
-    <w:uiPriority w:val="10"/>
-    <w:rsid w:val="00A10FD9"/>
-    <w:rPr>
-      <w:rFonts w:asciiTheme="majorHAnsi" w:cstheme="majorBidi" w:eastAsiaTheme="majorEastAsia" w:hAnsiTheme="majorHAnsi"/>
-      <w:sz w:val="56"/>
-      <w:szCs w:val="56"/>
+      <w:b/>
+      <w:bCs/>
+      <w:color w:themeColor="accent1" w:themeShade="B5" w:val="345A8A"/>
+      <w:sz w:val="36"/>
+      <w:szCs w:val="36"/>
     </w:rPr>
   </w:style>
   <w:style w:styleId="Subtitle" w:type="paragraph">
     <w:name w:val="Subtitle"/>
-    <w:basedOn w:val="Title"/>
-    <w:next w:val="BodyText"/>
-    <w:link w:val="SubtitleChar"/>
-    <w:uiPriority w:val="11"/>
-    <w:qFormat/>
-    <w:rsid w:val="00A10FD9"/>
-    <w:pPr>
-      <w:numPr>
-        <w:ilvl w:val="1"/>
-      </w:numPr>
-    </w:pPr>
-    <w:rPr>
-      <w:rFonts w:cstheme="majorBidi" w:eastAsiaTheme="majorEastAsia"/>
-      <w:spacing w:val="15"/>
-      <w:sz w:val="28"/>
-      <w:szCs w:val="28"/>
-    </w:rPr>
-  </w:style>
-  <w:style w:customStyle="1" w:styleId="SubtitleChar" w:type="character">
-    <w:name w:val="Subtitle Char"/>
-    <w:basedOn w:val="DefaultParagraphFont"/>
-    <w:link w:val="Subtitle"/>
-    <w:uiPriority w:val="11"/>
-    <w:rsid w:val="00A10FD9"/>
-    <w:rPr>
-      <w:rFonts w:cstheme="majorBidi" w:eastAsiaTheme="majorEastAsia"/>
-      <w:color w:themeColor="text1" w:themeTint="A6" w:val="595959"/>
-      <w:spacing w:val="15"/>
-      <w:sz w:val="28"/>
-      <w:szCs w:val="28"/>
-    </w:rPr>
-  </w:style>
-  <w:style w:customStyle="1" w:styleId="Author" w:type="paragraph">
-    <w:name w:val="Author"/>
     <w:basedOn w:val="Title"/>
     <w:next w:val="BodyText"/>
     <w:qFormat/>
     <w:pPr>
       <w:keepNext/>
       <w:keepLines/>
+      <w:spacing w:after="240" w:before="240"/>
+      <w:jc w:val="center"/>
     </w:pPr>
     <w:rPr>
-      <w:sz w:val="24"/>
-      <w:szCs w:val="24"/>
+      <w:sz w:val="30"/>
+      <w:szCs w:val="30"/>
     </w:rPr>
   </w:style>
-  <w:style w:styleId="Date" w:type="paragraph">
-    <w:name w:val="Date"/>
-    <w:basedOn w:val="Title"/>
+  <w:style w:customStyle="1" w:styleId="Author" w:type="paragraph">
+    <w:name w:val="Author"/>
     <w:next w:val="BodyText"/>
     <w:qFormat/>
     <w:pPr>
       <w:keepNext/>
       <w:keepLines/>
+      <w:jc w:val="center"/>
     </w:pPr>
-    <w:rPr>
-      <w:sz w:val="24"/>
-      <w:szCs w:val="24"/>
-    </w:rPr>
+  </w:style>
+  <w:style w:styleId="Date" w:type="paragraph">
+    <w:name w:val="Date"/>
+    <w:next w:val="BodyText"/>
+    <w:qFormat/>
+    <w:pPr>
+      <w:keepNext/>
+      <w:keepLines/>
+      <w:jc w:val="center"/>
+    </w:pPr>
   </w:style>
   <w:style w:customStyle="1" w:styleId="AbstractTitle" w:type="paragraph">
     <w:name w:val="Abstract Title"/>
@@ -5337,13 +5529,15 @@
     <w:pPr>
       <w:keepNext/>
       <w:keepLines/>
+      <w:jc w:val="center"/>
       <w:spacing w:after="0" w:before="300"/>
-      <w:jc w:val="center"/>
     </w:pPr>
     <w:rPr>
-      <w:b/>
       <w:sz w:val="20"/>
       <w:szCs w:val="20"/>
+      <w:b/>
+      <w:color w:val="345A8A"/>
+      &gt;
     </w:rPr>
   </w:style>
   <w:style w:customStyle="1" w:styleId="Abstract" w:type="paragraph">
@@ -5370,321 +5564,191 @@
     <w:rPr/>
   </w:style>
   <w:style w:styleId="Heading1" w:type="paragraph">
-    <w:name w:val="heading 1"/>
+    <w:name w:val="Heading 1"/>
     <w:basedOn w:val="Normal"/>
     <w:next w:val="BodyText"/>
-    <w:link w:val="Heading1Char"/>
     <w:uiPriority w:val="9"/>
     <w:qFormat/>
-    <w:rsid w:val="00A10FD9"/>
     <w:pPr>
       <w:keepNext/>
       <w:keepLines/>
-      <w:spacing w:after="80" w:before="360"/>
+      <w:spacing w:after="0" w:before="480"/>
       <w:outlineLvl w:val="0"/>
     </w:pPr>
     <w:rPr>
       <w:rFonts w:asciiTheme="majorHAnsi" w:cstheme="majorBidi" w:eastAsiaTheme="majorEastAsia" w:hAnsiTheme="majorHAnsi"/>
-      <w:color w:themeColor="accent1" w:themeShade="BF" w:val="0F4761"/>
-      <w:sz w:val="40"/>
-      <w:szCs w:val="40"/>
+      <w:b/>
+      <w:bCs/>
+      <w:color w:themeColor="accent1" w:val="4F81BD"/>
+      <w:sz w:val="32"/>
+      <w:szCs w:val="32"/>
     </w:rPr>
   </w:style>
   <w:style w:styleId="Heading2" w:type="paragraph">
-    <w:name w:val="heading 2"/>
+    <w:name w:val="Heading 2"/>
     <w:basedOn w:val="Normal"/>
     <w:next w:val="BodyText"/>
-    <w:link w:val="Heading2Char"/>
     <w:uiPriority w:val="9"/>
-    <w:semiHidden/>
     <w:unhideWhenUsed/>
     <w:qFormat/>
-    <w:rsid w:val="00A10FD9"/>
     <w:pPr>
       <w:keepNext/>
       <w:keepLines/>
-      <w:spacing w:after="80" w:before="160"/>
+      <w:spacing w:after="0" w:before="200"/>
       <w:outlineLvl w:val="1"/>
     </w:pPr>
     <w:rPr>
       <w:rFonts w:asciiTheme="majorHAnsi" w:cstheme="majorBidi" w:eastAsiaTheme="majorEastAsia" w:hAnsiTheme="majorHAnsi"/>
-      <w:color w:themeColor="accent1" w:themeShade="BF" w:val="0F4761"/>
-      <w:sz w:val="32"/>
-      <w:szCs w:val="32"/>
+      <w:b/>
+      <w:bCs/>
+      <w:color w:themeColor="accent1" w:val="4F81BD"/>
+      <w:sz w:val="28"/>
+      <w:szCs w:val="28"/>
     </w:rPr>
   </w:style>
   <w:style w:styleId="Heading3" w:type="paragraph">
-    <w:name w:val="heading 3"/>
+    <w:name w:val="Heading 3"/>
     <w:basedOn w:val="Normal"/>
     <w:next w:val="BodyText"/>
-    <w:link w:val="Heading3Char"/>
     <w:uiPriority w:val="9"/>
-    <w:semiHidden/>
     <w:unhideWhenUsed/>
     <w:qFormat/>
-    <w:rsid w:val="00A10FD9"/>
     <w:pPr>
       <w:keepNext/>
       <w:keepLines/>
-      <w:spacing w:after="80" w:before="160"/>
+      <w:spacing w:after="0" w:before="200"/>
       <w:outlineLvl w:val="2"/>
     </w:pPr>
     <w:rPr>
-      <w:rFonts w:cstheme="majorBidi" w:eastAsiaTheme="majorEastAsia"/>
-      <w:color w:themeColor="accent1" w:themeShade="BF" w:val="0F4761"/>
-      <w:sz w:val="28"/>
-      <w:szCs w:val="28"/>
+      <w:rFonts w:asciiTheme="majorHAnsi" w:cstheme="majorBidi" w:eastAsiaTheme="majorEastAsia" w:hAnsiTheme="majorHAnsi"/>
+      <w:b/>
+      <w:bCs/>
+      <w:color w:themeColor="accent1" w:val="4F81BD"/>
+      <w:sz w:val="24"/>
+      <w:szCs w:val="24"/>
     </w:rPr>
   </w:style>
   <w:style w:styleId="Heading4" w:type="paragraph">
-    <w:name w:val="heading 4"/>
+    <w:name w:val="Heading 4"/>
     <w:basedOn w:val="Normal"/>
     <w:next w:val="BodyText"/>
-    <w:link w:val="Heading4Char"/>
     <w:uiPriority w:val="9"/>
-    <w:semiHidden/>
     <w:unhideWhenUsed/>
     <w:qFormat/>
-    <w:rsid w:val="00A10FD9"/>
     <w:pPr>
       <w:keepNext/>
       <w:keepLines/>
-      <w:spacing w:after="40" w:before="80"/>
+      <w:spacing w:after="0" w:before="200"/>
       <w:outlineLvl w:val="3"/>
     </w:pPr>
     <w:rPr>
-      <w:rFonts w:cstheme="majorBidi" w:eastAsiaTheme="majorEastAsia"/>
+      <w:rFonts w:asciiTheme="majorHAnsi" w:cstheme="majorBidi" w:eastAsiaTheme="majorEastAsia" w:hAnsiTheme="majorHAnsi"/>
       <w:i/>
-      <w:iCs/>
-      <w:color w:themeColor="accent1" w:themeShade="BF" w:val="0F4761"/>
+      <w:bCs/>
+      <w:color w:themeColor="accent1" w:val="4F81BD"/>
+      <w:sz w:val="24"/>
+      <w:szCs w:val="24"/>
     </w:rPr>
   </w:style>
   <w:style w:styleId="Heading5" w:type="paragraph">
-    <w:name w:val="heading 5"/>
+    <w:name w:val="Heading 5"/>
     <w:basedOn w:val="Normal"/>
     <w:next w:val="BodyText"/>
-    <w:link w:val="Heading5Char"/>
     <w:uiPriority w:val="9"/>
-    <w:semiHidden/>
     <w:unhideWhenUsed/>
     <w:qFormat/>
-    <w:rsid w:val="00A10FD9"/>
     <w:pPr>
       <w:keepNext/>
       <w:keepLines/>
-      <w:spacing w:after="40" w:before="80"/>
+      <w:spacing w:after="0" w:before="200"/>
       <w:outlineLvl w:val="4"/>
     </w:pPr>
     <w:rPr>
-      <w:rFonts w:cstheme="majorBidi" w:eastAsiaTheme="majorEastAsia"/>
-      <w:color w:themeColor="accent1" w:themeShade="BF" w:val="0F4761"/>
+      <w:rFonts w:asciiTheme="majorHAnsi" w:cstheme="majorBidi" w:eastAsiaTheme="majorEastAsia" w:hAnsiTheme="majorHAnsi"/>
+      <w:iCs/>
+      <w:color w:themeColor="accent1" w:val="4F81BD"/>
+      <w:sz w:val="24"/>
+      <w:szCs w:val="24"/>
     </w:rPr>
   </w:style>
   <w:style w:styleId="Heading6" w:type="paragraph">
-    <w:name w:val="heading 6"/>
+    <w:name w:val="Heading 6"/>
     <w:basedOn w:val="Normal"/>
     <w:next w:val="BodyText"/>
-    <w:link w:val="Heading6Char"/>
     <w:uiPriority w:val="9"/>
-    <w:semiHidden/>
     <w:unhideWhenUsed/>
     <w:qFormat/>
-    <w:rsid w:val="00A10FD9"/>
     <w:pPr>
       <w:keepNext/>
       <w:keepLines/>
-      <w:spacing w:after="0" w:before="40"/>
+      <w:spacing w:after="0" w:before="200"/>
       <w:outlineLvl w:val="5"/>
     </w:pPr>
     <w:rPr>
-      <w:rFonts w:cstheme="majorBidi" w:eastAsiaTheme="majorEastAsia"/>
-      <w:i/>
-      <w:iCs/>
-      <w:color w:themeColor="text1" w:themeTint="A6" w:val="595959"/>
+      <w:rFonts w:asciiTheme="majorHAnsi" w:cstheme="majorBidi" w:eastAsiaTheme="majorEastAsia" w:hAnsiTheme="majorHAnsi"/>
+      <w:color w:themeColor="accent1" w:val="4F81BD"/>
+      <w:sz w:val="24"/>
+      <w:szCs w:val="24"/>
     </w:rPr>
   </w:style>
   <w:style w:styleId="Heading7" w:type="paragraph">
-    <w:name w:val="heading 7"/>
+    <w:name w:val="Heading 7"/>
     <w:basedOn w:val="Normal"/>
     <w:next w:val="BodyText"/>
-    <w:link w:val="Heading7Char"/>
     <w:uiPriority w:val="9"/>
-    <w:semiHidden/>
     <w:unhideWhenUsed/>
     <w:qFormat/>
-    <w:rsid w:val="00A10FD9"/>
     <w:pPr>
       <w:keepNext/>
       <w:keepLines/>
-      <w:spacing w:after="0" w:before="40"/>
+      <w:spacing w:after="0" w:before="200"/>
       <w:outlineLvl w:val="6"/>
     </w:pPr>
     <w:rPr>
-      <w:rFonts w:cstheme="majorBidi" w:eastAsiaTheme="majorEastAsia"/>
-      <w:color w:themeColor="text1" w:themeTint="A6" w:val="595959"/>
+      <w:rFonts w:asciiTheme="majorHAnsi" w:cstheme="majorBidi" w:eastAsiaTheme="majorEastAsia" w:hAnsiTheme="majorHAnsi"/>
+      <w:color w:themeColor="accent1" w:val="4F81BD"/>
+      <w:sz w:val="24"/>
+      <w:szCs w:val="24"/>
     </w:rPr>
   </w:style>
   <w:style w:styleId="Heading8" w:type="paragraph">
-    <w:name w:val="heading 8"/>
+    <w:name w:val="Heading 8"/>
     <w:basedOn w:val="Normal"/>
     <w:next w:val="BodyText"/>
-    <w:link w:val="Heading8Char"/>
     <w:uiPriority w:val="9"/>
-    <w:semiHidden/>
     <w:unhideWhenUsed/>
     <w:qFormat/>
-    <w:rsid w:val="00A10FD9"/>
     <w:pPr>
       <w:keepNext/>
       <w:keepLines/>
-      <w:spacing w:after="0"/>
+      <w:spacing w:after="0" w:before="200"/>
       <w:outlineLvl w:val="7"/>
     </w:pPr>
     <w:rPr>
-      <w:rFonts w:cstheme="majorBidi" w:eastAsiaTheme="majorEastAsia"/>
-      <w:i/>
-      <w:iCs/>
-      <w:color w:themeColor="text1" w:themeTint="D8" w:val="272727"/>
+      <w:rFonts w:asciiTheme="majorHAnsi" w:cstheme="majorBidi" w:eastAsiaTheme="majorEastAsia" w:hAnsiTheme="majorHAnsi"/>
+      <w:color w:themeColor="accent1" w:val="4F81BD"/>
+      <w:sz w:val="24"/>
+      <w:szCs w:val="24"/>
     </w:rPr>
   </w:style>
   <w:style w:styleId="Heading9" w:type="paragraph">
-    <w:name w:val="heading 9"/>
+    <w:name w:val="Heading 9"/>
     <w:basedOn w:val="Normal"/>
     <w:next w:val="BodyText"/>
-    <w:link w:val="Heading9Char"/>
     <w:uiPriority w:val="9"/>
-    <w:semiHidden/>
     <w:unhideWhenUsed/>
     <w:qFormat/>
-    <w:rsid w:val="00A10FD9"/>
     <w:pPr>
       <w:keepNext/>
       <w:keepLines/>
-      <w:spacing w:after="0"/>
+      <w:spacing w:after="0" w:before="200"/>
       <w:outlineLvl w:val="8"/>
     </w:pPr>
     <w:rPr>
-      <w:rFonts w:cstheme="majorBidi" w:eastAsiaTheme="majorEastAsia"/>
-      <w:color w:themeColor="text1" w:themeTint="D8" w:val="272727"/>
-    </w:rPr>
-  </w:style>
-  <w:style w:customStyle="1" w:styleId="Heading1Char" w:type="character">
-    <w:name w:val="Heading 1 Char"/>
-    <w:basedOn w:val="DefaultParagraphFont"/>
-    <w:link w:val="Heading1"/>
-    <w:uiPriority w:val="9"/>
-    <w:rsid w:val="00A10FD9"/>
-    <w:rPr>
       <w:rFonts w:asciiTheme="majorHAnsi" w:cstheme="majorBidi" w:eastAsiaTheme="majorEastAsia" w:hAnsiTheme="majorHAnsi"/>
-      <w:color w:themeColor="accent1" w:themeShade="BF" w:val="0F4761"/>
-      <w:sz w:val="40"/>
-      <w:szCs w:val="40"/>
-    </w:rPr>
-  </w:style>
-  <w:style w:customStyle="1" w:styleId="Heading2Char" w:type="character">
-    <w:name w:val="Heading 2 Char"/>
-    <w:basedOn w:val="DefaultParagraphFont"/>
-    <w:link w:val="Heading2"/>
-    <w:uiPriority w:val="9"/>
-    <w:semiHidden/>
-    <w:rsid w:val="00A10FD9"/>
-    <w:rPr>
-      <w:rFonts w:asciiTheme="majorHAnsi" w:cstheme="majorBidi" w:eastAsiaTheme="majorEastAsia" w:hAnsiTheme="majorHAnsi"/>
-      <w:color w:themeColor="accent1" w:themeShade="BF" w:val="0F4761"/>
-      <w:sz w:val="32"/>
-      <w:szCs w:val="32"/>
-    </w:rPr>
-  </w:style>
-  <w:style w:customStyle="1" w:styleId="Heading3Char" w:type="character">
-    <w:name w:val="Heading 3 Char"/>
-    <w:basedOn w:val="DefaultParagraphFont"/>
-    <w:link w:val="Heading3"/>
-    <w:uiPriority w:val="9"/>
-    <w:semiHidden/>
-    <w:rsid w:val="00A10FD9"/>
-    <w:rPr>
-      <w:rFonts w:cstheme="majorBidi" w:eastAsiaTheme="majorEastAsia"/>
-      <w:color w:themeColor="accent1" w:themeShade="BF" w:val="0F4761"/>
-      <w:sz w:val="28"/>
-      <w:szCs w:val="28"/>
-    </w:rPr>
-  </w:style>
-  <w:style w:customStyle="1" w:styleId="Heading4Char" w:type="character">
-    <w:name w:val="Heading 4 Char"/>
-    <w:basedOn w:val="DefaultParagraphFont"/>
-    <w:link w:val="Heading4"/>
-    <w:uiPriority w:val="9"/>
-    <w:semiHidden/>
-    <w:rsid w:val="00A10FD9"/>
-    <w:rPr>
-      <w:rFonts w:cstheme="majorBidi" w:eastAsiaTheme="majorEastAsia"/>
-      <w:i/>
-      <w:iCs/>
-      <w:color w:themeColor="accent1" w:themeShade="BF" w:val="0F4761"/>
-    </w:rPr>
-  </w:style>
-  <w:style w:customStyle="1" w:styleId="Heading5Char" w:type="character">
-    <w:name w:val="Heading 5 Char"/>
-    <w:basedOn w:val="DefaultParagraphFont"/>
-    <w:link w:val="Heading5"/>
-    <w:uiPriority w:val="9"/>
-    <w:semiHidden/>
-    <w:rsid w:val="00A10FD9"/>
-    <w:rPr>
-      <w:rFonts w:cstheme="majorBidi" w:eastAsiaTheme="majorEastAsia"/>
-      <w:color w:themeColor="accent1" w:themeShade="BF" w:val="0F4761"/>
-    </w:rPr>
-  </w:style>
-  <w:style w:customStyle="1" w:styleId="Heading6Char" w:type="character">
-    <w:name w:val="Heading 6 Char"/>
-    <w:basedOn w:val="DefaultParagraphFont"/>
-    <w:link w:val="Heading6"/>
-    <w:uiPriority w:val="9"/>
-    <w:semiHidden/>
-    <w:rsid w:val="00A10FD9"/>
-    <w:rPr>
-      <w:rFonts w:cstheme="majorBidi" w:eastAsiaTheme="majorEastAsia"/>
-      <w:i/>
-      <w:iCs/>
-      <w:color w:themeColor="text1" w:themeTint="A6" w:val="595959"/>
-    </w:rPr>
-  </w:style>
-  <w:style w:customStyle="1" w:styleId="Heading7Char" w:type="character">
-    <w:name w:val="Heading 7 Char"/>
-    <w:basedOn w:val="DefaultParagraphFont"/>
-    <w:link w:val="Heading7"/>
-    <w:uiPriority w:val="9"/>
-    <w:semiHidden/>
-    <w:rsid w:val="00A10FD9"/>
-    <w:rPr>
-      <w:rFonts w:cstheme="majorBidi" w:eastAsiaTheme="majorEastAsia"/>
-      <w:color w:themeColor="text1" w:themeTint="A6" w:val="595959"/>
-    </w:rPr>
-  </w:style>
-  <w:style w:customStyle="1" w:styleId="Heading8Char" w:type="character">
-    <w:name w:val="Heading 8 Char"/>
-    <w:basedOn w:val="DefaultParagraphFont"/>
-    <w:link w:val="Heading8"/>
-    <w:uiPriority w:val="9"/>
-    <w:semiHidden/>
-    <w:rsid w:val="00A10FD9"/>
-    <w:rPr>
-      <w:rFonts w:cstheme="majorBidi" w:eastAsiaTheme="majorEastAsia"/>
-      <w:i/>
-      <w:iCs/>
-      <w:color w:themeColor="text1" w:themeTint="D8" w:val="272727"/>
-    </w:rPr>
-  </w:style>
-  <w:style w:customStyle="1" w:styleId="Heading9Char" w:type="character">
-    <w:name w:val="Heading 9 Char"/>
-    <w:basedOn w:val="DefaultParagraphFont"/>
-    <w:link w:val="Heading9"/>
-    <w:uiPriority w:val="9"/>
-    <w:semiHidden/>
-    <w:rsid w:val="00A10FD9"/>
-    <w:rPr>
-      <w:rFonts w:cstheme="majorBidi" w:eastAsiaTheme="majorEastAsia"/>
-      <w:color w:themeColor="text1" w:themeTint="D8" w:val="272727"/>
+      <w:color w:themeColor="accent1" w:val="4F81BD"/>
+      <w:sz w:val="24"/>
+      <w:szCs w:val="24"/>
     </w:rPr>
   </w:style>
   <w:style w:styleId="BlockText" w:type="paragraph">
@@ -5706,18 +5770,6 @@
     <w:uiPriority w:val="9"/>
     <w:unhideWhenUsed/>
     <w:qFormat/>
-  </w:style>
-  <w:style w:styleId="FootnoteBlockText" w:type="paragraph">
-    <w:name w:val="Footnote Block Text"/>
-    <w:basedOn w:val="FootnoteText"/>
-    <w:next w:val="FootnoteText"/>
-    <w:uiPriority w:val="9"/>
-    <w:unhideWhenUsed/>
-    <w:qFormat/>
-    <w:pPr>
-      <w:spacing w:after="100" w:before="100"/>
-      <w:ind w:firstLine="0" w:left="480" w:right="480"/>
-    </w:pPr>
   </w:style>
   <w:style w:default="1" w:styleId="DefaultParagraphFont" w:type="character">
     <w:name w:val="Default Paragraph Font"/>
@@ -5740,11 +5792,18 @@
       </w:tblCellMar>
     </w:tblPr>
     <w:tblStylePr w:type="firstRow">
+      <w:tblPr>
+        <w:jc w:val="left"/>
+        <w:tblInd w:type="dxa" w:w="0"/>
+      </w:tblPr>
+      <w:trPr>
+        <w:jc w:val="left"/>
+      </w:trPr>
       <w:tcPr>
+        <w:vAlign w:val="bottom"/>
         <w:tcBorders>
           <w:bottom w:val="single"/>
         </w:tcBorders>
-        <w:vAlign w:val="bottom"/>
       </w:tcPr>
     </w:tblStylePr>
   </w:style>
@@ -5859,8 +5918,8 @@
     <w:name w:val="KeywordTok"/>
     <w:basedOn w:val="VerbatimChar"/>
     <w:rPr>
+      <w:color w:val="007020"/>
       <w:b/>
-      <w:color w:val="007020"/>
     </w:rPr>
   </w:style>
   <w:style w:type="character" w:customStyle="1" w:styleId="DataTypeTok">
@@ -5937,42 +5996,42 @@
     <w:name w:val="ImportTok"/>
     <w:basedOn w:val="VerbatimChar"/>
     <w:rPr>
+      <w:color w:val="008000"/>
       <w:b/>
-      <w:color w:val="008000"/>
     </w:rPr>
   </w:style>
   <w:style w:type="character" w:customStyle="1" w:styleId="CommentTok">
     <w:name w:val="CommentTok"/>
     <w:basedOn w:val="VerbatimChar"/>
     <w:rPr>
+      <w:color w:val="60a0b0"/>
       <w:i/>
-      <w:color w:val="60a0b0"/>
     </w:rPr>
   </w:style>
   <w:style w:type="character" w:customStyle="1" w:styleId="DocumentationTok">
     <w:name w:val="DocumentationTok"/>
     <w:basedOn w:val="VerbatimChar"/>
     <w:rPr>
+      <w:color w:val="ba2121"/>
       <w:i/>
-      <w:color w:val="ba2121"/>
     </w:rPr>
   </w:style>
   <w:style w:type="character" w:customStyle="1" w:styleId="AnnotationTok">
     <w:name w:val="AnnotationTok"/>
     <w:basedOn w:val="VerbatimChar"/>
     <w:rPr>
+      <w:color w:val="60a0b0"/>
       <w:b/>
       <w:i/>
-      <w:color w:val="60a0b0"/>
     </w:rPr>
   </w:style>
   <w:style w:type="character" w:customStyle="1" w:styleId="CommentVarTok">
     <w:name w:val="CommentVarTok"/>
     <w:basedOn w:val="VerbatimChar"/>
     <w:rPr>
+      <w:color w:val="60a0b0"/>
       <w:b/>
       <w:i/>
-      <w:color w:val="60a0b0"/>
     </w:rPr>
   </w:style>
   <w:style w:type="character" w:customStyle="1" w:styleId="OtherTok">
@@ -6000,8 +6059,8 @@
     <w:name w:val="ControlFlowTok"/>
     <w:basedOn w:val="VerbatimChar"/>
     <w:rPr>
+      <w:color w:val="007020"/>
       <w:b/>
-      <w:color w:val="007020"/>
     </w:rPr>
   </w:style>
   <w:style w:type="character" w:customStyle="1" w:styleId="OperatorTok">
@@ -6046,34 +6105,34 @@
     <w:name w:val="InformationTok"/>
     <w:basedOn w:val="VerbatimChar"/>
     <w:rPr>
+      <w:color w:val="60a0b0"/>
       <w:b/>
       <w:i/>
-      <w:color w:val="60a0b0"/>
     </w:rPr>
   </w:style>
   <w:style w:type="character" w:customStyle="1" w:styleId="WarningTok">
     <w:name w:val="WarningTok"/>
     <w:basedOn w:val="VerbatimChar"/>
     <w:rPr>
+      <w:color w:val="60a0b0"/>
       <w:b/>
       <w:i/>
-      <w:color w:val="60a0b0"/>
     </w:rPr>
   </w:style>
   <w:style w:type="character" w:customStyle="1" w:styleId="AlertTok">
     <w:name w:val="AlertTok"/>
     <w:basedOn w:val="VerbatimChar"/>
     <w:rPr>
+      <w:color w:val="ff0000"/>
       <w:b/>
-      <w:color w:val="ff0000"/>
     </w:rPr>
   </w:style>
   <w:style w:type="character" w:customStyle="1" w:styleId="ErrorTok">
     <w:name w:val="ErrorTok"/>
     <w:basedOn w:val="VerbatimChar"/>
     <w:rPr>
+      <w:color w:val="ff0000"/>
       <w:b/>
-      <w:color w:val="ff0000"/>
     </w:rPr>
   </w:style>
   <w:style w:type="character" w:customStyle="1" w:styleId="NormalTok">
@@ -6095,44 +6154,44 @@
         <a:sysClr val="window" lastClr="FFFFFF"/>
       </a:lt1>
       <a:dk2>
-        <a:srgbClr val="0E2841"/>
+        <a:srgbClr val="1F497D"/>
       </a:dk2>
       <a:lt2>
-        <a:srgbClr val="E8E8E8"/>
+        <a:srgbClr val="EEECE1"/>
       </a:lt2>
       <a:accent1>
-        <a:srgbClr val="156082"/>
+        <a:srgbClr val="4F81BD"/>
       </a:accent1>
       <a:accent2>
-        <a:srgbClr val="E97132"/>
+        <a:srgbClr val="C0504D"/>
       </a:accent2>
       <a:accent3>
-        <a:srgbClr val="196B24"/>
+        <a:srgbClr val="9BBB59"/>
       </a:accent3>
       <a:accent4>
-        <a:srgbClr val="0F9ED5"/>
+        <a:srgbClr val="8064A2"/>
       </a:accent4>
       <a:accent5>
-        <a:srgbClr val="A02B93"/>
+        <a:srgbClr val="4BACC6"/>
       </a:accent5>
       <a:accent6>
-        <a:srgbClr val="4EA72E"/>
+        <a:srgbClr val="F79646"/>
       </a:accent6>
       <a:hlink>
-        <a:srgbClr val="467886"/>
+        <a:srgbClr val="0000FF"/>
       </a:hlink>
       <a:folHlink>
-        <a:srgbClr val="96607D"/>
+        <a:srgbClr val="800080"/>
       </a:folHlink>
     </a:clrScheme>
     <a:fontScheme name="Office">
       <a:majorFont>
-        <a:latin typeface="Aptos Display" panose="02110004020202020204"/>
+        <a:latin typeface="Calibri"/>
         <a:ea typeface=""/>
         <a:cs typeface=""/>
-        <a:font script="Jpan" typeface="游ゴシック Light"/>
+        <a:font script="Jpan" typeface="ＭＳ ゴシック"/>
         <a:font script="Hang" typeface="맑은 고딕"/>
-        <a:font script="Hans" typeface="等线 Light"/>
+        <a:font script="Hans" typeface="宋体"/>
         <a:font script="Hant" typeface="新細明體"/>
         <a:font script="Arab" typeface="Times New Roman"/>
         <a:font script="Hebr" typeface="Times New Roman"/>
@@ -6159,32 +6218,14 @@
         <a:font script="Mong" typeface="Mongolian Baiti"/>
         <a:font script="Viet" typeface="Times New Roman"/>
         <a:font script="Uigh" typeface="Microsoft Uighur"/>
-        <a:font script="Geor" typeface="Sylfaen"/>
-        <a:font script="Armn" typeface="Arial"/>
-        <a:font script="Bugi" typeface="Leelawadee UI"/>
-        <a:font script="Bopo" typeface="Microsoft JhengHei"/>
-        <a:font script="Java" typeface="Javanese Text"/>
-        <a:font script="Lisu" typeface="Segoe UI"/>
-        <a:font script="Mymr" typeface="Myanmar Text"/>
-        <a:font script="Nkoo" typeface="Ebrima"/>
-        <a:font script="Olck" typeface="Nirmala UI"/>
-        <a:font script="Osma" typeface="Ebrima"/>
-        <a:font script="Phag" typeface="Phagspa"/>
-        <a:font script="Syrn" typeface="Estrangelo Edessa"/>
-        <a:font script="Syrj" typeface="Estrangelo Edessa"/>
-        <a:font script="Syre" typeface="Estrangelo Edessa"/>
-        <a:font script="Sora" typeface="Nirmala UI"/>
-        <a:font script="Tale" typeface="Microsoft Tai Le"/>
-        <a:font script="Talu" typeface="Microsoft New Tai Lue"/>
-        <a:font script="Tfng" typeface="Ebrima"/>
       </a:majorFont>
       <a:minorFont>
-        <a:latin typeface="Aptos" panose="02110004020202020204"/>
+        <a:latin typeface="Cambria"/>
         <a:ea typeface=""/>
         <a:cs typeface=""/>
-        <a:font script="Jpan" typeface="游明朝"/>
+        <a:font script="Jpan" typeface="ＭＳ 明朝"/>
         <a:font script="Hang" typeface="맑은 고딕"/>
-        <a:font script="Hans" typeface="等线"/>
+        <a:font script="Hans" typeface="宋体"/>
         <a:font script="Hant" typeface="新細明體"/>
         <a:font script="Arab" typeface="Arial"/>
         <a:font script="Hebr" typeface="Arial"/>
@@ -6211,24 +6252,6 @@
         <a:font script="Mong" typeface="Mongolian Baiti"/>
         <a:font script="Viet" typeface="Arial"/>
         <a:font script="Uigh" typeface="Microsoft Uighur"/>
-        <a:font script="Geor" typeface="Sylfaen"/>
-        <a:font script="Armn" typeface="Arial"/>
-        <a:font script="Bugi" typeface="Leelawadee UI"/>
-        <a:font script="Bopo" typeface="Microsoft JhengHei"/>
-        <a:font script="Java" typeface="Javanese Text"/>
-        <a:font script="Lisu" typeface="Segoe UI"/>
-        <a:font script="Mymr" typeface="Myanmar Text"/>
-        <a:font script="Nkoo" typeface="Ebrima"/>
-        <a:font script="Olck" typeface="Nirmala UI"/>
-        <a:font script="Osma" typeface="Ebrima"/>
-        <a:font script="Phag" typeface="Phagspa"/>
-        <a:font script="Syrn" typeface="Estrangelo Edessa"/>
-        <a:font script="Syrj" typeface="Estrangelo Edessa"/>
-        <a:font script="Syre" typeface="Estrangelo Edessa"/>
-        <a:font script="Sora" typeface="Nirmala UI"/>
-        <a:font script="Tale" typeface="Microsoft Tai Le"/>
-        <a:font script="Talu" typeface="Microsoft New Tai Lue"/>
-        <a:font script="Tfng" typeface="Ebrima"/>
       </a:minorFont>
     </a:fontScheme>
     <a:fmtScheme name="Office">
@@ -6240,141 +6263,200 @@
           <a:gsLst>
             <a:gs pos="0">
               <a:schemeClr val="phClr">
-                <a:lumMod val="110000"/>
-                <a:satMod val="105000"/>
-                <a:tint val="67000"/>
+                <a:tint val="50000"/>
+                <a:satMod val="300000"/>
               </a:schemeClr>
             </a:gs>
-            <a:gs pos="50000">
+            <a:gs pos="35000">
               <a:schemeClr val="phClr">
-                <a:lumMod val="105000"/>
-                <a:satMod val="103000"/>
-                <a:tint val="73000"/>
+                <a:tint val="37000"/>
+                <a:satMod val="300000"/>
               </a:schemeClr>
             </a:gs>
             <a:gs pos="100000">
               <a:schemeClr val="phClr">
-                <a:lumMod val="105000"/>
-                <a:satMod val="109000"/>
-                <a:tint val="81000"/>
+                <a:tint val="15000"/>
+                <a:satMod val="350000"/>
               </a:schemeClr>
             </a:gs>
           </a:gsLst>
-          <a:lin ang="5400000" scaled="0"/>
+          <a:lin ang="16200000" scaled="1"/>
         </a:gradFill>
         <a:gradFill rotWithShape="1">
           <a:gsLst>
             <a:gs pos="0">
               <a:schemeClr val="phClr">
-                <a:satMod val="103000"/>
-                <a:lumMod val="102000"/>
-                <a:tint val="94000"/>
-              </a:schemeClr>
-            </a:gs>
-            <a:gs pos="50000">
-              <a:schemeClr val="phClr">
-                <a:satMod val="110000"/>
-                <a:lumMod val="100000"/>
+                <a:tint val="100000"/>
                 <a:shade val="100000"/>
+                <a:satMod val="130000"/>
               </a:schemeClr>
             </a:gs>
             <a:gs pos="100000">
               <a:schemeClr val="phClr">
-                <a:lumMod val="99000"/>
-                <a:satMod val="120000"/>
-                <a:shade val="78000"/>
+                <a:tint val="50000"/>
+                <a:shade val="100000"/>
+                <a:satMod val="350000"/>
               </a:schemeClr>
             </a:gs>
           </a:gsLst>
-          <a:lin ang="5400000" scaled="0"/>
+          <a:lin ang="16200000" scaled="0"/>
         </a:gradFill>
       </a:fillStyleLst>
       <a:lnStyleLst>
-        <a:ln w="6350" cap="flat" cmpd="sng" algn="ctr">
+        <a:ln w="9525" cap="flat" cmpd="sng" algn="ctr">
+          <a:solidFill>
+            <a:schemeClr val="phClr">
+              <a:shade val="95000"/>
+              <a:satMod val="105000"/>
+            </a:schemeClr>
+          </a:solidFill>
+          <a:prstDash val="solid"/>
+        </a:ln>
+        <a:ln w="25400" cap="flat" cmpd="sng" algn="ctr">
           <a:solidFill>
             <a:schemeClr val="phClr"/>
           </a:solidFill>
           <a:prstDash val="solid"/>
-          <a:miter lim="800000"/>
         </a:ln>
-        <a:ln w="12700" cap="flat" cmpd="sng" algn="ctr">
+        <a:ln w="38100" cap="flat" cmpd="sng" algn="ctr">
           <a:solidFill>
             <a:schemeClr val="phClr"/>
           </a:solidFill>
           <a:prstDash val="solid"/>
-          <a:miter lim="800000"/>
-        </a:ln>
-        <a:ln w="19050" cap="flat" cmpd="sng" algn="ctr">
-          <a:solidFill>
-            <a:schemeClr val="phClr"/>
-          </a:solidFill>
-          <a:prstDash val="solid"/>
-          <a:miter lim="800000"/>
         </a:ln>
       </a:lnStyleLst>
       <a:effectStyleLst>
         <a:effectStyle>
-          <a:effectLst/>
-        </a:effectStyle>
-        <a:effectStyle>
-          <a:effectLst/>
+          <a:effectLst>
+            <a:outerShdw blurRad="40000" dist="20000" dir="5400000" rotWithShape="0">
+              <a:srgbClr val="000000">
+                <a:alpha val="38000"/>
+              </a:srgbClr>
+            </a:outerShdw>
+          </a:effectLst>
         </a:effectStyle>
         <a:effectStyle>
           <a:effectLst>
-            <a:outerShdw blurRad="57150" dist="19050" dir="5400000" algn="ctr" rotWithShape="0">
+            <a:outerShdw blurRad="40000" dist="23000" dir="5400000" rotWithShape="0">
               <a:srgbClr val="000000">
-                <a:alpha val="63000"/>
+                <a:alpha val="35000"/>
               </a:srgbClr>
             </a:outerShdw>
           </a:effectLst>
+        </a:effectStyle>
+        <a:effectStyle>
+          <a:effectLst>
+            <a:outerShdw blurRad="40000" dist="23000" dir="5400000" rotWithShape="0">
+              <a:srgbClr val="000000">
+                <a:alpha val="35000"/>
+              </a:srgbClr>
+            </a:outerShdw>
+          </a:effectLst>
+          <a:scene3d>
+            <a:camera prst="orthographicFront">
+              <a:rot lat="0" lon="0" rev="0"/>
+            </a:camera>
+            <a:lightRig rig="threePt" dir="t">
+              <a:rot lat="0" lon="0" rev="1200000"/>
+            </a:lightRig>
+          </a:scene3d>
+          <a:sp3d>
+            <a:bevelT w="63500" h="25400"/>
+          </a:sp3d>
         </a:effectStyle>
       </a:effectStyleLst>
       <a:bgFillStyleLst>
         <a:solidFill>
           <a:schemeClr val="phClr"/>
         </a:solidFill>
-        <a:solidFill>
-          <a:schemeClr val="phClr">
-            <a:tint val="95000"/>
-            <a:satMod val="170000"/>
-          </a:schemeClr>
-        </a:solidFill>
         <a:gradFill rotWithShape="1">
           <a:gsLst>
             <a:gs pos="0">
               <a:schemeClr val="phClr">
-                <a:tint val="93000"/>
-                <a:satMod val="150000"/>
-                <a:shade val="98000"/>
-                <a:lumMod val="102000"/>
+                <a:tint val="40000"/>
+                <a:satMod val="350000"/>
               </a:schemeClr>
             </a:gs>
-            <a:gs pos="50000">
+            <a:gs pos="40000">
               <a:schemeClr val="phClr">
-                <a:tint val="98000"/>
-                <a:satMod val="130000"/>
-                <a:shade val="90000"/>
-                <a:lumMod val="103000"/>
+                <a:tint val="45000"/>
+                <a:shade val="99000"/>
+                <a:satMod val="350000"/>
               </a:schemeClr>
             </a:gs>
             <a:gs pos="100000">
               <a:schemeClr val="phClr">
-                <a:shade val="63000"/>
-                <a:satMod val="120000"/>
+                <a:shade val="20000"/>
+                <a:satMod val="255000"/>
               </a:schemeClr>
             </a:gs>
           </a:gsLst>
-          <a:lin ang="5400000" scaled="0"/>
+          <a:path path="circle">
+            <a:fillToRect l="50000" t="-80000" r="50000" b="180000"/>
+          </a:path>
+        </a:gradFill>
+        <a:gradFill rotWithShape="1">
+          <a:gsLst>
+            <a:gs pos="0">
+              <a:schemeClr val="phClr">
+                <a:tint val="80000"/>
+                <a:satMod val="300000"/>
+              </a:schemeClr>
+            </a:gs>
+            <a:gs pos="100000">
+              <a:schemeClr val="phClr">
+                <a:shade val="30000"/>
+                <a:satMod val="200000"/>
+              </a:schemeClr>
+            </a:gs>
+          </a:gsLst>
+          <a:path path="circle">
+            <a:fillToRect l="50000" t="50000" r="50000" b="50000"/>
+          </a:path>
         </a:gradFill>
       </a:bgFillStyleLst>
     </a:fmtScheme>
   </a:themeElements>
-  <a:objectDefaults/>
+  <a:objectDefaults>
+    <a:spDef>
+      <a:spPr/>
+      <a:bodyPr/>
+      <a:lstStyle/>
+      <a:style>
+        <a:lnRef idx="1">
+          <a:schemeClr val="accent1"/>
+        </a:lnRef>
+        <a:fillRef idx="3">
+          <a:schemeClr val="accent1"/>
+        </a:fillRef>
+        <a:effectRef idx="2">
+          <a:schemeClr val="accent1"/>
+        </a:effectRef>
+        <a:fontRef idx="minor">
+          <a:schemeClr val="lt1"/>
+        </a:fontRef>
+      </a:style>
+    </a:spDef>
+    <a:lnDef>
+      <a:spPr/>
+      <a:bodyPr/>
+      <a:lstStyle/>
+      <a:style>
+        <a:lnRef idx="2">
+          <a:schemeClr val="accent1"/>
+        </a:lnRef>
+        <a:fillRef idx="0">
+          <a:schemeClr val="accent1"/>
+        </a:fillRef>
+        <a:effectRef idx="1">
+          <a:schemeClr val="accent1"/>
+        </a:effectRef>
+        <a:fontRef idx="minor">
+          <a:schemeClr val="tx1"/>
+        </a:fontRef>
+      </a:style>
+    </a:lnDef>
+  </a:objectDefaults>
   <a:extraClrSchemeLst/>
-  <a:extLst>
-    <a:ext uri="{05A4C25C-085E-4340-85A3-A5531E510DB2}">
-      <thm15:themeFamily xmlns:thm15="http://schemas.microsoft.com/office/thememl/2012/main" name="Office Theme" id="{2E142A2C-CD16-42D6-873A-C26D2A0506FA}" vid="{1BDDFF52-6CD6-40A5-AB3C-68EB2F1E4D0A}"/>
-    </a:ext>
-  </a:extLst>
 </a:theme>
 </file>
--- a/downloads/CHEM131_Syllabus_Fall2026.docx
+++ b/downloads/CHEM131_Syllabus_Fall2026.docx
@@ -7,28 +7,10 @@
         <w:pStyle w:val="Title"/>
       </w:pPr>
       <w:r>
-        <w:t xml:space="preserve">CHEM&amp;131:</w:t>
-      </w:r>
-      <w:r>
-        <w:t xml:space="preserve"> </w:t>
-      </w:r>
-      <w:r>
-        <w:t xml:space="preserve">Intro</w:t>
-      </w:r>
-      <w:r>
-        <w:t xml:space="preserve"> </w:t>
-      </w:r>
-      <w:r>
-        <w:t xml:space="preserve">to</w:t>
-      </w:r>
-      <w:r>
-        <w:t xml:space="preserve"> </w:t>
-      </w:r>
-      <w:r>
-        <w:t xml:space="preserve">Organic/Biochemistry</w:t>
-      </w:r>
-    </w:p>
-    <w:bookmarkStart w:id="20" w:name="why-this-course-why-you"/>
+        <w:t xml:space="preserve">CHEM&amp;131: Intro to Organic/Biochemistry</w:t>
+      </w:r>
+    </w:p>
+    <w:bookmarkStart w:id="9" w:name="why-this-course-why-you"/>
     <w:p>
       <w:pPr>
         <w:pStyle w:val="Heading1"/>
@@ -53,8 +35,8 @@
         <w:t xml:space="preserve">This course will ask more of you than your last chemistry class. Organic chemistry is about structure and function — abstract, with no math or formulas — so recognizing chemical structures is your first big task. Like in A&amp;P, repetition is how you get comfortable enough with molecules to predict what they’ll do. There are no shortcuts, and everyone starts in the same place. Use the first three modules to build that foundation — this term is about putting in the time, not walking in already knowing it. You’ve got this.</w:t>
       </w:r>
     </w:p>
-    <w:bookmarkEnd w:id="20"/>
-    <w:bookmarkStart w:id="23" w:name="start-here"/>
+    <w:bookmarkEnd w:id="9"/>
+    <w:bookmarkStart w:id="12" w:name="start-here"/>
     <w:p>
       <w:pPr>
         <w:pStyle w:val="Heading1"/>
@@ -75,8 +57,8 @@
       <w:tblPr>
         <w:tblStyle w:val="Table"/>
         <w:tblW w:type="pct" w:w="5000"/>
+        <w:tblLayout w:type="fixed"/>
         <w:tblLook w:firstRow="1" w:lastRow="0" w:firstColumn="0" w:lastColumn="0" w:noHBand="0" w:noVBand="0" w:val="0020"/>
-        <w:jc w:val="start"/>
       </w:tblPr>
       <w:tblGrid>
         <w:gridCol w:w="3960"/>
@@ -84,14 +66,13 @@
       </w:tblGrid>
       <w:tr>
         <w:trPr>
-          <w:tblHeader w:val="true"/>
+          <w:tblHeader w:val="on"/>
         </w:trPr>
         <w:tc>
           <w:tcPr/>
           <w:p>
             <w:pPr>
               <w:pStyle w:val="Compact"/>
-              <w:jc w:val="left"/>
             </w:pPr>
             <w:r>
               <w:t xml:space="preserve">Item</w:t>
@@ -103,7 +84,6 @@
           <w:p>
             <w:pPr>
               <w:pStyle w:val="Compact"/>
-              <w:jc w:val="left"/>
             </w:pPr>
             <w:r>
               <w:t xml:space="preserve">Details</w:t>
@@ -117,12 +97,11 @@
           <w:p>
             <w:pPr>
               <w:pStyle w:val="Compact"/>
-              <w:jc w:val="left"/>
             </w:pPr>
             <w:r>
               <w:rPr>
+                <w:b/>
                 <w:bCs/>
-                <w:b/>
               </w:rPr>
               <w:t xml:space="preserve">What it costs</w:t>
             </w:r>
@@ -133,12 +112,11 @@
           <w:p>
             <w:pPr>
               <w:pStyle w:val="Compact"/>
-              <w:jc w:val="left"/>
             </w:pPr>
             <w:r>
               <w:rPr>
+                <w:b/>
                 <w:bCs/>
-                <w:b/>
               </w:rPr>
               <w:t xml:space="preserve">Chemfolio</w:t>
             </w:r>
@@ -147,8 +125,8 @@
             </w:r>
             <w:r>
               <w:rPr>
+                <w:i/>
                 <w:iCs/>
-                <w:i/>
               </w:rPr>
               <w:t xml:space="preserve">($19.50)</w:t>
             </w:r>
@@ -163,8 +141,8 @@
             </w:r>
             <w:r>
               <w:rPr>
+                <w:b/>
                 <w:bCs/>
-                <w:b/>
               </w:rPr>
               <w:t xml:space="preserve">CHEM&amp;131 Lab Manual</w:t>
             </w:r>
@@ -173,8 +151,8 @@
             </w:r>
             <w:r>
               <w:rPr>
+                <w:i/>
                 <w:iCs/>
-                <w:i/>
               </w:rPr>
               <w:t xml:space="preserve">(~$16.70)</w:t>
             </w:r>
@@ -193,12 +171,11 @@
           <w:p>
             <w:pPr>
               <w:pStyle w:val="Compact"/>
-              <w:jc w:val="left"/>
             </w:pPr>
             <w:r>
               <w:rPr>
+                <w:b/>
                 <w:bCs/>
-                <w:b/>
               </w:rPr>
               <w:t xml:space="preserve">When things are due</w:t>
             </w:r>
@@ -209,7 +186,6 @@
           <w:p>
             <w:pPr>
               <w:pStyle w:val="Compact"/>
-              <w:jc w:val="left"/>
             </w:pPr>
             <w:r>
               <w:t xml:space="preserve">Wednesday through Sunday each carry something — see Weekly Flow below for the exact rhythm. Once you learn it, it repeats every module.</w:t>
@@ -223,12 +199,11 @@
           <w:p>
             <w:pPr>
               <w:pStyle w:val="Compact"/>
-              <w:jc w:val="left"/>
             </w:pPr>
             <w:r>
               <w:rPr>
+                <w:b/>
                 <w:bCs/>
-                <w:b/>
               </w:rPr>
               <w:t xml:space="preserve">Time to budget</w:t>
             </w:r>
@@ -239,7 +214,6 @@
           <w:p>
             <w:pPr>
               <w:pStyle w:val="Compact"/>
-              <w:jc w:val="left"/>
             </w:pPr>
             <w:r>
               <w:t xml:space="preserve">About 10–12 hours a week — most of it on Canvas, plus your 4-hour on-campus lab.</w:t>
@@ -253,12 +227,11 @@
           <w:p>
             <w:pPr>
               <w:pStyle w:val="Compact"/>
-              <w:jc w:val="left"/>
             </w:pPr>
             <w:r>
               <w:rPr>
+                <w:b/>
                 <w:bCs/>
-                <w:b/>
               </w:rPr>
               <w:t xml:space="preserve">How to reach me</w:t>
             </w:r>
@@ -269,7 +242,6 @@
           <w:p>
             <w:pPr>
               <w:pStyle w:val="Compact"/>
-              <w:jc w:val="left"/>
             </w:pPr>
             <w:r>
               <w:t xml:space="preserve">Canvas Inbox only — I don’t use email during the term. I reply within 24 hours on weekdays.</w:t>
@@ -283,12 +255,11 @@
           <w:p>
             <w:pPr>
               <w:pStyle w:val="Compact"/>
-              <w:jc w:val="left"/>
             </w:pPr>
             <w:r>
               <w:rPr>
+                <w:b/>
                 <w:bCs/>
-                <w:b/>
               </w:rPr>
               <w:t xml:space="preserve">The two big ones</w:t>
             </w:r>
@@ -299,7 +270,6 @@
           <w:p>
             <w:pPr>
               <w:pStyle w:val="Compact"/>
-              <w:jc w:val="left"/>
             </w:pPr>
             <w:r>
               <w:t xml:space="preserve">Weekly lab attendance (required every week — see About the Lab Requirement for how a missed lab is handled) and the Final TYC (Teach Your Community) Project — 10% of your grade, in place of a final exam.</w:t>
@@ -313,12 +283,11 @@
           <w:p>
             <w:pPr>
               <w:pStyle w:val="Compact"/>
-              <w:jc w:val="left"/>
             </w:pPr>
             <w:r>
               <w:rPr>
+                <w:b/>
                 <w:bCs/>
-                <w:b/>
               </w:rPr>
               <w:t xml:space="preserve">The AI rule</w:t>
             </w:r>
@@ -329,7 +298,6 @@
           <w:p>
             <w:pPr>
               <w:pStyle w:val="Compact"/>
-              <w:jc w:val="left"/>
             </w:pPr>
             <w:r>
               <w:t xml:space="preserve">No AI-generated content in anything you submit — ever, no exceptions. See the AI Agreement below for the full policy.</w:t>
@@ -343,12 +311,11 @@
           <w:p>
             <w:pPr>
               <w:pStyle w:val="Compact"/>
-              <w:jc w:val="left"/>
             </w:pPr>
             <w:r>
               <w:rPr>
+                <w:b/>
                 <w:bCs/>
-                <w:b/>
               </w:rPr>
               <w:t xml:space="preserve">If you fall behind</w:t>
             </w:r>
@@ -359,7 +326,6 @@
           <w:p>
             <w:pPr>
               <w:pStyle w:val="Compact"/>
-              <w:jc w:val="left"/>
             </w:pPr>
             <w:r>
               <w:t xml:space="preserve">No explanation needed. Late work loses 1% per hour after the due date, down to zero after about 5 days — then it can still be submitted for zero credit. See Late Work below for the full policy.</w:t>
@@ -374,8 +340,8 @@
       </w:pPr>
       <w:r>
         <w:rPr>
+          <w:b/>
           <w:bCs/>
-          <w:b/>
         </w:rPr>
         <w:t xml:space="preserve">Your grade in one line:</w:t>
       </w:r>
@@ -386,7 +352,7 @@
         <w:t xml:space="preserve">3-2-1 Team Posts 15% · OOL Discussions 15% · Lab Experiments 25% · Quizzes 20% · ALEKS Problem Sets 15% · Final TYC Project 10%.</w:t>
       </w:r>
     </w:p>
-    <w:bookmarkStart w:id="21" w:name="course-terms-youll-see"/>
+    <w:bookmarkStart w:id="10" w:name="course-terms-youll-see"/>
     <w:p>
       <w:pPr>
         <w:pStyle w:val="Heading2"/>
@@ -407,8 +373,8 @@
       <w:tblPr>
         <w:tblStyle w:val="Table"/>
         <w:tblW w:type="pct" w:w="5000"/>
+        <w:tblLayout w:type="fixed"/>
         <w:tblLook w:firstRow="1" w:lastRow="0" w:firstColumn="0" w:lastColumn="0" w:noHBand="0" w:noVBand="0" w:val="0020"/>
-        <w:jc w:val="start"/>
       </w:tblPr>
       <w:tblGrid>
         <w:gridCol w:w="3960"/>
@@ -416,14 +382,13 @@
       </w:tblGrid>
       <w:tr>
         <w:trPr>
-          <w:tblHeader w:val="true"/>
+          <w:tblHeader w:val="on"/>
         </w:trPr>
         <w:tc>
           <w:tcPr/>
           <w:p>
             <w:pPr>
               <w:pStyle w:val="Compact"/>
-              <w:jc w:val="left"/>
             </w:pPr>
             <w:r>
               <w:t xml:space="preserve">Term</w:t>
@@ -435,7 +400,6 @@
           <w:p>
             <w:pPr>
               <w:pStyle w:val="Compact"/>
-              <w:jc w:val="left"/>
             </w:pPr>
             <w:r>
               <w:t xml:space="preserve">What it means</w:t>
@@ -449,7 +413,6 @@
           <w:p>
             <w:pPr>
               <w:pStyle w:val="Compact"/>
-              <w:jc w:val="left"/>
             </w:pPr>
             <w:r>
               <w:t xml:space="preserve">3-2-1</w:t>
@@ -461,7 +424,6 @@
           <w:p>
             <w:pPr>
               <w:pStyle w:val="Compact"/>
-              <w:jc w:val="left"/>
             </w:pPr>
             <w:r>
               <w:t xml:space="preserve">Your weekly Team Discussion format — named for its posting structure (three problem areas, two areas of interest, one insight from the video key).</w:t>
@@ -475,7 +437,6 @@
           <w:p>
             <w:pPr>
               <w:pStyle w:val="Compact"/>
-              <w:jc w:val="left"/>
             </w:pPr>
             <w:r>
               <w:t xml:space="preserve">OOL</w:t>
@@ -487,7 +448,6 @@
           <w:p>
             <w:pPr>
               <w:pStyle w:val="Compact"/>
-              <w:jc w:val="left"/>
             </w:pPr>
             <w:r>
               <w:t xml:space="preserve">Outside Of Lecture — a separate weekly class discussion, not the 3-2-1.</w:t>
@@ -501,7 +461,6 @@
           <w:p>
             <w:pPr>
               <w:pStyle w:val="Compact"/>
-              <w:jc w:val="left"/>
             </w:pPr>
             <w:r>
               <w:t xml:space="preserve">TYC</w:t>
@@ -513,7 +472,6 @@
           <w:p>
             <w:pPr>
               <w:pStyle w:val="Compact"/>
-              <w:jc w:val="left"/>
             </w:pPr>
             <w:r>
               <w:t xml:space="preserve">Teach Your Community — your Final Project, replacing a final exam.</w:t>
@@ -527,7 +485,6 @@
           <w:p>
             <w:pPr>
               <w:pStyle w:val="Compact"/>
-              <w:jc w:val="left"/>
             </w:pPr>
             <w:r>
               <w:t xml:space="preserve">ALEKS</w:t>
@@ -539,7 +496,6 @@
           <w:p>
             <w:pPr>
               <w:pStyle w:val="Compact"/>
-              <w:jc w:val="left"/>
             </w:pPr>
             <w:r>
               <w:t xml:space="preserve">Your online adaptive homework and textbook-access platform.</w:t>
@@ -553,7 +509,6 @@
           <w:p>
             <w:pPr>
               <w:pStyle w:val="Compact"/>
-              <w:jc w:val="left"/>
             </w:pPr>
             <w:r>
               <w:t xml:space="preserve">DAC</w:t>
@@ -565,7 +520,6 @@
           <w:p>
             <w:pPr>
               <w:pStyle w:val="Compact"/>
-              <w:jc w:val="left"/>
             </w:pPr>
             <w:r>
               <w:t xml:space="preserve">Disability Access Center — Clark’s office for accommodations.</w:t>
@@ -579,7 +533,6 @@
           <w:p>
             <w:pPr>
               <w:pStyle w:val="Compact"/>
-              <w:jc w:val="left"/>
             </w:pPr>
             <w:r>
               <w:t xml:space="preserve">Chemfolio</w:t>
@@ -591,7 +544,6 @@
           <w:p>
             <w:pPr>
               <w:pStyle w:val="Compact"/>
-              <w:jc w:val="left"/>
             </w:pPr>
             <w:r>
               <w:t xml:space="preserve">Your required lecture/discussion workbook — you buy this!</w:t>
@@ -605,7 +557,6 @@
           <w:p>
             <w:pPr>
               <w:pStyle w:val="Compact"/>
-              <w:jc w:val="left"/>
             </w:pPr>
             <w:r>
               <w:t xml:space="preserve">TL;DR</w:t>
@@ -617,16 +568,9 @@
           <w:p>
             <w:pPr>
               <w:pStyle w:val="Compact"/>
-              <w:jc w:val="left"/>
-            </w:pPr>
-            <w:r>
-              <w:t xml:space="preserve">“</w:t>
-            </w:r>
-            <w:r>
-              <w:t xml:space="preserve">Too long; didn’t read</w:t>
-            </w:r>
-            <w:r>
-              <w:t xml:space="preserve">”</w:t>
+            </w:pPr>
+            <w:r>
+              <w:t xml:space="preserve">“Too long; didn’t read”</w:t>
             </w:r>
             <w:r>
               <w:t xml:space="preserve"> </w:t>
@@ -638,8 +582,8 @@
         </w:tc>
       </w:tr>
     </w:tbl>
-    <w:bookmarkEnd w:id="21"/>
-    <w:bookmarkStart w:id="22" w:name="your-first-week"/>
+    <w:bookmarkEnd w:id="10"/>
+    <w:bookmarkStart w:id="11" w:name="your-first-week"/>
     <w:p>
       <w:pPr>
         <w:pStyle w:val="Heading2"/>
@@ -650,67 +594,67 @@
     </w:p>
     <w:p>
       <w:pPr>
+        <w:pStyle w:val="Compact"/>
         <w:numPr>
           <w:ilvl w:val="0"/>
           <w:numId w:val="1001"/>
         </w:numPr>
+      </w:pPr>
+      <w:r>
+        <w:t xml:space="preserve">Attend your scheduled lab session. Missing it means being dropped from the course.</w:t>
+      </w:r>
+    </w:p>
+    <w:p>
+      <w:pPr>
         <w:pStyle w:val="Compact"/>
-      </w:pPr>
-      <w:r>
-        <w:t xml:space="preserve">Attend your scheduled lab session. Missing it means being dropped from the course.</w:t>
-      </w:r>
-    </w:p>
-    <w:p>
-      <w:pPr>
         <w:numPr>
           <w:ilvl w:val="0"/>
           <w:numId w:val="1001"/>
         </w:numPr>
+      </w:pPr>
+      <w:r>
+        <w:t xml:space="preserve">Log into Canvas and read the announcements at the top of the course.</w:t>
+      </w:r>
+    </w:p>
+    <w:p>
+      <w:pPr>
         <w:pStyle w:val="Compact"/>
-      </w:pPr>
-      <w:r>
-        <w:t xml:space="preserve">Log into Canvas and read the announcements at the top of the course.</w:t>
-      </w:r>
-    </w:p>
-    <w:p>
-      <w:pPr>
         <w:numPr>
           <w:ilvl w:val="0"/>
           <w:numId w:val="1001"/>
         </w:numPr>
+      </w:pPr>
+      <w:r>
+        <w:t xml:space="preserve">Work through Getting Started: Course Orientation, including the ALEKS/Office/OneDrive setup guide — both need to be done by the end of your first lab, so budget the time.</w:t>
+      </w:r>
+    </w:p>
+    <w:p>
+      <w:pPr>
         <w:pStyle w:val="Compact"/>
-      </w:pPr>
-      <w:r>
-        <w:t xml:space="preserve">Work through Getting Started: Course Orientation, including the ALEKS/Office/OneDrive setup guide — both need to be done by the end of your first lab, so budget the time.</w:t>
-      </w:r>
-    </w:p>
-    <w:p>
-      <w:pPr>
         <w:numPr>
           <w:ilvl w:val="0"/>
           <w:numId w:val="1001"/>
         </w:numPr>
+      </w:pPr>
+      <w:r>
+        <w:t xml:space="preserve">Read this syllabus, especially the Start Here box and the Course Agreements section.</w:t>
+      </w:r>
+    </w:p>
+    <w:p>
+      <w:pPr>
         <w:pStyle w:val="Compact"/>
-      </w:pPr>
-      <w:r>
-        <w:t xml:space="preserve">Read this syllabus, especially the Start Here box and the Course Agreements section.</w:t>
-      </w:r>
-    </w:p>
-    <w:p>
-      <w:pPr>
         <w:numPr>
           <w:ilvl w:val="0"/>
           <w:numId w:val="1001"/>
         </w:numPr>
-        <w:pStyle w:val="Compact"/>
       </w:pPr>
       <w:r>
         <w:t xml:space="preserve">Confirm you have both your Chemfolio and lab manual from the Clark Bookstore before class — your first 3-2-1 team post is due that Wednesday.</w:t>
       </w:r>
     </w:p>
-    <w:bookmarkEnd w:id="22"/>
-    <w:bookmarkEnd w:id="23"/>
-    <w:bookmarkStart w:id="26" w:name="course-information"/>
+    <w:bookmarkEnd w:id="11"/>
+    <w:bookmarkEnd w:id="12"/>
+    <w:bookmarkStart w:id="15" w:name="course-information"/>
     <w:p>
       <w:pPr>
         <w:pStyle w:val="Heading1"/>
@@ -723,8 +667,8 @@
       <w:tblPr>
         <w:tblStyle w:val="Table"/>
         <w:tblW w:type="pct" w:w="5000"/>
+        <w:tblLayout w:type="fixed"/>
         <w:tblLook w:firstRow="1" w:lastRow="0" w:firstColumn="0" w:lastColumn="0" w:noHBand="0" w:noVBand="0" w:val="0020"/>
-        <w:jc w:val="start"/>
       </w:tblPr>
       <w:tblGrid>
         <w:gridCol w:w="3960"/>
@@ -732,14 +676,13 @@
       </w:tblGrid>
       <w:tr>
         <w:trPr>
-          <w:tblHeader w:val="true"/>
+          <w:tblHeader w:val="on"/>
         </w:trPr>
         <w:tc>
           <w:tcPr/>
           <w:p>
             <w:pPr>
               <w:pStyle w:val="Compact"/>
-              <w:jc w:val="left"/>
             </w:pPr>
             <w:r>
               <w:t xml:space="preserve">Item</w:t>
@@ -751,7 +694,6 @@
           <w:p>
             <w:pPr>
               <w:pStyle w:val="Compact"/>
-              <w:jc w:val="left"/>
             </w:pPr>
             <w:r>
               <w:t xml:space="preserve">Details</w:t>
@@ -765,12 +707,11 @@
           <w:p>
             <w:pPr>
               <w:pStyle w:val="Compact"/>
-              <w:jc w:val="left"/>
             </w:pPr>
             <w:r>
               <w:rPr>
+                <w:b/>
                 <w:bCs/>
-                <w:b/>
               </w:rPr>
               <w:t xml:space="preserve">Course Title</w:t>
             </w:r>
@@ -781,7 +722,6 @@
           <w:p>
             <w:pPr>
               <w:pStyle w:val="Compact"/>
-              <w:jc w:val="left"/>
             </w:pPr>
             <w:r>
               <w:t xml:space="preserve">CHEM&amp;131: Introduction to Organic and Biochemistry</w:t>
@@ -795,12 +735,11 @@
           <w:p>
             <w:pPr>
               <w:pStyle w:val="Compact"/>
-              <w:jc w:val="left"/>
             </w:pPr>
             <w:r>
               <w:rPr>
+                <w:b/>
                 <w:bCs/>
-                <w:b/>
               </w:rPr>
               <w:t xml:space="preserve">Course Nbr/Sec</w:t>
             </w:r>
@@ -811,7 +750,6 @@
           <w:p>
             <w:pPr>
               <w:pStyle w:val="Compact"/>
-              <w:jc w:val="left"/>
             </w:pPr>
             <w:r>
               <w:t xml:space="preserve">18411/18412</w:t>
@@ -825,12 +763,11 @@
           <w:p>
             <w:pPr>
               <w:pStyle w:val="Compact"/>
-              <w:jc w:val="left"/>
             </w:pPr>
             <w:r>
               <w:rPr>
+                <w:b/>
                 <w:bCs/>
-                <w:b/>
               </w:rPr>
               <w:t xml:space="preserve">Quarter/Year</w:t>
             </w:r>
@@ -841,7 +778,6 @@
           <w:p>
             <w:pPr>
               <w:pStyle w:val="Compact"/>
-              <w:jc w:val="left"/>
             </w:pPr>
             <w:r>
               <w:t xml:space="preserve">Fall 2026 (September 21 – December 10, 2026)</w:t>
@@ -855,12 +791,11 @@
           <w:p>
             <w:pPr>
               <w:pStyle w:val="Compact"/>
-              <w:jc w:val="left"/>
             </w:pPr>
             <w:r>
               <w:rPr>
+                <w:b/>
                 <w:bCs/>
-                <w:b/>
               </w:rPr>
               <w:t xml:space="preserve">Location/Time</w:t>
             </w:r>
@@ -871,7 +806,6 @@
           <w:p>
             <w:pPr>
               <w:pStyle w:val="Compact"/>
-              <w:jc w:val="left"/>
             </w:pPr>
             <w:r>
               <w:t xml:space="preserve">Lab: STEM Building 209, Tu/Th 2:00–3:50 PM (18411). Lecture/discussion: online, asynchronous.</w:t>
@@ -885,12 +819,11 @@
           <w:p>
             <w:pPr>
               <w:pStyle w:val="Compact"/>
-              <w:jc w:val="left"/>
             </w:pPr>
             <w:r>
               <w:rPr>
+                <w:b/>
                 <w:bCs/>
-                <w:b/>
               </w:rPr>
               <w:t xml:space="preserve">Course Site</w:t>
             </w:r>
@@ -901,9 +834,8 @@
           <w:p>
             <w:pPr>
               <w:pStyle w:val="Compact"/>
-              <w:jc w:val="left"/>
-            </w:pPr>
-            <w:hyperlink r:id="rId24">
+            </w:pPr>
+            <w:hyperlink r:id="rId13">
               <w:r>
                 <w:rPr>
                   <w:rStyle w:val="Hyperlink"/>
@@ -920,12 +852,11 @@
           <w:p>
             <w:pPr>
               <w:pStyle w:val="Compact"/>
-              <w:jc w:val="left"/>
             </w:pPr>
             <w:r>
               <w:rPr>
+                <w:b/>
                 <w:bCs/>
-                <w:b/>
               </w:rPr>
               <w:t xml:space="preserve">Course Modality</w:t>
             </w:r>
@@ -936,7 +867,6 @@
           <w:p>
             <w:pPr>
               <w:pStyle w:val="Compact"/>
-              <w:jc w:val="left"/>
             </w:pPr>
             <w:r>
               <w:t xml:space="preserve">Hybrid — asynchronous online lecture/discussion + twice-weekly on-campus lab</w:t>
@@ -950,12 +880,11 @@
           <w:p>
             <w:pPr>
               <w:pStyle w:val="Compact"/>
-              <w:jc w:val="left"/>
             </w:pPr>
             <w:r>
               <w:rPr>
+                <w:b/>
                 <w:bCs/>
-                <w:b/>
               </w:rPr>
               <w:t xml:space="preserve">Credit Hours</w:t>
             </w:r>
@@ -966,7 +895,6 @@
           <w:p>
             <w:pPr>
               <w:pStyle w:val="Compact"/>
-              <w:jc w:val="left"/>
             </w:pPr>
             <w:r>
               <w:t xml:space="preserve">5 credits (3.0 hours lecture-equivalent / 4.0 hours lab)</w:t>
@@ -980,12 +908,11 @@
           <w:p>
             <w:pPr>
               <w:pStyle w:val="Compact"/>
-              <w:jc w:val="left"/>
             </w:pPr>
             <w:r>
               <w:rPr>
+                <w:b/>
                 <w:bCs/>
-                <w:b/>
               </w:rPr>
               <w:t xml:space="preserve">Prerequisites</w:t>
             </w:r>
@@ -996,7 +923,6 @@
           <w:p>
             <w:pPr>
               <w:pStyle w:val="Compact"/>
-              <w:jc w:val="left"/>
             </w:pPr>
             <w:r>
               <w:t xml:space="preserve">CHEM&amp;121 (grade of</w:t>
@@ -1005,13 +931,7 @@
               <w:t xml:space="preserve"> </w:t>
             </w:r>
             <w:r>
-              <w:t xml:space="preserve">“</w:t>
-            </w:r>
-            <w:r>
-              <w:t xml:space="preserve">C</w:t>
-            </w:r>
-            <w:r>
-              <w:t xml:space="preserve">”</w:t>
+              <w:t xml:space="preserve">“C”</w:t>
             </w:r>
             <w:r>
               <w:t xml:space="preserve"> </w:t>
@@ -1028,12 +948,11 @@
           <w:p>
             <w:pPr>
               <w:pStyle w:val="Compact"/>
-              <w:jc w:val="left"/>
             </w:pPr>
             <w:r>
               <w:rPr>
+                <w:b/>
                 <w:bCs/>
-                <w:b/>
               </w:rPr>
               <w:t xml:space="preserve">Course Description</w:t>
             </w:r>
@@ -1044,43 +963,42 @@
           <w:p>
             <w:pPr>
               <w:pStyle w:val="Compact"/>
-              <w:jc w:val="left"/>
             </w:pPr>
             <w:r>
               <w:rPr>
+                <w:b/>
                 <w:bCs/>
-                <w:b/>
               </w:rPr>
               <w:t xml:space="preserve">What</w:t>
             </w:r>
             <w:r>
               <w:rPr>
+                <w:b/>
                 <w:bCs/>
-                <w:b/>
               </w:rPr>
               <w:t xml:space="preserve"> </w:t>
             </w:r>
-            <w:hyperlink r:id="rId25">
+            <w:hyperlink r:id="rId14">
               <w:r>
                 <w:rPr>
                   <w:rStyle w:val="Hyperlink"/>
+                  <w:b/>
                   <w:bCs/>
-                  <w:b/>
                 </w:rPr>
                 <w:t xml:space="preserve">Clark’s Course Catalog</w:t>
               </w:r>
             </w:hyperlink>
             <w:r>
               <w:rPr>
+                <w:b/>
                 <w:bCs/>
-                <w:b/>
               </w:rPr>
               <w:t xml:space="preserve"> </w:t>
             </w:r>
             <w:r>
               <w:rPr>
+                <w:b/>
                 <w:bCs/>
-                <w:b/>
               </w:rPr>
               <w:t xml:space="preserve">says:</w:t>
             </w:r>
@@ -1092,8 +1010,8 @@
             </w:r>
             <w:r>
               <w:rPr>
+                <w:b/>
                 <w:bCs/>
-                <w:b/>
               </w:rPr>
               <w:t xml:space="preserve">What that means in practice:</w:t>
             </w:r>
@@ -1107,8 +1025,8 @@
         </w:tc>
       </w:tr>
     </w:tbl>
-    <w:bookmarkEnd w:id="26"/>
-    <w:bookmarkStart w:id="32" w:name="welcome-to-class"/>
+    <w:bookmarkEnd w:id="15"/>
+    <w:bookmarkStart w:id="21" w:name="welcome-to-class"/>
     <w:p>
       <w:pPr>
         <w:pStyle w:val="Heading1"/>
@@ -1123,8 +1041,8 @@
       </w:pPr>
       <w:r>
         <w:rPr>
+          <w:i/>
           <w:iCs/>
-          <w:i/>
         </w:rPr>
         <w:t xml:space="preserve">TL;DR: Hybrid means lectures online, labs on campus. Weekly TEAM discussions and lab two days per week. Show up, stay engaged, and ask for help before you’re stuck.</w:t>
       </w:r>
@@ -1143,8 +1061,8 @@
       </w:pPr>
       <w:r>
         <w:rPr>
+          <w:b/>
           <w:bCs/>
-          <w:b/>
         </w:rPr>
         <w:t xml:space="preserve">Dr. B’s Note:</w:t>
       </w:r>
@@ -1153,13 +1071,13 @@
       </w:r>
       <w:r>
         <w:rPr>
+          <w:i/>
           <w:iCs/>
-          <w:i/>
         </w:rPr>
         <w:t xml:space="preserve">Most students who stick with the weekly rhythm and stay engaged do well. The difference this term specifically is showing up consistently every day. This is level two CHEM – it will ask more from you than last time.</w:t>
       </w:r>
     </w:p>
-    <w:bookmarkStart w:id="27" w:name="Xe66c6beb7eb2ec0e95c71e590f49bdb9df56704"/>
+    <w:bookmarkStart w:id="16" w:name="Xe66c6beb7eb2ec0e95c71e590f49bdb9df56704"/>
     <w:p>
       <w:pPr>
         <w:pStyle w:val="Heading2"/>
@@ -1176,8 +1094,8 @@
         <w:t xml:space="preserve">This course moves beyond the math and chemistry foundation you built in CHEM&amp;121. We move quickly into organic molecules and biochemical pathways, (structure = function). So while it will be all new right away, your basic chemical reasoning skills from CHEM&amp;121 will serve you well.</w:t>
       </w:r>
     </w:p>
-    <w:bookmarkEnd w:id="27"/>
-    <w:bookmarkStart w:id="28" w:name="what-can-i-expect-in-class"/>
+    <w:bookmarkEnd w:id="16"/>
+    <w:bookmarkStart w:id="17" w:name="what-can-i-expect-in-class"/>
     <w:p>
       <w:pPr>
         <w:pStyle w:val="Heading2"/>
@@ -1200,8 +1118,8 @@
       </w:pPr>
       <w:r>
         <w:rPr>
+          <w:b/>
           <w:bCs/>
-          <w:b/>
         </w:rPr>
         <w:t xml:space="preserve">Dr. B’s Note:</w:t>
       </w:r>
@@ -1210,14 +1128,14 @@
       </w:r>
       <w:r>
         <w:rPr>
+          <w:i/>
           <w:iCs/>
-          <w:i/>
         </w:rPr>
         <w:t xml:space="preserve">If you’ve taken a science course before, don’t assume this one works the same way: there are no traditional lectures, quizzes happen in person during lab, and labs are real science, not a recipe to follow. More on exactly how below.</w:t>
       </w:r>
     </w:p>
-    <w:bookmarkEnd w:id="28"/>
-    <w:bookmarkStart w:id="30" w:name="what-if-i-need-an-accommodation"/>
+    <w:bookmarkEnd w:id="17"/>
+    <w:bookmarkStart w:id="19" w:name="what-if-i-need-an-accommodation"/>
     <w:p>
       <w:pPr>
         <w:pStyle w:val="Heading2"/>
@@ -1236,7 +1154,7 @@
       <w:r>
         <w:t xml:space="preserve"> </w:t>
       </w:r>
-      <w:hyperlink r:id="rId29">
+      <w:hyperlink r:id="rId18">
         <w:r>
           <w:rPr>
             <w:rStyle w:val="Hyperlink"/>
@@ -1248,8 +1166,8 @@
         <w:t xml:space="preserve">.</w:t>
       </w:r>
     </w:p>
-    <w:bookmarkEnd w:id="30"/>
-    <w:bookmarkStart w:id="31" w:name="weekly-flow"/>
+    <w:bookmarkEnd w:id="19"/>
+    <w:bookmarkStart w:id="20" w:name="weekly-flow"/>
     <w:p>
       <w:pPr>
         <w:pStyle w:val="Heading2"/>
@@ -1264,8 +1182,8 @@
       </w:pPr>
       <w:r>
         <w:rPr>
+          <w:i/>
           <w:iCs/>
-          <w:i/>
         </w:rPr>
         <w:t xml:space="preserve">TL;DR: Something is due nearly every day, Wednesday through Sunday — same pattern every week once you learn it.</w:t>
       </w:r>
@@ -1282,8 +1200,8 @@
       <w:tblPr>
         <w:tblStyle w:val="Table"/>
         <w:tblW w:type="pct" w:w="5000"/>
+        <w:tblLayout w:type="fixed"/>
         <w:tblLook w:firstRow="1" w:lastRow="0" w:firstColumn="0" w:lastColumn="0" w:noHBand="0" w:noVBand="0" w:val="0020"/>
-        <w:jc w:val="start"/>
       </w:tblPr>
       <w:tblGrid>
         <w:gridCol w:w="3960"/>
@@ -1291,14 +1209,13 @@
       </w:tblGrid>
       <w:tr>
         <w:trPr>
-          <w:tblHeader w:val="true"/>
+          <w:tblHeader w:val="on"/>
         </w:trPr>
         <w:tc>
           <w:tcPr/>
           <w:p>
             <w:pPr>
               <w:pStyle w:val="Compact"/>
-              <w:jc w:val="left"/>
             </w:pPr>
             <w:r>
               <w:t xml:space="preserve">Day</w:t>
@@ -1310,7 +1227,6 @@
           <w:p>
             <w:pPr>
               <w:pStyle w:val="Compact"/>
-              <w:jc w:val="left"/>
             </w:pPr>
             <w:r>
               <w:t xml:space="preserve">What’s due</w:t>
@@ -1324,7 +1240,6 @@
           <w:p>
             <w:pPr>
               <w:pStyle w:val="Compact"/>
-              <w:jc w:val="left"/>
             </w:pPr>
             <w:r>
               <w:t xml:space="preserve">Monday</w:t>
@@ -1336,7 +1251,6 @@
           <w:p>
             <w:pPr>
               <w:pStyle w:val="Compact"/>
-              <w:jc w:val="left"/>
             </w:pPr>
             <w:r>
               <w:t xml:space="preserve">New module opens</w:t>
@@ -1350,7 +1264,6 @@
           <w:p>
             <w:pPr>
               <w:pStyle w:val="Compact"/>
-              <w:jc w:val="left"/>
             </w:pPr>
             <w:r>
               <w:t xml:space="preserve">Wednesday</w:t>
@@ -1362,21 +1275,19 @@
           <w:p>
             <w:pPr>
               <w:pStyle w:val="Compact"/>
-              <w:jc w:val="left"/>
-            </w:pPr>
-            <w:r>
-              <w:t xml:space="preserve">3-2-1 Team post + upload due; OOL discussion post due; Lab Results (20 pts) due</w:t>
-            </w:r>
-          </w:p>
-        </w:tc>
-      </w:tr>
-      <w:tr>
-        <w:tc>
-          <w:tcPr/>
-          <w:p>
-            <w:pPr>
-              <w:pStyle w:val="Compact"/>
-              <w:jc w:val="left"/>
+            </w:pPr>
+            <w:r>
+              <w:t xml:space="preserve">3-2-1 Team post + upload due; OOL discussion post due</w:t>
+            </w:r>
+          </w:p>
+        </w:tc>
+      </w:tr>
+      <w:tr>
+        <w:tc>
+          <w:tcPr/>
+          <w:p>
+            <w:pPr>
+              <w:pStyle w:val="Compact"/>
             </w:pPr>
             <w:r>
               <w:t xml:space="preserve">Thursday</w:t>
@@ -1388,7 +1299,6 @@
           <w:p>
             <w:pPr>
               <w:pStyle w:val="Compact"/>
-              <w:jc w:val="left"/>
             </w:pPr>
             <w:r>
               <w:t xml:space="preserve">3-2-1 Team Lead Summary post due (Team Lead only, that week)</w:t>
@@ -1402,7 +1312,6 @@
           <w:p>
             <w:pPr>
               <w:pStyle w:val="Compact"/>
-              <w:jc w:val="left"/>
             </w:pPr>
             <w:r>
               <w:t xml:space="preserve">Friday</w:t>
@@ -1414,21 +1323,19 @@
           <w:p>
             <w:pPr>
               <w:pStyle w:val="Compact"/>
-              <w:jc w:val="left"/>
-            </w:pPr>
-            <w:r>
-              <w:t xml:space="preserve">OOL replies due; Lab Findings (10 pts) and Conclusions (20 pts) due</w:t>
-            </w:r>
-          </w:p>
-        </w:tc>
-      </w:tr>
-      <w:tr>
-        <w:tc>
-          <w:tcPr/>
-          <w:p>
-            <w:pPr>
-              <w:pStyle w:val="Compact"/>
-              <w:jc w:val="left"/>
+            </w:pPr>
+            <w:r>
+              <w:t xml:space="preserve">OOL replies due; Lab Results (20 pts), Findings (10 pts), and Conclusions (20 pts) due</w:t>
+            </w:r>
+          </w:p>
+        </w:tc>
+      </w:tr>
+      <w:tr>
+        <w:tc>
+          <w:tcPr/>
+          <w:p>
+            <w:pPr>
+              <w:pStyle w:val="Compact"/>
             </w:pPr>
             <w:r>
               <w:t xml:space="preserve">Sunday</w:t>
@@ -1440,7 +1347,6 @@
           <w:p>
             <w:pPr>
               <w:pStyle w:val="Compact"/>
-              <w:jc w:val="left"/>
             </w:pPr>
             <w:r>
               <w:t xml:space="preserve">3-2-1 Team post + replies to all 3 teammates + upload due; ALEKS homework due; Lab Background (10 pts) and Methods (40 pts) due</w:t>
@@ -1471,8 +1377,8 @@
       </w:pPr>
       <w:r>
         <w:rPr>
+          <w:b/>
           <w:bCs/>
-          <w:b/>
         </w:rPr>
         <w:t xml:space="preserve">Dr. B’s Note:</w:t>
       </w:r>
@@ -1481,15 +1387,15 @@
       </w:r>
       <w:r>
         <w:rPr>
+          <w:i/>
           <w:iCs/>
-          <w:i/>
         </w:rPr>
         <w:t xml:space="preserve">Prioritize content learning in your Chemfolio with your team first. Labs are based on the assigned content from the module.</w:t>
       </w:r>
     </w:p>
-    <w:bookmarkEnd w:id="31"/>
-    <w:bookmarkEnd w:id="32"/>
-    <w:bookmarkStart w:id="34" w:name="about-your-instructor"/>
+    <w:bookmarkEnd w:id="20"/>
+    <w:bookmarkEnd w:id="21"/>
+    <w:bookmarkStart w:id="23" w:name="about-your-instructor"/>
     <w:p>
       <w:pPr>
         <w:pStyle w:val="Heading1"/>
@@ -1504,8 +1410,8 @@
       </w:pPr>
       <w:r>
         <w:rPr>
+          <w:i/>
           <w:iCs/>
-          <w:i/>
         </w:rPr>
         <w:t xml:space="preserve">TL;DR: Canvas Inbox only, no email — I reply within 24 hours on weekdays.</w:t>
       </w:r>
@@ -1514,8 +1420,8 @@
       <w:tblPr>
         <w:tblStyle w:val="Table"/>
         <w:tblW w:type="pct" w:w="5000"/>
+        <w:tblLayout w:type="fixed"/>
         <w:tblLook w:firstRow="1" w:lastRow="0" w:firstColumn="0" w:lastColumn="0" w:noHBand="0" w:noVBand="0" w:val="0020"/>
-        <w:jc w:val="start"/>
       </w:tblPr>
       <w:tblGrid>
         <w:gridCol w:w="3960"/>
@@ -1523,14 +1429,13 @@
       </w:tblGrid>
       <w:tr>
         <w:trPr>
-          <w:tblHeader w:val="true"/>
+          <w:tblHeader w:val="on"/>
         </w:trPr>
         <w:tc>
           <w:tcPr/>
           <w:p>
             <w:pPr>
               <w:pStyle w:val="Compact"/>
-              <w:jc w:val="left"/>
             </w:pPr>
             <w:r>
               <w:t xml:space="preserve">Item</w:t>
@@ -1542,7 +1447,6 @@
           <w:p>
             <w:pPr>
               <w:pStyle w:val="Compact"/>
-              <w:jc w:val="left"/>
             </w:pPr>
             <w:r>
               <w:t xml:space="preserve">Details</w:t>
@@ -1556,12 +1460,11 @@
           <w:p>
             <w:pPr>
               <w:pStyle w:val="Compact"/>
-              <w:jc w:val="left"/>
             </w:pPr>
             <w:r>
               <w:rPr>
+                <w:b/>
                 <w:bCs/>
-                <w:b/>
               </w:rPr>
               <w:t xml:space="preserve">Instructor Name and pronouns</w:t>
             </w:r>
@@ -1572,7 +1475,6 @@
           <w:p>
             <w:pPr>
               <w:pStyle w:val="Compact"/>
-              <w:jc w:val="left"/>
             </w:pPr>
             <w:r>
               <w:t xml:space="preserve">Dr. Karl Bailey, Ph.D. (he/him)</w:t>
@@ -1586,12 +1488,11 @@
           <w:p>
             <w:pPr>
               <w:pStyle w:val="Compact"/>
-              <w:jc w:val="left"/>
             </w:pPr>
             <w:r>
               <w:rPr>
+                <w:b/>
                 <w:bCs/>
-                <w:b/>
               </w:rPr>
               <w:t xml:space="preserve">How I like to be addressed</w:t>
             </w:r>
@@ -1602,7 +1503,6 @@
           <w:p>
             <w:pPr>
               <w:pStyle w:val="Compact"/>
-              <w:jc w:val="left"/>
             </w:pPr>
             <w:r>
               <w:t xml:space="preserve">Dr. B</w:t>
@@ -1616,12 +1516,11 @@
           <w:p>
             <w:pPr>
               <w:pStyle w:val="Compact"/>
-              <w:jc w:val="left"/>
             </w:pPr>
             <w:r>
               <w:rPr>
+                <w:b/>
                 <w:bCs/>
-                <w:b/>
               </w:rPr>
               <w:t xml:space="preserve">Communication</w:t>
             </w:r>
@@ -1632,7 +1531,6 @@
           <w:p>
             <w:pPr>
               <w:pStyle w:val="Compact"/>
-              <w:jc w:val="left"/>
             </w:pPr>
             <w:r>
               <w:t xml:space="preserve">Canvas Inbox only — I do not use email during the term.</w:t>
@@ -1649,12 +1547,11 @@
           <w:p>
             <w:pPr>
               <w:pStyle w:val="Compact"/>
-              <w:jc w:val="left"/>
             </w:pPr>
             <w:r>
               <w:rPr>
+                <w:b/>
                 <w:bCs/>
-                <w:b/>
               </w:rPr>
               <w:t xml:space="preserve">Help Hours</w:t>
             </w:r>
@@ -1665,7 +1562,6 @@
           <w:p>
             <w:pPr>
               <w:pStyle w:val="Compact"/>
-              <w:jc w:val="left"/>
             </w:pPr>
             <w:r>
               <w:t xml:space="preserve">Tuesday &amp; Thursday, 12:00–2:00 PM (2 hours before the 2:00 PM lab section)</w:t>
@@ -1679,12 +1575,11 @@
           <w:p>
             <w:pPr>
               <w:pStyle w:val="Compact"/>
-              <w:jc w:val="left"/>
             </w:pPr>
             <w:r>
               <w:rPr>
+                <w:b/>
                 <w:bCs/>
-                <w:b/>
               </w:rPr>
               <w:t xml:space="preserve">Preferred Mode of Communication</w:t>
             </w:r>
@@ -1695,7 +1590,6 @@
           <w:p>
             <w:pPr>
               <w:pStyle w:val="Compact"/>
-              <w:jc w:val="left"/>
             </w:pPr>
             <w:r>
               <w:t xml:space="preserve">Canvas Inbox — I reply within 24 hours on weekdays.</w:t>
@@ -1704,7 +1598,7 @@
         </w:tc>
       </w:tr>
     </w:tbl>
-    <w:bookmarkStart w:id="33" w:name="what-can-you-expect-from-me"/>
+    <w:bookmarkStart w:id="22" w:name="what-can-you-expect-from-me"/>
     <w:p>
       <w:pPr>
         <w:pStyle w:val="Heading2"/>
@@ -1727,51 +1621,37 @@
       </w:pPr>
       <w:r>
         <w:rPr>
+          <w:i/>
           <w:iCs/>
+        </w:rPr>
+        <w:t xml:space="preserve">“Our job as educators is not to prepare you for the real world. You already live in the real world. Our job is to empower you to change it.”</w:t>
+      </w:r>
+      <w:r>
+        <w:t xml:space="preserve"> </w:t>
+      </w:r>
+      <w:r>
+        <w:t xml:space="preserve">— Dr. B</w:t>
+      </w:r>
+    </w:p>
+    <w:bookmarkEnd w:id="22"/>
+    <w:bookmarkEnd w:id="23"/>
+    <w:bookmarkStart w:id="26" w:name="what-course-materials-will-i-need"/>
+    <w:p>
+      <w:pPr>
+        <w:pStyle w:val="Heading1"/>
+      </w:pPr>
+      <w:r>
+        <w:t xml:space="preserve">What Course Materials Will I Need?</w:t>
+      </w:r>
+    </w:p>
+    <w:p>
+      <w:pPr>
+        <w:pStyle w:val="FirstParagraph"/>
+      </w:pPr>
+      <w:r>
+        <w:rPr>
           <w:i/>
-        </w:rPr>
-        <w:t xml:space="preserve">“</w:t>
-      </w:r>
-      <w:r>
-        <w:rPr>
           <w:iCs/>
-          <w:i/>
-        </w:rPr>
-        <w:t xml:space="preserve">Our job as educators is not to prepare you for the real world. You already live in the real world. Our job is to empower you to change it.</w:t>
-      </w:r>
-      <w:r>
-        <w:rPr>
-          <w:iCs/>
-          <w:i/>
-        </w:rPr>
-        <w:t xml:space="preserve">”</w:t>
-      </w:r>
-      <w:r>
-        <w:t xml:space="preserve"> </w:t>
-      </w:r>
-      <w:r>
-        <w:t xml:space="preserve">— Dr. B</w:t>
-      </w:r>
-    </w:p>
-    <w:bookmarkEnd w:id="33"/>
-    <w:bookmarkEnd w:id="34"/>
-    <w:bookmarkStart w:id="37" w:name="what-course-materials-will-i-need"/>
-    <w:p>
-      <w:pPr>
-        <w:pStyle w:val="Heading1"/>
-      </w:pPr>
-      <w:r>
-        <w:t xml:space="preserve">What Course Materials Will I Need?</w:t>
-      </w:r>
-    </w:p>
-    <w:p>
-      <w:pPr>
-        <w:pStyle w:val="FirstParagraph"/>
-      </w:pPr>
-      <w:r>
-        <w:rPr>
-          <w:iCs/>
-          <w:i/>
         </w:rPr>
         <w:t xml:space="preserve">TL;DR: Chemfolio + your lab manual (Clark Bookstore) + ALEKS (set up automatically in Canvas).</w:t>
       </w:r>
@@ -1780,8 +1660,8 @@
       <w:tblPr>
         <w:tblStyle w:val="Table"/>
         <w:tblW w:type="pct" w:w="5000"/>
+        <w:tblLayout w:type="fixed"/>
         <w:tblLook w:firstRow="1" w:lastRow="0" w:firstColumn="0" w:lastColumn="0" w:noHBand="0" w:noVBand="0" w:val="0020"/>
-        <w:jc w:val="start"/>
       </w:tblPr>
       <w:tblGrid>
         <w:gridCol w:w="3960"/>
@@ -1789,14 +1669,13 @@
       </w:tblGrid>
       <w:tr>
         <w:trPr>
-          <w:tblHeader w:val="true"/>
+          <w:tblHeader w:val="on"/>
         </w:trPr>
         <w:tc>
           <w:tcPr/>
           <w:p>
             <w:pPr>
               <w:pStyle w:val="Compact"/>
-              <w:jc w:val="left"/>
             </w:pPr>
             <w:r>
               <w:t xml:space="preserve">Item</w:t>
@@ -1808,7 +1687,6 @@
           <w:p>
             <w:pPr>
               <w:pStyle w:val="Compact"/>
-              <w:jc w:val="left"/>
             </w:pPr>
             <w:r>
               <w:t xml:space="preserve">Details</w:t>
@@ -1822,12 +1700,11 @@
           <w:p>
             <w:pPr>
               <w:pStyle w:val="Compact"/>
-              <w:jc w:val="left"/>
             </w:pPr>
             <w:r>
               <w:rPr>
+                <w:b/>
                 <w:bCs/>
-                <w:b/>
               </w:rPr>
               <w:t xml:space="preserve">Texts/Other learning materials</w:t>
             </w:r>
@@ -1838,12 +1715,11 @@
           <w:p>
             <w:pPr>
               <w:pStyle w:val="Compact"/>
-              <w:jc w:val="left"/>
             </w:pPr>
             <w:r>
               <w:rPr>
+                <w:b/>
                 <w:bCs/>
-                <w:b/>
               </w:rPr>
               <w:t xml:space="preserve">Chemfolio</w:t>
             </w:r>
@@ -1858,15 +1734,15 @@
             </w:r>
             <w:r>
               <w:rPr>
+                <w:i/>
                 <w:iCs/>
-                <w:i/>
               </w:rPr>
               <w:t xml:space="preserve">($19.50, edition/ISBN TBD)</w:t>
             </w:r>
             <w:r>
               <w:rPr>
+                <w:b/>
                 <w:bCs/>
-                <w:b/>
               </w:rPr>
               <w:t xml:space="preserve">CHEM&amp;131 Lab Manual</w:t>
             </w:r>
@@ -1881,15 +1757,15 @@
             </w:r>
             <w:r>
               <w:rPr>
+                <w:i/>
                 <w:iCs/>
-                <w:i/>
               </w:rPr>
               <w:t xml:space="preserve">(~$16.70, edition/ISBN TBD)</w:t>
             </w:r>
             <w:r>
               <w:rPr>
+                <w:b/>
                 <w:bCs/>
-                <w:b/>
               </w:rPr>
               <w:t xml:space="preserve">Composition Notebook</w:t>
             </w:r>
@@ -1898,8 +1774,8 @@
             </w:r>
             <w:r>
               <w:rPr>
+                <w:b/>
                 <w:bCs/>
-                <w:b/>
               </w:rPr>
               <w:t xml:space="preserve">Scientific or Graphing Calculator</w:t>
             </w:r>
@@ -1911,8 +1787,8 @@
             </w:r>
             <w:r>
               <w:rPr>
+                <w:b/>
                 <w:bCs/>
-                <w:b/>
               </w:rPr>
               <w:t xml:space="preserve">ALEKS</w:t>
             </w:r>
@@ -1931,12 +1807,11 @@
           <w:p>
             <w:pPr>
               <w:pStyle w:val="Compact"/>
-              <w:jc w:val="left"/>
             </w:pPr>
             <w:r>
               <w:rPr>
+                <w:b/>
                 <w:bCs/>
-                <w:b/>
               </w:rPr>
               <w:t xml:space="preserve">Companion Web Site</w:t>
             </w:r>
@@ -1947,7 +1822,6 @@
           <w:p>
             <w:pPr>
               <w:pStyle w:val="Compact"/>
-              <w:jc w:val="left"/>
             </w:pPr>
             <w:r>
               <w:t xml:space="preserve">ALEKS (aleks.com), accessed through Canvas</w:t>
@@ -1961,12 +1835,11 @@
           <w:p>
             <w:pPr>
               <w:pStyle w:val="Compact"/>
-              <w:jc w:val="left"/>
             </w:pPr>
             <w:r>
               <w:rPr>
+                <w:b/>
                 <w:bCs/>
-                <w:b/>
               </w:rPr>
               <w:t xml:space="preserve">Software</w:t>
             </w:r>
@@ -1977,7 +1850,6 @@
           <w:p>
             <w:pPr>
               <w:pStyle w:val="Compact"/>
-              <w:jc w:val="left"/>
             </w:pPr>
             <w:r>
               <w:t xml:space="preserve">Microsoft Office (primarily Word and Excel) — accessible right inside Canvas through the Microsoft Education integration, using your free Clark student Office 365 account.</w:t>
@@ -1991,12 +1863,11 @@
           <w:p>
             <w:pPr>
               <w:pStyle w:val="Compact"/>
-              <w:jc w:val="left"/>
             </w:pPr>
             <w:r>
               <w:rPr>
+                <w:b/>
                 <w:bCs/>
-                <w:b/>
               </w:rPr>
               <w:t xml:space="preserve">Electronic Resources</w:t>
             </w:r>
@@ -2007,7 +1878,6 @@
           <w:p>
             <w:pPr>
               <w:pStyle w:val="Compact"/>
-              <w:jc w:val="left"/>
             </w:pPr>
             <w:r>
               <w:t xml:space="preserve">Canvas Learning Management System. You’ll need to scan and upload multi-page PDF files to Canvas — Microsoft OneDrive or Adobe Scan are recommended.</w:t>
@@ -2024,12 +1894,11 @@
           <w:p>
             <w:pPr>
               <w:pStyle w:val="Compact"/>
-              <w:jc w:val="left"/>
             </w:pPr>
             <w:r>
               <w:rPr>
+                <w:b/>
                 <w:bCs/>
-                <w:b/>
               </w:rPr>
               <w:t xml:space="preserve">Privacy &amp; accessibility for course tools and materials</w:t>
             </w:r>
@@ -2040,7 +1909,6 @@
           <w:p>
             <w:pPr>
               <w:pStyle w:val="Compact"/>
-              <w:jc w:val="left"/>
             </w:pPr>
             <w:r>
               <w:t xml:space="preserve">See Clark’s</w:t>
@@ -2048,7 +1916,7 @@
             <w:r>
               <w:t xml:space="preserve"> </w:t>
             </w:r>
-            <w:hyperlink r:id="rId35">
+            <w:hyperlink r:id="rId24">
               <w:r>
                 <w:rPr>
                   <w:rStyle w:val="Hyperlink"/>
@@ -2071,12 +1939,11 @@
           <w:p>
             <w:pPr>
               <w:pStyle w:val="Compact"/>
-              <w:jc w:val="left"/>
             </w:pPr>
             <w:r>
               <w:rPr>
+                <w:b/>
                 <w:bCs/>
-                <w:b/>
               </w:rPr>
               <w:t xml:space="preserve">Where to find necessary materials</w:t>
             </w:r>
@@ -2087,7 +1954,6 @@
           <w:p>
             <w:pPr>
               <w:pStyle w:val="Compact"/>
-              <w:jc w:val="left"/>
             </w:pPr>
             <w:r>
               <w:t xml:space="preserve">Chemfolio and your lab manual:</w:t>
@@ -2095,7 +1961,7 @@
             <w:r>
               <w:t xml:space="preserve"> </w:t>
             </w:r>
-            <w:hyperlink r:id="rId36">
+            <w:hyperlink r:id="rId25">
               <w:r>
                 <w:rPr>
                   <w:rStyle w:val="Hyperlink"/>
@@ -2113,8 +1979,8 @@
         </w:tc>
       </w:tr>
     </w:tbl>
-    <w:bookmarkEnd w:id="37"/>
-    <w:bookmarkStart w:id="43" w:name="what-are-the-course-agreements"/>
+    <w:bookmarkEnd w:id="26"/>
+    <w:bookmarkStart w:id="32" w:name="what-are-the-course-agreements"/>
     <w:p>
       <w:pPr>
         <w:pStyle w:val="Heading1"/>
@@ -2129,13 +1995,13 @@
       </w:pPr>
       <w:r>
         <w:rPr>
+          <w:i/>
           <w:iCs/>
-          <w:i/>
         </w:rPr>
         <w:t xml:space="preserve">TL;DR: Message me in Canvas Inbox, cite anything that isn’t yours, never use AI to create anything you submit, and show up ready to work.</w:t>
       </w:r>
     </w:p>
-    <w:bookmarkStart w:id="38" w:name="communication"/>
+    <w:bookmarkStart w:id="27" w:name="communication"/>
     <w:p>
       <w:pPr>
         <w:pStyle w:val="Heading2"/>
@@ -2152,8 +2018,8 @@
         <w:t xml:space="preserve">Canvas Inbox is our channel — for everything. I don’t use email during the term, so if you send a Clark email, expect it to go unanswered; message me through Canvas Inbox instead. I respond within 24 hours on weekdays.</w:t>
       </w:r>
     </w:p>
-    <w:bookmarkEnd w:id="38"/>
-    <w:bookmarkStart w:id="40" w:name="citing-your-sources"/>
+    <w:bookmarkEnd w:id="27"/>
+    <w:bookmarkStart w:id="29" w:name="citing-your-sources"/>
     <w:p>
       <w:pPr>
         <w:pStyle w:val="Heading2"/>
@@ -2188,7 +2054,7 @@
       <w:r>
         <w:t xml:space="preserve"> </w:t>
       </w:r>
-      <w:hyperlink r:id="rId39">
+      <w:hyperlink r:id="rId28">
         <w:r>
           <w:rPr>
             <w:rStyle w:val="Hyperlink"/>
@@ -2203,8 +2069,8 @@
         <w:t xml:space="preserve">to learn about what plagiarism is and how to avoid it. It has a tutorial, tips, and style guides for citations. Ask us for help on this - it’s freely given!</w:t>
       </w:r>
     </w:p>
-    <w:bookmarkEnd w:id="40"/>
-    <w:bookmarkStart w:id="41" w:name="X557e592dac108a6d1044d97136f1b079f25201c"/>
+    <w:bookmarkEnd w:id="29"/>
+    <w:bookmarkStart w:id="30" w:name="X557e592dac108a6d1044d97136f1b079f25201c"/>
     <w:p>
       <w:pPr>
         <w:pStyle w:val="Heading2"/>
@@ -2219,8 +2085,8 @@
       </w:pPr>
       <w:r>
         <w:rPr>
+          <w:i/>
           <w:iCs/>
-          <w:i/>
         </w:rPr>
         <w:t xml:space="preserve">TL;DR: No AI-generated content anywhere, in anything you submit — discussions, labs, ALEKS, quizzes, the Final Project. No exceptions, no declaring your way around it. Any AI use in a submission earns 20% on that assignment — a failing score — with repeated or more serious violations dropping to zero.</w:t>
       </w:r>
@@ -2231,8 +2097,8 @@
       </w:pPr>
       <w:r>
         <w:rPr>
+          <w:b/>
           <w:bCs/>
-          <w:b/>
         </w:rPr>
         <w:t xml:space="preserve">Writing is integral to thinking. It is also hard.</w:t>
       </w:r>
@@ -2246,13 +2112,7 @@
         <w:t xml:space="preserve"> </w:t>
       </w:r>
       <w:r>
-        <w:t xml:space="preserve">“</w:t>
-      </w:r>
-      <w:r>
-        <w:t xml:space="preserve">brainstormed</w:t>
-      </w:r>
-      <w:r>
-        <w:t xml:space="preserve">”</w:t>
+        <w:t xml:space="preserve">“brainstormed”</w:t>
       </w:r>
       <w:r>
         <w:t xml:space="preserve"> </w:t>
@@ -2265,8 +2125,8 @@
       </w:r>
       <w:r>
         <w:rPr>
+          <w:b/>
           <w:bCs/>
-          <w:b/>
         </w:rPr>
         <w:t xml:space="preserve">Assignments with AI-generated or AI-edited content earn 20% — a failing score. Repeated or more serious violations may result in a zero on that assignment.</w:t>
       </w:r>
@@ -2285,139 +2145,139 @@
       </w:pPr>
       <w:r>
         <w:rPr>
+          <w:b/>
           <w:bCs/>
-          <w:b/>
         </w:rPr>
         <w:t xml:space="preserve">We need honest folks in healthcare occupations. Here’s how to avoid cheating:</w:t>
       </w:r>
     </w:p>
     <w:p>
       <w:pPr>
+        <w:pStyle w:val="Compact"/>
         <w:numPr>
           <w:ilvl w:val="0"/>
           <w:numId w:val="1002"/>
         </w:numPr>
-        <w:pStyle w:val="Compact"/>
       </w:pPr>
       <w:r>
         <w:rPr>
+          <w:b/>
           <w:bCs/>
-          <w:b/>
         </w:rPr>
         <w:t xml:space="preserve">Document ALL your work offline in Microsoft Word in your OneDrive (see Canvas).</w:t>
       </w:r>
     </w:p>
     <w:p>
       <w:pPr>
+        <w:pStyle w:val="Compact"/>
         <w:numPr>
           <w:ilvl w:val="0"/>
           <w:numId w:val="1002"/>
         </w:numPr>
-        <w:pStyle w:val="Compact"/>
       </w:pPr>
       <w:r>
         <w:rPr>
+          <w:b/>
           <w:bCs/>
-          <w:b/>
         </w:rPr>
         <w:t xml:space="preserve">Appropriate use of AI for any assignment in this class:</w:t>
       </w:r>
     </w:p>
     <w:p>
       <w:pPr>
+        <w:pStyle w:val="Compact"/>
         <w:numPr>
           <w:ilvl w:val="1"/>
           <w:numId w:val="1003"/>
         </w:numPr>
+      </w:pPr>
+      <w:r>
+        <w:t xml:space="preserve">You are free to use spell check, grammar check, and synonym identification tools in applications (e.g., those in Microsoft Word, Google Docs, Pages, or Canvas).</w:t>
+      </w:r>
+    </w:p>
+    <w:p>
+      <w:pPr>
         <w:pStyle w:val="Compact"/>
-      </w:pPr>
-      <w:r>
-        <w:t xml:space="preserve">You are free to use spell check, grammar check, and synonym identification tools in applications (e.g., those in Microsoft Word, Google Docs, Pages, or Canvas).</w:t>
-      </w:r>
-    </w:p>
-    <w:p>
-      <w:pPr>
         <w:numPr>
           <w:ilvl w:val="1"/>
           <w:numId w:val="1003"/>
         </w:numPr>
+      </w:pPr>
+      <w:r>
+        <w:t xml:space="preserve">You are free to use in-app recommendations when it comes to spelling and grammar of only sentences you have written entirely yourself first.</w:t>
+      </w:r>
+    </w:p>
+    <w:p>
+      <w:pPr>
         <w:pStyle w:val="Compact"/>
-      </w:pPr>
-      <w:r>
-        <w:t xml:space="preserve">You are free to use in-app recommendations when it comes to spelling and grammar of only sentences you have written entirely yourself first.</w:t>
-      </w:r>
-    </w:p>
-    <w:p>
-      <w:pPr>
         <w:numPr>
           <w:ilvl w:val="1"/>
           <w:numId w:val="1003"/>
         </w:numPr>
+      </w:pPr>
+      <w:r>
+        <w:t xml:space="preserve">You are free to use in-app recommendations when it comes to tweaking outlines you have written entirely yourself first.</w:t>
+      </w:r>
+    </w:p>
+    <w:p>
+      <w:pPr>
         <w:pStyle w:val="Compact"/>
-      </w:pPr>
-      <w:r>
-        <w:t xml:space="preserve">You are free to use in-app recommendations when it comes to tweaking outlines you have written entirely yourself first.</w:t>
-      </w:r>
-    </w:p>
-    <w:p>
-      <w:pPr>
         <w:numPr>
           <w:ilvl w:val="0"/>
           <w:numId w:val="1002"/>
         </w:numPr>
-        <w:pStyle w:val="Compact"/>
       </w:pPr>
       <w:r>
         <w:rPr>
+          <w:b/>
           <w:bCs/>
-          <w:b/>
         </w:rPr>
         <w:t xml:space="preserve">Inappropriate use of AI for any assignment in this class:</w:t>
       </w:r>
     </w:p>
     <w:p>
       <w:pPr>
+        <w:pStyle w:val="Compact"/>
         <w:numPr>
           <w:ilvl w:val="1"/>
           <w:numId w:val="1004"/>
         </w:numPr>
+      </w:pPr>
+      <w:r>
+        <w:t xml:space="preserve">You cannot have an app write a draft (either rough or final) or brainstorm any assignment.</w:t>
+      </w:r>
+    </w:p>
+    <w:p>
+      <w:pPr>
         <w:pStyle w:val="Compact"/>
-      </w:pPr>
-      <w:r>
-        <w:t xml:space="preserve">You cannot have an app write a draft (either rough or final) or brainstorm any assignment.</w:t>
-      </w:r>
-    </w:p>
-    <w:p>
-      <w:pPr>
         <w:numPr>
           <w:ilvl w:val="1"/>
           <w:numId w:val="1004"/>
         </w:numPr>
+      </w:pPr>
+      <w:r>
+        <w:t xml:space="preserve">You cannot use any content generated from prompts given to you in assignments.</w:t>
+      </w:r>
+    </w:p>
+    <w:p>
+      <w:pPr>
         <w:pStyle w:val="Compact"/>
-      </w:pPr>
-      <w:r>
-        <w:t xml:space="preserve">You cannot use any content generated from prompts given to you in assignments.</w:t>
-      </w:r>
-    </w:p>
-    <w:p>
-      <w:pPr>
         <w:numPr>
           <w:ilvl w:val="1"/>
           <w:numId w:val="1004"/>
         </w:numPr>
+      </w:pPr>
+      <w:r>
+        <w:t xml:space="preserve">You cannot use sentences or paragraphs suggested by an app — not even with quotation marks and a citation.</w:t>
+      </w:r>
+    </w:p>
+    <w:p>
+      <w:pPr>
         <w:pStyle w:val="Compact"/>
-      </w:pPr>
-      <w:r>
-        <w:t xml:space="preserve">You cannot use sentences or paragraphs suggested by an app — not even with quotation marks and a citation.</w:t>
-      </w:r>
-    </w:p>
-    <w:p>
-      <w:pPr>
         <w:numPr>
           <w:ilvl w:val="1"/>
           <w:numId w:val="1004"/>
         </w:numPr>
-        <w:pStyle w:val="Compact"/>
       </w:pPr>
       <w:r>
         <w:t xml:space="preserve">You cannot have an app reply to your classmates or provide their words to an AI tool.</w:t>
@@ -2427,19 +2287,19 @@
       </w:r>
       <w:r>
         <w:rPr>
+          <w:b/>
           <w:bCs/>
-          <w:b/>
         </w:rPr>
         <w:t xml:space="preserve">This is a violation of your classmates’ privacy as a student at Clark.</w:t>
       </w:r>
     </w:p>
     <w:p>
       <w:pPr>
+        <w:pStyle w:val="Compact"/>
         <w:numPr>
           <w:ilvl w:val="1"/>
           <w:numId w:val="1004"/>
         </w:numPr>
-        <w:pStyle w:val="Compact"/>
       </w:pPr>
       <w:r>
         <w:t xml:space="preserve">You cannot give any AI tool the learning materials and assignments from this class.</w:t>
@@ -2449,24 +2309,24 @@
       </w:r>
       <w:r>
         <w:rPr>
+          <w:b/>
           <w:bCs/>
-          <w:b/>
         </w:rPr>
         <w:t xml:space="preserve">This is a violation of my privacy, as these materials were made by us.</w:t>
       </w:r>
     </w:p>
     <w:p>
       <w:pPr>
+        <w:pStyle w:val="Compact"/>
         <w:numPr>
           <w:ilvl w:val="0"/>
           <w:numId w:val="1002"/>
         </w:numPr>
-        <w:pStyle w:val="Compact"/>
       </w:pPr>
       <w:r>
         <w:rPr>
+          <w:b/>
           <w:bCs/>
-          <w:b/>
         </w:rPr>
         <w:t xml:space="preserve">Evidence of inappropriate AI use will be grounds for submission of an Academic Dishonesty report to the College, along with course sanctions at my discretion.</w:t>
       </w:r>
@@ -2477,8 +2337,8 @@
       </w:pPr>
       <w:r>
         <w:rPr>
+          <w:b/>
           <w:bCs/>
-          <w:b/>
         </w:rPr>
         <w:t xml:space="preserve">Dr. B’s Note:</w:t>
       </w:r>
@@ -2487,14 +2347,14 @@
       </w:r>
       <w:r>
         <w:rPr>
+          <w:i/>
           <w:iCs/>
-          <w:i/>
         </w:rPr>
         <w:t xml:space="preserve">You’re entering health careers where accuracy and integrity matter. This policy isn’t about distrust — it’s about protecting your own growth as a thinker, which is the actual skill you’re here to build.</w:t>
       </w:r>
     </w:p>
-    <w:bookmarkEnd w:id="41"/>
-    <w:bookmarkStart w:id="42" w:name="classroom-norms"/>
+    <w:bookmarkEnd w:id="30"/>
+    <w:bookmarkStart w:id="31" w:name="classroom-norms"/>
     <w:p>
       <w:pPr>
         <w:pStyle w:val="Heading2"/>
@@ -2521,211 +2381,211 @@
     </w:p>
     <w:p>
       <w:pPr>
+        <w:pStyle w:val="Compact"/>
         <w:numPr>
           <w:ilvl w:val="0"/>
           <w:numId w:val="1005"/>
         </w:numPr>
+      </w:pPr>
+      <w:r>
+        <w:t xml:space="preserve">Be Kind, Patient, Understanding</w:t>
+      </w:r>
+    </w:p>
+    <w:p>
+      <w:pPr>
         <w:pStyle w:val="Compact"/>
-      </w:pPr>
-      <w:r>
-        <w:t xml:space="preserve">Be Kind, Patient, Understanding</w:t>
-      </w:r>
-    </w:p>
-    <w:p>
-      <w:pPr>
         <w:numPr>
           <w:ilvl w:val="0"/>
           <w:numId w:val="1005"/>
         </w:numPr>
+      </w:pPr>
+      <w:r>
+        <w:t xml:space="preserve">Create a brave learning space</w:t>
+      </w:r>
+    </w:p>
+    <w:p>
+      <w:pPr>
         <w:pStyle w:val="Compact"/>
-      </w:pPr>
-      <w:r>
-        <w:t xml:space="preserve">Create a brave learning space</w:t>
-      </w:r>
-    </w:p>
-    <w:p>
-      <w:pPr>
         <w:numPr>
           <w:ilvl w:val="0"/>
           <w:numId w:val="1005"/>
         </w:numPr>
+      </w:pPr>
+      <w:r>
+        <w:t xml:space="preserve">Learning can be tough, discomfort is welcome</w:t>
+      </w:r>
+    </w:p>
+    <w:p>
+      <w:pPr>
         <w:pStyle w:val="Compact"/>
-      </w:pPr>
-      <w:r>
-        <w:t xml:space="preserve">Learning can be tough, discomfort is welcome</w:t>
-      </w:r>
-    </w:p>
-    <w:p>
-      <w:pPr>
         <w:numPr>
           <w:ilvl w:val="0"/>
           <w:numId w:val="1005"/>
         </w:numPr>
+      </w:pPr>
+      <w:r>
+        <w:t xml:space="preserve">Practice graceful learning</w:t>
+      </w:r>
+    </w:p>
+    <w:p>
+      <w:pPr>
         <w:pStyle w:val="Compact"/>
-      </w:pPr>
-      <w:r>
-        <w:t xml:space="preserve">Practice graceful learning</w:t>
-      </w:r>
-    </w:p>
-    <w:p>
-      <w:pPr>
         <w:numPr>
           <w:ilvl w:val="0"/>
           <w:numId w:val="1005"/>
         </w:numPr>
+      </w:pPr>
+      <w:r>
+        <w:t xml:space="preserve">Respect each other’s perspectives</w:t>
+      </w:r>
+    </w:p>
+    <w:p>
+      <w:pPr>
         <w:pStyle w:val="Compact"/>
-      </w:pPr>
-      <w:r>
-        <w:t xml:space="preserve">Respect each other’s perspectives</w:t>
-      </w:r>
-    </w:p>
-    <w:p>
-      <w:pPr>
         <w:numPr>
           <w:ilvl w:val="0"/>
           <w:numId w:val="1005"/>
         </w:numPr>
+      </w:pPr>
+      <w:r>
+        <w:t xml:space="preserve">Make space, take space</w:t>
+      </w:r>
+    </w:p>
+    <w:p>
+      <w:pPr>
         <w:pStyle w:val="Compact"/>
-      </w:pPr>
-      <w:r>
-        <w:t xml:space="preserve">Make space, take space</w:t>
-      </w:r>
-    </w:p>
-    <w:p>
-      <w:pPr>
         <w:numPr>
           <w:ilvl w:val="0"/>
           <w:numId w:val="1005"/>
         </w:numPr>
+      </w:pPr>
+      <w:r>
+        <w:t xml:space="preserve">Include others in the conversation</w:t>
+      </w:r>
+    </w:p>
+    <w:p>
+      <w:pPr>
         <w:pStyle w:val="Compact"/>
-      </w:pPr>
-      <w:r>
-        <w:t xml:space="preserve">Include others in the conversation</w:t>
-      </w:r>
-    </w:p>
-    <w:p>
-      <w:pPr>
         <w:numPr>
           <w:ilvl w:val="0"/>
           <w:numId w:val="1005"/>
         </w:numPr>
+      </w:pPr>
+      <w:r>
+        <w:t xml:space="preserve">Stay present, but take breaks when you need them</w:t>
+      </w:r>
+    </w:p>
+    <w:p>
+      <w:pPr>
         <w:pStyle w:val="Compact"/>
-      </w:pPr>
-      <w:r>
-        <w:t xml:space="preserve">Stay present, but take breaks when you need them</w:t>
-      </w:r>
-    </w:p>
-    <w:p>
-      <w:pPr>
         <w:numPr>
           <w:ilvl w:val="0"/>
           <w:numId w:val="1005"/>
         </w:numPr>
+      </w:pPr>
+      <w:r>
+        <w:t xml:space="preserve">Listen to understand, not speak next</w:t>
+      </w:r>
+    </w:p>
+    <w:p>
+      <w:pPr>
         <w:pStyle w:val="Compact"/>
-      </w:pPr>
-      <w:r>
-        <w:t xml:space="preserve">Listen to understand, not speak next</w:t>
-      </w:r>
-    </w:p>
-    <w:p>
-      <w:pPr>
         <w:numPr>
           <w:ilvl w:val="0"/>
           <w:numId w:val="1005"/>
         </w:numPr>
+      </w:pPr>
+      <w:r>
+        <w:t xml:space="preserve">Stories told here stay here, knowledge leaves</w:t>
+      </w:r>
+    </w:p>
+    <w:p>
+      <w:pPr>
         <w:pStyle w:val="Compact"/>
-      </w:pPr>
-      <w:r>
-        <w:t xml:space="preserve">Stories told here stay here, knowledge leaves</w:t>
-      </w:r>
-    </w:p>
-    <w:p>
-      <w:pPr>
         <w:numPr>
           <w:ilvl w:val="0"/>
           <w:numId w:val="1005"/>
         </w:numPr>
+      </w:pPr>
+      <w:r>
+        <w:t xml:space="preserve">Accept reasonable boundaries and non-closure</w:t>
+      </w:r>
+    </w:p>
+    <w:p>
+      <w:pPr>
         <w:pStyle w:val="Compact"/>
-      </w:pPr>
-      <w:r>
-        <w:t xml:space="preserve">Accept reasonable boundaries and non-closure</w:t>
-      </w:r>
-    </w:p>
-    <w:p>
-      <w:pPr>
         <w:numPr>
           <w:ilvl w:val="0"/>
           <w:numId w:val="1005"/>
         </w:numPr>
+      </w:pPr>
+      <w:r>
+        <w:t xml:space="preserve">If someone is struggling, offer to help</w:t>
+      </w:r>
+    </w:p>
+    <w:p>
+      <w:pPr>
         <w:pStyle w:val="Compact"/>
-      </w:pPr>
-      <w:r>
-        <w:t xml:space="preserve">If someone is struggling, offer to help</w:t>
-      </w:r>
-    </w:p>
-    <w:p>
-      <w:pPr>
         <w:numPr>
           <w:ilvl w:val="0"/>
           <w:numId w:val="1005"/>
         </w:numPr>
+      </w:pPr>
+      <w:r>
+        <w:t xml:space="preserve">If you are struggling, seek help</w:t>
+      </w:r>
+    </w:p>
+    <w:p>
+      <w:pPr>
+        <w:pStyle w:val="FirstParagraph"/>
+      </w:pPr>
+      <w:r>
+        <w:t xml:space="preserve">Alongside that spirit, a few practical expectations:</w:t>
+      </w:r>
+    </w:p>
+    <w:p>
+      <w:pPr>
         <w:pStyle w:val="Compact"/>
-      </w:pPr>
-      <w:r>
-        <w:t xml:space="preserve">If you are struggling, seek help</w:t>
-      </w:r>
-    </w:p>
-    <w:p>
-      <w:pPr>
-        <w:pStyle w:val="FirstParagraph"/>
-      </w:pPr>
-      <w:r>
-        <w:t xml:space="preserve">Alongside that spirit, a few practical expectations:</w:t>
-      </w:r>
-    </w:p>
-    <w:p>
-      <w:pPr>
         <w:numPr>
           <w:ilvl w:val="0"/>
           <w:numId w:val="1006"/>
         </w:numPr>
+      </w:pPr>
+      <w:r>
+        <w:t xml:space="preserve">Complete each week’s assignments — discussions, labs, ALEKS — by the posted due date.</w:t>
+      </w:r>
+    </w:p>
+    <w:p>
+      <w:pPr>
         <w:pStyle w:val="Compact"/>
-      </w:pPr>
-      <w:r>
-        <w:t xml:space="preserve">Complete each week’s assignments — discussions, labs, ALEKS — by the posted due date.</w:t>
-      </w:r>
-    </w:p>
-    <w:p>
-      <w:pPr>
         <w:numPr>
           <w:ilvl w:val="0"/>
           <w:numId w:val="1006"/>
         </w:numPr>
+      </w:pPr>
+      <w:r>
+        <w:t xml:space="preserve">Attend your scheduled labs (both) every week; all lab hours are required to pass the course — see the Lab Requirement section below for exactly what that means.</w:t>
+      </w:r>
+    </w:p>
+    <w:p>
+      <w:pPr>
         <w:pStyle w:val="Compact"/>
-      </w:pPr>
-      <w:r>
-        <w:t xml:space="preserve">Attend your scheduled labs (both) every week; all lab hours are required to pass the course — see the Lab Requirement section below for exactly what that means.</w:t>
-      </w:r>
-    </w:p>
-    <w:p>
-      <w:pPr>
         <w:numPr>
           <w:ilvl w:val="0"/>
           <w:numId w:val="1006"/>
         </w:numPr>
+      </w:pPr>
+      <w:r>
+        <w:t xml:space="preserve">Be a courteous member of the team and don’t get in the way of anyone else’s learning: post and reply before the due dates, not hours or minutes before.</w:t>
+      </w:r>
+    </w:p>
+    <w:p>
+      <w:pPr>
         <w:pStyle w:val="Compact"/>
-      </w:pPr>
-      <w:r>
-        <w:t xml:space="preserve">Be a courteous member of the team and don’t get in the way of anyone else’s learning: post and reply before the due dates, not hours or minutes before.</w:t>
-      </w:r>
-    </w:p>
-    <w:p>
-      <w:pPr>
         <w:numPr>
           <w:ilvl w:val="0"/>
           <w:numId w:val="1006"/>
         </w:numPr>
-        <w:pStyle w:val="Compact"/>
       </w:pPr>
       <w:r>
         <w:t xml:space="preserve">Tell me as early as you can about anything affecting your ability to take part fully.</w:t>
@@ -2737,45 +2597,31 @@
       </w:pPr>
       <w:r>
         <w:rPr>
+          <w:i/>
           <w:iCs/>
+        </w:rPr>
+        <w:t xml:space="preserve">“How you do anything is how you do everything.”</w:t>
+      </w:r>
+    </w:p>
+    <w:bookmarkEnd w:id="31"/>
+    <w:bookmarkEnd w:id="32"/>
+    <w:bookmarkStart w:id="33" w:name="X762e0c562ca86535819c7c15adbe8dbe270c6b6"/>
+    <w:p>
+      <w:pPr>
+        <w:pStyle w:val="Heading1"/>
+      </w:pPr>
+      <w:r>
+        <w:t xml:space="preserve">What Are the Learning Goals in This Course?</w:t>
+      </w:r>
+    </w:p>
+    <w:p>
+      <w:pPr>
+        <w:pStyle w:val="FirstParagraph"/>
+      </w:pPr>
+      <w:r>
+        <w:rPr>
           <w:i/>
-        </w:rPr>
-        <w:t xml:space="preserve">“</w:t>
-      </w:r>
-      <w:r>
-        <w:rPr>
           <w:iCs/>
-          <w:i/>
-        </w:rPr>
-        <w:t xml:space="preserve">How you do anything is how you do everything.</w:t>
-      </w:r>
-      <w:r>
-        <w:rPr>
-          <w:iCs/>
-          <w:i/>
-        </w:rPr>
-        <w:t xml:space="preserve">”</w:t>
-      </w:r>
-    </w:p>
-    <w:bookmarkEnd w:id="42"/>
-    <w:bookmarkEnd w:id="43"/>
-    <w:bookmarkStart w:id="44" w:name="X762e0c562ca86535819c7c15adbe8dbe270c6b6"/>
-    <w:p>
-      <w:pPr>
-        <w:pStyle w:val="Heading1"/>
-      </w:pPr>
-      <w:r>
-        <w:t xml:space="preserve">What Are the Learning Goals in This Course?</w:t>
-      </w:r>
-    </w:p>
-    <w:p>
-      <w:pPr>
-        <w:pStyle w:val="FirstParagraph"/>
-      </w:pPr>
-      <w:r>
-        <w:rPr>
-          <w:iCs/>
-          <w:i/>
         </w:rPr>
         <w:t xml:space="preserve">TL;DR: By the end, you can apply organic and biochemistry reasoning to real health-career problems — and these skills tie directly to Clark’s General Education Competencies.</w:t>
       </w:r>
@@ -2790,16 +2636,16 @@
     </w:p>
     <w:p>
       <w:pPr>
+        <w:pStyle w:val="Compact"/>
         <w:numPr>
           <w:ilvl w:val="0"/>
           <w:numId w:val="1007"/>
         </w:numPr>
-        <w:pStyle w:val="Compact"/>
       </w:pPr>
       <w:r>
         <w:rPr>
+          <w:b/>
           <w:bCs/>
-          <w:b/>
         </w:rPr>
         <w:t xml:space="preserve">Critical Thinking 3</w:t>
       </w:r>
@@ -2812,16 +2658,16 @@
     </w:p>
     <w:p>
       <w:pPr>
+        <w:pStyle w:val="Compact"/>
         <w:numPr>
           <w:ilvl w:val="0"/>
           <w:numId w:val="1007"/>
         </w:numPr>
-        <w:pStyle w:val="Compact"/>
       </w:pPr>
       <w:r>
         <w:rPr>
+          <w:b/>
           <w:bCs/>
-          <w:b/>
         </w:rPr>
         <w:t xml:space="preserve">Critical Thinking 4</w:t>
       </w:r>
@@ -2834,16 +2680,16 @@
     </w:p>
     <w:p>
       <w:pPr>
+        <w:pStyle w:val="Compact"/>
         <w:numPr>
           <w:ilvl w:val="0"/>
           <w:numId w:val="1007"/>
         </w:numPr>
-        <w:pStyle w:val="Compact"/>
       </w:pPr>
       <w:r>
         <w:rPr>
+          <w:b/>
           <w:bCs/>
-          <w:b/>
         </w:rPr>
         <w:t xml:space="preserve">Problem-Solving 1</w:t>
       </w:r>
@@ -2856,16 +2702,16 @@
     </w:p>
     <w:p>
       <w:pPr>
+        <w:pStyle w:val="Compact"/>
         <w:numPr>
           <w:ilvl w:val="0"/>
           <w:numId w:val="1007"/>
         </w:numPr>
-        <w:pStyle w:val="Compact"/>
       </w:pPr>
       <w:r>
         <w:rPr>
+          <w:b/>
           <w:bCs/>
-          <w:b/>
         </w:rPr>
         <w:t xml:space="preserve">Communication 3</w:t>
       </w:r>
@@ -2878,16 +2724,16 @@
     </w:p>
     <w:p>
       <w:pPr>
+        <w:pStyle w:val="Compact"/>
         <w:numPr>
           <w:ilvl w:val="0"/>
           <w:numId w:val="1007"/>
         </w:numPr>
-        <w:pStyle w:val="Compact"/>
       </w:pPr>
       <w:r>
         <w:rPr>
+          <w:b/>
           <w:bCs/>
-          <w:b/>
         </w:rPr>
         <w:t xml:space="preserve">Civic &amp; Global Consciousness 1</w:t>
       </w:r>
@@ -2900,16 +2746,16 @@
     </w:p>
     <w:p>
       <w:pPr>
+        <w:pStyle w:val="Compact"/>
         <w:numPr>
           <w:ilvl w:val="0"/>
           <w:numId w:val="1007"/>
         </w:numPr>
-        <w:pStyle w:val="Compact"/>
       </w:pPr>
       <w:r>
         <w:rPr>
+          <w:b/>
           <w:bCs/>
-          <w:b/>
         </w:rPr>
         <w:t xml:space="preserve">Civic &amp; Global Consciousness 3</w:t>
       </w:r>
@@ -2934,24 +2780,24 @@
       </w:pPr>
       <w:r>
         <w:rPr>
+          <w:b/>
           <w:bCs/>
-          <w:b/>
         </w:rPr>
         <w:t xml:space="preserve">Upon successful completion of this course, students will be able to:</w:t>
       </w:r>
     </w:p>
     <w:p>
       <w:pPr>
+        <w:pStyle w:val="Compact"/>
         <w:numPr>
           <w:ilvl w:val="0"/>
           <w:numId w:val="1008"/>
         </w:numPr>
-        <w:pStyle w:val="Compact"/>
       </w:pPr>
       <w:r>
         <w:rPr>
+          <w:b/>
           <w:bCs/>
-          <w:b/>
         </w:rPr>
         <w:t xml:space="preserve">CLO1:</w:t>
       </w:r>
@@ -2964,16 +2810,16 @@
     </w:p>
     <w:p>
       <w:pPr>
+        <w:pStyle w:val="Compact"/>
         <w:numPr>
           <w:ilvl w:val="0"/>
           <w:numId w:val="1008"/>
         </w:numPr>
-        <w:pStyle w:val="Compact"/>
       </w:pPr>
       <w:r>
         <w:rPr>
+          <w:b/>
           <w:bCs/>
-          <w:b/>
         </w:rPr>
         <w:t xml:space="preserve">CLO2:</w:t>
       </w:r>
@@ -2986,16 +2832,16 @@
     </w:p>
     <w:p>
       <w:pPr>
+        <w:pStyle w:val="Compact"/>
         <w:numPr>
           <w:ilvl w:val="0"/>
           <w:numId w:val="1008"/>
         </w:numPr>
-        <w:pStyle w:val="Compact"/>
       </w:pPr>
       <w:r>
         <w:rPr>
+          <w:b/>
           <w:bCs/>
-          <w:b/>
         </w:rPr>
         <w:t xml:space="preserve">CLO3:</w:t>
       </w:r>
@@ -3008,16 +2854,16 @@
     </w:p>
     <w:p>
       <w:pPr>
+        <w:pStyle w:val="Compact"/>
         <w:numPr>
           <w:ilvl w:val="0"/>
           <w:numId w:val="1008"/>
         </w:numPr>
-        <w:pStyle w:val="Compact"/>
       </w:pPr>
       <w:r>
         <w:rPr>
+          <w:b/>
           <w:bCs/>
-          <w:b/>
         </w:rPr>
         <w:t xml:space="preserve">CLO4:</w:t>
       </w:r>
@@ -3040,8 +2886,8 @@
       <w:tblPr>
         <w:tblStyle w:val="Table"/>
         <w:tblW w:type="pct" w:w="5000"/>
+        <w:tblLayout w:type="fixed"/>
         <w:tblLook w:firstRow="1" w:lastRow="0" w:firstColumn="0" w:lastColumn="0" w:noHBand="0" w:noVBand="0" w:val="0020"/>
-        <w:jc w:val="start"/>
       </w:tblPr>
       <w:tblGrid>
         <w:gridCol w:w="3960"/>
@@ -3049,14 +2895,13 @@
       </w:tblGrid>
       <w:tr>
         <w:trPr>
-          <w:tblHeader w:val="true"/>
+          <w:tblHeader w:val="on"/>
         </w:trPr>
         <w:tc>
           <w:tcPr/>
           <w:p>
             <w:pPr>
               <w:pStyle w:val="Compact"/>
-              <w:jc w:val="left"/>
             </w:pPr>
             <w:r>
               <w:t xml:space="preserve">Course Outcomes</w:t>
@@ -3068,7 +2913,6 @@
           <w:p>
             <w:pPr>
               <w:pStyle w:val="Compact"/>
-              <w:jc w:val="left"/>
             </w:pPr>
             <w:r>
               <w:t xml:space="preserve">Assessment of Course Outcomes</w:t>
@@ -3082,7 +2926,6 @@
           <w:p>
             <w:pPr>
               <w:pStyle w:val="Compact"/>
-              <w:jc w:val="left"/>
             </w:pPr>
             <w:r>
               <w:t xml:space="preserve">CLO1</w:t>
@@ -3094,7 +2937,6 @@
           <w:p>
             <w:pPr>
               <w:pStyle w:val="Compact"/>
-              <w:jc w:val="left"/>
             </w:pPr>
             <w:r>
               <w:t xml:space="preserve">ALEKS Problem Sets, 3-2-1 Team Posts, Lab Experiments, OOL Discussions, Final TYC Project</w:t>
@@ -3108,7 +2950,6 @@
           <w:p>
             <w:pPr>
               <w:pStyle w:val="Compact"/>
-              <w:jc w:val="left"/>
             </w:pPr>
             <w:r>
               <w:t xml:space="preserve">CLO2</w:t>
@@ -3120,7 +2961,6 @@
           <w:p>
             <w:pPr>
               <w:pStyle w:val="Compact"/>
-              <w:jc w:val="left"/>
             </w:pPr>
             <w:r>
               <w:t xml:space="preserve">Quizzes, ALEKS Problem Sets, 3-2-1 Team Posts, Lab Experiments, Final TYC Project</w:t>
@@ -3134,7 +2974,6 @@
           <w:p>
             <w:pPr>
               <w:pStyle w:val="Compact"/>
-              <w:jc w:val="left"/>
             </w:pPr>
             <w:r>
               <w:t xml:space="preserve">CLO3</w:t>
@@ -3146,7 +2985,6 @@
           <w:p>
             <w:pPr>
               <w:pStyle w:val="Compact"/>
-              <w:jc w:val="left"/>
             </w:pPr>
             <w:r>
               <w:t xml:space="preserve">Quizzes, ALEKS Problem Sets, 3-2-1 Team Posts, Lab Experiments, Final TYC Project</w:t>
@@ -3160,7 +2998,6 @@
           <w:p>
             <w:pPr>
               <w:pStyle w:val="Compact"/>
-              <w:jc w:val="left"/>
             </w:pPr>
             <w:r>
               <w:t xml:space="preserve">CLO4</w:t>
@@ -3172,7 +3009,6 @@
           <w:p>
             <w:pPr>
               <w:pStyle w:val="Compact"/>
-              <w:jc w:val="left"/>
             </w:pPr>
             <w:r>
               <w:t xml:space="preserve">OOL Discussions, Lab Experiments, Final TYC Project</w:t>
@@ -3181,8 +3017,8 @@
         </w:tc>
       </w:tr>
     </w:tbl>
-    <w:bookmarkEnd w:id="44"/>
-    <w:bookmarkStart w:id="51" w:name="how-will-i-be-graded-and-why"/>
+    <w:bookmarkEnd w:id="33"/>
+    <w:bookmarkStart w:id="40" w:name="how-will-i-be-graded-and-why"/>
     <w:p>
       <w:pPr>
         <w:pStyle w:val="Heading1"/>
@@ -3197,8 +3033,8 @@
       </w:pPr>
       <w:r>
         <w:rPr>
+          <w:i/>
           <w:iCs/>
-          <w:i/>
         </w:rPr>
         <w:t xml:space="preserve">TL;DR: 3-2-1 Team Posts 15% · OOL Discussions 15% · Lab Experiments 25% · Quizzes 20% · ALEKS Problem Sets 15% · Final TYC Project 10%. Here’s why those weights, and the full breakdown.</w:t>
       </w:r>
@@ -3208,22 +3044,10 @@
         <w:pStyle w:val="BodyText"/>
       </w:pPr>
       <w:r>
-        <w:t xml:space="preserve">These weights aren’t arbitrary. Lab Experiments carry the most weight because that’s where the real demonstration of your learning happens — applying what you know, not just recognizing it. Quizzes are the next-largest individual measure of your understanding. 3-2-1 Team Posts and OOL Discussions are lighter individually, but combined (30%) they carry as much weight as Labs. ALEKS Problem Sets support your learning but aren’t proof of understanding on their own, which is why they’re weighted below Labs and Quizzes. The Final TYC Project replaces a comprehensive exam because teaching a concept to someone else is a better test of whether you actually understand it than a timed exam is (e.g. </w:t>
-      </w:r>
-      <w:r>
-        <w:t xml:space="preserve">“</w:t>
-      </w:r>
-      <w:r>
-        <w:t xml:space="preserve">Learn one, do one, teach one.</w:t>
-      </w:r>
-      <w:r>
-        <w:t xml:space="preserve">”</w:t>
-      </w:r>
-      <w:r>
-        <w:t xml:space="preserve">)</w:t>
-      </w:r>
-    </w:p>
-    <w:bookmarkStart w:id="45" w:name="Xdd0719f115f2bfe56e3e892841df085ef5ba506"/>
+        <w:t xml:space="preserve">These weights aren’t arbitrary. Lab Experiments carry the most weight because that’s where the real demonstration of your learning happens — applying what you know, not just recognizing it. Quizzes are the next-largest individual measure of your understanding. 3-2-1 Team Posts and OOL Discussions are lighter individually, but combined (30%) they carry as much weight as Labs. ALEKS Problem Sets support your learning but aren’t proof of understanding on their own, which is why they’re weighted below Labs and Quizzes. The Final TYC Project replaces a comprehensive exam because teaching a concept to someone else is a better test of whether you actually understand it than a timed exam is (e.g. “Learn one, do one, teach one.”)</w:t>
+      </w:r>
+    </w:p>
+    <w:bookmarkStart w:id="34" w:name="Xdd0719f115f2bfe56e3e892841df085ef5ba506"/>
     <w:p>
       <w:pPr>
         <w:pStyle w:val="Heading2"/>
@@ -3236,8 +3060,8 @@
       <w:tblPr>
         <w:tblStyle w:val="Table"/>
         <w:tblW w:type="pct" w:w="5000"/>
+        <w:tblLayout w:type="fixed"/>
         <w:tblLook w:firstRow="1" w:lastRow="0" w:firstColumn="0" w:lastColumn="0" w:noHBand="0" w:noVBand="0" w:val="0020"/>
-        <w:jc w:val="start"/>
       </w:tblPr>
       <w:tblGrid>
         <w:gridCol w:w="2640"/>
@@ -3246,14 +3070,13 @@
       </w:tblGrid>
       <w:tr>
         <w:trPr>
-          <w:tblHeader w:val="true"/>
+          <w:tblHeader w:val="on"/>
         </w:trPr>
         <w:tc>
           <w:tcPr/>
           <w:p>
             <w:pPr>
               <w:pStyle w:val="Compact"/>
-              <w:jc w:val="left"/>
             </w:pPr>
             <w:r>
               <w:t xml:space="preserve">Category</w:t>
@@ -3265,7 +3088,6 @@
           <w:p>
             <w:pPr>
               <w:pStyle w:val="Compact"/>
-              <w:jc w:val="left"/>
             </w:pPr>
             <w:r>
               <w:t xml:space="preserve">Weight</w:t>
@@ -3277,7 +3099,6 @@
           <w:p>
             <w:pPr>
               <w:pStyle w:val="Compact"/>
-              <w:jc w:val="left"/>
             </w:pPr>
             <w:r>
               <w:t xml:space="preserve">What it is</w:t>
@@ -3291,7 +3112,6 @@
           <w:p>
             <w:pPr>
               <w:pStyle w:val="Compact"/>
-              <w:jc w:val="left"/>
             </w:pPr>
             <w:r>
               <w:t xml:space="preserve">3-2-1 Team Posts</w:t>
@@ -3303,7 +3123,6 @@
           <w:p>
             <w:pPr>
               <w:pStyle w:val="Compact"/>
-              <w:jc w:val="left"/>
             </w:pPr>
             <w:r>
               <w:t xml:space="preserve">15%</w:t>
@@ -3315,7 +3134,6 @@
           <w:p>
             <w:pPr>
               <w:pStyle w:val="Compact"/>
-              <w:jc w:val="left"/>
             </w:pPr>
             <w:r>
               <w:t xml:space="preserve">Weekly 3-2-1 Team Discussions — lecture Activities completed and uploaded, plus your engagement with your team</w:t>
@@ -3329,7 +3147,6 @@
           <w:p>
             <w:pPr>
               <w:pStyle w:val="Compact"/>
-              <w:jc w:val="left"/>
             </w:pPr>
             <w:r>
               <w:t xml:space="preserve">OOL Discussions</w:t>
@@ -3341,7 +3158,6 @@
           <w:p>
             <w:pPr>
               <w:pStyle w:val="Compact"/>
-              <w:jc w:val="left"/>
             </w:pPr>
             <w:r>
               <w:t xml:space="preserve">15%</w:t>
@@ -3353,7 +3169,6 @@
           <w:p>
             <w:pPr>
               <w:pStyle w:val="Compact"/>
-              <w:jc w:val="left"/>
             </w:pPr>
             <w:r>
               <w:t xml:space="preserve">Weekly Outside-of-Lecture discussion post and replies</w:t>
@@ -3367,7 +3182,6 @@
           <w:p>
             <w:pPr>
               <w:pStyle w:val="Compact"/>
-              <w:jc w:val="left"/>
             </w:pPr>
             <w:r>
               <w:t xml:space="preserve">Lab Experiments</w:t>
@@ -3379,7 +3193,6 @@
           <w:p>
             <w:pPr>
               <w:pStyle w:val="Compact"/>
-              <w:jc w:val="left"/>
             </w:pPr>
             <w:r>
               <w:t xml:space="preserve">25%</w:t>
@@ -3391,7 +3204,6 @@
           <w:p>
             <w:pPr>
               <w:pStyle w:val="Compact"/>
-              <w:jc w:val="left"/>
             </w:pPr>
             <w:r>
               <w:t xml:space="preserve">Weekly on-campus labs — Background, Methods, Results, Findings, and Conclusions (100 points per lab)</w:t>
@@ -3405,7 +3217,6 @@
           <w:p>
             <w:pPr>
               <w:pStyle w:val="Compact"/>
-              <w:jc w:val="left"/>
             </w:pPr>
             <w:r>
               <w:t xml:space="preserve">Quizzes</w:t>
@@ -3417,7 +3228,6 @@
           <w:p>
             <w:pPr>
               <w:pStyle w:val="Compact"/>
-              <w:jc w:val="left"/>
             </w:pPr>
             <w:r>
               <w:t xml:space="preserve">20%</w:t>
@@ -3429,7 +3239,6 @@
           <w:p>
             <w:pPr>
               <w:pStyle w:val="Compact"/>
-              <w:jc w:val="left"/>
             </w:pPr>
             <w:r>
               <w:t xml:space="preserve">In-person, given during lab (Weeks 4, 6, 8, and 10 — Week 10 carries both Quiz 4 and Quiz 5)</w:t>
@@ -3443,7 +3252,6 @@
           <w:p>
             <w:pPr>
               <w:pStyle w:val="Compact"/>
-              <w:jc w:val="left"/>
             </w:pPr>
             <w:r>
               <w:t xml:space="preserve">ALEKS Problem Sets</w:t>
@@ -3455,7 +3263,6 @@
           <w:p>
             <w:pPr>
               <w:pStyle w:val="Compact"/>
-              <w:jc w:val="left"/>
             </w:pPr>
             <w:r>
               <w:t xml:space="preserve">15%</w:t>
@@ -3467,7 +3274,6 @@
           <w:p>
             <w:pPr>
               <w:pStyle w:val="Compact"/>
-              <w:jc w:val="left"/>
             </w:pPr>
             <w:r>
               <w:t xml:space="preserve">Online adaptive homework for content practice</w:t>
@@ -3481,7 +3287,6 @@
           <w:p>
             <w:pPr>
               <w:pStyle w:val="Compact"/>
-              <w:jc w:val="left"/>
             </w:pPr>
             <w:r>
               <w:t xml:space="preserve">Final TYC Project</w:t>
@@ -3493,7 +3298,6 @@
           <w:p>
             <w:pPr>
               <w:pStyle w:val="Compact"/>
-              <w:jc w:val="left"/>
             </w:pPr>
             <w:r>
               <w:t xml:space="preserve">10%</w:t>
@@ -3505,7 +3309,6 @@
           <w:p>
             <w:pPr>
               <w:pStyle w:val="Compact"/>
-              <w:jc w:val="left"/>
             </w:pPr>
             <w:r>
               <w:t xml:space="preserve">Teach Your Community project — no final exam – details in the TYC Canvas module</w:t>
@@ -3520,8 +3323,8 @@
       </w:pPr>
       <w:r>
         <w:rPr>
+          <w:b/>
           <w:bCs/>
-          <w:b/>
         </w:rPr>
         <w:t xml:space="preserve">You must earn at least 65% in every one of the six grading categories above to pass this course — not just an overall passing average.</w:t>
       </w:r>
@@ -3532,8 +3335,8 @@
         <w:t xml:space="preserve">Falling below 65% in any single category, even with a passing overall grade, means you cannot pass.</w:t>
       </w:r>
     </w:p>
-    <w:bookmarkEnd w:id="45"/>
-    <w:bookmarkStart w:id="46" w:name="about-the-lab-requirement"/>
+    <w:bookmarkEnd w:id="34"/>
+    <w:bookmarkStart w:id="35" w:name="about-the-lab-requirement"/>
     <w:p>
       <w:pPr>
         <w:pStyle w:val="Heading2"/>
@@ -3552,54 +3355,54 @@
     </w:p>
     <w:p>
       <w:pPr>
+        <w:pStyle w:val="Compact"/>
         <w:numPr>
           <w:ilvl w:val="0"/>
           <w:numId w:val="1009"/>
         </w:numPr>
+      </w:pPr>
+      <w:r>
+        <w:t xml:space="preserve">Each lab has five parts, totaling 100 points: Background (10 pts) and Methods (40 pts), Results (20 pts), and Findings (10 pts) and Conclusions (20 pts) — see Weekly Flow above for exactly when each is due.</w:t>
+      </w:r>
+    </w:p>
+    <w:p>
+      <w:pPr>
         <w:pStyle w:val="Compact"/>
-      </w:pPr>
-      <w:r>
-        <w:t xml:space="preserve">Each lab has five parts, totaling 100 points: Background (10 pts) and Methods (40 pts), Results (20 pts), and Findings (10 pts) and Conclusions (20 pts) — see Weekly Flow above for exactly when each is due.</w:t>
-      </w:r>
-    </w:p>
-    <w:p>
-      <w:pPr>
         <w:numPr>
           <w:ilvl w:val="0"/>
           <w:numId w:val="1009"/>
         </w:numPr>
+      </w:pPr>
+      <w:r>
+        <w:t xml:space="preserve">Makeup labs are typically not possible. If you miss one experiment, notify me beforehand to be eligible for make-up data — you’ll take an 11-point deduction for not collecting the data yourself, but can still complete the rest of the lab assignments for up to 89 of the 100 possible points.</w:t>
+      </w:r>
+    </w:p>
+    <w:p>
+      <w:pPr>
         <w:pStyle w:val="Compact"/>
-      </w:pPr>
-      <w:r>
-        <w:t xml:space="preserve">Makeup labs are typically not possible. If you miss one experiment, notify me beforehand to be eligible for make-up data — you’ll take an 11-point deduction for not collecting the data yourself, but can still complete the rest of the lab assignments for up to 89 of the 100 possible points.</w:t>
-      </w:r>
-    </w:p>
-    <w:p>
-      <w:pPr>
         <w:numPr>
           <w:ilvl w:val="0"/>
           <w:numId w:val="1009"/>
         </w:numPr>
+      </w:pPr>
+      <w:r>
+        <w:t xml:space="preserve">If you miss two experiments, the second missed lab is scored zero.</w:t>
+      </w:r>
+    </w:p>
+    <w:p>
+      <w:pPr>
         <w:pStyle w:val="Compact"/>
-      </w:pPr>
-      <w:r>
-        <w:t xml:space="preserve">If you miss two experiments, the second missed lab is scored zero.</w:t>
-      </w:r>
-    </w:p>
-    <w:p>
-      <w:pPr>
         <w:numPr>
           <w:ilvl w:val="0"/>
           <w:numId w:val="1009"/>
         </w:numPr>
-        <w:pStyle w:val="Compact"/>
       </w:pPr>
       <w:r>
         <w:t xml:space="preserve">Missing three weeks of lab, or having two incomplete labs, means you cannot pass the course.</w:t>
       </w:r>
     </w:p>
-    <w:bookmarkEnd w:id="46"/>
-    <w:bookmarkStart w:id="47" w:name="grading-scale"/>
+    <w:bookmarkEnd w:id="35"/>
+    <w:bookmarkStart w:id="36" w:name="grading-scale"/>
     <w:p>
       <w:pPr>
         <w:pStyle w:val="Heading2"/>
@@ -3621,7 +3424,6 @@
         <w:tblStyle w:val="Table"/>
         <w:tblW w:type="auto" w:w="0"/>
         <w:tblLook w:firstRow="1" w:lastRow="0" w:firstColumn="0" w:lastColumn="0" w:noHBand="0" w:noVBand="0" w:val="0020"/>
-        <w:jc w:val="start"/>
       </w:tblPr>
       <w:tblGrid>
         <w:gridCol w:w="1320"/>
@@ -3633,14 +3435,13 @@
       </w:tblGrid>
       <w:tr>
         <w:trPr>
-          <w:tblHeader w:val="true"/>
+          <w:tblHeader w:val="on"/>
         </w:trPr>
         <w:tc>
           <w:tcPr/>
           <w:p>
             <w:pPr>
               <w:pStyle w:val="Compact"/>
-              <w:jc w:val="left"/>
             </w:pPr>
             <w:r>
               <w:t xml:space="preserve">Percent</w:t>
@@ -3652,7 +3453,6 @@
           <w:p>
             <w:pPr>
               <w:pStyle w:val="Compact"/>
-              <w:jc w:val="left"/>
             </w:pPr>
             <w:r>
               <w:t xml:space="preserve">Grade</w:t>
@@ -3664,7 +3464,6 @@
           <w:p>
             <w:pPr>
               <w:pStyle w:val="Compact"/>
-              <w:jc w:val="left"/>
             </w:pPr>
             <w:r>
               <w:t xml:space="preserve">Percent</w:t>
@@ -3676,7 +3475,6 @@
           <w:p>
             <w:pPr>
               <w:pStyle w:val="Compact"/>
-              <w:jc w:val="left"/>
             </w:pPr>
             <w:r>
               <w:t xml:space="preserve">Grade</w:t>
@@ -3688,7 +3486,6 @@
           <w:p>
             <w:pPr>
               <w:pStyle w:val="Compact"/>
-              <w:jc w:val="left"/>
             </w:pPr>
             <w:r>
               <w:t xml:space="preserve">Percent</w:t>
@@ -3700,7 +3497,6 @@
           <w:p>
             <w:pPr>
               <w:pStyle w:val="Compact"/>
-              <w:jc w:val="left"/>
             </w:pPr>
             <w:r>
               <w:t xml:space="preserve">Grade</w:t>
@@ -3714,7 +3510,6 @@
           <w:p>
             <w:pPr>
               <w:pStyle w:val="Compact"/>
-              <w:jc w:val="left"/>
             </w:pPr>
             <w:r>
               <w:t xml:space="preserve">93 up to 100</w:t>
@@ -3726,7 +3521,6 @@
           <w:p>
             <w:pPr>
               <w:pStyle w:val="Compact"/>
-              <w:jc w:val="left"/>
             </w:pPr>
             <w:r>
               <w:t xml:space="preserve">A</w:t>
@@ -3738,7 +3532,6 @@
           <w:p>
             <w:pPr>
               <w:pStyle w:val="Compact"/>
-              <w:jc w:val="left"/>
             </w:pPr>
             <w:r>
               <w:t xml:space="preserve">83 up to 87</w:t>
@@ -3750,7 +3543,6 @@
           <w:p>
             <w:pPr>
               <w:pStyle w:val="Compact"/>
-              <w:jc w:val="left"/>
             </w:pPr>
             <w:r>
               <w:t xml:space="preserve">B</w:t>
@@ -3762,7 +3554,6 @@
           <w:p>
             <w:pPr>
               <w:pStyle w:val="Compact"/>
-              <w:jc w:val="left"/>
             </w:pPr>
             <w:r>
               <w:t xml:space="preserve">73 up to 77</w:t>
@@ -3774,7 +3565,6 @@
           <w:p>
             <w:pPr>
               <w:pStyle w:val="Compact"/>
-              <w:jc w:val="left"/>
             </w:pPr>
             <w:r>
               <w:t xml:space="preserve">C</w:t>
@@ -3788,7 +3578,6 @@
           <w:p>
             <w:pPr>
               <w:pStyle w:val="Compact"/>
-              <w:jc w:val="left"/>
             </w:pPr>
             <w:r>
               <w:t xml:space="preserve">90 up to 93</w:t>
@@ -3800,7 +3589,6 @@
           <w:p>
             <w:pPr>
               <w:pStyle w:val="Compact"/>
-              <w:jc w:val="left"/>
             </w:pPr>
             <w:r>
               <w:t xml:space="preserve">A-</w:t>
@@ -3812,7 +3600,6 @@
           <w:p>
             <w:pPr>
               <w:pStyle w:val="Compact"/>
-              <w:jc w:val="left"/>
             </w:pPr>
             <w:r>
               <w:t xml:space="preserve">80 up to 83</w:t>
@@ -3824,7 +3611,6 @@
           <w:p>
             <w:pPr>
               <w:pStyle w:val="Compact"/>
-              <w:jc w:val="left"/>
             </w:pPr>
             <w:r>
               <w:t xml:space="preserve">B-</w:t>
@@ -3836,7 +3622,6 @@
           <w:p>
             <w:pPr>
               <w:pStyle w:val="Compact"/>
-              <w:jc w:val="left"/>
             </w:pPr>
             <w:r>
               <w:t xml:space="preserve">60 up to 73</w:t>
@@ -3848,7 +3633,6 @@
           <w:p>
             <w:pPr>
               <w:pStyle w:val="Compact"/>
-              <w:jc w:val="left"/>
             </w:pPr>
             <w:r>
               <w:t xml:space="preserve">D</w:t>
@@ -3862,7 +3646,6 @@
           <w:p>
             <w:pPr>
               <w:pStyle w:val="Compact"/>
-              <w:jc w:val="left"/>
             </w:pPr>
             <w:r>
               <w:t xml:space="preserve">87 up to 90</w:t>
@@ -3874,7 +3657,6 @@
           <w:p>
             <w:pPr>
               <w:pStyle w:val="Compact"/>
-              <w:jc w:val="left"/>
             </w:pPr>
             <w:r>
               <w:t xml:space="preserve">B+</w:t>
@@ -3886,7 +3668,6 @@
           <w:p>
             <w:pPr>
               <w:pStyle w:val="Compact"/>
-              <w:jc w:val="left"/>
             </w:pPr>
             <w:r>
               <w:t xml:space="preserve">77 up to 80</w:t>
@@ -3898,7 +3679,6 @@
           <w:p>
             <w:pPr>
               <w:pStyle w:val="Compact"/>
-              <w:jc w:val="left"/>
             </w:pPr>
             <w:r>
               <w:t xml:space="preserve">C+</w:t>
@@ -3910,7 +3690,6 @@
           <w:p>
             <w:pPr>
               <w:pStyle w:val="Compact"/>
-              <w:jc w:val="left"/>
             </w:pPr>
             <w:r>
               <w:t xml:space="preserve">0 up to 60</w:t>
@@ -3922,7 +3701,6 @@
           <w:p>
             <w:pPr>
               <w:pStyle w:val="Compact"/>
-              <w:jc w:val="left"/>
             </w:pPr>
             <w:r>
               <w:t xml:space="preserve">F</w:t>
@@ -3931,8 +3709,8 @@
         </w:tc>
       </w:tr>
     </w:tbl>
-    <w:bookmarkEnd w:id="47"/>
-    <w:bookmarkStart w:id="48" w:name="late-work"/>
+    <w:bookmarkEnd w:id="36"/>
+    <w:bookmarkStart w:id="37" w:name="late-work"/>
     <w:p>
       <w:pPr>
         <w:pStyle w:val="Heading2"/>
@@ -3951,54 +3729,54 @@
     </w:p>
     <w:p>
       <w:pPr>
+        <w:pStyle w:val="Compact"/>
         <w:numPr>
           <w:ilvl w:val="0"/>
           <w:numId w:val="1010"/>
         </w:numPr>
+      </w:pPr>
+      <w:r>
+        <w:t xml:space="preserve">All assignments remain open after the due date, losing 1% per hour until worth zero points (approximately 5 days). Assignments can still be submitted after this, but the score will be zero.</w:t>
+      </w:r>
+    </w:p>
+    <w:p>
+      <w:pPr>
         <w:pStyle w:val="Compact"/>
-      </w:pPr>
-      <w:r>
-        <w:t xml:space="preserve">All assignments remain open after the due date, losing 1% per hour until worth zero points (approximately 5 days). Assignments can still be submitted after this, but the score will be zero.</w:t>
-      </w:r>
-    </w:p>
-    <w:p>
-      <w:pPr>
         <w:numPr>
           <w:ilvl w:val="0"/>
           <w:numId w:val="1010"/>
         </w:numPr>
+      </w:pPr>
+      <w:r>
+        <w:t xml:space="preserve">In-person lab attendance and the Final TYC Project have no grace period.</w:t>
+      </w:r>
+    </w:p>
+    <w:p>
+      <w:pPr>
         <w:pStyle w:val="Compact"/>
-      </w:pPr>
-      <w:r>
-        <w:t xml:space="preserve">In-person lab attendance and the Final TYC Project have no grace period.</w:t>
-      </w:r>
-    </w:p>
-    <w:p>
-      <w:pPr>
         <w:numPr>
           <w:ilvl w:val="0"/>
           <w:numId w:val="1010"/>
         </w:numPr>
+      </w:pPr>
+      <w:r>
+        <w:t xml:space="preserve">No due dates extend beyond the course end date.</w:t>
+      </w:r>
+    </w:p>
+    <w:p>
+      <w:pPr>
         <w:pStyle w:val="Compact"/>
-      </w:pPr>
-      <w:r>
-        <w:t xml:space="preserve">No due dates extend beyond the course end date.</w:t>
-      </w:r>
-    </w:p>
-    <w:p>
-      <w:pPr>
         <w:numPr>
           <w:ilvl w:val="0"/>
           <w:numId w:val="1010"/>
         </w:numPr>
-        <w:pStyle w:val="Compact"/>
       </w:pPr>
       <w:r>
         <w:t xml:space="preserve">If something requiring a prolonged absence occurs, contact me via Canvas Inbox and let’s see what solutions are possible.</w:t>
       </w:r>
     </w:p>
-    <w:bookmarkEnd w:id="48"/>
-    <w:bookmarkStart w:id="49" w:name="feedback"/>
+    <w:bookmarkEnd w:id="37"/>
+    <w:bookmarkStart w:id="38" w:name="feedback"/>
     <w:p>
       <w:pPr>
         <w:pStyle w:val="Heading2"/>
@@ -4015,8 +3793,8 @@
         <w:t xml:space="preserve">Discussions and other work are graded within 48 hours of each due date.</w:t>
       </w:r>
     </w:p>
-    <w:bookmarkEnd w:id="49"/>
-    <w:bookmarkStart w:id="50" w:name="revision"/>
+    <w:bookmarkEnd w:id="38"/>
+    <w:bookmarkStart w:id="39" w:name="revision"/>
     <w:p>
       <w:pPr>
         <w:pStyle w:val="Heading2"/>
@@ -4033,9 +3811,9 @@
         <w:t xml:space="preserve">There is no separate revision or regrade policy at this time — the late-work window above functions as the built-in opportunity to catch up before work is scored.</w:t>
       </w:r>
     </w:p>
-    <w:bookmarkEnd w:id="50"/>
-    <w:bookmarkEnd w:id="51"/>
-    <w:bookmarkStart w:id="83" w:name="Xc43a7a922298ad0f9db64bde08ef36f42168a56"/>
+    <w:bookmarkEnd w:id="39"/>
+    <w:bookmarkEnd w:id="40"/>
+    <w:bookmarkStart w:id="72" w:name="Xc43a7a922298ad0f9db64bde08ef36f42168a56"/>
     <w:p>
       <w:pPr>
         <w:pStyle w:val="Heading1"/>
@@ -4050,13 +3828,13 @@
       </w:pPr>
       <w:r>
         <w:rPr>
+          <w:i/>
           <w:iCs/>
-          <w:i/>
         </w:rPr>
         <w:t xml:space="preserve">TL;DR: Tech Hub for Canvas/software problems, Tutoring or Librarians for coursework help, Basic Needs Hub if life is making this term hard.</w:t>
       </w:r>
     </w:p>
-    <w:bookmarkStart w:id="57" w:name="technical-support"/>
+    <w:bookmarkStart w:id="46" w:name="technical-support"/>
     <w:p>
       <w:pPr>
         <w:pStyle w:val="Heading2"/>
@@ -4069,8 +3847,8 @@
       <w:tblPr>
         <w:tblStyle w:val="Table"/>
         <w:tblW w:type="pct" w:w="5000"/>
+        <w:tblLayout w:type="fixed"/>
         <w:tblLook w:firstRow="1" w:lastRow="0" w:firstColumn="0" w:lastColumn="0" w:noHBand="0" w:noVBand="0" w:val="0020"/>
-        <w:jc w:val="start"/>
       </w:tblPr>
       <w:tblGrid>
         <w:gridCol w:w="3960"/>
@@ -4078,14 +3856,13 @@
       </w:tblGrid>
       <w:tr>
         <w:trPr>
-          <w:tblHeader w:val="true"/>
+          <w:tblHeader w:val="on"/>
         </w:trPr>
         <w:tc>
           <w:tcPr/>
           <w:p>
             <w:pPr>
               <w:pStyle w:val="Compact"/>
-              <w:jc w:val="left"/>
             </w:pPr>
             <w:r>
               <w:t xml:space="preserve">Item</w:t>
@@ -4097,7 +3874,6 @@
           <w:p>
             <w:pPr>
               <w:pStyle w:val="Compact"/>
-              <w:jc w:val="left"/>
             </w:pPr>
             <w:r>
               <w:t xml:space="preserve">Details</w:t>
@@ -4111,14 +3887,13 @@
           <w:p>
             <w:pPr>
               <w:pStyle w:val="Compact"/>
-              <w:jc w:val="left"/>
-            </w:pPr>
-            <w:hyperlink r:id="rId52">
+            </w:pPr>
+            <w:hyperlink r:id="rId41">
               <w:r>
                 <w:rPr>
                   <w:rStyle w:val="Hyperlink"/>
+                  <w:b/>
                   <w:bCs/>
-                  <w:b/>
                 </w:rPr>
                 <w:t xml:space="preserve">Tech Hub</w:t>
               </w:r>
@@ -4130,7 +3905,6 @@
           <w:p>
             <w:pPr>
               <w:pStyle w:val="Compact"/>
-              <w:jc w:val="left"/>
             </w:pPr>
             <w:r>
               <w:t xml:space="preserve">Canvas, software, or account trouble —</w:t>
@@ -4138,7 +3912,7 @@
             <w:r>
               <w:t xml:space="preserve"> </w:t>
             </w:r>
-            <w:hyperlink r:id="rId53">
+            <w:hyperlink r:id="rId42">
               <w:r>
                 <w:rPr>
                   <w:rStyle w:val="Hyperlink"/>
@@ -4155,7 +3929,7 @@
             <w:r>
               <w:t xml:space="preserve"> </w:t>
             </w:r>
-            <w:hyperlink r:id="rId54">
+            <w:hyperlink r:id="rId43">
               <w:r>
                 <w:rPr>
                   <w:rStyle w:val="Hyperlink"/>
@@ -4178,12 +3952,11 @@
           <w:p>
             <w:pPr>
               <w:pStyle w:val="Compact"/>
-              <w:jc w:val="left"/>
             </w:pPr>
             <w:r>
               <w:rPr>
+                <w:b/>
                 <w:bCs/>
-                <w:b/>
               </w:rPr>
               <w:t xml:space="preserve">To report a Canvas problem</w:t>
             </w:r>
@@ -4194,7 +3967,6 @@
           <w:p>
             <w:pPr>
               <w:pStyle w:val="Compact"/>
-              <w:jc w:val="left"/>
             </w:pPr>
             <w:r>
               <w:t xml:space="preserve">The Help button in Canvas →</w:t>
@@ -4203,13 +3975,7 @@
               <w:t xml:space="preserve"> </w:t>
             </w:r>
             <w:r>
-              <w:t xml:space="preserve">“</w:t>
-            </w:r>
-            <w:r>
-              <w:t xml:space="preserve">Report a Problem</w:t>
-            </w:r>
-            <w:r>
-              <w:t xml:space="preserve">”</w:t>
+              <w:t xml:space="preserve">“Report a Problem”</w:t>
             </w:r>
             <w:r>
               <w:t xml:space="preserve"> </w:t>
@@ -4220,7 +3986,7 @@
             <w:r>
               <w:t xml:space="preserve"> </w:t>
             </w:r>
-            <w:hyperlink r:id="rId55">
+            <w:hyperlink r:id="rId44">
               <w:r>
                 <w:rPr>
                   <w:rStyle w:val="Hyperlink"/>
@@ -4237,7 +4003,7 @@
             <w:r>
               <w:t xml:space="preserve"> </w:t>
             </w:r>
-            <w:hyperlink r:id="rId56">
+            <w:hyperlink r:id="rId45">
               <w:r>
                 <w:rPr>
                   <w:rStyle w:val="Hyperlink"/>
@@ -4254,12 +4020,11 @@
           <w:p>
             <w:pPr>
               <w:pStyle w:val="Compact"/>
-              <w:jc w:val="left"/>
             </w:pPr>
             <w:r>
               <w:rPr>
+                <w:b/>
                 <w:bCs/>
-                <w:b/>
               </w:rPr>
               <w:t xml:space="preserve">Setup help</w:t>
             </w:r>
@@ -4270,7 +4035,6 @@
           <w:p>
             <w:pPr>
               <w:pStyle w:val="Compact"/>
-              <w:jc w:val="left"/>
             </w:pPr>
             <w:r>
               <w:t xml:space="preserve">Getting Started: Course Orientation has the Office/OneDrive setup guide — this step trips people up, so budget real time and reach out to Tech Hub if you hit an error</w:t>
@@ -4279,8 +4043,8 @@
         </w:tc>
       </w:tr>
     </w:tbl>
-    <w:bookmarkEnd w:id="57"/>
-    <w:bookmarkStart w:id="64" w:name="academic-support"/>
+    <w:bookmarkEnd w:id="46"/>
+    <w:bookmarkStart w:id="53" w:name="academic-support"/>
     <w:p>
       <w:pPr>
         <w:pStyle w:val="Heading2"/>
@@ -4293,8 +4057,8 @@
       <w:tblPr>
         <w:tblStyle w:val="Table"/>
         <w:tblW w:type="pct" w:w="5000"/>
+        <w:tblLayout w:type="fixed"/>
         <w:tblLook w:firstRow="1" w:lastRow="0" w:firstColumn="0" w:lastColumn="0" w:noHBand="0" w:noVBand="0" w:val="0020"/>
-        <w:jc w:val="start"/>
       </w:tblPr>
       <w:tblGrid>
         <w:gridCol w:w="3960"/>
@@ -4302,14 +4066,13 @@
       </w:tblGrid>
       <w:tr>
         <w:trPr>
-          <w:tblHeader w:val="true"/>
+          <w:tblHeader w:val="on"/>
         </w:trPr>
         <w:tc>
           <w:tcPr/>
           <w:p>
             <w:pPr>
               <w:pStyle w:val="Compact"/>
-              <w:jc w:val="left"/>
             </w:pPr>
             <w:r>
               <w:t xml:space="preserve">Item</w:t>
@@ -4321,7 +4084,6 @@
           <w:p>
             <w:pPr>
               <w:pStyle w:val="Compact"/>
-              <w:jc w:val="left"/>
             </w:pPr>
             <w:r>
               <w:t xml:space="preserve">Details</w:t>
@@ -4335,14 +4097,13 @@
           <w:p>
             <w:pPr>
               <w:pStyle w:val="Compact"/>
-              <w:jc w:val="left"/>
-            </w:pPr>
-            <w:hyperlink r:id="rId58">
+            </w:pPr>
+            <w:hyperlink r:id="rId47">
               <w:r>
                 <w:rPr>
                   <w:rStyle w:val="Hyperlink"/>
+                  <w:b/>
                   <w:bCs/>
-                  <w:b/>
                 </w:rPr>
                 <w:t xml:space="preserve">Student Success Coaches</w:t>
               </w:r>
@@ -4354,7 +4115,6 @@
           <w:p>
             <w:pPr>
               <w:pStyle w:val="Compact"/>
-              <w:jc w:val="left"/>
             </w:pPr>
             <w:r>
               <w:t xml:space="preserve">One-on-one coaching for study/organization skills, emotional and personal support, and connections to college resources. PUB 002 or Zoom.</w:t>
@@ -4368,14 +4128,13 @@
           <w:p>
             <w:pPr>
               <w:pStyle w:val="Compact"/>
-              <w:jc w:val="left"/>
-            </w:pPr>
-            <w:hyperlink r:id="rId59">
+            </w:pPr>
+            <w:hyperlink r:id="rId48">
               <w:r>
                 <w:rPr>
                   <w:rStyle w:val="Hyperlink"/>
+                  <w:b/>
                   <w:bCs/>
-                  <w:b/>
                 </w:rPr>
                 <w:t xml:space="preserve">Clark College Tutoring Services</w:t>
               </w:r>
@@ -4387,7 +4146,6 @@
           <w:p>
             <w:pPr>
               <w:pStyle w:val="Compact"/>
-              <w:jc w:val="left"/>
             </w:pPr>
             <w:r>
               <w:t xml:space="preserve">In-person and virtual tutoring via Zoom; see the</w:t>
@@ -4395,7 +4153,7 @@
             <w:r>
               <w:t xml:space="preserve"> </w:t>
             </w:r>
-            <w:hyperlink r:id="rId60">
+            <w:hyperlink r:id="rId49">
               <w:r>
                 <w:rPr>
                   <w:rStyle w:val="Hyperlink"/>
@@ -4412,7 +4170,7 @@
             <w:r>
               <w:t xml:space="preserve"> </w:t>
             </w:r>
-            <w:hyperlink r:id="rId61">
+            <w:hyperlink r:id="rId50">
               <w:r>
                 <w:rPr>
                   <w:rStyle w:val="Hyperlink"/>
@@ -4435,14 +4193,13 @@
           <w:p>
             <w:pPr>
               <w:pStyle w:val="Compact"/>
-              <w:jc w:val="left"/>
-            </w:pPr>
-            <w:hyperlink r:id="rId62">
+            </w:pPr>
+            <w:hyperlink r:id="rId51">
               <w:r>
                 <w:rPr>
                   <w:rStyle w:val="Hyperlink"/>
+                  <w:b/>
                   <w:bCs/>
-                  <w:b/>
                 </w:rPr>
                 <w:t xml:space="preserve">Clark College Librarians</w:t>
               </w:r>
@@ -4454,7 +4211,6 @@
           <w:p>
             <w:pPr>
               <w:pStyle w:val="Compact"/>
-              <w:jc w:val="left"/>
             </w:pPr>
             <w:r>
               <w:t xml:space="preserve">One-on-one help with research projects and source citations, in person or by</w:t>
@@ -4462,7 +4218,7 @@
             <w:r>
               <w:t xml:space="preserve"> </w:t>
             </w:r>
-            <w:hyperlink r:id="rId63">
+            <w:hyperlink r:id="rId52">
               <w:r>
                 <w:rPr>
                   <w:rStyle w:val="Hyperlink"/>
@@ -4477,8 +4233,8 @@
         </w:tc>
       </w:tr>
     </w:tbl>
-    <w:bookmarkEnd w:id="64"/>
-    <w:bookmarkStart w:id="82" w:name="student-support"/>
+    <w:bookmarkEnd w:id="53"/>
+    <w:bookmarkStart w:id="71" w:name="student-support"/>
     <w:p>
       <w:pPr>
         <w:pStyle w:val="Heading2"/>
@@ -4491,8 +4247,8 @@
       <w:tblPr>
         <w:tblStyle w:val="Table"/>
         <w:tblW w:type="pct" w:w="5000"/>
+        <w:tblLayout w:type="fixed"/>
         <w:tblLook w:firstRow="1" w:lastRow="0" w:firstColumn="0" w:lastColumn="0" w:noHBand="0" w:noVBand="0" w:val="0020"/>
-        <w:jc w:val="start"/>
       </w:tblPr>
       <w:tblGrid>
         <w:gridCol w:w="3960"/>
@@ -4500,14 +4256,13 @@
       </w:tblGrid>
       <w:tr>
         <w:trPr>
-          <w:tblHeader w:val="true"/>
+          <w:tblHeader w:val="on"/>
         </w:trPr>
         <w:tc>
           <w:tcPr/>
           <w:p>
             <w:pPr>
               <w:pStyle w:val="Compact"/>
-              <w:jc w:val="left"/>
             </w:pPr>
             <w:r>
               <w:t xml:space="preserve">Item</w:t>
@@ -4519,7 +4274,6 @@
           <w:p>
             <w:pPr>
               <w:pStyle w:val="Compact"/>
-              <w:jc w:val="left"/>
             </w:pPr>
             <w:r>
               <w:t xml:space="preserve">Details</w:t>
@@ -4533,14 +4287,13 @@
           <w:p>
             <w:pPr>
               <w:pStyle w:val="Compact"/>
-              <w:jc w:val="left"/>
-            </w:pPr>
-            <w:hyperlink r:id="rId65">
+            </w:pPr>
+            <w:hyperlink r:id="rId54">
               <w:r>
                 <w:rPr>
                   <w:rStyle w:val="Hyperlink"/>
+                  <w:b/>
                   <w:bCs/>
-                  <w:b/>
                 </w:rPr>
                 <w:t xml:space="preserve">Counseling and Health Center</w:t>
               </w:r>
@@ -4552,7 +4305,6 @@
           <w:p>
             <w:pPr>
               <w:pStyle w:val="Compact"/>
-              <w:jc w:val="left"/>
             </w:pPr>
             <w:r>
               <w:t xml:space="preserve">Physical and mental health services to support student wellness and academic success.</w:t>
@@ -4566,14 +4318,13 @@
           <w:p>
             <w:pPr>
               <w:pStyle w:val="Compact"/>
-              <w:jc w:val="left"/>
-            </w:pPr>
-            <w:hyperlink r:id="rId66">
+            </w:pPr>
+            <w:hyperlink r:id="rId55">
               <w:r>
                 <w:rPr>
                   <w:rStyle w:val="Hyperlink"/>
+                  <w:b/>
                   <w:bCs/>
-                  <w:b/>
                 </w:rPr>
                 <w:t xml:space="preserve">Office of People and Culture (OPC)</w:t>
               </w:r>
@@ -4585,7 +4336,6 @@
           <w:p>
             <w:pPr>
               <w:pStyle w:val="Compact"/>
-              <w:jc w:val="left"/>
             </w:pPr>
             <w:r>
               <w:t xml:space="preserve">Supports systemically non-dominant groups navigating Clark College; the</w:t>
@@ -4593,7 +4343,7 @@
             <w:r>
               <w:t xml:space="preserve"> </w:t>
             </w:r>
-            <w:hyperlink r:id="rId67">
+            <w:hyperlink r:id="rId56">
               <w:r>
                 <w:rPr>
                   <w:rStyle w:val="Hyperlink"/>
@@ -4616,14 +4366,13 @@
           <w:p>
             <w:pPr>
               <w:pStyle w:val="Compact"/>
-              <w:jc w:val="left"/>
-            </w:pPr>
-            <w:hyperlink r:id="rId68">
+            </w:pPr>
+            <w:hyperlink r:id="rId57">
               <w:r>
                 <w:rPr>
                   <w:rStyle w:val="Hyperlink"/>
+                  <w:b/>
                   <w:bCs/>
-                  <w:b/>
                 </w:rPr>
                 <w:t xml:space="preserve">Penguin Pantry</w:t>
               </w:r>
@@ -4635,12 +4384,11 @@
           <w:p>
             <w:pPr>
               <w:pStyle w:val="Compact"/>
-              <w:jc w:val="left"/>
             </w:pPr>
             <w:r>
               <w:t xml:space="preserve">Monthly pre-packaged food boxes. Contact Cath Busha, Dean of Student Engagement (</w:t>
             </w:r>
-            <w:hyperlink r:id="rId69">
+            <w:hyperlink r:id="rId58">
               <w:r>
                 <w:rPr>
                   <w:rStyle w:val="Hyperlink"/>
@@ -4660,14 +4408,13 @@
           <w:p>
             <w:pPr>
               <w:pStyle w:val="Compact"/>
-              <w:jc w:val="left"/>
-            </w:pPr>
-            <w:hyperlink r:id="rId70">
+            </w:pPr>
+            <w:hyperlink r:id="rId59">
               <w:r>
                 <w:rPr>
                   <w:rStyle w:val="Hyperlink"/>
+                  <w:b/>
                   <w:bCs/>
-                  <w:b/>
                 </w:rPr>
                 <w:t xml:space="preserve">Basic Needs Hub</w:t>
               </w:r>
@@ -4679,7 +4426,6 @@
           <w:p>
             <w:pPr>
               <w:pStyle w:val="Compact"/>
-              <w:jc w:val="left"/>
             </w:pPr>
             <w:r>
               <w:t xml:space="preserve">Help with food, housing, and financial challenges —</w:t>
@@ -4687,7 +4433,7 @@
             <w:r>
               <w:t xml:space="preserve"> </w:t>
             </w:r>
-            <w:hyperlink r:id="rId71">
+            <w:hyperlink r:id="rId60">
               <w:r>
                 <w:rPr>
                   <w:rStyle w:val="Hyperlink"/>
@@ -4707,14 +4453,13 @@
           <w:p>
             <w:pPr>
               <w:pStyle w:val="Compact"/>
-              <w:jc w:val="left"/>
-            </w:pPr>
-            <w:hyperlink r:id="rId72">
+            </w:pPr>
+            <w:hyperlink r:id="rId61">
               <w:r>
                 <w:rPr>
                   <w:rStyle w:val="Hyperlink"/>
+                  <w:b/>
                   <w:bCs/>
-                  <w:b/>
                 </w:rPr>
                 <w:t xml:space="preserve">Advising Services</w:t>
               </w:r>
@@ -4726,7 +4471,6 @@
           <w:p>
             <w:pPr>
               <w:pStyle w:val="Compact"/>
-              <w:jc w:val="left"/>
             </w:pPr>
             <w:r>
               <w:t xml:space="preserve">Co-create academic plans aligned with your career and personal goals —</w:t>
@@ -4734,7 +4478,7 @@
             <w:r>
               <w:t xml:space="preserve"> </w:t>
             </w:r>
-            <w:hyperlink r:id="rId73">
+            <w:hyperlink r:id="rId62">
               <w:r>
                 <w:rPr>
                   <w:rStyle w:val="Hyperlink"/>
@@ -4754,14 +4498,13 @@
           <w:p>
             <w:pPr>
               <w:pStyle w:val="Compact"/>
-              <w:jc w:val="left"/>
-            </w:pPr>
-            <w:hyperlink r:id="rId74">
+            </w:pPr>
+            <w:hyperlink r:id="rId63">
               <w:r>
                 <w:rPr>
                   <w:rStyle w:val="Hyperlink"/>
+                  <w:b/>
                   <w:bCs/>
-                  <w:b/>
                 </w:rPr>
                 <w:t xml:space="preserve">Career Services</w:t>
               </w:r>
@@ -4773,7 +4516,6 @@
           <w:p>
             <w:pPr>
               <w:pStyle w:val="Compact"/>
-              <w:jc w:val="left"/>
             </w:pPr>
             <w:r>
               <w:t xml:space="preserve">Resources and strategies for career and employment goals. 360-992-2902 ·</w:t>
@@ -4781,7 +4523,7 @@
             <w:r>
               <w:t xml:space="preserve"> </w:t>
             </w:r>
-            <w:hyperlink r:id="rId75">
+            <w:hyperlink r:id="rId64">
               <w:r>
                 <w:rPr>
                   <w:rStyle w:val="Hyperlink"/>
@@ -4798,14 +4540,13 @@
           <w:p>
             <w:pPr>
               <w:pStyle w:val="Compact"/>
-              <w:jc w:val="left"/>
-            </w:pPr>
-            <w:hyperlink r:id="rId76">
+            </w:pPr>
+            <w:hyperlink r:id="rId65">
               <w:r>
                 <w:rPr>
                   <w:rStyle w:val="Hyperlink"/>
+                  <w:b/>
                   <w:bCs/>
-                  <w:b/>
                 </w:rPr>
                 <w:t xml:space="preserve">Veterans Center of Excellence</w:t>
               </w:r>
@@ -4817,7 +4558,6 @@
           <w:p>
             <w:pPr>
               <w:pStyle w:val="Compact"/>
-              <w:jc w:val="left"/>
             </w:pPr>
             <w:r>
               <w:t xml:space="preserve">Resources, community, and support for U.S. military service members.</w:t>
@@ -4825,7 +4565,7 @@
             <w:r>
               <w:t xml:space="preserve"> </w:t>
             </w:r>
-            <w:hyperlink r:id="rId77">
+            <w:hyperlink r:id="rId66">
               <w:r>
                 <w:rPr>
                   <w:rStyle w:val="Hyperlink"/>
@@ -4842,7 +4582,7 @@
             <w:r>
               <w:t xml:space="preserve"> </w:t>
             </w:r>
-            <w:hyperlink r:id="rId78">
+            <w:hyperlink r:id="rId67">
               <w:r>
                 <w:rPr>
                   <w:rStyle w:val="Hyperlink"/>
@@ -4864,7 +4604,7 @@
       <w:r>
         <w:t xml:space="preserve"> </w:t>
       </w:r>
-      <w:hyperlink r:id="rId36">
+      <w:hyperlink r:id="rId25">
         <w:r>
           <w:rPr>
             <w:rStyle w:val="Hyperlink"/>
@@ -4878,7 +4618,7 @@
       <w:r>
         <w:t xml:space="preserve"> </w:t>
       </w:r>
-      <w:hyperlink r:id="rId79">
+      <w:hyperlink r:id="rId68">
         <w:r>
           <w:rPr>
             <w:rStyle w:val="Hyperlink"/>
@@ -4892,7 +4632,7 @@
       <w:r>
         <w:t xml:space="preserve"> </w:t>
       </w:r>
-      <w:hyperlink r:id="rId80">
+      <w:hyperlink r:id="rId69">
         <w:r>
           <w:rPr>
             <w:rStyle w:val="Hyperlink"/>
@@ -4906,7 +4646,7 @@
       <w:r>
         <w:t xml:space="preserve"> </w:t>
       </w:r>
-      <w:hyperlink r:id="rId81">
+      <w:hyperlink r:id="rId70">
         <w:r>
           <w:rPr>
             <w:rStyle w:val="Hyperlink"/>
@@ -4918,9 +4658,9 @@
         <w:t xml:space="preserve">.</w:t>
       </w:r>
     </w:p>
-    <w:bookmarkEnd w:id="82"/>
-    <w:bookmarkEnd w:id="83"/>
-    <w:bookmarkStart w:id="84" w:name="how-should-i-get-started-in-class"/>
+    <w:bookmarkEnd w:id="71"/>
+    <w:bookmarkEnd w:id="72"/>
+    <w:bookmarkStart w:id="73" w:name="how-should-i-get-started-in-class"/>
     <w:p>
       <w:pPr>
         <w:pStyle w:val="Heading1"/>
@@ -4937,8 +4677,8 @@
         <w:t xml:space="preserve">See Your First Week, near the top of this syllabus, for the exact five things to do before anything else.</w:t>
       </w:r>
     </w:p>
-    <w:bookmarkEnd w:id="84"/>
-    <w:bookmarkStart w:id="86" w:name="appendix-official-college-policies"/>
+    <w:bookmarkEnd w:id="73"/>
+    <w:bookmarkStart w:id="75" w:name="appendix-official-college-policies"/>
     <w:p>
       <w:pPr>
         <w:pStyle w:val="Heading1"/>
@@ -4953,24 +4693,24 @@
       </w:pPr>
       <w:r>
         <w:rPr>
+          <w:i/>
           <w:iCs/>
-          <w:i/>
         </w:rPr>
         <w:t xml:space="preserve">TL;DR: The full text of Clark’s required policy language lives in one centrally-maintained Canvas course, so it can’t drift out of date here. Quick summaries below; contact me if any of these apply to you.</w:t>
       </w:r>
     </w:p>
     <w:p>
       <w:pPr>
+        <w:pStyle w:val="Compact"/>
         <w:numPr>
           <w:ilvl w:val="0"/>
           <w:numId w:val="1011"/>
         </w:numPr>
-        <w:pStyle w:val="Compact"/>
       </w:pPr>
       <w:r>
         <w:rPr>
+          <w:b/>
           <w:bCs/>
-          <w:b/>
         </w:rPr>
         <w:t xml:space="preserve">ADA Accommodations</w:t>
       </w:r>
@@ -4983,7 +4723,7 @@
       <w:r>
         <w:t xml:space="preserve"> </w:t>
       </w:r>
-      <w:hyperlink r:id="rId29">
+      <w:hyperlink r:id="rId18">
         <w:r>
           <w:rPr>
             <w:rStyle w:val="Hyperlink"/>
@@ -5000,16 +4740,16 @@
     </w:p>
     <w:p>
       <w:pPr>
+        <w:pStyle w:val="Compact"/>
         <w:numPr>
           <w:ilvl w:val="0"/>
           <w:numId w:val="1011"/>
         </w:numPr>
-        <w:pStyle w:val="Compact"/>
       </w:pPr>
       <w:r>
         <w:rPr>
+          <w:b/>
           <w:bCs/>
-          <w:b/>
         </w:rPr>
         <w:t xml:space="preserve">Non-discrimination Policy</w:t>
       </w:r>
@@ -5022,16 +4762,16 @@
     </w:p>
     <w:p>
       <w:pPr>
+        <w:pStyle w:val="Compact"/>
         <w:numPr>
           <w:ilvl w:val="0"/>
           <w:numId w:val="1011"/>
         </w:numPr>
-        <w:pStyle w:val="Compact"/>
       </w:pPr>
       <w:r>
         <w:rPr>
+          <w:b/>
           <w:bCs/>
-          <w:b/>
         </w:rPr>
         <w:t xml:space="preserve">Title IX and Sexual Misconduct</w:t>
       </w:r>
@@ -5044,16 +4784,16 @@
     </w:p>
     <w:p>
       <w:pPr>
+        <w:pStyle w:val="Compact"/>
         <w:numPr>
           <w:ilvl w:val="0"/>
           <w:numId w:val="1011"/>
         </w:numPr>
-        <w:pStyle w:val="Compact"/>
       </w:pPr>
       <w:r>
         <w:rPr>
+          <w:b/>
           <w:bCs/>
-          <w:b/>
         </w:rPr>
         <w:t xml:space="preserve">Student Rights and Responsibilities</w:t>
       </w:r>
@@ -5074,7 +4814,7 @@
       <w:r>
         <w:t xml:space="preserve"> </w:t>
       </w:r>
-      <w:hyperlink r:id="rId85">
+      <w:hyperlink r:id="rId74">
         <w:r>
           <w:rPr>
             <w:rStyle w:val="Hyperlink"/>
@@ -5086,8 +4826,12 @@
         <w:t xml:space="preserve">.</w:t>
       </w:r>
     </w:p>
-    <w:bookmarkEnd w:id="86"/>
-    <w:sectPr/>
+    <w:bookmarkEnd w:id="75"/>
+    <w:sectPr>
+      <w:footnotePr>
+        <w:numRestart w:val="eachSect"/>
+      </w:footnotePr>
+    </w:sectPr>
   </w:body>
 </w:document>
 </file>
@@ -5118,14 +4862,14 @@
 <file path=word/numbering.xml><?xml version="1.0" encoding="utf-8"?>
 <w:numbering xmlns:w="http://schemas.openxmlformats.org/wordprocessingml/2006/main">
   <w:abstractNum w:abstractNumId="990">
-    <w:nsid w:val="A990"/>
+    <w:nsid w:val="0000A990"/>
     <w:multiLevelType w:val="multilevel"/>
     <w:lvl w:ilvl="0">
       <w:numFmt w:val="bullet"/>
       <w:lvlText w:val=" "/>
       <w:lvlJc w:val="left"/>
       <w:pPr>
-        <w:ind w:left="720" w:hanging="480"/>
+        <w:ind w:left="720" w:hanging="360"/>
       </w:pPr>
     </w:lvl>
     <w:lvl w:ilvl="1">
@@ -5133,7 +4877,7 @@
       <w:lvlText w:val=" "/>
       <w:lvlJc w:val="left"/>
       <w:pPr>
-        <w:ind w:left="1440" w:hanging="480"/>
+        <w:ind w:left="1440" w:hanging="360"/>
       </w:pPr>
     </w:lvl>
     <w:lvl w:ilvl="2">
@@ -5141,7 +4885,7 @@
       <w:lvlText w:val=" "/>
       <w:lvlJc w:val="left"/>
       <w:pPr>
-        <w:ind w:left="2160" w:hanging="480"/>
+        <w:ind w:left="2160" w:hanging="360"/>
       </w:pPr>
     </w:lvl>
     <w:lvl w:ilvl="3">
@@ -5149,7 +4893,7 @@
       <w:lvlText w:val=" "/>
       <w:lvlJc w:val="left"/>
       <w:pPr>
-        <w:ind w:left="2880" w:hanging="480"/>
+        <w:ind w:left="2880" w:hanging="360"/>
       </w:pPr>
     </w:lvl>
     <w:lvl w:ilvl="4">
@@ -5157,7 +4901,7 @@
       <w:lvlText w:val=" "/>
       <w:lvlJc w:val="left"/>
       <w:pPr>
-        <w:ind w:left="3600" w:hanging="480"/>
+        <w:ind w:left="3600" w:hanging="360"/>
       </w:pPr>
     </w:lvl>
     <w:lvl w:ilvl="5">
@@ -5165,7 +4909,7 @@
       <w:lvlText w:val=" "/>
       <w:lvlJc w:val="left"/>
       <w:pPr>
-        <w:ind w:left="4320" w:hanging="480"/>
+        <w:ind w:left="4320" w:hanging="360"/>
       </w:pPr>
     </w:lvl>
     <w:lvl w:ilvl="6">
@@ -5173,7 +4917,7 @@
       <w:lvlText w:val=" "/>
       <w:lvlJc w:val="left"/>
       <w:pPr>
-        <w:ind w:left="5040" w:hanging="480"/>
+        <w:ind w:left="5040" w:hanging="360"/>
       </w:pPr>
     </w:lvl>
     <w:lvl w:ilvl="7">
@@ -5181,7 +4925,7 @@
       <w:lvlText w:val=" "/>
       <w:lvlJc w:val="left"/>
       <w:pPr>
-        <w:ind w:left="5760" w:hanging="480"/>
+        <w:ind w:left="5760" w:hanging="360"/>
       </w:pPr>
     </w:lvl>
     <w:lvl w:ilvl="8">
@@ -5189,12 +4933,12 @@
       <w:lvlText w:val=" "/>
       <w:lvlJc w:val="left"/>
       <w:pPr>
-        <w:ind w:left="6480" w:hanging="480"/>
+        <w:ind w:left="6480" w:hanging="360"/>
       </w:pPr>
     </w:lvl>
   </w:abstractNum>
   <w:abstractNum w:abstractNumId="99411">
-    <w:nsid w:val="A99411"/>
+    <w:nsid w:val="00A99411"/>
     <w:multiLevelType w:val="multilevel"/>
     <w:lvl w:ilvl="0">
       <w:start w:val="1"/>
@@ -5202,7 +4946,7 @@
       <w:lvlText w:val="%1."/>
       <w:lvlJc w:val="left"/>
       <w:pPr>
-        <w:ind w:left="720" w:hanging="480"/>
+        <w:ind w:left="720" w:hanging="360"/>
       </w:pPr>
     </w:lvl>
     <w:lvl w:ilvl="1">
@@ -5211,7 +4955,7 @@
       <w:lvlText w:val="%2."/>
       <w:lvlJc w:val="left"/>
       <w:pPr>
-        <w:ind w:left="1440" w:hanging="480"/>
+        <w:ind w:left="1440" w:hanging="360"/>
       </w:pPr>
     </w:lvl>
     <w:lvl w:ilvl="2">
@@ -5220,7 +4964,7 @@
       <w:lvlText w:val="%3."/>
       <w:lvlJc w:val="left"/>
       <w:pPr>
-        <w:ind w:left="2160" w:hanging="480"/>
+        <w:ind w:left="2160" w:hanging="360"/>
       </w:pPr>
     </w:lvl>
     <w:lvl w:ilvl="3">
@@ -5229,7 +4973,7 @@
       <w:lvlText w:val="%4."/>
       <w:lvlJc w:val="left"/>
       <w:pPr>
-        <w:ind w:left="2880" w:hanging="480"/>
+        <w:ind w:left="2880" w:hanging="360"/>
       </w:pPr>
     </w:lvl>
     <w:lvl w:ilvl="4">
@@ -5238,7 +4982,7 @@
       <w:lvlText w:val="%5."/>
       <w:lvlJc w:val="left"/>
       <w:pPr>
-        <w:ind w:left="3600" w:hanging="480"/>
+        <w:ind w:left="3600" w:hanging="360"/>
       </w:pPr>
     </w:lvl>
     <w:lvl w:ilvl="5">
@@ -5247,7 +4991,7 @@
       <w:lvlText w:val="%6."/>
       <w:lvlJc w:val="left"/>
       <w:pPr>
-        <w:ind w:left="4320" w:hanging="480"/>
+        <w:ind w:left="4320" w:hanging="360"/>
       </w:pPr>
     </w:lvl>
     <w:lvl w:ilvl="6">
@@ -5256,7 +5000,7 @@
       <w:lvlText w:val="%7."/>
       <w:lvlJc w:val="left"/>
       <w:pPr>
-        <w:ind w:left="5040" w:hanging="480"/>
+        <w:ind w:left="5040" w:hanging="360"/>
       </w:pPr>
     </w:lvl>
     <w:lvl w:ilvl="7">
@@ -5265,7 +5009,7 @@
       <w:lvlText w:val="%8."/>
       <w:lvlJc w:val="left"/>
       <w:pPr>
-        <w:ind w:left="5760" w:hanging="480"/>
+        <w:ind w:left="5760" w:hanging="360"/>
       </w:pPr>
     </w:lvl>
     <w:lvl w:ilvl="8">
@@ -5274,84 +5018,111 @@
       <w:lvlText w:val="%9."/>
       <w:lvlJc w:val="left"/>
       <w:pPr>
-        <w:ind w:left="6480" w:hanging="480"/>
+        <w:ind w:left="6480" w:hanging="360"/>
       </w:pPr>
     </w:lvl>
   </w:abstractNum>
   <w:abstractNum w:abstractNumId="991">
-    <w:nsid w:val="A991"/>
+    <w:nsid w:val="0000A991"/>
     <w:multiLevelType w:val="multilevel"/>
     <w:lvl w:ilvl="0">
       <w:numFmt w:val="bullet"/>
-      <w:lvlText w:val="•"/>
+      <w:lvlText w:val=""/>
       <w:lvlJc w:val="left"/>
       <w:pPr>
-        <w:ind w:left="720" w:hanging="480"/>
-      </w:pPr>
+        <w:ind w:left="720" w:hanging="360"/>
+      </w:pPr>
+      <w:rPr>
+        <w:rFonts w:ascii="Symbol" w:hAnsi="Symbol" w:cs="Symbol" w:hint="default"/>
+      </w:rPr>
     </w:lvl>
     <w:lvl w:ilvl="1">
       <w:numFmt w:val="bullet"/>
-      <w:lvlText w:val="–"/>
+      <w:lvlText w:val="o"/>
       <w:lvlJc w:val="left"/>
       <w:pPr>
-        <w:ind w:left="1440" w:hanging="480"/>
-      </w:pPr>
+        <w:ind w:left="1440" w:hanging="360"/>
+      </w:pPr>
+      <w:rPr>
+        <w:rFonts w:ascii="Courier New" w:hAnsi="Courier New" w:cs="Courier New" w:hint="default"/>
+      </w:rPr>
     </w:lvl>
     <w:lvl w:ilvl="2">
       <w:numFmt w:val="bullet"/>
-      <w:lvlText w:val="•"/>
+      <w:lvlText w:val=""/>
       <w:lvlJc w:val="left"/>
       <w:pPr>
-        <w:ind w:left="2160" w:hanging="480"/>
-      </w:pPr>
+        <w:ind w:left="2160" w:hanging="360"/>
+      </w:pPr>
+      <w:rPr>
+        <w:rFonts w:ascii="Wingdings" w:hAnsi="Wingdings" w:cs="Wingdings" w:hint="default"/>
+      </w:rPr>
     </w:lvl>
     <w:lvl w:ilvl="3">
       <w:numFmt w:val="bullet"/>
-      <w:lvlText w:val="–"/>
+      <w:lvlText w:val=""/>
       <w:lvlJc w:val="left"/>
       <w:pPr>
-        <w:ind w:left="2880" w:hanging="480"/>
-      </w:pPr>
+        <w:ind w:left="2880" w:hanging="360"/>
+      </w:pPr>
+      <w:rPr>
+        <w:rFonts w:ascii="Symbol" w:hAnsi="Symbol" w:cs="Symbol" w:hint="default"/>
+      </w:rPr>
     </w:lvl>
     <w:lvl w:ilvl="4">
       <w:numFmt w:val="bullet"/>
-      <w:lvlText w:val="•"/>
+      <w:lvlText w:val="o"/>
       <w:lvlJc w:val="left"/>
       <w:pPr>
-        <w:ind w:left="3600" w:hanging="480"/>
-      </w:pPr>
+        <w:ind w:left="3600" w:hanging="360"/>
+      </w:pPr>
+      <w:rPr>
+        <w:rFonts w:ascii="Courier New" w:hAnsi="Courier New" w:cs="Courier New" w:hint="default"/>
+      </w:rPr>
     </w:lvl>
     <w:lvl w:ilvl="5">
       <w:numFmt w:val="bullet"/>
-      <w:lvlText w:val="–"/>
+      <w:lvlText w:val=""/>
       <w:lvlJc w:val="left"/>
       <w:pPr>
-        <w:ind w:left="4320" w:hanging="480"/>
-      </w:pPr>
+        <w:ind w:left="4320" w:hanging="360"/>
+      </w:pPr>
+      <w:rPr>
+        <w:rFonts w:ascii="Wingdings" w:hAnsi="Wingdings" w:cs="Wingdings" w:hint="default"/>
+      </w:rPr>
     </w:lvl>
     <w:lvl w:ilvl="6">
       <w:numFmt w:val="bullet"/>
-      <w:lvlText w:val="•"/>
+      <w:lvlText w:val=""/>
       <w:lvlJc w:val="left"/>
       <w:pPr>
-        <w:ind w:left="5040" w:hanging="480"/>
-      </w:pPr>
+        <w:ind w:left="5040" w:hanging="360"/>
+      </w:pPr>
+      <w:rPr>
+        <w:rFonts w:ascii="Symbol" w:hAnsi="Symbol" w:cs="Symbol" w:hint="default"/>
+      </w:rPr>
     </w:lvl>
     <w:lvl w:ilvl="7">
       <w:numFmt w:val="bullet"/>
-      <w:lvlText w:val="–"/>
+      <w:lvlText w:val="o"/>
       <w:lvlJc w:val="left"/>
       <w:pPr>
-        <w:ind w:left="5760" w:hanging="480"/>
-      </w:pPr>
+        <w:ind w:left="5760" w:hanging="360"/>
+      </w:pPr>
+      <w:rPr>
+        <w:rFonts w:ascii="Courier New" w:hAnsi="Courier New" w:cs="Courier New" w:hint="default"/>
+      </w:rPr>
     </w:lvl>
     <w:lvl w:ilvl="8">
       <w:numFmt w:val="bullet"/>
-      <w:lvlText w:val="•"/>
+      <w:lvlText w:val=""/>
       <w:lvlJc w:val="left"/>
       <w:pPr>
-        <w:ind w:left="6480" w:hanging="480"/>
-      </w:pPr>
+        <w:ind w:left="6480" w:hanging="360"/>
+      </w:pPr>
+      <w:rPr>
+        <w:rFonts w:ascii="Wingdings" w:hAnsi="Wingdings" w:cs="Wingdings" w:hint="default"/>
+      </w:rPr>
     </w:lvl>
   </w:abstractNum>
   <w:num w:numId="1000">
@@ -5425,10 +5196,10 @@
   <w:docDefaults>
     <w:rPrDefault>
       <w:rPr>
-        <w:rFonts w:asciiTheme="minorHAnsi" w:cstheme="minorBidi" w:eastAsiaTheme="minorHAnsi" w:hAnsiTheme="minorHAnsi"/>
+        <w:rFonts w:asciiTheme="minorHAnsi" w:cstheme="minorBidi" w:eastAsiaTheme="minorEastAsia" w:hAnsiTheme="minorHAnsi"/>
         <w:sz w:val="24"/>
         <w:szCs w:val="24"/>
-        <w:lang w:bidi="ar-SA" w:eastAsia="en-US" w:val="en-US"/>
+        <w:lang w:bidi="ar-SA" w:eastAsia="zh-CN" w:val="en-US"/>
       </w:rPr>
     </w:rPrDefault>
     <w:pPrDefault>
@@ -5446,10 +5217,10 @@
     <w:name w:val="Body Text"/>
     <w:basedOn w:val="Normal"/>
     <w:link w:val="BodyTextChar"/>
+    <w:qFormat/>
     <w:pPr>
       <w:spacing w:after="180" w:before="180"/>
     </w:pPr>
-    <w:qFormat/>
   </w:style>
   <w:style w:customStyle="1" w:styleId="FirstParagraph" w:type="paragraph">
     <w:name w:val="First Paragraph"/>
@@ -5469,57 +5240,94 @@
     <w:name w:val="Title"/>
     <w:basedOn w:val="Normal"/>
     <w:next w:val="BodyText"/>
+    <w:link w:val="TitleChar"/>
+    <w:uiPriority w:val="10"/>
     <w:qFormat/>
+    <w:rsid w:val="00A10FD9"/>
     <w:pPr>
-      <w:keepNext/>
-      <w:keepLines/>
-      <w:spacing w:after="240" w:before="480"/>
+      <w:spacing w:after="80" w:line="240" w:lineRule="auto"/>
+      <w:contextualSpacing/>
       <w:jc w:val="center"/>
     </w:pPr>
     <w:rPr>
       <w:rFonts w:asciiTheme="majorHAnsi" w:cstheme="majorBidi" w:eastAsiaTheme="majorEastAsia" w:hAnsiTheme="majorHAnsi"/>
-      <w:b/>
-      <w:bCs/>
-      <w:color w:themeColor="accent1" w:themeShade="B5" w:val="345A8A"/>
-      <w:sz w:val="36"/>
-      <w:szCs w:val="36"/>
+      <w:sz w:val="56"/>
+      <w:szCs w:val="56"/>
+    </w:rPr>
+  </w:style>
+  <w:style w:customStyle="1" w:styleId="TitleChar" w:type="character">
+    <w:name w:val="Title Char"/>
+    <w:basedOn w:val="DefaultParagraphFont"/>
+    <w:link w:val="Title"/>
+    <w:uiPriority w:val="10"/>
+    <w:rsid w:val="00A10FD9"/>
+    <w:rPr>
+      <w:rFonts w:asciiTheme="majorHAnsi" w:cstheme="majorBidi" w:eastAsiaTheme="majorEastAsia" w:hAnsiTheme="majorHAnsi"/>
+      <w:sz w:val="56"/>
+      <w:szCs w:val="56"/>
     </w:rPr>
   </w:style>
   <w:style w:styleId="Subtitle" w:type="paragraph">
     <w:name w:val="Subtitle"/>
+    <w:basedOn w:val="Title"/>
+    <w:next w:val="BodyText"/>
+    <w:link w:val="SubtitleChar"/>
+    <w:uiPriority w:val="11"/>
+    <w:qFormat/>
+    <w:rsid w:val="00A10FD9"/>
+    <w:pPr>
+      <w:numPr>
+        <w:ilvl w:val="1"/>
+      </w:numPr>
+    </w:pPr>
+    <w:rPr>
+      <w:rFonts w:cstheme="majorBidi" w:eastAsiaTheme="majorEastAsia"/>
+      <w:spacing w:val="15"/>
+      <w:sz w:val="28"/>
+      <w:szCs w:val="28"/>
+    </w:rPr>
+  </w:style>
+  <w:style w:customStyle="1" w:styleId="SubtitleChar" w:type="character">
+    <w:name w:val="Subtitle Char"/>
+    <w:basedOn w:val="DefaultParagraphFont"/>
+    <w:link w:val="Subtitle"/>
+    <w:uiPriority w:val="11"/>
+    <w:rsid w:val="00A10FD9"/>
+    <w:rPr>
+      <w:rFonts w:cstheme="majorBidi" w:eastAsiaTheme="majorEastAsia"/>
+      <w:color w:themeColor="text1" w:themeTint="A6" w:val="595959"/>
+      <w:spacing w:val="15"/>
+      <w:sz w:val="28"/>
+      <w:szCs w:val="28"/>
+    </w:rPr>
+  </w:style>
+  <w:style w:customStyle="1" w:styleId="Author" w:type="paragraph">
+    <w:name w:val="Author"/>
     <w:basedOn w:val="Title"/>
     <w:next w:val="BodyText"/>
     <w:qFormat/>
     <w:pPr>
       <w:keepNext/>
       <w:keepLines/>
-      <w:spacing w:after="240" w:before="240"/>
-      <w:jc w:val="center"/>
     </w:pPr>
     <w:rPr>
-      <w:sz w:val="30"/>
-      <w:szCs w:val="30"/>
+      <w:sz w:val="24"/>
+      <w:szCs w:val="24"/>
     </w:rPr>
   </w:style>
-  <w:style w:customStyle="1" w:styleId="Author" w:type="paragraph">
-    <w:name w:val="Author"/>
+  <w:style w:styleId="Date" w:type="paragraph">
+    <w:name w:val="Date"/>
+    <w:basedOn w:val="Title"/>
     <w:next w:val="BodyText"/>
     <w:qFormat/>
     <w:pPr>
       <w:keepNext/>
       <w:keepLines/>
-      <w:jc w:val="center"/>
     </w:pPr>
-  </w:style>
-  <w:style w:styleId="Date" w:type="paragraph">
-    <w:name w:val="Date"/>
-    <w:next w:val="BodyText"/>
-    <w:qFormat/>
-    <w:pPr>
-      <w:keepNext/>
-      <w:keepLines/>
-      <w:jc w:val="center"/>
-    </w:pPr>
+    <w:rPr>
+      <w:sz w:val="24"/>
+      <w:szCs w:val="24"/>
+    </w:rPr>
   </w:style>
   <w:style w:customStyle="1" w:styleId="AbstractTitle" w:type="paragraph">
     <w:name w:val="Abstract Title"/>
@@ -5529,15 +5337,13 @@
     <w:pPr>
       <w:keepNext/>
       <w:keepLines/>
+      <w:spacing w:after="0" w:before="300"/>
       <w:jc w:val="center"/>
-      <w:spacing w:after="0" w:before="300"/>
     </w:pPr>
     <w:rPr>
+      <w:b/>
       <w:sz w:val="20"/>
       <w:szCs w:val="20"/>
-      <w:b/>
-      <w:color w:val="345A8A"/>
-      &gt;
     </w:rPr>
   </w:style>
   <w:style w:customStyle="1" w:styleId="Abstract" w:type="paragraph">
@@ -5564,191 +5370,321 @@
     <w:rPr/>
   </w:style>
   <w:style w:styleId="Heading1" w:type="paragraph">
-    <w:name w:val="Heading 1"/>
+    <w:name w:val="heading 1"/>
     <w:basedOn w:val="Normal"/>
     <w:next w:val="BodyText"/>
+    <w:link w:val="Heading1Char"/>
     <w:uiPriority w:val="9"/>
     <w:qFormat/>
+    <w:rsid w:val="00A10FD9"/>
     <w:pPr>
       <w:keepNext/>
       <w:keepLines/>
-      <w:spacing w:after="0" w:before="480"/>
+      <w:spacing w:after="80" w:before="360"/>
       <w:outlineLvl w:val="0"/>
     </w:pPr>
     <w:rPr>
       <w:rFonts w:asciiTheme="majorHAnsi" w:cstheme="majorBidi" w:eastAsiaTheme="majorEastAsia" w:hAnsiTheme="majorHAnsi"/>
-      <w:b/>
-      <w:bCs/>
-      <w:color w:themeColor="accent1" w:val="4F81BD"/>
-      <w:sz w:val="32"/>
-      <w:szCs w:val="32"/>
+      <w:color w:themeColor="accent1" w:themeShade="BF" w:val="0F4761"/>
+      <w:sz w:val="40"/>
+      <w:szCs w:val="40"/>
     </w:rPr>
   </w:style>
   <w:style w:styleId="Heading2" w:type="paragraph">
-    <w:name w:val="Heading 2"/>
+    <w:name w:val="heading 2"/>
     <w:basedOn w:val="Normal"/>
     <w:next w:val="BodyText"/>
+    <w:link w:val="Heading2Char"/>
     <w:uiPriority w:val="9"/>
+    <w:semiHidden/>
     <w:unhideWhenUsed/>
     <w:qFormat/>
+    <w:rsid w:val="00A10FD9"/>
     <w:pPr>
       <w:keepNext/>
       <w:keepLines/>
-      <w:spacing w:after="0" w:before="200"/>
+      <w:spacing w:after="80" w:before="160"/>
       <w:outlineLvl w:val="1"/>
     </w:pPr>
     <w:rPr>
       <w:rFonts w:asciiTheme="majorHAnsi" w:cstheme="majorBidi" w:eastAsiaTheme="majorEastAsia" w:hAnsiTheme="majorHAnsi"/>
-      <w:b/>
-      <w:bCs/>
-      <w:color w:themeColor="accent1" w:val="4F81BD"/>
+      <w:color w:themeColor="accent1" w:themeShade="BF" w:val="0F4761"/>
+      <w:sz w:val="32"/>
+      <w:szCs w:val="32"/>
+    </w:rPr>
+  </w:style>
+  <w:style w:styleId="Heading3" w:type="paragraph">
+    <w:name w:val="heading 3"/>
+    <w:basedOn w:val="Normal"/>
+    <w:next w:val="BodyText"/>
+    <w:link w:val="Heading3Char"/>
+    <w:uiPriority w:val="9"/>
+    <w:semiHidden/>
+    <w:unhideWhenUsed/>
+    <w:qFormat/>
+    <w:rsid w:val="00A10FD9"/>
+    <w:pPr>
+      <w:keepNext/>
+      <w:keepLines/>
+      <w:spacing w:after="80" w:before="160"/>
+      <w:outlineLvl w:val="2"/>
+    </w:pPr>
+    <w:rPr>
+      <w:rFonts w:cstheme="majorBidi" w:eastAsiaTheme="majorEastAsia"/>
+      <w:color w:themeColor="accent1" w:themeShade="BF" w:val="0F4761"/>
       <w:sz w:val="28"/>
       <w:szCs w:val="28"/>
     </w:rPr>
   </w:style>
-  <w:style w:styleId="Heading3" w:type="paragraph">
-    <w:name w:val="Heading 3"/>
+  <w:style w:styleId="Heading4" w:type="paragraph">
+    <w:name w:val="heading 4"/>
     <w:basedOn w:val="Normal"/>
     <w:next w:val="BodyText"/>
+    <w:link w:val="Heading4Char"/>
     <w:uiPriority w:val="9"/>
+    <w:semiHidden/>
     <w:unhideWhenUsed/>
     <w:qFormat/>
+    <w:rsid w:val="00A10FD9"/>
     <w:pPr>
       <w:keepNext/>
       <w:keepLines/>
-      <w:spacing w:after="0" w:before="200"/>
-      <w:outlineLvl w:val="2"/>
+      <w:spacing w:after="40" w:before="80"/>
+      <w:outlineLvl w:val="3"/>
     </w:pPr>
     <w:rPr>
-      <w:rFonts w:asciiTheme="majorHAnsi" w:cstheme="majorBidi" w:eastAsiaTheme="majorEastAsia" w:hAnsiTheme="majorHAnsi"/>
-      <w:b/>
-      <w:bCs/>
-      <w:color w:themeColor="accent1" w:val="4F81BD"/>
-      <w:sz w:val="24"/>
-      <w:szCs w:val="24"/>
+      <w:rFonts w:cstheme="majorBidi" w:eastAsiaTheme="majorEastAsia"/>
+      <w:i/>
+      <w:iCs/>
+      <w:color w:themeColor="accent1" w:themeShade="BF" w:val="0F4761"/>
     </w:rPr>
   </w:style>
-  <w:style w:styleId="Heading4" w:type="paragraph">
-    <w:name w:val="Heading 4"/>
+  <w:style w:styleId="Heading5" w:type="paragraph">
+    <w:name w:val="heading 5"/>
     <w:basedOn w:val="Normal"/>
     <w:next w:val="BodyText"/>
+    <w:link w:val="Heading5Char"/>
     <w:uiPriority w:val="9"/>
+    <w:semiHidden/>
     <w:unhideWhenUsed/>
     <w:qFormat/>
+    <w:rsid w:val="00A10FD9"/>
     <w:pPr>
       <w:keepNext/>
       <w:keepLines/>
-      <w:spacing w:after="0" w:before="200"/>
-      <w:outlineLvl w:val="3"/>
+      <w:spacing w:after="40" w:before="80"/>
+      <w:outlineLvl w:val="4"/>
     </w:pPr>
     <w:rPr>
-      <w:rFonts w:asciiTheme="majorHAnsi" w:cstheme="majorBidi" w:eastAsiaTheme="majorEastAsia" w:hAnsiTheme="majorHAnsi"/>
-      <w:i/>
-      <w:bCs/>
-      <w:color w:themeColor="accent1" w:val="4F81BD"/>
-      <w:sz w:val="24"/>
-      <w:szCs w:val="24"/>
+      <w:rFonts w:cstheme="majorBidi" w:eastAsiaTheme="majorEastAsia"/>
+      <w:color w:themeColor="accent1" w:themeShade="BF" w:val="0F4761"/>
     </w:rPr>
   </w:style>
-  <w:style w:styleId="Heading5" w:type="paragraph">
-    <w:name w:val="Heading 5"/>
+  <w:style w:styleId="Heading6" w:type="paragraph">
+    <w:name w:val="heading 6"/>
     <w:basedOn w:val="Normal"/>
     <w:next w:val="BodyText"/>
+    <w:link w:val="Heading6Char"/>
     <w:uiPriority w:val="9"/>
+    <w:semiHidden/>
     <w:unhideWhenUsed/>
     <w:qFormat/>
+    <w:rsid w:val="00A10FD9"/>
     <w:pPr>
       <w:keepNext/>
       <w:keepLines/>
-      <w:spacing w:after="0" w:before="200"/>
-      <w:outlineLvl w:val="4"/>
+      <w:spacing w:after="0" w:before="40"/>
+      <w:outlineLvl w:val="5"/>
     </w:pPr>
     <w:rPr>
-      <w:rFonts w:asciiTheme="majorHAnsi" w:cstheme="majorBidi" w:eastAsiaTheme="majorEastAsia" w:hAnsiTheme="majorHAnsi"/>
+      <w:rFonts w:cstheme="majorBidi" w:eastAsiaTheme="majorEastAsia"/>
+      <w:i/>
       <w:iCs/>
-      <w:color w:themeColor="accent1" w:val="4F81BD"/>
-      <w:sz w:val="24"/>
-      <w:szCs w:val="24"/>
+      <w:color w:themeColor="text1" w:themeTint="A6" w:val="595959"/>
     </w:rPr>
   </w:style>
-  <w:style w:styleId="Heading6" w:type="paragraph">
-    <w:name w:val="Heading 6"/>
+  <w:style w:styleId="Heading7" w:type="paragraph">
+    <w:name w:val="heading 7"/>
     <w:basedOn w:val="Normal"/>
     <w:next w:val="BodyText"/>
+    <w:link w:val="Heading7Char"/>
     <w:uiPriority w:val="9"/>
+    <w:semiHidden/>
     <w:unhideWhenUsed/>
     <w:qFormat/>
+    <w:rsid w:val="00A10FD9"/>
     <w:pPr>
       <w:keepNext/>
       <w:keepLines/>
-      <w:spacing w:after="0" w:before="200"/>
-      <w:outlineLvl w:val="5"/>
+      <w:spacing w:after="0" w:before="40"/>
+      <w:outlineLvl w:val="6"/>
     </w:pPr>
     <w:rPr>
-      <w:rFonts w:asciiTheme="majorHAnsi" w:cstheme="majorBidi" w:eastAsiaTheme="majorEastAsia" w:hAnsiTheme="majorHAnsi"/>
-      <w:color w:themeColor="accent1" w:val="4F81BD"/>
-      <w:sz w:val="24"/>
-      <w:szCs w:val="24"/>
+      <w:rFonts w:cstheme="majorBidi" w:eastAsiaTheme="majorEastAsia"/>
+      <w:color w:themeColor="text1" w:themeTint="A6" w:val="595959"/>
     </w:rPr>
   </w:style>
-  <w:style w:styleId="Heading7" w:type="paragraph">
-    <w:name w:val="Heading 7"/>
+  <w:style w:styleId="Heading8" w:type="paragraph">
+    <w:name w:val="heading 8"/>
     <w:basedOn w:val="Normal"/>
     <w:next w:val="BodyText"/>
+    <w:link w:val="Heading8Char"/>
     <w:uiPriority w:val="9"/>
+    <w:semiHidden/>
     <w:unhideWhenUsed/>
     <w:qFormat/>
+    <w:rsid w:val="00A10FD9"/>
     <w:pPr>
       <w:keepNext/>
       <w:keepLines/>
-      <w:spacing w:after="0" w:before="200"/>
-      <w:outlineLvl w:val="6"/>
+      <w:spacing w:after="0"/>
+      <w:outlineLvl w:val="7"/>
     </w:pPr>
     <w:rPr>
-      <w:rFonts w:asciiTheme="majorHAnsi" w:cstheme="majorBidi" w:eastAsiaTheme="majorEastAsia" w:hAnsiTheme="majorHAnsi"/>
-      <w:color w:themeColor="accent1" w:val="4F81BD"/>
-      <w:sz w:val="24"/>
-      <w:szCs w:val="24"/>
+      <w:rFonts w:cstheme="majorBidi" w:eastAsiaTheme="majorEastAsia"/>
+      <w:i/>
+      <w:iCs/>
+      <w:color w:themeColor="text1" w:themeTint="D8" w:val="272727"/>
     </w:rPr>
   </w:style>
-  <w:style w:styleId="Heading8" w:type="paragraph">
-    <w:name w:val="Heading 8"/>
+  <w:style w:styleId="Heading9" w:type="paragraph">
+    <w:name w:val="heading 9"/>
     <w:basedOn w:val="Normal"/>
     <w:next w:val="BodyText"/>
+    <w:link w:val="Heading9Char"/>
     <w:uiPriority w:val="9"/>
+    <w:semiHidden/>
     <w:unhideWhenUsed/>
     <w:qFormat/>
+    <w:rsid w:val="00A10FD9"/>
     <w:pPr>
       <w:keepNext/>
       <w:keepLines/>
-      <w:spacing w:after="0" w:before="200"/>
-      <w:outlineLvl w:val="7"/>
-    </w:pPr>
-    <w:rPr>
-      <w:rFonts w:asciiTheme="majorHAnsi" w:cstheme="majorBidi" w:eastAsiaTheme="majorEastAsia" w:hAnsiTheme="majorHAnsi"/>
-      <w:color w:themeColor="accent1" w:val="4F81BD"/>
-      <w:sz w:val="24"/>
-      <w:szCs w:val="24"/>
-    </w:rPr>
-  </w:style>
-  <w:style w:styleId="Heading9" w:type="paragraph">
-    <w:name w:val="Heading 9"/>
-    <w:basedOn w:val="Normal"/>
-    <w:next w:val="BodyText"/>
-    <w:uiPriority w:val="9"/>
-    <w:unhideWhenUsed/>
-    <w:qFormat/>
-    <w:pPr>
-      <w:keepNext/>
-      <w:keepLines/>
-      <w:spacing w:after="0" w:before="200"/>
+      <w:spacing w:after="0"/>
       <w:outlineLvl w:val="8"/>
     </w:pPr>
     <w:rPr>
+      <w:rFonts w:cstheme="majorBidi" w:eastAsiaTheme="majorEastAsia"/>
+      <w:color w:themeColor="text1" w:themeTint="D8" w:val="272727"/>
+    </w:rPr>
+  </w:style>
+  <w:style w:customStyle="1" w:styleId="Heading1Char" w:type="character">
+    <w:name w:val="Heading 1 Char"/>
+    <w:basedOn w:val="DefaultParagraphFont"/>
+    <w:link w:val="Heading1"/>
+    <w:uiPriority w:val="9"/>
+    <w:rsid w:val="00A10FD9"/>
+    <w:rPr>
       <w:rFonts w:asciiTheme="majorHAnsi" w:cstheme="majorBidi" w:eastAsiaTheme="majorEastAsia" w:hAnsiTheme="majorHAnsi"/>
-      <w:color w:themeColor="accent1" w:val="4F81BD"/>
-      <w:sz w:val="24"/>
-      <w:szCs w:val="24"/>
+      <w:color w:themeColor="accent1" w:themeShade="BF" w:val="0F4761"/>
+      <w:sz w:val="40"/>
+      <w:szCs w:val="40"/>
+    </w:rPr>
+  </w:style>
+  <w:style w:customStyle="1" w:styleId="Heading2Char" w:type="character">
+    <w:name w:val="Heading 2 Char"/>
+    <w:basedOn w:val="DefaultParagraphFont"/>
+    <w:link w:val="Heading2"/>
+    <w:uiPriority w:val="9"/>
+    <w:semiHidden/>
+    <w:rsid w:val="00A10FD9"/>
+    <w:rPr>
+      <w:rFonts w:asciiTheme="majorHAnsi" w:cstheme="majorBidi" w:eastAsiaTheme="majorEastAsia" w:hAnsiTheme="majorHAnsi"/>
+      <w:color w:themeColor="accent1" w:themeShade="BF" w:val="0F4761"/>
+      <w:sz w:val="32"/>
+      <w:szCs w:val="32"/>
+    </w:rPr>
+  </w:style>
+  <w:style w:customStyle="1" w:styleId="Heading3Char" w:type="character">
+    <w:name w:val="Heading 3 Char"/>
+    <w:basedOn w:val="DefaultParagraphFont"/>
+    <w:link w:val="Heading3"/>
+    <w:uiPriority w:val="9"/>
+    <w:semiHidden/>
+    <w:rsid w:val="00A10FD9"/>
+    <w:rPr>
+      <w:rFonts w:cstheme="majorBidi" w:eastAsiaTheme="majorEastAsia"/>
+      <w:color w:themeColor="accent1" w:themeShade="BF" w:val="0F4761"/>
+      <w:sz w:val="28"/>
+      <w:szCs w:val="28"/>
+    </w:rPr>
+  </w:style>
+  <w:style w:customStyle="1" w:styleId="Heading4Char" w:type="character">
+    <w:name w:val="Heading 4 Char"/>
+    <w:basedOn w:val="DefaultParagraphFont"/>
+    <w:link w:val="Heading4"/>
+    <w:uiPriority w:val="9"/>
+    <w:semiHidden/>
+    <w:rsid w:val="00A10FD9"/>
+    <w:rPr>
+      <w:rFonts w:cstheme="majorBidi" w:eastAsiaTheme="majorEastAsia"/>
+      <w:i/>
+      <w:iCs/>
+      <w:color w:themeColor="accent1" w:themeShade="BF" w:val="0F4761"/>
+    </w:rPr>
+  </w:style>
+  <w:style w:customStyle="1" w:styleId="Heading5Char" w:type="character">
+    <w:name w:val="Heading 5 Char"/>
+    <w:basedOn w:val="DefaultParagraphFont"/>
+    <w:link w:val="Heading5"/>
+    <w:uiPriority w:val="9"/>
+    <w:semiHidden/>
+    <w:rsid w:val="00A10FD9"/>
+    <w:rPr>
+      <w:rFonts w:cstheme="majorBidi" w:eastAsiaTheme="majorEastAsia"/>
+      <w:color w:themeColor="accent1" w:themeShade="BF" w:val="0F4761"/>
+    </w:rPr>
+  </w:style>
+  <w:style w:customStyle="1" w:styleId="Heading6Char" w:type="character">
+    <w:name w:val="Heading 6 Char"/>
+    <w:basedOn w:val="DefaultParagraphFont"/>
+    <w:link w:val="Heading6"/>
+    <w:uiPriority w:val="9"/>
+    <w:semiHidden/>
+    <w:rsid w:val="00A10FD9"/>
+    <w:rPr>
+      <w:rFonts w:cstheme="majorBidi" w:eastAsiaTheme="majorEastAsia"/>
+      <w:i/>
+      <w:iCs/>
+      <w:color w:themeColor="text1" w:themeTint="A6" w:val="595959"/>
+    </w:rPr>
+  </w:style>
+  <w:style w:customStyle="1" w:styleId="Heading7Char" w:type="character">
+    <w:name w:val="Heading 7 Char"/>
+    <w:basedOn w:val="DefaultParagraphFont"/>
+    <w:link w:val="Heading7"/>
+    <w:uiPriority w:val="9"/>
+    <w:semiHidden/>
+    <w:rsid w:val="00A10FD9"/>
+    <w:rPr>
+      <w:rFonts w:cstheme="majorBidi" w:eastAsiaTheme="majorEastAsia"/>
+      <w:color w:themeColor="text1" w:themeTint="A6" w:val="595959"/>
+    </w:rPr>
+  </w:style>
+  <w:style w:customStyle="1" w:styleId="Heading8Char" w:type="character">
+    <w:name w:val="Heading 8 Char"/>
+    <w:basedOn w:val="DefaultParagraphFont"/>
+    <w:link w:val="Heading8"/>
+    <w:uiPriority w:val="9"/>
+    <w:semiHidden/>
+    <w:rsid w:val="00A10FD9"/>
+    <w:rPr>
+      <w:rFonts w:cstheme="majorBidi" w:eastAsiaTheme="majorEastAsia"/>
+      <w:i/>
+      <w:iCs/>
+      <w:color w:themeColor="text1" w:themeTint="D8" w:val="272727"/>
+    </w:rPr>
+  </w:style>
+  <w:style w:customStyle="1" w:styleId="Heading9Char" w:type="character">
+    <w:name w:val="Heading 9 Char"/>
+    <w:basedOn w:val="DefaultParagraphFont"/>
+    <w:link w:val="Heading9"/>
+    <w:uiPriority w:val="9"/>
+    <w:semiHidden/>
+    <w:rsid w:val="00A10FD9"/>
+    <w:rPr>
+      <w:rFonts w:cstheme="majorBidi" w:eastAsiaTheme="majorEastAsia"/>
+      <w:color w:themeColor="text1" w:themeTint="D8" w:val="272727"/>
     </w:rPr>
   </w:style>
   <w:style w:styleId="BlockText" w:type="paragraph">
@@ -5770,6 +5706,18 @@
     <w:uiPriority w:val="9"/>
     <w:unhideWhenUsed/>
     <w:qFormat/>
+  </w:style>
+  <w:style w:styleId="FootnoteBlockText" w:type="paragraph">
+    <w:name w:val="Footnote Block Text"/>
+    <w:basedOn w:val="FootnoteText"/>
+    <w:next w:val="FootnoteText"/>
+    <w:uiPriority w:val="9"/>
+    <w:unhideWhenUsed/>
+    <w:qFormat/>
+    <w:pPr>
+      <w:spacing w:after="100" w:before="100"/>
+      <w:ind w:firstLine="0" w:left="480" w:right="480"/>
+    </w:pPr>
   </w:style>
   <w:style w:default="1" w:styleId="DefaultParagraphFont" w:type="character">
     <w:name w:val="Default Paragraph Font"/>
@@ -5792,18 +5740,11 @@
       </w:tblCellMar>
     </w:tblPr>
     <w:tblStylePr w:type="firstRow">
-      <w:tblPr>
-        <w:jc w:val="left"/>
-        <w:tblInd w:type="dxa" w:w="0"/>
-      </w:tblPr>
-      <w:trPr>
-        <w:jc w:val="left"/>
-      </w:trPr>
       <w:tcPr>
-        <w:vAlign w:val="bottom"/>
         <w:tcBorders>
           <w:bottom w:val="single"/>
         </w:tcBorders>
+        <w:vAlign w:val="bottom"/>
       </w:tcPr>
     </w:tblStylePr>
   </w:style>
@@ -5918,8 +5859,8 @@
     <w:name w:val="KeywordTok"/>
     <w:basedOn w:val="VerbatimChar"/>
     <w:rPr>
+      <w:b/>
       <w:color w:val="007020"/>
-      <w:b/>
     </w:rPr>
   </w:style>
   <w:style w:type="character" w:customStyle="1" w:styleId="DataTypeTok">
@@ -5996,42 +5937,42 @@
     <w:name w:val="ImportTok"/>
     <w:basedOn w:val="VerbatimChar"/>
     <w:rPr>
+      <w:b/>
       <w:color w:val="008000"/>
-      <w:b/>
     </w:rPr>
   </w:style>
   <w:style w:type="character" w:customStyle="1" w:styleId="CommentTok">
     <w:name w:val="CommentTok"/>
     <w:basedOn w:val="VerbatimChar"/>
     <w:rPr>
+      <w:i/>
       <w:color w:val="60a0b0"/>
-      <w:i/>
     </w:rPr>
   </w:style>
   <w:style w:type="character" w:customStyle="1" w:styleId="DocumentationTok">
     <w:name w:val="DocumentationTok"/>
     <w:basedOn w:val="VerbatimChar"/>
     <w:rPr>
+      <w:i/>
       <w:color w:val="ba2121"/>
-      <w:i/>
     </w:rPr>
   </w:style>
   <w:style w:type="character" w:customStyle="1" w:styleId="AnnotationTok">
     <w:name w:val="AnnotationTok"/>
     <w:basedOn w:val="VerbatimChar"/>
     <w:rPr>
-      <w:color w:val="60a0b0"/>
       <w:b/>
       <w:i/>
+      <w:color w:val="60a0b0"/>
     </w:rPr>
   </w:style>
   <w:style w:type="character" w:customStyle="1" w:styleId="CommentVarTok">
     <w:name w:val="CommentVarTok"/>
     <w:basedOn w:val="VerbatimChar"/>
     <w:rPr>
-      <w:color w:val="60a0b0"/>
       <w:b/>
       <w:i/>
+      <w:color w:val="60a0b0"/>
     </w:rPr>
   </w:style>
   <w:style w:type="character" w:customStyle="1" w:styleId="OtherTok">
@@ -6059,8 +6000,8 @@
     <w:name w:val="ControlFlowTok"/>
     <w:basedOn w:val="VerbatimChar"/>
     <w:rPr>
+      <w:b/>
       <w:color w:val="007020"/>
-      <w:b/>
     </w:rPr>
   </w:style>
   <w:style w:type="character" w:customStyle="1" w:styleId="OperatorTok">
@@ -6105,34 +6046,34 @@
     <w:name w:val="InformationTok"/>
     <w:basedOn w:val="VerbatimChar"/>
     <w:rPr>
-      <w:color w:val="60a0b0"/>
       <w:b/>
       <w:i/>
+      <w:color w:val="60a0b0"/>
     </w:rPr>
   </w:style>
   <w:style w:type="character" w:customStyle="1" w:styleId="WarningTok">
     <w:name w:val="WarningTok"/>
     <w:basedOn w:val="VerbatimChar"/>
     <w:rPr>
-      <w:color w:val="60a0b0"/>
       <w:b/>
       <w:i/>
+      <w:color w:val="60a0b0"/>
     </w:rPr>
   </w:style>
   <w:style w:type="character" w:customStyle="1" w:styleId="AlertTok">
     <w:name w:val="AlertTok"/>
     <w:basedOn w:val="VerbatimChar"/>
     <w:rPr>
+      <w:b/>
       <w:color w:val="ff0000"/>
-      <w:b/>
     </w:rPr>
   </w:style>
   <w:style w:type="character" w:customStyle="1" w:styleId="ErrorTok">
     <w:name w:val="ErrorTok"/>
     <w:basedOn w:val="VerbatimChar"/>
     <w:rPr>
+      <w:b/>
       <w:color w:val="ff0000"/>
-      <w:b/>
     </w:rPr>
   </w:style>
   <w:style w:type="character" w:customStyle="1" w:styleId="NormalTok">
@@ -6154,44 +6095,44 @@
         <a:sysClr val="window" lastClr="FFFFFF"/>
       </a:lt1>
       <a:dk2>
-        <a:srgbClr val="1F497D"/>
+        <a:srgbClr val="0E2841"/>
       </a:dk2>
       <a:lt2>
-        <a:srgbClr val="EEECE1"/>
+        <a:srgbClr val="E8E8E8"/>
       </a:lt2>
       <a:accent1>
-        <a:srgbClr val="4F81BD"/>
+        <a:srgbClr val="156082"/>
       </a:accent1>
       <a:accent2>
-        <a:srgbClr val="C0504D"/>
+        <a:srgbClr val="E97132"/>
       </a:accent2>
       <a:accent3>
-        <a:srgbClr val="9BBB59"/>
+        <a:srgbClr val="196B24"/>
       </a:accent3>
       <a:accent4>
-        <a:srgbClr val="8064A2"/>
+        <a:srgbClr val="0F9ED5"/>
       </a:accent4>
       <a:accent5>
-        <a:srgbClr val="4BACC6"/>
+        <a:srgbClr val="A02B93"/>
       </a:accent5>
       <a:accent6>
-        <a:srgbClr val="F79646"/>
+        <a:srgbClr val="4EA72E"/>
       </a:accent6>
       <a:hlink>
-        <a:srgbClr val="0000FF"/>
+        <a:srgbClr val="467886"/>
       </a:hlink>
       <a:folHlink>
-        <a:srgbClr val="800080"/>
+        <a:srgbClr val="96607D"/>
       </a:folHlink>
     </a:clrScheme>
     <a:fontScheme name="Office">
       <a:majorFont>
-        <a:latin typeface="Calibri"/>
+        <a:latin typeface="Aptos Display" panose="02110004020202020204"/>
         <a:ea typeface=""/>
         <a:cs typeface=""/>
-        <a:font script="Jpan" typeface="ＭＳ ゴシック"/>
+        <a:font script="Jpan" typeface="游ゴシック Light"/>
         <a:font script="Hang" typeface="맑은 고딕"/>
-        <a:font script="Hans" typeface="宋体"/>
+        <a:font script="Hans" typeface="等线 Light"/>
         <a:font script="Hant" typeface="新細明體"/>
         <a:font script="Arab" typeface="Times New Roman"/>
         <a:font script="Hebr" typeface="Times New Roman"/>
@@ -6218,14 +6159,32 @@
         <a:font script="Mong" typeface="Mongolian Baiti"/>
         <a:font script="Viet" typeface="Times New Roman"/>
         <a:font script="Uigh" typeface="Microsoft Uighur"/>
+        <a:font script="Geor" typeface="Sylfaen"/>
+        <a:font script="Armn" typeface="Arial"/>
+        <a:font script="Bugi" typeface="Leelawadee UI"/>
+        <a:font script="Bopo" typeface="Microsoft JhengHei"/>
+        <a:font script="Java" typeface="Javanese Text"/>
+        <a:font script="Lisu" typeface="Segoe UI"/>
+        <a:font script="Mymr" typeface="Myanmar Text"/>
+        <a:font script="Nkoo" typeface="Ebrima"/>
+        <a:font script="Olck" typeface="Nirmala UI"/>
+        <a:font script="Osma" typeface="Ebrima"/>
+        <a:font script="Phag" typeface="Phagspa"/>
+        <a:font script="Syrn" typeface="Estrangelo Edessa"/>
+        <a:font script="Syrj" typeface="Estrangelo Edessa"/>
+        <a:font script="Syre" typeface="Estrangelo Edessa"/>
+        <a:font script="Sora" typeface="Nirmala UI"/>
+        <a:font script="Tale" typeface="Microsoft Tai Le"/>
+        <a:font script="Talu" typeface="Microsoft New Tai Lue"/>
+        <a:font script="Tfng" typeface="Ebrima"/>
       </a:majorFont>
       <a:minorFont>
-        <a:latin typeface="Cambria"/>
+        <a:latin typeface="Aptos" panose="02110004020202020204"/>
         <a:ea typeface=""/>
         <a:cs typeface=""/>
-        <a:font script="Jpan" typeface="ＭＳ 明朝"/>
+        <a:font script="Jpan" typeface="游明朝"/>
         <a:font script="Hang" typeface="맑은 고딕"/>
-        <a:font script="Hans" typeface="宋体"/>
+        <a:font script="Hans" typeface="等线"/>
         <a:font script="Hant" typeface="新細明體"/>
         <a:font script="Arab" typeface="Arial"/>
         <a:font script="Hebr" typeface="Arial"/>
@@ -6252,6 +6211,24 @@
         <a:font script="Mong" typeface="Mongolian Baiti"/>
         <a:font script="Viet" typeface="Arial"/>
         <a:font script="Uigh" typeface="Microsoft Uighur"/>
+        <a:font script="Geor" typeface="Sylfaen"/>
+        <a:font script="Armn" typeface="Arial"/>
+        <a:font script="Bugi" typeface="Leelawadee UI"/>
+        <a:font script="Bopo" typeface="Microsoft JhengHei"/>
+        <a:font script="Java" typeface="Javanese Text"/>
+        <a:font script="Lisu" typeface="Segoe UI"/>
+        <a:font script="Mymr" typeface="Myanmar Text"/>
+        <a:font script="Nkoo" typeface="Ebrima"/>
+        <a:font script="Olck" typeface="Nirmala UI"/>
+        <a:font script="Osma" typeface="Ebrima"/>
+        <a:font script="Phag" typeface="Phagspa"/>
+        <a:font script="Syrn" typeface="Estrangelo Edessa"/>
+        <a:font script="Syrj" typeface="Estrangelo Edessa"/>
+        <a:font script="Syre" typeface="Estrangelo Edessa"/>
+        <a:font script="Sora" typeface="Nirmala UI"/>
+        <a:font script="Tale" typeface="Microsoft Tai Le"/>
+        <a:font script="Talu" typeface="Microsoft New Tai Lue"/>
+        <a:font script="Tfng" typeface="Ebrima"/>
       </a:minorFont>
     </a:fontScheme>
     <a:fmtScheme name="Office">
@@ -6263,200 +6240,141 @@
           <a:gsLst>
             <a:gs pos="0">
               <a:schemeClr val="phClr">
-                <a:tint val="50000"/>
-                <a:satMod val="300000"/>
+                <a:lumMod val="110000"/>
+                <a:satMod val="105000"/>
+                <a:tint val="67000"/>
               </a:schemeClr>
             </a:gs>
-            <a:gs pos="35000">
+            <a:gs pos="50000">
               <a:schemeClr val="phClr">
-                <a:tint val="37000"/>
-                <a:satMod val="300000"/>
+                <a:lumMod val="105000"/>
+                <a:satMod val="103000"/>
+                <a:tint val="73000"/>
               </a:schemeClr>
             </a:gs>
             <a:gs pos="100000">
               <a:schemeClr val="phClr">
-                <a:tint val="15000"/>
-                <a:satMod val="350000"/>
+                <a:lumMod val="105000"/>
+                <a:satMod val="109000"/>
+                <a:tint val="81000"/>
               </a:schemeClr>
             </a:gs>
           </a:gsLst>
-          <a:lin ang="16200000" scaled="1"/>
+          <a:lin ang="5400000" scaled="0"/>
         </a:gradFill>
         <a:gradFill rotWithShape="1">
           <a:gsLst>
             <a:gs pos="0">
               <a:schemeClr val="phClr">
-                <a:tint val="100000"/>
+                <a:satMod val="103000"/>
+                <a:lumMod val="102000"/>
+                <a:tint val="94000"/>
+              </a:schemeClr>
+            </a:gs>
+            <a:gs pos="50000">
+              <a:schemeClr val="phClr">
+                <a:satMod val="110000"/>
+                <a:lumMod val="100000"/>
                 <a:shade val="100000"/>
-                <a:satMod val="130000"/>
               </a:schemeClr>
             </a:gs>
             <a:gs pos="100000">
               <a:schemeClr val="phClr">
-                <a:tint val="50000"/>
-                <a:shade val="100000"/>
-                <a:satMod val="350000"/>
+                <a:lumMod val="99000"/>
+                <a:satMod val="120000"/>
+                <a:shade val="78000"/>
               </a:schemeClr>
             </a:gs>
           </a:gsLst>
-          <a:lin ang="16200000" scaled="0"/>
+          <a:lin ang="5400000" scaled="0"/>
         </a:gradFill>
       </a:fillStyleLst>
       <a:lnStyleLst>
-        <a:ln w="9525" cap="flat" cmpd="sng" algn="ctr">
-          <a:solidFill>
-            <a:schemeClr val="phClr">
-              <a:shade val="95000"/>
-              <a:satMod val="105000"/>
-            </a:schemeClr>
-          </a:solidFill>
-          <a:prstDash val="solid"/>
-        </a:ln>
-        <a:ln w="25400" cap="flat" cmpd="sng" algn="ctr">
+        <a:ln w="6350" cap="flat" cmpd="sng" algn="ctr">
           <a:solidFill>
             <a:schemeClr val="phClr"/>
           </a:solidFill>
           <a:prstDash val="solid"/>
+          <a:miter lim="800000"/>
         </a:ln>
-        <a:ln w="38100" cap="flat" cmpd="sng" algn="ctr">
+        <a:ln w="12700" cap="flat" cmpd="sng" algn="ctr">
           <a:solidFill>
             <a:schemeClr val="phClr"/>
           </a:solidFill>
           <a:prstDash val="solid"/>
+          <a:miter lim="800000"/>
+        </a:ln>
+        <a:ln w="19050" cap="flat" cmpd="sng" algn="ctr">
+          <a:solidFill>
+            <a:schemeClr val="phClr"/>
+          </a:solidFill>
+          <a:prstDash val="solid"/>
+          <a:miter lim="800000"/>
         </a:ln>
       </a:lnStyleLst>
       <a:effectStyleLst>
         <a:effectStyle>
+          <a:effectLst/>
+        </a:effectStyle>
+        <a:effectStyle>
+          <a:effectLst/>
+        </a:effectStyle>
+        <a:effectStyle>
           <a:effectLst>
-            <a:outerShdw blurRad="40000" dist="20000" dir="5400000" rotWithShape="0">
+            <a:outerShdw blurRad="57150" dist="19050" dir="5400000" algn="ctr" rotWithShape="0">
               <a:srgbClr val="000000">
-                <a:alpha val="38000"/>
+                <a:alpha val="63000"/>
               </a:srgbClr>
             </a:outerShdw>
           </a:effectLst>
-        </a:effectStyle>
-        <a:effectStyle>
-          <a:effectLst>
-            <a:outerShdw blurRad="40000" dist="23000" dir="5400000" rotWithShape="0">
-              <a:srgbClr val="000000">
-                <a:alpha val="35000"/>
-              </a:srgbClr>
-            </a:outerShdw>
-          </a:effectLst>
-        </a:effectStyle>
-        <a:effectStyle>
-          <a:effectLst>
-            <a:outerShdw blurRad="40000" dist="23000" dir="5400000" rotWithShape="0">
-              <a:srgbClr val="000000">
-                <a:alpha val="35000"/>
-              </a:srgbClr>
-            </a:outerShdw>
-          </a:effectLst>
-          <a:scene3d>
-            <a:camera prst="orthographicFront">
-              <a:rot lat="0" lon="0" rev="0"/>
-            </a:camera>
-            <a:lightRig rig="threePt" dir="t">
-              <a:rot lat="0" lon="0" rev="1200000"/>
-            </a:lightRig>
-          </a:scene3d>
-          <a:sp3d>
-            <a:bevelT w="63500" h="25400"/>
-          </a:sp3d>
         </a:effectStyle>
       </a:effectStyleLst>
       <a:bgFillStyleLst>
         <a:solidFill>
           <a:schemeClr val="phClr"/>
         </a:solidFill>
+        <a:solidFill>
+          <a:schemeClr val="phClr">
+            <a:tint val="95000"/>
+            <a:satMod val="170000"/>
+          </a:schemeClr>
+        </a:solidFill>
         <a:gradFill rotWithShape="1">
           <a:gsLst>
             <a:gs pos="0">
               <a:schemeClr val="phClr">
-                <a:tint val="40000"/>
-                <a:satMod val="350000"/>
+                <a:tint val="93000"/>
+                <a:satMod val="150000"/>
+                <a:shade val="98000"/>
+                <a:lumMod val="102000"/>
               </a:schemeClr>
             </a:gs>
-            <a:gs pos="40000">
+            <a:gs pos="50000">
               <a:schemeClr val="phClr">
-                <a:tint val="45000"/>
-                <a:shade val="99000"/>
-                <a:satMod val="350000"/>
+                <a:tint val="98000"/>
+                <a:satMod val="130000"/>
+                <a:shade val="90000"/>
+                <a:lumMod val="103000"/>
               </a:schemeClr>
             </a:gs>
             <a:gs pos="100000">
               <a:schemeClr val="phClr">
-                <a:shade val="20000"/>
-                <a:satMod val="255000"/>
+                <a:shade val="63000"/>
+                <a:satMod val="120000"/>
               </a:schemeClr>
             </a:gs>
           </a:gsLst>
-          <a:path path="circle">
-            <a:fillToRect l="50000" t="-80000" r="50000" b="180000"/>
-          </a:path>
-        </a:gradFill>
-        <a:gradFill rotWithShape="1">
-          <a:gsLst>
-            <a:gs pos="0">
-              <a:schemeClr val="phClr">
-                <a:tint val="80000"/>
-                <a:satMod val="300000"/>
-              </a:schemeClr>
-            </a:gs>
-            <a:gs pos="100000">
-              <a:schemeClr val="phClr">
-                <a:shade val="30000"/>
-                <a:satMod val="200000"/>
-              </a:schemeClr>
-            </a:gs>
-          </a:gsLst>
-          <a:path path="circle">
-            <a:fillToRect l="50000" t="50000" r="50000" b="50000"/>
-          </a:path>
+          <a:lin ang="5400000" scaled="0"/>
         </a:gradFill>
       </a:bgFillStyleLst>
     </a:fmtScheme>
   </a:themeElements>
-  <a:objectDefaults>
-    <a:spDef>
-      <a:spPr/>
-      <a:bodyPr/>
-      <a:lstStyle/>
-      <a:style>
-        <a:lnRef idx="1">
-          <a:schemeClr val="accent1"/>
-        </a:lnRef>
-        <a:fillRef idx="3">
-          <a:schemeClr val="accent1"/>
-        </a:fillRef>
-        <a:effectRef idx="2">
-          <a:schemeClr val="accent1"/>
-        </a:effectRef>
-        <a:fontRef idx="minor">
-          <a:schemeClr val="lt1"/>
-        </a:fontRef>
-      </a:style>
-    </a:spDef>
-    <a:lnDef>
-      <a:spPr/>
-      <a:bodyPr/>
-      <a:lstStyle/>
-      <a:style>
-        <a:lnRef idx="2">
-          <a:schemeClr val="accent1"/>
-        </a:lnRef>
-        <a:fillRef idx="0">
-          <a:schemeClr val="accent1"/>
-        </a:fillRef>
-        <a:effectRef idx="1">
-          <a:schemeClr val="accent1"/>
-        </a:effectRef>
-        <a:fontRef idx="minor">
-          <a:schemeClr val="tx1"/>
-        </a:fontRef>
-      </a:style>
-    </a:lnDef>
-  </a:objectDefaults>
+  <a:objectDefaults/>
   <a:extraClrSchemeLst/>
+  <a:extLst>
+    <a:ext uri="{05A4C25C-085E-4340-85A3-A5531E510DB2}">
+      <thm15:themeFamily xmlns:thm15="http://schemas.microsoft.com/office/thememl/2012/main" name="Office Theme" id="{2E142A2C-CD16-42D6-873A-C26D2A0506FA}" vid="{1BDDFF52-6CD6-40A5-AB3C-68EB2F1E4D0A}"/>
+    </a:ext>
+  </a:extLst>
 </a:theme>
 </file>
--- a/downloads/CHEM131_Syllabus_Fall2026.docx
+++ b/downloads/CHEM131_Syllabus_Fall2026.docx
@@ -216,7 +216,7 @@
               <w:pStyle w:val="Compact"/>
             </w:pPr>
             <w:r>
-              <w:t xml:space="preserve">About 10–12 hours a week — most of it on Canvas, plus your 4-hour on-campus lab.</w:t>
+              <w:t xml:space="preserve">About 10–12 hours a week outside of lab, plus your 4-hour on-campus lab — see How to Work in This Class.</w:t>
             </w:r>
           </w:p>
         </w:tc>
@@ -426,7 +426,7 @@
               <w:pStyle w:val="Compact"/>
             </w:pPr>
             <w:r>
-              <w:t xml:space="preserve">Your weekly Team Discussion format — named for its posting structure (three problem areas, two areas of interest, one insight from the video key).</w:t>
+              <w:t xml:space="preserve">Your weekly Team Discussion format — named for its posting structure (three problem areas, two areas of interest, one triage question you bring to your team’s huddle in lab).</w:t>
             </w:r>
           </w:p>
         </w:tc>
@@ -649,7 +649,7 @@
         </w:numPr>
       </w:pPr>
       <w:r>
-        <w:t xml:space="preserve">Confirm you have both your Chemfolio and lab manual from the Clark Bookstore before class — your first 3-2-1 team post is due that Wednesday.</w:t>
+        <w:t xml:space="preserve">Confirm you have both your Chemfolio and lab manual from the Clark Bookstore before class — your first 3-2-1 team post is due that Thursday, your second lab day.</w:t>
       </w:r>
     </w:p>
     <w:bookmarkEnd w:id="11"/>
@@ -1026,7 +1026,7 @@
       </w:tr>
     </w:tbl>
     <w:bookmarkEnd w:id="15"/>
-    <w:bookmarkStart w:id="21" w:name="welcome-to-class"/>
+    <w:bookmarkStart w:id="22" w:name="welcome-to-class"/>
     <w:p>
       <w:pPr>
         <w:pStyle w:val="Heading1"/>
@@ -1277,31 +1277,31 @@
               <w:pStyle w:val="Compact"/>
             </w:pPr>
             <w:r>
-              <w:t xml:space="preserve">3-2-1 Team post + upload due; OOL discussion post due</w:t>
-            </w:r>
-          </w:p>
-        </w:tc>
-      </w:tr>
-      <w:tr>
-        <w:tc>
-          <w:tcPr/>
-          <w:p>
-            <w:pPr>
-              <w:pStyle w:val="Compact"/>
-            </w:pPr>
-            <w:r>
-              <w:t xml:space="preserve">Thursday</w:t>
-            </w:r>
-          </w:p>
-        </w:tc>
-        <w:tc>
-          <w:tcPr/>
-          <w:p>
-            <w:pPr>
-              <w:pStyle w:val="Compact"/>
-            </w:pPr>
-            <w:r>
-              <w:t xml:space="preserve">3-2-1 Team Lead Summary post due (Team Lead only, that week)</w:t>
+              <w:t xml:space="preserve">OOL discussion post due</w:t>
+            </w:r>
+          </w:p>
+        </w:tc>
+      </w:tr>
+      <w:tr>
+        <w:tc>
+          <w:tcPr/>
+          <w:p>
+            <w:pPr>
+              <w:pStyle w:val="Compact"/>
+            </w:pPr>
+            <w:r>
+              <w:t xml:space="preserve">Thursday (second lab day)</w:t>
+            </w:r>
+          </w:p>
+        </w:tc>
+        <w:tc>
+          <w:tcPr/>
+          <w:p>
+            <w:pPr>
+              <w:pStyle w:val="Compact"/>
+            </w:pPr>
+            <w:r>
+              <w:t xml:space="preserve">Team huddle in lab; 3-2-1 Team post due, covering both Activities</w:t>
             </w:r>
           </w:p>
         </w:tc>
@@ -1325,7 +1325,7 @@
               <w:pStyle w:val="Compact"/>
             </w:pPr>
             <w:r>
-              <w:t xml:space="preserve">OOL replies due; Lab Results (20 pts), Findings (10 pts), and Conclusions (20 pts) due</w:t>
+              <w:t xml:space="preserve">TEAM LEAD POST due (Team Lead only, that week); OOL replies due; Lab Results (20 pts), Findings (10 pts), and Conclusions (20 pts) due</w:t>
             </w:r>
           </w:p>
         </w:tc>
@@ -1349,7 +1349,7 @@
               <w:pStyle w:val="Compact"/>
             </w:pPr>
             <w:r>
-              <w:t xml:space="preserve">3-2-1 Team post + replies to all 3 teammates + upload due; ALEKS homework due; Lab Background (10 pts) and Methods (40 pts) due</w:t>
+              <w:t xml:space="preserve">3-2-1 replies to two teammates’ ONE questions + both Activity PDF uploads due; ALEKS homework due; Lab Background (10 pts) and Methods (40 pts) due</w:t>
             </w:r>
           </w:p>
         </w:tc>
@@ -1394,8 +1394,210 @@
       </w:r>
     </w:p>
     <w:bookmarkEnd w:id="20"/>
+    <w:bookmarkStart w:id="21" w:name="how-to-work-in-this-class"/>
+    <w:p>
+      <w:pPr>
+        <w:pStyle w:val="Heading2"/>
+      </w:pPr>
+      <w:r>
+        <w:t xml:space="preserve">How to Work in This Class</w:t>
+      </w:r>
+    </w:p>
+    <w:p>
+      <w:pPr>
+        <w:pStyle w:val="FirstParagraph"/>
+      </w:pPr>
+      <w:r>
+        <w:rPr>
+          <w:i/>
+          <w:iCs/>
+        </w:rPr>
+        <w:t xml:space="preserve">TL;DR: Same Activities as the in-person sections, on your schedule. Try each Activity on your own first, then use the Video Key to check and correct your work. Plan on 10–12 hours a week outside of lab. If it’s taking more, or you’re putting in that time and your quiz scores are low, check in with me.</w:t>
+      </w:r>
+    </w:p>
+    <w:p>
+      <w:pPr>
+        <w:pStyle w:val="BodyText"/>
+      </w:pPr>
+      <w:r>
+        <w:rPr>
+          <w:b/>
+          <w:bCs/>
+        </w:rPr>
+        <w:t xml:space="preserve">Same course, your schedule.</w:t>
+      </w:r>
+      <w:r>
+        <w:t xml:space="preserve"> </w:t>
+      </w:r>
+      <w:r>
+        <w:t xml:space="preserve">In-person sections spend 3 hours a week in class working these same Chemfolio Activities together, then finish and review outside class with the Video Keys. You do the same work. The only difference is that you choose when, and how fast.</w:t>
+      </w:r>
+    </w:p>
+    <w:p>
+      <w:pPr>
+        <w:pStyle w:val="BodyText"/>
+      </w:pPr>
+      <w:r>
+        <w:rPr>
+          <w:b/>
+          <w:bCs/>
+        </w:rPr>
+        <w:t xml:space="preserve">How to work an Activity</w:t>
+      </w:r>
+    </w:p>
+    <w:p>
+      <w:pPr>
+        <w:pStyle w:val="Compact"/>
+        <w:numPr>
+          <w:ilvl w:val="0"/>
+          <w:numId w:val="1002"/>
+        </w:numPr>
+      </w:pPr>
+      <w:r>
+        <w:t xml:space="preserve">Read the assigned Smith section.</w:t>
+      </w:r>
+    </w:p>
+    <w:p>
+      <w:pPr>
+        <w:pStyle w:val="Compact"/>
+        <w:numPr>
+          <w:ilvl w:val="0"/>
+          <w:numId w:val="1002"/>
+        </w:numPr>
+      </w:pPr>
+      <w:r>
+        <w:t xml:space="preserve">Work the Activity in your Chemfolio on your own. Don’t start the video yet.</w:t>
+      </w:r>
+    </w:p>
+    <w:p>
+      <w:pPr>
+        <w:pStyle w:val="Compact"/>
+        <w:numPr>
+          <w:ilvl w:val="0"/>
+          <w:numId w:val="1002"/>
+        </w:numPr>
+      </w:pPr>
+      <w:r>
+        <w:t xml:space="preserve">Mark where you got stuck. That’s your THREE.</w:t>
+      </w:r>
+    </w:p>
+    <w:p>
+      <w:pPr>
+        <w:pStyle w:val="Compact"/>
+        <w:numPr>
+          <w:ilvl w:val="0"/>
+          <w:numId w:val="1002"/>
+        </w:numPr>
+      </w:pPr>
+      <w:r>
+        <w:t xml:space="preserve">Watch the Video Key to check and correct your work, and note in your Chemfolio what changed.</w:t>
+      </w:r>
+    </w:p>
+    <w:p>
+      <w:pPr>
+        <w:pStyle w:val="Compact"/>
+        <w:numPr>
+          <w:ilvl w:val="0"/>
+          <w:numId w:val="1002"/>
+        </w:numPr>
+      </w:pPr>
+      <w:r>
+        <w:t xml:space="preserve">Bring what’s still unclear to your team’s huddle. That’s your ONE.</w:t>
+      </w:r>
+    </w:p>
+    <w:p>
+      <w:pPr>
+        <w:pStyle w:val="FirstParagraph"/>
+      </w:pPr>
+      <w:r>
+        <w:rPr>
+          <w:b/>
+          <w:bCs/>
+        </w:rPr>
+        <w:t xml:space="preserve">Why this order matters.</w:t>
+      </w:r>
+      <w:r>
+        <w:t xml:space="preserve"> </w:t>
+      </w:r>
+      <w:r>
+        <w:t xml:space="preserve">Points come from completing the work, but quizzes measure what you learned, and quizzes don’t come with a video. If you can only do a problem while the video is playing, you haven’t learned it yet. Getting stuck first and then fixing it is what makes it stick.</w:t>
+      </w:r>
+    </w:p>
+    <w:p>
+      <w:pPr>
+        <w:pStyle w:val="BodyText"/>
+      </w:pPr>
+      <w:r>
+        <w:rPr>
+          <w:b/>
+          <w:bCs/>
+        </w:rPr>
+        <w:t xml:space="preserve">How much time.</w:t>
+      </w:r>
+      <w:r>
+        <w:t xml:space="preserve"> </w:t>
+      </w:r>
+      <w:r>
+        <w:t xml:space="preserve">Plan on 10–12 hours a week outside of lab. Check in with me if either of these happens:</w:t>
+      </w:r>
+    </w:p>
+    <w:p>
+      <w:pPr>
+        <w:pStyle w:val="Compact"/>
+        <w:numPr>
+          <w:ilvl w:val="0"/>
+          <w:numId w:val="1003"/>
+        </w:numPr>
+      </w:pPr>
+      <w:r>
+        <w:t xml:space="preserve">You’re regularly spending more than 12 hours a week.</w:t>
+      </w:r>
+    </w:p>
+    <w:p>
+      <w:pPr>
+        <w:pStyle w:val="Compact"/>
+        <w:numPr>
+          <w:ilvl w:val="0"/>
+          <w:numId w:val="1003"/>
+        </w:numPr>
+      </w:pPr>
+      <w:r>
+        <w:t xml:space="preserve">You’re putting in 10–12 hours and doing all the work, but your quiz scores are low.</w:t>
+      </w:r>
+    </w:p>
+    <w:p>
+      <w:pPr>
+        <w:pStyle w:val="FirstParagraph"/>
+      </w:pPr>
+      <w:r>
+        <w:t xml:space="preserve">Either one means something about how you’re working needs adjusting, and that’s what Help Hours are for.</w:t>
+      </w:r>
+    </w:p>
+    <w:p>
+      <w:pPr>
+        <w:pStyle w:val="BlockText"/>
+      </w:pPr>
+      <w:r>
+        <w:rPr>
+          <w:b/>
+          <w:bCs/>
+        </w:rPr>
+        <w:t xml:space="preserve">Dr. B’s Note:</w:t>
+      </w:r>
+      <w:r>
+        <w:t xml:space="preserve"> </w:t>
+      </w:r>
+      <w:r>
+        <w:rPr>
+          <w:i/>
+          <w:iCs/>
+        </w:rPr>
+        <w:t xml:space="preserve">Work smarter, not harder. Slow is smooth, and smooth is fast. Put your effort where it pays off most directly in learning: 3-2-1 Team Posts (15%), ALEKS Problem Sets (15%), and Quizzes (20%) together make up 50% of your grade — see How Will I Be Graded below. Lab work and OOL matter too, and both take real writing and analysis. Both will feel slow at first, and you’ll get faster as we go. That’s the point: both are professional expectations in your future career, which is why they’re in this class.</w:t>
+      </w:r>
+    </w:p>
     <w:bookmarkEnd w:id="21"/>
-    <w:bookmarkStart w:id="23" w:name="about-your-instructor"/>
+    <w:bookmarkEnd w:id="22"/>
+    <w:bookmarkStart w:id="24" w:name="about-your-instructor"/>
     <w:p>
       <w:pPr>
         <w:pStyle w:val="Heading1"/>
@@ -1598,7 +1800,7 @@
         </w:tc>
       </w:tr>
     </w:tbl>
-    <w:bookmarkStart w:id="22" w:name="what-can-you-expect-from-me"/>
+    <w:bookmarkStart w:id="23" w:name="what-can-you-expect-from-me"/>
     <w:p>
       <w:pPr>
         <w:pStyle w:val="Heading2"/>
@@ -1633,9 +1835,9 @@
         <w:t xml:space="preserve">— Dr. B</w:t>
       </w:r>
     </w:p>
-    <w:bookmarkEnd w:id="22"/>
     <w:bookmarkEnd w:id="23"/>
-    <w:bookmarkStart w:id="26" w:name="what-course-materials-will-i-need"/>
+    <w:bookmarkEnd w:id="24"/>
+    <w:bookmarkStart w:id="27" w:name="what-course-materials-will-i-need"/>
     <w:p>
       <w:pPr>
         <w:pStyle w:val="Heading1"/>
@@ -1916,7 +2118,7 @@
             <w:r>
               <w:t xml:space="preserve"> </w:t>
             </w:r>
-            <w:hyperlink r:id="rId24">
+            <w:hyperlink r:id="rId25">
               <w:r>
                 <w:rPr>
                   <w:rStyle w:val="Hyperlink"/>
@@ -1961,7 +2163,7 @@
             <w:r>
               <w:t xml:space="preserve"> </w:t>
             </w:r>
-            <w:hyperlink r:id="rId25">
+            <w:hyperlink r:id="rId26">
               <w:r>
                 <w:rPr>
                   <w:rStyle w:val="Hyperlink"/>
@@ -1979,8 +2181,8 @@
         </w:tc>
       </w:tr>
     </w:tbl>
-    <w:bookmarkEnd w:id="26"/>
-    <w:bookmarkStart w:id="32" w:name="what-are-the-course-agreements"/>
+    <w:bookmarkEnd w:id="27"/>
+    <w:bookmarkStart w:id="33" w:name="what-are-the-course-agreements"/>
     <w:p>
       <w:pPr>
         <w:pStyle w:val="Heading1"/>
@@ -2001,7 +2203,7 @@
         <w:t xml:space="preserve">TL;DR: Message me in Canvas Inbox, cite anything that isn’t yours, never use AI to create anything you submit, and show up ready to work.</w:t>
       </w:r>
     </w:p>
-    <w:bookmarkStart w:id="27" w:name="communication"/>
+    <w:bookmarkStart w:id="28" w:name="communication"/>
     <w:p>
       <w:pPr>
         <w:pStyle w:val="Heading2"/>
@@ -2018,8 +2220,8 @@
         <w:t xml:space="preserve">Canvas Inbox is our channel — for everything. I don’t use email during the term, so if you send a Clark email, expect it to go unanswered; message me through Canvas Inbox instead. I respond within 24 hours on weekdays.</w:t>
       </w:r>
     </w:p>
-    <w:bookmarkEnd w:id="27"/>
-    <w:bookmarkStart w:id="29" w:name="citing-your-sources"/>
+    <w:bookmarkEnd w:id="28"/>
+    <w:bookmarkStart w:id="30" w:name="citing-your-sources"/>
     <w:p>
       <w:pPr>
         <w:pStyle w:val="Heading2"/>
@@ -2054,7 +2256,7 @@
       <w:r>
         <w:t xml:space="preserve"> </w:t>
       </w:r>
-      <w:hyperlink r:id="rId28">
+      <w:hyperlink r:id="rId29">
         <w:r>
           <w:rPr>
             <w:rStyle w:val="Hyperlink"/>
@@ -2069,8 +2271,8 @@
         <w:t xml:space="preserve">to learn about what plagiarism is and how to avoid it. It has a tutorial, tips, and style guides for citations. Ask us for help on this - it’s freely given!</w:t>
       </w:r>
     </w:p>
-    <w:bookmarkEnd w:id="29"/>
-    <w:bookmarkStart w:id="30" w:name="X557e592dac108a6d1044d97136f1b079f25201c"/>
+    <w:bookmarkEnd w:id="30"/>
+    <w:bookmarkStart w:id="31" w:name="X557e592dac108a6d1044d97136f1b079f25201c"/>
     <w:p>
       <w:pPr>
         <w:pStyle w:val="Heading2"/>
@@ -2156,7 +2358,7 @@
         <w:pStyle w:val="Compact"/>
         <w:numPr>
           <w:ilvl w:val="0"/>
-          <w:numId w:val="1002"/>
+          <w:numId w:val="1004"/>
         </w:numPr>
       </w:pPr>
       <w:r>
@@ -2172,7 +2374,7 @@
         <w:pStyle w:val="Compact"/>
         <w:numPr>
           <w:ilvl w:val="0"/>
-          <w:numId w:val="1002"/>
+          <w:numId w:val="1004"/>
         </w:numPr>
       </w:pPr>
       <w:r>
@@ -2188,7 +2390,7 @@
         <w:pStyle w:val="Compact"/>
         <w:numPr>
           <w:ilvl w:val="1"/>
-          <w:numId w:val="1003"/>
+          <w:numId w:val="1005"/>
         </w:numPr>
       </w:pPr>
       <w:r>
@@ -2200,7 +2402,7 @@
         <w:pStyle w:val="Compact"/>
         <w:numPr>
           <w:ilvl w:val="1"/>
-          <w:numId w:val="1003"/>
+          <w:numId w:val="1005"/>
         </w:numPr>
       </w:pPr>
       <w:r>
@@ -2212,7 +2414,7 @@
         <w:pStyle w:val="Compact"/>
         <w:numPr>
           <w:ilvl w:val="1"/>
-          <w:numId w:val="1003"/>
+          <w:numId w:val="1005"/>
         </w:numPr>
       </w:pPr>
       <w:r>
@@ -2224,7 +2426,7 @@
         <w:pStyle w:val="Compact"/>
         <w:numPr>
           <w:ilvl w:val="0"/>
-          <w:numId w:val="1002"/>
+          <w:numId w:val="1004"/>
         </w:numPr>
       </w:pPr>
       <w:r>
@@ -2240,7 +2442,7 @@
         <w:pStyle w:val="Compact"/>
         <w:numPr>
           <w:ilvl w:val="1"/>
-          <w:numId w:val="1004"/>
+          <w:numId w:val="1006"/>
         </w:numPr>
       </w:pPr>
       <w:r>
@@ -2252,7 +2454,7 @@
         <w:pStyle w:val="Compact"/>
         <w:numPr>
           <w:ilvl w:val="1"/>
-          <w:numId w:val="1004"/>
+          <w:numId w:val="1006"/>
         </w:numPr>
       </w:pPr>
       <w:r>
@@ -2264,7 +2466,7 @@
         <w:pStyle w:val="Compact"/>
         <w:numPr>
           <w:ilvl w:val="1"/>
-          <w:numId w:val="1004"/>
+          <w:numId w:val="1006"/>
         </w:numPr>
       </w:pPr>
       <w:r>
@@ -2276,7 +2478,7 @@
         <w:pStyle w:val="Compact"/>
         <w:numPr>
           <w:ilvl w:val="1"/>
-          <w:numId w:val="1004"/>
+          <w:numId w:val="1006"/>
         </w:numPr>
       </w:pPr>
       <w:r>
@@ -2298,7 +2500,7 @@
         <w:pStyle w:val="Compact"/>
         <w:numPr>
           <w:ilvl w:val="1"/>
-          <w:numId w:val="1004"/>
+          <w:numId w:val="1006"/>
         </w:numPr>
       </w:pPr>
       <w:r>
@@ -2320,7 +2522,7 @@
         <w:pStyle w:val="Compact"/>
         <w:numPr>
           <w:ilvl w:val="0"/>
-          <w:numId w:val="1002"/>
+          <w:numId w:val="1004"/>
         </w:numPr>
       </w:pPr>
       <w:r>
@@ -2353,8 +2555,8 @@
         <w:t xml:space="preserve">You’re entering health careers where accuracy and integrity matter. This policy isn’t about distrust — it’s about protecting your own growth as a thinker, which is the actual skill you’re here to build.</w:t>
       </w:r>
     </w:p>
-    <w:bookmarkEnd w:id="30"/>
-    <w:bookmarkStart w:id="31" w:name="classroom-norms"/>
+    <w:bookmarkEnd w:id="31"/>
+    <w:bookmarkStart w:id="32" w:name="classroom-norms"/>
     <w:p>
       <w:pPr>
         <w:pStyle w:val="Heading2"/>
@@ -2384,7 +2586,7 @@
         <w:pStyle w:val="Compact"/>
         <w:numPr>
           <w:ilvl w:val="0"/>
-          <w:numId w:val="1005"/>
+          <w:numId w:val="1007"/>
         </w:numPr>
       </w:pPr>
       <w:r>
@@ -2396,7 +2598,7 @@
         <w:pStyle w:val="Compact"/>
         <w:numPr>
           <w:ilvl w:val="0"/>
-          <w:numId w:val="1005"/>
+          <w:numId w:val="1007"/>
         </w:numPr>
       </w:pPr>
       <w:r>
@@ -2408,7 +2610,7 @@
         <w:pStyle w:val="Compact"/>
         <w:numPr>
           <w:ilvl w:val="0"/>
-          <w:numId w:val="1005"/>
+          <w:numId w:val="1007"/>
         </w:numPr>
       </w:pPr>
       <w:r>
@@ -2420,7 +2622,7 @@
         <w:pStyle w:val="Compact"/>
         <w:numPr>
           <w:ilvl w:val="0"/>
-          <w:numId w:val="1005"/>
+          <w:numId w:val="1007"/>
         </w:numPr>
       </w:pPr>
       <w:r>
@@ -2432,7 +2634,7 @@
         <w:pStyle w:val="Compact"/>
         <w:numPr>
           <w:ilvl w:val="0"/>
-          <w:numId w:val="1005"/>
+          <w:numId w:val="1007"/>
         </w:numPr>
       </w:pPr>
       <w:r>
@@ -2444,7 +2646,7 @@
         <w:pStyle w:val="Compact"/>
         <w:numPr>
           <w:ilvl w:val="0"/>
-          <w:numId w:val="1005"/>
+          <w:numId w:val="1007"/>
         </w:numPr>
       </w:pPr>
       <w:r>
@@ -2456,7 +2658,7 @@
         <w:pStyle w:val="Compact"/>
         <w:numPr>
           <w:ilvl w:val="0"/>
-          <w:numId w:val="1005"/>
+          <w:numId w:val="1007"/>
         </w:numPr>
       </w:pPr>
       <w:r>
@@ -2468,7 +2670,7 @@
         <w:pStyle w:val="Compact"/>
         <w:numPr>
           <w:ilvl w:val="0"/>
-          <w:numId w:val="1005"/>
+          <w:numId w:val="1007"/>
         </w:numPr>
       </w:pPr>
       <w:r>
@@ -2480,7 +2682,7 @@
         <w:pStyle w:val="Compact"/>
         <w:numPr>
           <w:ilvl w:val="0"/>
-          <w:numId w:val="1005"/>
+          <w:numId w:val="1007"/>
         </w:numPr>
       </w:pPr>
       <w:r>
@@ -2492,7 +2694,7 @@
         <w:pStyle w:val="Compact"/>
         <w:numPr>
           <w:ilvl w:val="0"/>
-          <w:numId w:val="1005"/>
+          <w:numId w:val="1007"/>
         </w:numPr>
       </w:pPr>
       <w:r>
@@ -2504,7 +2706,7 @@
         <w:pStyle w:val="Compact"/>
         <w:numPr>
           <w:ilvl w:val="0"/>
-          <w:numId w:val="1005"/>
+          <w:numId w:val="1007"/>
         </w:numPr>
       </w:pPr>
       <w:r>
@@ -2516,7 +2718,7 @@
         <w:pStyle w:val="Compact"/>
         <w:numPr>
           <w:ilvl w:val="0"/>
-          <w:numId w:val="1005"/>
+          <w:numId w:val="1007"/>
         </w:numPr>
       </w:pPr>
       <w:r>
@@ -2528,7 +2730,7 @@
         <w:pStyle w:val="Compact"/>
         <w:numPr>
           <w:ilvl w:val="0"/>
-          <w:numId w:val="1005"/>
+          <w:numId w:val="1007"/>
         </w:numPr>
       </w:pPr>
       <w:r>
@@ -2548,7 +2750,7 @@
         <w:pStyle w:val="Compact"/>
         <w:numPr>
           <w:ilvl w:val="0"/>
-          <w:numId w:val="1006"/>
+          <w:numId w:val="1008"/>
         </w:numPr>
       </w:pPr>
       <w:r>
@@ -2560,7 +2762,7 @@
         <w:pStyle w:val="Compact"/>
         <w:numPr>
           <w:ilvl w:val="0"/>
-          <w:numId w:val="1006"/>
+          <w:numId w:val="1008"/>
         </w:numPr>
       </w:pPr>
       <w:r>
@@ -2572,7 +2774,7 @@
         <w:pStyle w:val="Compact"/>
         <w:numPr>
           <w:ilvl w:val="0"/>
-          <w:numId w:val="1006"/>
+          <w:numId w:val="1008"/>
         </w:numPr>
       </w:pPr>
       <w:r>
@@ -2584,7 +2786,7 @@
         <w:pStyle w:val="Compact"/>
         <w:numPr>
           <w:ilvl w:val="0"/>
-          <w:numId w:val="1006"/>
+          <w:numId w:val="1008"/>
         </w:numPr>
       </w:pPr>
       <w:r>
@@ -2603,9 +2805,9 @@
         <w:t xml:space="preserve">“How you do anything is how you do everything.”</w:t>
       </w:r>
     </w:p>
-    <w:bookmarkEnd w:id="31"/>
     <w:bookmarkEnd w:id="32"/>
-    <w:bookmarkStart w:id="33" w:name="X762e0c562ca86535819c7c15adbe8dbe270c6b6"/>
+    <w:bookmarkEnd w:id="33"/>
+    <w:bookmarkStart w:id="34" w:name="X762e0c562ca86535819c7c15adbe8dbe270c6b6"/>
     <w:p>
       <w:pPr>
         <w:pStyle w:val="Heading1"/>
@@ -2639,7 +2841,7 @@
         <w:pStyle w:val="Compact"/>
         <w:numPr>
           <w:ilvl w:val="0"/>
-          <w:numId w:val="1007"/>
+          <w:numId w:val="1009"/>
         </w:numPr>
       </w:pPr>
       <w:r>
@@ -2661,7 +2863,7 @@
         <w:pStyle w:val="Compact"/>
         <w:numPr>
           <w:ilvl w:val="0"/>
-          <w:numId w:val="1007"/>
+          <w:numId w:val="1009"/>
         </w:numPr>
       </w:pPr>
       <w:r>
@@ -2683,7 +2885,7 @@
         <w:pStyle w:val="Compact"/>
         <w:numPr>
           <w:ilvl w:val="0"/>
-          <w:numId w:val="1007"/>
+          <w:numId w:val="1009"/>
         </w:numPr>
       </w:pPr>
       <w:r>
@@ -2705,7 +2907,7 @@
         <w:pStyle w:val="Compact"/>
         <w:numPr>
           <w:ilvl w:val="0"/>
-          <w:numId w:val="1007"/>
+          <w:numId w:val="1009"/>
         </w:numPr>
       </w:pPr>
       <w:r>
@@ -2727,7 +2929,7 @@
         <w:pStyle w:val="Compact"/>
         <w:numPr>
           <w:ilvl w:val="0"/>
-          <w:numId w:val="1007"/>
+          <w:numId w:val="1009"/>
         </w:numPr>
       </w:pPr>
       <w:r>
@@ -2749,7 +2951,7 @@
         <w:pStyle w:val="Compact"/>
         <w:numPr>
           <w:ilvl w:val="0"/>
-          <w:numId w:val="1007"/>
+          <w:numId w:val="1009"/>
         </w:numPr>
       </w:pPr>
       <w:r>
@@ -2791,7 +2993,7 @@
         <w:pStyle w:val="Compact"/>
         <w:numPr>
           <w:ilvl w:val="0"/>
-          <w:numId w:val="1008"/>
+          <w:numId w:val="1010"/>
         </w:numPr>
       </w:pPr>
       <w:r>
@@ -2813,7 +3015,7 @@
         <w:pStyle w:val="Compact"/>
         <w:numPr>
           <w:ilvl w:val="0"/>
-          <w:numId w:val="1008"/>
+          <w:numId w:val="1010"/>
         </w:numPr>
       </w:pPr>
       <w:r>
@@ -2835,7 +3037,7 @@
         <w:pStyle w:val="Compact"/>
         <w:numPr>
           <w:ilvl w:val="0"/>
-          <w:numId w:val="1008"/>
+          <w:numId w:val="1010"/>
         </w:numPr>
       </w:pPr>
       <w:r>
@@ -2857,7 +3059,7 @@
         <w:pStyle w:val="Compact"/>
         <w:numPr>
           <w:ilvl w:val="0"/>
-          <w:numId w:val="1008"/>
+          <w:numId w:val="1010"/>
         </w:numPr>
       </w:pPr>
       <w:r>
@@ -3017,8 +3219,8 @@
         </w:tc>
       </w:tr>
     </w:tbl>
-    <w:bookmarkEnd w:id="33"/>
-    <w:bookmarkStart w:id="40" w:name="how-will-i-be-graded-and-why"/>
+    <w:bookmarkEnd w:id="34"/>
+    <w:bookmarkStart w:id="41" w:name="how-will-i-be-graded-and-why"/>
     <w:p>
       <w:pPr>
         <w:pStyle w:val="Heading1"/>
@@ -3047,7 +3249,7 @@
         <w:t xml:space="preserve">These weights aren’t arbitrary. Lab Experiments carry the most weight because that’s where the real demonstration of your learning happens — applying what you know, not just recognizing it. Quizzes are the next-largest individual measure of your understanding. 3-2-1 Team Posts and OOL Discussions are lighter individually, but combined (30%) they carry as much weight as Labs. ALEKS Problem Sets support your learning but aren’t proof of understanding on their own, which is why they’re weighted below Labs and Quizzes. The Final TYC Project replaces a comprehensive exam because teaching a concept to someone else is a better test of whether you actually understand it than a timed exam is (e.g. “Learn one, do one, teach one.”)</w:t>
       </w:r>
     </w:p>
-    <w:bookmarkStart w:id="34" w:name="Xdd0719f115f2bfe56e3e892841df085ef5ba506"/>
+    <w:bookmarkStart w:id="35" w:name="Xdd0719f115f2bfe56e3e892841df085ef5ba506"/>
     <w:p>
       <w:pPr>
         <w:pStyle w:val="Heading2"/>
@@ -3136,7 +3338,7 @@
               <w:pStyle w:val="Compact"/>
             </w:pPr>
             <w:r>
-              <w:t xml:space="preserve">Weekly 3-2-1 Team Discussions — lecture Activities completed and uploaded, plus your engagement with your team</w:t>
+              <w:t xml:space="preserve">Weekly 3-2-1 Team Discussions — one post Thursday after an in-lab team huddle, two replies answering teammates’ questions, and lecture Activities completed and uploaded</w:t>
             </w:r>
           </w:p>
         </w:tc>
@@ -3335,8 +3537,8 @@
         <w:t xml:space="preserve">Falling below 65% in any single category, even with a passing overall grade, means you cannot pass.</w:t>
       </w:r>
     </w:p>
-    <w:bookmarkEnd w:id="34"/>
-    <w:bookmarkStart w:id="35" w:name="about-the-lab-requirement"/>
+    <w:bookmarkEnd w:id="35"/>
+    <w:bookmarkStart w:id="36" w:name="about-the-lab-requirement"/>
     <w:p>
       <w:pPr>
         <w:pStyle w:val="Heading2"/>
@@ -3358,7 +3560,7 @@
         <w:pStyle w:val="Compact"/>
         <w:numPr>
           <w:ilvl w:val="0"/>
-          <w:numId w:val="1009"/>
+          <w:numId w:val="1011"/>
         </w:numPr>
       </w:pPr>
       <w:r>
@@ -3370,7 +3572,7 @@
         <w:pStyle w:val="Compact"/>
         <w:numPr>
           <w:ilvl w:val="0"/>
-          <w:numId w:val="1009"/>
+          <w:numId w:val="1011"/>
         </w:numPr>
       </w:pPr>
       <w:r>
@@ -3382,7 +3584,7 @@
         <w:pStyle w:val="Compact"/>
         <w:numPr>
           <w:ilvl w:val="0"/>
-          <w:numId w:val="1009"/>
+          <w:numId w:val="1011"/>
         </w:numPr>
       </w:pPr>
       <w:r>
@@ -3394,15 +3596,15 @@
         <w:pStyle w:val="Compact"/>
         <w:numPr>
           <w:ilvl w:val="0"/>
-          <w:numId w:val="1009"/>
+          <w:numId w:val="1011"/>
         </w:numPr>
       </w:pPr>
       <w:r>
         <w:t xml:space="preserve">Missing three weeks of lab, or having two incomplete labs, means you cannot pass the course.</w:t>
       </w:r>
     </w:p>
-    <w:bookmarkEnd w:id="35"/>
-    <w:bookmarkStart w:id="36" w:name="grading-scale"/>
+    <w:bookmarkEnd w:id="36"/>
+    <w:bookmarkStart w:id="37" w:name="grading-scale"/>
     <w:p>
       <w:pPr>
         <w:pStyle w:val="Heading2"/>
@@ -3709,8 +3911,8 @@
         </w:tc>
       </w:tr>
     </w:tbl>
-    <w:bookmarkEnd w:id="36"/>
-    <w:bookmarkStart w:id="37" w:name="late-work"/>
+    <w:bookmarkEnd w:id="37"/>
+    <w:bookmarkStart w:id="38" w:name="late-work"/>
     <w:p>
       <w:pPr>
         <w:pStyle w:val="Heading2"/>
@@ -3732,7 +3934,7 @@
         <w:pStyle w:val="Compact"/>
         <w:numPr>
           <w:ilvl w:val="0"/>
-          <w:numId w:val="1010"/>
+          <w:numId w:val="1012"/>
         </w:numPr>
       </w:pPr>
       <w:r>
@@ -3744,7 +3946,7 @@
         <w:pStyle w:val="Compact"/>
         <w:numPr>
           <w:ilvl w:val="0"/>
-          <w:numId w:val="1010"/>
+          <w:numId w:val="1012"/>
         </w:numPr>
       </w:pPr>
       <w:r>
@@ -3756,7 +3958,7 @@
         <w:pStyle w:val="Compact"/>
         <w:numPr>
           <w:ilvl w:val="0"/>
-          <w:numId w:val="1010"/>
+          <w:numId w:val="1012"/>
         </w:numPr>
       </w:pPr>
       <w:r>
@@ -3768,15 +3970,15 @@
         <w:pStyle w:val="Compact"/>
         <w:numPr>
           <w:ilvl w:val="0"/>
-          <w:numId w:val="1010"/>
+          <w:numId w:val="1012"/>
         </w:numPr>
       </w:pPr>
       <w:r>
         <w:t xml:space="preserve">If something requiring a prolonged absence occurs, contact me via Canvas Inbox and let’s see what solutions are possible.</w:t>
       </w:r>
     </w:p>
-    <w:bookmarkEnd w:id="37"/>
-    <w:bookmarkStart w:id="38" w:name="feedback"/>
+    <w:bookmarkEnd w:id="38"/>
+    <w:bookmarkStart w:id="39" w:name="feedback"/>
     <w:p>
       <w:pPr>
         <w:pStyle w:val="Heading2"/>
@@ -3793,8 +3995,8 @@
         <w:t xml:space="preserve">Discussions and other work are graded within 48 hours of each due date.</w:t>
       </w:r>
     </w:p>
-    <w:bookmarkEnd w:id="38"/>
-    <w:bookmarkStart w:id="39" w:name="revision"/>
+    <w:bookmarkEnd w:id="39"/>
+    <w:bookmarkStart w:id="40" w:name="revision"/>
     <w:p>
       <w:pPr>
         <w:pStyle w:val="Heading2"/>
@@ -3811,9 +4013,9 @@
         <w:t xml:space="preserve">There is no separate revision or regrade policy at this time — the late-work window above functions as the built-in opportunity to catch up before work is scored.</w:t>
       </w:r>
     </w:p>
-    <w:bookmarkEnd w:id="39"/>
     <w:bookmarkEnd w:id="40"/>
-    <w:bookmarkStart w:id="72" w:name="Xc43a7a922298ad0f9db64bde08ef36f42168a56"/>
+    <w:bookmarkEnd w:id="41"/>
+    <w:bookmarkStart w:id="73" w:name="Xc43a7a922298ad0f9db64bde08ef36f42168a56"/>
     <w:p>
       <w:pPr>
         <w:pStyle w:val="Heading1"/>
@@ -3834,7 +4036,7 @@
         <w:t xml:space="preserve">TL;DR: Tech Hub for Canvas/software problems, Tutoring or Librarians for coursework help, Basic Needs Hub if life is making this term hard.</w:t>
       </w:r>
     </w:p>
-    <w:bookmarkStart w:id="46" w:name="technical-support"/>
+    <w:bookmarkStart w:id="47" w:name="technical-support"/>
     <w:p>
       <w:pPr>
         <w:pStyle w:val="Heading2"/>
@@ -3888,7 +4090,7 @@
             <w:pPr>
               <w:pStyle w:val="Compact"/>
             </w:pPr>
-            <w:hyperlink r:id="rId41">
+            <w:hyperlink r:id="rId42">
               <w:r>
                 <w:rPr>
                   <w:rStyle w:val="Hyperlink"/>
@@ -3912,7 +4114,7 @@
             <w:r>
               <w:t xml:space="preserve"> </w:t>
             </w:r>
-            <w:hyperlink r:id="rId42">
+            <w:hyperlink r:id="rId43">
               <w:r>
                 <w:rPr>
                   <w:rStyle w:val="Hyperlink"/>
@@ -3929,7 +4131,7 @@
             <w:r>
               <w:t xml:space="preserve"> </w:t>
             </w:r>
-            <w:hyperlink r:id="rId43">
+            <w:hyperlink r:id="rId44">
               <w:r>
                 <w:rPr>
                   <w:rStyle w:val="Hyperlink"/>
@@ -3986,7 +4188,7 @@
             <w:r>
               <w:t xml:space="preserve"> </w:t>
             </w:r>
-            <w:hyperlink r:id="rId44">
+            <w:hyperlink r:id="rId45">
               <w:r>
                 <w:rPr>
                   <w:rStyle w:val="Hyperlink"/>
@@ -4003,7 +4205,7 @@
             <w:r>
               <w:t xml:space="preserve"> </w:t>
             </w:r>
-            <w:hyperlink r:id="rId45">
+            <w:hyperlink r:id="rId46">
               <w:r>
                 <w:rPr>
                   <w:rStyle w:val="Hyperlink"/>
@@ -4043,8 +4245,8 @@
         </w:tc>
       </w:tr>
     </w:tbl>
-    <w:bookmarkEnd w:id="46"/>
-    <w:bookmarkStart w:id="53" w:name="academic-support"/>
+    <w:bookmarkEnd w:id="47"/>
+    <w:bookmarkStart w:id="54" w:name="academic-support"/>
     <w:p>
       <w:pPr>
         <w:pStyle w:val="Heading2"/>
@@ -4098,7 +4300,7 @@
             <w:pPr>
               <w:pStyle w:val="Compact"/>
             </w:pPr>
-            <w:hyperlink r:id="rId47">
+            <w:hyperlink r:id="rId48">
               <w:r>
                 <w:rPr>
                   <w:rStyle w:val="Hyperlink"/>
@@ -4129,7 +4331,7 @@
             <w:pPr>
               <w:pStyle w:val="Compact"/>
             </w:pPr>
-            <w:hyperlink r:id="rId48">
+            <w:hyperlink r:id="rId49">
               <w:r>
                 <w:rPr>
                   <w:rStyle w:val="Hyperlink"/>
@@ -4153,7 +4355,7 @@
             <w:r>
               <w:t xml:space="preserve"> </w:t>
             </w:r>
-            <w:hyperlink r:id="rId49">
+            <w:hyperlink r:id="rId50">
               <w:r>
                 <w:rPr>
                   <w:rStyle w:val="Hyperlink"/>
@@ -4170,7 +4372,7 @@
             <w:r>
               <w:t xml:space="preserve"> </w:t>
             </w:r>
-            <w:hyperlink r:id="rId50">
+            <w:hyperlink r:id="rId51">
               <w:r>
                 <w:rPr>
                   <w:rStyle w:val="Hyperlink"/>
@@ -4194,7 +4396,7 @@
             <w:pPr>
               <w:pStyle w:val="Compact"/>
             </w:pPr>
-            <w:hyperlink r:id="rId51">
+            <w:hyperlink r:id="rId52">
               <w:r>
                 <w:rPr>
                   <w:rStyle w:val="Hyperlink"/>
@@ -4218,7 +4420,7 @@
             <w:r>
               <w:t xml:space="preserve"> </w:t>
             </w:r>
-            <w:hyperlink r:id="rId52">
+            <w:hyperlink r:id="rId53">
               <w:r>
                 <w:rPr>
                   <w:rStyle w:val="Hyperlink"/>
@@ -4233,8 +4435,8 @@
         </w:tc>
       </w:tr>
     </w:tbl>
-    <w:bookmarkEnd w:id="53"/>
-    <w:bookmarkStart w:id="71" w:name="student-support"/>
+    <w:bookmarkEnd w:id="54"/>
+    <w:bookmarkStart w:id="72" w:name="student-support"/>
     <w:p>
       <w:pPr>
         <w:pStyle w:val="Heading2"/>
@@ -4288,7 +4490,7 @@
             <w:pPr>
               <w:pStyle w:val="Compact"/>
             </w:pPr>
-            <w:hyperlink r:id="rId54">
+            <w:hyperlink r:id="rId55">
               <w:r>
                 <w:rPr>
                   <w:rStyle w:val="Hyperlink"/>
@@ -4319,7 +4521,7 @@
             <w:pPr>
               <w:pStyle w:val="Compact"/>
             </w:pPr>
-            <w:hyperlink r:id="rId55">
+            <w:hyperlink r:id="rId56">
               <w:r>
                 <w:rPr>
                   <w:rStyle w:val="Hyperlink"/>
@@ -4343,7 +4545,7 @@
             <w:r>
               <w:t xml:space="preserve"> </w:t>
             </w:r>
-            <w:hyperlink r:id="rId56">
+            <w:hyperlink r:id="rId57">
               <w:r>
                 <w:rPr>
                   <w:rStyle w:val="Hyperlink"/>
@@ -4367,7 +4569,7 @@
             <w:pPr>
               <w:pStyle w:val="Compact"/>
             </w:pPr>
-            <w:hyperlink r:id="rId57">
+            <w:hyperlink r:id="rId58">
               <w:r>
                 <w:rPr>
                   <w:rStyle w:val="Hyperlink"/>
@@ -4388,7 +4590,7 @@
             <w:r>
               <w:t xml:space="preserve">Monthly pre-packaged food boxes. Contact Cath Busha, Dean of Student Engagement (</w:t>
             </w:r>
-            <w:hyperlink r:id="rId58">
+            <w:hyperlink r:id="rId59">
               <w:r>
                 <w:rPr>
                   <w:rStyle w:val="Hyperlink"/>
@@ -4409,7 +4611,7 @@
             <w:pPr>
               <w:pStyle w:val="Compact"/>
             </w:pPr>
-            <w:hyperlink r:id="rId59">
+            <w:hyperlink r:id="rId60">
               <w:r>
                 <w:rPr>
                   <w:rStyle w:val="Hyperlink"/>
@@ -4433,7 +4635,7 @@
             <w:r>
               <w:t xml:space="preserve"> </w:t>
             </w:r>
-            <w:hyperlink r:id="rId60">
+            <w:hyperlink r:id="rId61">
               <w:r>
                 <w:rPr>
                   <w:rStyle w:val="Hyperlink"/>
@@ -4454,7 +4656,7 @@
             <w:pPr>
               <w:pStyle w:val="Compact"/>
             </w:pPr>
-            <w:hyperlink r:id="rId61">
+            <w:hyperlink r:id="rId62">
               <w:r>
                 <w:rPr>
                   <w:rStyle w:val="Hyperlink"/>
@@ -4478,7 +4680,7 @@
             <w:r>
               <w:t xml:space="preserve"> </w:t>
             </w:r>
-            <w:hyperlink r:id="rId62">
+            <w:hyperlink r:id="rId63">
               <w:r>
                 <w:rPr>
                   <w:rStyle w:val="Hyperlink"/>
@@ -4499,7 +4701,7 @@
             <w:pPr>
               <w:pStyle w:val="Compact"/>
             </w:pPr>
-            <w:hyperlink r:id="rId63">
+            <w:hyperlink r:id="rId64">
               <w:r>
                 <w:rPr>
                   <w:rStyle w:val="Hyperlink"/>
@@ -4523,7 +4725,7 @@
             <w:r>
               <w:t xml:space="preserve"> </w:t>
             </w:r>
-            <w:hyperlink r:id="rId64">
+            <w:hyperlink r:id="rId65">
               <w:r>
                 <w:rPr>
                   <w:rStyle w:val="Hyperlink"/>
@@ -4541,7 +4743,7 @@
             <w:pPr>
               <w:pStyle w:val="Compact"/>
             </w:pPr>
-            <w:hyperlink r:id="rId65">
+            <w:hyperlink r:id="rId66">
               <w:r>
                 <w:rPr>
                   <w:rStyle w:val="Hyperlink"/>
@@ -4565,7 +4767,7 @@
             <w:r>
               <w:t xml:space="preserve"> </w:t>
             </w:r>
-            <w:hyperlink r:id="rId66">
+            <w:hyperlink r:id="rId67">
               <w:r>
                 <w:rPr>
                   <w:rStyle w:val="Hyperlink"/>
@@ -4582,7 +4784,7 @@
             <w:r>
               <w:t xml:space="preserve"> </w:t>
             </w:r>
-            <w:hyperlink r:id="rId67">
+            <w:hyperlink r:id="rId68">
               <w:r>
                 <w:rPr>
                   <w:rStyle w:val="Hyperlink"/>
@@ -4604,7 +4806,7 @@
       <w:r>
         <w:t xml:space="preserve"> </w:t>
       </w:r>
-      <w:hyperlink r:id="rId25">
+      <w:hyperlink r:id="rId26">
         <w:r>
           <w:rPr>
             <w:rStyle w:val="Hyperlink"/>
@@ -4618,7 +4820,7 @@
       <w:r>
         <w:t xml:space="preserve"> </w:t>
       </w:r>
-      <w:hyperlink r:id="rId68">
+      <w:hyperlink r:id="rId69">
         <w:r>
           <w:rPr>
             <w:rStyle w:val="Hyperlink"/>
@@ -4632,7 +4834,7 @@
       <w:r>
         <w:t xml:space="preserve"> </w:t>
       </w:r>
-      <w:hyperlink r:id="rId69">
+      <w:hyperlink r:id="rId70">
         <w:r>
           <w:rPr>
             <w:rStyle w:val="Hyperlink"/>
@@ -4646,7 +4848,7 @@
       <w:r>
         <w:t xml:space="preserve"> </w:t>
       </w:r>
-      <w:hyperlink r:id="rId70">
+      <w:hyperlink r:id="rId71">
         <w:r>
           <w:rPr>
             <w:rStyle w:val="Hyperlink"/>
@@ -4658,9 +4860,9 @@
         <w:t xml:space="preserve">.</w:t>
       </w:r>
     </w:p>
-    <w:bookmarkEnd w:id="71"/>
     <w:bookmarkEnd w:id="72"/>
-    <w:bookmarkStart w:id="73" w:name="how-should-i-get-started-in-class"/>
+    <w:bookmarkEnd w:id="73"/>
+    <w:bookmarkStart w:id="74" w:name="how-should-i-get-started-in-class"/>
     <w:p>
       <w:pPr>
         <w:pStyle w:val="Heading1"/>
@@ -4677,8 +4879,8 @@
         <w:t xml:space="preserve">See Your First Week, near the top of this syllabus, for the exact five things to do before anything else.</w:t>
       </w:r>
     </w:p>
-    <w:bookmarkEnd w:id="73"/>
-    <w:bookmarkStart w:id="75" w:name="appendix-official-college-policies"/>
+    <w:bookmarkEnd w:id="74"/>
+    <w:bookmarkStart w:id="76" w:name="appendix-official-college-policies"/>
     <w:p>
       <w:pPr>
         <w:pStyle w:val="Heading1"/>
@@ -4704,7 +4906,7 @@
         <w:pStyle w:val="Compact"/>
         <w:numPr>
           <w:ilvl w:val="0"/>
-          <w:numId w:val="1011"/>
+          <w:numId w:val="1013"/>
         </w:numPr>
       </w:pPr>
       <w:r>
@@ -4743,7 +4945,7 @@
         <w:pStyle w:val="Compact"/>
         <w:numPr>
           <w:ilvl w:val="0"/>
-          <w:numId w:val="1011"/>
+          <w:numId w:val="1013"/>
         </w:numPr>
       </w:pPr>
       <w:r>
@@ -4765,7 +4967,7 @@
         <w:pStyle w:val="Compact"/>
         <w:numPr>
           <w:ilvl w:val="0"/>
-          <w:numId w:val="1011"/>
+          <w:numId w:val="1013"/>
         </w:numPr>
       </w:pPr>
       <w:r>
@@ -4787,7 +4989,7 @@
         <w:pStyle w:val="Compact"/>
         <w:numPr>
           <w:ilvl w:val="0"/>
-          <w:numId w:val="1011"/>
+          <w:numId w:val="1013"/>
         </w:numPr>
       </w:pPr>
       <w:r>
@@ -4814,7 +5016,7 @@
       <w:r>
         <w:t xml:space="preserve"> </w:t>
       </w:r>
-      <w:hyperlink r:id="rId74">
+      <w:hyperlink r:id="rId75">
         <w:r>
           <w:rPr>
             <w:rStyle w:val="Hyperlink"/>
@@ -4826,7 +5028,7 @@
         <w:t xml:space="preserve">.</w:t>
       </w:r>
     </w:p>
-    <w:bookmarkEnd w:id="75"/>
+    <w:bookmarkEnd w:id="76"/>
     <w:sectPr>
       <w:footnotePr>
         <w:numRestart w:val="eachSect"/>
@@ -5159,7 +5361,34 @@
     </w:lvlOverride>
   </w:num>
   <w:num w:numId="1002">
-    <w:abstractNumId w:val="991"/>
+    <w:abstractNumId w:val="99411"/>
+    <w:lvlOverride w:ilvl="0">
+      <w:startOverride w:val="1"/>
+    </w:lvlOverride>
+    <w:lvlOverride w:ilvl="1">
+      <w:startOverride w:val="1"/>
+    </w:lvlOverride>
+    <w:lvlOverride w:ilvl="2">
+      <w:startOverride w:val="1"/>
+    </w:lvlOverride>
+    <w:lvlOverride w:ilvl="3">
+      <w:startOverride w:val="1"/>
+    </w:lvlOverride>
+    <w:lvlOverride w:ilvl="4">
+      <w:startOverride w:val="1"/>
+    </w:lvlOverride>
+    <w:lvlOverride w:ilvl="5">
+      <w:startOverride w:val="1"/>
+    </w:lvlOverride>
+    <w:lvlOverride w:ilvl="6">
+      <w:startOverride w:val="1"/>
+    </w:lvlOverride>
+    <w:lvlOverride w:ilvl="7">
+      <w:startOverride w:val="1"/>
+    </w:lvlOverride>
+    <w:lvlOverride w:ilvl="8">
+      <w:startOverride w:val="1"/>
+    </w:lvlOverride>
   </w:num>
   <w:num w:numId="1003">
     <w:abstractNumId w:val="991"/>
@@ -5186,6 +5415,12 @@
     <w:abstractNumId w:val="991"/>
   </w:num>
   <w:num w:numId="1011">
+    <w:abstractNumId w:val="991"/>
+  </w:num>
+  <w:num w:numId="1012">
+    <w:abstractNumId w:val="991"/>
+  </w:num>
+  <w:num w:numId="1013">
     <w:abstractNumId w:val="991"/>
   </w:num>
 </w:numbering>

--- a/downloads/CHEM131_Syllabus_Fall2026.docx
+++ b/downloads/CHEM131_Syllabus_Fall2026.docx
@@ -3618,7 +3618,7 @@
         <w:pStyle w:val="FirstParagraph"/>
       </w:pPr>
       <w:r>
-        <w:t xml:space="preserve">Note: Clark does not award C-, D+, or D- in this course — a C- does not transfer, so grading stops at a clean C, then D, then F.</w:t>
+        <w:t xml:space="preserve">Note: Clark does not award C-, D+, or D- in this course — a C- does not transfer, so grading stops at a clean C, then D, then F. Final percentages are rounded to the nearest whole number.</w:t>
       </w:r>
     </w:p>
     <w:tbl>
@@ -3714,7 +3714,7 @@
               <w:pStyle w:val="Compact"/>
             </w:pPr>
             <w:r>
-              <w:t xml:space="preserve">93 up to 100</w:t>
+              <w:t xml:space="preserve">100–93</w:t>
             </w:r>
           </w:p>
         </w:tc>
@@ -3736,7 +3736,7 @@
               <w:pStyle w:val="Compact"/>
             </w:pPr>
             <w:r>
-              <w:t xml:space="preserve">83 up to 87</w:t>
+              <w:t xml:space="preserve">86–83</w:t>
             </w:r>
           </w:p>
         </w:tc>
@@ -3758,7 +3758,7 @@
               <w:pStyle w:val="Compact"/>
             </w:pPr>
             <w:r>
-              <w:t xml:space="preserve">73 up to 77</w:t>
+              <w:t xml:space="preserve">76–73</w:t>
             </w:r>
           </w:p>
         </w:tc>
@@ -3782,7 +3782,7 @@
               <w:pStyle w:val="Compact"/>
             </w:pPr>
             <w:r>
-              <w:t xml:space="preserve">90 up to 93</w:t>
+              <w:t xml:space="preserve">92–90</w:t>
             </w:r>
           </w:p>
         </w:tc>
@@ -3804,7 +3804,7 @@
               <w:pStyle w:val="Compact"/>
             </w:pPr>
             <w:r>
-              <w:t xml:space="preserve">80 up to 83</w:t>
+              <w:t xml:space="preserve">82–80</w:t>
             </w:r>
           </w:p>
         </w:tc>
@@ -3826,7 +3826,7 @@
               <w:pStyle w:val="Compact"/>
             </w:pPr>
             <w:r>
-              <w:t xml:space="preserve">60 up to 73</w:t>
+              <w:t xml:space="preserve">72–60</w:t>
             </w:r>
           </w:p>
         </w:tc>
@@ -3850,7 +3850,7 @@
               <w:pStyle w:val="Compact"/>
             </w:pPr>
             <w:r>
-              <w:t xml:space="preserve">87 up to 90</w:t>
+              <w:t xml:space="preserve">89–87</w:t>
             </w:r>
           </w:p>
         </w:tc>
@@ -3872,7 +3872,7 @@
               <w:pStyle w:val="Compact"/>
             </w:pPr>
             <w:r>
-              <w:t xml:space="preserve">77 up to 80</w:t>
+              <w:t xml:space="preserve">79–77</w:t>
             </w:r>
           </w:p>
         </w:tc>
@@ -3894,7 +3894,7 @@
               <w:pStyle w:val="Compact"/>
             </w:pPr>
             <w:r>
-              <w:t xml:space="preserve">0 up to 60</w:t>
+              <w:t xml:space="preserve">59–0</w:t>
             </w:r>
           </w:p>
         </w:tc>
